--- a/ALDO_MORO_MINISTRO_DEGLI_ESTERI_LA_DIMENSIONE_DIPLOMATICA.docx
+++ b/ALDO_MORO_MINISTRO_DEGLI_ESTERI_LA_DIMENSIONE_DIPLOMATICA.docx
@@ -9,7 +9,7 @@
       </w:pPr>
       <w:r>
         <w:rPr>
-          <w:rFonts w:ascii="Times New Roman" w:cs="Times New Roman" w:eastAsia="Times New Roman" w:hAnsi="Times New Roman"/>
+          <w:rFonts w:ascii="Barlow Semi Condensed" w:cs="Barlow Semi Condensed" w:eastAsia="Barlow Semi Condensed" w:hAnsi="Barlow Semi Condensed"/>
           <w:b/>
           <w:bCs/>
           <w:color w:val="1F3864"/>
@@ -50,7 +50,7 @@
       </w:pPr>
       <w:r>
         <w:rPr>
-          <w:rFonts w:ascii="Times New Roman" w:cs="Times New Roman" w:eastAsia="Times New Roman" w:hAnsi="Times New Roman"/>
+          <w:rFonts w:ascii="Barlow Semi Condensed" w:cs="Barlow Semi Condensed" w:eastAsia="Barlow Semi Condensed" w:hAnsi="Barlow Semi Condensed"/>
           <w:sz w:val="24"/>
           <w:szCs w:val="24"/>
         </w:rPr>
@@ -64,7 +64,7 @@
       </w:pPr>
       <w:r>
         <w:rPr>
-          <w:rFonts w:ascii="Times New Roman" w:cs="Times New Roman" w:eastAsia="Times New Roman" w:hAnsi="Times New Roman"/>
+          <w:rFonts w:ascii="Barlow Semi Condensed" w:cs="Barlow Semi Condensed" w:eastAsia="Barlow Semi Condensed" w:hAnsi="Barlow Semi Condensed"/>
           <w:sz w:val="24"/>
           <w:szCs w:val="24"/>
         </w:rPr>
@@ -78,7 +78,7 @@
       </w:pPr>
       <w:r>
         <w:rPr>
-          <w:rFonts w:ascii="Times New Roman" w:cs="Times New Roman" w:eastAsia="Times New Roman" w:hAnsi="Times New Roman"/>
+          <w:rFonts w:ascii="Barlow Semi Condensed" w:cs="Barlow Semi Condensed" w:eastAsia="Barlow Semi Condensed" w:hAnsi="Barlow Semi Condensed"/>
           <w:b/>
           <w:bCs/>
           <w:sz w:val="24"/>
@@ -102,7 +102,7 @@
       </w:pPr>
       <w:r>
         <w:rPr>
-          <w:rFonts w:ascii="Times New Roman" w:cs="Times New Roman" w:eastAsia="Times New Roman" w:hAnsi="Times New Roman"/>
+          <w:rFonts w:ascii="Barlow Semi Condensed" w:cs="Barlow Semi Condensed" w:eastAsia="Barlow Semi Condensed" w:hAnsi="Barlow Semi Condensed"/>
           <w:i/>
           <w:iCs/>
           <w:sz w:val="24"/>
@@ -122,7 +122,7 @@
       </w:pPr>
       <w:r>
         <w:rPr>
-          <w:rFonts w:ascii="Times New Roman" w:cs="Times New Roman" w:eastAsia="Times New Roman" w:hAnsi="Times New Roman"/>
+          <w:rFonts w:ascii="Barlow Semi Condensed" w:cs="Barlow Semi Condensed" w:eastAsia="Barlow Semi Condensed" w:hAnsi="Barlow Semi Condensed"/>
           <w:b/>
           <w:bCs/>
           <w:i w:val="false"/>
@@ -134,7 +134,7 @@
       </w:r>
       <w:r>
         <w:rPr>
-          <w:rFonts w:ascii="Times New Roman" w:cs="Times New Roman" w:eastAsia="Times New Roman" w:hAnsi="Times New Roman"/>
+          <w:rFonts w:ascii="Barlow Semi Condensed" w:cs="Barlow Semi Condensed" w:eastAsia="Barlow Semi Condensed" w:hAnsi="Barlow Semi Condensed"/>
           <w:i w:val="false"/>
           <w:iCs w:val="false"/>
           <w:sz w:val="24"/>
@@ -154,7 +154,7 @@
       </w:pPr>
       <w:r>
         <w:rPr>
-          <w:rFonts w:ascii="Times New Roman" w:cs="Times New Roman" w:eastAsia="Times New Roman" w:hAnsi="Times New Roman"/>
+          <w:rFonts w:ascii="Barlow Semi Condensed" w:cs="Barlow Semi Condensed" w:eastAsia="Barlow Semi Condensed" w:hAnsi="Barlow Semi Condensed"/>
           <w:b/>
           <w:bCs/>
           <w:i w:val="false"/>
@@ -166,7 +166,7 @@
       </w:r>
       <w:r>
         <w:rPr>
-          <w:rFonts w:ascii="Times New Roman" w:cs="Times New Roman" w:eastAsia="Times New Roman" w:hAnsi="Times New Roman"/>
+          <w:rFonts w:ascii="Barlow Semi Condensed" w:cs="Barlow Semi Condensed" w:eastAsia="Barlow Semi Condensed" w:hAnsi="Barlow Semi Condensed"/>
           <w:i w:val="false"/>
           <w:iCs w:val="false"/>
           <w:sz w:val="24"/>
@@ -176,7 +176,7 @@
       </w:r>
       <w:r>
         <w:rPr>
-          <w:rFonts w:ascii="Times New Roman" w:cs="Times New Roman" w:eastAsia="Times New Roman" w:hAnsi="Times New Roman"/>
+          <w:rFonts w:ascii="Barlow Semi Condensed" w:cs="Barlow Semi Condensed" w:eastAsia="Barlow Semi Condensed" w:hAnsi="Barlow Semi Condensed"/>
           <w:b/>
           <w:bCs/>
           <w:i w:val="false"/>
@@ -188,7 +188,7 @@
       </w:r>
       <w:r>
         <w:rPr>
-          <w:rFonts w:ascii="Times New Roman" w:cs="Times New Roman" w:eastAsia="Times New Roman" w:hAnsi="Times New Roman"/>
+          <w:rFonts w:ascii="Barlow Semi Condensed" w:cs="Barlow Semi Condensed" w:eastAsia="Barlow Semi Condensed" w:hAnsi="Barlow Semi Condensed"/>
           <w:i w:val="false"/>
           <w:iCs w:val="false"/>
           <w:sz w:val="24"/>
@@ -198,7 +198,7 @@
       </w:r>
       <w:r>
         <w:rPr>
-          <w:rFonts w:ascii="Times New Roman" w:cs="Times New Roman" w:eastAsia="Times New Roman" w:hAnsi="Times New Roman"/>
+          <w:rFonts w:ascii="Barlow Semi Condensed" w:cs="Barlow Semi Condensed" w:eastAsia="Barlow Semi Condensed" w:hAnsi="Barlow Semi Condensed"/>
           <w:b/>
           <w:bCs/>
           <w:i w:val="false"/>
@@ -210,7 +210,7 @@
       </w:r>
       <w:r>
         <w:rPr>
-          <w:rFonts w:ascii="Times New Roman" w:cs="Times New Roman" w:eastAsia="Times New Roman" w:hAnsi="Times New Roman"/>
+          <w:rFonts w:ascii="Barlow Semi Condensed" w:cs="Barlow Semi Condensed" w:eastAsia="Barlow Semi Condensed" w:hAnsi="Barlow Semi Condensed"/>
           <w:i w:val="false"/>
           <w:iCs w:val="false"/>
           <w:sz w:val="24"/>
@@ -220,7 +220,7 @@
       </w:r>
       <w:r>
         <w:rPr>
-          <w:rFonts w:ascii="Times New Roman" w:cs="Times New Roman" w:eastAsia="Times New Roman" w:hAnsi="Times New Roman"/>
+          <w:rFonts w:ascii="Barlow Semi Condensed" w:cs="Barlow Semi Condensed" w:eastAsia="Barlow Semi Condensed" w:hAnsi="Barlow Semi Condensed"/>
           <w:b/>
           <w:bCs/>
           <w:i w:val="false"/>
@@ -232,7 +232,7 @@
       </w:r>
       <w:r>
         <w:rPr>
-          <w:rFonts w:ascii="Times New Roman" w:cs="Times New Roman" w:eastAsia="Times New Roman" w:hAnsi="Times New Roman"/>
+          <w:rFonts w:ascii="Barlow Semi Condensed" w:cs="Barlow Semi Condensed" w:eastAsia="Barlow Semi Condensed" w:hAnsi="Barlow Semi Condensed"/>
           <w:i w:val="false"/>
           <w:iCs w:val="false"/>
           <w:sz w:val="24"/>
@@ -242,7 +242,7 @@
       </w:r>
       <w:r>
         <w:rPr>
-          <w:rFonts w:ascii="Times New Roman" w:cs="Times New Roman" w:eastAsia="Times New Roman" w:hAnsi="Times New Roman"/>
+          <w:rFonts w:ascii="Barlow Semi Condensed" w:cs="Barlow Semi Condensed" w:eastAsia="Barlow Semi Condensed" w:hAnsi="Barlow Semi Condensed"/>
           <w:b/>
           <w:bCs/>
           <w:i w:val="false"/>
@@ -254,7 +254,7 @@
       </w:r>
       <w:r>
         <w:rPr>
-          <w:rFonts w:ascii="Times New Roman" w:cs="Times New Roman" w:eastAsia="Times New Roman" w:hAnsi="Times New Roman"/>
+          <w:rFonts w:ascii="Barlow Semi Condensed" w:cs="Barlow Semi Condensed" w:eastAsia="Barlow Semi Condensed" w:hAnsi="Barlow Semi Condensed"/>
           <w:i w:val="false"/>
           <w:iCs w:val="false"/>
           <w:sz w:val="24"/>
@@ -264,7 +264,7 @@
       </w:r>
       <w:r>
         <w:rPr>
-          <w:rFonts w:ascii="Times New Roman" w:cs="Times New Roman" w:eastAsia="Times New Roman" w:hAnsi="Times New Roman"/>
+          <w:rFonts w:ascii="Barlow Semi Condensed" w:cs="Barlow Semi Condensed" w:eastAsia="Barlow Semi Condensed" w:hAnsi="Barlow Semi Condensed"/>
           <w:b/>
           <w:bCs/>
           <w:i w:val="false"/>
@@ -276,7 +276,7 @@
       </w:r>
       <w:r>
         <w:rPr>
-          <w:rFonts w:ascii="Times New Roman" w:cs="Times New Roman" w:eastAsia="Times New Roman" w:hAnsi="Times New Roman"/>
+          <w:rFonts w:ascii="Barlow Semi Condensed" w:cs="Barlow Semi Condensed" w:eastAsia="Barlow Semi Condensed" w:hAnsi="Barlow Semi Condensed"/>
           <w:i w:val="false"/>
           <w:iCs w:val="false"/>
           <w:sz w:val="24"/>
@@ -296,7 +296,7 @@
       </w:pPr>
       <w:r>
         <w:rPr>
-          <w:rFonts w:ascii="Times New Roman" w:cs="Times New Roman" w:eastAsia="Times New Roman" w:hAnsi="Times New Roman"/>
+          <w:rFonts w:ascii="Barlow Semi Condensed" w:cs="Barlow Semi Condensed" w:eastAsia="Barlow Semi Condensed" w:hAnsi="Barlow Semi Condensed"/>
           <w:b/>
           <w:bCs/>
           <w:i w:val="false"/>
@@ -308,7 +308,7 @@
       </w:r>
       <w:r>
         <w:rPr>
-          <w:rFonts w:ascii="Times New Roman" w:cs="Times New Roman" w:eastAsia="Times New Roman" w:hAnsi="Times New Roman"/>
+          <w:rFonts w:ascii="Barlow Semi Condensed" w:cs="Barlow Semi Condensed" w:eastAsia="Barlow Semi Condensed" w:hAnsi="Barlow Semi Condensed"/>
           <w:i w:val="false"/>
           <w:iCs w:val="false"/>
           <w:sz w:val="24"/>
@@ -329,7 +329,7 @@
       </w:pPr>
       <w:r>
         <w:rPr>
-          <w:rFonts w:ascii="Times New Roman" w:cs="Times New Roman" w:eastAsia="Times New Roman" w:hAnsi="Times New Roman"/>
+          <w:rFonts w:ascii="Barlow Semi Condensed" w:cs="Barlow Semi Condensed" w:eastAsia="Barlow Semi Condensed" w:hAnsi="Barlow Semi Condensed"/>
           <w:sz w:val="24"/>
           <w:szCs w:val="24"/>
         </w:rPr>
@@ -347,7 +347,7 @@
       </w:pPr>
       <w:r>
         <w:rPr>
-          <w:rFonts w:ascii="Times New Roman" w:cs="Times New Roman" w:eastAsia="Times New Roman" w:hAnsi="Times New Roman"/>
+          <w:rFonts w:ascii="Barlow Semi Condensed" w:cs="Barlow Semi Condensed" w:eastAsia="Barlow Semi Condensed" w:hAnsi="Barlow Semi Condensed"/>
           <w:b/>
           <w:bCs/>
           <w:i w:val="false"/>
@@ -359,7 +359,7 @@
       </w:r>
       <w:r>
         <w:rPr>
-          <w:rFonts w:ascii="Times New Roman" w:cs="Times New Roman" w:eastAsia="Times New Roman" w:hAnsi="Times New Roman"/>
+          <w:rFonts w:ascii="Barlow Semi Condensed" w:cs="Barlow Semi Condensed" w:eastAsia="Barlow Semi Condensed" w:hAnsi="Barlow Semi Condensed"/>
           <w:i w:val="false"/>
           <w:iCs w:val="false"/>
           <w:sz w:val="24"/>
@@ -369,7 +369,7 @@
       </w:r>
       <w:r>
         <w:rPr>
-          <w:rFonts w:ascii="Times New Roman" w:cs="Times New Roman" w:eastAsia="Times New Roman" w:hAnsi="Times New Roman"/>
+          <w:rFonts w:ascii="Barlow Semi Condensed" w:cs="Barlow Semi Condensed" w:eastAsia="Barlow Semi Condensed" w:hAnsi="Barlow Semi Condensed"/>
           <w:b/>
           <w:bCs/>
           <w:i w:val="false"/>
@@ -381,7 +381,7 @@
       </w:r>
       <w:r>
         <w:rPr>
-          <w:rFonts w:ascii="Times New Roman" w:cs="Times New Roman" w:eastAsia="Times New Roman" w:hAnsi="Times New Roman"/>
+          <w:rFonts w:ascii="Barlow Semi Condensed" w:cs="Barlow Semi Condensed" w:eastAsia="Barlow Semi Condensed" w:hAnsi="Barlow Semi Condensed"/>
           <w:i w:val="false"/>
           <w:iCs w:val="false"/>
           <w:sz w:val="24"/>
@@ -391,7 +391,7 @@
       </w:r>
       <w:r>
         <w:rPr>
-          <w:rFonts w:ascii="Times New Roman" w:cs="Times New Roman" w:eastAsia="Times New Roman" w:hAnsi="Times New Roman"/>
+          <w:rFonts w:ascii="Barlow Semi Condensed" w:cs="Barlow Semi Condensed" w:eastAsia="Barlow Semi Condensed" w:hAnsi="Barlow Semi Condensed"/>
           <w:b/>
           <w:bCs/>
           <w:i w:val="false"/>
@@ -403,7 +403,7 @@
       </w:r>
       <w:r>
         <w:rPr>
-          <w:rFonts w:ascii="Times New Roman" w:cs="Times New Roman" w:eastAsia="Times New Roman" w:hAnsi="Times New Roman"/>
+          <w:rFonts w:ascii="Barlow Semi Condensed" w:cs="Barlow Semi Condensed" w:eastAsia="Barlow Semi Condensed" w:hAnsi="Barlow Semi Condensed"/>
           <w:i w:val="false"/>
           <w:iCs w:val="false"/>
           <w:sz w:val="24"/>
@@ -413,7 +413,7 @@
       </w:r>
       <w:r>
         <w:rPr>
-          <w:rFonts w:ascii="Times New Roman" w:cs="Times New Roman" w:eastAsia="Times New Roman" w:hAnsi="Times New Roman"/>
+          <w:rFonts w:ascii="Barlow Semi Condensed" w:cs="Barlow Semi Condensed" w:eastAsia="Barlow Semi Condensed" w:hAnsi="Barlow Semi Condensed"/>
           <w:i w:val="false"/>
           <w:iCs w:val="false"/>
           <w:sz w:val="24"/>
@@ -423,7 +423,7 @@
       </w:r>
       <w:r>
         <w:rPr>
-          <w:rFonts w:ascii="Times New Roman" w:cs="Times New Roman" w:eastAsia="Times New Roman" w:hAnsi="Times New Roman"/>
+          <w:rFonts w:ascii="Barlow Semi Condensed" w:cs="Barlow Semi Condensed" w:eastAsia="Barlow Semi Condensed" w:hAnsi="Barlow Semi Condensed"/>
           <w:i w:val="false"/>
           <w:iCs w:val="false"/>
           <w:sz w:val="24"/>
@@ -433,7 +433,7 @@
       </w:r>
       <w:r>
         <w:rPr>
-          <w:rFonts w:ascii="Times New Roman" w:cs="Times New Roman" w:eastAsia="Times New Roman" w:hAnsi="Times New Roman"/>
+          <w:rFonts w:ascii="Barlow Semi Condensed" w:cs="Barlow Semi Condensed" w:eastAsia="Barlow Semi Condensed" w:hAnsi="Barlow Semi Condensed"/>
           <w:i w:val="false"/>
           <w:iCs w:val="false"/>
           <w:sz w:val="24"/>
@@ -443,7 +443,7 @@
       </w:r>
       <w:r>
         <w:rPr>
-          <w:rFonts w:ascii="Times New Roman" w:cs="Times New Roman" w:eastAsia="Times New Roman" w:hAnsi="Times New Roman"/>
+          <w:rFonts w:ascii="Barlow Semi Condensed" w:cs="Barlow Semi Condensed" w:eastAsia="Barlow Semi Condensed" w:hAnsi="Barlow Semi Condensed"/>
           <w:i w:val="false"/>
           <w:iCs w:val="false"/>
           <w:sz w:val="24"/>
@@ -453,7 +453,7 @@
       </w:r>
       <w:r>
         <w:rPr>
-          <w:rFonts w:ascii="Times New Roman" w:cs="Times New Roman" w:eastAsia="Times New Roman" w:hAnsi="Times New Roman"/>
+          <w:rFonts w:ascii="Barlow Semi Condensed" w:cs="Barlow Semi Condensed" w:eastAsia="Barlow Semi Condensed" w:hAnsi="Barlow Semi Condensed"/>
           <w:b/>
           <w:bCs/>
           <w:i w:val="false"/>
@@ -465,7 +465,7 @@
       </w:r>
       <w:r>
         <w:rPr>
-          <w:rFonts w:ascii="Times New Roman" w:cs="Times New Roman" w:eastAsia="Times New Roman" w:hAnsi="Times New Roman"/>
+          <w:rFonts w:ascii="Barlow Semi Condensed" w:cs="Barlow Semi Condensed" w:eastAsia="Barlow Semi Condensed" w:hAnsi="Barlow Semi Condensed"/>
           <w:i w:val="false"/>
           <w:iCs w:val="false"/>
           <w:sz w:val="24"/>
@@ -475,7 +475,7 @@
       </w:r>
       <w:r>
         <w:rPr>
-          <w:rFonts w:ascii="Times New Roman" w:cs="Times New Roman" w:eastAsia="Times New Roman" w:hAnsi="Times New Roman"/>
+          <w:rFonts w:ascii="Barlow Semi Condensed" w:cs="Barlow Semi Condensed" w:eastAsia="Barlow Semi Condensed" w:hAnsi="Barlow Semi Condensed"/>
           <w:b/>
           <w:bCs/>
           <w:i w:val="false"/>
@@ -487,7 +487,7 @@
       </w:r>
       <w:r>
         <w:rPr>
-          <w:rFonts w:ascii="Times New Roman" w:cs="Times New Roman" w:eastAsia="Times New Roman" w:hAnsi="Times New Roman"/>
+          <w:rFonts w:ascii="Barlow Semi Condensed" w:cs="Barlow Semi Condensed" w:eastAsia="Barlow Semi Condensed" w:hAnsi="Barlow Semi Condensed"/>
           <w:i w:val="false"/>
           <w:iCs w:val="false"/>
           <w:sz w:val="24"/>
@@ -497,7 +497,7 @@
       </w:r>
       <w:r>
         <w:rPr>
-          <w:rFonts w:ascii="Times New Roman" w:cs="Times New Roman" w:eastAsia="Times New Roman" w:hAnsi="Times New Roman"/>
+          <w:rFonts w:ascii="Barlow Semi Condensed" w:cs="Barlow Semi Condensed" w:eastAsia="Barlow Semi Condensed" w:hAnsi="Barlow Semi Condensed"/>
           <w:b/>
           <w:bCs/>
           <w:i w:val="false"/>
@@ -509,7 +509,7 @@
       </w:r>
       <w:r>
         <w:rPr>
-          <w:rFonts w:ascii="Times New Roman" w:cs="Times New Roman" w:eastAsia="Times New Roman" w:hAnsi="Times New Roman"/>
+          <w:rFonts w:ascii="Barlow Semi Condensed" w:cs="Barlow Semi Condensed" w:eastAsia="Barlow Semi Condensed" w:hAnsi="Barlow Semi Condensed"/>
           <w:i w:val="false"/>
           <w:iCs w:val="false"/>
           <w:sz w:val="24"/>
@@ -519,7 +519,7 @@
       </w:r>
       <w:r>
         <w:rPr>
-          <w:rFonts w:ascii="Times New Roman" w:cs="Times New Roman" w:eastAsia="Times New Roman" w:hAnsi="Times New Roman"/>
+          <w:rFonts w:ascii="Barlow Semi Condensed" w:cs="Barlow Semi Condensed" w:eastAsia="Barlow Semi Condensed" w:hAnsi="Barlow Semi Condensed"/>
           <w:b/>
           <w:bCs/>
           <w:i w:val="false"/>
@@ -531,7 +531,7 @@
       </w:r>
       <w:r>
         <w:rPr>
-          <w:rFonts w:ascii="Times New Roman" w:cs="Times New Roman" w:eastAsia="Times New Roman" w:hAnsi="Times New Roman"/>
+          <w:rFonts w:ascii="Barlow Semi Condensed" w:cs="Barlow Semi Condensed" w:eastAsia="Barlow Semi Condensed" w:hAnsi="Barlow Semi Condensed"/>
           <w:i w:val="false"/>
           <w:iCs w:val="false"/>
           <w:sz w:val="24"/>
@@ -541,7 +541,7 @@
       </w:r>
       <w:r>
         <w:rPr>
-          <w:rFonts w:ascii="Times New Roman" w:cs="Times New Roman" w:eastAsia="Times New Roman" w:hAnsi="Times New Roman"/>
+          <w:rFonts w:ascii="Barlow Semi Condensed" w:cs="Barlow Semi Condensed" w:eastAsia="Barlow Semi Condensed" w:hAnsi="Barlow Semi Condensed"/>
           <w:i w:val="false"/>
           <w:iCs w:val="false"/>
           <w:sz w:val="24"/>
@@ -551,7 +551,7 @@
       </w:r>
       <w:r>
         <w:rPr>
-          <w:rFonts w:ascii="Times New Roman" w:cs="Times New Roman" w:eastAsia="Times New Roman" w:hAnsi="Times New Roman"/>
+          <w:rFonts w:ascii="Barlow Semi Condensed" w:cs="Barlow Semi Condensed" w:eastAsia="Barlow Semi Condensed" w:hAnsi="Barlow Semi Condensed"/>
           <w:i w:val="false"/>
           <w:iCs w:val="false"/>
           <w:sz w:val="24"/>
@@ -575,7 +575,7 @@
       </w:pPr>
       <w:r>
         <w:rPr>
-          <w:rFonts w:ascii="Times New Roman" w:cs="Times New Roman" w:eastAsia="Times New Roman" w:hAnsi="Times New Roman"/>
+          <w:rFonts w:ascii="Barlow Semi Condensed" w:cs="Barlow Semi Condensed" w:eastAsia="Barlow Semi Condensed" w:hAnsi="Barlow Semi Condensed"/>
           <w:sz w:val="24"/>
           <w:szCs w:val="24"/>
         </w:rPr>
@@ -589,7 +589,7 @@
       </w:pPr>
       <w:r>
         <w:rPr>
-          <w:rFonts w:ascii="Times New Roman" w:cs="Times New Roman" w:eastAsia="Times New Roman" w:hAnsi="Times New Roman"/>
+          <w:rFonts w:ascii="Barlow Semi Condensed" w:cs="Barlow Semi Condensed" w:eastAsia="Barlow Semi Condensed" w:hAnsi="Barlow Semi Condensed"/>
           <w:sz w:val="24"/>
           <w:szCs w:val="24"/>
         </w:rPr>
@@ -597,7 +597,7 @@
       </w:r>
       <w:r>
         <w:rPr>
-          <w:rFonts w:ascii="Times New Roman" w:cs="Times New Roman" w:eastAsia="Times New Roman" w:hAnsi="Times New Roman"/>
+          <w:rFonts w:ascii="Barlow Semi Condensed" w:cs="Barlow Semi Condensed" w:eastAsia="Barlow Semi Condensed" w:hAnsi="Barlow Semi Condensed"/>
           <w:b/>
           <w:bCs/>
           <w:sz w:val="24"/>
@@ -607,7 +607,7 @@
       </w:r>
       <w:r>
         <w:rPr>
-          <w:rFonts w:ascii="Times New Roman" w:cs="Times New Roman" w:eastAsia="Times New Roman" w:hAnsi="Times New Roman"/>
+          <w:rFonts w:ascii="Barlow Semi Condensed" w:cs="Barlow Semi Condensed" w:eastAsia="Barlow Semi Condensed" w:hAnsi="Barlow Semi Condensed"/>
           <w:sz w:val="24"/>
           <w:szCs w:val="24"/>
         </w:rPr>
@@ -615,7 +615,7 @@
       </w:r>
       <w:r>
         <w:rPr>
-          <w:rFonts w:ascii="Times New Roman" w:cs="Times New Roman" w:eastAsia="Times New Roman" w:hAnsi="Times New Roman"/>
+          <w:rFonts w:ascii="Barlow Semi Condensed" w:cs="Barlow Semi Condensed" w:eastAsia="Barlow Semi Condensed" w:hAnsi="Barlow Semi Condensed"/>
           <w:b/>
           <w:bCs/>
           <w:sz w:val="24"/>
@@ -625,7 +625,7 @@
       </w:r>
       <w:r>
         <w:rPr>
-          <w:rFonts w:ascii="Times New Roman" w:cs="Times New Roman" w:eastAsia="Times New Roman" w:hAnsi="Times New Roman"/>
+          <w:rFonts w:ascii="Barlow Semi Condensed" w:cs="Barlow Semi Condensed" w:eastAsia="Barlow Semi Condensed" w:hAnsi="Barlow Semi Condensed"/>
           <w:sz w:val="24"/>
           <w:szCs w:val="24"/>
         </w:rPr>
@@ -633,7 +633,7 @@
       </w:r>
       <w:r>
         <w:rPr>
-          <w:rFonts w:ascii="Times New Roman" w:cs="Times New Roman" w:eastAsia="Times New Roman" w:hAnsi="Times New Roman"/>
+          <w:rFonts w:ascii="Barlow Semi Condensed" w:cs="Barlow Semi Condensed" w:eastAsia="Barlow Semi Condensed" w:hAnsi="Barlow Semi Condensed"/>
           <w:b/>
           <w:bCs/>
           <w:sz w:val="24"/>
@@ -643,7 +643,7 @@
       </w:r>
       <w:r>
         <w:rPr>
-          <w:rFonts w:ascii="Times New Roman" w:cs="Times New Roman" w:eastAsia="Times New Roman" w:hAnsi="Times New Roman"/>
+          <w:rFonts w:ascii="Barlow Semi Condensed" w:cs="Barlow Semi Condensed" w:eastAsia="Barlow Semi Condensed" w:hAnsi="Barlow Semi Condensed"/>
           <w:sz w:val="24"/>
           <w:szCs w:val="24"/>
         </w:rPr>
@@ -657,7 +657,7 @@
       </w:pPr>
       <w:r>
         <w:rPr>
-          <w:rFonts w:ascii="Times New Roman" w:cs="Times New Roman" w:eastAsia="Times New Roman" w:hAnsi="Times New Roman"/>
+          <w:rFonts w:ascii="Barlow Semi Condensed" w:cs="Barlow Semi Condensed" w:eastAsia="Barlow Semi Condensed" w:hAnsi="Barlow Semi Condensed"/>
           <w:sz w:val="24"/>
           <w:szCs w:val="24"/>
         </w:rPr>
@@ -665,7 +665,7 @@
       </w:r>
       <w:r>
         <w:rPr>
-          <w:rFonts w:ascii="Times New Roman" w:cs="Times New Roman" w:eastAsia="Times New Roman" w:hAnsi="Times New Roman"/>
+          <w:rFonts w:ascii="Barlow Semi Condensed" w:cs="Barlow Semi Condensed" w:eastAsia="Barlow Semi Condensed" w:hAnsi="Barlow Semi Condensed"/>
           <w:b/>
           <w:bCs/>
           <w:sz w:val="24"/>
@@ -675,7 +675,7 @@
       </w:r>
       <w:r>
         <w:rPr>
-          <w:rFonts w:ascii="Times New Roman" w:cs="Times New Roman" w:eastAsia="Times New Roman" w:hAnsi="Times New Roman"/>
+          <w:rFonts w:ascii="Barlow Semi Condensed" w:cs="Barlow Semi Condensed" w:eastAsia="Barlow Semi Condensed" w:hAnsi="Barlow Semi Condensed"/>
           <w:sz w:val="24"/>
           <w:szCs w:val="24"/>
         </w:rPr>
@@ -690,7 +690,7 @@
       </w:pPr>
       <w:r>
         <w:rPr>
-          <w:rFonts w:ascii="Times New Roman" w:cs="Times New Roman" w:eastAsia="Times New Roman" w:hAnsi="Times New Roman"/>
+          <w:rFonts w:ascii="Barlow Semi Condensed" w:cs="Barlow Semi Condensed" w:eastAsia="Barlow Semi Condensed" w:hAnsi="Barlow Semi Condensed"/>
           <w:sz w:val="24"/>
           <w:szCs w:val="24"/>
         </w:rPr>
@@ -698,7 +698,7 @@
       </w:r>
       <w:r>
         <w:rPr>
-          <w:rFonts w:ascii="Times New Roman" w:cs="Times New Roman" w:eastAsia="Times New Roman" w:hAnsi="Times New Roman"/>
+          <w:rFonts w:ascii="Barlow Semi Condensed" w:cs="Barlow Semi Condensed" w:eastAsia="Barlow Semi Condensed" w:hAnsi="Barlow Semi Condensed"/>
           <w:b/>
           <w:bCs/>
           <w:sz w:val="24"/>
@@ -708,7 +708,7 @@
       </w:r>
       <w:r>
         <w:rPr>
-          <w:rFonts w:ascii="Times New Roman" w:cs="Times New Roman" w:eastAsia="Times New Roman" w:hAnsi="Times New Roman"/>
+          <w:rFonts w:ascii="Barlow Semi Condensed" w:cs="Barlow Semi Condensed" w:eastAsia="Barlow Semi Condensed" w:hAnsi="Barlow Semi Condensed"/>
           <w:sz w:val="24"/>
           <w:szCs w:val="24"/>
         </w:rPr>
@@ -723,7 +723,7 @@
       </w:pPr>
       <w:r>
         <w:rPr>
-          <w:rFonts w:ascii="Times New Roman" w:cs="Times New Roman" w:eastAsia="Times New Roman" w:hAnsi="Times New Roman"/>
+          <w:rFonts w:ascii="Barlow Semi Condensed" w:cs="Barlow Semi Condensed" w:eastAsia="Barlow Semi Condensed" w:hAnsi="Barlow Semi Condensed"/>
           <w:sz w:val="24"/>
           <w:szCs w:val="24"/>
         </w:rPr>
@@ -731,7 +731,7 @@
       </w:r>
       <w:r>
         <w:rPr>
-          <w:rFonts w:ascii="Times New Roman" w:cs="Times New Roman" w:eastAsia="Times New Roman" w:hAnsi="Times New Roman"/>
+          <w:rFonts w:ascii="Barlow Semi Condensed" w:cs="Barlow Semi Condensed" w:eastAsia="Barlow Semi Condensed" w:hAnsi="Barlow Semi Condensed"/>
           <w:b/>
           <w:bCs/>
           <w:sz w:val="24"/>
@@ -741,7 +741,7 @@
       </w:r>
       <w:r>
         <w:rPr>
-          <w:rFonts w:ascii="Times New Roman" w:cs="Times New Roman" w:eastAsia="Times New Roman" w:hAnsi="Times New Roman"/>
+          <w:rFonts w:ascii="Barlow Semi Condensed" w:cs="Barlow Semi Condensed" w:eastAsia="Barlow Semi Condensed" w:hAnsi="Barlow Semi Condensed"/>
           <w:sz w:val="24"/>
           <w:szCs w:val="24"/>
         </w:rPr>
@@ -749,7 +749,7 @@
       </w:r>
       <w:r>
         <w:rPr>
-          <w:rFonts w:ascii="Times New Roman" w:cs="Times New Roman" w:eastAsia="Times New Roman" w:hAnsi="Times New Roman"/>
+          <w:rFonts w:ascii="Barlow Semi Condensed" w:cs="Barlow Semi Condensed" w:eastAsia="Barlow Semi Condensed" w:hAnsi="Barlow Semi Condensed"/>
           <w:b/>
           <w:bCs/>
           <w:sz w:val="24"/>
@@ -759,7 +759,7 @@
       </w:r>
       <w:r>
         <w:rPr>
-          <w:rFonts w:ascii="Times New Roman" w:cs="Times New Roman" w:eastAsia="Times New Roman" w:hAnsi="Times New Roman"/>
+          <w:rFonts w:ascii="Barlow Semi Condensed" w:cs="Barlow Semi Condensed" w:eastAsia="Barlow Semi Condensed" w:hAnsi="Barlow Semi Condensed"/>
           <w:sz w:val="24"/>
           <w:szCs w:val="24"/>
         </w:rPr>
@@ -767,7 +767,7 @@
       </w:r>
       <w:r>
         <w:rPr>
-          <w:rFonts w:ascii="Times New Roman" w:cs="Times New Roman" w:eastAsia="Times New Roman" w:hAnsi="Times New Roman"/>
+          <w:rFonts w:ascii="Barlow Semi Condensed" w:cs="Barlow Semi Condensed" w:eastAsia="Barlow Semi Condensed" w:hAnsi="Barlow Semi Condensed"/>
           <w:b/>
           <w:bCs/>
           <w:sz w:val="24"/>
@@ -777,7 +777,7 @@
       </w:r>
       <w:r>
         <w:rPr>
-          <w:rFonts w:ascii="Times New Roman" w:cs="Times New Roman" w:eastAsia="Times New Roman" w:hAnsi="Times New Roman"/>
+          <w:rFonts w:ascii="Barlow Semi Condensed" w:cs="Barlow Semi Condensed" w:eastAsia="Barlow Semi Condensed" w:hAnsi="Barlow Semi Condensed"/>
           <w:sz w:val="24"/>
           <w:szCs w:val="24"/>
         </w:rPr>
@@ -785,7 +785,7 @@
       </w:r>
       <w:r>
         <w:rPr>
-          <w:rFonts w:ascii="Times New Roman" w:cs="Times New Roman" w:eastAsia="Times New Roman" w:hAnsi="Times New Roman"/>
+          <w:rFonts w:ascii="Barlow Semi Condensed" w:cs="Barlow Semi Condensed" w:eastAsia="Barlow Semi Condensed" w:hAnsi="Barlow Semi Condensed"/>
           <w:b/>
           <w:bCs/>
           <w:sz w:val="24"/>
@@ -795,7 +795,7 @@
       </w:r>
       <w:r>
         <w:rPr>
-          <w:rFonts w:ascii="Times New Roman" w:cs="Times New Roman" w:eastAsia="Times New Roman" w:hAnsi="Times New Roman"/>
+          <w:rFonts w:ascii="Barlow Semi Condensed" w:cs="Barlow Semi Condensed" w:eastAsia="Barlow Semi Condensed" w:hAnsi="Barlow Semi Condensed"/>
           <w:sz w:val="24"/>
           <w:szCs w:val="24"/>
         </w:rPr>
@@ -810,7 +810,7 @@
       </w:pPr>
       <w:r>
         <w:rPr>
-          <w:rFonts w:ascii="Times New Roman" w:cs="Times New Roman" w:eastAsia="Times New Roman" w:hAnsi="Times New Roman"/>
+          <w:rFonts w:ascii="Barlow Semi Condensed" w:cs="Barlow Semi Condensed" w:eastAsia="Barlow Semi Condensed" w:hAnsi="Barlow Semi Condensed"/>
           <w:sz w:val="24"/>
           <w:szCs w:val="24"/>
         </w:rPr>
@@ -818,7 +818,7 @@
       </w:r>
       <w:r>
         <w:rPr>
-          <w:rFonts w:ascii="Times New Roman" w:cs="Times New Roman" w:eastAsia="Times New Roman" w:hAnsi="Times New Roman"/>
+          <w:rFonts w:ascii="Barlow Semi Condensed" w:cs="Barlow Semi Condensed" w:eastAsia="Barlow Semi Condensed" w:hAnsi="Barlow Semi Condensed"/>
           <w:b/>
           <w:bCs/>
           <w:sz w:val="24"/>
@@ -828,7 +828,7 @@
       </w:r>
       <w:r>
         <w:rPr>
-          <w:rFonts w:ascii="Times New Roman" w:cs="Times New Roman" w:eastAsia="Times New Roman" w:hAnsi="Times New Roman"/>
+          <w:rFonts w:ascii="Barlow Semi Condensed" w:cs="Barlow Semi Condensed" w:eastAsia="Barlow Semi Condensed" w:hAnsi="Barlow Semi Condensed"/>
           <w:sz w:val="24"/>
           <w:szCs w:val="24"/>
         </w:rPr>
@@ -842,7 +842,7 @@
       </w:pPr>
       <w:r>
         <w:rPr>
-          <w:rFonts w:ascii="Times New Roman" w:cs="Times New Roman" w:eastAsia="Times New Roman" w:hAnsi="Times New Roman"/>
+          <w:rFonts w:ascii="Barlow Semi Condensed" w:cs="Barlow Semi Condensed" w:eastAsia="Barlow Semi Condensed" w:hAnsi="Barlow Semi Condensed"/>
           <w:sz w:val="24"/>
           <w:szCs w:val="24"/>
         </w:rPr>
@@ -850,7 +850,7 @@
       </w:r>
       <w:r>
         <w:rPr>
-          <w:rFonts w:ascii="Times New Roman" w:cs="Times New Roman" w:eastAsia="Times New Roman" w:hAnsi="Times New Roman"/>
+          <w:rFonts w:ascii="Barlow Semi Condensed" w:cs="Barlow Semi Condensed" w:eastAsia="Barlow Semi Condensed" w:hAnsi="Barlow Semi Condensed"/>
           <w:b/>
           <w:bCs/>
           <w:sz w:val="24"/>
@@ -860,7 +860,7 @@
       </w:r>
       <w:r>
         <w:rPr>
-          <w:rFonts w:ascii="Times New Roman" w:cs="Times New Roman" w:eastAsia="Times New Roman" w:hAnsi="Times New Roman"/>
+          <w:rFonts w:ascii="Barlow Semi Condensed" w:cs="Barlow Semi Condensed" w:eastAsia="Barlow Semi Condensed" w:hAnsi="Barlow Semi Condensed"/>
           <w:sz w:val="24"/>
           <w:szCs w:val="24"/>
         </w:rPr>
@@ -868,7 +868,7 @@
       </w:r>
       <w:r>
         <w:rPr>
-          <w:rFonts w:ascii="Times New Roman" w:cs="Times New Roman" w:eastAsia="Times New Roman" w:hAnsi="Times New Roman"/>
+          <w:rFonts w:ascii="Barlow Semi Condensed" w:cs="Barlow Semi Condensed" w:eastAsia="Barlow Semi Condensed" w:hAnsi="Barlow Semi Condensed"/>
           <w:b/>
           <w:bCs/>
           <w:sz w:val="24"/>
@@ -878,7 +878,7 @@
       </w:r>
       <w:r>
         <w:rPr>
-          <w:rFonts w:ascii="Times New Roman" w:cs="Times New Roman" w:eastAsia="Times New Roman" w:hAnsi="Times New Roman"/>
+          <w:rFonts w:ascii="Barlow Semi Condensed" w:cs="Barlow Semi Condensed" w:eastAsia="Barlow Semi Condensed" w:hAnsi="Barlow Semi Condensed"/>
           <w:sz w:val="24"/>
           <w:szCs w:val="24"/>
         </w:rPr>
@@ -886,7 +886,7 @@
       </w:r>
       <w:r>
         <w:rPr>
-          <w:rFonts w:ascii="Times New Roman" w:cs="Times New Roman" w:eastAsia="Times New Roman" w:hAnsi="Times New Roman"/>
+          <w:rFonts w:ascii="Barlow Semi Condensed" w:cs="Barlow Semi Condensed" w:eastAsia="Barlow Semi Condensed" w:hAnsi="Barlow Semi Condensed"/>
           <w:b/>
           <w:bCs/>
           <w:sz w:val="24"/>
@@ -896,7 +896,7 @@
       </w:r>
       <w:r>
         <w:rPr>
-          <w:rFonts w:ascii="Times New Roman" w:cs="Times New Roman" w:eastAsia="Times New Roman" w:hAnsi="Times New Roman"/>
+          <w:rFonts w:ascii="Barlow Semi Condensed" w:cs="Barlow Semi Condensed" w:eastAsia="Barlow Semi Condensed" w:hAnsi="Barlow Semi Condensed"/>
           <w:sz w:val="24"/>
           <w:szCs w:val="24"/>
         </w:rPr>
@@ -904,7 +904,7 @@
       </w:r>
       <w:r>
         <w:rPr>
-          <w:rFonts w:ascii="Times New Roman" w:cs="Times New Roman" w:eastAsia="Times New Roman" w:hAnsi="Times New Roman"/>
+          <w:rFonts w:ascii="Barlow Semi Condensed" w:cs="Barlow Semi Condensed" w:eastAsia="Barlow Semi Condensed" w:hAnsi="Barlow Semi Condensed"/>
           <w:b/>
           <w:bCs/>
           <w:sz w:val="24"/>
@@ -914,7 +914,7 @@
       </w:r>
       <w:r>
         <w:rPr>
-          <w:rFonts w:ascii="Times New Roman" w:cs="Times New Roman" w:eastAsia="Times New Roman" w:hAnsi="Times New Roman"/>
+          <w:rFonts w:ascii="Barlow Semi Condensed" w:cs="Barlow Semi Condensed" w:eastAsia="Barlow Semi Condensed" w:hAnsi="Barlow Semi Condensed"/>
           <w:sz w:val="24"/>
           <w:szCs w:val="24"/>
         </w:rPr>
@@ -922,7 +922,7 @@
       </w:r>
       <w:r>
         <w:rPr>
-          <w:rFonts w:ascii="Times New Roman" w:cs="Times New Roman" w:eastAsia="Times New Roman" w:hAnsi="Times New Roman"/>
+          <w:rFonts w:ascii="Barlow Semi Condensed" w:cs="Barlow Semi Condensed" w:eastAsia="Barlow Semi Condensed" w:hAnsi="Barlow Semi Condensed"/>
           <w:b/>
           <w:bCs/>
           <w:sz w:val="24"/>
@@ -932,7 +932,7 @@
       </w:r>
       <w:r>
         <w:rPr>
-          <w:rFonts w:ascii="Times New Roman" w:cs="Times New Roman" w:eastAsia="Times New Roman" w:hAnsi="Times New Roman"/>
+          <w:rFonts w:ascii="Barlow Semi Condensed" w:cs="Barlow Semi Condensed" w:eastAsia="Barlow Semi Condensed" w:hAnsi="Barlow Semi Condensed"/>
           <w:sz w:val="24"/>
           <w:szCs w:val="24"/>
         </w:rPr>
@@ -940,7 +940,7 @@
       </w:r>
       <w:r>
         <w:rPr>
-          <w:rFonts w:ascii="Times New Roman" w:cs="Times New Roman" w:eastAsia="Times New Roman" w:hAnsi="Times New Roman"/>
+          <w:rFonts w:ascii="Barlow Semi Condensed" w:cs="Barlow Semi Condensed" w:eastAsia="Barlow Semi Condensed" w:hAnsi="Barlow Semi Condensed"/>
           <w:b/>
           <w:bCs/>
           <w:sz w:val="24"/>
@@ -950,7 +950,7 @@
       </w:r>
       <w:r>
         <w:rPr>
-          <w:rFonts w:ascii="Times New Roman" w:cs="Times New Roman" w:eastAsia="Times New Roman" w:hAnsi="Times New Roman"/>
+          <w:rFonts w:ascii="Barlow Semi Condensed" w:cs="Barlow Semi Condensed" w:eastAsia="Barlow Semi Condensed" w:hAnsi="Barlow Semi Condensed"/>
           <w:sz w:val="24"/>
           <w:szCs w:val="24"/>
         </w:rPr>
@@ -958,7 +958,7 @@
       </w:r>
       <w:r>
         <w:rPr>
-          <w:rFonts w:ascii="Times New Roman" w:cs="Times New Roman" w:eastAsia="Times New Roman" w:hAnsi="Times New Roman"/>
+          <w:rFonts w:ascii="Barlow Semi Condensed" w:cs="Barlow Semi Condensed" w:eastAsia="Barlow Semi Condensed" w:hAnsi="Barlow Semi Condensed"/>
           <w:b/>
           <w:bCs/>
           <w:sz w:val="24"/>
@@ -968,7 +968,7 @@
       </w:r>
       <w:r>
         <w:rPr>
-          <w:rFonts w:ascii="Times New Roman" w:cs="Times New Roman" w:eastAsia="Times New Roman" w:hAnsi="Times New Roman"/>
+          <w:rFonts w:ascii="Barlow Semi Condensed" w:cs="Barlow Semi Condensed" w:eastAsia="Barlow Semi Condensed" w:hAnsi="Barlow Semi Condensed"/>
           <w:sz w:val="24"/>
           <w:szCs w:val="24"/>
         </w:rPr>
@@ -990,7 +990,7 @@
       </w:pPr>
       <w:r>
         <w:rPr>
-          <w:rFonts w:ascii="Times New Roman" w:cs="Times New Roman" w:eastAsia="Times New Roman" w:hAnsi="Times New Roman"/>
+          <w:rFonts w:ascii="Barlow Semi Condensed" w:cs="Barlow Semi Condensed" w:eastAsia="Barlow Semi Condensed" w:hAnsi="Barlow Semi Condensed"/>
           <w:sz w:val="24"/>
           <w:szCs w:val="24"/>
         </w:rPr>
@@ -1004,7 +1004,7 @@
       </w:pPr>
       <w:r>
         <w:rPr>
-          <w:rFonts w:ascii="Times New Roman" w:cs="Times New Roman" w:eastAsia="Times New Roman" w:hAnsi="Times New Roman"/>
+          <w:rFonts w:ascii="Barlow Semi Condensed" w:cs="Barlow Semi Condensed" w:eastAsia="Barlow Semi Condensed" w:hAnsi="Barlow Semi Condensed"/>
           <w:sz w:val="24"/>
           <w:szCs w:val="24"/>
         </w:rPr>
@@ -1036,11 +1036,11 @@
           <w:p>
             <w:pPr>
               <w:spacing w:after="20" w:before="20"/>
-              <w:jc w:val="left"/>
+              <w:jc w:val="both"/>
             </w:pPr>
             <w:r>
               <w:rPr>
-                <w:rFonts w:ascii="Times New Roman" w:cs="Times New Roman" w:eastAsia="Times New Roman" w:hAnsi="Times New Roman"/>
+                <w:rFonts w:ascii="Barlow Semi Condensed" w:cs="Barlow Semi Condensed" w:eastAsia="Barlow Semi Condensed" w:hAnsi="Barlow Semi Condensed"/>
                 <w:b/>
                 <w:bCs/>
                 <w:color w:val="FFFFFF"/>
@@ -1059,11 +1059,11 @@
           <w:p>
             <w:pPr>
               <w:spacing w:after="20" w:before="20"/>
-              <w:jc w:val="left"/>
+              <w:jc w:val="both"/>
             </w:pPr>
             <w:r>
               <w:rPr>
-                <w:rFonts w:ascii="Times New Roman" w:cs="Times New Roman" w:eastAsia="Times New Roman" w:hAnsi="Times New Roman"/>
+                <w:rFonts w:ascii="Barlow Semi Condensed" w:cs="Barlow Semi Condensed" w:eastAsia="Barlow Semi Condensed" w:hAnsi="Barlow Semi Condensed"/>
                 <w:b/>
                 <w:bCs/>
                 <w:color w:val="FFFFFF"/>
@@ -1083,11 +1083,11 @@
           <w:p>
             <w:pPr>
               <w:spacing w:after="20" w:before="20"/>
-              <w:jc w:val="left"/>
+              <w:jc w:val="both"/>
             </w:pPr>
             <w:r>
               <w:rPr>
-                <w:rFonts w:ascii="Times New Roman" w:cs="Times New Roman" w:eastAsia="Times New Roman" w:hAnsi="Times New Roman"/>
+                <w:rFonts w:ascii="Barlow Semi Condensed" w:cs="Barlow Semi Condensed" w:eastAsia="Barlow Semi Condensed" w:hAnsi="Barlow Semi Condensed"/>
                 <w:sz w:val="20"/>
                 <w:szCs w:val="20"/>
               </w:rPr>
@@ -1095,7 +1095,7 @@
             </w:r>
             <w:r>
               <w:rPr>
-                <w:rFonts w:ascii="Times New Roman" w:cs="Times New Roman" w:eastAsia="Times New Roman" w:hAnsi="Times New Roman"/>
+                <w:rFonts w:ascii="Barlow Semi Condensed" w:cs="Barlow Semi Condensed" w:eastAsia="Barlow Semi Condensed" w:hAnsi="Barlow Semi Condensed"/>
                 <w:i/>
                 <w:iCs/>
                 <w:sz w:val="20"/>
@@ -1105,7 +1105,7 @@
             </w:r>
             <w:r>
               <w:rPr>
-                <w:rFonts w:ascii="Times New Roman" w:cs="Times New Roman" w:eastAsia="Times New Roman" w:hAnsi="Times New Roman"/>
+                <w:rFonts w:ascii="Barlow Semi Condensed" w:cs="Barlow Semi Condensed" w:eastAsia="Barlow Semi Condensed" w:hAnsi="Barlow Semi Condensed"/>
                 <w:sz w:val="20"/>
                 <w:szCs w:val="20"/>
               </w:rPr>
@@ -1120,11 +1120,11 @@
           <w:p>
             <w:pPr>
               <w:spacing w:after="20" w:before="20"/>
-              <w:jc w:val="left"/>
+              <w:jc w:val="both"/>
             </w:pPr>
             <w:r>
               <w:rPr>
-                <w:rFonts w:ascii="Times New Roman" w:cs="Times New Roman" w:eastAsia="Times New Roman" w:hAnsi="Times New Roman"/>
+                <w:rFonts w:ascii="Barlow Semi Condensed" w:cs="Barlow Semi Condensed" w:eastAsia="Barlow Semi Condensed" w:hAnsi="Barlow Semi Condensed"/>
                 <w:b/>
                 <w:bCs/>
                 <w:sz w:val="20"/>
@@ -1134,7 +1134,7 @@
             </w:r>
             <w:r>
               <w:rPr>
-                <w:rFonts w:ascii="Times New Roman" w:cs="Times New Roman" w:eastAsia="Times New Roman" w:hAnsi="Times New Roman"/>
+                <w:rFonts w:ascii="Barlow Semi Condensed" w:cs="Barlow Semi Condensed" w:eastAsia="Barlow Semi Condensed" w:hAnsi="Barlow Semi Condensed"/>
                 <w:sz w:val="20"/>
                 <w:szCs w:val="20"/>
               </w:rPr>
@@ -1142,7 +1142,7 @@
             </w:r>
             <w:r>
               <w:rPr>
-                <w:rFonts w:ascii="Times New Roman" w:cs="Times New Roman" w:eastAsia="Times New Roman" w:hAnsi="Times New Roman"/>
+                <w:rFonts w:ascii="Barlow Semi Condensed" w:cs="Barlow Semi Condensed" w:eastAsia="Barlow Semi Condensed" w:hAnsi="Barlow Semi Condensed"/>
                 <w:b/>
                 <w:bCs/>
                 <w:sz w:val="20"/>
@@ -1152,7 +1152,7 @@
             </w:r>
             <w:r>
               <w:rPr>
-                <w:rFonts w:ascii="Times New Roman" w:cs="Times New Roman" w:eastAsia="Times New Roman" w:hAnsi="Times New Roman"/>
+                <w:rFonts w:ascii="Barlow Semi Condensed" w:cs="Barlow Semi Condensed" w:eastAsia="Barlow Semi Condensed" w:hAnsi="Barlow Semi Condensed"/>
                 <w:sz w:val="20"/>
                 <w:szCs w:val="20"/>
               </w:rPr>
@@ -1160,7 +1160,7 @@
             </w:r>
             <w:r>
               <w:rPr>
-                <w:rFonts w:ascii="Times New Roman" w:cs="Times New Roman" w:eastAsia="Times New Roman" w:hAnsi="Times New Roman"/>
+                <w:rFonts w:ascii="Barlow Semi Condensed" w:cs="Barlow Semi Condensed" w:eastAsia="Barlow Semi Condensed" w:hAnsi="Barlow Semi Condensed"/>
                 <w:b/>
                 <w:bCs/>
                 <w:sz w:val="20"/>
@@ -1170,7 +1170,7 @@
             </w:r>
             <w:r>
               <w:rPr>
-                <w:rFonts w:ascii="Times New Roman" w:cs="Times New Roman" w:eastAsia="Times New Roman" w:hAnsi="Times New Roman"/>
+                <w:rFonts w:ascii="Barlow Semi Condensed" w:cs="Barlow Semi Condensed" w:eastAsia="Barlow Semi Condensed" w:hAnsi="Barlow Semi Condensed"/>
                 <w:sz w:val="20"/>
                 <w:szCs w:val="20"/>
               </w:rPr>
@@ -1178,7 +1178,7 @@
             </w:r>
             <w:r>
               <w:rPr>
-                <w:rFonts w:ascii="Times New Roman" w:cs="Times New Roman" w:eastAsia="Times New Roman" w:hAnsi="Times New Roman"/>
+                <w:rFonts w:ascii="Barlow Semi Condensed" w:cs="Barlow Semi Condensed" w:eastAsia="Barlow Semi Condensed" w:hAnsi="Barlow Semi Condensed"/>
                 <w:b/>
                 <w:bCs/>
                 <w:sz w:val="20"/>
@@ -1188,7 +1188,7 @@
             </w:r>
             <w:r>
               <w:rPr>
-                <w:rFonts w:ascii="Times New Roman" w:cs="Times New Roman" w:eastAsia="Times New Roman" w:hAnsi="Times New Roman"/>
+                <w:rFonts w:ascii="Barlow Semi Condensed" w:cs="Barlow Semi Condensed" w:eastAsia="Barlow Semi Condensed" w:hAnsi="Barlow Semi Condensed"/>
                 <w:sz w:val="20"/>
                 <w:szCs w:val="20"/>
               </w:rPr>
@@ -1210,7 +1210,7 @@
       </w:pPr>
       <w:r>
         <w:rPr>
-          <w:rFonts w:ascii="Times New Roman" w:cs="Times New Roman" w:eastAsia="Times New Roman" w:hAnsi="Times New Roman"/>
+          <w:rFonts w:ascii="Barlow Semi Condensed" w:cs="Barlow Semi Condensed" w:eastAsia="Barlow Semi Condensed" w:hAnsi="Barlow Semi Condensed"/>
           <w:sz w:val="24"/>
           <w:szCs w:val="24"/>
         </w:rPr>
@@ -1224,7 +1224,7 @@
       </w:pPr>
       <w:r>
         <w:rPr>
-          <w:rFonts w:ascii="Times New Roman" w:cs="Times New Roman" w:eastAsia="Times New Roman" w:hAnsi="Times New Roman"/>
+          <w:rFonts w:ascii="Barlow Semi Condensed" w:cs="Barlow Semi Condensed" w:eastAsia="Barlow Semi Condensed" w:hAnsi="Barlow Semi Condensed"/>
           <w:sz w:val="24"/>
           <w:szCs w:val="24"/>
         </w:rPr>
@@ -1232,7 +1232,7 @@
       </w:r>
       <w:r>
         <w:rPr>
-          <w:rFonts w:ascii="Times New Roman" w:cs="Times New Roman" w:eastAsia="Times New Roman" w:hAnsi="Times New Roman"/>
+          <w:rFonts w:ascii="Barlow Semi Condensed" w:cs="Barlow Semi Condensed" w:eastAsia="Barlow Semi Condensed" w:hAnsi="Barlow Semi Condensed"/>
           <w:b/>
           <w:bCs/>
           <w:sz w:val="24"/>
@@ -1242,7 +1242,7 @@
       </w:r>
       <w:r>
         <w:rPr>
-          <w:rFonts w:ascii="Times New Roman" w:cs="Times New Roman" w:eastAsia="Times New Roman" w:hAnsi="Times New Roman"/>
+          <w:rFonts w:ascii="Barlow Semi Condensed" w:cs="Barlow Semi Condensed" w:eastAsia="Barlow Semi Condensed" w:hAnsi="Barlow Semi Condensed"/>
           <w:sz w:val="24"/>
           <w:szCs w:val="24"/>
         </w:rPr>
@@ -1275,11 +1275,11 @@
           <w:p>
             <w:pPr>
               <w:spacing w:after="20" w:before="20"/>
-              <w:jc w:val="left"/>
+              <w:jc w:val="both"/>
             </w:pPr>
             <w:r>
               <w:rPr>
-                <w:rFonts w:ascii="Times New Roman" w:cs="Times New Roman" w:eastAsia="Times New Roman" w:hAnsi="Times New Roman"/>
+                <w:rFonts w:ascii="Barlow Semi Condensed" w:cs="Barlow Semi Condensed" w:eastAsia="Barlow Semi Condensed" w:hAnsi="Barlow Semi Condensed"/>
                 <w:b/>
                 <w:bCs/>
                 <w:color w:val="FFFFFF"/>
@@ -1298,11 +1298,11 @@
           <w:p>
             <w:pPr>
               <w:spacing w:after="20" w:before="20"/>
-              <w:jc w:val="left"/>
+              <w:jc w:val="both"/>
             </w:pPr>
             <w:r>
               <w:rPr>
-                <w:rFonts w:ascii="Times New Roman" w:cs="Times New Roman" w:eastAsia="Times New Roman" w:hAnsi="Times New Roman"/>
+                <w:rFonts w:ascii="Barlow Semi Condensed" w:cs="Barlow Semi Condensed" w:eastAsia="Barlow Semi Condensed" w:hAnsi="Barlow Semi Condensed"/>
                 <w:b/>
                 <w:bCs/>
                 <w:color w:val="FFFFFF"/>
@@ -1321,11 +1321,11 @@
           <w:p>
             <w:pPr>
               <w:spacing w:after="20" w:before="20"/>
-              <w:jc w:val="left"/>
+              <w:jc w:val="both"/>
             </w:pPr>
             <w:r>
               <w:rPr>
-                <w:rFonts w:ascii="Times New Roman" w:cs="Times New Roman" w:eastAsia="Times New Roman" w:hAnsi="Times New Roman"/>
+                <w:rFonts w:ascii="Barlow Semi Condensed" w:cs="Barlow Semi Condensed" w:eastAsia="Barlow Semi Condensed" w:hAnsi="Barlow Semi Condensed"/>
                 <w:b/>
                 <w:bCs/>
                 <w:color w:val="FFFFFF"/>
@@ -1345,11 +1345,11 @@
           <w:p>
             <w:pPr>
               <w:spacing w:after="20" w:before="20"/>
-              <w:jc w:val="left"/>
+              <w:jc w:val="both"/>
             </w:pPr>
             <w:r>
               <w:rPr>
-                <w:rFonts w:ascii="Times New Roman" w:cs="Times New Roman" w:eastAsia="Times New Roman" w:hAnsi="Times New Roman"/>
+                <w:rFonts w:ascii="Barlow Semi Condensed" w:cs="Barlow Semi Condensed" w:eastAsia="Barlow Semi Condensed" w:hAnsi="Barlow Semi Condensed"/>
                 <w:sz w:val="20"/>
                 <w:szCs w:val="20"/>
               </w:rPr>
@@ -1357,7 +1357,7 @@
             </w:r>
             <w:r>
               <w:rPr>
-                <w:rFonts w:ascii="Times New Roman" w:cs="Times New Roman" w:eastAsia="Times New Roman" w:hAnsi="Times New Roman"/>
+                <w:rFonts w:ascii="Barlow Semi Condensed" w:cs="Barlow Semi Condensed" w:eastAsia="Barlow Semi Condensed" w:hAnsi="Barlow Semi Condensed"/>
                 <w:i/>
                 <w:iCs/>
                 <w:sz w:val="20"/>
@@ -1367,7 +1367,7 @@
             </w:r>
             <w:r>
               <w:rPr>
-                <w:rFonts w:ascii="Times New Roman" w:cs="Times New Roman" w:eastAsia="Times New Roman" w:hAnsi="Times New Roman"/>
+                <w:rFonts w:ascii="Barlow Semi Condensed" w:cs="Barlow Semi Condensed" w:eastAsia="Barlow Semi Condensed" w:hAnsi="Barlow Semi Condensed"/>
                 <w:sz w:val="20"/>
                 <w:szCs w:val="20"/>
               </w:rPr>
@@ -1382,11 +1382,11 @@
           <w:p>
             <w:pPr>
               <w:spacing w:after="20" w:before="20"/>
-              <w:jc w:val="left"/>
+              <w:jc w:val="both"/>
             </w:pPr>
             <w:r>
               <w:rPr>
-                <w:rFonts w:ascii="Times New Roman" w:cs="Times New Roman" w:eastAsia="Times New Roman" w:hAnsi="Times New Roman"/>
+                <w:rFonts w:ascii="Barlow Semi Condensed" w:cs="Barlow Semi Condensed" w:eastAsia="Barlow Semi Condensed" w:hAnsi="Barlow Semi Condensed"/>
                 <w:b/>
                 <w:bCs/>
                 <w:sz w:val="20"/>
@@ -1396,7 +1396,7 @@
             </w:r>
             <w:r>
               <w:rPr>
-                <w:rFonts w:ascii="Times New Roman" w:cs="Times New Roman" w:eastAsia="Times New Roman" w:hAnsi="Times New Roman"/>
+                <w:rFonts w:ascii="Barlow Semi Condensed" w:cs="Barlow Semi Condensed" w:eastAsia="Barlow Semi Condensed" w:hAnsi="Barlow Semi Condensed"/>
                 <w:sz w:val="20"/>
                 <w:szCs w:val="20"/>
               </w:rPr>
@@ -1411,11 +1411,11 @@
           <w:p>
             <w:pPr>
               <w:spacing w:after="20" w:before="20"/>
-              <w:jc w:val="left"/>
+              <w:jc w:val="both"/>
             </w:pPr>
             <w:r>
               <w:rPr>
-                <w:rFonts w:ascii="Times New Roman" w:cs="Times New Roman" w:eastAsia="Times New Roman" w:hAnsi="Times New Roman"/>
+                <w:rFonts w:ascii="Barlow Semi Condensed" w:cs="Barlow Semi Condensed" w:eastAsia="Barlow Semi Condensed" w:hAnsi="Barlow Semi Condensed"/>
                 <w:sz w:val="20"/>
                 <w:szCs w:val="20"/>
               </w:rPr>
@@ -1423,7 +1423,7 @@
             </w:r>
             <w:r>
               <w:rPr>
-                <w:rFonts w:ascii="Times New Roman" w:cs="Times New Roman" w:eastAsia="Times New Roman" w:hAnsi="Times New Roman"/>
+                <w:rFonts w:ascii="Barlow Semi Condensed" w:cs="Barlow Semi Condensed" w:eastAsia="Barlow Semi Condensed" w:hAnsi="Barlow Semi Condensed"/>
                 <w:b/>
                 <w:bCs/>
                 <w:sz w:val="20"/>
@@ -1433,7 +1433,7 @@
             </w:r>
             <w:r>
               <w:rPr>
-                <w:rFonts w:ascii="Times New Roman" w:cs="Times New Roman" w:eastAsia="Times New Roman" w:hAnsi="Times New Roman"/>
+                <w:rFonts w:ascii="Barlow Semi Condensed" w:cs="Barlow Semi Condensed" w:eastAsia="Barlow Semi Condensed" w:hAnsi="Barlow Semi Condensed"/>
                 <w:sz w:val="20"/>
                 <w:szCs w:val="20"/>
               </w:rPr>
@@ -1441,7 +1441,7 @@
             </w:r>
             <w:r>
               <w:rPr>
-                <w:rFonts w:ascii="Times New Roman" w:cs="Times New Roman" w:eastAsia="Times New Roman" w:hAnsi="Times New Roman"/>
+                <w:rFonts w:ascii="Barlow Semi Condensed" w:cs="Barlow Semi Condensed" w:eastAsia="Barlow Semi Condensed" w:hAnsi="Barlow Semi Condensed"/>
                 <w:b/>
                 <w:bCs/>
                 <w:sz w:val="20"/>
@@ -1451,7 +1451,7 @@
             </w:r>
             <w:r>
               <w:rPr>
-                <w:rFonts w:ascii="Times New Roman" w:cs="Times New Roman" w:eastAsia="Times New Roman" w:hAnsi="Times New Roman"/>
+                <w:rFonts w:ascii="Barlow Semi Condensed" w:cs="Barlow Semi Condensed" w:eastAsia="Barlow Semi Condensed" w:hAnsi="Barlow Semi Condensed"/>
                 <w:sz w:val="20"/>
                 <w:szCs w:val="20"/>
               </w:rPr>
@@ -1459,7 +1459,7 @@
             </w:r>
             <w:r>
               <w:rPr>
-                <w:rFonts w:ascii="Times New Roman" w:cs="Times New Roman" w:eastAsia="Times New Roman" w:hAnsi="Times New Roman"/>
+                <w:rFonts w:ascii="Barlow Semi Condensed" w:cs="Barlow Semi Condensed" w:eastAsia="Barlow Semi Condensed" w:hAnsi="Barlow Semi Condensed"/>
                 <w:b/>
                 <w:bCs/>
                 <w:sz w:val="20"/>
@@ -1469,7 +1469,7 @@
             </w:r>
             <w:r>
               <w:rPr>
-                <w:rFonts w:ascii="Times New Roman" w:cs="Times New Roman" w:eastAsia="Times New Roman" w:hAnsi="Times New Roman"/>
+                <w:rFonts w:ascii="Barlow Semi Condensed" w:cs="Barlow Semi Condensed" w:eastAsia="Barlow Semi Condensed" w:hAnsi="Barlow Semi Condensed"/>
                 <w:sz w:val="20"/>
                 <w:szCs w:val="20"/>
               </w:rPr>
@@ -1486,11 +1486,11 @@
           <w:p>
             <w:pPr>
               <w:spacing w:after="20" w:before="20"/>
-              <w:jc w:val="left"/>
+              <w:jc w:val="both"/>
             </w:pPr>
             <w:r>
               <w:rPr>
-                <w:rFonts w:ascii="Times New Roman" w:cs="Times New Roman" w:eastAsia="Times New Roman" w:hAnsi="Times New Roman"/>
+                <w:rFonts w:ascii="Barlow Semi Condensed" w:cs="Barlow Semi Condensed" w:eastAsia="Barlow Semi Condensed" w:hAnsi="Barlow Semi Condensed"/>
                 <w:sz w:val="20"/>
                 <w:szCs w:val="20"/>
               </w:rPr>
@@ -1498,7 +1498,7 @@
             </w:r>
             <w:r>
               <w:rPr>
-                <w:rFonts w:ascii="Times New Roman" w:cs="Times New Roman" w:eastAsia="Times New Roman" w:hAnsi="Times New Roman"/>
+                <w:rFonts w:ascii="Barlow Semi Condensed" w:cs="Barlow Semi Condensed" w:eastAsia="Barlow Semi Condensed" w:hAnsi="Barlow Semi Condensed"/>
                 <w:i/>
                 <w:iCs/>
                 <w:sz w:val="20"/>
@@ -1508,7 +1508,7 @@
             </w:r>
             <w:r>
               <w:rPr>
-                <w:rFonts w:ascii="Times New Roman" w:cs="Times New Roman" w:eastAsia="Times New Roman" w:hAnsi="Times New Roman"/>
+                <w:rFonts w:ascii="Barlow Semi Condensed" w:cs="Barlow Semi Condensed" w:eastAsia="Barlow Semi Condensed" w:hAnsi="Barlow Semi Condensed"/>
                 <w:sz w:val="20"/>
                 <w:szCs w:val="20"/>
               </w:rPr>
@@ -1523,11 +1523,11 @@
           <w:p>
             <w:pPr>
               <w:spacing w:after="20" w:before="20"/>
-              <w:jc w:val="left"/>
+              <w:jc w:val="both"/>
             </w:pPr>
             <w:r>
               <w:rPr>
-                <w:rFonts w:ascii="Times New Roman" w:cs="Times New Roman" w:eastAsia="Times New Roman" w:hAnsi="Times New Roman"/>
+                <w:rFonts w:ascii="Barlow Semi Condensed" w:cs="Barlow Semi Condensed" w:eastAsia="Barlow Semi Condensed" w:hAnsi="Barlow Semi Condensed"/>
                 <w:b/>
                 <w:bCs/>
                 <w:sz w:val="20"/>
@@ -1537,7 +1537,7 @@
             </w:r>
             <w:r>
               <w:rPr>
-                <w:rFonts w:ascii="Times New Roman" w:cs="Times New Roman" w:eastAsia="Times New Roman" w:hAnsi="Times New Roman"/>
+                <w:rFonts w:ascii="Barlow Semi Condensed" w:cs="Barlow Semi Condensed" w:eastAsia="Barlow Semi Condensed" w:hAnsi="Barlow Semi Condensed"/>
                 <w:sz w:val="20"/>
                 <w:szCs w:val="20"/>
               </w:rPr>
@@ -1545,7 +1545,7 @@
             </w:r>
             <w:r>
               <w:rPr>
-                <w:rFonts w:ascii="Times New Roman" w:cs="Times New Roman" w:eastAsia="Times New Roman" w:hAnsi="Times New Roman"/>
+                <w:rFonts w:ascii="Barlow Semi Condensed" w:cs="Barlow Semi Condensed" w:eastAsia="Barlow Semi Condensed" w:hAnsi="Barlow Semi Condensed"/>
                 <w:b/>
                 <w:bCs/>
                 <w:sz w:val="20"/>
@@ -1555,7 +1555,7 @@
             </w:r>
             <w:r>
               <w:rPr>
-                <w:rFonts w:ascii="Times New Roman" w:cs="Times New Roman" w:eastAsia="Times New Roman" w:hAnsi="Times New Roman"/>
+                <w:rFonts w:ascii="Barlow Semi Condensed" w:cs="Barlow Semi Condensed" w:eastAsia="Barlow Semi Condensed" w:hAnsi="Barlow Semi Condensed"/>
                 <w:sz w:val="20"/>
                 <w:szCs w:val="20"/>
               </w:rPr>
@@ -1570,11 +1570,11 @@
           <w:p>
             <w:pPr>
               <w:spacing w:after="20" w:before="20"/>
-              <w:jc w:val="left"/>
+              <w:jc w:val="both"/>
             </w:pPr>
             <w:r>
               <w:rPr>
-                <w:rFonts w:ascii="Times New Roman" w:cs="Times New Roman" w:eastAsia="Times New Roman" w:hAnsi="Times New Roman"/>
+                <w:rFonts w:ascii="Barlow Semi Condensed" w:cs="Barlow Semi Condensed" w:eastAsia="Barlow Semi Condensed" w:hAnsi="Barlow Semi Condensed"/>
                 <w:sz w:val="20"/>
                 <w:szCs w:val="20"/>
               </w:rPr>
@@ -1582,7 +1582,7 @@
             </w:r>
             <w:r>
               <w:rPr>
-                <w:rFonts w:ascii="Times New Roman" w:cs="Times New Roman" w:eastAsia="Times New Roman" w:hAnsi="Times New Roman"/>
+                <w:rFonts w:ascii="Barlow Semi Condensed" w:cs="Barlow Semi Condensed" w:eastAsia="Barlow Semi Condensed" w:hAnsi="Barlow Semi Condensed"/>
                 <w:b/>
                 <w:bCs/>
                 <w:sz w:val="20"/>
@@ -1592,7 +1592,7 @@
             </w:r>
             <w:r>
               <w:rPr>
-                <w:rFonts w:ascii="Times New Roman" w:cs="Times New Roman" w:eastAsia="Times New Roman" w:hAnsi="Times New Roman"/>
+                <w:rFonts w:ascii="Barlow Semi Condensed" w:cs="Barlow Semi Condensed" w:eastAsia="Barlow Semi Condensed" w:hAnsi="Barlow Semi Condensed"/>
                 <w:sz w:val="20"/>
                 <w:szCs w:val="20"/>
               </w:rPr>
@@ -1609,11 +1609,11 @@
           <w:p>
             <w:pPr>
               <w:spacing w:after="20" w:before="20"/>
-              <w:jc w:val="left"/>
+              <w:jc w:val="both"/>
             </w:pPr>
             <w:r>
               <w:rPr>
-                <w:rFonts w:ascii="Times New Roman" w:cs="Times New Roman" w:eastAsia="Times New Roman" w:hAnsi="Times New Roman"/>
+                <w:rFonts w:ascii="Barlow Semi Condensed" w:cs="Barlow Semi Condensed" w:eastAsia="Barlow Semi Condensed" w:hAnsi="Barlow Semi Condensed"/>
                 <w:sz w:val="20"/>
                 <w:szCs w:val="20"/>
               </w:rPr>
@@ -1621,7 +1621,7 @@
             </w:r>
             <w:r>
               <w:rPr>
-                <w:rFonts w:ascii="Times New Roman" w:cs="Times New Roman" w:eastAsia="Times New Roman" w:hAnsi="Times New Roman"/>
+                <w:rFonts w:ascii="Barlow Semi Condensed" w:cs="Barlow Semi Condensed" w:eastAsia="Barlow Semi Condensed" w:hAnsi="Barlow Semi Condensed"/>
                 <w:i/>
                 <w:iCs/>
                 <w:sz w:val="20"/>
@@ -1631,7 +1631,7 @@
             </w:r>
             <w:r>
               <w:rPr>
-                <w:rFonts w:ascii="Times New Roman" w:cs="Times New Roman" w:eastAsia="Times New Roman" w:hAnsi="Times New Roman"/>
+                <w:rFonts w:ascii="Barlow Semi Condensed" w:cs="Barlow Semi Condensed" w:eastAsia="Barlow Semi Condensed" w:hAnsi="Barlow Semi Condensed"/>
                 <w:sz w:val="20"/>
                 <w:szCs w:val="20"/>
               </w:rPr>
@@ -1646,11 +1646,11 @@
           <w:p>
             <w:pPr>
               <w:spacing w:after="20" w:before="20"/>
-              <w:jc w:val="left"/>
+              <w:jc w:val="both"/>
             </w:pPr>
             <w:r>
               <w:rPr>
-                <w:rFonts w:ascii="Times New Roman" w:cs="Times New Roman" w:eastAsia="Times New Roman" w:hAnsi="Times New Roman"/>
+                <w:rFonts w:ascii="Barlow Semi Condensed" w:cs="Barlow Semi Condensed" w:eastAsia="Barlow Semi Condensed" w:hAnsi="Barlow Semi Condensed"/>
                 <w:b/>
                 <w:bCs/>
                 <w:sz w:val="20"/>
@@ -1660,7 +1660,7 @@
             </w:r>
             <w:r>
               <w:rPr>
-                <w:rFonts w:ascii="Times New Roman" w:cs="Times New Roman" w:eastAsia="Times New Roman" w:hAnsi="Times New Roman"/>
+                <w:rFonts w:ascii="Barlow Semi Condensed" w:cs="Barlow Semi Condensed" w:eastAsia="Barlow Semi Condensed" w:hAnsi="Barlow Semi Condensed"/>
                 <w:sz w:val="20"/>
                 <w:szCs w:val="20"/>
               </w:rPr>
@@ -1675,11 +1675,11 @@
           <w:p>
             <w:pPr>
               <w:spacing w:after="20" w:before="20"/>
-              <w:jc w:val="left"/>
+              <w:jc w:val="both"/>
             </w:pPr>
             <w:r>
               <w:rPr>
-                <w:rFonts w:ascii="Times New Roman" w:cs="Times New Roman" w:eastAsia="Times New Roman" w:hAnsi="Times New Roman"/>
+                <w:rFonts w:ascii="Barlow Semi Condensed" w:cs="Barlow Semi Condensed" w:eastAsia="Barlow Semi Condensed" w:hAnsi="Barlow Semi Condensed"/>
                 <w:sz w:val="20"/>
                 <w:szCs w:val="20"/>
               </w:rPr>
@@ -1687,7 +1687,7 @@
             </w:r>
             <w:r>
               <w:rPr>
-                <w:rFonts w:ascii="Times New Roman" w:cs="Times New Roman" w:eastAsia="Times New Roman" w:hAnsi="Times New Roman"/>
+                <w:rFonts w:ascii="Barlow Semi Condensed" w:cs="Barlow Semi Condensed" w:eastAsia="Barlow Semi Condensed" w:hAnsi="Barlow Semi Condensed"/>
                 <w:b/>
                 <w:bCs/>
                 <w:sz w:val="20"/>
@@ -1697,7 +1697,7 @@
             </w:r>
             <w:r>
               <w:rPr>
-                <w:rFonts w:ascii="Times New Roman" w:cs="Times New Roman" w:eastAsia="Times New Roman" w:hAnsi="Times New Roman"/>
+                <w:rFonts w:ascii="Barlow Semi Condensed" w:cs="Barlow Semi Condensed" w:eastAsia="Barlow Semi Condensed" w:hAnsi="Barlow Semi Condensed"/>
                 <w:sz w:val="20"/>
                 <w:szCs w:val="20"/>
               </w:rPr>
@@ -1714,11 +1714,11 @@
           <w:p>
             <w:pPr>
               <w:spacing w:after="20" w:before="20"/>
-              <w:jc w:val="left"/>
+              <w:jc w:val="both"/>
             </w:pPr>
             <w:r>
               <w:rPr>
-                <w:rFonts w:ascii="Times New Roman" w:cs="Times New Roman" w:eastAsia="Times New Roman" w:hAnsi="Times New Roman"/>
+                <w:rFonts w:ascii="Barlow Semi Condensed" w:cs="Barlow Semi Condensed" w:eastAsia="Barlow Semi Condensed" w:hAnsi="Barlow Semi Condensed"/>
                 <w:sz w:val="20"/>
                 <w:szCs w:val="20"/>
               </w:rPr>
@@ -1726,7 +1726,7 @@
             </w:r>
             <w:r>
               <w:rPr>
-                <w:rFonts w:ascii="Times New Roman" w:cs="Times New Roman" w:eastAsia="Times New Roman" w:hAnsi="Times New Roman"/>
+                <w:rFonts w:ascii="Barlow Semi Condensed" w:cs="Barlow Semi Condensed" w:eastAsia="Barlow Semi Condensed" w:hAnsi="Barlow Semi Condensed"/>
                 <w:i/>
                 <w:iCs/>
                 <w:sz w:val="20"/>
@@ -1736,7 +1736,7 @@
             </w:r>
             <w:r>
               <w:rPr>
-                <w:rFonts w:ascii="Times New Roman" w:cs="Times New Roman" w:eastAsia="Times New Roman" w:hAnsi="Times New Roman"/>
+                <w:rFonts w:ascii="Barlow Semi Condensed" w:cs="Barlow Semi Condensed" w:eastAsia="Barlow Semi Condensed" w:hAnsi="Barlow Semi Condensed"/>
                 <w:sz w:val="20"/>
                 <w:szCs w:val="20"/>
               </w:rPr>
@@ -1751,11 +1751,11 @@
           <w:p>
             <w:pPr>
               <w:spacing w:after="20" w:before="20"/>
-              <w:jc w:val="left"/>
+              <w:jc w:val="both"/>
             </w:pPr>
             <w:r>
               <w:rPr>
-                <w:rFonts w:ascii="Times New Roman" w:cs="Times New Roman" w:eastAsia="Times New Roman" w:hAnsi="Times New Roman"/>
+                <w:rFonts w:ascii="Barlow Semi Condensed" w:cs="Barlow Semi Condensed" w:eastAsia="Barlow Semi Condensed" w:hAnsi="Barlow Semi Condensed"/>
                 <w:b/>
                 <w:bCs/>
                 <w:sz w:val="20"/>
@@ -1765,7 +1765,7 @@
             </w:r>
             <w:r>
               <w:rPr>
-                <w:rFonts w:ascii="Times New Roman" w:cs="Times New Roman" w:eastAsia="Times New Roman" w:hAnsi="Times New Roman"/>
+                <w:rFonts w:ascii="Barlow Semi Condensed" w:cs="Barlow Semi Condensed" w:eastAsia="Barlow Semi Condensed" w:hAnsi="Barlow Semi Condensed"/>
                 <w:sz w:val="20"/>
                 <w:szCs w:val="20"/>
               </w:rPr>
@@ -1780,11 +1780,11 @@
           <w:p>
             <w:pPr>
               <w:spacing w:after="20" w:before="20"/>
-              <w:jc w:val="left"/>
+              <w:jc w:val="both"/>
             </w:pPr>
             <w:r>
               <w:rPr>
-                <w:rFonts w:ascii="Times New Roman" w:cs="Times New Roman" w:eastAsia="Times New Roman" w:hAnsi="Times New Roman"/>
+                <w:rFonts w:ascii="Barlow Semi Condensed" w:cs="Barlow Semi Condensed" w:eastAsia="Barlow Semi Condensed" w:hAnsi="Barlow Semi Condensed"/>
                 <w:sz w:val="20"/>
                 <w:szCs w:val="20"/>
               </w:rPr>
@@ -1792,7 +1792,7 @@
             </w:r>
             <w:r>
               <w:rPr>
-                <w:rFonts w:ascii="Times New Roman" w:cs="Times New Roman" w:eastAsia="Times New Roman" w:hAnsi="Times New Roman"/>
+                <w:rFonts w:ascii="Barlow Semi Condensed" w:cs="Barlow Semi Condensed" w:eastAsia="Barlow Semi Condensed" w:hAnsi="Barlow Semi Condensed"/>
                 <w:b/>
                 <w:bCs/>
                 <w:sz w:val="20"/>
@@ -1802,7 +1802,7 @@
             </w:r>
             <w:r>
               <w:rPr>
-                <w:rFonts w:ascii="Times New Roman" w:cs="Times New Roman" w:eastAsia="Times New Roman" w:hAnsi="Times New Roman"/>
+                <w:rFonts w:ascii="Barlow Semi Condensed" w:cs="Barlow Semi Condensed" w:eastAsia="Barlow Semi Condensed" w:hAnsi="Barlow Semi Condensed"/>
                 <w:sz w:val="20"/>
                 <w:szCs w:val="20"/>
               </w:rPr>
@@ -1810,7 +1810,7 @@
             </w:r>
             <w:r>
               <w:rPr>
-                <w:rFonts w:ascii="Times New Roman" w:cs="Times New Roman" w:eastAsia="Times New Roman" w:hAnsi="Times New Roman"/>
+                <w:rFonts w:ascii="Barlow Semi Condensed" w:cs="Barlow Semi Condensed" w:eastAsia="Barlow Semi Condensed" w:hAnsi="Barlow Semi Condensed"/>
                 <w:b/>
                 <w:bCs/>
                 <w:sz w:val="20"/>
@@ -1820,7 +1820,7 @@
             </w:r>
             <w:r>
               <w:rPr>
-                <w:rFonts w:ascii="Times New Roman" w:cs="Times New Roman" w:eastAsia="Times New Roman" w:hAnsi="Times New Roman"/>
+                <w:rFonts w:ascii="Barlow Semi Condensed" w:cs="Barlow Semi Condensed" w:eastAsia="Barlow Semi Condensed" w:hAnsi="Barlow Semi Condensed"/>
                 <w:sz w:val="20"/>
                 <w:szCs w:val="20"/>
               </w:rPr>
@@ -1828,7 +1828,7 @@
             </w:r>
             <w:r>
               <w:rPr>
-                <w:rFonts w:ascii="Times New Roman" w:cs="Times New Roman" w:eastAsia="Times New Roman" w:hAnsi="Times New Roman"/>
+                <w:rFonts w:ascii="Barlow Semi Condensed" w:cs="Barlow Semi Condensed" w:eastAsia="Barlow Semi Condensed" w:hAnsi="Barlow Semi Condensed"/>
                 <w:b/>
                 <w:bCs/>
                 <w:sz w:val="20"/>
@@ -1838,7 +1838,7 @@
             </w:r>
             <w:r>
               <w:rPr>
-                <w:rFonts w:ascii="Times New Roman" w:cs="Times New Roman" w:eastAsia="Times New Roman" w:hAnsi="Times New Roman"/>
+                <w:rFonts w:ascii="Barlow Semi Condensed" w:cs="Barlow Semi Condensed" w:eastAsia="Barlow Semi Condensed" w:hAnsi="Barlow Semi Condensed"/>
                 <w:sz w:val="20"/>
                 <w:szCs w:val="20"/>
               </w:rPr>
@@ -1860,7 +1860,7 @@
       </w:pPr>
       <w:r>
         <w:rPr>
-          <w:rFonts w:ascii="Times New Roman" w:cs="Times New Roman" w:eastAsia="Times New Roman" w:hAnsi="Times New Roman"/>
+          <w:rFonts w:ascii="Barlow Semi Condensed" w:cs="Barlow Semi Condensed" w:eastAsia="Barlow Semi Condensed" w:hAnsi="Barlow Semi Condensed"/>
           <w:sz w:val="24"/>
           <w:szCs w:val="24"/>
         </w:rPr>
@@ -1892,11 +1892,11 @@
           <w:p>
             <w:pPr>
               <w:spacing w:after="20" w:before="20"/>
-              <w:jc w:val="left"/>
+              <w:jc w:val="both"/>
             </w:pPr>
             <w:r>
               <w:rPr>
-                <w:rFonts w:ascii="Times New Roman" w:cs="Times New Roman" w:eastAsia="Times New Roman" w:hAnsi="Times New Roman"/>
+                <w:rFonts w:ascii="Barlow Semi Condensed" w:cs="Barlow Semi Condensed" w:eastAsia="Barlow Semi Condensed" w:hAnsi="Barlow Semi Condensed"/>
                 <w:b/>
                 <w:bCs/>
                 <w:color w:val="FFFFFF"/>
@@ -1915,11 +1915,11 @@
           <w:p>
             <w:pPr>
               <w:spacing w:after="20" w:before="20"/>
-              <w:jc w:val="left"/>
+              <w:jc w:val="both"/>
             </w:pPr>
             <w:r>
               <w:rPr>
-                <w:rFonts w:ascii="Times New Roman" w:cs="Times New Roman" w:eastAsia="Times New Roman" w:hAnsi="Times New Roman"/>
+                <w:rFonts w:ascii="Barlow Semi Condensed" w:cs="Barlow Semi Condensed" w:eastAsia="Barlow Semi Condensed" w:hAnsi="Barlow Semi Condensed"/>
                 <w:b/>
                 <w:bCs/>
                 <w:color w:val="FFFFFF"/>
@@ -1939,11 +1939,11 @@
           <w:p>
             <w:pPr>
               <w:spacing w:after="20" w:before="20"/>
-              <w:jc w:val="left"/>
+              <w:jc w:val="both"/>
             </w:pPr>
             <w:r>
               <w:rPr>
-                <w:rFonts w:ascii="Times New Roman" w:cs="Times New Roman" w:eastAsia="Times New Roman" w:hAnsi="Times New Roman"/>
+                <w:rFonts w:ascii="Barlow Semi Condensed" w:cs="Barlow Semi Condensed" w:eastAsia="Barlow Semi Condensed" w:hAnsi="Barlow Semi Condensed"/>
                 <w:sz w:val="20"/>
                 <w:szCs w:val="20"/>
               </w:rPr>
@@ -1951,7 +1951,7 @@
             </w:r>
             <w:r>
               <w:rPr>
-                <w:rFonts w:ascii="Times New Roman" w:cs="Times New Roman" w:eastAsia="Times New Roman" w:hAnsi="Times New Roman"/>
+                <w:rFonts w:ascii="Barlow Semi Condensed" w:cs="Barlow Semi Condensed" w:eastAsia="Barlow Semi Condensed" w:hAnsi="Barlow Semi Condensed"/>
                 <w:i/>
                 <w:iCs/>
                 <w:sz w:val="20"/>
@@ -1961,7 +1961,7 @@
             </w:r>
             <w:r>
               <w:rPr>
-                <w:rFonts w:ascii="Times New Roman" w:cs="Times New Roman" w:eastAsia="Times New Roman" w:hAnsi="Times New Roman"/>
+                <w:rFonts w:ascii="Barlow Semi Condensed" w:cs="Barlow Semi Condensed" w:eastAsia="Barlow Semi Condensed" w:hAnsi="Barlow Semi Condensed"/>
                 <w:sz w:val="20"/>
                 <w:szCs w:val="20"/>
               </w:rPr>
@@ -1976,11 +1976,11 @@
           <w:p>
             <w:pPr>
               <w:spacing w:after="20" w:before="20"/>
-              <w:jc w:val="left"/>
+              <w:jc w:val="both"/>
             </w:pPr>
             <w:r>
               <w:rPr>
-                <w:rFonts w:ascii="Times New Roman" w:cs="Times New Roman" w:eastAsia="Times New Roman" w:hAnsi="Times New Roman"/>
+                <w:rFonts w:ascii="Barlow Semi Condensed" w:cs="Barlow Semi Condensed" w:eastAsia="Barlow Semi Condensed" w:hAnsi="Barlow Semi Condensed"/>
                 <w:b/>
                 <w:bCs/>
                 <w:sz w:val="20"/>
@@ -1990,7 +1990,7 @@
             </w:r>
             <w:r>
               <w:rPr>
-                <w:rFonts w:ascii="Times New Roman" w:cs="Times New Roman" w:eastAsia="Times New Roman" w:hAnsi="Times New Roman"/>
+                <w:rFonts w:ascii="Barlow Semi Condensed" w:cs="Barlow Semi Condensed" w:eastAsia="Barlow Semi Condensed" w:hAnsi="Barlow Semi Condensed"/>
                 <w:sz w:val="20"/>
                 <w:szCs w:val="20"/>
               </w:rPr>
@@ -1998,7 +1998,7 @@
             </w:r>
             <w:r>
               <w:rPr>
-                <w:rFonts w:ascii="Times New Roman" w:cs="Times New Roman" w:eastAsia="Times New Roman" w:hAnsi="Times New Roman"/>
+                <w:rFonts w:ascii="Barlow Semi Condensed" w:cs="Barlow Semi Condensed" w:eastAsia="Barlow Semi Condensed" w:hAnsi="Barlow Semi Condensed"/>
                 <w:b/>
                 <w:bCs/>
                 <w:sz w:val="20"/>
@@ -2008,7 +2008,7 @@
             </w:r>
             <w:r>
               <w:rPr>
-                <w:rFonts w:ascii="Times New Roman" w:cs="Times New Roman" w:eastAsia="Times New Roman" w:hAnsi="Times New Roman"/>
+                <w:rFonts w:ascii="Barlow Semi Condensed" w:cs="Barlow Semi Condensed" w:eastAsia="Barlow Semi Condensed" w:hAnsi="Barlow Semi Condensed"/>
                 <w:sz w:val="20"/>
                 <w:szCs w:val="20"/>
               </w:rPr>
@@ -2016,7 +2016,7 @@
             </w:r>
             <w:r>
               <w:rPr>
-                <w:rFonts w:ascii="Times New Roman" w:cs="Times New Roman" w:eastAsia="Times New Roman" w:hAnsi="Times New Roman"/>
+                <w:rFonts w:ascii="Barlow Semi Condensed" w:cs="Barlow Semi Condensed" w:eastAsia="Barlow Semi Condensed" w:hAnsi="Barlow Semi Condensed"/>
                 <w:b/>
                 <w:bCs/>
                 <w:sz w:val="20"/>
@@ -2026,7 +2026,7 @@
             </w:r>
             <w:r>
               <w:rPr>
-                <w:rFonts w:ascii="Times New Roman" w:cs="Times New Roman" w:eastAsia="Times New Roman" w:hAnsi="Times New Roman"/>
+                <w:rFonts w:ascii="Barlow Semi Condensed" w:cs="Barlow Semi Condensed" w:eastAsia="Barlow Semi Condensed" w:hAnsi="Barlow Semi Condensed"/>
                 <w:sz w:val="20"/>
                 <w:szCs w:val="20"/>
               </w:rPr>
@@ -2034,7 +2034,7 @@
             </w:r>
             <w:r>
               <w:rPr>
-                <w:rFonts w:ascii="Times New Roman" w:cs="Times New Roman" w:eastAsia="Times New Roman" w:hAnsi="Times New Roman"/>
+                <w:rFonts w:ascii="Barlow Semi Condensed" w:cs="Barlow Semi Condensed" w:eastAsia="Barlow Semi Condensed" w:hAnsi="Barlow Semi Condensed"/>
                 <w:i/>
                 <w:iCs/>
                 <w:sz w:val="20"/>
@@ -2044,7 +2044,7 @@
             </w:r>
             <w:r>
               <w:rPr>
-                <w:rFonts w:ascii="Times New Roman" w:cs="Times New Roman" w:eastAsia="Times New Roman" w:hAnsi="Times New Roman"/>
+                <w:rFonts w:ascii="Barlow Semi Condensed" w:cs="Barlow Semi Condensed" w:eastAsia="Barlow Semi Condensed" w:hAnsi="Barlow Semi Condensed"/>
                 <w:sz w:val="20"/>
                 <w:szCs w:val="20"/>
               </w:rPr>
@@ -2066,7 +2066,7 @@
       </w:pPr>
       <w:r>
         <w:rPr>
-          <w:rFonts w:ascii="Times New Roman" w:cs="Times New Roman" w:eastAsia="Times New Roman" w:hAnsi="Times New Roman"/>
+          <w:rFonts w:ascii="Barlow Semi Condensed" w:cs="Barlow Semi Condensed" w:eastAsia="Barlow Semi Condensed" w:hAnsi="Barlow Semi Condensed"/>
           <w:sz w:val="24"/>
           <w:szCs w:val="24"/>
         </w:rPr>
@@ -2098,11 +2098,11 @@
           <w:p>
             <w:pPr>
               <w:spacing w:after="20" w:before="20"/>
-              <w:jc w:val="left"/>
+              <w:jc w:val="both"/>
             </w:pPr>
             <w:r>
               <w:rPr>
-                <w:rFonts w:ascii="Times New Roman" w:cs="Times New Roman" w:eastAsia="Times New Roman" w:hAnsi="Times New Roman"/>
+                <w:rFonts w:ascii="Barlow Semi Condensed" w:cs="Barlow Semi Condensed" w:eastAsia="Barlow Semi Condensed" w:hAnsi="Barlow Semi Condensed"/>
                 <w:b/>
                 <w:bCs/>
                 <w:color w:val="FFFFFF"/>
@@ -2121,11 +2121,11 @@
           <w:p>
             <w:pPr>
               <w:spacing w:after="20" w:before="20"/>
-              <w:jc w:val="left"/>
+              <w:jc w:val="both"/>
             </w:pPr>
             <w:r>
               <w:rPr>
-                <w:rFonts w:ascii="Times New Roman" w:cs="Times New Roman" w:eastAsia="Times New Roman" w:hAnsi="Times New Roman"/>
+                <w:rFonts w:ascii="Barlow Semi Condensed" w:cs="Barlow Semi Condensed" w:eastAsia="Barlow Semi Condensed" w:hAnsi="Barlow Semi Condensed"/>
                 <w:b/>
                 <w:bCs/>
                 <w:color w:val="FFFFFF"/>
@@ -2145,11 +2145,11 @@
           <w:p>
             <w:pPr>
               <w:spacing w:after="20" w:before="20"/>
-              <w:jc w:val="left"/>
+              <w:jc w:val="both"/>
             </w:pPr>
             <w:r>
               <w:rPr>
-                <w:rFonts w:ascii="Times New Roman" w:cs="Times New Roman" w:eastAsia="Times New Roman" w:hAnsi="Times New Roman"/>
+                <w:rFonts w:ascii="Barlow Semi Condensed" w:cs="Barlow Semi Condensed" w:eastAsia="Barlow Semi Condensed" w:hAnsi="Barlow Semi Condensed"/>
                 <w:sz w:val="20"/>
                 <w:szCs w:val="20"/>
               </w:rPr>
@@ -2157,7 +2157,7 @@
             </w:r>
             <w:r>
               <w:rPr>
-                <w:rFonts w:ascii="Times New Roman" w:cs="Times New Roman" w:eastAsia="Times New Roman" w:hAnsi="Times New Roman"/>
+                <w:rFonts w:ascii="Barlow Semi Condensed" w:cs="Barlow Semi Condensed" w:eastAsia="Barlow Semi Condensed" w:hAnsi="Barlow Semi Condensed"/>
                 <w:i/>
                 <w:iCs/>
                 <w:sz w:val="20"/>
@@ -2167,7 +2167,7 @@
             </w:r>
             <w:r>
               <w:rPr>
-                <w:rFonts w:ascii="Times New Roman" w:cs="Times New Roman" w:eastAsia="Times New Roman" w:hAnsi="Times New Roman"/>
+                <w:rFonts w:ascii="Barlow Semi Condensed" w:cs="Barlow Semi Condensed" w:eastAsia="Barlow Semi Condensed" w:hAnsi="Barlow Semi Condensed"/>
                 <w:sz w:val="20"/>
                 <w:szCs w:val="20"/>
               </w:rPr>
@@ -2182,11 +2182,11 @@
           <w:p>
             <w:pPr>
               <w:spacing w:after="20" w:before="20"/>
-              <w:jc w:val="left"/>
+              <w:jc w:val="both"/>
             </w:pPr>
             <w:r>
               <w:rPr>
-                <w:rFonts w:ascii="Times New Roman" w:cs="Times New Roman" w:eastAsia="Times New Roman" w:hAnsi="Times New Roman"/>
+                <w:rFonts w:ascii="Barlow Semi Condensed" w:cs="Barlow Semi Condensed" w:eastAsia="Barlow Semi Condensed" w:hAnsi="Barlow Semi Condensed"/>
                 <w:b/>
                 <w:bCs/>
                 <w:sz w:val="20"/>
@@ -2196,7 +2196,7 @@
             </w:r>
             <w:r>
               <w:rPr>
-                <w:rFonts w:ascii="Times New Roman" w:cs="Times New Roman" w:eastAsia="Times New Roman" w:hAnsi="Times New Roman"/>
+                <w:rFonts w:ascii="Barlow Semi Condensed" w:cs="Barlow Semi Condensed" w:eastAsia="Barlow Semi Condensed" w:hAnsi="Barlow Semi Condensed"/>
                 <w:sz w:val="20"/>
                 <w:szCs w:val="20"/>
               </w:rPr>
@@ -2204,7 +2204,7 @@
             </w:r>
             <w:r>
               <w:rPr>
-                <w:rFonts w:ascii="Times New Roman" w:cs="Times New Roman" w:eastAsia="Times New Roman" w:hAnsi="Times New Roman"/>
+                <w:rFonts w:ascii="Barlow Semi Condensed" w:cs="Barlow Semi Condensed" w:eastAsia="Barlow Semi Condensed" w:hAnsi="Barlow Semi Condensed"/>
                 <w:b/>
                 <w:bCs/>
                 <w:sz w:val="20"/>
@@ -2214,7 +2214,7 @@
             </w:r>
             <w:r>
               <w:rPr>
-                <w:rFonts w:ascii="Times New Roman" w:cs="Times New Roman" w:eastAsia="Times New Roman" w:hAnsi="Times New Roman"/>
+                <w:rFonts w:ascii="Barlow Semi Condensed" w:cs="Barlow Semi Condensed" w:eastAsia="Barlow Semi Condensed" w:hAnsi="Barlow Semi Condensed"/>
                 <w:sz w:val="20"/>
                 <w:szCs w:val="20"/>
               </w:rPr>
@@ -2222,7 +2222,7 @@
             </w:r>
             <w:r>
               <w:rPr>
-                <w:rFonts w:ascii="Times New Roman" w:cs="Times New Roman" w:eastAsia="Times New Roman" w:hAnsi="Times New Roman"/>
+                <w:rFonts w:ascii="Barlow Semi Condensed" w:cs="Barlow Semi Condensed" w:eastAsia="Barlow Semi Condensed" w:hAnsi="Barlow Semi Condensed"/>
                 <w:b/>
                 <w:bCs/>
                 <w:sz w:val="20"/>
@@ -2232,7 +2232,7 @@
             </w:r>
             <w:r>
               <w:rPr>
-                <w:rFonts w:ascii="Times New Roman" w:cs="Times New Roman" w:eastAsia="Times New Roman" w:hAnsi="Times New Roman"/>
+                <w:rFonts w:ascii="Barlow Semi Condensed" w:cs="Barlow Semi Condensed" w:eastAsia="Barlow Semi Condensed" w:hAnsi="Barlow Semi Condensed"/>
                 <w:sz w:val="20"/>
                 <w:szCs w:val="20"/>
               </w:rPr>
@@ -2249,11 +2249,11 @@
           <w:p>
             <w:pPr>
               <w:spacing w:after="20" w:before="20"/>
-              <w:jc w:val="left"/>
+              <w:jc w:val="both"/>
             </w:pPr>
             <w:r>
               <w:rPr>
-                <w:rFonts w:ascii="Times New Roman" w:cs="Times New Roman" w:eastAsia="Times New Roman" w:hAnsi="Times New Roman"/>
+                <w:rFonts w:ascii="Barlow Semi Condensed" w:cs="Barlow Semi Condensed" w:eastAsia="Barlow Semi Condensed" w:hAnsi="Barlow Semi Condensed"/>
                 <w:sz w:val="20"/>
                 <w:szCs w:val="20"/>
               </w:rPr>
@@ -2261,7 +2261,7 @@
             </w:r>
             <w:r>
               <w:rPr>
-                <w:rFonts w:ascii="Times New Roman" w:cs="Times New Roman" w:eastAsia="Times New Roman" w:hAnsi="Times New Roman"/>
+                <w:rFonts w:ascii="Barlow Semi Condensed" w:cs="Barlow Semi Condensed" w:eastAsia="Barlow Semi Condensed" w:hAnsi="Barlow Semi Condensed"/>
                 <w:i/>
                 <w:iCs/>
                 <w:sz w:val="20"/>
@@ -2271,7 +2271,7 @@
             </w:r>
             <w:r>
               <w:rPr>
-                <w:rFonts w:ascii="Times New Roman" w:cs="Times New Roman" w:eastAsia="Times New Roman" w:hAnsi="Times New Roman"/>
+                <w:rFonts w:ascii="Barlow Semi Condensed" w:cs="Barlow Semi Condensed" w:eastAsia="Barlow Semi Condensed" w:hAnsi="Barlow Semi Condensed"/>
                 <w:sz w:val="20"/>
                 <w:szCs w:val="20"/>
               </w:rPr>
@@ -2286,11 +2286,11 @@
           <w:p>
             <w:pPr>
               <w:spacing w:after="20" w:before="20"/>
-              <w:jc w:val="left"/>
+              <w:jc w:val="both"/>
             </w:pPr>
             <w:r>
               <w:rPr>
-                <w:rFonts w:ascii="Times New Roman" w:cs="Times New Roman" w:eastAsia="Times New Roman" w:hAnsi="Times New Roman"/>
+                <w:rFonts w:ascii="Barlow Semi Condensed" w:cs="Barlow Semi Condensed" w:eastAsia="Barlow Semi Condensed" w:hAnsi="Barlow Semi Condensed"/>
                 <w:sz w:val="20"/>
                 <w:szCs w:val="20"/>
               </w:rPr>
@@ -2320,7 +2320,7 @@
       </w:pPr>
       <w:r>
         <w:rPr>
-          <w:rFonts w:ascii="Times New Roman" w:cs="Times New Roman" w:eastAsia="Times New Roman" w:hAnsi="Times New Roman"/>
+          <w:rFonts w:ascii="Barlow Semi Condensed" w:cs="Barlow Semi Condensed" w:eastAsia="Barlow Semi Condensed" w:hAnsi="Barlow Semi Condensed"/>
           <w:sz w:val="24"/>
           <w:szCs w:val="24"/>
         </w:rPr>
@@ -2339,7 +2339,7 @@
       </w:pPr>
       <w:r>
         <w:rPr>
-          <w:rFonts w:ascii="Times New Roman" w:cs="Times New Roman" w:eastAsia="Times New Roman" w:hAnsi="Times New Roman"/>
+          <w:rFonts w:ascii="Barlow Semi Condensed" w:cs="Barlow Semi Condensed" w:eastAsia="Barlow Semi Condensed" w:hAnsi="Barlow Semi Condensed"/>
           <w:b/>
           <w:bCs/>
           <w:sz w:val="24"/>
@@ -2349,7 +2349,7 @@
       </w:r>
       <w:r>
         <w:rPr>
-          <w:rFonts w:ascii="Times New Roman" w:cs="Times New Roman" w:eastAsia="Times New Roman" w:hAnsi="Times New Roman"/>
+          <w:rFonts w:ascii="Barlow Semi Condensed" w:cs="Barlow Semi Condensed" w:eastAsia="Barlow Semi Condensed" w:hAnsi="Barlow Semi Condensed"/>
           <w:sz w:val="24"/>
           <w:szCs w:val="24"/>
         </w:rPr>
@@ -2357,7 +2357,7 @@
       </w:r>
       <w:r>
         <w:rPr>
-          <w:rFonts w:ascii="Times New Roman" w:cs="Times New Roman" w:eastAsia="Times New Roman" w:hAnsi="Times New Roman"/>
+          <w:rFonts w:ascii="Barlow Semi Condensed" w:cs="Barlow Semi Condensed" w:eastAsia="Barlow Semi Condensed" w:hAnsi="Barlow Semi Condensed"/>
           <w:i/>
           <w:iCs/>
           <w:sz w:val="24"/>
@@ -2367,7 +2367,7 @@
       </w:r>
       <w:r>
         <w:rPr>
-          <w:rFonts w:ascii="Times New Roman" w:cs="Times New Roman" w:eastAsia="Times New Roman" w:hAnsi="Times New Roman"/>
+          <w:rFonts w:ascii="Barlow Semi Condensed" w:cs="Barlow Semi Condensed" w:eastAsia="Barlow Semi Condensed" w:hAnsi="Barlow Semi Condensed"/>
           <w:sz w:val="24"/>
           <w:szCs w:val="24"/>
         </w:rPr>
@@ -2375,7 +2375,7 @@
       </w:r>
       <w:r>
         <w:rPr>
-          <w:rFonts w:ascii="Times New Roman" w:cs="Times New Roman" w:eastAsia="Times New Roman" w:hAnsi="Times New Roman"/>
+          <w:rFonts w:ascii="Barlow Semi Condensed" w:cs="Barlow Semi Condensed" w:eastAsia="Barlow Semi Condensed" w:hAnsi="Barlow Semi Condensed"/>
           <w:b/>
           <w:bCs/>
           <w:sz w:val="24"/>
@@ -2385,7 +2385,7 @@
       </w:r>
       <w:r>
         <w:rPr>
-          <w:rFonts w:ascii="Times New Roman" w:cs="Times New Roman" w:eastAsia="Times New Roman" w:hAnsi="Times New Roman"/>
+          <w:rFonts w:ascii="Barlow Semi Condensed" w:cs="Barlow Semi Condensed" w:eastAsia="Barlow Semi Condensed" w:hAnsi="Barlow Semi Condensed"/>
           <w:sz w:val="24"/>
           <w:szCs w:val="24"/>
         </w:rPr>
@@ -2404,7 +2404,7 @@
       </w:pPr>
       <w:r>
         <w:rPr>
-          <w:rFonts w:ascii="Times New Roman" w:cs="Times New Roman" w:eastAsia="Times New Roman" w:hAnsi="Times New Roman"/>
+          <w:rFonts w:ascii="Barlow Semi Condensed" w:cs="Barlow Semi Condensed" w:eastAsia="Barlow Semi Condensed" w:hAnsi="Barlow Semi Condensed"/>
           <w:b/>
           <w:bCs/>
           <w:sz w:val="24"/>
@@ -2414,7 +2414,7 @@
       </w:r>
       <w:r>
         <w:rPr>
-          <w:rFonts w:ascii="Times New Roman" w:cs="Times New Roman" w:eastAsia="Times New Roman" w:hAnsi="Times New Roman"/>
+          <w:rFonts w:ascii="Barlow Semi Condensed" w:cs="Barlow Semi Condensed" w:eastAsia="Barlow Semi Condensed" w:hAnsi="Barlow Semi Condensed"/>
           <w:sz w:val="24"/>
           <w:szCs w:val="24"/>
         </w:rPr>
@@ -2433,7 +2433,7 @@
       </w:pPr>
       <w:r>
         <w:rPr>
-          <w:rFonts w:ascii="Times New Roman" w:cs="Times New Roman" w:eastAsia="Times New Roman" w:hAnsi="Times New Roman"/>
+          <w:rFonts w:ascii="Barlow Semi Condensed" w:cs="Barlow Semi Condensed" w:eastAsia="Barlow Semi Condensed" w:hAnsi="Barlow Semi Condensed"/>
           <w:b/>
           <w:bCs/>
           <w:sz w:val="24"/>
@@ -2443,7 +2443,7 @@
       </w:r>
       <w:r>
         <w:rPr>
-          <w:rFonts w:ascii="Times New Roman" w:cs="Times New Roman" w:eastAsia="Times New Roman" w:hAnsi="Times New Roman"/>
+          <w:rFonts w:ascii="Barlow Semi Condensed" w:cs="Barlow Semi Condensed" w:eastAsia="Barlow Semi Condensed" w:hAnsi="Barlow Semi Condensed"/>
           <w:sz w:val="24"/>
           <w:szCs w:val="24"/>
         </w:rPr>
@@ -2451,7 +2451,7 @@
       </w:r>
       <w:r>
         <w:rPr>
-          <w:rFonts w:ascii="Times New Roman" w:cs="Times New Roman" w:eastAsia="Times New Roman" w:hAnsi="Times New Roman"/>
+          <w:rFonts w:ascii="Barlow Semi Condensed" w:cs="Barlow Semi Condensed" w:eastAsia="Barlow Semi Condensed" w:hAnsi="Barlow Semi Condensed"/>
           <w:b/>
           <w:bCs/>
           <w:sz w:val="24"/>
@@ -2461,7 +2461,7 @@
       </w:r>
       <w:r>
         <w:rPr>
-          <w:rFonts w:ascii="Times New Roman" w:cs="Times New Roman" w:eastAsia="Times New Roman" w:hAnsi="Times New Roman"/>
+          <w:rFonts w:ascii="Barlow Semi Condensed" w:cs="Barlow Semi Condensed" w:eastAsia="Barlow Semi Condensed" w:hAnsi="Barlow Semi Condensed"/>
           <w:sz w:val="24"/>
           <w:szCs w:val="24"/>
         </w:rPr>
@@ -2469,7 +2469,7 @@
       </w:r>
       <w:r>
         <w:rPr>
-          <w:rFonts w:ascii="Times New Roman" w:cs="Times New Roman" w:eastAsia="Times New Roman" w:hAnsi="Times New Roman"/>
+          <w:rFonts w:ascii="Barlow Semi Condensed" w:cs="Barlow Semi Condensed" w:eastAsia="Barlow Semi Condensed" w:hAnsi="Barlow Semi Condensed"/>
           <w:b/>
           <w:bCs/>
           <w:sz w:val="24"/>
@@ -2479,7 +2479,7 @@
       </w:r>
       <w:r>
         <w:rPr>
-          <w:rFonts w:ascii="Times New Roman" w:cs="Times New Roman" w:eastAsia="Times New Roman" w:hAnsi="Times New Roman"/>
+          <w:rFonts w:ascii="Barlow Semi Condensed" w:cs="Barlow Semi Condensed" w:eastAsia="Barlow Semi Condensed" w:hAnsi="Barlow Semi Condensed"/>
           <w:sz w:val="24"/>
           <w:szCs w:val="24"/>
         </w:rPr>
@@ -2493,7 +2493,7 @@
       </w:pPr>
       <w:r>
         <w:rPr>
-          <w:rFonts w:ascii="Times New Roman" w:cs="Times New Roman" w:eastAsia="Times New Roman" w:hAnsi="Times New Roman"/>
+          <w:rFonts w:ascii="Barlow Semi Condensed" w:cs="Barlow Semi Condensed" w:eastAsia="Barlow Semi Condensed" w:hAnsi="Barlow Semi Condensed"/>
           <w:sz w:val="24"/>
           <w:szCs w:val="24"/>
         </w:rPr>
@@ -2512,7 +2512,7 @@
       </w:pPr>
       <w:r>
         <w:rPr>
-          <w:rFonts w:ascii="Times New Roman" w:cs="Times New Roman" w:eastAsia="Times New Roman" w:hAnsi="Times New Roman"/>
+          <w:rFonts w:ascii="Barlow Semi Condensed" w:cs="Barlow Semi Condensed" w:eastAsia="Barlow Semi Condensed" w:hAnsi="Barlow Semi Condensed"/>
           <w:sz w:val="24"/>
           <w:szCs w:val="24"/>
         </w:rPr>
@@ -2526,7 +2526,7 @@
       </w:pPr>
       <w:r>
         <w:rPr>
-          <w:rFonts w:ascii="Times New Roman" w:cs="Times New Roman" w:eastAsia="Times New Roman" w:hAnsi="Times New Roman"/>
+          <w:rFonts w:ascii="Barlow Semi Condensed" w:cs="Barlow Semi Condensed" w:eastAsia="Barlow Semi Condensed" w:hAnsi="Barlow Semi Condensed"/>
           <w:sz w:val="24"/>
           <w:szCs w:val="24"/>
         </w:rPr>
@@ -2540,7 +2540,7 @@
       </w:pPr>
       <w:r>
         <w:rPr>
-          <w:rFonts w:ascii="Times New Roman" w:cs="Times New Roman" w:eastAsia="Times New Roman" w:hAnsi="Times New Roman"/>
+          <w:rFonts w:ascii="Barlow Semi Condensed" w:cs="Barlow Semi Condensed" w:eastAsia="Barlow Semi Condensed" w:hAnsi="Barlow Semi Condensed"/>
           <w:sz w:val="24"/>
           <w:szCs w:val="24"/>
         </w:rPr>
@@ -2554,7 +2554,7 @@
       </w:pPr>
       <w:r>
         <w:rPr>
-          <w:rFonts w:ascii="Times New Roman" w:cs="Times New Roman" w:eastAsia="Times New Roman" w:hAnsi="Times New Roman"/>
+          <w:rFonts w:ascii="Barlow Semi Condensed" w:cs="Barlow Semi Condensed" w:eastAsia="Barlow Semi Condensed" w:hAnsi="Barlow Semi Condensed"/>
           <w:sz w:val="24"/>
           <w:szCs w:val="24"/>
         </w:rPr>
@@ -2568,7 +2568,7 @@
       </w:pPr>
       <w:r>
         <w:rPr>
-          <w:rFonts w:ascii="Times New Roman" w:cs="Times New Roman" w:eastAsia="Times New Roman" w:hAnsi="Times New Roman"/>
+          <w:rFonts w:ascii="Barlow Semi Condensed" w:cs="Barlow Semi Condensed" w:eastAsia="Barlow Semi Condensed" w:hAnsi="Barlow Semi Condensed"/>
           <w:sz w:val="24"/>
           <w:szCs w:val="24"/>
         </w:rPr>
@@ -2582,7 +2582,7 @@
       </w:pPr>
       <w:r>
         <w:rPr>
-          <w:rFonts w:ascii="Times New Roman" w:cs="Times New Roman" w:eastAsia="Times New Roman" w:hAnsi="Times New Roman"/>
+          <w:rFonts w:ascii="Barlow Semi Condensed" w:cs="Barlow Semi Condensed" w:eastAsia="Barlow Semi Condensed" w:hAnsi="Barlow Semi Condensed"/>
           <w:sz w:val="24"/>
           <w:szCs w:val="24"/>
         </w:rPr>
@@ -2596,7 +2596,7 @@
       </w:pPr>
       <w:r>
         <w:rPr>
-          <w:rFonts w:ascii="Times New Roman" w:cs="Times New Roman" w:eastAsia="Times New Roman" w:hAnsi="Times New Roman"/>
+          <w:rFonts w:ascii="Barlow Semi Condensed" w:cs="Barlow Semi Condensed" w:eastAsia="Barlow Semi Condensed" w:hAnsi="Barlow Semi Condensed"/>
           <w:sz w:val="24"/>
           <w:szCs w:val="24"/>
         </w:rPr>
@@ -2610,7 +2610,7 @@
       </w:pPr>
       <w:r>
         <w:rPr>
-          <w:rFonts w:ascii="Times New Roman" w:cs="Times New Roman" w:eastAsia="Times New Roman" w:hAnsi="Times New Roman"/>
+          <w:rFonts w:ascii="Barlow Semi Condensed" w:cs="Barlow Semi Condensed" w:eastAsia="Barlow Semi Condensed" w:hAnsi="Barlow Semi Condensed"/>
           <w:sz w:val="24"/>
           <w:szCs w:val="24"/>
         </w:rPr>
@@ -2624,7 +2624,7 @@
       </w:pPr>
       <w:r>
         <w:rPr>
-          <w:rFonts w:ascii="Times New Roman" w:cs="Times New Roman" w:eastAsia="Times New Roman" w:hAnsi="Times New Roman"/>
+          <w:rFonts w:ascii="Barlow Semi Condensed" w:cs="Barlow Semi Condensed" w:eastAsia="Barlow Semi Condensed" w:hAnsi="Barlow Semi Condensed"/>
           <w:sz w:val="24"/>
           <w:szCs w:val="24"/>
         </w:rPr>
@@ -2638,7 +2638,7 @@
       </w:pPr>
       <w:r>
         <w:rPr>
-          <w:rFonts w:ascii="Times New Roman" w:cs="Times New Roman" w:eastAsia="Times New Roman" w:hAnsi="Times New Roman"/>
+          <w:rFonts w:ascii="Barlow Semi Condensed" w:cs="Barlow Semi Condensed" w:eastAsia="Barlow Semi Condensed" w:hAnsi="Barlow Semi Condensed"/>
           <w:sz w:val="24"/>
           <w:szCs w:val="24"/>
         </w:rPr>
@@ -2652,7 +2652,7 @@
       </w:pPr>
       <w:r>
         <w:rPr>
-          <w:rFonts w:ascii="Times New Roman" w:cs="Times New Roman" w:eastAsia="Times New Roman" w:hAnsi="Times New Roman"/>
+          <w:rFonts w:ascii="Barlow Semi Condensed" w:cs="Barlow Semi Condensed" w:eastAsia="Barlow Semi Condensed" w:hAnsi="Barlow Semi Condensed"/>
           <w:sz w:val="24"/>
           <w:szCs w:val="24"/>
         </w:rPr>
@@ -2666,7 +2666,7 @@
       </w:pPr>
       <w:r>
         <w:rPr>
-          <w:rFonts w:ascii="Times New Roman" w:cs="Times New Roman" w:eastAsia="Times New Roman" w:hAnsi="Times New Roman"/>
+          <w:rFonts w:ascii="Barlow Semi Condensed" w:cs="Barlow Semi Condensed" w:eastAsia="Barlow Semi Condensed" w:hAnsi="Barlow Semi Condensed"/>
           <w:sz w:val="24"/>
           <w:szCs w:val="24"/>
         </w:rPr>
@@ -2680,7 +2680,7 @@
       </w:pPr>
       <w:r>
         <w:rPr>
-          <w:rFonts w:ascii="Times New Roman" w:cs="Times New Roman" w:eastAsia="Times New Roman" w:hAnsi="Times New Roman"/>
+          <w:rFonts w:ascii="Barlow Semi Condensed" w:cs="Barlow Semi Condensed" w:eastAsia="Barlow Semi Condensed" w:hAnsi="Barlow Semi Condensed"/>
           <w:sz w:val="24"/>
           <w:szCs w:val="24"/>
         </w:rPr>
@@ -2694,7 +2694,7 @@
       </w:pPr>
       <w:r>
         <w:rPr>
-          <w:rFonts w:ascii="Times New Roman" w:cs="Times New Roman" w:eastAsia="Times New Roman" w:hAnsi="Times New Roman"/>
+          <w:rFonts w:ascii="Barlow Semi Condensed" w:cs="Barlow Semi Condensed" w:eastAsia="Barlow Semi Condensed" w:hAnsi="Barlow Semi Condensed"/>
           <w:sz w:val="24"/>
           <w:szCs w:val="24"/>
         </w:rPr>
@@ -2708,7 +2708,7 @@
       </w:pPr>
       <w:r>
         <w:rPr>
-          <w:rFonts w:ascii="Times New Roman" w:cs="Times New Roman" w:eastAsia="Times New Roman" w:hAnsi="Times New Roman"/>
+          <w:rFonts w:ascii="Barlow Semi Condensed" w:cs="Barlow Semi Condensed" w:eastAsia="Barlow Semi Condensed" w:hAnsi="Barlow Semi Condensed"/>
           <w:sz w:val="24"/>
           <w:szCs w:val="24"/>
         </w:rPr>
@@ -2722,7 +2722,7 @@
       </w:pPr>
       <w:r>
         <w:rPr>
-          <w:rFonts w:ascii="Times New Roman" w:cs="Times New Roman" w:eastAsia="Times New Roman" w:hAnsi="Times New Roman"/>
+          <w:rFonts w:ascii="Barlow Semi Condensed" w:cs="Barlow Semi Condensed" w:eastAsia="Barlow Semi Condensed" w:hAnsi="Barlow Semi Condensed"/>
           <w:sz w:val="24"/>
           <w:szCs w:val="24"/>
         </w:rPr>
@@ -2736,7 +2736,7 @@
       </w:pPr>
       <w:r>
         <w:rPr>
-          <w:rFonts w:ascii="Times New Roman" w:cs="Times New Roman" w:eastAsia="Times New Roman" w:hAnsi="Times New Roman"/>
+          <w:rFonts w:ascii="Barlow Semi Condensed" w:cs="Barlow Semi Condensed" w:eastAsia="Barlow Semi Condensed" w:hAnsi="Barlow Semi Condensed"/>
           <w:sz w:val="24"/>
           <w:szCs w:val="24"/>
         </w:rPr>
@@ -2750,7 +2750,7 @@
       </w:pPr>
       <w:r>
         <w:rPr>
-          <w:rFonts w:ascii="Times New Roman" w:cs="Times New Roman" w:eastAsia="Times New Roman" w:hAnsi="Times New Roman"/>
+          <w:rFonts w:ascii="Barlow Semi Condensed" w:cs="Barlow Semi Condensed" w:eastAsia="Barlow Semi Condensed" w:hAnsi="Barlow Semi Condensed"/>
           <w:sz w:val="24"/>
           <w:szCs w:val="24"/>
         </w:rPr>
@@ -2764,7 +2764,7 @@
       </w:pPr>
       <w:r>
         <w:rPr>
-          <w:rFonts w:ascii="Times New Roman" w:cs="Times New Roman" w:eastAsia="Times New Roman" w:hAnsi="Times New Roman"/>
+          <w:rFonts w:ascii="Barlow Semi Condensed" w:cs="Barlow Semi Condensed" w:eastAsia="Barlow Semi Condensed" w:hAnsi="Barlow Semi Condensed"/>
           <w:sz w:val="24"/>
           <w:szCs w:val="24"/>
         </w:rPr>
@@ -2778,7 +2778,7 @@
       </w:pPr>
       <w:r>
         <w:rPr>
-          <w:rFonts w:ascii="Times New Roman" w:cs="Times New Roman" w:eastAsia="Times New Roman" w:hAnsi="Times New Roman"/>
+          <w:rFonts w:ascii="Barlow Semi Condensed" w:cs="Barlow Semi Condensed" w:eastAsia="Barlow Semi Condensed" w:hAnsi="Barlow Semi Condensed"/>
           <w:sz w:val="24"/>
           <w:szCs w:val="24"/>
         </w:rPr>
@@ -2792,7 +2792,7 @@
       </w:pPr>
       <w:r>
         <w:rPr>
-          <w:rFonts w:ascii="Times New Roman" w:cs="Times New Roman" w:eastAsia="Times New Roman" w:hAnsi="Times New Roman"/>
+          <w:rFonts w:ascii="Barlow Semi Condensed" w:cs="Barlow Semi Condensed" w:eastAsia="Barlow Semi Condensed" w:hAnsi="Barlow Semi Condensed"/>
           <w:sz w:val="24"/>
           <w:szCs w:val="24"/>
         </w:rPr>
@@ -2806,7 +2806,7 @@
       </w:pPr>
       <w:r>
         <w:rPr>
-          <w:rFonts w:ascii="Times New Roman" w:cs="Times New Roman" w:eastAsia="Times New Roman" w:hAnsi="Times New Roman"/>
+          <w:rFonts w:ascii="Barlow Semi Condensed" w:cs="Barlow Semi Condensed" w:eastAsia="Barlow Semi Condensed" w:hAnsi="Barlow Semi Condensed"/>
           <w:sz w:val="24"/>
           <w:szCs w:val="24"/>
         </w:rPr>
@@ -2820,7 +2820,7 @@
       </w:pPr>
       <w:r>
         <w:rPr>
-          <w:rFonts w:ascii="Times New Roman" w:cs="Times New Roman" w:eastAsia="Times New Roman" w:hAnsi="Times New Roman"/>
+          <w:rFonts w:ascii="Barlow Semi Condensed" w:cs="Barlow Semi Condensed" w:eastAsia="Barlow Semi Condensed" w:hAnsi="Barlow Semi Condensed"/>
           <w:sz w:val="24"/>
           <w:szCs w:val="24"/>
         </w:rPr>
@@ -2834,7 +2834,7 @@
       </w:pPr>
       <w:r>
         <w:rPr>
-          <w:rFonts w:ascii="Times New Roman" w:cs="Times New Roman" w:eastAsia="Times New Roman" w:hAnsi="Times New Roman"/>
+          <w:rFonts w:ascii="Barlow Semi Condensed" w:cs="Barlow Semi Condensed" w:eastAsia="Barlow Semi Condensed" w:hAnsi="Barlow Semi Condensed"/>
           <w:sz w:val="24"/>
           <w:szCs w:val="24"/>
         </w:rPr>
@@ -2848,7 +2848,7 @@
       </w:pPr>
       <w:r>
         <w:rPr>
-          <w:rFonts w:ascii="Times New Roman" w:cs="Times New Roman" w:eastAsia="Times New Roman" w:hAnsi="Times New Roman"/>
+          <w:rFonts w:ascii="Barlow Semi Condensed" w:cs="Barlow Semi Condensed" w:eastAsia="Barlow Semi Condensed" w:hAnsi="Barlow Semi Condensed"/>
           <w:sz w:val="24"/>
           <w:szCs w:val="24"/>
         </w:rPr>
@@ -2862,7 +2862,7 @@
       </w:pPr>
       <w:r>
         <w:rPr>
-          <w:rFonts w:ascii="Times New Roman" w:cs="Times New Roman" w:eastAsia="Times New Roman" w:hAnsi="Times New Roman"/>
+          <w:rFonts w:ascii="Barlow Semi Condensed" w:cs="Barlow Semi Condensed" w:eastAsia="Barlow Semi Condensed" w:hAnsi="Barlow Semi Condensed"/>
           <w:sz w:val="24"/>
           <w:szCs w:val="24"/>
         </w:rPr>
@@ -2881,7 +2881,7 @@
       </w:pPr>
       <w:r>
         <w:rPr>
-          <w:rFonts w:ascii="Times New Roman" w:cs="Times New Roman" w:eastAsia="Times New Roman" w:hAnsi="Times New Roman"/>
+          <w:rFonts w:ascii="Barlow Semi Condensed" w:cs="Barlow Semi Condensed" w:eastAsia="Barlow Semi Condensed" w:hAnsi="Barlow Semi Condensed"/>
           <w:sz w:val="24"/>
           <w:szCs w:val="24"/>
         </w:rPr>
@@ -2895,7 +2895,7 @@
       </w:pPr>
       <w:r>
         <w:rPr>
-          <w:rFonts w:ascii="Times New Roman" w:cs="Times New Roman" w:eastAsia="Times New Roman" w:hAnsi="Times New Roman"/>
+          <w:rFonts w:ascii="Barlow Semi Condensed" w:cs="Barlow Semi Condensed" w:eastAsia="Barlow Semi Condensed" w:hAnsi="Barlow Semi Condensed"/>
           <w:sz w:val="24"/>
           <w:szCs w:val="24"/>
         </w:rPr>
@@ -2909,7 +2909,7 @@
       </w:pPr>
       <w:r>
         <w:rPr>
-          <w:rFonts w:ascii="Times New Roman" w:cs="Times New Roman" w:eastAsia="Times New Roman" w:hAnsi="Times New Roman"/>
+          <w:rFonts w:ascii="Barlow Semi Condensed" w:cs="Barlow Semi Condensed" w:eastAsia="Barlow Semi Condensed" w:hAnsi="Barlow Semi Condensed"/>
           <w:sz w:val="24"/>
           <w:szCs w:val="24"/>
         </w:rPr>
@@ -2923,7 +2923,7 @@
       </w:pPr>
       <w:r>
         <w:rPr>
-          <w:rFonts w:ascii="Times New Roman" w:cs="Times New Roman" w:eastAsia="Times New Roman" w:hAnsi="Times New Roman"/>
+          <w:rFonts w:ascii="Barlow Semi Condensed" w:cs="Barlow Semi Condensed" w:eastAsia="Barlow Semi Condensed" w:hAnsi="Barlow Semi Condensed"/>
           <w:sz w:val="24"/>
           <w:szCs w:val="24"/>
         </w:rPr>
@@ -2937,7 +2937,7 @@
       </w:pPr>
       <w:r>
         <w:rPr>
-          <w:rFonts w:ascii="Times New Roman" w:cs="Times New Roman" w:eastAsia="Times New Roman" w:hAnsi="Times New Roman"/>
+          <w:rFonts w:ascii="Barlow Semi Condensed" w:cs="Barlow Semi Condensed" w:eastAsia="Barlow Semi Condensed" w:hAnsi="Barlow Semi Condensed"/>
           <w:sz w:val="24"/>
           <w:szCs w:val="24"/>
         </w:rPr>
@@ -2951,7 +2951,7 @@
       </w:pPr>
       <w:r>
         <w:rPr>
-          <w:rFonts w:ascii="Times New Roman" w:cs="Times New Roman" w:eastAsia="Times New Roman" w:hAnsi="Times New Roman"/>
+          <w:rFonts w:ascii="Barlow Semi Condensed" w:cs="Barlow Semi Condensed" w:eastAsia="Barlow Semi Condensed" w:hAnsi="Barlow Semi Condensed"/>
           <w:sz w:val="24"/>
           <w:szCs w:val="24"/>
         </w:rPr>
@@ -2965,7 +2965,7 @@
       </w:pPr>
       <w:r>
         <w:rPr>
-          <w:rFonts w:ascii="Times New Roman" w:cs="Times New Roman" w:eastAsia="Times New Roman" w:hAnsi="Times New Roman"/>
+          <w:rFonts w:ascii="Barlow Semi Condensed" w:cs="Barlow Semi Condensed" w:eastAsia="Barlow Semi Condensed" w:hAnsi="Barlow Semi Condensed"/>
           <w:sz w:val="24"/>
           <w:szCs w:val="24"/>
         </w:rPr>
@@ -2979,7 +2979,7 @@
       </w:pPr>
       <w:r>
         <w:rPr>
-          <w:rFonts w:ascii="Times New Roman" w:cs="Times New Roman" w:eastAsia="Times New Roman" w:hAnsi="Times New Roman"/>
+          <w:rFonts w:ascii="Barlow Semi Condensed" w:cs="Barlow Semi Condensed" w:eastAsia="Barlow Semi Condensed" w:hAnsi="Barlow Semi Condensed"/>
           <w:sz w:val="24"/>
           <w:szCs w:val="24"/>
         </w:rPr>
@@ -2993,7 +2993,7 @@
       </w:pPr>
       <w:r>
         <w:rPr>
-          <w:rFonts w:ascii="Times New Roman" w:cs="Times New Roman" w:eastAsia="Times New Roman" w:hAnsi="Times New Roman"/>
+          <w:rFonts w:ascii="Barlow Semi Condensed" w:cs="Barlow Semi Condensed" w:eastAsia="Barlow Semi Condensed" w:hAnsi="Barlow Semi Condensed"/>
           <w:sz w:val="24"/>
           <w:szCs w:val="24"/>
         </w:rPr>
@@ -3007,7 +3007,7 @@
       </w:pPr>
       <w:r>
         <w:rPr>
-          <w:rFonts w:ascii="Times New Roman" w:cs="Times New Roman" w:eastAsia="Times New Roman" w:hAnsi="Times New Roman"/>
+          <w:rFonts w:ascii="Barlow Semi Condensed" w:cs="Barlow Semi Condensed" w:eastAsia="Barlow Semi Condensed" w:hAnsi="Barlow Semi Condensed"/>
           <w:sz w:val="24"/>
           <w:szCs w:val="24"/>
         </w:rPr>
@@ -3021,7 +3021,7 @@
       </w:pPr>
       <w:r>
         <w:rPr>
-          <w:rFonts w:ascii="Times New Roman" w:cs="Times New Roman" w:eastAsia="Times New Roman" w:hAnsi="Times New Roman"/>
+          <w:rFonts w:ascii="Barlow Semi Condensed" w:cs="Barlow Semi Condensed" w:eastAsia="Barlow Semi Condensed" w:hAnsi="Barlow Semi Condensed"/>
           <w:sz w:val="24"/>
           <w:szCs w:val="24"/>
         </w:rPr>
@@ -3035,7 +3035,7 @@
       </w:pPr>
       <w:r>
         <w:rPr>
-          <w:rFonts w:ascii="Times New Roman" w:cs="Times New Roman" w:eastAsia="Times New Roman" w:hAnsi="Times New Roman"/>
+          <w:rFonts w:ascii="Barlow Semi Condensed" w:cs="Barlow Semi Condensed" w:eastAsia="Barlow Semi Condensed" w:hAnsi="Barlow Semi Condensed"/>
           <w:sz w:val="24"/>
           <w:szCs w:val="24"/>
         </w:rPr>
@@ -3049,7 +3049,7 @@
       </w:pPr>
       <w:r>
         <w:rPr>
-          <w:rFonts w:ascii="Times New Roman" w:cs="Times New Roman" w:eastAsia="Times New Roman" w:hAnsi="Times New Roman"/>
+          <w:rFonts w:ascii="Barlow Semi Condensed" w:cs="Barlow Semi Condensed" w:eastAsia="Barlow Semi Condensed" w:hAnsi="Barlow Semi Condensed"/>
           <w:sz w:val="24"/>
           <w:szCs w:val="24"/>
         </w:rPr>
@@ -3063,7 +3063,7 @@
       </w:pPr>
       <w:r>
         <w:rPr>
-          <w:rFonts w:ascii="Times New Roman" w:cs="Times New Roman" w:eastAsia="Times New Roman" w:hAnsi="Times New Roman"/>
+          <w:rFonts w:ascii="Barlow Semi Condensed" w:cs="Barlow Semi Condensed" w:eastAsia="Barlow Semi Condensed" w:hAnsi="Barlow Semi Condensed"/>
           <w:sz w:val="24"/>
           <w:szCs w:val="24"/>
         </w:rPr>
@@ -3071,7 +3071,7 @@
       </w:r>
       <w:r>
         <w:rPr>
-          <w:rFonts w:ascii="Times New Roman" w:cs="Times New Roman" w:eastAsia="Times New Roman" w:hAnsi="Times New Roman"/>
+          <w:rFonts w:ascii="Barlow Semi Condensed" w:cs="Barlow Semi Condensed" w:eastAsia="Barlow Semi Condensed" w:hAnsi="Barlow Semi Condensed"/>
           <w:i/>
           <w:iCs/>
           <w:sz w:val="24"/>
@@ -3081,7 +3081,7 @@
       </w:r>
       <w:r>
         <w:rPr>
-          <w:rFonts w:ascii="Times New Roman" w:cs="Times New Roman" w:eastAsia="Times New Roman" w:hAnsi="Times New Roman"/>
+          <w:rFonts w:ascii="Barlow Semi Condensed" w:cs="Barlow Semi Condensed" w:eastAsia="Barlow Semi Condensed" w:hAnsi="Barlow Semi Condensed"/>
           <w:sz w:val="24"/>
           <w:szCs w:val="24"/>
         </w:rPr>
@@ -3095,7 +3095,7 @@
       </w:pPr>
       <w:r>
         <w:rPr>
-          <w:rFonts w:ascii="Times New Roman" w:cs="Times New Roman" w:eastAsia="Times New Roman" w:hAnsi="Times New Roman"/>
+          <w:rFonts w:ascii="Barlow Semi Condensed" w:cs="Barlow Semi Condensed" w:eastAsia="Barlow Semi Condensed" w:hAnsi="Barlow Semi Condensed"/>
           <w:sz w:val="24"/>
           <w:szCs w:val="24"/>
         </w:rPr>
@@ -3109,7 +3109,7 @@
       </w:pPr>
       <w:r>
         <w:rPr>
-          <w:rFonts w:ascii="Times New Roman" w:cs="Times New Roman" w:eastAsia="Times New Roman" w:hAnsi="Times New Roman"/>
+          <w:rFonts w:ascii="Barlow Semi Condensed" w:cs="Barlow Semi Condensed" w:eastAsia="Barlow Semi Condensed" w:hAnsi="Barlow Semi Condensed"/>
           <w:sz w:val="24"/>
           <w:szCs w:val="24"/>
         </w:rPr>
@@ -3123,7 +3123,7 @@
       </w:pPr>
       <w:r>
         <w:rPr>
-          <w:rFonts w:ascii="Times New Roman" w:cs="Times New Roman" w:eastAsia="Times New Roman" w:hAnsi="Times New Roman"/>
+          <w:rFonts w:ascii="Barlow Semi Condensed" w:cs="Barlow Semi Condensed" w:eastAsia="Barlow Semi Condensed" w:hAnsi="Barlow Semi Condensed"/>
           <w:sz w:val="24"/>
           <w:szCs w:val="24"/>
         </w:rPr>
@@ -3137,7 +3137,7 @@
       </w:pPr>
       <w:r>
         <w:rPr>
-          <w:rFonts w:ascii="Times New Roman" w:cs="Times New Roman" w:eastAsia="Times New Roman" w:hAnsi="Times New Roman"/>
+          <w:rFonts w:ascii="Barlow Semi Condensed" w:cs="Barlow Semi Condensed" w:eastAsia="Barlow Semi Condensed" w:hAnsi="Barlow Semi Condensed"/>
           <w:sz w:val="24"/>
           <w:szCs w:val="24"/>
         </w:rPr>
@@ -3151,7 +3151,7 @@
       </w:pPr>
       <w:r>
         <w:rPr>
-          <w:rFonts w:ascii="Times New Roman" w:cs="Times New Roman" w:eastAsia="Times New Roman" w:hAnsi="Times New Roman"/>
+          <w:rFonts w:ascii="Barlow Semi Condensed" w:cs="Barlow Semi Condensed" w:eastAsia="Barlow Semi Condensed" w:hAnsi="Barlow Semi Condensed"/>
           <w:sz w:val="24"/>
           <w:szCs w:val="24"/>
         </w:rPr>
@@ -3165,7 +3165,7 @@
       </w:pPr>
       <w:r>
         <w:rPr>
-          <w:rFonts w:ascii="Times New Roman" w:cs="Times New Roman" w:eastAsia="Times New Roman" w:hAnsi="Times New Roman"/>
+          <w:rFonts w:ascii="Barlow Semi Condensed" w:cs="Barlow Semi Condensed" w:eastAsia="Barlow Semi Condensed" w:hAnsi="Barlow Semi Condensed"/>
           <w:sz w:val="24"/>
           <w:szCs w:val="24"/>
         </w:rPr>
@@ -3173,7 +3173,7 @@
       </w:r>
       <w:r>
         <w:rPr>
-          <w:rFonts w:ascii="Times New Roman" w:cs="Times New Roman" w:eastAsia="Times New Roman" w:hAnsi="Times New Roman"/>
+          <w:rFonts w:ascii="Barlow Semi Condensed" w:cs="Barlow Semi Condensed" w:eastAsia="Barlow Semi Condensed" w:hAnsi="Barlow Semi Condensed"/>
           <w:i/>
           <w:iCs/>
           <w:sz w:val="24"/>
@@ -3183,7 +3183,7 @@
       </w:r>
       <w:r>
         <w:rPr>
-          <w:rFonts w:ascii="Times New Roman" w:cs="Times New Roman" w:eastAsia="Times New Roman" w:hAnsi="Times New Roman"/>
+          <w:rFonts w:ascii="Barlow Semi Condensed" w:cs="Barlow Semi Condensed" w:eastAsia="Barlow Semi Condensed" w:hAnsi="Barlow Semi Condensed"/>
           <w:sz w:val="24"/>
           <w:szCs w:val="24"/>
         </w:rPr>
@@ -3197,7 +3197,7 @@
       </w:pPr>
       <w:r>
         <w:rPr>
-          <w:rFonts w:ascii="Times New Roman" w:cs="Times New Roman" w:eastAsia="Times New Roman" w:hAnsi="Times New Roman"/>
+          <w:rFonts w:ascii="Barlow Semi Condensed" w:cs="Barlow Semi Condensed" w:eastAsia="Barlow Semi Condensed" w:hAnsi="Barlow Semi Condensed"/>
           <w:sz w:val="24"/>
           <w:szCs w:val="24"/>
         </w:rPr>
@@ -3211,7 +3211,7 @@
       </w:pPr>
       <w:r>
         <w:rPr>
-          <w:rFonts w:ascii="Times New Roman" w:cs="Times New Roman" w:eastAsia="Times New Roman" w:hAnsi="Times New Roman"/>
+          <w:rFonts w:ascii="Barlow Semi Condensed" w:cs="Barlow Semi Condensed" w:eastAsia="Barlow Semi Condensed" w:hAnsi="Barlow Semi Condensed"/>
           <w:sz w:val="24"/>
           <w:szCs w:val="24"/>
         </w:rPr>
@@ -3225,7 +3225,7 @@
       </w:pPr>
       <w:r>
         <w:rPr>
-          <w:rFonts w:ascii="Times New Roman" w:cs="Times New Roman" w:eastAsia="Times New Roman" w:hAnsi="Times New Roman"/>
+          <w:rFonts w:ascii="Barlow Semi Condensed" w:cs="Barlow Semi Condensed" w:eastAsia="Barlow Semi Condensed" w:hAnsi="Barlow Semi Condensed"/>
           <w:sz w:val="24"/>
           <w:szCs w:val="24"/>
         </w:rPr>
@@ -3239,7 +3239,7 @@
       </w:pPr>
       <w:r>
         <w:rPr>
-          <w:rFonts w:ascii="Times New Roman" w:cs="Times New Roman" w:eastAsia="Times New Roman" w:hAnsi="Times New Roman"/>
+          <w:rFonts w:ascii="Barlow Semi Condensed" w:cs="Barlow Semi Condensed" w:eastAsia="Barlow Semi Condensed" w:hAnsi="Barlow Semi Condensed"/>
           <w:sz w:val="24"/>
           <w:szCs w:val="24"/>
         </w:rPr>
@@ -3253,7 +3253,7 @@
       </w:pPr>
       <w:r>
         <w:rPr>
-          <w:rFonts w:ascii="Times New Roman" w:cs="Times New Roman" w:eastAsia="Times New Roman" w:hAnsi="Times New Roman"/>
+          <w:rFonts w:ascii="Barlow Semi Condensed" w:cs="Barlow Semi Condensed" w:eastAsia="Barlow Semi Condensed" w:hAnsi="Barlow Semi Condensed"/>
           <w:sz w:val="24"/>
           <w:szCs w:val="24"/>
         </w:rPr>
@@ -3267,7 +3267,7 @@
       </w:pPr>
       <w:r>
         <w:rPr>
-          <w:rFonts w:ascii="Times New Roman" w:cs="Times New Roman" w:eastAsia="Times New Roman" w:hAnsi="Times New Roman"/>
+          <w:rFonts w:ascii="Barlow Semi Condensed" w:cs="Barlow Semi Condensed" w:eastAsia="Barlow Semi Condensed" w:hAnsi="Barlow Semi Condensed"/>
           <w:sz w:val="24"/>
           <w:szCs w:val="24"/>
         </w:rPr>
@@ -3275,7 +3275,7 @@
       </w:r>
       <w:r>
         <w:rPr>
-          <w:rFonts w:ascii="Times New Roman" w:cs="Times New Roman" w:eastAsia="Times New Roman" w:hAnsi="Times New Roman"/>
+          <w:rFonts w:ascii="Barlow Semi Condensed" w:cs="Barlow Semi Condensed" w:eastAsia="Barlow Semi Condensed" w:hAnsi="Barlow Semi Condensed"/>
           <w:i/>
           <w:iCs/>
           <w:sz w:val="24"/>
@@ -3285,7 +3285,7 @@
       </w:r>
       <w:r>
         <w:rPr>
-          <w:rFonts w:ascii="Times New Roman" w:cs="Times New Roman" w:eastAsia="Times New Roman" w:hAnsi="Times New Roman"/>
+          <w:rFonts w:ascii="Barlow Semi Condensed" w:cs="Barlow Semi Condensed" w:eastAsia="Barlow Semi Condensed" w:hAnsi="Barlow Semi Condensed"/>
           <w:sz w:val="24"/>
           <w:szCs w:val="24"/>
         </w:rPr>
@@ -3293,7 +3293,7 @@
       </w:r>
       <w:r>
         <w:rPr>
-          <w:rFonts w:ascii="Times New Roman" w:cs="Times New Roman" w:eastAsia="Times New Roman" w:hAnsi="Times New Roman"/>
+          <w:rFonts w:ascii="Barlow Semi Condensed" w:cs="Barlow Semi Condensed" w:eastAsia="Barlow Semi Condensed" w:hAnsi="Barlow Semi Condensed"/>
           <w:i/>
           <w:iCs/>
           <w:sz w:val="24"/>
@@ -3303,7 +3303,7 @@
       </w:r>
       <w:r>
         <w:rPr>
-          <w:rFonts w:ascii="Times New Roman" w:cs="Times New Roman" w:eastAsia="Times New Roman" w:hAnsi="Times New Roman"/>
+          <w:rFonts w:ascii="Barlow Semi Condensed" w:cs="Barlow Semi Condensed" w:eastAsia="Barlow Semi Condensed" w:hAnsi="Barlow Semi Condensed"/>
           <w:sz w:val="24"/>
           <w:szCs w:val="24"/>
         </w:rPr>
@@ -3311,7 +3311,7 @@
       </w:r>
       <w:r>
         <w:rPr>
-          <w:rFonts w:ascii="Times New Roman" w:cs="Times New Roman" w:eastAsia="Times New Roman" w:hAnsi="Times New Roman"/>
+          <w:rFonts w:ascii="Barlow Semi Condensed" w:cs="Barlow Semi Condensed" w:eastAsia="Barlow Semi Condensed" w:hAnsi="Barlow Semi Condensed"/>
           <w:i/>
           <w:iCs/>
           <w:sz w:val="24"/>
@@ -3321,7 +3321,7 @@
       </w:r>
       <w:r>
         <w:rPr>
-          <w:rFonts w:ascii="Times New Roman" w:cs="Times New Roman" w:eastAsia="Times New Roman" w:hAnsi="Times New Roman"/>
+          <w:rFonts w:ascii="Barlow Semi Condensed" w:cs="Barlow Semi Condensed" w:eastAsia="Barlow Semi Condensed" w:hAnsi="Barlow Semi Condensed"/>
           <w:sz w:val="24"/>
           <w:szCs w:val="24"/>
         </w:rPr>
@@ -3329,7 +3329,7 @@
       </w:r>
       <w:r>
         <w:rPr>
-          <w:rFonts w:ascii="Times New Roman" w:cs="Times New Roman" w:eastAsia="Times New Roman" w:hAnsi="Times New Roman"/>
+          <w:rFonts w:ascii="Barlow Semi Condensed" w:cs="Barlow Semi Condensed" w:eastAsia="Barlow Semi Condensed" w:hAnsi="Barlow Semi Condensed"/>
           <w:i/>
           <w:iCs/>
           <w:sz w:val="24"/>
@@ -3339,7 +3339,7 @@
       </w:r>
       <w:r>
         <w:rPr>
-          <w:rFonts w:ascii="Times New Roman" w:cs="Times New Roman" w:eastAsia="Times New Roman" w:hAnsi="Times New Roman"/>
+          <w:rFonts w:ascii="Barlow Semi Condensed" w:cs="Barlow Semi Condensed" w:eastAsia="Barlow Semi Condensed" w:hAnsi="Barlow Semi Condensed"/>
           <w:sz w:val="24"/>
           <w:szCs w:val="24"/>
         </w:rPr>
@@ -3347,7 +3347,7 @@
       </w:r>
       <w:r>
         <w:rPr>
-          <w:rFonts w:ascii="Times New Roman" w:cs="Times New Roman" w:eastAsia="Times New Roman" w:hAnsi="Times New Roman"/>
+          <w:rFonts w:ascii="Barlow Semi Condensed" w:cs="Barlow Semi Condensed" w:eastAsia="Barlow Semi Condensed" w:hAnsi="Barlow Semi Condensed"/>
           <w:i/>
           <w:iCs/>
           <w:sz w:val="24"/>
@@ -3357,7 +3357,7 @@
       </w:r>
       <w:r>
         <w:rPr>
-          <w:rFonts w:ascii="Times New Roman" w:cs="Times New Roman" w:eastAsia="Times New Roman" w:hAnsi="Times New Roman"/>
+          <w:rFonts w:ascii="Barlow Semi Condensed" w:cs="Barlow Semi Condensed" w:eastAsia="Barlow Semi Condensed" w:hAnsi="Barlow Semi Condensed"/>
           <w:sz w:val="24"/>
           <w:szCs w:val="24"/>
         </w:rPr>
@@ -3371,7 +3371,7 @@
       </w:pPr>
       <w:r>
         <w:rPr>
-          <w:rFonts w:ascii="Times New Roman" w:cs="Times New Roman" w:eastAsia="Times New Roman" w:hAnsi="Times New Roman"/>
+          <w:rFonts w:ascii="Barlow Semi Condensed" w:cs="Barlow Semi Condensed" w:eastAsia="Barlow Semi Condensed" w:hAnsi="Barlow Semi Condensed"/>
           <w:sz w:val="24"/>
           <w:szCs w:val="24"/>
         </w:rPr>
@@ -3385,7 +3385,7 @@
       </w:pPr>
       <w:r>
         <w:rPr>
-          <w:rFonts w:ascii="Times New Roman" w:cs="Times New Roman" w:eastAsia="Times New Roman" w:hAnsi="Times New Roman"/>
+          <w:rFonts w:ascii="Barlow Semi Condensed" w:cs="Barlow Semi Condensed" w:eastAsia="Barlow Semi Condensed" w:hAnsi="Barlow Semi Condensed"/>
           <w:sz w:val="24"/>
           <w:szCs w:val="24"/>
         </w:rPr>
@@ -3399,7 +3399,7 @@
       </w:pPr>
       <w:r>
         <w:rPr>
-          <w:rFonts w:ascii="Times New Roman" w:cs="Times New Roman" w:eastAsia="Times New Roman" w:hAnsi="Times New Roman"/>
+          <w:rFonts w:ascii="Barlow Semi Condensed" w:cs="Barlow Semi Condensed" w:eastAsia="Barlow Semi Condensed" w:hAnsi="Barlow Semi Condensed"/>
           <w:sz w:val="24"/>
           <w:szCs w:val="24"/>
         </w:rPr>
@@ -3407,7 +3407,7 @@
       </w:r>
       <w:r>
         <w:rPr>
-          <w:rFonts w:ascii="Times New Roman" w:cs="Times New Roman" w:eastAsia="Times New Roman" w:hAnsi="Times New Roman"/>
+          <w:rFonts w:ascii="Barlow Semi Condensed" w:cs="Barlow Semi Condensed" w:eastAsia="Barlow Semi Condensed" w:hAnsi="Barlow Semi Condensed"/>
           <w:i/>
           <w:iCs/>
           <w:sz w:val="24"/>
@@ -3417,7 +3417,7 @@
       </w:r>
       <w:r>
         <w:rPr>
-          <w:rFonts w:ascii="Times New Roman" w:cs="Times New Roman" w:eastAsia="Times New Roman" w:hAnsi="Times New Roman"/>
+          <w:rFonts w:ascii="Barlow Semi Condensed" w:cs="Barlow Semi Condensed" w:eastAsia="Barlow Semi Condensed" w:hAnsi="Barlow Semi Condensed"/>
           <w:sz w:val="24"/>
           <w:szCs w:val="24"/>
         </w:rPr>
@@ -3425,7 +3425,7 @@
       </w:r>
       <w:r>
         <w:rPr>
-          <w:rFonts w:ascii="Times New Roman" w:cs="Times New Roman" w:eastAsia="Times New Roman" w:hAnsi="Times New Roman"/>
+          <w:rFonts w:ascii="Barlow Semi Condensed" w:cs="Barlow Semi Condensed" w:eastAsia="Barlow Semi Condensed" w:hAnsi="Barlow Semi Condensed"/>
           <w:i/>
           <w:iCs/>
           <w:sz w:val="24"/>
@@ -3435,7 +3435,7 @@
       </w:r>
       <w:r>
         <w:rPr>
-          <w:rFonts w:ascii="Times New Roman" w:cs="Times New Roman" w:eastAsia="Times New Roman" w:hAnsi="Times New Roman"/>
+          <w:rFonts w:ascii="Barlow Semi Condensed" w:cs="Barlow Semi Condensed" w:eastAsia="Barlow Semi Condensed" w:hAnsi="Barlow Semi Condensed"/>
           <w:sz w:val="24"/>
           <w:szCs w:val="24"/>
         </w:rPr>
@@ -3449,7 +3449,7 @@
       </w:pPr>
       <w:r>
         <w:rPr>
-          <w:rFonts w:ascii="Times New Roman" w:cs="Times New Roman" w:eastAsia="Times New Roman" w:hAnsi="Times New Roman"/>
+          <w:rFonts w:ascii="Barlow Semi Condensed" w:cs="Barlow Semi Condensed" w:eastAsia="Barlow Semi Condensed" w:hAnsi="Barlow Semi Condensed"/>
           <w:sz w:val="24"/>
           <w:szCs w:val="24"/>
         </w:rPr>
@@ -3463,7 +3463,7 @@
       </w:pPr>
       <w:r>
         <w:rPr>
-          <w:rFonts w:ascii="Times New Roman" w:cs="Times New Roman" w:eastAsia="Times New Roman" w:hAnsi="Times New Roman"/>
+          <w:rFonts w:ascii="Barlow Semi Condensed" w:cs="Barlow Semi Condensed" w:eastAsia="Barlow Semi Condensed" w:hAnsi="Barlow Semi Condensed"/>
           <w:sz w:val="24"/>
           <w:szCs w:val="24"/>
         </w:rPr>
@@ -3477,7 +3477,7 @@
       </w:pPr>
       <w:r>
         <w:rPr>
-          <w:rFonts w:ascii="Times New Roman" w:cs="Times New Roman" w:eastAsia="Times New Roman" w:hAnsi="Times New Roman"/>
+          <w:rFonts w:ascii="Barlow Semi Condensed" w:cs="Barlow Semi Condensed" w:eastAsia="Barlow Semi Condensed" w:hAnsi="Barlow Semi Condensed"/>
           <w:sz w:val="24"/>
           <w:szCs w:val="24"/>
         </w:rPr>
@@ -3491,7 +3491,7 @@
       </w:pPr>
       <w:r>
         <w:rPr>
-          <w:rFonts w:ascii="Times New Roman" w:cs="Times New Roman" w:eastAsia="Times New Roman" w:hAnsi="Times New Roman"/>
+          <w:rFonts w:ascii="Barlow Semi Condensed" w:cs="Barlow Semi Condensed" w:eastAsia="Barlow Semi Condensed" w:hAnsi="Barlow Semi Condensed"/>
           <w:sz w:val="24"/>
           <w:szCs w:val="24"/>
         </w:rPr>
@@ -3505,7 +3505,7 @@
       </w:pPr>
       <w:r>
         <w:rPr>
-          <w:rFonts w:ascii="Times New Roman" w:cs="Times New Roman" w:eastAsia="Times New Roman" w:hAnsi="Times New Roman"/>
+          <w:rFonts w:ascii="Barlow Semi Condensed" w:cs="Barlow Semi Condensed" w:eastAsia="Barlow Semi Condensed" w:hAnsi="Barlow Semi Condensed"/>
           <w:sz w:val="24"/>
           <w:szCs w:val="24"/>
         </w:rPr>
@@ -3519,7 +3519,7 @@
       </w:pPr>
       <w:r>
         <w:rPr>
-          <w:rFonts w:ascii="Times New Roman" w:cs="Times New Roman" w:eastAsia="Times New Roman" w:hAnsi="Times New Roman"/>
+          <w:rFonts w:ascii="Barlow Semi Condensed" w:cs="Barlow Semi Condensed" w:eastAsia="Barlow Semi Condensed" w:hAnsi="Barlow Semi Condensed"/>
           <w:sz w:val="24"/>
           <w:szCs w:val="24"/>
         </w:rPr>
@@ -3533,7 +3533,7 @@
       </w:pPr>
       <w:r>
         <w:rPr>
-          <w:rFonts w:ascii="Times New Roman" w:cs="Times New Roman" w:eastAsia="Times New Roman" w:hAnsi="Times New Roman"/>
+          <w:rFonts w:ascii="Barlow Semi Condensed" w:cs="Barlow Semi Condensed" w:eastAsia="Barlow Semi Condensed" w:hAnsi="Barlow Semi Condensed"/>
           <w:sz w:val="24"/>
           <w:szCs w:val="24"/>
         </w:rPr>
@@ -3547,7 +3547,7 @@
       </w:pPr>
       <w:r>
         <w:rPr>
-          <w:rFonts w:ascii="Times New Roman" w:cs="Times New Roman" w:eastAsia="Times New Roman" w:hAnsi="Times New Roman"/>
+          <w:rFonts w:ascii="Barlow Semi Condensed" w:cs="Barlow Semi Condensed" w:eastAsia="Barlow Semi Condensed" w:hAnsi="Barlow Semi Condensed"/>
           <w:sz w:val="24"/>
           <w:szCs w:val="24"/>
         </w:rPr>
@@ -3555,7 +3555,7 @@
       </w:r>
       <w:r>
         <w:rPr>
-          <w:rFonts w:ascii="Times New Roman" w:cs="Times New Roman" w:eastAsia="Times New Roman" w:hAnsi="Times New Roman"/>
+          <w:rFonts w:ascii="Barlow Semi Condensed" w:cs="Barlow Semi Condensed" w:eastAsia="Barlow Semi Condensed" w:hAnsi="Barlow Semi Condensed"/>
           <w:i/>
           <w:iCs/>
           <w:sz w:val="24"/>
@@ -3565,7 +3565,7 @@
       </w:r>
       <w:r>
         <w:rPr>
-          <w:rFonts w:ascii="Times New Roman" w:cs="Times New Roman" w:eastAsia="Times New Roman" w:hAnsi="Times New Roman"/>
+          <w:rFonts w:ascii="Barlow Semi Condensed" w:cs="Barlow Semi Condensed" w:eastAsia="Barlow Semi Condensed" w:hAnsi="Barlow Semi Condensed"/>
           <w:sz w:val="24"/>
           <w:szCs w:val="24"/>
         </w:rPr>
@@ -3579,7 +3579,7 @@
       </w:pPr>
       <w:r>
         <w:rPr>
-          <w:rFonts w:ascii="Times New Roman" w:cs="Times New Roman" w:eastAsia="Times New Roman" w:hAnsi="Times New Roman"/>
+          <w:rFonts w:ascii="Barlow Semi Condensed" w:cs="Barlow Semi Condensed" w:eastAsia="Barlow Semi Condensed" w:hAnsi="Barlow Semi Condensed"/>
           <w:sz w:val="24"/>
           <w:szCs w:val="24"/>
         </w:rPr>
@@ -3598,7 +3598,7 @@
       </w:pPr>
       <w:r>
         <w:rPr>
-          <w:rFonts w:ascii="Times New Roman" w:cs="Times New Roman" w:eastAsia="Times New Roman" w:hAnsi="Times New Roman"/>
+          <w:rFonts w:ascii="Barlow Semi Condensed" w:cs="Barlow Semi Condensed" w:eastAsia="Barlow Semi Condensed" w:hAnsi="Barlow Semi Condensed"/>
           <w:sz w:val="24"/>
           <w:szCs w:val="24"/>
         </w:rPr>
@@ -3612,7 +3612,7 @@
       </w:pPr>
       <w:r>
         <w:rPr>
-          <w:rFonts w:ascii="Times New Roman" w:cs="Times New Roman" w:eastAsia="Times New Roman" w:hAnsi="Times New Roman"/>
+          <w:rFonts w:ascii="Barlow Semi Condensed" w:cs="Barlow Semi Condensed" w:eastAsia="Barlow Semi Condensed" w:hAnsi="Barlow Semi Condensed"/>
           <w:sz w:val="24"/>
           <w:szCs w:val="24"/>
         </w:rPr>
@@ -3626,7 +3626,7 @@
       </w:pPr>
       <w:r>
         <w:rPr>
-          <w:rFonts w:ascii="Times New Roman" w:cs="Times New Roman" w:eastAsia="Times New Roman" w:hAnsi="Times New Roman"/>
+          <w:rFonts w:ascii="Barlow Semi Condensed" w:cs="Barlow Semi Condensed" w:eastAsia="Barlow Semi Condensed" w:hAnsi="Barlow Semi Condensed"/>
           <w:sz w:val="24"/>
           <w:szCs w:val="24"/>
         </w:rPr>
@@ -3645,7 +3645,7 @@
       </w:pPr>
       <w:r>
         <w:rPr>
-          <w:rFonts w:ascii="Times New Roman" w:cs="Times New Roman" w:eastAsia="Times New Roman" w:hAnsi="Times New Roman"/>
+          <w:rFonts w:ascii="Barlow Semi Condensed" w:cs="Barlow Semi Condensed" w:eastAsia="Barlow Semi Condensed" w:hAnsi="Barlow Semi Condensed"/>
           <w:b/>
           <w:bCs/>
           <w:sz w:val="24"/>
@@ -3655,7 +3655,7 @@
       </w:r>
       <w:r>
         <w:rPr>
-          <w:rFonts w:ascii="Times New Roman" w:cs="Times New Roman" w:eastAsia="Times New Roman" w:hAnsi="Times New Roman"/>
+          <w:rFonts w:ascii="Barlow Semi Condensed" w:cs="Barlow Semi Condensed" w:eastAsia="Barlow Semi Condensed" w:hAnsi="Barlow Semi Condensed"/>
           <w:sz w:val="24"/>
           <w:szCs w:val="24"/>
         </w:rPr>
@@ -3674,7 +3674,7 @@
       </w:pPr>
       <w:r>
         <w:rPr>
-          <w:rFonts w:ascii="Times New Roman" w:cs="Times New Roman" w:eastAsia="Times New Roman" w:hAnsi="Times New Roman"/>
+          <w:rFonts w:ascii="Barlow Semi Condensed" w:cs="Barlow Semi Condensed" w:eastAsia="Barlow Semi Condensed" w:hAnsi="Barlow Semi Condensed"/>
           <w:b/>
           <w:bCs/>
           <w:sz w:val="24"/>
@@ -3684,7 +3684,7 @@
       </w:r>
       <w:r>
         <w:rPr>
-          <w:rFonts w:ascii="Times New Roman" w:cs="Times New Roman" w:eastAsia="Times New Roman" w:hAnsi="Times New Roman"/>
+          <w:rFonts w:ascii="Barlow Semi Condensed" w:cs="Barlow Semi Condensed" w:eastAsia="Barlow Semi Condensed" w:hAnsi="Barlow Semi Condensed"/>
           <w:sz w:val="24"/>
           <w:szCs w:val="24"/>
         </w:rPr>
@@ -3703,7 +3703,7 @@
       </w:pPr>
       <w:r>
         <w:rPr>
-          <w:rFonts w:ascii="Times New Roman" w:cs="Times New Roman" w:eastAsia="Times New Roman" w:hAnsi="Times New Roman"/>
+          <w:rFonts w:ascii="Barlow Semi Condensed" w:cs="Barlow Semi Condensed" w:eastAsia="Barlow Semi Condensed" w:hAnsi="Barlow Semi Condensed"/>
           <w:b/>
           <w:bCs/>
           <w:sz w:val="24"/>
@@ -3713,7 +3713,7 @@
       </w:r>
       <w:r>
         <w:rPr>
-          <w:rFonts w:ascii="Times New Roman" w:cs="Times New Roman" w:eastAsia="Times New Roman" w:hAnsi="Times New Roman"/>
+          <w:rFonts w:ascii="Barlow Semi Condensed" w:cs="Barlow Semi Condensed" w:eastAsia="Barlow Semi Condensed" w:hAnsi="Barlow Semi Condensed"/>
           <w:sz w:val="24"/>
           <w:szCs w:val="24"/>
         </w:rPr>
@@ -3727,7 +3727,7 @@
       </w:pPr>
       <w:r>
         <w:rPr>
-          <w:rFonts w:ascii="Times New Roman" w:cs="Times New Roman" w:eastAsia="Times New Roman" w:hAnsi="Times New Roman"/>
+          <w:rFonts w:ascii="Barlow Semi Condensed" w:cs="Barlow Semi Condensed" w:eastAsia="Barlow Semi Condensed" w:hAnsi="Barlow Semi Condensed"/>
           <w:sz w:val="24"/>
           <w:szCs w:val="24"/>
         </w:rPr>
@@ -3741,7 +3741,7 @@
       </w:pPr>
       <w:r>
         <w:rPr>
-          <w:rFonts w:ascii="Times New Roman" w:cs="Times New Roman" w:eastAsia="Times New Roman" w:hAnsi="Times New Roman"/>
+          <w:rFonts w:ascii="Barlow Semi Condensed" w:cs="Barlow Semi Condensed" w:eastAsia="Barlow Semi Condensed" w:hAnsi="Barlow Semi Condensed"/>
           <w:sz w:val="24"/>
           <w:szCs w:val="24"/>
         </w:rPr>
@@ -3755,7 +3755,7 @@
       </w:pPr>
       <w:r>
         <w:rPr>
-          <w:rFonts w:ascii="Times New Roman" w:cs="Times New Roman" w:eastAsia="Times New Roman" w:hAnsi="Times New Roman"/>
+          <w:rFonts w:ascii="Barlow Semi Condensed" w:cs="Barlow Semi Condensed" w:eastAsia="Barlow Semi Condensed" w:hAnsi="Barlow Semi Condensed"/>
           <w:sz w:val="24"/>
           <w:szCs w:val="24"/>
         </w:rPr>
@@ -3769,7 +3769,7 @@
       </w:pPr>
       <w:r>
         <w:rPr>
-          <w:rFonts w:ascii="Times New Roman" w:cs="Times New Roman" w:eastAsia="Times New Roman" w:hAnsi="Times New Roman"/>
+          <w:rFonts w:ascii="Barlow Semi Condensed" w:cs="Barlow Semi Condensed" w:eastAsia="Barlow Semi Condensed" w:hAnsi="Barlow Semi Condensed"/>
           <w:sz w:val="24"/>
           <w:szCs w:val="24"/>
         </w:rPr>
@@ -3783,7 +3783,7 @@
       </w:pPr>
       <w:r>
         <w:rPr>
-          <w:rFonts w:ascii="Times New Roman" w:cs="Times New Roman" w:eastAsia="Times New Roman" w:hAnsi="Times New Roman"/>
+          <w:rFonts w:ascii="Barlow Semi Condensed" w:cs="Barlow Semi Condensed" w:eastAsia="Barlow Semi Condensed" w:hAnsi="Barlow Semi Condensed"/>
           <w:sz w:val="24"/>
           <w:szCs w:val="24"/>
         </w:rPr>
@@ -3791,7 +3791,7 @@
       </w:r>
       <w:r>
         <w:rPr>
-          <w:rFonts w:ascii="Times New Roman" w:cs="Times New Roman" w:eastAsia="Times New Roman" w:hAnsi="Times New Roman"/>
+          <w:rFonts w:ascii="Barlow Semi Condensed" w:cs="Barlow Semi Condensed" w:eastAsia="Barlow Semi Condensed" w:hAnsi="Barlow Semi Condensed"/>
           <w:i/>
           <w:iCs/>
           <w:sz w:val="24"/>
@@ -3801,7 +3801,7 @@
       </w:r>
       <w:r>
         <w:rPr>
-          <w:rFonts w:ascii="Times New Roman" w:cs="Times New Roman" w:eastAsia="Times New Roman" w:hAnsi="Times New Roman"/>
+          <w:rFonts w:ascii="Barlow Semi Condensed" w:cs="Barlow Semi Condensed" w:eastAsia="Barlow Semi Condensed" w:hAnsi="Barlow Semi Condensed"/>
           <w:sz w:val="24"/>
           <w:szCs w:val="24"/>
         </w:rPr>
@@ -3809,7 +3809,7 @@
       </w:r>
       <w:r>
         <w:rPr>
-          <w:rFonts w:ascii="Times New Roman" w:cs="Times New Roman" w:eastAsia="Times New Roman" w:hAnsi="Times New Roman"/>
+          <w:rFonts w:ascii="Barlow Semi Condensed" w:cs="Barlow Semi Condensed" w:eastAsia="Barlow Semi Condensed" w:hAnsi="Barlow Semi Condensed"/>
           <w:i/>
           <w:iCs/>
           <w:sz w:val="24"/>
@@ -3819,7 +3819,7 @@
       </w:r>
       <w:r>
         <w:rPr>
-          <w:rFonts w:ascii="Times New Roman" w:cs="Times New Roman" w:eastAsia="Times New Roman" w:hAnsi="Times New Roman"/>
+          <w:rFonts w:ascii="Barlow Semi Condensed" w:cs="Barlow Semi Condensed" w:eastAsia="Barlow Semi Condensed" w:hAnsi="Barlow Semi Condensed"/>
           <w:sz w:val="24"/>
           <w:szCs w:val="24"/>
         </w:rPr>
@@ -3833,7 +3833,7 @@
       </w:pPr>
       <w:r>
         <w:rPr>
-          <w:rFonts w:ascii="Times New Roman" w:cs="Times New Roman" w:eastAsia="Times New Roman" w:hAnsi="Times New Roman"/>
+          <w:rFonts w:ascii="Barlow Semi Condensed" w:cs="Barlow Semi Condensed" w:eastAsia="Barlow Semi Condensed" w:hAnsi="Barlow Semi Condensed"/>
           <w:sz w:val="24"/>
           <w:szCs w:val="24"/>
         </w:rPr>
@@ -3847,7 +3847,7 @@
       </w:pPr>
       <w:r>
         <w:rPr>
-          <w:rFonts w:ascii="Times New Roman" w:cs="Times New Roman" w:eastAsia="Times New Roman" w:hAnsi="Times New Roman"/>
+          <w:rFonts w:ascii="Barlow Semi Condensed" w:cs="Barlow Semi Condensed" w:eastAsia="Barlow Semi Condensed" w:hAnsi="Barlow Semi Condensed"/>
           <w:sz w:val="24"/>
           <w:szCs w:val="24"/>
         </w:rPr>
@@ -3855,7 +3855,7 @@
       </w:r>
       <w:r>
         <w:rPr>
-          <w:rFonts w:ascii="Times New Roman" w:cs="Times New Roman" w:eastAsia="Times New Roman" w:hAnsi="Times New Roman"/>
+          <w:rFonts w:ascii="Barlow Semi Condensed" w:cs="Barlow Semi Condensed" w:eastAsia="Barlow Semi Condensed" w:hAnsi="Barlow Semi Condensed"/>
           <w:i/>
           <w:iCs/>
           <w:sz w:val="24"/>
@@ -3865,7 +3865,7 @@
       </w:r>
       <w:r>
         <w:rPr>
-          <w:rFonts w:ascii="Times New Roman" w:cs="Times New Roman" w:eastAsia="Times New Roman" w:hAnsi="Times New Roman"/>
+          <w:rFonts w:ascii="Barlow Semi Condensed" w:cs="Barlow Semi Condensed" w:eastAsia="Barlow Semi Condensed" w:hAnsi="Barlow Semi Condensed"/>
           <w:sz w:val="24"/>
           <w:szCs w:val="24"/>
         </w:rPr>
@@ -3879,7 +3879,7 @@
       </w:pPr>
       <w:r>
         <w:rPr>
-          <w:rFonts w:ascii="Times New Roman" w:cs="Times New Roman" w:eastAsia="Times New Roman" w:hAnsi="Times New Roman"/>
+          <w:rFonts w:ascii="Barlow Semi Condensed" w:cs="Barlow Semi Condensed" w:eastAsia="Barlow Semi Condensed" w:hAnsi="Barlow Semi Condensed"/>
           <w:sz w:val="24"/>
           <w:szCs w:val="24"/>
         </w:rPr>
@@ -3893,7 +3893,7 @@
       </w:pPr>
       <w:r>
         <w:rPr>
-          <w:rFonts w:ascii="Times New Roman" w:cs="Times New Roman" w:eastAsia="Times New Roman" w:hAnsi="Times New Roman"/>
+          <w:rFonts w:ascii="Barlow Semi Condensed" w:cs="Barlow Semi Condensed" w:eastAsia="Barlow Semi Condensed" w:hAnsi="Barlow Semi Condensed"/>
           <w:sz w:val="24"/>
           <w:szCs w:val="24"/>
         </w:rPr>
@@ -3907,7 +3907,7 @@
       </w:pPr>
       <w:r>
         <w:rPr>
-          <w:rFonts w:ascii="Times New Roman" w:cs="Times New Roman" w:eastAsia="Times New Roman" w:hAnsi="Times New Roman"/>
+          <w:rFonts w:ascii="Barlow Semi Condensed" w:cs="Barlow Semi Condensed" w:eastAsia="Barlow Semi Condensed" w:hAnsi="Barlow Semi Condensed"/>
           <w:sz w:val="24"/>
           <w:szCs w:val="24"/>
         </w:rPr>
@@ -3921,7 +3921,7 @@
       </w:pPr>
       <w:r>
         <w:rPr>
-          <w:rFonts w:ascii="Times New Roman" w:cs="Times New Roman" w:eastAsia="Times New Roman" w:hAnsi="Times New Roman"/>
+          <w:rFonts w:ascii="Barlow Semi Condensed" w:cs="Barlow Semi Condensed" w:eastAsia="Barlow Semi Condensed" w:hAnsi="Barlow Semi Condensed"/>
           <w:sz w:val="24"/>
           <w:szCs w:val="24"/>
         </w:rPr>
@@ -3929,7 +3929,7 @@
       </w:r>
       <w:r>
         <w:rPr>
-          <w:rFonts w:ascii="Times New Roman" w:cs="Times New Roman" w:eastAsia="Times New Roman" w:hAnsi="Times New Roman"/>
+          <w:rFonts w:ascii="Barlow Semi Condensed" w:cs="Barlow Semi Condensed" w:eastAsia="Barlow Semi Condensed" w:hAnsi="Barlow Semi Condensed"/>
           <w:i/>
           <w:iCs/>
           <w:sz w:val="24"/>
@@ -3939,7 +3939,7 @@
       </w:r>
       <w:r>
         <w:rPr>
-          <w:rFonts w:ascii="Times New Roman" w:cs="Times New Roman" w:eastAsia="Times New Roman" w:hAnsi="Times New Roman"/>
+          <w:rFonts w:ascii="Barlow Semi Condensed" w:cs="Barlow Semi Condensed" w:eastAsia="Barlow Semi Condensed" w:hAnsi="Barlow Semi Condensed"/>
           <w:sz w:val="24"/>
           <w:szCs w:val="24"/>
         </w:rPr>
@@ -3953,7 +3953,7 @@
       </w:pPr>
       <w:r>
         <w:rPr>
-          <w:rFonts w:ascii="Times New Roman" w:cs="Times New Roman" w:eastAsia="Times New Roman" w:hAnsi="Times New Roman"/>
+          <w:rFonts w:ascii="Barlow Semi Condensed" w:cs="Barlow Semi Condensed" w:eastAsia="Barlow Semi Condensed" w:hAnsi="Barlow Semi Condensed"/>
           <w:sz w:val="24"/>
           <w:szCs w:val="24"/>
         </w:rPr>
@@ -3967,7 +3967,7 @@
       </w:pPr>
       <w:r>
         <w:rPr>
-          <w:rFonts w:ascii="Times New Roman" w:cs="Times New Roman" w:eastAsia="Times New Roman" w:hAnsi="Times New Roman"/>
+          <w:rFonts w:ascii="Barlow Semi Condensed" w:cs="Barlow Semi Condensed" w:eastAsia="Barlow Semi Condensed" w:hAnsi="Barlow Semi Condensed"/>
           <w:sz w:val="24"/>
           <w:szCs w:val="24"/>
         </w:rPr>
@@ -3975,7 +3975,7 @@
       </w:r>
       <w:r>
         <w:rPr>
-          <w:rFonts w:ascii="Times New Roman" w:cs="Times New Roman" w:eastAsia="Times New Roman" w:hAnsi="Times New Roman"/>
+          <w:rFonts w:ascii="Barlow Semi Condensed" w:cs="Barlow Semi Condensed" w:eastAsia="Barlow Semi Condensed" w:hAnsi="Barlow Semi Condensed"/>
           <w:i/>
           <w:iCs/>
           <w:sz w:val="24"/>
@@ -3985,7 +3985,7 @@
       </w:r>
       <w:r>
         <w:rPr>
-          <w:rFonts w:ascii="Times New Roman" w:cs="Times New Roman" w:eastAsia="Times New Roman" w:hAnsi="Times New Roman"/>
+          <w:rFonts w:ascii="Barlow Semi Condensed" w:cs="Barlow Semi Condensed" w:eastAsia="Barlow Semi Condensed" w:hAnsi="Barlow Semi Condensed"/>
           <w:sz w:val="24"/>
           <w:szCs w:val="24"/>
         </w:rPr>
@@ -3999,7 +3999,7 @@
       </w:pPr>
       <w:r>
         <w:rPr>
-          <w:rFonts w:ascii="Times New Roman" w:cs="Times New Roman" w:eastAsia="Times New Roman" w:hAnsi="Times New Roman"/>
+          <w:rFonts w:ascii="Barlow Semi Condensed" w:cs="Barlow Semi Condensed" w:eastAsia="Barlow Semi Condensed" w:hAnsi="Barlow Semi Condensed"/>
           <w:sz w:val="24"/>
           <w:szCs w:val="24"/>
         </w:rPr>
@@ -4013,7 +4013,7 @@
       </w:pPr>
       <w:r>
         <w:rPr>
-          <w:rFonts w:ascii="Times New Roman" w:cs="Times New Roman" w:eastAsia="Times New Roman" w:hAnsi="Times New Roman"/>
+          <w:rFonts w:ascii="Barlow Semi Condensed" w:cs="Barlow Semi Condensed" w:eastAsia="Barlow Semi Condensed" w:hAnsi="Barlow Semi Condensed"/>
           <w:sz w:val="24"/>
           <w:szCs w:val="24"/>
         </w:rPr>
@@ -4021,7 +4021,7 @@
       </w:r>
       <w:r>
         <w:rPr>
-          <w:rFonts w:ascii="Times New Roman" w:cs="Times New Roman" w:eastAsia="Times New Roman" w:hAnsi="Times New Roman"/>
+          <w:rFonts w:ascii="Barlow Semi Condensed" w:cs="Barlow Semi Condensed" w:eastAsia="Barlow Semi Condensed" w:hAnsi="Barlow Semi Condensed"/>
           <w:i/>
           <w:iCs/>
           <w:sz w:val="24"/>
@@ -4031,7 +4031,7 @@
       </w:r>
       <w:r>
         <w:rPr>
-          <w:rFonts w:ascii="Times New Roman" w:cs="Times New Roman" w:eastAsia="Times New Roman" w:hAnsi="Times New Roman"/>
+          <w:rFonts w:ascii="Barlow Semi Condensed" w:cs="Barlow Semi Condensed" w:eastAsia="Barlow Semi Condensed" w:hAnsi="Barlow Semi Condensed"/>
           <w:sz w:val="24"/>
           <w:szCs w:val="24"/>
         </w:rPr>
@@ -4039,7 +4039,7 @@
       </w:r>
       <w:r>
         <w:rPr>
-          <w:rFonts w:ascii="Times New Roman" w:cs="Times New Roman" w:eastAsia="Times New Roman" w:hAnsi="Times New Roman"/>
+          <w:rFonts w:ascii="Barlow Semi Condensed" w:cs="Barlow Semi Condensed" w:eastAsia="Barlow Semi Condensed" w:hAnsi="Barlow Semi Condensed"/>
           <w:i/>
           <w:iCs/>
           <w:sz w:val="24"/>
@@ -4049,7 +4049,7 @@
       </w:r>
       <w:r>
         <w:rPr>
-          <w:rFonts w:ascii="Times New Roman" w:cs="Times New Roman" w:eastAsia="Times New Roman" w:hAnsi="Times New Roman"/>
+          <w:rFonts w:ascii="Barlow Semi Condensed" w:cs="Barlow Semi Condensed" w:eastAsia="Barlow Semi Condensed" w:hAnsi="Barlow Semi Condensed"/>
           <w:sz w:val="24"/>
           <w:szCs w:val="24"/>
         </w:rPr>
@@ -4057,7 +4057,7 @@
       </w:r>
       <w:r>
         <w:rPr>
-          <w:rFonts w:ascii="Times New Roman" w:cs="Times New Roman" w:eastAsia="Times New Roman" w:hAnsi="Times New Roman"/>
+          <w:rFonts w:ascii="Barlow Semi Condensed" w:cs="Barlow Semi Condensed" w:eastAsia="Barlow Semi Condensed" w:hAnsi="Barlow Semi Condensed"/>
           <w:i/>
           <w:iCs/>
           <w:sz w:val="24"/>
@@ -4067,7 +4067,7 @@
       </w:r>
       <w:r>
         <w:rPr>
-          <w:rFonts w:ascii="Times New Roman" w:cs="Times New Roman" w:eastAsia="Times New Roman" w:hAnsi="Times New Roman"/>
+          <w:rFonts w:ascii="Barlow Semi Condensed" w:cs="Barlow Semi Condensed" w:eastAsia="Barlow Semi Condensed" w:hAnsi="Barlow Semi Condensed"/>
           <w:sz w:val="24"/>
           <w:szCs w:val="24"/>
         </w:rPr>
@@ -4081,7 +4081,7 @@
       </w:pPr>
       <w:r>
         <w:rPr>
-          <w:rFonts w:ascii="Times New Roman" w:cs="Times New Roman" w:eastAsia="Times New Roman" w:hAnsi="Times New Roman"/>
+          <w:rFonts w:ascii="Barlow Semi Condensed" w:cs="Barlow Semi Condensed" w:eastAsia="Barlow Semi Condensed" w:hAnsi="Barlow Semi Condensed"/>
           <w:sz w:val="24"/>
           <w:szCs w:val="24"/>
         </w:rPr>
@@ -4095,7 +4095,7 @@
       </w:pPr>
       <w:r>
         <w:rPr>
-          <w:rFonts w:ascii="Times New Roman" w:cs="Times New Roman" w:eastAsia="Times New Roman" w:hAnsi="Times New Roman"/>
+          <w:rFonts w:ascii="Barlow Semi Condensed" w:cs="Barlow Semi Condensed" w:eastAsia="Barlow Semi Condensed" w:hAnsi="Barlow Semi Condensed"/>
           <w:sz w:val="24"/>
           <w:szCs w:val="24"/>
         </w:rPr>
@@ -4109,7 +4109,7 @@
       </w:pPr>
       <w:r>
         <w:rPr>
-          <w:rFonts w:ascii="Times New Roman" w:cs="Times New Roman" w:eastAsia="Times New Roman" w:hAnsi="Times New Roman"/>
+          <w:rFonts w:ascii="Barlow Semi Condensed" w:cs="Barlow Semi Condensed" w:eastAsia="Barlow Semi Condensed" w:hAnsi="Barlow Semi Condensed"/>
           <w:sz w:val="24"/>
           <w:szCs w:val="24"/>
         </w:rPr>
@@ -4123,7 +4123,7 @@
       </w:pPr>
       <w:r>
         <w:rPr>
-          <w:rFonts w:ascii="Times New Roman" w:cs="Times New Roman" w:eastAsia="Times New Roman" w:hAnsi="Times New Roman"/>
+          <w:rFonts w:ascii="Barlow Semi Condensed" w:cs="Barlow Semi Condensed" w:eastAsia="Barlow Semi Condensed" w:hAnsi="Barlow Semi Condensed"/>
           <w:sz w:val="24"/>
           <w:szCs w:val="24"/>
         </w:rPr>
@@ -4131,7 +4131,7 @@
       </w:r>
       <w:r>
         <w:rPr>
-          <w:rFonts w:ascii="Times New Roman" w:cs="Times New Roman" w:eastAsia="Times New Roman" w:hAnsi="Times New Roman"/>
+          <w:rFonts w:ascii="Barlow Semi Condensed" w:cs="Barlow Semi Condensed" w:eastAsia="Barlow Semi Condensed" w:hAnsi="Barlow Semi Condensed"/>
           <w:i/>
           <w:iCs/>
           <w:sz w:val="24"/>
@@ -4141,7 +4141,7 @@
       </w:r>
       <w:r>
         <w:rPr>
-          <w:rFonts w:ascii="Times New Roman" w:cs="Times New Roman" w:eastAsia="Times New Roman" w:hAnsi="Times New Roman"/>
+          <w:rFonts w:ascii="Barlow Semi Condensed" w:cs="Barlow Semi Condensed" w:eastAsia="Barlow Semi Condensed" w:hAnsi="Barlow Semi Condensed"/>
           <w:sz w:val="24"/>
           <w:szCs w:val="24"/>
         </w:rPr>
@@ -4149,7 +4149,7 @@
       </w:r>
       <w:r>
         <w:rPr>
-          <w:rFonts w:ascii="Times New Roman" w:cs="Times New Roman" w:eastAsia="Times New Roman" w:hAnsi="Times New Roman"/>
+          <w:rFonts w:ascii="Barlow Semi Condensed" w:cs="Barlow Semi Condensed" w:eastAsia="Barlow Semi Condensed" w:hAnsi="Barlow Semi Condensed"/>
           <w:i/>
           <w:iCs/>
           <w:sz w:val="24"/>
@@ -4159,7 +4159,7 @@
       </w:r>
       <w:r>
         <w:rPr>
-          <w:rFonts w:ascii="Times New Roman" w:cs="Times New Roman" w:eastAsia="Times New Roman" w:hAnsi="Times New Roman"/>
+          <w:rFonts w:ascii="Barlow Semi Condensed" w:cs="Barlow Semi Condensed" w:eastAsia="Barlow Semi Condensed" w:hAnsi="Barlow Semi Condensed"/>
           <w:sz w:val="24"/>
           <w:szCs w:val="24"/>
         </w:rPr>
@@ -4167,7 +4167,7 @@
       </w:r>
       <w:r>
         <w:rPr>
-          <w:rFonts w:ascii="Times New Roman" w:cs="Times New Roman" w:eastAsia="Times New Roman" w:hAnsi="Times New Roman"/>
+          <w:rFonts w:ascii="Barlow Semi Condensed" w:cs="Barlow Semi Condensed" w:eastAsia="Barlow Semi Condensed" w:hAnsi="Barlow Semi Condensed"/>
           <w:i/>
           <w:iCs/>
           <w:sz w:val="24"/>
@@ -4177,7 +4177,7 @@
       </w:r>
       <w:r>
         <w:rPr>
-          <w:rFonts w:ascii="Times New Roman" w:cs="Times New Roman" w:eastAsia="Times New Roman" w:hAnsi="Times New Roman"/>
+          <w:rFonts w:ascii="Barlow Semi Condensed" w:cs="Barlow Semi Condensed" w:eastAsia="Barlow Semi Condensed" w:hAnsi="Barlow Semi Condensed"/>
           <w:sz w:val="24"/>
           <w:szCs w:val="24"/>
         </w:rPr>
@@ -4191,7 +4191,7 @@
       </w:pPr>
       <w:r>
         <w:rPr>
-          <w:rFonts w:ascii="Times New Roman" w:cs="Times New Roman" w:eastAsia="Times New Roman" w:hAnsi="Times New Roman"/>
+          <w:rFonts w:ascii="Barlow Semi Condensed" w:cs="Barlow Semi Condensed" w:eastAsia="Barlow Semi Condensed" w:hAnsi="Barlow Semi Condensed"/>
           <w:sz w:val="24"/>
           <w:szCs w:val="24"/>
         </w:rPr>
@@ -4205,7 +4205,7 @@
       </w:pPr>
       <w:r>
         <w:rPr>
-          <w:rFonts w:ascii="Times New Roman" w:cs="Times New Roman" w:eastAsia="Times New Roman" w:hAnsi="Times New Roman"/>
+          <w:rFonts w:ascii="Barlow Semi Condensed" w:cs="Barlow Semi Condensed" w:eastAsia="Barlow Semi Condensed" w:hAnsi="Barlow Semi Condensed"/>
           <w:sz w:val="24"/>
           <w:szCs w:val="24"/>
         </w:rPr>
@@ -4213,7 +4213,7 @@
       </w:r>
       <w:r>
         <w:rPr>
-          <w:rFonts w:ascii="Times New Roman" w:cs="Times New Roman" w:eastAsia="Times New Roman" w:hAnsi="Times New Roman"/>
+          <w:rFonts w:ascii="Barlow Semi Condensed" w:cs="Barlow Semi Condensed" w:eastAsia="Barlow Semi Condensed" w:hAnsi="Barlow Semi Condensed"/>
           <w:i/>
           <w:iCs/>
           <w:sz w:val="24"/>
@@ -4223,7 +4223,7 @@
       </w:r>
       <w:r>
         <w:rPr>
-          <w:rFonts w:ascii="Times New Roman" w:cs="Times New Roman" w:eastAsia="Times New Roman" w:hAnsi="Times New Roman"/>
+          <w:rFonts w:ascii="Barlow Semi Condensed" w:cs="Barlow Semi Condensed" w:eastAsia="Barlow Semi Condensed" w:hAnsi="Barlow Semi Condensed"/>
           <w:sz w:val="24"/>
           <w:szCs w:val="24"/>
         </w:rPr>
@@ -4237,7 +4237,7 @@
       </w:pPr>
       <w:r>
         <w:rPr>
-          <w:rFonts w:ascii="Times New Roman" w:cs="Times New Roman" w:eastAsia="Times New Roman" w:hAnsi="Times New Roman"/>
+          <w:rFonts w:ascii="Barlow Semi Condensed" w:cs="Barlow Semi Condensed" w:eastAsia="Barlow Semi Condensed" w:hAnsi="Barlow Semi Condensed"/>
           <w:sz w:val="24"/>
           <w:szCs w:val="24"/>
         </w:rPr>
@@ -4251,7 +4251,7 @@
       </w:pPr>
       <w:r>
         <w:rPr>
-          <w:rFonts w:ascii="Times New Roman" w:cs="Times New Roman" w:eastAsia="Times New Roman" w:hAnsi="Times New Roman"/>
+          <w:rFonts w:ascii="Barlow Semi Condensed" w:cs="Barlow Semi Condensed" w:eastAsia="Barlow Semi Condensed" w:hAnsi="Barlow Semi Condensed"/>
           <w:sz w:val="24"/>
           <w:szCs w:val="24"/>
         </w:rPr>
@@ -4265,7 +4265,7 @@
       </w:pPr>
       <w:r>
         <w:rPr>
-          <w:rFonts w:ascii="Times New Roman" w:cs="Times New Roman" w:eastAsia="Times New Roman" w:hAnsi="Times New Roman"/>
+          <w:rFonts w:ascii="Barlow Semi Condensed" w:cs="Barlow Semi Condensed" w:eastAsia="Barlow Semi Condensed" w:hAnsi="Barlow Semi Condensed"/>
           <w:sz w:val="24"/>
           <w:szCs w:val="24"/>
         </w:rPr>
@@ -4279,7 +4279,7 @@
       </w:pPr>
       <w:r>
         <w:rPr>
-          <w:rFonts w:ascii="Times New Roman" w:cs="Times New Roman" w:eastAsia="Times New Roman" w:hAnsi="Times New Roman"/>
+          <w:rFonts w:ascii="Barlow Semi Condensed" w:cs="Barlow Semi Condensed" w:eastAsia="Barlow Semi Condensed" w:hAnsi="Barlow Semi Condensed"/>
           <w:sz w:val="24"/>
           <w:szCs w:val="24"/>
         </w:rPr>
@@ -4287,7 +4287,7 @@
       </w:r>
       <w:r>
         <w:rPr>
-          <w:rFonts w:ascii="Times New Roman" w:cs="Times New Roman" w:eastAsia="Times New Roman" w:hAnsi="Times New Roman"/>
+          <w:rFonts w:ascii="Barlow Semi Condensed" w:cs="Barlow Semi Condensed" w:eastAsia="Barlow Semi Condensed" w:hAnsi="Barlow Semi Condensed"/>
           <w:b/>
           <w:bCs/>
           <w:sz w:val="24"/>
@@ -4297,7 +4297,7 @@
       </w:r>
       <w:r>
         <w:rPr>
-          <w:rFonts w:ascii="Times New Roman" w:cs="Times New Roman" w:eastAsia="Times New Roman" w:hAnsi="Times New Roman"/>
+          <w:rFonts w:ascii="Barlow Semi Condensed" w:cs="Barlow Semi Condensed" w:eastAsia="Barlow Semi Condensed" w:hAnsi="Barlow Semi Condensed"/>
           <w:sz w:val="24"/>
           <w:szCs w:val="24"/>
         </w:rPr>
@@ -4305,7 +4305,7 @@
       </w:r>
       <w:r>
         <w:rPr>
-          <w:rFonts w:ascii="Times New Roman" w:cs="Times New Roman" w:eastAsia="Times New Roman" w:hAnsi="Times New Roman"/>
+          <w:rFonts w:ascii="Barlow Semi Condensed" w:cs="Barlow Semi Condensed" w:eastAsia="Barlow Semi Condensed" w:hAnsi="Barlow Semi Condensed"/>
           <w:b/>
           <w:bCs/>
           <w:sz w:val="24"/>
@@ -4315,7 +4315,7 @@
       </w:r>
       <w:r>
         <w:rPr>
-          <w:rFonts w:ascii="Times New Roman" w:cs="Times New Roman" w:eastAsia="Times New Roman" w:hAnsi="Times New Roman"/>
+          <w:rFonts w:ascii="Barlow Semi Condensed" w:cs="Barlow Semi Condensed" w:eastAsia="Barlow Semi Condensed" w:hAnsi="Barlow Semi Condensed"/>
           <w:sz w:val="24"/>
           <w:szCs w:val="24"/>
         </w:rPr>
@@ -4323,7 +4323,7 @@
       </w:r>
       <w:r>
         <w:rPr>
-          <w:rFonts w:ascii="Times New Roman" w:cs="Times New Roman" w:eastAsia="Times New Roman" w:hAnsi="Times New Roman"/>
+          <w:rFonts w:ascii="Barlow Semi Condensed" w:cs="Barlow Semi Condensed" w:eastAsia="Barlow Semi Condensed" w:hAnsi="Barlow Semi Condensed"/>
           <w:b/>
           <w:bCs/>
           <w:sz w:val="24"/>
@@ -4333,7 +4333,7 @@
       </w:r>
       <w:r>
         <w:rPr>
-          <w:rFonts w:ascii="Times New Roman" w:cs="Times New Roman" w:eastAsia="Times New Roman" w:hAnsi="Times New Roman"/>
+          <w:rFonts w:ascii="Barlow Semi Condensed" w:cs="Barlow Semi Condensed" w:eastAsia="Barlow Semi Condensed" w:hAnsi="Barlow Semi Condensed"/>
           <w:sz w:val="24"/>
           <w:szCs w:val="24"/>
         </w:rPr>
@@ -4341,7 +4341,7 @@
       </w:r>
       <w:r>
         <w:rPr>
-          <w:rFonts w:ascii="Times New Roman" w:cs="Times New Roman" w:eastAsia="Times New Roman" w:hAnsi="Times New Roman"/>
+          <w:rFonts w:ascii="Barlow Semi Condensed" w:cs="Barlow Semi Condensed" w:eastAsia="Barlow Semi Condensed" w:hAnsi="Barlow Semi Condensed"/>
           <w:b/>
           <w:bCs/>
           <w:sz w:val="24"/>
@@ -4351,7 +4351,7 @@
       </w:r>
       <w:r>
         <w:rPr>
-          <w:rFonts w:ascii="Times New Roman" w:cs="Times New Roman" w:eastAsia="Times New Roman" w:hAnsi="Times New Roman"/>
+          <w:rFonts w:ascii="Barlow Semi Condensed" w:cs="Barlow Semi Condensed" w:eastAsia="Barlow Semi Condensed" w:hAnsi="Barlow Semi Condensed"/>
           <w:sz w:val="24"/>
           <w:szCs w:val="24"/>
         </w:rPr>
@@ -4359,7 +4359,7 @@
       </w:r>
       <w:r>
         <w:rPr>
-          <w:rFonts w:ascii="Times New Roman" w:cs="Times New Roman" w:eastAsia="Times New Roman" w:hAnsi="Times New Roman"/>
+          <w:rFonts w:ascii="Barlow Semi Condensed" w:cs="Barlow Semi Condensed" w:eastAsia="Barlow Semi Condensed" w:hAnsi="Barlow Semi Condensed"/>
           <w:b/>
           <w:bCs/>
           <w:sz w:val="24"/>
@@ -4369,7 +4369,7 @@
       </w:r>
       <w:r>
         <w:rPr>
-          <w:rFonts w:ascii="Times New Roman" w:cs="Times New Roman" w:eastAsia="Times New Roman" w:hAnsi="Times New Roman"/>
+          <w:rFonts w:ascii="Barlow Semi Condensed" w:cs="Barlow Semi Condensed" w:eastAsia="Barlow Semi Condensed" w:hAnsi="Barlow Semi Condensed"/>
           <w:sz w:val="24"/>
           <w:szCs w:val="24"/>
         </w:rPr>
@@ -4383,7 +4383,7 @@
       </w:pPr>
       <w:r>
         <w:rPr>
-          <w:rFonts w:ascii="Times New Roman" w:cs="Times New Roman" w:eastAsia="Times New Roman" w:hAnsi="Times New Roman"/>
+          <w:rFonts w:ascii="Barlow Semi Condensed" w:cs="Barlow Semi Condensed" w:eastAsia="Barlow Semi Condensed" w:hAnsi="Barlow Semi Condensed"/>
           <w:sz w:val="24"/>
           <w:szCs w:val="24"/>
         </w:rPr>
@@ -4397,7 +4397,7 @@
       </w:pPr>
       <w:r>
         <w:rPr>
-          <w:rFonts w:ascii="Times New Roman" w:cs="Times New Roman" w:eastAsia="Times New Roman" w:hAnsi="Times New Roman"/>
+          <w:rFonts w:ascii="Barlow Semi Condensed" w:cs="Barlow Semi Condensed" w:eastAsia="Barlow Semi Condensed" w:hAnsi="Barlow Semi Condensed"/>
           <w:sz w:val="24"/>
           <w:szCs w:val="24"/>
         </w:rPr>
@@ -4405,7 +4405,7 @@
       </w:r>
       <w:r>
         <w:rPr>
-          <w:rFonts w:ascii="Times New Roman" w:cs="Times New Roman" w:eastAsia="Times New Roman" w:hAnsi="Times New Roman"/>
+          <w:rFonts w:ascii="Barlow Semi Condensed" w:cs="Barlow Semi Condensed" w:eastAsia="Barlow Semi Condensed" w:hAnsi="Barlow Semi Condensed"/>
           <w:i/>
           <w:iCs/>
           <w:sz w:val="24"/>
@@ -4415,7 +4415,7 @@
       </w:r>
       <w:r>
         <w:rPr>
-          <w:rFonts w:ascii="Times New Roman" w:cs="Times New Roman" w:eastAsia="Times New Roman" w:hAnsi="Times New Roman"/>
+          <w:rFonts w:ascii="Barlow Semi Condensed" w:cs="Barlow Semi Condensed" w:eastAsia="Barlow Semi Condensed" w:hAnsi="Barlow Semi Condensed"/>
           <w:sz w:val="24"/>
           <w:szCs w:val="24"/>
         </w:rPr>
@@ -4429,7 +4429,7 @@
       </w:pPr>
       <w:r>
         <w:rPr>
-          <w:rFonts w:ascii="Times New Roman" w:cs="Times New Roman" w:eastAsia="Times New Roman" w:hAnsi="Times New Roman"/>
+          <w:rFonts w:ascii="Barlow Semi Condensed" w:cs="Barlow Semi Condensed" w:eastAsia="Barlow Semi Condensed" w:hAnsi="Barlow Semi Condensed"/>
           <w:sz w:val="24"/>
           <w:szCs w:val="24"/>
         </w:rPr>
@@ -4444,7 +4444,7 @@
       </w:pPr>
       <w:r>
         <w:rPr>
-          <w:rFonts w:ascii="Times New Roman" w:cs="Times New Roman" w:eastAsia="Times New Roman" w:hAnsi="Times New Roman"/>
+          <w:rFonts w:ascii="Barlow Semi Condensed" w:cs="Barlow Semi Condensed" w:eastAsia="Barlow Semi Condensed" w:hAnsi="Barlow Semi Condensed"/>
           <w:sz w:val="24"/>
           <w:szCs w:val="24"/>
         </w:rPr>
@@ -4452,7 +4452,7 @@
       </w:r>
       <w:r>
         <w:rPr>
-          <w:rFonts w:ascii="Times New Roman" w:cs="Times New Roman" w:eastAsia="Times New Roman" w:hAnsi="Times New Roman"/>
+          <w:rFonts w:ascii="Barlow Semi Condensed" w:cs="Barlow Semi Condensed" w:eastAsia="Barlow Semi Condensed" w:hAnsi="Barlow Semi Condensed"/>
           <w:b/>
           <w:bCs/>
           <w:sz w:val="24"/>
@@ -4462,7 +4462,7 @@
       </w:r>
       <w:r>
         <w:rPr>
-          <w:rFonts w:ascii="Times New Roman" w:cs="Times New Roman" w:eastAsia="Times New Roman" w:hAnsi="Times New Roman"/>
+          <w:rFonts w:ascii="Barlow Semi Condensed" w:cs="Barlow Semi Condensed" w:eastAsia="Barlow Semi Condensed" w:hAnsi="Barlow Semi Condensed"/>
           <w:sz w:val="24"/>
           <w:szCs w:val="24"/>
         </w:rPr>
@@ -4477,7 +4477,7 @@
       </w:pPr>
       <w:r>
         <w:rPr>
-          <w:rFonts w:ascii="Times New Roman" w:cs="Times New Roman" w:eastAsia="Times New Roman" w:hAnsi="Times New Roman"/>
+          <w:rFonts w:ascii="Barlow Semi Condensed" w:cs="Barlow Semi Condensed" w:eastAsia="Barlow Semi Condensed" w:hAnsi="Barlow Semi Condensed"/>
           <w:sz w:val="24"/>
           <w:szCs w:val="24"/>
         </w:rPr>
@@ -4485,7 +4485,7 @@
       </w:r>
       <w:r>
         <w:rPr>
-          <w:rFonts w:ascii="Times New Roman" w:cs="Times New Roman" w:eastAsia="Times New Roman" w:hAnsi="Times New Roman"/>
+          <w:rFonts w:ascii="Barlow Semi Condensed" w:cs="Barlow Semi Condensed" w:eastAsia="Barlow Semi Condensed" w:hAnsi="Barlow Semi Condensed"/>
           <w:b/>
           <w:bCs/>
           <w:sz w:val="24"/>
@@ -4495,7 +4495,7 @@
       </w:r>
       <w:r>
         <w:rPr>
-          <w:rFonts w:ascii="Times New Roman" w:cs="Times New Roman" w:eastAsia="Times New Roman" w:hAnsi="Times New Roman"/>
+          <w:rFonts w:ascii="Barlow Semi Condensed" w:cs="Barlow Semi Condensed" w:eastAsia="Barlow Semi Condensed" w:hAnsi="Barlow Semi Condensed"/>
           <w:sz w:val="24"/>
           <w:szCs w:val="24"/>
         </w:rPr>
@@ -4510,7 +4510,7 @@
       </w:pPr>
       <w:r>
         <w:rPr>
-          <w:rFonts w:ascii="Times New Roman" w:cs="Times New Roman" w:eastAsia="Times New Roman" w:hAnsi="Times New Roman"/>
+          <w:rFonts w:ascii="Barlow Semi Condensed" w:cs="Barlow Semi Condensed" w:eastAsia="Barlow Semi Condensed" w:hAnsi="Barlow Semi Condensed"/>
           <w:sz w:val="24"/>
           <w:szCs w:val="24"/>
         </w:rPr>
@@ -4518,7 +4518,7 @@
       </w:r>
       <w:r>
         <w:rPr>
-          <w:rFonts w:ascii="Times New Roman" w:cs="Times New Roman" w:eastAsia="Times New Roman" w:hAnsi="Times New Roman"/>
+          <w:rFonts w:ascii="Barlow Semi Condensed" w:cs="Barlow Semi Condensed" w:eastAsia="Barlow Semi Condensed" w:hAnsi="Barlow Semi Condensed"/>
           <w:b/>
           <w:bCs/>
           <w:sz w:val="24"/>
@@ -4528,7 +4528,7 @@
       </w:r>
       <w:r>
         <w:rPr>
-          <w:rFonts w:ascii="Times New Roman" w:cs="Times New Roman" w:eastAsia="Times New Roman" w:hAnsi="Times New Roman"/>
+          <w:rFonts w:ascii="Barlow Semi Condensed" w:cs="Barlow Semi Condensed" w:eastAsia="Barlow Semi Condensed" w:hAnsi="Barlow Semi Condensed"/>
           <w:sz w:val="24"/>
           <w:szCs w:val="24"/>
         </w:rPr>
@@ -4543,7 +4543,7 @@
       </w:pPr>
       <w:r>
         <w:rPr>
-          <w:rFonts w:ascii="Times New Roman" w:cs="Times New Roman" w:eastAsia="Times New Roman" w:hAnsi="Times New Roman"/>
+          <w:rFonts w:ascii="Barlow Semi Condensed" w:cs="Barlow Semi Condensed" w:eastAsia="Barlow Semi Condensed" w:hAnsi="Barlow Semi Condensed"/>
           <w:sz w:val="24"/>
           <w:szCs w:val="24"/>
         </w:rPr>
@@ -4551,7 +4551,7 @@
       </w:r>
       <w:r>
         <w:rPr>
-          <w:rFonts w:ascii="Times New Roman" w:cs="Times New Roman" w:eastAsia="Times New Roman" w:hAnsi="Times New Roman"/>
+          <w:rFonts w:ascii="Barlow Semi Condensed" w:cs="Barlow Semi Condensed" w:eastAsia="Barlow Semi Condensed" w:hAnsi="Barlow Semi Condensed"/>
           <w:b/>
           <w:bCs/>
           <w:sz w:val="24"/>
@@ -4561,7 +4561,7 @@
       </w:r>
       <w:r>
         <w:rPr>
-          <w:rFonts w:ascii="Times New Roman" w:cs="Times New Roman" w:eastAsia="Times New Roman" w:hAnsi="Times New Roman"/>
+          <w:rFonts w:ascii="Barlow Semi Condensed" w:cs="Barlow Semi Condensed" w:eastAsia="Barlow Semi Condensed" w:hAnsi="Barlow Semi Condensed"/>
           <w:sz w:val="24"/>
           <w:szCs w:val="24"/>
         </w:rPr>
@@ -4576,7 +4576,7 @@
       </w:pPr>
       <w:r>
         <w:rPr>
-          <w:rFonts w:ascii="Times New Roman" w:cs="Times New Roman" w:eastAsia="Times New Roman" w:hAnsi="Times New Roman"/>
+          <w:rFonts w:ascii="Barlow Semi Condensed" w:cs="Barlow Semi Condensed" w:eastAsia="Barlow Semi Condensed" w:hAnsi="Barlow Semi Condensed"/>
           <w:sz w:val="24"/>
           <w:szCs w:val="24"/>
         </w:rPr>
@@ -4584,7 +4584,7 @@
       </w:r>
       <w:r>
         <w:rPr>
-          <w:rFonts w:ascii="Times New Roman" w:cs="Times New Roman" w:eastAsia="Times New Roman" w:hAnsi="Times New Roman"/>
+          <w:rFonts w:ascii="Barlow Semi Condensed" w:cs="Barlow Semi Condensed" w:eastAsia="Barlow Semi Condensed" w:hAnsi="Barlow Semi Condensed"/>
           <w:b/>
           <w:bCs/>
           <w:sz w:val="24"/>
@@ -4594,7 +4594,7 @@
       </w:r>
       <w:r>
         <w:rPr>
-          <w:rFonts w:ascii="Times New Roman" w:cs="Times New Roman" w:eastAsia="Times New Roman" w:hAnsi="Times New Roman"/>
+          <w:rFonts w:ascii="Barlow Semi Condensed" w:cs="Barlow Semi Condensed" w:eastAsia="Barlow Semi Condensed" w:hAnsi="Barlow Semi Condensed"/>
           <w:sz w:val="24"/>
           <w:szCs w:val="24"/>
         </w:rPr>
@@ -4608,7 +4608,7 @@
       </w:pPr>
       <w:r>
         <w:rPr>
-          <w:rFonts w:ascii="Times New Roman" w:cs="Times New Roman" w:eastAsia="Times New Roman" w:hAnsi="Times New Roman"/>
+          <w:rFonts w:ascii="Barlow Semi Condensed" w:cs="Barlow Semi Condensed" w:eastAsia="Barlow Semi Condensed" w:hAnsi="Barlow Semi Condensed"/>
           <w:sz w:val="24"/>
           <w:szCs w:val="24"/>
         </w:rPr>
@@ -4622,7 +4622,7 @@
       </w:pPr>
       <w:r>
         <w:rPr>
-          <w:rFonts w:ascii="Times New Roman" w:cs="Times New Roman" w:eastAsia="Times New Roman" w:hAnsi="Times New Roman"/>
+          <w:rFonts w:ascii="Barlow Semi Condensed" w:cs="Barlow Semi Condensed" w:eastAsia="Barlow Semi Condensed" w:hAnsi="Barlow Semi Condensed"/>
           <w:sz w:val="24"/>
           <w:szCs w:val="24"/>
         </w:rPr>
@@ -4641,7 +4641,7 @@
       </w:pPr>
       <w:r>
         <w:rPr>
-          <w:rFonts w:ascii="Times New Roman" w:cs="Times New Roman" w:eastAsia="Times New Roman" w:hAnsi="Times New Roman"/>
+          <w:rFonts w:ascii="Barlow Semi Condensed" w:cs="Barlow Semi Condensed" w:eastAsia="Barlow Semi Condensed" w:hAnsi="Barlow Semi Condensed"/>
           <w:sz w:val="24"/>
           <w:szCs w:val="24"/>
         </w:rPr>
@@ -4655,7 +4655,7 @@
       </w:pPr>
       <w:r>
         <w:rPr>
-          <w:rFonts w:ascii="Times New Roman" w:cs="Times New Roman" w:eastAsia="Times New Roman" w:hAnsi="Times New Roman"/>
+          <w:rFonts w:ascii="Barlow Semi Condensed" w:cs="Barlow Semi Condensed" w:eastAsia="Barlow Semi Condensed" w:hAnsi="Barlow Semi Condensed"/>
           <w:sz w:val="24"/>
           <w:szCs w:val="24"/>
         </w:rPr>
@@ -4669,7 +4669,7 @@
       </w:pPr>
       <w:r>
         <w:rPr>
-          <w:rFonts w:ascii="Times New Roman" w:cs="Times New Roman" w:eastAsia="Times New Roman" w:hAnsi="Times New Roman"/>
+          <w:rFonts w:ascii="Barlow Semi Condensed" w:cs="Barlow Semi Condensed" w:eastAsia="Barlow Semi Condensed" w:hAnsi="Barlow Semi Condensed"/>
           <w:sz w:val="24"/>
           <w:szCs w:val="24"/>
         </w:rPr>
@@ -4683,7 +4683,7 @@
       </w:pPr>
       <w:r>
         <w:rPr>
-          <w:rFonts w:ascii="Times New Roman" w:cs="Times New Roman" w:eastAsia="Times New Roman" w:hAnsi="Times New Roman"/>
+          <w:rFonts w:ascii="Barlow Semi Condensed" w:cs="Barlow Semi Condensed" w:eastAsia="Barlow Semi Condensed" w:hAnsi="Barlow Semi Condensed"/>
           <w:sz w:val="24"/>
           <w:szCs w:val="24"/>
         </w:rPr>
@@ -4697,7 +4697,7 @@
       </w:pPr>
       <w:r>
         <w:rPr>
-          <w:rFonts w:ascii="Times New Roman" w:cs="Times New Roman" w:eastAsia="Times New Roman" w:hAnsi="Times New Roman"/>
+          <w:rFonts w:ascii="Barlow Semi Condensed" w:cs="Barlow Semi Condensed" w:eastAsia="Barlow Semi Condensed" w:hAnsi="Barlow Semi Condensed"/>
           <w:sz w:val="24"/>
           <w:szCs w:val="24"/>
         </w:rPr>
@@ -4711,7 +4711,7 @@
       </w:pPr>
       <w:r>
         <w:rPr>
-          <w:rFonts w:ascii="Times New Roman" w:cs="Times New Roman" w:eastAsia="Times New Roman" w:hAnsi="Times New Roman"/>
+          <w:rFonts w:ascii="Barlow Semi Condensed" w:cs="Barlow Semi Condensed" w:eastAsia="Barlow Semi Condensed" w:hAnsi="Barlow Semi Condensed"/>
           <w:sz w:val="24"/>
           <w:szCs w:val="24"/>
         </w:rPr>
@@ -4719,7 +4719,7 @@
       </w:r>
       <w:r>
         <w:rPr>
-          <w:rFonts w:ascii="Times New Roman" w:cs="Times New Roman" w:eastAsia="Times New Roman" w:hAnsi="Times New Roman"/>
+          <w:rFonts w:ascii="Barlow Semi Condensed" w:cs="Barlow Semi Condensed" w:eastAsia="Barlow Semi Condensed" w:hAnsi="Barlow Semi Condensed"/>
           <w:i/>
           <w:iCs/>
           <w:sz w:val="24"/>
@@ -4729,7 +4729,7 @@
       </w:r>
       <w:r>
         <w:rPr>
-          <w:rFonts w:ascii="Times New Roman" w:cs="Times New Roman" w:eastAsia="Times New Roman" w:hAnsi="Times New Roman"/>
+          <w:rFonts w:ascii="Barlow Semi Condensed" w:cs="Barlow Semi Condensed" w:eastAsia="Barlow Semi Condensed" w:hAnsi="Barlow Semi Condensed"/>
           <w:sz w:val="24"/>
           <w:szCs w:val="24"/>
         </w:rPr>
@@ -4743,7 +4743,7 @@
       </w:pPr>
       <w:r>
         <w:rPr>
-          <w:rFonts w:ascii="Times New Roman" w:cs="Times New Roman" w:eastAsia="Times New Roman" w:hAnsi="Times New Roman"/>
+          <w:rFonts w:ascii="Barlow Semi Condensed" w:cs="Barlow Semi Condensed" w:eastAsia="Barlow Semi Condensed" w:hAnsi="Barlow Semi Condensed"/>
           <w:sz w:val="24"/>
           <w:szCs w:val="24"/>
         </w:rPr>
@@ -4757,7 +4757,7 @@
       </w:pPr>
       <w:r>
         <w:rPr>
-          <w:rFonts w:ascii="Times New Roman" w:cs="Times New Roman" w:eastAsia="Times New Roman" w:hAnsi="Times New Roman"/>
+          <w:rFonts w:ascii="Barlow Semi Condensed" w:cs="Barlow Semi Condensed" w:eastAsia="Barlow Semi Condensed" w:hAnsi="Barlow Semi Condensed"/>
           <w:sz w:val="24"/>
           <w:szCs w:val="24"/>
         </w:rPr>
@@ -4765,7 +4765,7 @@
       </w:r>
       <w:r>
         <w:rPr>
-          <w:rFonts w:ascii="Times New Roman" w:cs="Times New Roman" w:eastAsia="Times New Roman" w:hAnsi="Times New Roman"/>
+          <w:rFonts w:ascii="Barlow Semi Condensed" w:cs="Barlow Semi Condensed" w:eastAsia="Barlow Semi Condensed" w:hAnsi="Barlow Semi Condensed"/>
           <w:i/>
           <w:iCs/>
           <w:sz w:val="24"/>
@@ -4775,7 +4775,7 @@
       </w:r>
       <w:r>
         <w:rPr>
-          <w:rFonts w:ascii="Times New Roman" w:cs="Times New Roman" w:eastAsia="Times New Roman" w:hAnsi="Times New Roman"/>
+          <w:rFonts w:ascii="Barlow Semi Condensed" w:cs="Barlow Semi Condensed" w:eastAsia="Barlow Semi Condensed" w:hAnsi="Barlow Semi Condensed"/>
           <w:sz w:val="24"/>
           <w:szCs w:val="24"/>
         </w:rPr>
@@ -4789,7 +4789,7 @@
       </w:pPr>
       <w:r>
         <w:rPr>
-          <w:rFonts w:ascii="Times New Roman" w:cs="Times New Roman" w:eastAsia="Times New Roman" w:hAnsi="Times New Roman"/>
+          <w:rFonts w:ascii="Barlow Semi Condensed" w:cs="Barlow Semi Condensed" w:eastAsia="Barlow Semi Condensed" w:hAnsi="Barlow Semi Condensed"/>
           <w:sz w:val="24"/>
           <w:szCs w:val="24"/>
         </w:rPr>
@@ -4803,7 +4803,7 @@
       </w:pPr>
       <w:r>
         <w:rPr>
-          <w:rFonts w:ascii="Times New Roman" w:cs="Times New Roman" w:eastAsia="Times New Roman" w:hAnsi="Times New Roman"/>
+          <w:rFonts w:ascii="Barlow Semi Condensed" w:cs="Barlow Semi Condensed" w:eastAsia="Barlow Semi Condensed" w:hAnsi="Barlow Semi Condensed"/>
           <w:sz w:val="24"/>
           <w:szCs w:val="24"/>
         </w:rPr>
@@ -4817,7 +4817,7 @@
       </w:pPr>
       <w:r>
         <w:rPr>
-          <w:rFonts w:ascii="Times New Roman" w:cs="Times New Roman" w:eastAsia="Times New Roman" w:hAnsi="Times New Roman"/>
+          <w:rFonts w:ascii="Barlow Semi Condensed" w:cs="Barlow Semi Condensed" w:eastAsia="Barlow Semi Condensed" w:hAnsi="Barlow Semi Condensed"/>
           <w:sz w:val="24"/>
           <w:szCs w:val="24"/>
         </w:rPr>
@@ -4831,7 +4831,7 @@
       </w:pPr>
       <w:r>
         <w:rPr>
-          <w:rFonts w:ascii="Times New Roman" w:cs="Times New Roman" w:eastAsia="Times New Roman" w:hAnsi="Times New Roman"/>
+          <w:rFonts w:ascii="Barlow Semi Condensed" w:cs="Barlow Semi Condensed" w:eastAsia="Barlow Semi Condensed" w:hAnsi="Barlow Semi Condensed"/>
           <w:sz w:val="24"/>
           <w:szCs w:val="24"/>
         </w:rPr>
@@ -4845,7 +4845,7 @@
       </w:pPr>
       <w:r>
         <w:rPr>
-          <w:rFonts w:ascii="Times New Roman" w:cs="Times New Roman" w:eastAsia="Times New Roman" w:hAnsi="Times New Roman"/>
+          <w:rFonts w:ascii="Barlow Semi Condensed" w:cs="Barlow Semi Condensed" w:eastAsia="Barlow Semi Condensed" w:hAnsi="Barlow Semi Condensed"/>
           <w:sz w:val="24"/>
           <w:szCs w:val="24"/>
         </w:rPr>
@@ -4859,7 +4859,7 @@
       </w:pPr>
       <w:r>
         <w:rPr>
-          <w:rFonts w:ascii="Times New Roman" w:cs="Times New Roman" w:eastAsia="Times New Roman" w:hAnsi="Times New Roman"/>
+          <w:rFonts w:ascii="Barlow Semi Condensed" w:cs="Barlow Semi Condensed" w:eastAsia="Barlow Semi Condensed" w:hAnsi="Barlow Semi Condensed"/>
           <w:sz w:val="24"/>
           <w:szCs w:val="24"/>
         </w:rPr>
@@ -4873,7 +4873,7 @@
       </w:pPr>
       <w:r>
         <w:rPr>
-          <w:rFonts w:ascii="Times New Roman" w:cs="Times New Roman" w:eastAsia="Times New Roman" w:hAnsi="Times New Roman"/>
+          <w:rFonts w:ascii="Barlow Semi Condensed" w:cs="Barlow Semi Condensed" w:eastAsia="Barlow Semi Condensed" w:hAnsi="Barlow Semi Condensed"/>
           <w:sz w:val="24"/>
           <w:szCs w:val="24"/>
         </w:rPr>
@@ -4887,7 +4887,7 @@
       </w:pPr>
       <w:r>
         <w:rPr>
-          <w:rFonts w:ascii="Times New Roman" w:cs="Times New Roman" w:eastAsia="Times New Roman" w:hAnsi="Times New Roman"/>
+          <w:rFonts w:ascii="Barlow Semi Condensed" w:cs="Barlow Semi Condensed" w:eastAsia="Barlow Semi Condensed" w:hAnsi="Barlow Semi Condensed"/>
           <w:sz w:val="24"/>
           <w:szCs w:val="24"/>
         </w:rPr>
@@ -4901,7 +4901,7 @@
       </w:pPr>
       <w:r>
         <w:rPr>
-          <w:rFonts w:ascii="Times New Roman" w:cs="Times New Roman" w:eastAsia="Times New Roman" w:hAnsi="Times New Roman"/>
+          <w:rFonts w:ascii="Barlow Semi Condensed" w:cs="Barlow Semi Condensed" w:eastAsia="Barlow Semi Condensed" w:hAnsi="Barlow Semi Condensed"/>
           <w:sz w:val="24"/>
           <w:szCs w:val="24"/>
         </w:rPr>
@@ -4915,7 +4915,7 @@
       </w:pPr>
       <w:r>
         <w:rPr>
-          <w:rFonts w:ascii="Times New Roman" w:cs="Times New Roman" w:eastAsia="Times New Roman" w:hAnsi="Times New Roman"/>
+          <w:rFonts w:ascii="Barlow Semi Condensed" w:cs="Barlow Semi Condensed" w:eastAsia="Barlow Semi Condensed" w:hAnsi="Barlow Semi Condensed"/>
           <w:sz w:val="24"/>
           <w:szCs w:val="24"/>
         </w:rPr>
@@ -4929,7 +4929,7 @@
       </w:pPr>
       <w:r>
         <w:rPr>
-          <w:rFonts w:ascii="Times New Roman" w:cs="Times New Roman" w:eastAsia="Times New Roman" w:hAnsi="Times New Roman"/>
+          <w:rFonts w:ascii="Barlow Semi Condensed" w:cs="Barlow Semi Condensed" w:eastAsia="Barlow Semi Condensed" w:hAnsi="Barlow Semi Condensed"/>
           <w:sz w:val="24"/>
           <w:szCs w:val="24"/>
         </w:rPr>
@@ -4943,7 +4943,7 @@
       </w:pPr>
       <w:r>
         <w:rPr>
-          <w:rFonts w:ascii="Times New Roman" w:cs="Times New Roman" w:eastAsia="Times New Roman" w:hAnsi="Times New Roman"/>
+          <w:rFonts w:ascii="Barlow Semi Condensed" w:cs="Barlow Semi Condensed" w:eastAsia="Barlow Semi Condensed" w:hAnsi="Barlow Semi Condensed"/>
           <w:sz w:val="24"/>
           <w:szCs w:val="24"/>
         </w:rPr>
@@ -4957,7 +4957,7 @@
       </w:pPr>
       <w:r>
         <w:rPr>
-          <w:rFonts w:ascii="Times New Roman" w:cs="Times New Roman" w:eastAsia="Times New Roman" w:hAnsi="Times New Roman"/>
+          <w:rFonts w:ascii="Barlow Semi Condensed" w:cs="Barlow Semi Condensed" w:eastAsia="Barlow Semi Condensed" w:hAnsi="Barlow Semi Condensed"/>
           <w:sz w:val="24"/>
           <w:szCs w:val="24"/>
         </w:rPr>
@@ -4971,7 +4971,7 @@
       </w:pPr>
       <w:r>
         <w:rPr>
-          <w:rFonts w:ascii="Times New Roman" w:cs="Times New Roman" w:eastAsia="Times New Roman" w:hAnsi="Times New Roman"/>
+          <w:rFonts w:ascii="Barlow Semi Condensed" w:cs="Barlow Semi Condensed" w:eastAsia="Barlow Semi Condensed" w:hAnsi="Barlow Semi Condensed"/>
           <w:sz w:val="24"/>
           <w:szCs w:val="24"/>
         </w:rPr>
@@ -4985,7 +4985,7 @@
       </w:pPr>
       <w:r>
         <w:rPr>
-          <w:rFonts w:ascii="Times New Roman" w:cs="Times New Roman" w:eastAsia="Times New Roman" w:hAnsi="Times New Roman"/>
+          <w:rFonts w:ascii="Barlow Semi Condensed" w:cs="Barlow Semi Condensed" w:eastAsia="Barlow Semi Condensed" w:hAnsi="Barlow Semi Condensed"/>
           <w:sz w:val="24"/>
           <w:szCs w:val="24"/>
         </w:rPr>
@@ -4999,7 +4999,7 @@
       </w:pPr>
       <w:r>
         <w:rPr>
-          <w:rFonts w:ascii="Times New Roman" w:cs="Times New Roman" w:eastAsia="Times New Roman" w:hAnsi="Times New Roman"/>
+          <w:rFonts w:ascii="Barlow Semi Condensed" w:cs="Barlow Semi Condensed" w:eastAsia="Barlow Semi Condensed" w:hAnsi="Barlow Semi Condensed"/>
           <w:sz w:val="24"/>
           <w:szCs w:val="24"/>
         </w:rPr>
@@ -5013,7 +5013,7 @@
       </w:pPr>
       <w:r>
         <w:rPr>
-          <w:rFonts w:ascii="Times New Roman" w:cs="Times New Roman" w:eastAsia="Times New Roman" w:hAnsi="Times New Roman"/>
+          <w:rFonts w:ascii="Barlow Semi Condensed" w:cs="Barlow Semi Condensed" w:eastAsia="Barlow Semi Condensed" w:hAnsi="Barlow Semi Condensed"/>
           <w:sz w:val="24"/>
           <w:szCs w:val="24"/>
         </w:rPr>
@@ -5027,7 +5027,7 @@
       </w:pPr>
       <w:r>
         <w:rPr>
-          <w:rFonts w:ascii="Times New Roman" w:cs="Times New Roman" w:eastAsia="Times New Roman" w:hAnsi="Times New Roman"/>
+          <w:rFonts w:ascii="Barlow Semi Condensed" w:cs="Barlow Semi Condensed" w:eastAsia="Barlow Semi Condensed" w:hAnsi="Barlow Semi Condensed"/>
           <w:sz w:val="24"/>
           <w:szCs w:val="24"/>
         </w:rPr>
@@ -5041,7 +5041,7 @@
       </w:pPr>
       <w:r>
         <w:rPr>
-          <w:rFonts w:ascii="Times New Roman" w:cs="Times New Roman" w:eastAsia="Times New Roman" w:hAnsi="Times New Roman"/>
+          <w:rFonts w:ascii="Barlow Semi Condensed" w:cs="Barlow Semi Condensed" w:eastAsia="Barlow Semi Condensed" w:hAnsi="Barlow Semi Condensed"/>
           <w:sz w:val="24"/>
           <w:szCs w:val="24"/>
         </w:rPr>
@@ -5049,7 +5049,7 @@
       </w:r>
       <w:r>
         <w:rPr>
-          <w:rFonts w:ascii="Times New Roman" w:cs="Times New Roman" w:eastAsia="Times New Roman" w:hAnsi="Times New Roman"/>
+          <w:rFonts w:ascii="Barlow Semi Condensed" w:cs="Barlow Semi Condensed" w:eastAsia="Barlow Semi Condensed" w:hAnsi="Barlow Semi Condensed"/>
           <w:i/>
           <w:iCs/>
           <w:sz w:val="24"/>
@@ -5059,7 +5059,7 @@
       </w:r>
       <w:r>
         <w:rPr>
-          <w:rFonts w:ascii="Times New Roman" w:cs="Times New Roman" w:eastAsia="Times New Roman" w:hAnsi="Times New Roman"/>
+          <w:rFonts w:ascii="Barlow Semi Condensed" w:cs="Barlow Semi Condensed" w:eastAsia="Barlow Semi Condensed" w:hAnsi="Barlow Semi Condensed"/>
           <w:sz w:val="24"/>
           <w:szCs w:val="24"/>
         </w:rPr>
@@ -5073,7 +5073,7 @@
       </w:pPr>
       <w:r>
         <w:rPr>
-          <w:rFonts w:ascii="Times New Roman" w:cs="Times New Roman" w:eastAsia="Times New Roman" w:hAnsi="Times New Roman"/>
+          <w:rFonts w:ascii="Barlow Semi Condensed" w:cs="Barlow Semi Condensed" w:eastAsia="Barlow Semi Condensed" w:hAnsi="Barlow Semi Condensed"/>
           <w:sz w:val="24"/>
           <w:szCs w:val="24"/>
         </w:rPr>
@@ -5087,7 +5087,7 @@
       </w:pPr>
       <w:r>
         <w:rPr>
-          <w:rFonts w:ascii="Times New Roman" w:cs="Times New Roman" w:eastAsia="Times New Roman" w:hAnsi="Times New Roman"/>
+          <w:rFonts w:ascii="Barlow Semi Condensed" w:cs="Barlow Semi Condensed" w:eastAsia="Barlow Semi Condensed" w:hAnsi="Barlow Semi Condensed"/>
           <w:sz w:val="24"/>
           <w:szCs w:val="24"/>
         </w:rPr>
@@ -5101,7 +5101,7 @@
       </w:pPr>
       <w:r>
         <w:rPr>
-          <w:rFonts w:ascii="Times New Roman" w:cs="Times New Roman" w:eastAsia="Times New Roman" w:hAnsi="Times New Roman"/>
+          <w:rFonts w:ascii="Barlow Semi Condensed" w:cs="Barlow Semi Condensed" w:eastAsia="Barlow Semi Condensed" w:hAnsi="Barlow Semi Condensed"/>
           <w:sz w:val="24"/>
           <w:szCs w:val="24"/>
         </w:rPr>
@@ -5115,7 +5115,7 @@
       </w:pPr>
       <w:r>
         <w:rPr>
-          <w:rFonts w:ascii="Times New Roman" w:cs="Times New Roman" w:eastAsia="Times New Roman" w:hAnsi="Times New Roman"/>
+          <w:rFonts w:ascii="Barlow Semi Condensed" w:cs="Barlow Semi Condensed" w:eastAsia="Barlow Semi Condensed" w:hAnsi="Barlow Semi Condensed"/>
           <w:sz w:val="24"/>
           <w:szCs w:val="24"/>
         </w:rPr>
@@ -5129,7 +5129,7 @@
       </w:pPr>
       <w:r>
         <w:rPr>
-          <w:rFonts w:ascii="Times New Roman" w:cs="Times New Roman" w:eastAsia="Times New Roman" w:hAnsi="Times New Roman"/>
+          <w:rFonts w:ascii="Barlow Semi Condensed" w:cs="Barlow Semi Condensed" w:eastAsia="Barlow Semi Condensed" w:hAnsi="Barlow Semi Condensed"/>
           <w:sz w:val="24"/>
           <w:szCs w:val="24"/>
         </w:rPr>
@@ -5143,7 +5143,7 @@
       </w:pPr>
       <w:r>
         <w:rPr>
-          <w:rFonts w:ascii="Times New Roman" w:cs="Times New Roman" w:eastAsia="Times New Roman" w:hAnsi="Times New Roman"/>
+          <w:rFonts w:ascii="Barlow Semi Condensed" w:cs="Barlow Semi Condensed" w:eastAsia="Barlow Semi Condensed" w:hAnsi="Barlow Semi Condensed"/>
           <w:sz w:val="24"/>
           <w:szCs w:val="24"/>
         </w:rPr>
@@ -5157,7 +5157,7 @@
       </w:pPr>
       <w:r>
         <w:rPr>
-          <w:rFonts w:ascii="Times New Roman" w:cs="Times New Roman" w:eastAsia="Times New Roman" w:hAnsi="Times New Roman"/>
+          <w:rFonts w:ascii="Barlow Semi Condensed" w:cs="Barlow Semi Condensed" w:eastAsia="Barlow Semi Condensed" w:hAnsi="Barlow Semi Condensed"/>
           <w:sz w:val="24"/>
           <w:szCs w:val="24"/>
         </w:rPr>
@@ -5165,7 +5165,7 @@
       </w:r>
       <w:r>
         <w:rPr>
-          <w:rFonts w:ascii="Times New Roman" w:cs="Times New Roman" w:eastAsia="Times New Roman" w:hAnsi="Times New Roman"/>
+          <w:rFonts w:ascii="Barlow Semi Condensed" w:cs="Barlow Semi Condensed" w:eastAsia="Barlow Semi Condensed" w:hAnsi="Barlow Semi Condensed"/>
           <w:b/>
           <w:bCs/>
           <w:sz w:val="24"/>
@@ -5175,7 +5175,7 @@
       </w:r>
       <w:r>
         <w:rPr>
-          <w:rFonts w:ascii="Times New Roman" w:cs="Times New Roman" w:eastAsia="Times New Roman" w:hAnsi="Times New Roman"/>
+          <w:rFonts w:ascii="Barlow Semi Condensed" w:cs="Barlow Semi Condensed" w:eastAsia="Barlow Semi Condensed" w:hAnsi="Barlow Semi Condensed"/>
           <w:sz w:val="24"/>
           <w:szCs w:val="24"/>
         </w:rPr>
@@ -5189,7 +5189,7 @@
       </w:pPr>
       <w:r>
         <w:rPr>
-          <w:rFonts w:ascii="Times New Roman" w:cs="Times New Roman" w:eastAsia="Times New Roman" w:hAnsi="Times New Roman"/>
+          <w:rFonts w:ascii="Barlow Semi Condensed" w:cs="Barlow Semi Condensed" w:eastAsia="Barlow Semi Condensed" w:hAnsi="Barlow Semi Condensed"/>
           <w:sz w:val="24"/>
           <w:szCs w:val="24"/>
         </w:rPr>
@@ -5203,7 +5203,7 @@
       </w:pPr>
       <w:r>
         <w:rPr>
-          <w:rFonts w:ascii="Times New Roman" w:cs="Times New Roman" w:eastAsia="Times New Roman" w:hAnsi="Times New Roman"/>
+          <w:rFonts w:ascii="Barlow Semi Condensed" w:cs="Barlow Semi Condensed" w:eastAsia="Barlow Semi Condensed" w:hAnsi="Barlow Semi Condensed"/>
           <w:sz w:val="24"/>
           <w:szCs w:val="24"/>
         </w:rPr>
@@ -5211,7 +5211,7 @@
       </w:r>
       <w:r>
         <w:rPr>
-          <w:rFonts w:ascii="Times New Roman" w:cs="Times New Roman" w:eastAsia="Times New Roman" w:hAnsi="Times New Roman"/>
+          <w:rFonts w:ascii="Barlow Semi Condensed" w:cs="Barlow Semi Condensed" w:eastAsia="Barlow Semi Condensed" w:hAnsi="Barlow Semi Condensed"/>
           <w:b/>
           <w:bCs/>
           <w:sz w:val="24"/>
@@ -5221,7 +5221,7 @@
       </w:r>
       <w:r>
         <w:rPr>
-          <w:rFonts w:ascii="Times New Roman" w:cs="Times New Roman" w:eastAsia="Times New Roman" w:hAnsi="Times New Roman"/>
+          <w:rFonts w:ascii="Barlow Semi Condensed" w:cs="Barlow Semi Condensed" w:eastAsia="Barlow Semi Condensed" w:hAnsi="Barlow Semi Condensed"/>
           <w:sz w:val="24"/>
           <w:szCs w:val="24"/>
         </w:rPr>
@@ -5235,7 +5235,7 @@
       </w:pPr>
       <w:r>
         <w:rPr>
-          <w:rFonts w:ascii="Times New Roman" w:cs="Times New Roman" w:eastAsia="Times New Roman" w:hAnsi="Times New Roman"/>
+          <w:rFonts w:ascii="Barlow Semi Condensed" w:cs="Barlow Semi Condensed" w:eastAsia="Barlow Semi Condensed" w:hAnsi="Barlow Semi Condensed"/>
           <w:sz w:val="24"/>
           <w:szCs w:val="24"/>
         </w:rPr>
@@ -5249,7 +5249,7 @@
       </w:pPr>
       <w:r>
         <w:rPr>
-          <w:rFonts w:ascii="Times New Roman" w:cs="Times New Roman" w:eastAsia="Times New Roman" w:hAnsi="Times New Roman"/>
+          <w:rFonts w:ascii="Barlow Semi Condensed" w:cs="Barlow Semi Condensed" w:eastAsia="Barlow Semi Condensed" w:hAnsi="Barlow Semi Condensed"/>
           <w:sz w:val="24"/>
           <w:szCs w:val="24"/>
         </w:rPr>
@@ -5263,7 +5263,7 @@
       </w:pPr>
       <w:r>
         <w:rPr>
-          <w:rFonts w:ascii="Times New Roman" w:cs="Times New Roman" w:eastAsia="Times New Roman" w:hAnsi="Times New Roman"/>
+          <w:rFonts w:ascii="Barlow Semi Condensed" w:cs="Barlow Semi Condensed" w:eastAsia="Barlow Semi Condensed" w:hAnsi="Barlow Semi Condensed"/>
           <w:sz w:val="24"/>
           <w:szCs w:val="24"/>
         </w:rPr>
@@ -5271,7 +5271,7 @@
       </w:r>
       <w:r>
         <w:rPr>
-          <w:rFonts w:ascii="Times New Roman" w:cs="Times New Roman" w:eastAsia="Times New Roman" w:hAnsi="Times New Roman"/>
+          <w:rFonts w:ascii="Barlow Semi Condensed" w:cs="Barlow Semi Condensed" w:eastAsia="Barlow Semi Condensed" w:hAnsi="Barlow Semi Condensed"/>
           <w:b/>
           <w:bCs/>
           <w:sz w:val="24"/>
@@ -5281,7 +5281,7 @@
       </w:r>
       <w:r>
         <w:rPr>
-          <w:rFonts w:ascii="Times New Roman" w:cs="Times New Roman" w:eastAsia="Times New Roman" w:hAnsi="Times New Roman"/>
+          <w:rFonts w:ascii="Barlow Semi Condensed" w:cs="Barlow Semi Condensed" w:eastAsia="Barlow Semi Condensed" w:hAnsi="Barlow Semi Condensed"/>
           <w:sz w:val="24"/>
           <w:szCs w:val="24"/>
         </w:rPr>
@@ -5295,7 +5295,7 @@
       </w:pPr>
       <w:r>
         <w:rPr>
-          <w:rFonts w:ascii="Times New Roman" w:cs="Times New Roman" w:eastAsia="Times New Roman" w:hAnsi="Times New Roman"/>
+          <w:rFonts w:ascii="Barlow Semi Condensed" w:cs="Barlow Semi Condensed" w:eastAsia="Barlow Semi Condensed" w:hAnsi="Barlow Semi Condensed"/>
           <w:sz w:val="24"/>
           <w:szCs w:val="24"/>
         </w:rPr>
@@ -5309,7 +5309,7 @@
       </w:pPr>
       <w:r>
         <w:rPr>
-          <w:rFonts w:ascii="Times New Roman" w:cs="Times New Roman" w:eastAsia="Times New Roman" w:hAnsi="Times New Roman"/>
+          <w:rFonts w:ascii="Barlow Semi Condensed" w:cs="Barlow Semi Condensed" w:eastAsia="Barlow Semi Condensed" w:hAnsi="Barlow Semi Condensed"/>
           <w:sz w:val="24"/>
           <w:szCs w:val="24"/>
         </w:rPr>
@@ -5317,7 +5317,7 @@
       </w:r>
       <w:r>
         <w:rPr>
-          <w:rFonts w:ascii="Times New Roman" w:cs="Times New Roman" w:eastAsia="Times New Roman" w:hAnsi="Times New Roman"/>
+          <w:rFonts w:ascii="Barlow Semi Condensed" w:cs="Barlow Semi Condensed" w:eastAsia="Barlow Semi Condensed" w:hAnsi="Barlow Semi Condensed"/>
           <w:i/>
           <w:iCs/>
           <w:sz w:val="24"/>
@@ -5327,7 +5327,7 @@
       </w:r>
       <w:r>
         <w:rPr>
-          <w:rFonts w:ascii="Times New Roman" w:cs="Times New Roman" w:eastAsia="Times New Roman" w:hAnsi="Times New Roman"/>
+          <w:rFonts w:ascii="Barlow Semi Condensed" w:cs="Barlow Semi Condensed" w:eastAsia="Barlow Semi Condensed" w:hAnsi="Barlow Semi Condensed"/>
           <w:sz w:val="24"/>
           <w:szCs w:val="24"/>
         </w:rPr>
@@ -5341,7 +5341,7 @@
       </w:pPr>
       <w:r>
         <w:rPr>
-          <w:rFonts w:ascii="Times New Roman" w:cs="Times New Roman" w:eastAsia="Times New Roman" w:hAnsi="Times New Roman"/>
+          <w:rFonts w:ascii="Barlow Semi Condensed" w:cs="Barlow Semi Condensed" w:eastAsia="Barlow Semi Condensed" w:hAnsi="Barlow Semi Condensed"/>
           <w:sz w:val="24"/>
           <w:szCs w:val="24"/>
         </w:rPr>
@@ -5355,7 +5355,7 @@
       </w:pPr>
       <w:r>
         <w:rPr>
-          <w:rFonts w:ascii="Times New Roman" w:cs="Times New Roman" w:eastAsia="Times New Roman" w:hAnsi="Times New Roman"/>
+          <w:rFonts w:ascii="Barlow Semi Condensed" w:cs="Barlow Semi Condensed" w:eastAsia="Barlow Semi Condensed" w:hAnsi="Barlow Semi Condensed"/>
           <w:sz w:val="24"/>
           <w:szCs w:val="24"/>
         </w:rPr>
@@ -5369,7 +5369,7 @@
       </w:pPr>
       <w:r>
         <w:rPr>
-          <w:rFonts w:ascii="Times New Roman" w:cs="Times New Roman" w:eastAsia="Times New Roman" w:hAnsi="Times New Roman"/>
+          <w:rFonts w:ascii="Barlow Semi Condensed" w:cs="Barlow Semi Condensed" w:eastAsia="Barlow Semi Condensed" w:hAnsi="Barlow Semi Condensed"/>
           <w:sz w:val="24"/>
           <w:szCs w:val="24"/>
         </w:rPr>
@@ -5383,7 +5383,7 @@
       </w:pPr>
       <w:r>
         <w:rPr>
-          <w:rFonts w:ascii="Times New Roman" w:cs="Times New Roman" w:eastAsia="Times New Roman" w:hAnsi="Times New Roman"/>
+          <w:rFonts w:ascii="Barlow Semi Condensed" w:cs="Barlow Semi Condensed" w:eastAsia="Barlow Semi Condensed" w:hAnsi="Barlow Semi Condensed"/>
           <w:sz w:val="24"/>
           <w:szCs w:val="24"/>
         </w:rPr>
@@ -5391,7 +5391,7 @@
       </w:r>
       <w:r>
         <w:rPr>
-          <w:rFonts w:ascii="Times New Roman" w:cs="Times New Roman" w:eastAsia="Times New Roman" w:hAnsi="Times New Roman"/>
+          <w:rFonts w:ascii="Barlow Semi Condensed" w:cs="Barlow Semi Condensed" w:eastAsia="Barlow Semi Condensed" w:hAnsi="Barlow Semi Condensed"/>
           <w:i/>
           <w:iCs/>
           <w:sz w:val="24"/>
@@ -5401,7 +5401,7 @@
       </w:r>
       <w:r>
         <w:rPr>
-          <w:rFonts w:ascii="Times New Roman" w:cs="Times New Roman" w:eastAsia="Times New Roman" w:hAnsi="Times New Roman"/>
+          <w:rFonts w:ascii="Barlow Semi Condensed" w:cs="Barlow Semi Condensed" w:eastAsia="Barlow Semi Condensed" w:hAnsi="Barlow Semi Condensed"/>
           <w:sz w:val="24"/>
           <w:szCs w:val="24"/>
         </w:rPr>
@@ -5415,7 +5415,7 @@
       </w:pPr>
       <w:r>
         <w:rPr>
-          <w:rFonts w:ascii="Times New Roman" w:cs="Times New Roman" w:eastAsia="Times New Roman" w:hAnsi="Times New Roman"/>
+          <w:rFonts w:ascii="Barlow Semi Condensed" w:cs="Barlow Semi Condensed" w:eastAsia="Barlow Semi Condensed" w:hAnsi="Barlow Semi Condensed"/>
           <w:sz w:val="24"/>
           <w:szCs w:val="24"/>
         </w:rPr>
@@ -5429,7 +5429,7 @@
       </w:pPr>
       <w:r>
         <w:rPr>
-          <w:rFonts w:ascii="Times New Roman" w:cs="Times New Roman" w:eastAsia="Times New Roman" w:hAnsi="Times New Roman"/>
+          <w:rFonts w:ascii="Barlow Semi Condensed" w:cs="Barlow Semi Condensed" w:eastAsia="Barlow Semi Condensed" w:hAnsi="Barlow Semi Condensed"/>
           <w:sz w:val="24"/>
           <w:szCs w:val="24"/>
         </w:rPr>
@@ -5443,7 +5443,7 @@
       </w:pPr>
       <w:r>
         <w:rPr>
-          <w:rFonts w:ascii="Times New Roman" w:cs="Times New Roman" w:eastAsia="Times New Roman" w:hAnsi="Times New Roman"/>
+          <w:rFonts w:ascii="Barlow Semi Condensed" w:cs="Barlow Semi Condensed" w:eastAsia="Barlow Semi Condensed" w:hAnsi="Barlow Semi Condensed"/>
           <w:sz w:val="24"/>
           <w:szCs w:val="24"/>
         </w:rPr>
@@ -5457,7 +5457,7 @@
       </w:pPr>
       <w:r>
         <w:rPr>
-          <w:rFonts w:ascii="Times New Roman" w:cs="Times New Roman" w:eastAsia="Times New Roman" w:hAnsi="Times New Roman"/>
+          <w:rFonts w:ascii="Barlow Semi Condensed" w:cs="Barlow Semi Condensed" w:eastAsia="Barlow Semi Condensed" w:hAnsi="Barlow Semi Condensed"/>
           <w:sz w:val="24"/>
           <w:szCs w:val="24"/>
         </w:rPr>
@@ -5471,7 +5471,7 @@
       </w:pPr>
       <w:r>
         <w:rPr>
-          <w:rFonts w:ascii="Times New Roman" w:cs="Times New Roman" w:eastAsia="Times New Roman" w:hAnsi="Times New Roman"/>
+          <w:rFonts w:ascii="Barlow Semi Condensed" w:cs="Barlow Semi Condensed" w:eastAsia="Barlow Semi Condensed" w:hAnsi="Barlow Semi Condensed"/>
           <w:sz w:val="24"/>
           <w:szCs w:val="24"/>
         </w:rPr>
@@ -5490,7 +5490,7 @@
       </w:pPr>
       <w:r>
         <w:rPr>
-          <w:rFonts w:ascii="Times New Roman" w:cs="Times New Roman" w:eastAsia="Times New Roman" w:hAnsi="Times New Roman"/>
+          <w:rFonts w:ascii="Barlow Semi Condensed" w:cs="Barlow Semi Condensed" w:eastAsia="Barlow Semi Condensed" w:hAnsi="Barlow Semi Condensed"/>
           <w:sz w:val="24"/>
           <w:szCs w:val="24"/>
         </w:rPr>
@@ -5504,7 +5504,7 @@
       </w:pPr>
       <w:r>
         <w:rPr>
-          <w:rFonts w:ascii="Times New Roman" w:cs="Times New Roman" w:eastAsia="Times New Roman" w:hAnsi="Times New Roman"/>
+          <w:rFonts w:ascii="Barlow Semi Condensed" w:cs="Barlow Semi Condensed" w:eastAsia="Barlow Semi Condensed" w:hAnsi="Barlow Semi Condensed"/>
           <w:sz w:val="24"/>
           <w:szCs w:val="24"/>
         </w:rPr>
@@ -5518,7 +5518,7 @@
       </w:pPr>
       <w:r>
         <w:rPr>
-          <w:rFonts w:ascii="Times New Roman" w:cs="Times New Roman" w:eastAsia="Times New Roman" w:hAnsi="Times New Roman"/>
+          <w:rFonts w:ascii="Barlow Semi Condensed" w:cs="Barlow Semi Condensed" w:eastAsia="Barlow Semi Condensed" w:hAnsi="Barlow Semi Condensed"/>
           <w:sz w:val="24"/>
           <w:szCs w:val="24"/>
         </w:rPr>
@@ -5537,7 +5537,7 @@
       </w:pPr>
       <w:r>
         <w:rPr>
-          <w:rFonts w:ascii="Times New Roman" w:cs="Times New Roman" w:eastAsia="Times New Roman" w:hAnsi="Times New Roman"/>
+          <w:rFonts w:ascii="Barlow Semi Condensed" w:cs="Barlow Semi Condensed" w:eastAsia="Barlow Semi Condensed" w:hAnsi="Barlow Semi Condensed"/>
           <w:b/>
           <w:bCs/>
           <w:sz w:val="24"/>
@@ -5547,7 +5547,7 @@
       </w:r>
       <w:r>
         <w:rPr>
-          <w:rFonts w:ascii="Times New Roman" w:cs="Times New Roman" w:eastAsia="Times New Roman" w:hAnsi="Times New Roman"/>
+          <w:rFonts w:ascii="Barlow Semi Condensed" w:cs="Barlow Semi Condensed" w:eastAsia="Barlow Semi Condensed" w:hAnsi="Barlow Semi Condensed"/>
           <w:sz w:val="24"/>
           <w:szCs w:val="24"/>
         </w:rPr>
@@ -5566,7 +5566,7 @@
       </w:pPr>
       <w:r>
         <w:rPr>
-          <w:rFonts w:ascii="Times New Roman" w:cs="Times New Roman" w:eastAsia="Times New Roman" w:hAnsi="Times New Roman"/>
+          <w:rFonts w:ascii="Barlow Semi Condensed" w:cs="Barlow Semi Condensed" w:eastAsia="Barlow Semi Condensed" w:hAnsi="Barlow Semi Condensed"/>
           <w:b/>
           <w:bCs/>
           <w:sz w:val="24"/>
@@ -5576,7 +5576,7 @@
       </w:r>
       <w:r>
         <w:rPr>
-          <w:rFonts w:ascii="Times New Roman" w:cs="Times New Roman" w:eastAsia="Times New Roman" w:hAnsi="Times New Roman"/>
+          <w:rFonts w:ascii="Barlow Semi Condensed" w:cs="Barlow Semi Condensed" w:eastAsia="Barlow Semi Condensed" w:hAnsi="Barlow Semi Condensed"/>
           <w:sz w:val="24"/>
           <w:szCs w:val="24"/>
         </w:rPr>
@@ -5595,7 +5595,7 @@
       </w:pPr>
       <w:r>
         <w:rPr>
-          <w:rFonts w:ascii="Times New Roman" w:cs="Times New Roman" w:eastAsia="Times New Roman" w:hAnsi="Times New Roman"/>
+          <w:rFonts w:ascii="Barlow Semi Condensed" w:cs="Barlow Semi Condensed" w:eastAsia="Barlow Semi Condensed" w:hAnsi="Barlow Semi Condensed"/>
           <w:b/>
           <w:bCs/>
           <w:sz w:val="24"/>
@@ -5605,7 +5605,7 @@
       </w:r>
       <w:r>
         <w:rPr>
-          <w:rFonts w:ascii="Times New Roman" w:cs="Times New Roman" w:eastAsia="Times New Roman" w:hAnsi="Times New Roman"/>
+          <w:rFonts w:ascii="Barlow Semi Condensed" w:cs="Barlow Semi Condensed" w:eastAsia="Barlow Semi Condensed" w:hAnsi="Barlow Semi Condensed"/>
           <w:sz w:val="24"/>
           <w:szCs w:val="24"/>
         </w:rPr>
@@ -5619,7 +5619,7 @@
       </w:pPr>
       <w:r>
         <w:rPr>
-          <w:rFonts w:ascii="Times New Roman" w:cs="Times New Roman" w:eastAsia="Times New Roman" w:hAnsi="Times New Roman"/>
+          <w:rFonts w:ascii="Barlow Semi Condensed" w:cs="Barlow Semi Condensed" w:eastAsia="Barlow Semi Condensed" w:hAnsi="Barlow Semi Condensed"/>
           <w:sz w:val="24"/>
           <w:szCs w:val="24"/>
         </w:rPr>
@@ -5633,7 +5633,7 @@
       </w:pPr>
       <w:r>
         <w:rPr>
-          <w:rFonts w:ascii="Times New Roman" w:cs="Times New Roman" w:eastAsia="Times New Roman" w:hAnsi="Times New Roman"/>
+          <w:rFonts w:ascii="Barlow Semi Condensed" w:cs="Barlow Semi Condensed" w:eastAsia="Barlow Semi Condensed" w:hAnsi="Barlow Semi Condensed"/>
           <w:sz w:val="24"/>
           <w:szCs w:val="24"/>
         </w:rPr>
@@ -5647,7 +5647,7 @@
       </w:pPr>
       <w:r>
         <w:rPr>
-          <w:rFonts w:ascii="Times New Roman" w:cs="Times New Roman" w:eastAsia="Times New Roman" w:hAnsi="Times New Roman"/>
+          <w:rFonts w:ascii="Barlow Semi Condensed" w:cs="Barlow Semi Condensed" w:eastAsia="Barlow Semi Condensed" w:hAnsi="Barlow Semi Condensed"/>
           <w:sz w:val="24"/>
           <w:szCs w:val="24"/>
         </w:rPr>
@@ -5661,7 +5661,7 @@
       </w:pPr>
       <w:r>
         <w:rPr>
-          <w:rFonts w:ascii="Times New Roman" w:cs="Times New Roman" w:eastAsia="Times New Roman" w:hAnsi="Times New Roman"/>
+          <w:rFonts w:ascii="Barlow Semi Condensed" w:cs="Barlow Semi Condensed" w:eastAsia="Barlow Semi Condensed" w:hAnsi="Barlow Semi Condensed"/>
           <w:sz w:val="24"/>
           <w:szCs w:val="24"/>
         </w:rPr>
@@ -5675,7 +5675,7 @@
       </w:pPr>
       <w:r>
         <w:rPr>
-          <w:rFonts w:ascii="Times New Roman" w:cs="Times New Roman" w:eastAsia="Times New Roman" w:hAnsi="Times New Roman"/>
+          <w:rFonts w:ascii="Barlow Semi Condensed" w:cs="Barlow Semi Condensed" w:eastAsia="Barlow Semi Condensed" w:hAnsi="Barlow Semi Condensed"/>
           <w:sz w:val="24"/>
           <w:szCs w:val="24"/>
         </w:rPr>
@@ -5689,7 +5689,7 @@
       </w:pPr>
       <w:r>
         <w:rPr>
-          <w:rFonts w:ascii="Times New Roman" w:cs="Times New Roman" w:eastAsia="Times New Roman" w:hAnsi="Times New Roman"/>
+          <w:rFonts w:ascii="Barlow Semi Condensed" w:cs="Barlow Semi Condensed" w:eastAsia="Barlow Semi Condensed" w:hAnsi="Barlow Semi Condensed"/>
           <w:sz w:val="24"/>
           <w:szCs w:val="24"/>
         </w:rPr>
@@ -5703,7 +5703,7 @@
       </w:pPr>
       <w:r>
         <w:rPr>
-          <w:rFonts w:ascii="Times New Roman" w:cs="Times New Roman" w:eastAsia="Times New Roman" w:hAnsi="Times New Roman"/>
+          <w:rFonts w:ascii="Barlow Semi Condensed" w:cs="Barlow Semi Condensed" w:eastAsia="Barlow Semi Condensed" w:hAnsi="Barlow Semi Condensed"/>
           <w:sz w:val="24"/>
           <w:szCs w:val="24"/>
         </w:rPr>
@@ -5717,7 +5717,7 @@
       </w:pPr>
       <w:r>
         <w:rPr>
-          <w:rFonts w:ascii="Times New Roman" w:cs="Times New Roman" w:eastAsia="Times New Roman" w:hAnsi="Times New Roman"/>
+          <w:rFonts w:ascii="Barlow Semi Condensed" w:cs="Barlow Semi Condensed" w:eastAsia="Barlow Semi Condensed" w:hAnsi="Barlow Semi Condensed"/>
           <w:sz w:val="24"/>
           <w:szCs w:val="24"/>
         </w:rPr>
@@ -5731,7 +5731,7 @@
       </w:pPr>
       <w:r>
         <w:rPr>
-          <w:rFonts w:ascii="Times New Roman" w:cs="Times New Roman" w:eastAsia="Times New Roman" w:hAnsi="Times New Roman"/>
+          <w:rFonts w:ascii="Barlow Semi Condensed" w:cs="Barlow Semi Condensed" w:eastAsia="Barlow Semi Condensed" w:hAnsi="Barlow Semi Condensed"/>
           <w:sz w:val="24"/>
           <w:szCs w:val="24"/>
         </w:rPr>
@@ -5745,7 +5745,7 @@
       </w:pPr>
       <w:r>
         <w:rPr>
-          <w:rFonts w:ascii="Times New Roman" w:cs="Times New Roman" w:eastAsia="Times New Roman" w:hAnsi="Times New Roman"/>
+          <w:rFonts w:ascii="Barlow Semi Condensed" w:cs="Barlow Semi Condensed" w:eastAsia="Barlow Semi Condensed" w:hAnsi="Barlow Semi Condensed"/>
           <w:sz w:val="24"/>
           <w:szCs w:val="24"/>
         </w:rPr>
@@ -5759,7 +5759,7 @@
       </w:pPr>
       <w:r>
         <w:rPr>
-          <w:rFonts w:ascii="Times New Roman" w:cs="Times New Roman" w:eastAsia="Times New Roman" w:hAnsi="Times New Roman"/>
+          <w:rFonts w:ascii="Barlow Semi Condensed" w:cs="Barlow Semi Condensed" w:eastAsia="Barlow Semi Condensed" w:hAnsi="Barlow Semi Condensed"/>
           <w:sz w:val="24"/>
           <w:szCs w:val="24"/>
         </w:rPr>
@@ -5773,7 +5773,7 @@
       </w:pPr>
       <w:r>
         <w:rPr>
-          <w:rFonts w:ascii="Times New Roman" w:cs="Times New Roman" w:eastAsia="Times New Roman" w:hAnsi="Times New Roman"/>
+          <w:rFonts w:ascii="Barlow Semi Condensed" w:cs="Barlow Semi Condensed" w:eastAsia="Barlow Semi Condensed" w:hAnsi="Barlow Semi Condensed"/>
           <w:sz w:val="24"/>
           <w:szCs w:val="24"/>
         </w:rPr>
@@ -5787,7 +5787,7 @@
       </w:pPr>
       <w:r>
         <w:rPr>
-          <w:rFonts w:ascii="Times New Roman" w:cs="Times New Roman" w:eastAsia="Times New Roman" w:hAnsi="Times New Roman"/>
+          <w:rFonts w:ascii="Barlow Semi Condensed" w:cs="Barlow Semi Condensed" w:eastAsia="Barlow Semi Condensed" w:hAnsi="Barlow Semi Condensed"/>
           <w:sz w:val="24"/>
           <w:szCs w:val="24"/>
         </w:rPr>
@@ -5801,7 +5801,7 @@
       </w:pPr>
       <w:r>
         <w:rPr>
-          <w:rFonts w:ascii="Times New Roman" w:cs="Times New Roman" w:eastAsia="Times New Roman" w:hAnsi="Times New Roman"/>
+          <w:rFonts w:ascii="Barlow Semi Condensed" w:cs="Barlow Semi Condensed" w:eastAsia="Barlow Semi Condensed" w:hAnsi="Barlow Semi Condensed"/>
           <w:sz w:val="24"/>
           <w:szCs w:val="24"/>
         </w:rPr>
@@ -5815,7 +5815,7 @@
       </w:pPr>
       <w:r>
         <w:rPr>
-          <w:rFonts w:ascii="Times New Roman" w:cs="Times New Roman" w:eastAsia="Times New Roman" w:hAnsi="Times New Roman"/>
+          <w:rFonts w:ascii="Barlow Semi Condensed" w:cs="Barlow Semi Condensed" w:eastAsia="Barlow Semi Condensed" w:hAnsi="Barlow Semi Condensed"/>
           <w:sz w:val="24"/>
           <w:szCs w:val="24"/>
         </w:rPr>
@@ -5829,7 +5829,7 @@
       </w:pPr>
       <w:r>
         <w:rPr>
-          <w:rFonts w:ascii="Times New Roman" w:cs="Times New Roman" w:eastAsia="Times New Roman" w:hAnsi="Times New Roman"/>
+          <w:rFonts w:ascii="Barlow Semi Condensed" w:cs="Barlow Semi Condensed" w:eastAsia="Barlow Semi Condensed" w:hAnsi="Barlow Semi Condensed"/>
           <w:sz w:val="24"/>
           <w:szCs w:val="24"/>
         </w:rPr>
@@ -5843,7 +5843,7 @@
       </w:pPr>
       <w:r>
         <w:rPr>
-          <w:rFonts w:ascii="Times New Roman" w:cs="Times New Roman" w:eastAsia="Times New Roman" w:hAnsi="Times New Roman"/>
+          <w:rFonts w:ascii="Barlow Semi Condensed" w:cs="Barlow Semi Condensed" w:eastAsia="Barlow Semi Condensed" w:hAnsi="Barlow Semi Condensed"/>
           <w:sz w:val="24"/>
           <w:szCs w:val="24"/>
         </w:rPr>
@@ -5857,7 +5857,7 @@
       </w:pPr>
       <w:r>
         <w:rPr>
-          <w:rFonts w:ascii="Times New Roman" w:cs="Times New Roman" w:eastAsia="Times New Roman" w:hAnsi="Times New Roman"/>
+          <w:rFonts w:ascii="Barlow Semi Condensed" w:cs="Barlow Semi Condensed" w:eastAsia="Barlow Semi Condensed" w:hAnsi="Barlow Semi Condensed"/>
           <w:sz w:val="24"/>
           <w:szCs w:val="24"/>
         </w:rPr>
@@ -5871,7 +5871,7 @@
       </w:pPr>
       <w:r>
         <w:rPr>
-          <w:rFonts w:ascii="Times New Roman" w:cs="Times New Roman" w:eastAsia="Times New Roman" w:hAnsi="Times New Roman"/>
+          <w:rFonts w:ascii="Barlow Semi Condensed" w:cs="Barlow Semi Condensed" w:eastAsia="Barlow Semi Condensed" w:hAnsi="Barlow Semi Condensed"/>
           <w:sz w:val="24"/>
           <w:szCs w:val="24"/>
         </w:rPr>
@@ -5885,7 +5885,7 @@
       </w:pPr>
       <w:r>
         <w:rPr>
-          <w:rFonts w:ascii="Times New Roman" w:cs="Times New Roman" w:eastAsia="Times New Roman" w:hAnsi="Times New Roman"/>
+          <w:rFonts w:ascii="Barlow Semi Condensed" w:cs="Barlow Semi Condensed" w:eastAsia="Barlow Semi Condensed" w:hAnsi="Barlow Semi Condensed"/>
           <w:sz w:val="24"/>
           <w:szCs w:val="24"/>
         </w:rPr>
@@ -5899,7 +5899,7 @@
       </w:pPr>
       <w:r>
         <w:rPr>
-          <w:rFonts w:ascii="Times New Roman" w:cs="Times New Roman" w:eastAsia="Times New Roman" w:hAnsi="Times New Roman"/>
+          <w:rFonts w:ascii="Barlow Semi Condensed" w:cs="Barlow Semi Condensed" w:eastAsia="Barlow Semi Condensed" w:hAnsi="Barlow Semi Condensed"/>
           <w:sz w:val="24"/>
           <w:szCs w:val="24"/>
         </w:rPr>
@@ -5913,7 +5913,7 @@
       </w:pPr>
       <w:r>
         <w:rPr>
-          <w:rFonts w:ascii="Times New Roman" w:cs="Times New Roman" w:eastAsia="Times New Roman" w:hAnsi="Times New Roman"/>
+          <w:rFonts w:ascii="Barlow Semi Condensed" w:cs="Barlow Semi Condensed" w:eastAsia="Barlow Semi Condensed" w:hAnsi="Barlow Semi Condensed"/>
           <w:sz w:val="24"/>
           <w:szCs w:val="24"/>
         </w:rPr>
@@ -5927,7 +5927,7 @@
       </w:pPr>
       <w:r>
         <w:rPr>
-          <w:rFonts w:ascii="Times New Roman" w:cs="Times New Roman" w:eastAsia="Times New Roman" w:hAnsi="Times New Roman"/>
+          <w:rFonts w:ascii="Barlow Semi Condensed" w:cs="Barlow Semi Condensed" w:eastAsia="Barlow Semi Condensed" w:hAnsi="Barlow Semi Condensed"/>
           <w:sz w:val="24"/>
           <w:szCs w:val="24"/>
         </w:rPr>
@@ -5941,7 +5941,7 @@
       </w:pPr>
       <w:r>
         <w:rPr>
-          <w:rFonts w:ascii="Times New Roman" w:cs="Times New Roman" w:eastAsia="Times New Roman" w:hAnsi="Times New Roman"/>
+          <w:rFonts w:ascii="Barlow Semi Condensed" w:cs="Barlow Semi Condensed" w:eastAsia="Barlow Semi Condensed" w:hAnsi="Barlow Semi Condensed"/>
           <w:sz w:val="24"/>
           <w:szCs w:val="24"/>
         </w:rPr>
@@ -5955,7 +5955,7 @@
       </w:pPr>
       <w:r>
         <w:rPr>
-          <w:rFonts w:ascii="Times New Roman" w:cs="Times New Roman" w:eastAsia="Times New Roman" w:hAnsi="Times New Roman"/>
+          <w:rFonts w:ascii="Barlow Semi Condensed" w:cs="Barlow Semi Condensed" w:eastAsia="Barlow Semi Condensed" w:hAnsi="Barlow Semi Condensed"/>
           <w:sz w:val="24"/>
           <w:szCs w:val="24"/>
         </w:rPr>
@@ -5969,7 +5969,7 @@
       </w:pPr>
       <w:r>
         <w:rPr>
-          <w:rFonts w:ascii="Times New Roman" w:cs="Times New Roman" w:eastAsia="Times New Roman" w:hAnsi="Times New Roman"/>
+          <w:rFonts w:ascii="Barlow Semi Condensed" w:cs="Barlow Semi Condensed" w:eastAsia="Barlow Semi Condensed" w:hAnsi="Barlow Semi Condensed"/>
           <w:sz w:val="24"/>
           <w:szCs w:val="24"/>
         </w:rPr>
@@ -5983,7 +5983,7 @@
       </w:pPr>
       <w:r>
         <w:rPr>
-          <w:rFonts w:ascii="Times New Roman" w:cs="Times New Roman" w:eastAsia="Times New Roman" w:hAnsi="Times New Roman"/>
+          <w:rFonts w:ascii="Barlow Semi Condensed" w:cs="Barlow Semi Condensed" w:eastAsia="Barlow Semi Condensed" w:hAnsi="Barlow Semi Condensed"/>
           <w:sz w:val="24"/>
           <w:szCs w:val="24"/>
         </w:rPr>
@@ -5997,7 +5997,7 @@
       </w:pPr>
       <w:r>
         <w:rPr>
-          <w:rFonts w:ascii="Times New Roman" w:cs="Times New Roman" w:eastAsia="Times New Roman" w:hAnsi="Times New Roman"/>
+          <w:rFonts w:ascii="Barlow Semi Condensed" w:cs="Barlow Semi Condensed" w:eastAsia="Barlow Semi Condensed" w:hAnsi="Barlow Semi Condensed"/>
           <w:sz w:val="24"/>
           <w:szCs w:val="24"/>
         </w:rPr>
@@ -6011,7 +6011,7 @@
       </w:pPr>
       <w:r>
         <w:rPr>
-          <w:rFonts w:ascii="Times New Roman" w:cs="Times New Roman" w:eastAsia="Times New Roman" w:hAnsi="Times New Roman"/>
+          <w:rFonts w:ascii="Barlow Semi Condensed" w:cs="Barlow Semi Condensed" w:eastAsia="Barlow Semi Condensed" w:hAnsi="Barlow Semi Condensed"/>
           <w:sz w:val="24"/>
           <w:szCs w:val="24"/>
         </w:rPr>
@@ -6025,7 +6025,7 @@
       </w:pPr>
       <w:r>
         <w:rPr>
-          <w:rFonts w:ascii="Times New Roman" w:cs="Times New Roman" w:eastAsia="Times New Roman" w:hAnsi="Times New Roman"/>
+          <w:rFonts w:ascii="Barlow Semi Condensed" w:cs="Barlow Semi Condensed" w:eastAsia="Barlow Semi Condensed" w:hAnsi="Barlow Semi Condensed"/>
           <w:sz w:val="24"/>
           <w:szCs w:val="24"/>
         </w:rPr>
@@ -6039,7 +6039,7 @@
       </w:pPr>
       <w:r>
         <w:rPr>
-          <w:rFonts w:ascii="Times New Roman" w:cs="Times New Roman" w:eastAsia="Times New Roman" w:hAnsi="Times New Roman"/>
+          <w:rFonts w:ascii="Barlow Semi Condensed" w:cs="Barlow Semi Condensed" w:eastAsia="Barlow Semi Condensed" w:hAnsi="Barlow Semi Condensed"/>
           <w:sz w:val="24"/>
           <w:szCs w:val="24"/>
         </w:rPr>
@@ -6053,7 +6053,7 @@
       </w:pPr>
       <w:r>
         <w:rPr>
-          <w:rFonts w:ascii="Times New Roman" w:cs="Times New Roman" w:eastAsia="Times New Roman" w:hAnsi="Times New Roman"/>
+          <w:rFonts w:ascii="Barlow Semi Condensed" w:cs="Barlow Semi Condensed" w:eastAsia="Barlow Semi Condensed" w:hAnsi="Barlow Semi Condensed"/>
           <w:sz w:val="24"/>
           <w:szCs w:val="24"/>
         </w:rPr>
@@ -6067,7 +6067,7 @@
       </w:pPr>
       <w:r>
         <w:rPr>
-          <w:rFonts w:ascii="Times New Roman" w:cs="Times New Roman" w:eastAsia="Times New Roman" w:hAnsi="Times New Roman"/>
+          <w:rFonts w:ascii="Barlow Semi Condensed" w:cs="Barlow Semi Condensed" w:eastAsia="Barlow Semi Condensed" w:hAnsi="Barlow Semi Condensed"/>
           <w:sz w:val="24"/>
           <w:szCs w:val="24"/>
         </w:rPr>
@@ -6081,7 +6081,7 @@
       </w:pPr>
       <w:r>
         <w:rPr>
-          <w:rFonts w:ascii="Times New Roman" w:cs="Times New Roman" w:eastAsia="Times New Roman" w:hAnsi="Times New Roman"/>
+          <w:rFonts w:ascii="Barlow Semi Condensed" w:cs="Barlow Semi Condensed" w:eastAsia="Barlow Semi Condensed" w:hAnsi="Barlow Semi Condensed"/>
           <w:sz w:val="24"/>
           <w:szCs w:val="24"/>
         </w:rPr>
@@ -6095,7 +6095,7 @@
       </w:pPr>
       <w:r>
         <w:rPr>
-          <w:rFonts w:ascii="Times New Roman" w:cs="Times New Roman" w:eastAsia="Times New Roman" w:hAnsi="Times New Roman"/>
+          <w:rFonts w:ascii="Barlow Semi Condensed" w:cs="Barlow Semi Condensed" w:eastAsia="Barlow Semi Condensed" w:hAnsi="Barlow Semi Condensed"/>
           <w:sz w:val="24"/>
           <w:szCs w:val="24"/>
         </w:rPr>
@@ -6109,7 +6109,7 @@
       </w:pPr>
       <w:r>
         <w:rPr>
-          <w:rFonts w:ascii="Times New Roman" w:cs="Times New Roman" w:eastAsia="Times New Roman" w:hAnsi="Times New Roman"/>
+          <w:rFonts w:ascii="Barlow Semi Condensed" w:cs="Barlow Semi Condensed" w:eastAsia="Barlow Semi Condensed" w:hAnsi="Barlow Semi Condensed"/>
           <w:sz w:val="24"/>
           <w:szCs w:val="24"/>
         </w:rPr>
@@ -6123,7 +6123,7 @@
       </w:pPr>
       <w:r>
         <w:rPr>
-          <w:rFonts w:ascii="Times New Roman" w:cs="Times New Roman" w:eastAsia="Times New Roman" w:hAnsi="Times New Roman"/>
+          <w:rFonts w:ascii="Barlow Semi Condensed" w:cs="Barlow Semi Condensed" w:eastAsia="Barlow Semi Condensed" w:hAnsi="Barlow Semi Condensed"/>
           <w:sz w:val="24"/>
           <w:szCs w:val="24"/>
         </w:rPr>
@@ -6137,7 +6137,7 @@
       </w:pPr>
       <w:r>
         <w:rPr>
-          <w:rFonts w:ascii="Times New Roman" w:cs="Times New Roman" w:eastAsia="Times New Roman" w:hAnsi="Times New Roman"/>
+          <w:rFonts w:ascii="Barlow Semi Condensed" w:cs="Barlow Semi Condensed" w:eastAsia="Barlow Semi Condensed" w:hAnsi="Barlow Semi Condensed"/>
           <w:sz w:val="24"/>
           <w:szCs w:val="24"/>
         </w:rPr>
@@ -6151,7 +6151,7 @@
       </w:pPr>
       <w:r>
         <w:rPr>
-          <w:rFonts w:ascii="Times New Roman" w:cs="Times New Roman" w:eastAsia="Times New Roman" w:hAnsi="Times New Roman"/>
+          <w:rFonts w:ascii="Barlow Semi Condensed" w:cs="Barlow Semi Condensed" w:eastAsia="Barlow Semi Condensed" w:hAnsi="Barlow Semi Condensed"/>
           <w:sz w:val="24"/>
           <w:szCs w:val="24"/>
         </w:rPr>
@@ -6165,7 +6165,7 @@
       </w:pPr>
       <w:r>
         <w:rPr>
-          <w:rFonts w:ascii="Times New Roman" w:cs="Times New Roman" w:eastAsia="Times New Roman" w:hAnsi="Times New Roman"/>
+          <w:rFonts w:ascii="Barlow Semi Condensed" w:cs="Barlow Semi Condensed" w:eastAsia="Barlow Semi Condensed" w:hAnsi="Barlow Semi Condensed"/>
           <w:sz w:val="24"/>
           <w:szCs w:val="24"/>
         </w:rPr>
@@ -6179,7 +6179,7 @@
       </w:pPr>
       <w:r>
         <w:rPr>
-          <w:rFonts w:ascii="Times New Roman" w:cs="Times New Roman" w:eastAsia="Times New Roman" w:hAnsi="Times New Roman"/>
+          <w:rFonts w:ascii="Barlow Semi Condensed" w:cs="Barlow Semi Condensed" w:eastAsia="Barlow Semi Condensed" w:hAnsi="Barlow Semi Condensed"/>
           <w:sz w:val="24"/>
           <w:szCs w:val="24"/>
         </w:rPr>
@@ -6193,7 +6193,7 @@
       </w:pPr>
       <w:r>
         <w:rPr>
-          <w:rFonts w:ascii="Times New Roman" w:cs="Times New Roman" w:eastAsia="Times New Roman" w:hAnsi="Times New Roman"/>
+          <w:rFonts w:ascii="Barlow Semi Condensed" w:cs="Barlow Semi Condensed" w:eastAsia="Barlow Semi Condensed" w:hAnsi="Barlow Semi Condensed"/>
           <w:sz w:val="24"/>
           <w:szCs w:val="24"/>
         </w:rPr>
@@ -6207,7 +6207,7 @@
       </w:pPr>
       <w:r>
         <w:rPr>
-          <w:rFonts w:ascii="Times New Roman" w:cs="Times New Roman" w:eastAsia="Times New Roman" w:hAnsi="Times New Roman"/>
+          <w:rFonts w:ascii="Barlow Semi Condensed" w:cs="Barlow Semi Condensed" w:eastAsia="Barlow Semi Condensed" w:hAnsi="Barlow Semi Condensed"/>
           <w:sz w:val="24"/>
           <w:szCs w:val="24"/>
         </w:rPr>
@@ -6221,7 +6221,7 @@
       </w:pPr>
       <w:r>
         <w:rPr>
-          <w:rFonts w:ascii="Times New Roman" w:cs="Times New Roman" w:eastAsia="Times New Roman" w:hAnsi="Times New Roman"/>
+          <w:rFonts w:ascii="Barlow Semi Condensed" w:cs="Barlow Semi Condensed" w:eastAsia="Barlow Semi Condensed" w:hAnsi="Barlow Semi Condensed"/>
           <w:sz w:val="24"/>
           <w:szCs w:val="24"/>
         </w:rPr>
@@ -6235,7 +6235,7 @@
       </w:pPr>
       <w:r>
         <w:rPr>
-          <w:rFonts w:ascii="Times New Roman" w:cs="Times New Roman" w:eastAsia="Times New Roman" w:hAnsi="Times New Roman"/>
+          <w:rFonts w:ascii="Barlow Semi Condensed" w:cs="Barlow Semi Condensed" w:eastAsia="Barlow Semi Condensed" w:hAnsi="Barlow Semi Condensed"/>
           <w:sz w:val="24"/>
           <w:szCs w:val="24"/>
         </w:rPr>
@@ -6249,7 +6249,7 @@
       </w:pPr>
       <w:r>
         <w:rPr>
-          <w:rFonts w:ascii="Times New Roman" w:cs="Times New Roman" w:eastAsia="Times New Roman" w:hAnsi="Times New Roman"/>
+          <w:rFonts w:ascii="Barlow Semi Condensed" w:cs="Barlow Semi Condensed" w:eastAsia="Barlow Semi Condensed" w:hAnsi="Barlow Semi Condensed"/>
           <w:sz w:val="24"/>
           <w:szCs w:val="24"/>
         </w:rPr>
@@ -6263,7 +6263,7 @@
       </w:pPr>
       <w:r>
         <w:rPr>
-          <w:rFonts w:ascii="Times New Roman" w:cs="Times New Roman" w:eastAsia="Times New Roman" w:hAnsi="Times New Roman"/>
+          <w:rFonts w:ascii="Barlow Semi Condensed" w:cs="Barlow Semi Condensed" w:eastAsia="Barlow Semi Condensed" w:hAnsi="Barlow Semi Condensed"/>
           <w:sz w:val="24"/>
           <w:szCs w:val="24"/>
         </w:rPr>
@@ -6277,7 +6277,7 @@
       </w:pPr>
       <w:r>
         <w:rPr>
-          <w:rFonts w:ascii="Times New Roman" w:cs="Times New Roman" w:eastAsia="Times New Roman" w:hAnsi="Times New Roman"/>
+          <w:rFonts w:ascii="Barlow Semi Condensed" w:cs="Barlow Semi Condensed" w:eastAsia="Barlow Semi Condensed" w:hAnsi="Barlow Semi Condensed"/>
           <w:sz w:val="24"/>
           <w:szCs w:val="24"/>
         </w:rPr>
@@ -6291,7 +6291,7 @@
       </w:pPr>
       <w:r>
         <w:rPr>
-          <w:rFonts w:ascii="Times New Roman" w:cs="Times New Roman" w:eastAsia="Times New Roman" w:hAnsi="Times New Roman"/>
+          <w:rFonts w:ascii="Barlow Semi Condensed" w:cs="Barlow Semi Condensed" w:eastAsia="Barlow Semi Condensed" w:hAnsi="Barlow Semi Condensed"/>
           <w:sz w:val="24"/>
           <w:szCs w:val="24"/>
         </w:rPr>
@@ -6305,7 +6305,7 @@
       </w:pPr>
       <w:r>
         <w:rPr>
-          <w:rFonts w:ascii="Times New Roman" w:cs="Times New Roman" w:eastAsia="Times New Roman" w:hAnsi="Times New Roman"/>
+          <w:rFonts w:ascii="Barlow Semi Condensed" w:cs="Barlow Semi Condensed" w:eastAsia="Barlow Semi Condensed" w:hAnsi="Barlow Semi Condensed"/>
           <w:sz w:val="24"/>
           <w:szCs w:val="24"/>
         </w:rPr>
@@ -6319,7 +6319,7 @@
       </w:pPr>
       <w:r>
         <w:rPr>
-          <w:rFonts w:ascii="Times New Roman" w:cs="Times New Roman" w:eastAsia="Times New Roman" w:hAnsi="Times New Roman"/>
+          <w:rFonts w:ascii="Barlow Semi Condensed" w:cs="Barlow Semi Condensed" w:eastAsia="Barlow Semi Condensed" w:hAnsi="Barlow Semi Condensed"/>
           <w:sz w:val="24"/>
           <w:szCs w:val="24"/>
         </w:rPr>
@@ -6333,7 +6333,7 @@
       </w:pPr>
       <w:r>
         <w:rPr>
-          <w:rFonts w:ascii="Times New Roman" w:cs="Times New Roman" w:eastAsia="Times New Roman" w:hAnsi="Times New Roman"/>
+          <w:rFonts w:ascii="Barlow Semi Condensed" w:cs="Barlow Semi Condensed" w:eastAsia="Barlow Semi Condensed" w:hAnsi="Barlow Semi Condensed"/>
           <w:sz w:val="24"/>
           <w:szCs w:val="24"/>
         </w:rPr>
@@ -6347,7 +6347,7 @@
       </w:pPr>
       <w:r>
         <w:rPr>
-          <w:rFonts w:ascii="Times New Roman" w:cs="Times New Roman" w:eastAsia="Times New Roman" w:hAnsi="Times New Roman"/>
+          <w:rFonts w:ascii="Barlow Semi Condensed" w:cs="Barlow Semi Condensed" w:eastAsia="Barlow Semi Condensed" w:hAnsi="Barlow Semi Condensed"/>
           <w:sz w:val="24"/>
           <w:szCs w:val="24"/>
         </w:rPr>
@@ -6361,7 +6361,7 @@
       </w:pPr>
       <w:r>
         <w:rPr>
-          <w:rFonts w:ascii="Times New Roman" w:cs="Times New Roman" w:eastAsia="Times New Roman" w:hAnsi="Times New Roman"/>
+          <w:rFonts w:ascii="Barlow Semi Condensed" w:cs="Barlow Semi Condensed" w:eastAsia="Barlow Semi Condensed" w:hAnsi="Barlow Semi Condensed"/>
           <w:sz w:val="24"/>
           <w:szCs w:val="24"/>
         </w:rPr>
@@ -6375,7 +6375,7 @@
       </w:pPr>
       <w:r>
         <w:rPr>
-          <w:rFonts w:ascii="Times New Roman" w:cs="Times New Roman" w:eastAsia="Times New Roman" w:hAnsi="Times New Roman"/>
+          <w:rFonts w:ascii="Barlow Semi Condensed" w:cs="Barlow Semi Condensed" w:eastAsia="Barlow Semi Condensed" w:hAnsi="Barlow Semi Condensed"/>
           <w:sz w:val="24"/>
           <w:szCs w:val="24"/>
         </w:rPr>
@@ -6389,7 +6389,7 @@
       </w:pPr>
       <w:r>
         <w:rPr>
-          <w:rFonts w:ascii="Times New Roman" w:cs="Times New Roman" w:eastAsia="Times New Roman" w:hAnsi="Times New Roman"/>
+          <w:rFonts w:ascii="Barlow Semi Condensed" w:cs="Barlow Semi Condensed" w:eastAsia="Barlow Semi Condensed" w:hAnsi="Barlow Semi Condensed"/>
           <w:sz w:val="24"/>
           <w:szCs w:val="24"/>
         </w:rPr>
@@ -6403,7 +6403,7 @@
       </w:pPr>
       <w:r>
         <w:rPr>
-          <w:rFonts w:ascii="Times New Roman" w:cs="Times New Roman" w:eastAsia="Times New Roman" w:hAnsi="Times New Roman"/>
+          <w:rFonts w:ascii="Barlow Semi Condensed" w:cs="Barlow Semi Condensed" w:eastAsia="Barlow Semi Condensed" w:hAnsi="Barlow Semi Condensed"/>
           <w:sz w:val="24"/>
           <w:szCs w:val="24"/>
         </w:rPr>
@@ -6417,7 +6417,7 @@
       </w:pPr>
       <w:r>
         <w:rPr>
-          <w:rFonts w:ascii="Times New Roman" w:cs="Times New Roman" w:eastAsia="Times New Roman" w:hAnsi="Times New Roman"/>
+          <w:rFonts w:ascii="Barlow Semi Condensed" w:cs="Barlow Semi Condensed" w:eastAsia="Barlow Semi Condensed" w:hAnsi="Barlow Semi Condensed"/>
           <w:sz w:val="24"/>
           <w:szCs w:val="24"/>
         </w:rPr>
@@ -6431,7 +6431,7 @@
       </w:pPr>
       <w:r>
         <w:rPr>
-          <w:rFonts w:ascii="Times New Roman" w:cs="Times New Roman" w:eastAsia="Times New Roman" w:hAnsi="Times New Roman"/>
+          <w:rFonts w:ascii="Barlow Semi Condensed" w:cs="Barlow Semi Condensed" w:eastAsia="Barlow Semi Condensed" w:hAnsi="Barlow Semi Condensed"/>
           <w:sz w:val="24"/>
           <w:szCs w:val="24"/>
         </w:rPr>
@@ -6445,7 +6445,7 @@
       </w:pPr>
       <w:r>
         <w:rPr>
-          <w:rFonts w:ascii="Times New Roman" w:cs="Times New Roman" w:eastAsia="Times New Roman" w:hAnsi="Times New Roman"/>
+          <w:rFonts w:ascii="Barlow Semi Condensed" w:cs="Barlow Semi Condensed" w:eastAsia="Barlow Semi Condensed" w:hAnsi="Barlow Semi Condensed"/>
           <w:sz w:val="24"/>
           <w:szCs w:val="24"/>
         </w:rPr>
@@ -6459,7 +6459,7 @@
       </w:pPr>
       <w:r>
         <w:rPr>
-          <w:rFonts w:ascii="Times New Roman" w:cs="Times New Roman" w:eastAsia="Times New Roman" w:hAnsi="Times New Roman"/>
+          <w:rFonts w:ascii="Barlow Semi Condensed" w:cs="Barlow Semi Condensed" w:eastAsia="Barlow Semi Condensed" w:hAnsi="Barlow Semi Condensed"/>
           <w:sz w:val="24"/>
           <w:szCs w:val="24"/>
         </w:rPr>
@@ -6473,7 +6473,7 @@
       </w:pPr>
       <w:r>
         <w:rPr>
-          <w:rFonts w:ascii="Times New Roman" w:cs="Times New Roman" w:eastAsia="Times New Roman" w:hAnsi="Times New Roman"/>
+          <w:rFonts w:ascii="Barlow Semi Condensed" w:cs="Barlow Semi Condensed" w:eastAsia="Barlow Semi Condensed" w:hAnsi="Barlow Semi Condensed"/>
           <w:sz w:val="24"/>
           <w:szCs w:val="24"/>
         </w:rPr>
@@ -6487,7 +6487,7 @@
       </w:pPr>
       <w:r>
         <w:rPr>
-          <w:rFonts w:ascii="Times New Roman" w:cs="Times New Roman" w:eastAsia="Times New Roman" w:hAnsi="Times New Roman"/>
+          <w:rFonts w:ascii="Barlow Semi Condensed" w:cs="Barlow Semi Condensed" w:eastAsia="Barlow Semi Condensed" w:hAnsi="Barlow Semi Condensed"/>
           <w:sz w:val="24"/>
           <w:szCs w:val="24"/>
         </w:rPr>
@@ -6506,7 +6506,7 @@
       </w:pPr>
       <w:r>
         <w:rPr>
-          <w:rFonts w:ascii="Times New Roman" w:cs="Times New Roman" w:eastAsia="Times New Roman" w:hAnsi="Times New Roman"/>
+          <w:rFonts w:ascii="Barlow Semi Condensed" w:cs="Barlow Semi Condensed" w:eastAsia="Barlow Semi Condensed" w:hAnsi="Barlow Semi Condensed"/>
           <w:sz w:val="24"/>
           <w:szCs w:val="24"/>
         </w:rPr>
@@ -6520,7 +6520,7 @@
       </w:pPr>
       <w:r>
         <w:rPr>
-          <w:rFonts w:ascii="Times New Roman" w:cs="Times New Roman" w:eastAsia="Times New Roman" w:hAnsi="Times New Roman"/>
+          <w:rFonts w:ascii="Barlow Semi Condensed" w:cs="Barlow Semi Condensed" w:eastAsia="Barlow Semi Condensed" w:hAnsi="Barlow Semi Condensed"/>
           <w:sz w:val="24"/>
           <w:szCs w:val="24"/>
         </w:rPr>
@@ -6534,7 +6534,7 @@
       </w:pPr>
       <w:r>
         <w:rPr>
-          <w:rFonts w:ascii="Times New Roman" w:cs="Times New Roman" w:eastAsia="Times New Roman" w:hAnsi="Times New Roman"/>
+          <w:rFonts w:ascii="Barlow Semi Condensed" w:cs="Barlow Semi Condensed" w:eastAsia="Barlow Semi Condensed" w:hAnsi="Barlow Semi Condensed"/>
           <w:sz w:val="24"/>
           <w:szCs w:val="24"/>
         </w:rPr>
@@ -6553,7 +6553,7 @@
       </w:pPr>
       <w:r>
         <w:rPr>
-          <w:rFonts w:ascii="Times New Roman" w:cs="Times New Roman" w:eastAsia="Times New Roman" w:hAnsi="Times New Roman"/>
+          <w:rFonts w:ascii="Barlow Semi Condensed" w:cs="Barlow Semi Condensed" w:eastAsia="Barlow Semi Condensed" w:hAnsi="Barlow Semi Condensed"/>
           <w:sz w:val="24"/>
           <w:szCs w:val="24"/>
         </w:rPr>
@@ -6572,7 +6572,7 @@
       </w:pPr>
       <w:r>
         <w:rPr>
-          <w:rFonts w:ascii="Times New Roman" w:cs="Times New Roman" w:eastAsia="Times New Roman" w:hAnsi="Times New Roman"/>
+          <w:rFonts w:ascii="Barlow Semi Condensed" w:cs="Barlow Semi Condensed" w:eastAsia="Barlow Semi Condensed" w:hAnsi="Barlow Semi Condensed"/>
           <w:sz w:val="24"/>
           <w:szCs w:val="24"/>
         </w:rPr>
@@ -6591,7 +6591,7 @@
       </w:pPr>
       <w:r>
         <w:rPr>
-          <w:rFonts w:ascii="Times New Roman" w:cs="Times New Roman" w:eastAsia="Times New Roman" w:hAnsi="Times New Roman"/>
+          <w:rFonts w:ascii="Barlow Semi Condensed" w:cs="Barlow Semi Condensed" w:eastAsia="Barlow Semi Condensed" w:hAnsi="Barlow Semi Condensed"/>
           <w:sz w:val="24"/>
           <w:szCs w:val="24"/>
         </w:rPr>
@@ -6605,7 +6605,7 @@
       </w:pPr>
       <w:r>
         <w:rPr>
-          <w:rFonts w:ascii="Times New Roman" w:cs="Times New Roman" w:eastAsia="Times New Roman" w:hAnsi="Times New Roman"/>
+          <w:rFonts w:ascii="Barlow Semi Condensed" w:cs="Barlow Semi Condensed" w:eastAsia="Barlow Semi Condensed" w:hAnsi="Barlow Semi Condensed"/>
           <w:sz w:val="24"/>
           <w:szCs w:val="24"/>
         </w:rPr>
@@ -6624,7 +6624,7 @@
       </w:pPr>
       <w:r>
         <w:rPr>
-          <w:rFonts w:ascii="Times New Roman" w:cs="Times New Roman" w:eastAsia="Times New Roman" w:hAnsi="Times New Roman"/>
+          <w:rFonts w:ascii="Barlow Semi Condensed" w:cs="Barlow Semi Condensed" w:eastAsia="Barlow Semi Condensed" w:hAnsi="Barlow Semi Condensed"/>
           <w:sz w:val="24"/>
           <w:szCs w:val="24"/>
         </w:rPr>
@@ -6643,7 +6643,7 @@
       </w:pPr>
       <w:r>
         <w:rPr>
-          <w:rFonts w:ascii="Times New Roman" w:cs="Times New Roman" w:eastAsia="Times New Roman" w:hAnsi="Times New Roman"/>
+          <w:rFonts w:ascii="Barlow Semi Condensed" w:cs="Barlow Semi Condensed" w:eastAsia="Barlow Semi Condensed" w:hAnsi="Barlow Semi Condensed"/>
           <w:sz w:val="24"/>
           <w:szCs w:val="24"/>
         </w:rPr>
@@ -6662,7 +6662,7 @@
       </w:pPr>
       <w:r>
         <w:rPr>
-          <w:rFonts w:ascii="Times New Roman" w:cs="Times New Roman" w:eastAsia="Times New Roman" w:hAnsi="Times New Roman"/>
+          <w:rFonts w:ascii="Barlow Semi Condensed" w:cs="Barlow Semi Condensed" w:eastAsia="Barlow Semi Condensed" w:hAnsi="Barlow Semi Condensed"/>
           <w:sz w:val="24"/>
           <w:szCs w:val="24"/>
         </w:rPr>
@@ -6681,7 +6681,7 @@
       </w:pPr>
       <w:r>
         <w:rPr>
-          <w:rFonts w:ascii="Times New Roman" w:cs="Times New Roman" w:eastAsia="Times New Roman" w:hAnsi="Times New Roman"/>
+          <w:rFonts w:ascii="Barlow Semi Condensed" w:cs="Barlow Semi Condensed" w:eastAsia="Barlow Semi Condensed" w:hAnsi="Barlow Semi Condensed"/>
           <w:sz w:val="24"/>
           <w:szCs w:val="24"/>
         </w:rPr>
@@ -6700,7 +6700,7 @@
       </w:pPr>
       <w:r>
         <w:rPr>
-          <w:rFonts w:ascii="Times New Roman" w:cs="Times New Roman" w:eastAsia="Times New Roman" w:hAnsi="Times New Roman"/>
+          <w:rFonts w:ascii="Barlow Semi Condensed" w:cs="Barlow Semi Condensed" w:eastAsia="Barlow Semi Condensed" w:hAnsi="Barlow Semi Condensed"/>
           <w:sz w:val="24"/>
           <w:szCs w:val="24"/>
         </w:rPr>
@@ -6714,7 +6714,7 @@
       </w:pPr>
       <w:r>
         <w:rPr>
-          <w:rFonts w:ascii="Times New Roman" w:cs="Times New Roman" w:eastAsia="Times New Roman" w:hAnsi="Times New Roman"/>
+          <w:rFonts w:ascii="Barlow Semi Condensed" w:cs="Barlow Semi Condensed" w:eastAsia="Barlow Semi Condensed" w:hAnsi="Barlow Semi Condensed"/>
           <w:sz w:val="24"/>
           <w:szCs w:val="24"/>
         </w:rPr>
@@ -6728,7 +6728,7 @@
       </w:pPr>
       <w:r>
         <w:rPr>
-          <w:rFonts w:ascii="Times New Roman" w:cs="Times New Roman" w:eastAsia="Times New Roman" w:hAnsi="Times New Roman"/>
+          <w:rFonts w:ascii="Barlow Semi Condensed" w:cs="Barlow Semi Condensed" w:eastAsia="Barlow Semi Condensed" w:hAnsi="Barlow Semi Condensed"/>
           <w:sz w:val="24"/>
           <w:szCs w:val="24"/>
         </w:rPr>
@@ -6742,7 +6742,7 @@
       </w:pPr>
       <w:r>
         <w:rPr>
-          <w:rFonts w:ascii="Times New Roman" w:cs="Times New Roman" w:eastAsia="Times New Roman" w:hAnsi="Times New Roman"/>
+          <w:rFonts w:ascii="Barlow Semi Condensed" w:cs="Barlow Semi Condensed" w:eastAsia="Barlow Semi Condensed" w:hAnsi="Barlow Semi Condensed"/>
           <w:sz w:val="24"/>
           <w:szCs w:val="24"/>
         </w:rPr>
@@ -6756,7 +6756,7 @@
       </w:pPr>
       <w:r>
         <w:rPr>
-          <w:rFonts w:ascii="Times New Roman" w:cs="Times New Roman" w:eastAsia="Times New Roman" w:hAnsi="Times New Roman"/>
+          <w:rFonts w:ascii="Barlow Semi Condensed" w:cs="Barlow Semi Condensed" w:eastAsia="Barlow Semi Condensed" w:hAnsi="Barlow Semi Condensed"/>
           <w:sz w:val="24"/>
           <w:szCs w:val="24"/>
         </w:rPr>
@@ -6770,7 +6770,7 @@
       </w:pPr>
       <w:r>
         <w:rPr>
-          <w:rFonts w:ascii="Times New Roman" w:cs="Times New Roman" w:eastAsia="Times New Roman" w:hAnsi="Times New Roman"/>
+          <w:rFonts w:ascii="Barlow Semi Condensed" w:cs="Barlow Semi Condensed" w:eastAsia="Barlow Semi Condensed" w:hAnsi="Barlow Semi Condensed"/>
           <w:sz w:val="24"/>
           <w:szCs w:val="24"/>
         </w:rPr>
@@ -6784,7 +6784,7 @@
       </w:pPr>
       <w:r>
         <w:rPr>
-          <w:rFonts w:ascii="Times New Roman" w:cs="Times New Roman" w:eastAsia="Times New Roman" w:hAnsi="Times New Roman"/>
+          <w:rFonts w:ascii="Barlow Semi Condensed" w:cs="Barlow Semi Condensed" w:eastAsia="Barlow Semi Condensed" w:hAnsi="Barlow Semi Condensed"/>
           <w:sz w:val="24"/>
           <w:szCs w:val="24"/>
         </w:rPr>
@@ -6798,7 +6798,7 @@
       </w:pPr>
       <w:r>
         <w:rPr>
-          <w:rFonts w:ascii="Times New Roman" w:cs="Times New Roman" w:eastAsia="Times New Roman" w:hAnsi="Times New Roman"/>
+          <w:rFonts w:ascii="Barlow Semi Condensed" w:cs="Barlow Semi Condensed" w:eastAsia="Barlow Semi Condensed" w:hAnsi="Barlow Semi Condensed"/>
           <w:sz w:val="24"/>
           <w:szCs w:val="24"/>
         </w:rPr>
@@ -6812,7 +6812,7 @@
       </w:pPr>
       <w:r>
         <w:rPr>
-          <w:rFonts w:ascii="Times New Roman" w:cs="Times New Roman" w:eastAsia="Times New Roman" w:hAnsi="Times New Roman"/>
+          <w:rFonts w:ascii="Barlow Semi Condensed" w:cs="Barlow Semi Condensed" w:eastAsia="Barlow Semi Condensed" w:hAnsi="Barlow Semi Condensed"/>
           <w:sz w:val="24"/>
           <w:szCs w:val="24"/>
         </w:rPr>
@@ -6826,7 +6826,7 @@
       </w:pPr>
       <w:r>
         <w:rPr>
-          <w:rFonts w:ascii="Times New Roman" w:cs="Times New Roman" w:eastAsia="Times New Roman" w:hAnsi="Times New Roman"/>
+          <w:rFonts w:ascii="Barlow Semi Condensed" w:cs="Barlow Semi Condensed" w:eastAsia="Barlow Semi Condensed" w:hAnsi="Barlow Semi Condensed"/>
           <w:sz w:val="24"/>
           <w:szCs w:val="24"/>
         </w:rPr>
@@ -6840,7 +6840,7 @@
       </w:pPr>
       <w:r>
         <w:rPr>
-          <w:rFonts w:ascii="Times New Roman" w:cs="Times New Roman" w:eastAsia="Times New Roman" w:hAnsi="Times New Roman"/>
+          <w:rFonts w:ascii="Barlow Semi Condensed" w:cs="Barlow Semi Condensed" w:eastAsia="Barlow Semi Condensed" w:hAnsi="Barlow Semi Condensed"/>
           <w:sz w:val="24"/>
           <w:szCs w:val="24"/>
         </w:rPr>
@@ -6854,7 +6854,7 @@
       </w:pPr>
       <w:r>
         <w:rPr>
-          <w:rFonts w:ascii="Times New Roman" w:cs="Times New Roman" w:eastAsia="Times New Roman" w:hAnsi="Times New Roman"/>
+          <w:rFonts w:ascii="Barlow Semi Condensed" w:cs="Barlow Semi Condensed" w:eastAsia="Barlow Semi Condensed" w:hAnsi="Barlow Semi Condensed"/>
           <w:sz w:val="24"/>
           <w:szCs w:val="24"/>
         </w:rPr>
@@ -6868,7 +6868,7 @@
       </w:pPr>
       <w:r>
         <w:rPr>
-          <w:rFonts w:ascii="Times New Roman" w:cs="Times New Roman" w:eastAsia="Times New Roman" w:hAnsi="Times New Roman"/>
+          <w:rFonts w:ascii="Barlow Semi Condensed" w:cs="Barlow Semi Condensed" w:eastAsia="Barlow Semi Condensed" w:hAnsi="Barlow Semi Condensed"/>
           <w:sz w:val="24"/>
           <w:szCs w:val="24"/>
         </w:rPr>
@@ -6882,7 +6882,7 @@
       </w:pPr>
       <w:r>
         <w:rPr>
-          <w:rFonts w:ascii="Times New Roman" w:cs="Times New Roman" w:eastAsia="Times New Roman" w:hAnsi="Times New Roman"/>
+          <w:rFonts w:ascii="Barlow Semi Condensed" w:cs="Barlow Semi Condensed" w:eastAsia="Barlow Semi Condensed" w:hAnsi="Barlow Semi Condensed"/>
           <w:sz w:val="24"/>
           <w:szCs w:val="24"/>
         </w:rPr>
@@ -6896,7 +6896,7 @@
       </w:pPr>
       <w:r>
         <w:rPr>
-          <w:rFonts w:ascii="Times New Roman" w:cs="Times New Roman" w:eastAsia="Times New Roman" w:hAnsi="Times New Roman"/>
+          <w:rFonts w:ascii="Barlow Semi Condensed" w:cs="Barlow Semi Condensed" w:eastAsia="Barlow Semi Condensed" w:hAnsi="Barlow Semi Condensed"/>
           <w:sz w:val="24"/>
           <w:szCs w:val="24"/>
         </w:rPr>
@@ -6910,7 +6910,7 @@
       </w:pPr>
       <w:r>
         <w:rPr>
-          <w:rFonts w:ascii="Times New Roman" w:cs="Times New Roman" w:eastAsia="Times New Roman" w:hAnsi="Times New Roman"/>
+          <w:rFonts w:ascii="Barlow Semi Condensed" w:cs="Barlow Semi Condensed" w:eastAsia="Barlow Semi Condensed" w:hAnsi="Barlow Semi Condensed"/>
           <w:sz w:val="24"/>
           <w:szCs w:val="24"/>
         </w:rPr>
@@ -6924,7 +6924,7 @@
       </w:pPr>
       <w:r>
         <w:rPr>
-          <w:rFonts w:ascii="Times New Roman" w:cs="Times New Roman" w:eastAsia="Times New Roman" w:hAnsi="Times New Roman"/>
+          <w:rFonts w:ascii="Barlow Semi Condensed" w:cs="Barlow Semi Condensed" w:eastAsia="Barlow Semi Condensed" w:hAnsi="Barlow Semi Condensed"/>
           <w:sz w:val="24"/>
           <w:szCs w:val="24"/>
         </w:rPr>
@@ -6938,7 +6938,7 @@
       </w:pPr>
       <w:r>
         <w:rPr>
-          <w:rFonts w:ascii="Times New Roman" w:cs="Times New Roman" w:eastAsia="Times New Roman" w:hAnsi="Times New Roman"/>
+          <w:rFonts w:ascii="Barlow Semi Condensed" w:cs="Barlow Semi Condensed" w:eastAsia="Barlow Semi Condensed" w:hAnsi="Barlow Semi Condensed"/>
           <w:sz w:val="24"/>
           <w:szCs w:val="24"/>
         </w:rPr>
@@ -6952,7 +6952,7 @@
       </w:pPr>
       <w:r>
         <w:rPr>
-          <w:rFonts w:ascii="Times New Roman" w:cs="Times New Roman" w:eastAsia="Times New Roman" w:hAnsi="Times New Roman"/>
+          <w:rFonts w:ascii="Barlow Semi Condensed" w:cs="Barlow Semi Condensed" w:eastAsia="Barlow Semi Condensed" w:hAnsi="Barlow Semi Condensed"/>
           <w:sz w:val="24"/>
           <w:szCs w:val="24"/>
         </w:rPr>
@@ -6966,7 +6966,7 @@
       </w:pPr>
       <w:r>
         <w:rPr>
-          <w:rFonts w:ascii="Times New Roman" w:cs="Times New Roman" w:eastAsia="Times New Roman" w:hAnsi="Times New Roman"/>
+          <w:rFonts w:ascii="Barlow Semi Condensed" w:cs="Barlow Semi Condensed" w:eastAsia="Barlow Semi Condensed" w:hAnsi="Barlow Semi Condensed"/>
           <w:sz w:val="24"/>
           <w:szCs w:val="24"/>
         </w:rPr>
@@ -6980,7 +6980,7 @@
       </w:pPr>
       <w:r>
         <w:rPr>
-          <w:rFonts w:ascii="Times New Roman" w:cs="Times New Roman" w:eastAsia="Times New Roman" w:hAnsi="Times New Roman"/>
+          <w:rFonts w:ascii="Barlow Semi Condensed" w:cs="Barlow Semi Condensed" w:eastAsia="Barlow Semi Condensed" w:hAnsi="Barlow Semi Condensed"/>
           <w:sz w:val="24"/>
           <w:szCs w:val="24"/>
         </w:rPr>
@@ -6994,7 +6994,7 @@
       </w:pPr>
       <w:r>
         <w:rPr>
-          <w:rFonts w:ascii="Times New Roman" w:cs="Times New Roman" w:eastAsia="Times New Roman" w:hAnsi="Times New Roman"/>
+          <w:rFonts w:ascii="Barlow Semi Condensed" w:cs="Barlow Semi Condensed" w:eastAsia="Barlow Semi Condensed" w:hAnsi="Barlow Semi Condensed"/>
           <w:sz w:val="24"/>
           <w:szCs w:val="24"/>
         </w:rPr>
@@ -7008,7 +7008,7 @@
       </w:pPr>
       <w:r>
         <w:rPr>
-          <w:rFonts w:ascii="Times New Roman" w:cs="Times New Roman" w:eastAsia="Times New Roman" w:hAnsi="Times New Roman"/>
+          <w:rFonts w:ascii="Barlow Semi Condensed" w:cs="Barlow Semi Condensed" w:eastAsia="Barlow Semi Condensed" w:hAnsi="Barlow Semi Condensed"/>
           <w:sz w:val="24"/>
           <w:szCs w:val="24"/>
         </w:rPr>
@@ -7022,7 +7022,7 @@
       </w:pPr>
       <w:r>
         <w:rPr>
-          <w:rFonts w:ascii="Times New Roman" w:cs="Times New Roman" w:eastAsia="Times New Roman" w:hAnsi="Times New Roman"/>
+          <w:rFonts w:ascii="Barlow Semi Condensed" w:cs="Barlow Semi Condensed" w:eastAsia="Barlow Semi Condensed" w:hAnsi="Barlow Semi Condensed"/>
           <w:sz w:val="24"/>
           <w:szCs w:val="24"/>
         </w:rPr>
@@ -7036,7 +7036,7 @@
       </w:pPr>
       <w:r>
         <w:rPr>
-          <w:rFonts w:ascii="Times New Roman" w:cs="Times New Roman" w:eastAsia="Times New Roman" w:hAnsi="Times New Roman"/>
+          <w:rFonts w:ascii="Barlow Semi Condensed" w:cs="Barlow Semi Condensed" w:eastAsia="Barlow Semi Condensed" w:hAnsi="Barlow Semi Condensed"/>
           <w:sz w:val="24"/>
           <w:szCs w:val="24"/>
         </w:rPr>
@@ -7050,7 +7050,7 @@
       </w:pPr>
       <w:r>
         <w:rPr>
-          <w:rFonts w:ascii="Times New Roman" w:cs="Times New Roman" w:eastAsia="Times New Roman" w:hAnsi="Times New Roman"/>
+          <w:rFonts w:ascii="Barlow Semi Condensed" w:cs="Barlow Semi Condensed" w:eastAsia="Barlow Semi Condensed" w:hAnsi="Barlow Semi Condensed"/>
           <w:sz w:val="24"/>
           <w:szCs w:val="24"/>
         </w:rPr>
@@ -7064,7 +7064,7 @@
       </w:pPr>
       <w:r>
         <w:rPr>
-          <w:rFonts w:ascii="Times New Roman" w:cs="Times New Roman" w:eastAsia="Times New Roman" w:hAnsi="Times New Roman"/>
+          <w:rFonts w:ascii="Barlow Semi Condensed" w:cs="Barlow Semi Condensed" w:eastAsia="Barlow Semi Condensed" w:hAnsi="Barlow Semi Condensed"/>
           <w:sz w:val="24"/>
           <w:szCs w:val="24"/>
         </w:rPr>
@@ -7078,7 +7078,7 @@
       </w:pPr>
       <w:r>
         <w:rPr>
-          <w:rFonts w:ascii="Times New Roman" w:cs="Times New Roman" w:eastAsia="Times New Roman" w:hAnsi="Times New Roman"/>
+          <w:rFonts w:ascii="Barlow Semi Condensed" w:cs="Barlow Semi Condensed" w:eastAsia="Barlow Semi Condensed" w:hAnsi="Barlow Semi Condensed"/>
           <w:sz w:val="24"/>
           <w:szCs w:val="24"/>
         </w:rPr>
@@ -7092,7 +7092,7 @@
       </w:pPr>
       <w:r>
         <w:rPr>
-          <w:rFonts w:ascii="Times New Roman" w:cs="Times New Roman" w:eastAsia="Times New Roman" w:hAnsi="Times New Roman"/>
+          <w:rFonts w:ascii="Barlow Semi Condensed" w:cs="Barlow Semi Condensed" w:eastAsia="Barlow Semi Condensed" w:hAnsi="Barlow Semi Condensed"/>
           <w:sz w:val="24"/>
           <w:szCs w:val="24"/>
         </w:rPr>
@@ -7106,7 +7106,7 @@
       </w:pPr>
       <w:r>
         <w:rPr>
-          <w:rFonts w:ascii="Times New Roman" w:cs="Times New Roman" w:eastAsia="Times New Roman" w:hAnsi="Times New Roman"/>
+          <w:rFonts w:ascii="Barlow Semi Condensed" w:cs="Barlow Semi Condensed" w:eastAsia="Barlow Semi Condensed" w:hAnsi="Barlow Semi Condensed"/>
           <w:sz w:val="24"/>
           <w:szCs w:val="24"/>
         </w:rPr>
@@ -7120,7 +7120,7 @@
       </w:pPr>
       <w:r>
         <w:rPr>
-          <w:rFonts w:ascii="Times New Roman" w:cs="Times New Roman" w:eastAsia="Times New Roman" w:hAnsi="Times New Roman"/>
+          <w:rFonts w:ascii="Barlow Semi Condensed" w:cs="Barlow Semi Condensed" w:eastAsia="Barlow Semi Condensed" w:hAnsi="Barlow Semi Condensed"/>
           <w:sz w:val="24"/>
           <w:szCs w:val="24"/>
         </w:rPr>
@@ -7134,7 +7134,7 @@
       </w:pPr>
       <w:r>
         <w:rPr>
-          <w:rFonts w:ascii="Times New Roman" w:cs="Times New Roman" w:eastAsia="Times New Roman" w:hAnsi="Times New Roman"/>
+          <w:rFonts w:ascii="Barlow Semi Condensed" w:cs="Barlow Semi Condensed" w:eastAsia="Barlow Semi Condensed" w:hAnsi="Barlow Semi Condensed"/>
           <w:sz w:val="24"/>
           <w:szCs w:val="24"/>
         </w:rPr>
@@ -7148,7 +7148,7 @@
       </w:pPr>
       <w:r>
         <w:rPr>
-          <w:rFonts w:ascii="Times New Roman" w:cs="Times New Roman" w:eastAsia="Times New Roman" w:hAnsi="Times New Roman"/>
+          <w:rFonts w:ascii="Barlow Semi Condensed" w:cs="Barlow Semi Condensed" w:eastAsia="Barlow Semi Condensed" w:hAnsi="Barlow Semi Condensed"/>
           <w:sz w:val="24"/>
           <w:szCs w:val="24"/>
         </w:rPr>
@@ -7162,7 +7162,7 @@
       </w:pPr>
       <w:r>
         <w:rPr>
-          <w:rFonts w:ascii="Times New Roman" w:cs="Times New Roman" w:eastAsia="Times New Roman" w:hAnsi="Times New Roman"/>
+          <w:rFonts w:ascii="Barlow Semi Condensed" w:cs="Barlow Semi Condensed" w:eastAsia="Barlow Semi Condensed" w:hAnsi="Barlow Semi Condensed"/>
           <w:sz w:val="24"/>
           <w:szCs w:val="24"/>
         </w:rPr>
@@ -7176,7 +7176,7 @@
       </w:pPr>
       <w:r>
         <w:rPr>
-          <w:rFonts w:ascii="Times New Roman" w:cs="Times New Roman" w:eastAsia="Times New Roman" w:hAnsi="Times New Roman"/>
+          <w:rFonts w:ascii="Barlow Semi Condensed" w:cs="Barlow Semi Condensed" w:eastAsia="Barlow Semi Condensed" w:hAnsi="Barlow Semi Condensed"/>
           <w:sz w:val="24"/>
           <w:szCs w:val="24"/>
         </w:rPr>
@@ -7190,7 +7190,7 @@
       </w:pPr>
       <w:r>
         <w:rPr>
-          <w:rFonts w:ascii="Times New Roman" w:cs="Times New Roman" w:eastAsia="Times New Roman" w:hAnsi="Times New Roman"/>
+          <w:rFonts w:ascii="Barlow Semi Condensed" w:cs="Barlow Semi Condensed" w:eastAsia="Barlow Semi Condensed" w:hAnsi="Barlow Semi Condensed"/>
           <w:sz w:val="24"/>
           <w:szCs w:val="24"/>
         </w:rPr>
@@ -7204,7 +7204,7 @@
       </w:pPr>
       <w:r>
         <w:rPr>
-          <w:rFonts w:ascii="Times New Roman" w:cs="Times New Roman" w:eastAsia="Times New Roman" w:hAnsi="Times New Roman"/>
+          <w:rFonts w:ascii="Barlow Semi Condensed" w:cs="Barlow Semi Condensed" w:eastAsia="Barlow Semi Condensed" w:hAnsi="Barlow Semi Condensed"/>
           <w:sz w:val="24"/>
           <w:szCs w:val="24"/>
         </w:rPr>
@@ -7218,7 +7218,7 @@
       </w:pPr>
       <w:r>
         <w:rPr>
-          <w:rFonts w:ascii="Times New Roman" w:cs="Times New Roman" w:eastAsia="Times New Roman" w:hAnsi="Times New Roman"/>
+          <w:rFonts w:ascii="Barlow Semi Condensed" w:cs="Barlow Semi Condensed" w:eastAsia="Barlow Semi Condensed" w:hAnsi="Barlow Semi Condensed"/>
           <w:sz w:val="24"/>
           <w:szCs w:val="24"/>
         </w:rPr>
@@ -7232,7 +7232,7 @@
       </w:pPr>
       <w:r>
         <w:rPr>
-          <w:rFonts w:ascii="Times New Roman" w:cs="Times New Roman" w:eastAsia="Times New Roman" w:hAnsi="Times New Roman"/>
+          <w:rFonts w:ascii="Barlow Semi Condensed" w:cs="Barlow Semi Condensed" w:eastAsia="Barlow Semi Condensed" w:hAnsi="Barlow Semi Condensed"/>
           <w:sz w:val="24"/>
           <w:szCs w:val="24"/>
         </w:rPr>
@@ -7246,7 +7246,7 @@
       </w:pPr>
       <w:r>
         <w:rPr>
-          <w:rFonts w:ascii="Times New Roman" w:cs="Times New Roman" w:eastAsia="Times New Roman" w:hAnsi="Times New Roman"/>
+          <w:rFonts w:ascii="Barlow Semi Condensed" w:cs="Barlow Semi Condensed" w:eastAsia="Barlow Semi Condensed" w:hAnsi="Barlow Semi Condensed"/>
           <w:sz w:val="24"/>
           <w:szCs w:val="24"/>
         </w:rPr>
@@ -7260,7 +7260,7 @@
       </w:pPr>
       <w:r>
         <w:rPr>
-          <w:rFonts w:ascii="Times New Roman" w:cs="Times New Roman" w:eastAsia="Times New Roman" w:hAnsi="Times New Roman"/>
+          <w:rFonts w:ascii="Barlow Semi Condensed" w:cs="Barlow Semi Condensed" w:eastAsia="Barlow Semi Condensed" w:hAnsi="Barlow Semi Condensed"/>
           <w:sz w:val="24"/>
           <w:szCs w:val="24"/>
         </w:rPr>
@@ -7274,7 +7274,7 @@
       </w:pPr>
       <w:r>
         <w:rPr>
-          <w:rFonts w:ascii="Times New Roman" w:cs="Times New Roman" w:eastAsia="Times New Roman" w:hAnsi="Times New Roman"/>
+          <w:rFonts w:ascii="Barlow Semi Condensed" w:cs="Barlow Semi Condensed" w:eastAsia="Barlow Semi Condensed" w:hAnsi="Barlow Semi Condensed"/>
           <w:sz w:val="24"/>
           <w:szCs w:val="24"/>
         </w:rPr>
@@ -7288,7 +7288,7 @@
       </w:pPr>
       <w:r>
         <w:rPr>
-          <w:rFonts w:ascii="Times New Roman" w:cs="Times New Roman" w:eastAsia="Times New Roman" w:hAnsi="Times New Roman"/>
+          <w:rFonts w:ascii="Barlow Semi Condensed" w:cs="Barlow Semi Condensed" w:eastAsia="Barlow Semi Condensed" w:hAnsi="Barlow Semi Condensed"/>
           <w:sz w:val="24"/>
           <w:szCs w:val="24"/>
         </w:rPr>
@@ -7302,7 +7302,7 @@
       </w:pPr>
       <w:r>
         <w:rPr>
-          <w:rFonts w:ascii="Times New Roman" w:cs="Times New Roman" w:eastAsia="Times New Roman" w:hAnsi="Times New Roman"/>
+          <w:rFonts w:ascii="Barlow Semi Condensed" w:cs="Barlow Semi Condensed" w:eastAsia="Barlow Semi Condensed" w:hAnsi="Barlow Semi Condensed"/>
           <w:sz w:val="24"/>
           <w:szCs w:val="24"/>
         </w:rPr>
@@ -7316,7 +7316,7 @@
       </w:pPr>
       <w:r>
         <w:rPr>
-          <w:rFonts w:ascii="Times New Roman" w:cs="Times New Roman" w:eastAsia="Times New Roman" w:hAnsi="Times New Roman"/>
+          <w:rFonts w:ascii="Barlow Semi Condensed" w:cs="Barlow Semi Condensed" w:eastAsia="Barlow Semi Condensed" w:hAnsi="Barlow Semi Condensed"/>
           <w:sz w:val="24"/>
           <w:szCs w:val="24"/>
         </w:rPr>
@@ -7330,7 +7330,7 @@
       </w:pPr>
       <w:r>
         <w:rPr>
-          <w:rFonts w:ascii="Times New Roman" w:cs="Times New Roman" w:eastAsia="Times New Roman" w:hAnsi="Times New Roman"/>
+          <w:rFonts w:ascii="Barlow Semi Condensed" w:cs="Barlow Semi Condensed" w:eastAsia="Barlow Semi Condensed" w:hAnsi="Barlow Semi Condensed"/>
           <w:sz w:val="24"/>
           <w:szCs w:val="24"/>
         </w:rPr>
@@ -7344,7 +7344,7 @@
       </w:pPr>
       <w:r>
         <w:rPr>
-          <w:rFonts w:ascii="Times New Roman" w:cs="Times New Roman" w:eastAsia="Times New Roman" w:hAnsi="Times New Roman"/>
+          <w:rFonts w:ascii="Barlow Semi Condensed" w:cs="Barlow Semi Condensed" w:eastAsia="Barlow Semi Condensed" w:hAnsi="Barlow Semi Condensed"/>
           <w:sz w:val="24"/>
           <w:szCs w:val="24"/>
         </w:rPr>
@@ -7358,7 +7358,7 @@
       </w:pPr>
       <w:r>
         <w:rPr>
-          <w:rFonts w:ascii="Times New Roman" w:cs="Times New Roman" w:eastAsia="Times New Roman" w:hAnsi="Times New Roman"/>
+          <w:rFonts w:ascii="Barlow Semi Condensed" w:cs="Barlow Semi Condensed" w:eastAsia="Barlow Semi Condensed" w:hAnsi="Barlow Semi Condensed"/>
           <w:sz w:val="24"/>
           <w:szCs w:val="24"/>
         </w:rPr>
@@ -7372,7 +7372,7 @@
       </w:pPr>
       <w:r>
         <w:rPr>
-          <w:rFonts w:ascii="Times New Roman" w:cs="Times New Roman" w:eastAsia="Times New Roman" w:hAnsi="Times New Roman"/>
+          <w:rFonts w:ascii="Barlow Semi Condensed" w:cs="Barlow Semi Condensed" w:eastAsia="Barlow Semi Condensed" w:hAnsi="Barlow Semi Condensed"/>
           <w:sz w:val="24"/>
           <w:szCs w:val="24"/>
         </w:rPr>
@@ -7386,7 +7386,7 @@
       </w:pPr>
       <w:r>
         <w:rPr>
-          <w:rFonts w:ascii="Times New Roman" w:cs="Times New Roman" w:eastAsia="Times New Roman" w:hAnsi="Times New Roman"/>
+          <w:rFonts w:ascii="Barlow Semi Condensed" w:cs="Barlow Semi Condensed" w:eastAsia="Barlow Semi Condensed" w:hAnsi="Barlow Semi Condensed"/>
           <w:sz w:val="24"/>
           <w:szCs w:val="24"/>
         </w:rPr>
@@ -7400,7 +7400,7 @@
       </w:pPr>
       <w:r>
         <w:rPr>
-          <w:rFonts w:ascii="Times New Roman" w:cs="Times New Roman" w:eastAsia="Times New Roman" w:hAnsi="Times New Roman"/>
+          <w:rFonts w:ascii="Barlow Semi Condensed" w:cs="Barlow Semi Condensed" w:eastAsia="Barlow Semi Condensed" w:hAnsi="Barlow Semi Condensed"/>
           <w:sz w:val="24"/>
           <w:szCs w:val="24"/>
         </w:rPr>
@@ -7414,7 +7414,7 @@
       </w:pPr>
       <w:r>
         <w:rPr>
-          <w:rFonts w:ascii="Times New Roman" w:cs="Times New Roman" w:eastAsia="Times New Roman" w:hAnsi="Times New Roman"/>
+          <w:rFonts w:ascii="Barlow Semi Condensed" w:cs="Barlow Semi Condensed" w:eastAsia="Barlow Semi Condensed" w:hAnsi="Barlow Semi Condensed"/>
           <w:sz w:val="24"/>
           <w:szCs w:val="24"/>
         </w:rPr>
@@ -7428,7 +7428,7 @@
       </w:pPr>
       <w:r>
         <w:rPr>
-          <w:rFonts w:ascii="Times New Roman" w:cs="Times New Roman" w:eastAsia="Times New Roman" w:hAnsi="Times New Roman"/>
+          <w:rFonts w:ascii="Barlow Semi Condensed" w:cs="Barlow Semi Condensed" w:eastAsia="Barlow Semi Condensed" w:hAnsi="Barlow Semi Condensed"/>
           <w:sz w:val="24"/>
           <w:szCs w:val="24"/>
         </w:rPr>
@@ -7442,7 +7442,7 @@
       </w:pPr>
       <w:r>
         <w:rPr>
-          <w:rFonts w:ascii="Times New Roman" w:cs="Times New Roman" w:eastAsia="Times New Roman" w:hAnsi="Times New Roman"/>
+          <w:rFonts w:ascii="Barlow Semi Condensed" w:cs="Barlow Semi Condensed" w:eastAsia="Barlow Semi Condensed" w:hAnsi="Barlow Semi Condensed"/>
           <w:sz w:val="24"/>
           <w:szCs w:val="24"/>
         </w:rPr>
@@ -7456,7 +7456,7 @@
       </w:pPr>
       <w:r>
         <w:rPr>
-          <w:rFonts w:ascii="Times New Roman" w:cs="Times New Roman" w:eastAsia="Times New Roman" w:hAnsi="Times New Roman"/>
+          <w:rFonts w:ascii="Barlow Semi Condensed" w:cs="Barlow Semi Condensed" w:eastAsia="Barlow Semi Condensed" w:hAnsi="Barlow Semi Condensed"/>
           <w:sz w:val="24"/>
           <w:szCs w:val="24"/>
         </w:rPr>
@@ -7470,7 +7470,7 @@
       </w:pPr>
       <w:r>
         <w:rPr>
-          <w:rFonts w:ascii="Times New Roman" w:cs="Times New Roman" w:eastAsia="Times New Roman" w:hAnsi="Times New Roman"/>
+          <w:rFonts w:ascii="Barlow Semi Condensed" w:cs="Barlow Semi Condensed" w:eastAsia="Barlow Semi Condensed" w:hAnsi="Barlow Semi Condensed"/>
           <w:sz w:val="24"/>
           <w:szCs w:val="24"/>
         </w:rPr>
@@ -7484,7 +7484,7 @@
       </w:pPr>
       <w:r>
         <w:rPr>
-          <w:rFonts w:ascii="Times New Roman" w:cs="Times New Roman" w:eastAsia="Times New Roman" w:hAnsi="Times New Roman"/>
+          <w:rFonts w:ascii="Barlow Semi Condensed" w:cs="Barlow Semi Condensed" w:eastAsia="Barlow Semi Condensed" w:hAnsi="Barlow Semi Condensed"/>
           <w:sz w:val="24"/>
           <w:szCs w:val="24"/>
         </w:rPr>
@@ -7498,7 +7498,7 @@
       </w:pPr>
       <w:r>
         <w:rPr>
-          <w:rFonts w:ascii="Times New Roman" w:cs="Times New Roman" w:eastAsia="Times New Roman" w:hAnsi="Times New Roman"/>
+          <w:rFonts w:ascii="Barlow Semi Condensed" w:cs="Barlow Semi Condensed" w:eastAsia="Barlow Semi Condensed" w:hAnsi="Barlow Semi Condensed"/>
           <w:sz w:val="24"/>
           <w:szCs w:val="24"/>
         </w:rPr>
@@ -7512,7 +7512,7 @@
       </w:pPr>
       <w:r>
         <w:rPr>
-          <w:rFonts w:ascii="Times New Roman" w:cs="Times New Roman" w:eastAsia="Times New Roman" w:hAnsi="Times New Roman"/>
+          <w:rFonts w:ascii="Barlow Semi Condensed" w:cs="Barlow Semi Condensed" w:eastAsia="Barlow Semi Condensed" w:hAnsi="Barlow Semi Condensed"/>
           <w:sz w:val="24"/>
           <w:szCs w:val="24"/>
         </w:rPr>
@@ -7531,7 +7531,7 @@
       </w:pPr>
       <w:r>
         <w:rPr>
-          <w:rFonts w:ascii="Times New Roman" w:cs="Times New Roman" w:eastAsia="Times New Roman" w:hAnsi="Times New Roman"/>
+          <w:rFonts w:ascii="Barlow Semi Condensed" w:cs="Barlow Semi Condensed" w:eastAsia="Barlow Semi Condensed" w:hAnsi="Barlow Semi Condensed"/>
           <w:sz w:val="24"/>
           <w:szCs w:val="24"/>
         </w:rPr>
@@ -7545,7 +7545,7 @@
       </w:pPr>
       <w:r>
         <w:rPr>
-          <w:rFonts w:ascii="Times New Roman" w:cs="Times New Roman" w:eastAsia="Times New Roman" w:hAnsi="Times New Roman"/>
+          <w:rFonts w:ascii="Barlow Semi Condensed" w:cs="Barlow Semi Condensed" w:eastAsia="Barlow Semi Condensed" w:hAnsi="Barlow Semi Condensed"/>
           <w:sz w:val="24"/>
           <w:szCs w:val="24"/>
         </w:rPr>
@@ -7563,7 +7563,7 @@
       </w:pPr>
       <w:r>
         <w:rPr>
-          <w:rFonts w:ascii="Times New Roman" w:cs="Times New Roman" w:eastAsia="Times New Roman" w:hAnsi="Times New Roman"/>
+          <w:rFonts w:ascii="Barlow Semi Condensed" w:cs="Barlow Semi Condensed" w:eastAsia="Barlow Semi Condensed" w:hAnsi="Barlow Semi Condensed"/>
           <w:b/>
           <w:bCs/>
           <w:i w:val="false"/>
@@ -7575,7 +7575,7 @@
       </w:r>
       <w:r>
         <w:rPr>
-          <w:rFonts w:ascii="Times New Roman" w:cs="Times New Roman" w:eastAsia="Times New Roman" w:hAnsi="Times New Roman"/>
+          <w:rFonts w:ascii="Barlow Semi Condensed" w:cs="Barlow Semi Condensed" w:eastAsia="Barlow Semi Condensed" w:hAnsi="Barlow Semi Condensed"/>
           <w:i w:val="false"/>
           <w:iCs w:val="false"/>
           <w:sz w:val="24"/>
@@ -7585,7 +7585,7 @@
       </w:r>
       <w:r>
         <w:rPr>
-          <w:rFonts w:ascii="Times New Roman" w:cs="Times New Roman" w:eastAsia="Times New Roman" w:hAnsi="Times New Roman"/>
+          <w:rFonts w:ascii="Barlow Semi Condensed" w:cs="Barlow Semi Condensed" w:eastAsia="Barlow Semi Condensed" w:hAnsi="Barlow Semi Condensed"/>
           <w:i w:val="false"/>
           <w:iCs w:val="false"/>
           <w:sz w:val="24"/>
@@ -7595,7 +7595,7 @@
       </w:r>
       <w:r>
         <w:rPr>
-          <w:rFonts w:ascii="Times New Roman" w:cs="Times New Roman" w:eastAsia="Times New Roman" w:hAnsi="Times New Roman"/>
+          <w:rFonts w:ascii="Barlow Semi Condensed" w:cs="Barlow Semi Condensed" w:eastAsia="Barlow Semi Condensed" w:hAnsi="Barlow Semi Condensed"/>
           <w:i w:val="false"/>
           <w:iCs w:val="false"/>
           <w:sz w:val="24"/>
@@ -7605,7 +7605,7 @@
       </w:r>
       <w:r>
         <w:rPr>
-          <w:rFonts w:ascii="Times New Roman" w:cs="Times New Roman" w:eastAsia="Times New Roman" w:hAnsi="Times New Roman"/>
+          <w:rFonts w:ascii="Barlow Semi Condensed" w:cs="Barlow Semi Condensed" w:eastAsia="Barlow Semi Condensed" w:hAnsi="Barlow Semi Condensed"/>
           <w:i w:val="false"/>
           <w:iCs w:val="false"/>
           <w:sz w:val="24"/>
@@ -7615,7 +7615,7 @@
       </w:r>
       <w:r>
         <w:rPr>
-          <w:rFonts w:ascii="Times New Roman" w:cs="Times New Roman" w:eastAsia="Times New Roman" w:hAnsi="Times New Roman"/>
+          <w:rFonts w:ascii="Barlow Semi Condensed" w:cs="Barlow Semi Condensed" w:eastAsia="Barlow Semi Condensed" w:hAnsi="Barlow Semi Condensed"/>
           <w:i w:val="false"/>
           <w:iCs w:val="false"/>
           <w:sz w:val="24"/>
@@ -7625,7 +7625,7 @@
       </w:r>
       <w:r>
         <w:rPr>
-          <w:rFonts w:ascii="Times New Roman" w:cs="Times New Roman" w:eastAsia="Times New Roman" w:hAnsi="Times New Roman"/>
+          <w:rFonts w:ascii="Barlow Semi Condensed" w:cs="Barlow Semi Condensed" w:eastAsia="Barlow Semi Condensed" w:hAnsi="Barlow Semi Condensed"/>
           <w:i w:val="false"/>
           <w:iCs w:val="false"/>
           <w:sz w:val="24"/>
@@ -7635,7 +7635,7 @@
       </w:r>
       <w:r>
         <w:rPr>
-          <w:rFonts w:ascii="Times New Roman" w:cs="Times New Roman" w:eastAsia="Times New Roman" w:hAnsi="Times New Roman"/>
+          <w:rFonts w:ascii="Barlow Semi Condensed" w:cs="Barlow Semi Condensed" w:eastAsia="Barlow Semi Condensed" w:hAnsi="Barlow Semi Condensed"/>
           <w:i w:val="false"/>
           <w:iCs w:val="false"/>
           <w:sz w:val="24"/>
@@ -7645,7 +7645,7 @@
       </w:r>
       <w:r>
         <w:rPr>
-          <w:rFonts w:ascii="Times New Roman" w:cs="Times New Roman" w:eastAsia="Times New Roman" w:hAnsi="Times New Roman"/>
+          <w:rFonts w:ascii="Barlow Semi Condensed" w:cs="Barlow Semi Condensed" w:eastAsia="Barlow Semi Condensed" w:hAnsi="Barlow Semi Condensed"/>
           <w:b/>
           <w:bCs/>
           <w:i w:val="false"/>
@@ -7657,7 +7657,7 @@
       </w:r>
       <w:r>
         <w:rPr>
-          <w:rFonts w:ascii="Times New Roman" w:cs="Times New Roman" w:eastAsia="Times New Roman" w:hAnsi="Times New Roman"/>
+          <w:rFonts w:ascii="Barlow Semi Condensed" w:cs="Barlow Semi Condensed" w:eastAsia="Barlow Semi Condensed" w:hAnsi="Barlow Semi Condensed"/>
           <w:i w:val="false"/>
           <w:iCs w:val="false"/>
           <w:sz w:val="24"/>
@@ -7667,7 +7667,7 @@
       </w:r>
       <w:r>
         <w:rPr>
-          <w:rFonts w:ascii="Times New Roman" w:cs="Times New Roman" w:eastAsia="Times New Roman" w:hAnsi="Times New Roman"/>
+          <w:rFonts w:ascii="Barlow Semi Condensed" w:cs="Barlow Semi Condensed" w:eastAsia="Barlow Semi Condensed" w:hAnsi="Barlow Semi Condensed"/>
           <w:b/>
           <w:bCs/>
           <w:i w:val="false"/>
@@ -7679,7 +7679,7 @@
       </w:r>
       <w:r>
         <w:rPr>
-          <w:rFonts w:ascii="Times New Roman" w:cs="Times New Roman" w:eastAsia="Times New Roman" w:hAnsi="Times New Roman"/>
+          <w:rFonts w:ascii="Barlow Semi Condensed" w:cs="Barlow Semi Condensed" w:eastAsia="Barlow Semi Condensed" w:hAnsi="Barlow Semi Condensed"/>
           <w:i w:val="false"/>
           <w:iCs w:val="false"/>
           <w:sz w:val="24"/>
@@ -7689,7 +7689,7 @@
       </w:r>
       <w:r>
         <w:rPr>
-          <w:rFonts w:ascii="Times New Roman" w:cs="Times New Roman" w:eastAsia="Times New Roman" w:hAnsi="Times New Roman"/>
+          <w:rFonts w:ascii="Barlow Semi Condensed" w:cs="Barlow Semi Condensed" w:eastAsia="Barlow Semi Condensed" w:hAnsi="Barlow Semi Condensed"/>
           <w:i w:val="false"/>
           <w:iCs w:val="false"/>
           <w:sz w:val="24"/>
@@ -7699,7 +7699,7 @@
       </w:r>
       <w:r>
         <w:rPr>
-          <w:rFonts w:ascii="Times New Roman" w:cs="Times New Roman" w:eastAsia="Times New Roman" w:hAnsi="Times New Roman"/>
+          <w:rFonts w:ascii="Barlow Semi Condensed" w:cs="Barlow Semi Condensed" w:eastAsia="Barlow Semi Condensed" w:hAnsi="Barlow Semi Condensed"/>
           <w:i w:val="false"/>
           <w:iCs w:val="false"/>
           <w:sz w:val="24"/>
@@ -7723,7 +7723,7 @@
       </w:pPr>
       <w:r>
         <w:rPr>
-          <w:rFonts w:ascii="Times New Roman" w:cs="Times New Roman" w:eastAsia="Times New Roman" w:hAnsi="Times New Roman"/>
+          <w:rFonts w:ascii="Barlow Semi Condensed" w:cs="Barlow Semi Condensed" w:eastAsia="Barlow Semi Condensed" w:hAnsi="Barlow Semi Condensed"/>
           <w:sz w:val="24"/>
           <w:szCs w:val="24"/>
         </w:rPr>
@@ -7737,7 +7737,7 @@
       </w:pPr>
       <w:r>
         <w:rPr>
-          <w:rFonts w:ascii="Times New Roman" w:cs="Times New Roman" w:eastAsia="Times New Roman" w:hAnsi="Times New Roman"/>
+          <w:rFonts w:ascii="Barlow Semi Condensed" w:cs="Barlow Semi Condensed" w:eastAsia="Barlow Semi Condensed" w:hAnsi="Barlow Semi Condensed"/>
           <w:sz w:val="24"/>
           <w:szCs w:val="24"/>
         </w:rPr>
@@ -7745,7 +7745,7 @@
       </w:r>
       <w:r>
         <w:rPr>
-          <w:rFonts w:ascii="Times New Roman" w:cs="Times New Roman" w:eastAsia="Times New Roman" w:hAnsi="Times New Roman"/>
+          <w:rFonts w:ascii="Barlow Semi Condensed" w:cs="Barlow Semi Condensed" w:eastAsia="Barlow Semi Condensed" w:hAnsi="Barlow Semi Condensed"/>
           <w:b/>
           <w:bCs/>
           <w:sz w:val="24"/>
@@ -7755,7 +7755,7 @@
       </w:r>
       <w:r>
         <w:rPr>
-          <w:rFonts w:ascii="Times New Roman" w:cs="Times New Roman" w:eastAsia="Times New Roman" w:hAnsi="Times New Roman"/>
+          <w:rFonts w:ascii="Barlow Semi Condensed" w:cs="Barlow Semi Condensed" w:eastAsia="Barlow Semi Condensed" w:hAnsi="Barlow Semi Condensed"/>
           <w:sz w:val="24"/>
           <w:szCs w:val="24"/>
         </w:rPr>
@@ -7763,7 +7763,7 @@
       </w:r>
       <w:r>
         <w:rPr>
-          <w:rFonts w:ascii="Times New Roman" w:cs="Times New Roman" w:eastAsia="Times New Roman" w:hAnsi="Times New Roman"/>
+          <w:rFonts w:ascii="Barlow Semi Condensed" w:cs="Barlow Semi Condensed" w:eastAsia="Barlow Semi Condensed" w:hAnsi="Barlow Semi Condensed"/>
           <w:b/>
           <w:bCs/>
           <w:sz w:val="24"/>
@@ -7773,7 +7773,7 @@
       </w:r>
       <w:r>
         <w:rPr>
-          <w:rFonts w:ascii="Times New Roman" w:cs="Times New Roman" w:eastAsia="Times New Roman" w:hAnsi="Times New Roman"/>
+          <w:rFonts w:ascii="Barlow Semi Condensed" w:cs="Barlow Semi Condensed" w:eastAsia="Barlow Semi Condensed" w:hAnsi="Barlow Semi Condensed"/>
           <w:sz w:val="24"/>
           <w:szCs w:val="24"/>
         </w:rPr>
@@ -7787,7 +7787,7 @@
       </w:pPr>
       <w:r>
         <w:rPr>
-          <w:rFonts w:ascii="Times New Roman" w:cs="Times New Roman" w:eastAsia="Times New Roman" w:hAnsi="Times New Roman"/>
+          <w:rFonts w:ascii="Barlow Semi Condensed" w:cs="Barlow Semi Condensed" w:eastAsia="Barlow Semi Condensed" w:hAnsi="Barlow Semi Condensed"/>
           <w:sz w:val="24"/>
           <w:szCs w:val="24"/>
         </w:rPr>
@@ -7801,7 +7801,7 @@
       </w:pPr>
       <w:r>
         <w:rPr>
-          <w:rFonts w:ascii="Times New Roman" w:cs="Times New Roman" w:eastAsia="Times New Roman" w:hAnsi="Times New Roman"/>
+          <w:rFonts w:ascii="Barlow Semi Condensed" w:cs="Barlow Semi Condensed" w:eastAsia="Barlow Semi Condensed" w:hAnsi="Barlow Semi Condensed"/>
           <w:sz w:val="24"/>
           <w:szCs w:val="24"/>
         </w:rPr>
@@ -7820,7 +7820,7 @@
       </w:pPr>
       <w:r>
         <w:rPr>
-          <w:rFonts w:ascii="Times New Roman" w:cs="Times New Roman" w:eastAsia="Times New Roman" w:hAnsi="Times New Roman"/>
+          <w:rFonts w:ascii="Barlow Semi Condensed" w:cs="Barlow Semi Condensed" w:eastAsia="Barlow Semi Condensed" w:hAnsi="Barlow Semi Condensed"/>
           <w:b/>
           <w:bCs/>
           <w:sz w:val="24"/>
@@ -7830,7 +7830,7 @@
       </w:r>
       <w:r>
         <w:rPr>
-          <w:rFonts w:ascii="Times New Roman" w:cs="Times New Roman" w:eastAsia="Times New Roman" w:hAnsi="Times New Roman"/>
+          <w:rFonts w:ascii="Barlow Semi Condensed" w:cs="Barlow Semi Condensed" w:eastAsia="Barlow Semi Condensed" w:hAnsi="Barlow Semi Condensed"/>
           <w:sz w:val="24"/>
           <w:szCs w:val="24"/>
         </w:rPr>
@@ -7849,7 +7849,7 @@
       </w:pPr>
       <w:r>
         <w:rPr>
-          <w:rFonts w:ascii="Times New Roman" w:cs="Times New Roman" w:eastAsia="Times New Roman" w:hAnsi="Times New Roman"/>
+          <w:rFonts w:ascii="Barlow Semi Condensed" w:cs="Barlow Semi Condensed" w:eastAsia="Barlow Semi Condensed" w:hAnsi="Barlow Semi Condensed"/>
           <w:b/>
           <w:bCs/>
           <w:sz w:val="24"/>
@@ -7859,7 +7859,7 @@
       </w:r>
       <w:r>
         <w:rPr>
-          <w:rFonts w:ascii="Times New Roman" w:cs="Times New Roman" w:eastAsia="Times New Roman" w:hAnsi="Times New Roman"/>
+          <w:rFonts w:ascii="Barlow Semi Condensed" w:cs="Barlow Semi Condensed" w:eastAsia="Barlow Semi Condensed" w:hAnsi="Barlow Semi Condensed"/>
           <w:sz w:val="24"/>
           <w:szCs w:val="24"/>
         </w:rPr>
@@ -7878,7 +7878,7 @@
       </w:pPr>
       <w:r>
         <w:rPr>
-          <w:rFonts w:ascii="Times New Roman" w:cs="Times New Roman" w:eastAsia="Times New Roman" w:hAnsi="Times New Roman"/>
+          <w:rFonts w:ascii="Barlow Semi Condensed" w:cs="Barlow Semi Condensed" w:eastAsia="Barlow Semi Condensed" w:hAnsi="Barlow Semi Condensed"/>
           <w:b/>
           <w:bCs/>
           <w:sz w:val="24"/>
@@ -7888,7 +7888,7 @@
       </w:r>
       <w:r>
         <w:rPr>
-          <w:rFonts w:ascii="Times New Roman" w:cs="Times New Roman" w:eastAsia="Times New Roman" w:hAnsi="Times New Roman"/>
+          <w:rFonts w:ascii="Barlow Semi Condensed" w:cs="Barlow Semi Condensed" w:eastAsia="Barlow Semi Condensed" w:hAnsi="Barlow Semi Condensed"/>
           <w:sz w:val="24"/>
           <w:szCs w:val="24"/>
         </w:rPr>
@@ -7907,7 +7907,7 @@
       </w:pPr>
       <w:r>
         <w:rPr>
-          <w:rFonts w:ascii="Times New Roman" w:cs="Times New Roman" w:eastAsia="Times New Roman" w:hAnsi="Times New Roman"/>
+          <w:rFonts w:ascii="Barlow Semi Condensed" w:cs="Barlow Semi Condensed" w:eastAsia="Barlow Semi Condensed" w:hAnsi="Barlow Semi Condensed"/>
           <w:b/>
           <w:bCs/>
           <w:sz w:val="24"/>
@@ -7917,7 +7917,7 @@
       </w:r>
       <w:r>
         <w:rPr>
-          <w:rFonts w:ascii="Times New Roman" w:cs="Times New Roman" w:eastAsia="Times New Roman" w:hAnsi="Times New Roman"/>
+          <w:rFonts w:ascii="Barlow Semi Condensed" w:cs="Barlow Semi Condensed" w:eastAsia="Barlow Semi Condensed" w:hAnsi="Barlow Semi Condensed"/>
           <w:sz w:val="24"/>
           <w:szCs w:val="24"/>
         </w:rPr>
@@ -7936,7 +7936,7 @@
       </w:pPr>
       <w:r>
         <w:rPr>
-          <w:rFonts w:ascii="Times New Roman" w:cs="Times New Roman" w:eastAsia="Times New Roman" w:hAnsi="Times New Roman"/>
+          <w:rFonts w:ascii="Barlow Semi Condensed" w:cs="Barlow Semi Condensed" w:eastAsia="Barlow Semi Condensed" w:hAnsi="Barlow Semi Condensed"/>
           <w:b/>
           <w:bCs/>
           <w:sz w:val="24"/>
@@ -7946,7 +7946,7 @@
       </w:r>
       <w:r>
         <w:rPr>
-          <w:rFonts w:ascii="Times New Roman" w:cs="Times New Roman" w:eastAsia="Times New Roman" w:hAnsi="Times New Roman"/>
+          <w:rFonts w:ascii="Barlow Semi Condensed" w:cs="Barlow Semi Condensed" w:eastAsia="Barlow Semi Condensed" w:hAnsi="Barlow Semi Condensed"/>
           <w:sz w:val="24"/>
           <w:szCs w:val="24"/>
         </w:rPr>
@@ -7965,7 +7965,7 @@
       </w:pPr>
       <w:r>
         <w:rPr>
-          <w:rFonts w:ascii="Times New Roman" w:cs="Times New Roman" w:eastAsia="Times New Roman" w:hAnsi="Times New Roman"/>
+          <w:rFonts w:ascii="Barlow Semi Condensed" w:cs="Barlow Semi Condensed" w:eastAsia="Barlow Semi Condensed" w:hAnsi="Barlow Semi Condensed"/>
           <w:b/>
           <w:bCs/>
           <w:sz w:val="24"/>
@@ -7975,7 +7975,7 @@
       </w:r>
       <w:r>
         <w:rPr>
-          <w:rFonts w:ascii="Times New Roman" w:cs="Times New Roman" w:eastAsia="Times New Roman" w:hAnsi="Times New Roman"/>
+          <w:rFonts w:ascii="Barlow Semi Condensed" w:cs="Barlow Semi Condensed" w:eastAsia="Barlow Semi Condensed" w:hAnsi="Barlow Semi Condensed"/>
           <w:sz w:val="24"/>
           <w:szCs w:val="24"/>
         </w:rPr>
@@ -7994,7 +7994,7 @@
       </w:pPr>
       <w:r>
         <w:rPr>
-          <w:rFonts w:ascii="Times New Roman" w:cs="Times New Roman" w:eastAsia="Times New Roman" w:hAnsi="Times New Roman"/>
+          <w:rFonts w:ascii="Barlow Semi Condensed" w:cs="Barlow Semi Condensed" w:eastAsia="Barlow Semi Condensed" w:hAnsi="Barlow Semi Condensed"/>
           <w:b/>
           <w:bCs/>
           <w:sz w:val="24"/>
@@ -8004,7 +8004,7 @@
       </w:r>
       <w:r>
         <w:rPr>
-          <w:rFonts w:ascii="Times New Roman" w:cs="Times New Roman" w:eastAsia="Times New Roman" w:hAnsi="Times New Roman"/>
+          <w:rFonts w:ascii="Barlow Semi Condensed" w:cs="Barlow Semi Condensed" w:eastAsia="Barlow Semi Condensed" w:hAnsi="Barlow Semi Condensed"/>
           <w:sz w:val="24"/>
           <w:szCs w:val="24"/>
         </w:rPr>
@@ -8023,7 +8023,7 @@
       </w:pPr>
       <w:r>
         <w:rPr>
-          <w:rFonts w:ascii="Times New Roman" w:cs="Times New Roman" w:eastAsia="Times New Roman" w:hAnsi="Times New Roman"/>
+          <w:rFonts w:ascii="Barlow Semi Condensed" w:cs="Barlow Semi Condensed" w:eastAsia="Barlow Semi Condensed" w:hAnsi="Barlow Semi Condensed"/>
           <w:b/>
           <w:bCs/>
           <w:sz w:val="24"/>
@@ -8033,7 +8033,7 @@
       </w:r>
       <w:r>
         <w:rPr>
-          <w:rFonts w:ascii="Times New Roman" w:cs="Times New Roman" w:eastAsia="Times New Roman" w:hAnsi="Times New Roman"/>
+          <w:rFonts w:ascii="Barlow Semi Condensed" w:cs="Barlow Semi Condensed" w:eastAsia="Barlow Semi Condensed" w:hAnsi="Barlow Semi Condensed"/>
           <w:sz w:val="24"/>
           <w:szCs w:val="24"/>
         </w:rPr>
@@ -8052,7 +8052,7 @@
       </w:pPr>
       <w:r>
         <w:rPr>
-          <w:rFonts w:ascii="Times New Roman" w:cs="Times New Roman" w:eastAsia="Times New Roman" w:hAnsi="Times New Roman"/>
+          <w:rFonts w:ascii="Barlow Semi Condensed" w:cs="Barlow Semi Condensed" w:eastAsia="Barlow Semi Condensed" w:hAnsi="Barlow Semi Condensed"/>
           <w:b/>
           <w:bCs/>
           <w:sz w:val="24"/>
@@ -8062,7 +8062,7 @@
       </w:r>
       <w:r>
         <w:rPr>
-          <w:rFonts w:ascii="Times New Roman" w:cs="Times New Roman" w:eastAsia="Times New Roman" w:hAnsi="Times New Roman"/>
+          <w:rFonts w:ascii="Barlow Semi Condensed" w:cs="Barlow Semi Condensed" w:eastAsia="Barlow Semi Condensed" w:hAnsi="Barlow Semi Condensed"/>
           <w:sz w:val="24"/>
           <w:szCs w:val="24"/>
         </w:rPr>
@@ -8081,7 +8081,7 @@
       </w:pPr>
       <w:r>
         <w:rPr>
-          <w:rFonts w:ascii="Times New Roman" w:cs="Times New Roman" w:eastAsia="Times New Roman" w:hAnsi="Times New Roman"/>
+          <w:rFonts w:ascii="Barlow Semi Condensed" w:cs="Barlow Semi Condensed" w:eastAsia="Barlow Semi Condensed" w:hAnsi="Barlow Semi Condensed"/>
           <w:b/>
           <w:bCs/>
           <w:sz w:val="24"/>
@@ -8091,7 +8091,7 @@
       </w:r>
       <w:r>
         <w:rPr>
-          <w:rFonts w:ascii="Times New Roman" w:cs="Times New Roman" w:eastAsia="Times New Roman" w:hAnsi="Times New Roman"/>
+          <w:rFonts w:ascii="Barlow Semi Condensed" w:cs="Barlow Semi Condensed" w:eastAsia="Barlow Semi Condensed" w:hAnsi="Barlow Semi Condensed"/>
           <w:sz w:val="24"/>
           <w:szCs w:val="24"/>
         </w:rPr>
@@ -8110,7 +8110,7 @@
       </w:pPr>
       <w:r>
         <w:rPr>
-          <w:rFonts w:ascii="Times New Roman" w:cs="Times New Roman" w:eastAsia="Times New Roman" w:hAnsi="Times New Roman"/>
+          <w:rFonts w:ascii="Barlow Semi Condensed" w:cs="Barlow Semi Condensed" w:eastAsia="Barlow Semi Condensed" w:hAnsi="Barlow Semi Condensed"/>
           <w:b/>
           <w:bCs/>
           <w:sz w:val="24"/>
@@ -8120,7 +8120,7 @@
       </w:r>
       <w:r>
         <w:rPr>
-          <w:rFonts w:ascii="Times New Roman" w:cs="Times New Roman" w:eastAsia="Times New Roman" w:hAnsi="Times New Roman"/>
+          <w:rFonts w:ascii="Barlow Semi Condensed" w:cs="Barlow Semi Condensed" w:eastAsia="Barlow Semi Condensed" w:hAnsi="Barlow Semi Condensed"/>
           <w:sz w:val="24"/>
           <w:szCs w:val="24"/>
         </w:rPr>
@@ -8139,7 +8139,7 @@
       </w:pPr>
       <w:r>
         <w:rPr>
-          <w:rFonts w:ascii="Times New Roman" w:cs="Times New Roman" w:eastAsia="Times New Roman" w:hAnsi="Times New Roman"/>
+          <w:rFonts w:ascii="Barlow Semi Condensed" w:cs="Barlow Semi Condensed" w:eastAsia="Barlow Semi Condensed" w:hAnsi="Barlow Semi Condensed"/>
           <w:b/>
           <w:bCs/>
           <w:sz w:val="24"/>
@@ -8149,7 +8149,7 @@
       </w:r>
       <w:r>
         <w:rPr>
-          <w:rFonts w:ascii="Times New Roman" w:cs="Times New Roman" w:eastAsia="Times New Roman" w:hAnsi="Times New Roman"/>
+          <w:rFonts w:ascii="Barlow Semi Condensed" w:cs="Barlow Semi Condensed" w:eastAsia="Barlow Semi Condensed" w:hAnsi="Barlow Semi Condensed"/>
           <w:sz w:val="24"/>
           <w:szCs w:val="24"/>
         </w:rPr>
@@ -8168,7 +8168,7 @@
       </w:pPr>
       <w:r>
         <w:rPr>
-          <w:rFonts w:ascii="Times New Roman" w:cs="Times New Roman" w:eastAsia="Times New Roman" w:hAnsi="Times New Roman"/>
+          <w:rFonts w:ascii="Barlow Semi Condensed" w:cs="Barlow Semi Condensed" w:eastAsia="Barlow Semi Condensed" w:hAnsi="Barlow Semi Condensed"/>
           <w:b/>
           <w:bCs/>
           <w:sz w:val="24"/>
@@ -8178,7 +8178,7 @@
       </w:r>
       <w:r>
         <w:rPr>
-          <w:rFonts w:ascii="Times New Roman" w:cs="Times New Roman" w:eastAsia="Times New Roman" w:hAnsi="Times New Roman"/>
+          <w:rFonts w:ascii="Barlow Semi Condensed" w:cs="Barlow Semi Condensed" w:eastAsia="Barlow Semi Condensed" w:hAnsi="Barlow Semi Condensed"/>
           <w:sz w:val="24"/>
           <w:szCs w:val="24"/>
         </w:rPr>
@@ -8192,7 +8192,7 @@
       </w:pPr>
       <w:r>
         <w:rPr>
-          <w:rFonts w:ascii="Times New Roman" w:cs="Times New Roman" w:eastAsia="Times New Roman" w:hAnsi="Times New Roman"/>
+          <w:rFonts w:ascii="Barlow Semi Condensed" w:cs="Barlow Semi Condensed" w:eastAsia="Barlow Semi Condensed" w:hAnsi="Barlow Semi Condensed"/>
           <w:sz w:val="24"/>
           <w:szCs w:val="24"/>
         </w:rPr>
@@ -8200,7 +8200,7 @@
       </w:r>
       <w:r>
         <w:rPr>
-          <w:rFonts w:ascii="Times New Roman" w:cs="Times New Roman" w:eastAsia="Times New Roman" w:hAnsi="Times New Roman"/>
+          <w:rFonts w:ascii="Barlow Semi Condensed" w:cs="Barlow Semi Condensed" w:eastAsia="Barlow Semi Condensed" w:hAnsi="Barlow Semi Condensed"/>
           <w:b/>
           <w:bCs/>
           <w:sz w:val="24"/>
@@ -8210,7 +8210,7 @@
       </w:r>
       <w:r>
         <w:rPr>
-          <w:rFonts w:ascii="Times New Roman" w:cs="Times New Roman" w:eastAsia="Times New Roman" w:hAnsi="Times New Roman"/>
+          <w:rFonts w:ascii="Barlow Semi Condensed" w:cs="Barlow Semi Condensed" w:eastAsia="Barlow Semi Condensed" w:hAnsi="Barlow Semi Condensed"/>
           <w:sz w:val="24"/>
           <w:szCs w:val="24"/>
         </w:rPr>
@@ -8218,7 +8218,7 @@
       </w:r>
       <w:r>
         <w:rPr>
-          <w:rFonts w:ascii="Times New Roman" w:cs="Times New Roman" w:eastAsia="Times New Roman" w:hAnsi="Times New Roman"/>
+          <w:rFonts w:ascii="Barlow Semi Condensed" w:cs="Barlow Semi Condensed" w:eastAsia="Barlow Semi Condensed" w:hAnsi="Barlow Semi Condensed"/>
           <w:b/>
           <w:bCs/>
           <w:sz w:val="24"/>
@@ -8228,7 +8228,7 @@
       </w:r>
       <w:r>
         <w:rPr>
-          <w:rFonts w:ascii="Times New Roman" w:cs="Times New Roman" w:eastAsia="Times New Roman" w:hAnsi="Times New Roman"/>
+          <w:rFonts w:ascii="Barlow Semi Condensed" w:cs="Barlow Semi Condensed" w:eastAsia="Barlow Semi Condensed" w:hAnsi="Barlow Semi Condensed"/>
           <w:sz w:val="24"/>
           <w:szCs w:val="24"/>
         </w:rPr>
@@ -8236,7 +8236,7 @@
       </w:r>
       <w:r>
         <w:rPr>
-          <w:rFonts w:ascii="Times New Roman" w:cs="Times New Roman" w:eastAsia="Times New Roman" w:hAnsi="Times New Roman"/>
+          <w:rFonts w:ascii="Barlow Semi Condensed" w:cs="Barlow Semi Condensed" w:eastAsia="Barlow Semi Condensed" w:hAnsi="Barlow Semi Condensed"/>
           <w:b/>
           <w:bCs/>
           <w:sz w:val="24"/>
@@ -8246,7 +8246,7 @@
       </w:r>
       <w:r>
         <w:rPr>
-          <w:rFonts w:ascii="Times New Roman" w:cs="Times New Roman" w:eastAsia="Times New Roman" w:hAnsi="Times New Roman"/>
+          <w:rFonts w:ascii="Barlow Semi Condensed" w:cs="Barlow Semi Condensed" w:eastAsia="Barlow Semi Condensed" w:hAnsi="Barlow Semi Condensed"/>
           <w:sz w:val="24"/>
           <w:szCs w:val="24"/>
         </w:rPr>
@@ -8254,7 +8254,7 @@
       </w:r>
       <w:r>
         <w:rPr>
-          <w:rFonts w:ascii="Times New Roman" w:cs="Times New Roman" w:eastAsia="Times New Roman" w:hAnsi="Times New Roman"/>
+          <w:rFonts w:ascii="Barlow Semi Condensed" w:cs="Barlow Semi Condensed" w:eastAsia="Barlow Semi Condensed" w:hAnsi="Barlow Semi Condensed"/>
           <w:i/>
           <w:iCs/>
           <w:sz w:val="24"/>
@@ -8264,7 +8264,7 @@
       </w:r>
       <w:r>
         <w:rPr>
-          <w:rFonts w:ascii="Times New Roman" w:cs="Times New Roman" w:eastAsia="Times New Roman" w:hAnsi="Times New Roman"/>
+          <w:rFonts w:ascii="Barlow Semi Condensed" w:cs="Barlow Semi Condensed" w:eastAsia="Barlow Semi Condensed" w:hAnsi="Barlow Semi Condensed"/>
           <w:sz w:val="24"/>
           <w:szCs w:val="24"/>
         </w:rPr>
@@ -8272,7 +8272,7 @@
       </w:r>
       <w:r>
         <w:rPr>
-          <w:rFonts w:ascii="Times New Roman" w:cs="Times New Roman" w:eastAsia="Times New Roman" w:hAnsi="Times New Roman"/>
+          <w:rFonts w:ascii="Barlow Semi Condensed" w:cs="Barlow Semi Condensed" w:eastAsia="Barlow Semi Condensed" w:hAnsi="Barlow Semi Condensed"/>
           <w:b/>
           <w:bCs/>
           <w:sz w:val="24"/>
@@ -8282,7 +8282,7 @@
       </w:r>
       <w:r>
         <w:rPr>
-          <w:rFonts w:ascii="Times New Roman" w:cs="Times New Roman" w:eastAsia="Times New Roman" w:hAnsi="Times New Roman"/>
+          <w:rFonts w:ascii="Barlow Semi Condensed" w:cs="Barlow Semi Condensed" w:eastAsia="Barlow Semi Condensed" w:hAnsi="Barlow Semi Condensed"/>
           <w:sz w:val="24"/>
           <w:szCs w:val="24"/>
         </w:rPr>
@@ -8290,7 +8290,7 @@
       </w:r>
       <w:r>
         <w:rPr>
-          <w:rFonts w:ascii="Times New Roman" w:cs="Times New Roman" w:eastAsia="Times New Roman" w:hAnsi="Times New Roman"/>
+          <w:rFonts w:ascii="Barlow Semi Condensed" w:cs="Barlow Semi Condensed" w:eastAsia="Barlow Semi Condensed" w:hAnsi="Barlow Semi Condensed"/>
           <w:i/>
           <w:iCs/>
           <w:sz w:val="24"/>
@@ -8300,7 +8300,7 @@
       </w:r>
       <w:r>
         <w:rPr>
-          <w:rFonts w:ascii="Times New Roman" w:cs="Times New Roman" w:eastAsia="Times New Roman" w:hAnsi="Times New Roman"/>
+          <w:rFonts w:ascii="Barlow Semi Condensed" w:cs="Barlow Semi Condensed" w:eastAsia="Barlow Semi Condensed" w:hAnsi="Barlow Semi Condensed"/>
           <w:sz w:val="24"/>
           <w:szCs w:val="24"/>
         </w:rPr>
@@ -8308,7 +8308,7 @@
       </w:r>
       <w:r>
         <w:rPr>
-          <w:rFonts w:ascii="Times New Roman" w:cs="Times New Roman" w:eastAsia="Times New Roman" w:hAnsi="Times New Roman"/>
+          <w:rFonts w:ascii="Barlow Semi Condensed" w:cs="Barlow Semi Condensed" w:eastAsia="Barlow Semi Condensed" w:hAnsi="Barlow Semi Condensed"/>
           <w:b/>
           <w:bCs/>
           <w:sz w:val="24"/>
@@ -8318,7 +8318,7 @@
       </w:r>
       <w:r>
         <w:rPr>
-          <w:rFonts w:ascii="Times New Roman" w:cs="Times New Roman" w:eastAsia="Times New Roman" w:hAnsi="Times New Roman"/>
+          <w:rFonts w:ascii="Barlow Semi Condensed" w:cs="Barlow Semi Condensed" w:eastAsia="Barlow Semi Condensed" w:hAnsi="Barlow Semi Condensed"/>
           <w:sz w:val="24"/>
           <w:szCs w:val="24"/>
         </w:rPr>
@@ -8332,7 +8332,7 @@
       </w:pPr>
       <w:r>
         <w:rPr>
-          <w:rFonts w:ascii="Times New Roman" w:cs="Times New Roman" w:eastAsia="Times New Roman" w:hAnsi="Times New Roman"/>
+          <w:rFonts w:ascii="Barlow Semi Condensed" w:cs="Barlow Semi Condensed" w:eastAsia="Barlow Semi Condensed" w:hAnsi="Barlow Semi Condensed"/>
           <w:sz w:val="24"/>
           <w:szCs w:val="24"/>
         </w:rPr>
@@ -8346,7 +8346,7 @@
       </w:pPr>
       <w:r>
         <w:rPr>
-          <w:rFonts w:ascii="Times New Roman" w:cs="Times New Roman" w:eastAsia="Times New Roman" w:hAnsi="Times New Roman"/>
+          <w:rFonts w:ascii="Barlow Semi Condensed" w:cs="Barlow Semi Condensed" w:eastAsia="Barlow Semi Condensed" w:hAnsi="Barlow Semi Condensed"/>
           <w:b/>
           <w:bCs/>
           <w:sz w:val="24"/>
@@ -8356,7 +8356,7 @@
       </w:r>
       <w:r>
         <w:rPr>
-          <w:rFonts w:ascii="Times New Roman" w:cs="Times New Roman" w:eastAsia="Times New Roman" w:hAnsi="Times New Roman"/>
+          <w:rFonts w:ascii="Barlow Semi Condensed" w:cs="Barlow Semi Condensed" w:eastAsia="Barlow Semi Condensed" w:hAnsi="Barlow Semi Condensed"/>
           <w:sz w:val="24"/>
           <w:szCs w:val="24"/>
         </w:rPr>
@@ -8370,7 +8370,7 @@
       </w:pPr>
       <w:r>
         <w:rPr>
-          <w:rFonts w:ascii="Times New Roman" w:cs="Times New Roman" w:eastAsia="Times New Roman" w:hAnsi="Times New Roman"/>
+          <w:rFonts w:ascii="Barlow Semi Condensed" w:cs="Barlow Semi Condensed" w:eastAsia="Barlow Semi Condensed" w:hAnsi="Barlow Semi Condensed"/>
           <w:b/>
           <w:bCs/>
           <w:sz w:val="24"/>
@@ -8380,7 +8380,7 @@
       </w:r>
       <w:r>
         <w:rPr>
-          <w:rFonts w:ascii="Times New Roman" w:cs="Times New Roman" w:eastAsia="Times New Roman" w:hAnsi="Times New Roman"/>
+          <w:rFonts w:ascii="Barlow Semi Condensed" w:cs="Barlow Semi Condensed" w:eastAsia="Barlow Semi Condensed" w:hAnsi="Barlow Semi Condensed"/>
           <w:sz w:val="24"/>
           <w:szCs w:val="24"/>
         </w:rPr>
@@ -8388,7 +8388,7 @@
       </w:r>
       <w:r>
         <w:rPr>
-          <w:rFonts w:ascii="Times New Roman" w:cs="Times New Roman" w:eastAsia="Times New Roman" w:hAnsi="Times New Roman"/>
+          <w:rFonts w:ascii="Barlow Semi Condensed" w:cs="Barlow Semi Condensed" w:eastAsia="Barlow Semi Condensed" w:hAnsi="Barlow Semi Condensed"/>
           <w:b/>
           <w:bCs/>
           <w:sz w:val="24"/>
@@ -8398,7 +8398,7 @@
       </w:r>
       <w:r>
         <w:rPr>
-          <w:rFonts w:ascii="Times New Roman" w:cs="Times New Roman" w:eastAsia="Times New Roman" w:hAnsi="Times New Roman"/>
+          <w:rFonts w:ascii="Barlow Semi Condensed" w:cs="Barlow Semi Condensed" w:eastAsia="Barlow Semi Condensed" w:hAnsi="Barlow Semi Condensed"/>
           <w:sz w:val="24"/>
           <w:szCs w:val="24"/>
         </w:rPr>
@@ -8406,7 +8406,7 @@
       </w:r>
       <w:r>
         <w:rPr>
-          <w:rFonts w:ascii="Times New Roman" w:cs="Times New Roman" w:eastAsia="Times New Roman" w:hAnsi="Times New Roman"/>
+          <w:rFonts w:ascii="Barlow Semi Condensed" w:cs="Barlow Semi Condensed" w:eastAsia="Barlow Semi Condensed" w:hAnsi="Barlow Semi Condensed"/>
           <w:b/>
           <w:bCs/>
           <w:sz w:val="24"/>
@@ -8416,7 +8416,7 @@
       </w:r>
       <w:r>
         <w:rPr>
-          <w:rFonts w:ascii="Times New Roman" w:cs="Times New Roman" w:eastAsia="Times New Roman" w:hAnsi="Times New Roman"/>
+          <w:rFonts w:ascii="Barlow Semi Condensed" w:cs="Barlow Semi Condensed" w:eastAsia="Barlow Semi Condensed" w:hAnsi="Barlow Semi Condensed"/>
           <w:sz w:val="24"/>
           <w:szCs w:val="24"/>
         </w:rPr>
@@ -8424,7 +8424,7 @@
       </w:r>
       <w:r>
         <w:rPr>
-          <w:rFonts w:ascii="Times New Roman" w:cs="Times New Roman" w:eastAsia="Times New Roman" w:hAnsi="Times New Roman"/>
+          <w:rFonts w:ascii="Barlow Semi Condensed" w:cs="Barlow Semi Condensed" w:eastAsia="Barlow Semi Condensed" w:hAnsi="Barlow Semi Condensed"/>
           <w:b/>
           <w:bCs/>
           <w:sz w:val="24"/>
@@ -8434,7 +8434,7 @@
       </w:r>
       <w:r>
         <w:rPr>
-          <w:rFonts w:ascii="Times New Roman" w:cs="Times New Roman" w:eastAsia="Times New Roman" w:hAnsi="Times New Roman"/>
+          <w:rFonts w:ascii="Barlow Semi Condensed" w:cs="Barlow Semi Condensed" w:eastAsia="Barlow Semi Condensed" w:hAnsi="Barlow Semi Condensed"/>
           <w:sz w:val="24"/>
           <w:szCs w:val="24"/>
         </w:rPr>
@@ -8442,7 +8442,7 @@
       </w:r>
       <w:r>
         <w:rPr>
-          <w:rFonts w:ascii="Times New Roman" w:cs="Times New Roman" w:eastAsia="Times New Roman" w:hAnsi="Times New Roman"/>
+          <w:rFonts w:ascii="Barlow Semi Condensed" w:cs="Barlow Semi Condensed" w:eastAsia="Barlow Semi Condensed" w:hAnsi="Barlow Semi Condensed"/>
           <w:b/>
           <w:bCs/>
           <w:sz w:val="24"/>
@@ -8452,7 +8452,7 @@
       </w:r>
       <w:r>
         <w:rPr>
-          <w:rFonts w:ascii="Times New Roman" w:cs="Times New Roman" w:eastAsia="Times New Roman" w:hAnsi="Times New Roman"/>
+          <w:rFonts w:ascii="Barlow Semi Condensed" w:cs="Barlow Semi Condensed" w:eastAsia="Barlow Semi Condensed" w:hAnsi="Barlow Semi Condensed"/>
           <w:sz w:val="24"/>
           <w:szCs w:val="24"/>
         </w:rPr>
@@ -8460,7 +8460,7 @@
       </w:r>
       <w:r>
         <w:rPr>
-          <w:rFonts w:ascii="Times New Roman" w:cs="Times New Roman" w:eastAsia="Times New Roman" w:hAnsi="Times New Roman"/>
+          <w:rFonts w:ascii="Barlow Semi Condensed" w:cs="Barlow Semi Condensed" w:eastAsia="Barlow Semi Condensed" w:hAnsi="Barlow Semi Condensed"/>
           <w:b/>
           <w:bCs/>
           <w:sz w:val="24"/>
@@ -8470,7 +8470,7 @@
       </w:r>
       <w:r>
         <w:rPr>
-          <w:rFonts w:ascii="Times New Roman" w:cs="Times New Roman" w:eastAsia="Times New Roman" w:hAnsi="Times New Roman"/>
+          <w:rFonts w:ascii="Barlow Semi Condensed" w:cs="Barlow Semi Condensed" w:eastAsia="Barlow Semi Condensed" w:hAnsi="Barlow Semi Condensed"/>
           <w:sz w:val="24"/>
           <w:szCs w:val="24"/>
         </w:rPr>
@@ -8478,7 +8478,7 @@
       </w:r>
       <w:r>
         <w:rPr>
-          <w:rFonts w:ascii="Times New Roman" w:cs="Times New Roman" w:eastAsia="Times New Roman" w:hAnsi="Times New Roman"/>
+          <w:rFonts w:ascii="Barlow Semi Condensed" w:cs="Barlow Semi Condensed" w:eastAsia="Barlow Semi Condensed" w:hAnsi="Barlow Semi Condensed"/>
           <w:b/>
           <w:bCs/>
           <w:sz w:val="24"/>
@@ -8488,7 +8488,7 @@
       </w:r>
       <w:r>
         <w:rPr>
-          <w:rFonts w:ascii="Times New Roman" w:cs="Times New Roman" w:eastAsia="Times New Roman" w:hAnsi="Times New Roman"/>
+          <w:rFonts w:ascii="Barlow Semi Condensed" w:cs="Barlow Semi Condensed" w:eastAsia="Barlow Semi Condensed" w:hAnsi="Barlow Semi Condensed"/>
           <w:sz w:val="24"/>
           <w:szCs w:val="24"/>
         </w:rPr>
@@ -8496,7 +8496,7 @@
       </w:r>
       <w:r>
         <w:rPr>
-          <w:rFonts w:ascii="Times New Roman" w:cs="Times New Roman" w:eastAsia="Times New Roman" w:hAnsi="Times New Roman"/>
+          <w:rFonts w:ascii="Barlow Semi Condensed" w:cs="Barlow Semi Condensed" w:eastAsia="Barlow Semi Condensed" w:hAnsi="Barlow Semi Condensed"/>
           <w:b/>
           <w:bCs/>
           <w:sz w:val="24"/>
@@ -8506,7 +8506,7 @@
       </w:r>
       <w:r>
         <w:rPr>
-          <w:rFonts w:ascii="Times New Roman" w:cs="Times New Roman" w:eastAsia="Times New Roman" w:hAnsi="Times New Roman"/>
+          <w:rFonts w:ascii="Barlow Semi Condensed" w:cs="Barlow Semi Condensed" w:eastAsia="Barlow Semi Condensed" w:hAnsi="Barlow Semi Condensed"/>
           <w:sz w:val="24"/>
           <w:szCs w:val="24"/>
         </w:rPr>
@@ -8520,7 +8520,7 @@
       </w:pPr>
       <w:r>
         <w:rPr>
-          <w:rFonts w:ascii="Times New Roman" w:cs="Times New Roman" w:eastAsia="Times New Roman" w:hAnsi="Times New Roman"/>
+          <w:rFonts w:ascii="Barlow Semi Condensed" w:cs="Barlow Semi Condensed" w:eastAsia="Barlow Semi Condensed" w:hAnsi="Barlow Semi Condensed"/>
           <w:b/>
           <w:bCs/>
           <w:sz w:val="24"/>
@@ -8530,7 +8530,7 @@
       </w:r>
       <w:r>
         <w:rPr>
-          <w:rFonts w:ascii="Times New Roman" w:cs="Times New Roman" w:eastAsia="Times New Roman" w:hAnsi="Times New Roman"/>
+          <w:rFonts w:ascii="Barlow Semi Condensed" w:cs="Barlow Semi Condensed" w:eastAsia="Barlow Semi Condensed" w:hAnsi="Barlow Semi Condensed"/>
           <w:sz w:val="24"/>
           <w:szCs w:val="24"/>
         </w:rPr>
@@ -8538,7 +8538,7 @@
       </w:r>
       <w:r>
         <w:rPr>
-          <w:rFonts w:ascii="Times New Roman" w:cs="Times New Roman" w:eastAsia="Times New Roman" w:hAnsi="Times New Roman"/>
+          <w:rFonts w:ascii="Barlow Semi Condensed" w:cs="Barlow Semi Condensed" w:eastAsia="Barlow Semi Condensed" w:hAnsi="Barlow Semi Condensed"/>
           <w:b/>
           <w:bCs/>
           <w:sz w:val="24"/>
@@ -8548,7 +8548,7 @@
       </w:r>
       <w:r>
         <w:rPr>
-          <w:rFonts w:ascii="Times New Roman" w:cs="Times New Roman" w:eastAsia="Times New Roman" w:hAnsi="Times New Roman"/>
+          <w:rFonts w:ascii="Barlow Semi Condensed" w:cs="Barlow Semi Condensed" w:eastAsia="Barlow Semi Condensed" w:hAnsi="Barlow Semi Condensed"/>
           <w:sz w:val="24"/>
           <w:szCs w:val="24"/>
         </w:rPr>
@@ -8556,7 +8556,7 @@
       </w:r>
       <w:r>
         <w:rPr>
-          <w:rFonts w:ascii="Times New Roman" w:cs="Times New Roman" w:eastAsia="Times New Roman" w:hAnsi="Times New Roman"/>
+          <w:rFonts w:ascii="Barlow Semi Condensed" w:cs="Barlow Semi Condensed" w:eastAsia="Barlow Semi Condensed" w:hAnsi="Barlow Semi Condensed"/>
           <w:b/>
           <w:bCs/>
           <w:sz w:val="24"/>
@@ -8566,7 +8566,7 @@
       </w:r>
       <w:r>
         <w:rPr>
-          <w:rFonts w:ascii="Times New Roman" w:cs="Times New Roman" w:eastAsia="Times New Roman" w:hAnsi="Times New Roman"/>
+          <w:rFonts w:ascii="Barlow Semi Condensed" w:cs="Barlow Semi Condensed" w:eastAsia="Barlow Semi Condensed" w:hAnsi="Barlow Semi Condensed"/>
           <w:sz w:val="24"/>
           <w:szCs w:val="24"/>
         </w:rPr>
@@ -8574,7 +8574,7 @@
       </w:r>
       <w:r>
         <w:rPr>
-          <w:rFonts w:ascii="Times New Roman" w:cs="Times New Roman" w:eastAsia="Times New Roman" w:hAnsi="Times New Roman"/>
+          <w:rFonts w:ascii="Barlow Semi Condensed" w:cs="Barlow Semi Condensed" w:eastAsia="Barlow Semi Condensed" w:hAnsi="Barlow Semi Condensed"/>
           <w:b/>
           <w:bCs/>
           <w:sz w:val="24"/>
@@ -8584,7 +8584,7 @@
       </w:r>
       <w:r>
         <w:rPr>
-          <w:rFonts w:ascii="Times New Roman" w:cs="Times New Roman" w:eastAsia="Times New Roman" w:hAnsi="Times New Roman"/>
+          <w:rFonts w:ascii="Barlow Semi Condensed" w:cs="Barlow Semi Condensed" w:eastAsia="Barlow Semi Condensed" w:hAnsi="Barlow Semi Condensed"/>
           <w:sz w:val="24"/>
           <w:szCs w:val="24"/>
         </w:rPr>
@@ -8592,7 +8592,7 @@
       </w:r>
       <w:r>
         <w:rPr>
-          <w:rFonts w:ascii="Times New Roman" w:cs="Times New Roman" w:eastAsia="Times New Roman" w:hAnsi="Times New Roman"/>
+          <w:rFonts w:ascii="Barlow Semi Condensed" w:cs="Barlow Semi Condensed" w:eastAsia="Barlow Semi Condensed" w:hAnsi="Barlow Semi Condensed"/>
           <w:b/>
           <w:bCs/>
           <w:sz w:val="24"/>
@@ -8602,7 +8602,7 @@
       </w:r>
       <w:r>
         <w:rPr>
-          <w:rFonts w:ascii="Times New Roman" w:cs="Times New Roman" w:eastAsia="Times New Roman" w:hAnsi="Times New Roman"/>
+          <w:rFonts w:ascii="Barlow Semi Condensed" w:cs="Barlow Semi Condensed" w:eastAsia="Barlow Semi Condensed" w:hAnsi="Barlow Semi Condensed"/>
           <w:sz w:val="24"/>
           <w:szCs w:val="24"/>
         </w:rPr>
@@ -8610,7 +8610,7 @@
       </w:r>
       <w:r>
         <w:rPr>
-          <w:rFonts w:ascii="Times New Roman" w:cs="Times New Roman" w:eastAsia="Times New Roman" w:hAnsi="Times New Roman"/>
+          <w:rFonts w:ascii="Barlow Semi Condensed" w:cs="Barlow Semi Condensed" w:eastAsia="Barlow Semi Condensed" w:hAnsi="Barlow Semi Condensed"/>
           <w:b/>
           <w:bCs/>
           <w:sz w:val="24"/>
@@ -8620,7 +8620,7 @@
       </w:r>
       <w:r>
         <w:rPr>
-          <w:rFonts w:ascii="Times New Roman" w:cs="Times New Roman" w:eastAsia="Times New Roman" w:hAnsi="Times New Roman"/>
+          <w:rFonts w:ascii="Barlow Semi Condensed" w:cs="Barlow Semi Condensed" w:eastAsia="Barlow Semi Condensed" w:hAnsi="Barlow Semi Condensed"/>
           <w:sz w:val="24"/>
           <w:szCs w:val="24"/>
         </w:rPr>
@@ -8634,7 +8634,7 @@
       </w:pPr>
       <w:r>
         <w:rPr>
-          <w:rFonts w:ascii="Times New Roman" w:cs="Times New Roman" w:eastAsia="Times New Roman" w:hAnsi="Times New Roman"/>
+          <w:rFonts w:ascii="Barlow Semi Condensed" w:cs="Barlow Semi Condensed" w:eastAsia="Barlow Semi Condensed" w:hAnsi="Barlow Semi Condensed"/>
           <w:b/>
           <w:bCs/>
           <w:sz w:val="24"/>
@@ -8644,7 +8644,7 @@
       </w:r>
       <w:r>
         <w:rPr>
-          <w:rFonts w:ascii="Times New Roman" w:cs="Times New Roman" w:eastAsia="Times New Roman" w:hAnsi="Times New Roman"/>
+          <w:rFonts w:ascii="Barlow Semi Condensed" w:cs="Barlow Semi Condensed" w:eastAsia="Barlow Semi Condensed" w:hAnsi="Barlow Semi Condensed"/>
           <w:sz w:val="24"/>
           <w:szCs w:val="24"/>
         </w:rPr>
@@ -8652,7 +8652,7 @@
       </w:r>
       <w:r>
         <w:rPr>
-          <w:rFonts w:ascii="Times New Roman" w:cs="Times New Roman" w:eastAsia="Times New Roman" w:hAnsi="Times New Roman"/>
+          <w:rFonts w:ascii="Barlow Semi Condensed" w:cs="Barlow Semi Condensed" w:eastAsia="Barlow Semi Condensed" w:hAnsi="Barlow Semi Condensed"/>
           <w:b/>
           <w:bCs/>
           <w:sz w:val="24"/>
@@ -8662,7 +8662,7 @@
       </w:r>
       <w:r>
         <w:rPr>
-          <w:rFonts w:ascii="Times New Roman" w:cs="Times New Roman" w:eastAsia="Times New Roman" w:hAnsi="Times New Roman"/>
+          <w:rFonts w:ascii="Barlow Semi Condensed" w:cs="Barlow Semi Condensed" w:eastAsia="Barlow Semi Condensed" w:hAnsi="Barlow Semi Condensed"/>
           <w:sz w:val="24"/>
           <w:szCs w:val="24"/>
         </w:rPr>
@@ -8670,7 +8670,7 @@
       </w:r>
       <w:r>
         <w:rPr>
-          <w:rFonts w:ascii="Times New Roman" w:cs="Times New Roman" w:eastAsia="Times New Roman" w:hAnsi="Times New Roman"/>
+          <w:rFonts w:ascii="Barlow Semi Condensed" w:cs="Barlow Semi Condensed" w:eastAsia="Barlow Semi Condensed" w:hAnsi="Barlow Semi Condensed"/>
           <w:b/>
           <w:bCs/>
           <w:sz w:val="24"/>
@@ -8680,7 +8680,7 @@
       </w:r>
       <w:r>
         <w:rPr>
-          <w:rFonts w:ascii="Times New Roman" w:cs="Times New Roman" w:eastAsia="Times New Roman" w:hAnsi="Times New Roman"/>
+          <w:rFonts w:ascii="Barlow Semi Condensed" w:cs="Barlow Semi Condensed" w:eastAsia="Barlow Semi Condensed" w:hAnsi="Barlow Semi Condensed"/>
           <w:sz w:val="24"/>
           <w:szCs w:val="24"/>
         </w:rPr>
@@ -8688,7 +8688,7 @@
       </w:r>
       <w:r>
         <w:rPr>
-          <w:rFonts w:ascii="Times New Roman" w:cs="Times New Roman" w:eastAsia="Times New Roman" w:hAnsi="Times New Roman"/>
+          <w:rFonts w:ascii="Barlow Semi Condensed" w:cs="Barlow Semi Condensed" w:eastAsia="Barlow Semi Condensed" w:hAnsi="Barlow Semi Condensed"/>
           <w:b/>
           <w:bCs/>
           <w:sz w:val="24"/>
@@ -8698,7 +8698,7 @@
       </w:r>
       <w:r>
         <w:rPr>
-          <w:rFonts w:ascii="Times New Roman" w:cs="Times New Roman" w:eastAsia="Times New Roman" w:hAnsi="Times New Roman"/>
+          <w:rFonts w:ascii="Barlow Semi Condensed" w:cs="Barlow Semi Condensed" w:eastAsia="Barlow Semi Condensed" w:hAnsi="Barlow Semi Condensed"/>
           <w:sz w:val="24"/>
           <w:szCs w:val="24"/>
         </w:rPr>
@@ -8706,7 +8706,7 @@
       </w:r>
       <w:r>
         <w:rPr>
-          <w:rFonts w:ascii="Times New Roman" w:cs="Times New Roman" w:eastAsia="Times New Roman" w:hAnsi="Times New Roman"/>
+          <w:rFonts w:ascii="Barlow Semi Condensed" w:cs="Barlow Semi Condensed" w:eastAsia="Barlow Semi Condensed" w:hAnsi="Barlow Semi Condensed"/>
           <w:b/>
           <w:bCs/>
           <w:sz w:val="24"/>
@@ -8716,7 +8716,7 @@
       </w:r>
       <w:r>
         <w:rPr>
-          <w:rFonts w:ascii="Times New Roman" w:cs="Times New Roman" w:eastAsia="Times New Roman" w:hAnsi="Times New Roman"/>
+          <w:rFonts w:ascii="Barlow Semi Condensed" w:cs="Barlow Semi Condensed" w:eastAsia="Barlow Semi Condensed" w:hAnsi="Barlow Semi Condensed"/>
           <w:sz w:val="24"/>
           <w:szCs w:val="24"/>
         </w:rPr>
@@ -8724,7 +8724,7 @@
       </w:r>
       <w:r>
         <w:rPr>
-          <w:rFonts w:ascii="Times New Roman" w:cs="Times New Roman" w:eastAsia="Times New Roman" w:hAnsi="Times New Roman"/>
+          <w:rFonts w:ascii="Barlow Semi Condensed" w:cs="Barlow Semi Condensed" w:eastAsia="Barlow Semi Condensed" w:hAnsi="Barlow Semi Condensed"/>
           <w:b/>
           <w:bCs/>
           <w:sz w:val="24"/>
@@ -8734,7 +8734,7 @@
       </w:r>
       <w:r>
         <w:rPr>
-          <w:rFonts w:ascii="Times New Roman" w:cs="Times New Roman" w:eastAsia="Times New Roman" w:hAnsi="Times New Roman"/>
+          <w:rFonts w:ascii="Barlow Semi Condensed" w:cs="Barlow Semi Condensed" w:eastAsia="Barlow Semi Condensed" w:hAnsi="Barlow Semi Condensed"/>
           <w:sz w:val="24"/>
           <w:szCs w:val="24"/>
         </w:rPr>
@@ -8748,7 +8748,7 @@
       </w:pPr>
       <w:r>
         <w:rPr>
-          <w:rFonts w:ascii="Times New Roman" w:cs="Times New Roman" w:eastAsia="Times New Roman" w:hAnsi="Times New Roman"/>
+          <w:rFonts w:ascii="Barlow Semi Condensed" w:cs="Barlow Semi Condensed" w:eastAsia="Barlow Semi Condensed" w:hAnsi="Barlow Semi Condensed"/>
           <w:b/>
           <w:bCs/>
           <w:sz w:val="24"/>
@@ -8758,7 +8758,7 @@
       </w:r>
       <w:r>
         <w:rPr>
-          <w:rFonts w:ascii="Times New Roman" w:cs="Times New Roman" w:eastAsia="Times New Roman" w:hAnsi="Times New Roman"/>
+          <w:rFonts w:ascii="Barlow Semi Condensed" w:cs="Barlow Semi Condensed" w:eastAsia="Barlow Semi Condensed" w:hAnsi="Barlow Semi Condensed"/>
           <w:sz w:val="24"/>
           <w:szCs w:val="24"/>
         </w:rPr>
@@ -8766,7 +8766,7 @@
       </w:r>
       <w:r>
         <w:rPr>
-          <w:rFonts w:ascii="Times New Roman" w:cs="Times New Roman" w:eastAsia="Times New Roman" w:hAnsi="Times New Roman"/>
+          <w:rFonts w:ascii="Barlow Semi Condensed" w:cs="Barlow Semi Condensed" w:eastAsia="Barlow Semi Condensed" w:hAnsi="Barlow Semi Condensed"/>
           <w:b/>
           <w:bCs/>
           <w:sz w:val="24"/>
@@ -8776,7 +8776,7 @@
       </w:r>
       <w:r>
         <w:rPr>
-          <w:rFonts w:ascii="Times New Roman" w:cs="Times New Roman" w:eastAsia="Times New Roman" w:hAnsi="Times New Roman"/>
+          <w:rFonts w:ascii="Barlow Semi Condensed" w:cs="Barlow Semi Condensed" w:eastAsia="Barlow Semi Condensed" w:hAnsi="Barlow Semi Condensed"/>
           <w:sz w:val="24"/>
           <w:szCs w:val="24"/>
         </w:rPr>
@@ -8784,7 +8784,7 @@
       </w:r>
       <w:r>
         <w:rPr>
-          <w:rFonts w:ascii="Times New Roman" w:cs="Times New Roman" w:eastAsia="Times New Roman" w:hAnsi="Times New Roman"/>
+          <w:rFonts w:ascii="Barlow Semi Condensed" w:cs="Barlow Semi Condensed" w:eastAsia="Barlow Semi Condensed" w:hAnsi="Barlow Semi Condensed"/>
           <w:b/>
           <w:bCs/>
           <w:sz w:val="24"/>
@@ -8794,7 +8794,7 @@
       </w:r>
       <w:r>
         <w:rPr>
-          <w:rFonts w:ascii="Times New Roman" w:cs="Times New Roman" w:eastAsia="Times New Roman" w:hAnsi="Times New Roman"/>
+          <w:rFonts w:ascii="Barlow Semi Condensed" w:cs="Barlow Semi Condensed" w:eastAsia="Barlow Semi Condensed" w:hAnsi="Barlow Semi Condensed"/>
           <w:sz w:val="24"/>
           <w:szCs w:val="24"/>
         </w:rPr>
@@ -8802,7 +8802,7 @@
       </w:r>
       <w:r>
         <w:rPr>
-          <w:rFonts w:ascii="Times New Roman" w:cs="Times New Roman" w:eastAsia="Times New Roman" w:hAnsi="Times New Roman"/>
+          <w:rFonts w:ascii="Barlow Semi Condensed" w:cs="Barlow Semi Condensed" w:eastAsia="Barlow Semi Condensed" w:hAnsi="Barlow Semi Condensed"/>
           <w:b/>
           <w:bCs/>
           <w:sz w:val="24"/>
@@ -8812,7 +8812,7 @@
       </w:r>
       <w:r>
         <w:rPr>
-          <w:rFonts w:ascii="Times New Roman" w:cs="Times New Roman" w:eastAsia="Times New Roman" w:hAnsi="Times New Roman"/>
+          <w:rFonts w:ascii="Barlow Semi Condensed" w:cs="Barlow Semi Condensed" w:eastAsia="Barlow Semi Condensed" w:hAnsi="Barlow Semi Condensed"/>
           <w:sz w:val="24"/>
           <w:szCs w:val="24"/>
         </w:rPr>
@@ -8820,7 +8820,7 @@
       </w:r>
       <w:r>
         <w:rPr>
-          <w:rFonts w:ascii="Times New Roman" w:cs="Times New Roman" w:eastAsia="Times New Roman" w:hAnsi="Times New Roman"/>
+          <w:rFonts w:ascii="Barlow Semi Condensed" w:cs="Barlow Semi Condensed" w:eastAsia="Barlow Semi Condensed" w:hAnsi="Barlow Semi Condensed"/>
           <w:b/>
           <w:bCs/>
           <w:sz w:val="24"/>
@@ -8830,7 +8830,7 @@
       </w:r>
       <w:r>
         <w:rPr>
-          <w:rFonts w:ascii="Times New Roman" w:cs="Times New Roman" w:eastAsia="Times New Roman" w:hAnsi="Times New Roman"/>
+          <w:rFonts w:ascii="Barlow Semi Condensed" w:cs="Barlow Semi Condensed" w:eastAsia="Barlow Semi Condensed" w:hAnsi="Barlow Semi Condensed"/>
           <w:sz w:val="24"/>
           <w:szCs w:val="24"/>
         </w:rPr>
@@ -8844,7 +8844,7 @@
       </w:pPr>
       <w:r>
         <w:rPr>
-          <w:rFonts w:ascii="Times New Roman" w:cs="Times New Roman" w:eastAsia="Times New Roman" w:hAnsi="Times New Roman"/>
+          <w:rFonts w:ascii="Barlow Semi Condensed" w:cs="Barlow Semi Condensed" w:eastAsia="Barlow Semi Condensed" w:hAnsi="Barlow Semi Condensed"/>
           <w:sz w:val="24"/>
           <w:szCs w:val="24"/>
         </w:rPr>
@@ -8858,7 +8858,7 @@
       </w:pPr>
       <w:r>
         <w:rPr>
-          <w:rFonts w:ascii="Times New Roman" w:cs="Times New Roman" w:eastAsia="Times New Roman" w:hAnsi="Times New Roman"/>
+          <w:rFonts w:ascii="Barlow Semi Condensed" w:cs="Barlow Semi Condensed" w:eastAsia="Barlow Semi Condensed" w:hAnsi="Barlow Semi Condensed"/>
           <w:sz w:val="24"/>
           <w:szCs w:val="24"/>
         </w:rPr>
@@ -8866,7 +8866,7 @@
       </w:r>
       <w:r>
         <w:rPr>
-          <w:rFonts w:ascii="Times New Roman" w:cs="Times New Roman" w:eastAsia="Times New Roman" w:hAnsi="Times New Roman"/>
+          <w:rFonts w:ascii="Barlow Semi Condensed" w:cs="Barlow Semi Condensed" w:eastAsia="Barlow Semi Condensed" w:hAnsi="Barlow Semi Condensed"/>
           <w:b/>
           <w:bCs/>
           <w:sz w:val="24"/>
@@ -8876,7 +8876,7 @@
       </w:r>
       <w:r>
         <w:rPr>
-          <w:rFonts w:ascii="Times New Roman" w:cs="Times New Roman" w:eastAsia="Times New Roman" w:hAnsi="Times New Roman"/>
+          <w:rFonts w:ascii="Barlow Semi Condensed" w:cs="Barlow Semi Condensed" w:eastAsia="Barlow Semi Condensed" w:hAnsi="Barlow Semi Condensed"/>
           <w:sz w:val="24"/>
           <w:szCs w:val="24"/>
         </w:rPr>
@@ -8884,7 +8884,7 @@
       </w:r>
       <w:r>
         <w:rPr>
-          <w:rFonts w:ascii="Times New Roman" w:cs="Times New Roman" w:eastAsia="Times New Roman" w:hAnsi="Times New Roman"/>
+          <w:rFonts w:ascii="Barlow Semi Condensed" w:cs="Barlow Semi Condensed" w:eastAsia="Barlow Semi Condensed" w:hAnsi="Barlow Semi Condensed"/>
           <w:b/>
           <w:bCs/>
           <w:sz w:val="24"/>
@@ -8894,7 +8894,7 @@
       </w:r>
       <w:r>
         <w:rPr>
-          <w:rFonts w:ascii="Times New Roman" w:cs="Times New Roman" w:eastAsia="Times New Roman" w:hAnsi="Times New Roman"/>
+          <w:rFonts w:ascii="Barlow Semi Condensed" w:cs="Barlow Semi Condensed" w:eastAsia="Barlow Semi Condensed" w:hAnsi="Barlow Semi Condensed"/>
           <w:sz w:val="24"/>
           <w:szCs w:val="24"/>
         </w:rPr>
@@ -8916,7 +8916,7 @@
       </w:pPr>
       <w:r>
         <w:rPr>
-          <w:rFonts w:ascii="Times New Roman" w:cs="Times New Roman" w:eastAsia="Times New Roman" w:hAnsi="Times New Roman"/>
+          <w:rFonts w:ascii="Barlow Semi Condensed" w:cs="Barlow Semi Condensed" w:eastAsia="Barlow Semi Condensed" w:hAnsi="Barlow Semi Condensed"/>
           <w:sz w:val="24"/>
           <w:szCs w:val="24"/>
         </w:rPr>
@@ -8930,7 +8930,7 @@
       </w:pPr>
       <w:r>
         <w:rPr>
-          <w:rFonts w:ascii="Times New Roman" w:cs="Times New Roman" w:eastAsia="Times New Roman" w:hAnsi="Times New Roman"/>
+          <w:rFonts w:ascii="Barlow Semi Condensed" w:cs="Barlow Semi Condensed" w:eastAsia="Barlow Semi Condensed" w:hAnsi="Barlow Semi Condensed"/>
           <w:sz w:val="24"/>
           <w:szCs w:val="24"/>
         </w:rPr>
@@ -8938,7 +8938,7 @@
       </w:r>
       <w:r>
         <w:rPr>
-          <w:rFonts w:ascii="Times New Roman" w:cs="Times New Roman" w:eastAsia="Times New Roman" w:hAnsi="Times New Roman"/>
+          <w:rFonts w:ascii="Barlow Semi Condensed" w:cs="Barlow Semi Condensed" w:eastAsia="Barlow Semi Condensed" w:hAnsi="Barlow Semi Condensed"/>
           <w:b/>
           <w:bCs/>
           <w:sz w:val="24"/>
@@ -8948,7 +8948,7 @@
       </w:r>
       <w:r>
         <w:rPr>
-          <w:rFonts w:ascii="Times New Roman" w:cs="Times New Roman" w:eastAsia="Times New Roman" w:hAnsi="Times New Roman"/>
+          <w:rFonts w:ascii="Barlow Semi Condensed" w:cs="Barlow Semi Condensed" w:eastAsia="Barlow Semi Condensed" w:hAnsi="Barlow Semi Condensed"/>
           <w:sz w:val="24"/>
           <w:szCs w:val="24"/>
         </w:rPr>
@@ -8956,7 +8956,7 @@
       </w:r>
       <w:r>
         <w:rPr>
-          <w:rFonts w:ascii="Times New Roman" w:cs="Times New Roman" w:eastAsia="Times New Roman" w:hAnsi="Times New Roman"/>
+          <w:rFonts w:ascii="Barlow Semi Condensed" w:cs="Barlow Semi Condensed" w:eastAsia="Barlow Semi Condensed" w:hAnsi="Barlow Semi Condensed"/>
           <w:i/>
           <w:iCs/>
           <w:sz w:val="24"/>
@@ -8966,7 +8966,7 @@
       </w:r>
       <w:r>
         <w:rPr>
-          <w:rFonts w:ascii="Times New Roman" w:cs="Times New Roman" w:eastAsia="Times New Roman" w:hAnsi="Times New Roman"/>
+          <w:rFonts w:ascii="Barlow Semi Condensed" w:cs="Barlow Semi Condensed" w:eastAsia="Barlow Semi Condensed" w:hAnsi="Barlow Semi Condensed"/>
           <w:sz w:val="24"/>
           <w:szCs w:val="24"/>
         </w:rPr>
@@ -8974,7 +8974,7 @@
       </w:r>
       <w:r>
         <w:rPr>
-          <w:rFonts w:ascii="Times New Roman" w:cs="Times New Roman" w:eastAsia="Times New Roman" w:hAnsi="Times New Roman"/>
+          <w:rFonts w:ascii="Barlow Semi Condensed" w:cs="Barlow Semi Condensed" w:eastAsia="Barlow Semi Condensed" w:hAnsi="Barlow Semi Condensed"/>
           <w:i/>
           <w:iCs/>
           <w:sz w:val="24"/>
@@ -8984,7 +8984,7 @@
       </w:r>
       <w:r>
         <w:rPr>
-          <w:rFonts w:ascii="Times New Roman" w:cs="Times New Roman" w:eastAsia="Times New Roman" w:hAnsi="Times New Roman"/>
+          <w:rFonts w:ascii="Barlow Semi Condensed" w:cs="Barlow Semi Condensed" w:eastAsia="Barlow Semi Condensed" w:hAnsi="Barlow Semi Condensed"/>
           <w:sz w:val="24"/>
           <w:szCs w:val="24"/>
         </w:rPr>
@@ -8998,7 +8998,7 @@
       </w:pPr>
       <w:r>
         <w:rPr>
-          <w:rFonts w:ascii="Times New Roman" w:cs="Times New Roman" w:eastAsia="Times New Roman" w:hAnsi="Times New Roman"/>
+          <w:rFonts w:ascii="Barlow Semi Condensed" w:cs="Barlow Semi Condensed" w:eastAsia="Barlow Semi Condensed" w:hAnsi="Barlow Semi Condensed"/>
           <w:sz w:val="24"/>
           <w:szCs w:val="24"/>
         </w:rPr>
@@ -9012,7 +9012,7 @@
       </w:pPr>
       <w:r>
         <w:rPr>
-          <w:rFonts w:ascii="Times New Roman" w:cs="Times New Roman" w:eastAsia="Times New Roman" w:hAnsi="Times New Roman"/>
+          <w:rFonts w:ascii="Barlow Semi Condensed" w:cs="Barlow Semi Condensed" w:eastAsia="Barlow Semi Condensed" w:hAnsi="Barlow Semi Condensed"/>
           <w:sz w:val="24"/>
           <w:szCs w:val="24"/>
         </w:rPr>
@@ -9020,7 +9020,7 @@
       </w:r>
       <w:r>
         <w:rPr>
-          <w:rFonts w:ascii="Times New Roman" w:cs="Times New Roman" w:eastAsia="Times New Roman" w:hAnsi="Times New Roman"/>
+          <w:rFonts w:ascii="Barlow Semi Condensed" w:cs="Barlow Semi Condensed" w:eastAsia="Barlow Semi Condensed" w:hAnsi="Barlow Semi Condensed"/>
           <w:i/>
           <w:iCs/>
           <w:sz w:val="24"/>
@@ -9030,7 +9030,7 @@
       </w:r>
       <w:r>
         <w:rPr>
-          <w:rFonts w:ascii="Times New Roman" w:cs="Times New Roman" w:eastAsia="Times New Roman" w:hAnsi="Times New Roman"/>
+          <w:rFonts w:ascii="Barlow Semi Condensed" w:cs="Barlow Semi Condensed" w:eastAsia="Barlow Semi Condensed" w:hAnsi="Barlow Semi Condensed"/>
           <w:sz w:val="24"/>
           <w:szCs w:val="24"/>
         </w:rPr>
@@ -9038,7 +9038,7 @@
       </w:r>
       <w:r>
         <w:rPr>
-          <w:rFonts w:ascii="Times New Roman" w:cs="Times New Roman" w:eastAsia="Times New Roman" w:hAnsi="Times New Roman"/>
+          <w:rFonts w:ascii="Barlow Semi Condensed" w:cs="Barlow Semi Condensed" w:eastAsia="Barlow Semi Condensed" w:hAnsi="Barlow Semi Condensed"/>
           <w:b/>
           <w:bCs/>
           <w:sz w:val="24"/>
@@ -9048,7 +9048,7 @@
       </w:r>
       <w:r>
         <w:rPr>
-          <w:rFonts w:ascii="Times New Roman" w:cs="Times New Roman" w:eastAsia="Times New Roman" w:hAnsi="Times New Roman"/>
+          <w:rFonts w:ascii="Barlow Semi Condensed" w:cs="Barlow Semi Condensed" w:eastAsia="Barlow Semi Condensed" w:hAnsi="Barlow Semi Condensed"/>
           <w:sz w:val="24"/>
           <w:szCs w:val="24"/>
         </w:rPr>
@@ -9056,7 +9056,7 @@
       </w:r>
       <w:r>
         <w:rPr>
-          <w:rFonts w:ascii="Times New Roman" w:cs="Times New Roman" w:eastAsia="Times New Roman" w:hAnsi="Times New Roman"/>
+          <w:rFonts w:ascii="Barlow Semi Condensed" w:cs="Barlow Semi Condensed" w:eastAsia="Barlow Semi Condensed" w:hAnsi="Barlow Semi Condensed"/>
           <w:b/>
           <w:bCs/>
           <w:sz w:val="24"/>
@@ -9066,7 +9066,7 @@
       </w:r>
       <w:r>
         <w:rPr>
-          <w:rFonts w:ascii="Times New Roman" w:cs="Times New Roman" w:eastAsia="Times New Roman" w:hAnsi="Times New Roman"/>
+          <w:rFonts w:ascii="Barlow Semi Condensed" w:cs="Barlow Semi Condensed" w:eastAsia="Barlow Semi Condensed" w:hAnsi="Barlow Semi Condensed"/>
           <w:sz w:val="24"/>
           <w:szCs w:val="24"/>
         </w:rPr>
@@ -9081,7 +9081,7 @@
       </w:pPr>
       <w:r>
         <w:rPr>
-          <w:rFonts w:ascii="Times New Roman" w:cs="Times New Roman" w:eastAsia="Times New Roman" w:hAnsi="Times New Roman"/>
+          <w:rFonts w:ascii="Barlow Semi Condensed" w:cs="Barlow Semi Condensed" w:eastAsia="Barlow Semi Condensed" w:hAnsi="Barlow Semi Condensed"/>
           <w:sz w:val="24"/>
           <w:szCs w:val="24"/>
         </w:rPr>
@@ -9089,7 +9089,7 @@
       </w:r>
       <w:r>
         <w:rPr>
-          <w:rFonts w:ascii="Times New Roman" w:cs="Times New Roman" w:eastAsia="Times New Roman" w:hAnsi="Times New Roman"/>
+          <w:rFonts w:ascii="Barlow Semi Condensed" w:cs="Barlow Semi Condensed" w:eastAsia="Barlow Semi Condensed" w:hAnsi="Barlow Semi Condensed"/>
           <w:b/>
           <w:bCs/>
           <w:sz w:val="24"/>
@@ -9099,7 +9099,7 @@
       </w:r>
       <w:r>
         <w:rPr>
-          <w:rFonts w:ascii="Times New Roman" w:cs="Times New Roman" w:eastAsia="Times New Roman" w:hAnsi="Times New Roman"/>
+          <w:rFonts w:ascii="Barlow Semi Condensed" w:cs="Barlow Semi Condensed" w:eastAsia="Barlow Semi Condensed" w:hAnsi="Barlow Semi Condensed"/>
           <w:sz w:val="24"/>
           <w:szCs w:val="24"/>
         </w:rPr>
@@ -9114,7 +9114,7 @@
       </w:pPr>
       <w:r>
         <w:rPr>
-          <w:rFonts w:ascii="Times New Roman" w:cs="Times New Roman" w:eastAsia="Times New Roman" w:hAnsi="Times New Roman"/>
+          <w:rFonts w:ascii="Barlow Semi Condensed" w:cs="Barlow Semi Condensed" w:eastAsia="Barlow Semi Condensed" w:hAnsi="Barlow Semi Condensed"/>
           <w:sz w:val="24"/>
           <w:szCs w:val="24"/>
         </w:rPr>
@@ -9129,7 +9129,7 @@
       </w:pPr>
       <w:r>
         <w:rPr>
-          <w:rFonts w:ascii="Times New Roman" w:cs="Times New Roman" w:eastAsia="Times New Roman" w:hAnsi="Times New Roman"/>
+          <w:rFonts w:ascii="Barlow Semi Condensed" w:cs="Barlow Semi Condensed" w:eastAsia="Barlow Semi Condensed" w:hAnsi="Barlow Semi Condensed"/>
           <w:sz w:val="24"/>
           <w:szCs w:val="24"/>
         </w:rPr>
@@ -9143,7 +9143,7 @@
       </w:pPr>
       <w:r>
         <w:rPr>
-          <w:rFonts w:ascii="Times New Roman" w:cs="Times New Roman" w:eastAsia="Times New Roman" w:hAnsi="Times New Roman"/>
+          <w:rFonts w:ascii="Barlow Semi Condensed" w:cs="Barlow Semi Condensed" w:eastAsia="Barlow Semi Condensed" w:hAnsi="Barlow Semi Condensed"/>
           <w:sz w:val="24"/>
           <w:szCs w:val="24"/>
         </w:rPr>
@@ -9151,7 +9151,7 @@
       </w:r>
       <w:r>
         <w:rPr>
-          <w:rFonts w:ascii="Times New Roman" w:cs="Times New Roman" w:eastAsia="Times New Roman" w:hAnsi="Times New Roman"/>
+          <w:rFonts w:ascii="Barlow Semi Condensed" w:cs="Barlow Semi Condensed" w:eastAsia="Barlow Semi Condensed" w:hAnsi="Barlow Semi Condensed"/>
           <w:b/>
           <w:bCs/>
           <w:sz w:val="24"/>
@@ -9161,7 +9161,7 @@
       </w:r>
       <w:r>
         <w:rPr>
-          <w:rFonts w:ascii="Times New Roman" w:cs="Times New Roman" w:eastAsia="Times New Roman" w:hAnsi="Times New Roman"/>
+          <w:rFonts w:ascii="Barlow Semi Condensed" w:cs="Barlow Semi Condensed" w:eastAsia="Barlow Semi Condensed" w:hAnsi="Barlow Semi Condensed"/>
           <w:sz w:val="24"/>
           <w:szCs w:val="24"/>
         </w:rPr>
@@ -9169,7 +9169,7 @@
       </w:r>
       <w:r>
         <w:rPr>
-          <w:rFonts w:ascii="Times New Roman" w:cs="Times New Roman" w:eastAsia="Times New Roman" w:hAnsi="Times New Roman"/>
+          <w:rFonts w:ascii="Barlow Semi Condensed" w:cs="Barlow Semi Condensed" w:eastAsia="Barlow Semi Condensed" w:hAnsi="Barlow Semi Condensed"/>
           <w:b/>
           <w:bCs/>
           <w:sz w:val="24"/>
@@ -9179,7 +9179,7 @@
       </w:r>
       <w:r>
         <w:rPr>
-          <w:rFonts w:ascii="Times New Roman" w:cs="Times New Roman" w:eastAsia="Times New Roman" w:hAnsi="Times New Roman"/>
+          <w:rFonts w:ascii="Barlow Semi Condensed" w:cs="Barlow Semi Condensed" w:eastAsia="Barlow Semi Condensed" w:hAnsi="Barlow Semi Condensed"/>
           <w:sz w:val="24"/>
           <w:szCs w:val="24"/>
         </w:rPr>
@@ -9197,7 +9197,7 @@
       </w:pPr>
       <w:r>
         <w:rPr>
-          <w:rFonts w:ascii="Times New Roman" w:cs="Times New Roman" w:eastAsia="Times New Roman" w:hAnsi="Times New Roman"/>
+          <w:rFonts w:ascii="Barlow Semi Condensed" w:cs="Barlow Semi Condensed" w:eastAsia="Barlow Semi Condensed" w:hAnsi="Barlow Semi Condensed"/>
           <w:i w:val="false"/>
           <w:iCs w:val="false"/>
           <w:sz w:val="24"/>
@@ -9207,7 +9207,7 @@
       </w:r>
       <w:r>
         <w:rPr>
-          <w:rFonts w:ascii="Times New Roman" w:cs="Times New Roman" w:eastAsia="Times New Roman" w:hAnsi="Times New Roman"/>
+          <w:rFonts w:ascii="Barlow Semi Condensed" w:cs="Barlow Semi Condensed" w:eastAsia="Barlow Semi Condensed" w:hAnsi="Barlow Semi Condensed"/>
           <w:i w:val="false"/>
           <w:iCs w:val="false"/>
           <w:sz w:val="24"/>
@@ -9217,7 +9217,7 @@
       </w:r>
       <w:r>
         <w:rPr>
-          <w:rFonts w:ascii="Times New Roman" w:cs="Times New Roman" w:eastAsia="Times New Roman" w:hAnsi="Times New Roman"/>
+          <w:rFonts w:ascii="Barlow Semi Condensed" w:cs="Barlow Semi Condensed" w:eastAsia="Barlow Semi Condensed" w:hAnsi="Barlow Semi Condensed"/>
           <w:b/>
           <w:bCs/>
           <w:i w:val="false"/>
@@ -9229,7 +9229,7 @@
       </w:r>
       <w:r>
         <w:rPr>
-          <w:rFonts w:ascii="Times New Roman" w:cs="Times New Roman" w:eastAsia="Times New Roman" w:hAnsi="Times New Roman"/>
+          <w:rFonts w:ascii="Barlow Semi Condensed" w:cs="Barlow Semi Condensed" w:eastAsia="Barlow Semi Condensed" w:hAnsi="Barlow Semi Condensed"/>
           <w:i w:val="false"/>
           <w:iCs w:val="false"/>
           <w:sz w:val="24"/>
@@ -9245,7 +9245,7 @@
       </w:pPr>
       <w:r>
         <w:rPr>
-          <w:rFonts w:ascii="Times New Roman" w:cs="Times New Roman" w:eastAsia="Times New Roman" w:hAnsi="Times New Roman"/>
+          <w:rFonts w:ascii="Barlow Semi Condensed" w:cs="Barlow Semi Condensed" w:eastAsia="Barlow Semi Condensed" w:hAnsi="Barlow Semi Condensed"/>
           <w:sz w:val="24"/>
           <w:szCs w:val="24"/>
         </w:rPr>
@@ -9259,7 +9259,7 @@
       </w:pPr>
       <w:r>
         <w:rPr>
-          <w:rFonts w:ascii="Times New Roman" w:cs="Times New Roman" w:eastAsia="Times New Roman" w:hAnsi="Times New Roman"/>
+          <w:rFonts w:ascii="Barlow Semi Condensed" w:cs="Barlow Semi Condensed" w:eastAsia="Barlow Semi Condensed" w:hAnsi="Barlow Semi Condensed"/>
           <w:sz w:val="24"/>
           <w:szCs w:val="24"/>
         </w:rPr>
@@ -9273,7 +9273,7 @@
       </w:pPr>
       <w:r>
         <w:rPr>
-          <w:rFonts w:ascii="Times New Roman" w:cs="Times New Roman" w:eastAsia="Times New Roman" w:hAnsi="Times New Roman"/>
+          <w:rFonts w:ascii="Barlow Semi Condensed" w:cs="Barlow Semi Condensed" w:eastAsia="Barlow Semi Condensed" w:hAnsi="Barlow Semi Condensed"/>
           <w:b/>
           <w:bCs/>
           <w:sz w:val="24"/>
@@ -9283,7 +9283,7 @@
       </w:r>
       <w:r>
         <w:rPr>
-          <w:rFonts w:ascii="Times New Roman" w:cs="Times New Roman" w:eastAsia="Times New Roman" w:hAnsi="Times New Roman"/>
+          <w:rFonts w:ascii="Barlow Semi Condensed" w:cs="Barlow Semi Condensed" w:eastAsia="Barlow Semi Condensed" w:hAnsi="Barlow Semi Condensed"/>
           <w:sz w:val="24"/>
           <w:szCs w:val="24"/>
         </w:rPr>
@@ -9291,7 +9291,7 @@
       </w:r>
       <w:r>
         <w:rPr>
-          <w:rFonts w:ascii="Times New Roman" w:cs="Times New Roman" w:eastAsia="Times New Roman" w:hAnsi="Times New Roman"/>
+          <w:rFonts w:ascii="Barlow Semi Condensed" w:cs="Barlow Semi Condensed" w:eastAsia="Barlow Semi Condensed" w:hAnsi="Barlow Semi Condensed"/>
           <w:i/>
           <w:iCs/>
           <w:sz w:val="24"/>
@@ -9301,7 +9301,7 @@
       </w:r>
       <w:r>
         <w:rPr>
-          <w:rFonts w:ascii="Times New Roman" w:cs="Times New Roman" w:eastAsia="Times New Roman" w:hAnsi="Times New Roman"/>
+          <w:rFonts w:ascii="Barlow Semi Condensed" w:cs="Barlow Semi Condensed" w:eastAsia="Barlow Semi Condensed" w:hAnsi="Barlow Semi Condensed"/>
           <w:sz w:val="24"/>
           <w:szCs w:val="24"/>
         </w:rPr>
@@ -9309,7 +9309,7 @@
       </w:r>
       <w:r>
         <w:rPr>
-          <w:rFonts w:ascii="Times New Roman" w:cs="Times New Roman" w:eastAsia="Times New Roman" w:hAnsi="Times New Roman"/>
+          <w:rFonts w:ascii="Barlow Semi Condensed" w:cs="Barlow Semi Condensed" w:eastAsia="Barlow Semi Condensed" w:hAnsi="Barlow Semi Condensed"/>
           <w:b/>
           <w:bCs/>
           <w:sz w:val="24"/>
@@ -9319,7 +9319,7 @@
       </w:r>
       <w:r>
         <w:rPr>
-          <w:rFonts w:ascii="Times New Roman" w:cs="Times New Roman" w:eastAsia="Times New Roman" w:hAnsi="Times New Roman"/>
+          <w:rFonts w:ascii="Barlow Semi Condensed" w:cs="Barlow Semi Condensed" w:eastAsia="Barlow Semi Condensed" w:hAnsi="Barlow Semi Condensed"/>
           <w:sz w:val="24"/>
           <w:szCs w:val="24"/>
         </w:rPr>
@@ -9327,7 +9327,7 @@
       </w:r>
       <w:r>
         <w:rPr>
-          <w:rFonts w:ascii="Times New Roman" w:cs="Times New Roman" w:eastAsia="Times New Roman" w:hAnsi="Times New Roman"/>
+          <w:rFonts w:ascii="Barlow Semi Condensed" w:cs="Barlow Semi Condensed" w:eastAsia="Barlow Semi Condensed" w:hAnsi="Barlow Semi Condensed"/>
           <w:b/>
           <w:bCs/>
           <w:sz w:val="24"/>
@@ -9337,7 +9337,7 @@
       </w:r>
       <w:r>
         <w:rPr>
-          <w:rFonts w:ascii="Times New Roman" w:cs="Times New Roman" w:eastAsia="Times New Roman" w:hAnsi="Times New Roman"/>
+          <w:rFonts w:ascii="Barlow Semi Condensed" w:cs="Barlow Semi Condensed" w:eastAsia="Barlow Semi Condensed" w:hAnsi="Barlow Semi Condensed"/>
           <w:sz w:val="24"/>
           <w:szCs w:val="24"/>
         </w:rPr>
@@ -9345,7 +9345,7 @@
       </w:r>
       <w:r>
         <w:rPr>
-          <w:rFonts w:ascii="Times New Roman" w:cs="Times New Roman" w:eastAsia="Times New Roman" w:hAnsi="Times New Roman"/>
+          <w:rFonts w:ascii="Barlow Semi Condensed" w:cs="Barlow Semi Condensed" w:eastAsia="Barlow Semi Condensed" w:hAnsi="Barlow Semi Condensed"/>
           <w:b/>
           <w:bCs/>
           <w:sz w:val="24"/>
@@ -9355,7 +9355,7 @@
       </w:r>
       <w:r>
         <w:rPr>
-          <w:rFonts w:ascii="Times New Roman" w:cs="Times New Roman" w:eastAsia="Times New Roman" w:hAnsi="Times New Roman"/>
+          <w:rFonts w:ascii="Barlow Semi Condensed" w:cs="Barlow Semi Condensed" w:eastAsia="Barlow Semi Condensed" w:hAnsi="Barlow Semi Condensed"/>
           <w:sz w:val="24"/>
           <w:szCs w:val="24"/>
         </w:rPr>
@@ -9363,7 +9363,7 @@
       </w:r>
       <w:r>
         <w:rPr>
-          <w:rFonts w:ascii="Times New Roman" w:cs="Times New Roman" w:eastAsia="Times New Roman" w:hAnsi="Times New Roman"/>
+          <w:rFonts w:ascii="Barlow Semi Condensed" w:cs="Barlow Semi Condensed" w:eastAsia="Barlow Semi Condensed" w:hAnsi="Barlow Semi Condensed"/>
           <w:b/>
           <w:bCs/>
           <w:sz w:val="24"/>
@@ -9373,7 +9373,7 @@
       </w:r>
       <w:r>
         <w:rPr>
-          <w:rFonts w:ascii="Times New Roman" w:cs="Times New Roman" w:eastAsia="Times New Roman" w:hAnsi="Times New Roman"/>
+          <w:rFonts w:ascii="Barlow Semi Condensed" w:cs="Barlow Semi Condensed" w:eastAsia="Barlow Semi Condensed" w:hAnsi="Barlow Semi Condensed"/>
           <w:sz w:val="24"/>
           <w:szCs w:val="24"/>
         </w:rPr>
@@ -9381,7 +9381,7 @@
       </w:r>
       <w:r>
         <w:rPr>
-          <w:rFonts w:ascii="Times New Roman" w:cs="Times New Roman" w:eastAsia="Times New Roman" w:hAnsi="Times New Roman"/>
+          <w:rFonts w:ascii="Barlow Semi Condensed" w:cs="Barlow Semi Condensed" w:eastAsia="Barlow Semi Condensed" w:hAnsi="Barlow Semi Condensed"/>
           <w:b/>
           <w:bCs/>
           <w:sz w:val="24"/>
@@ -9391,7 +9391,7 @@
       </w:r>
       <w:r>
         <w:rPr>
-          <w:rFonts w:ascii="Times New Roman" w:cs="Times New Roman" w:eastAsia="Times New Roman" w:hAnsi="Times New Roman"/>
+          <w:rFonts w:ascii="Barlow Semi Condensed" w:cs="Barlow Semi Condensed" w:eastAsia="Barlow Semi Condensed" w:hAnsi="Barlow Semi Condensed"/>
           <w:sz w:val="24"/>
           <w:szCs w:val="24"/>
         </w:rPr>
@@ -9405,7 +9405,7 @@
       </w:pPr>
       <w:r>
         <w:rPr>
-          <w:rFonts w:ascii="Times New Roman" w:cs="Times New Roman" w:eastAsia="Times New Roman" w:hAnsi="Times New Roman"/>
+          <w:rFonts w:ascii="Barlow Semi Condensed" w:cs="Barlow Semi Condensed" w:eastAsia="Barlow Semi Condensed" w:hAnsi="Barlow Semi Condensed"/>
           <w:b/>
           <w:bCs/>
           <w:sz w:val="24"/>
@@ -9415,7 +9415,7 @@
       </w:r>
       <w:r>
         <w:rPr>
-          <w:rFonts w:ascii="Times New Roman" w:cs="Times New Roman" w:eastAsia="Times New Roman" w:hAnsi="Times New Roman"/>
+          <w:rFonts w:ascii="Barlow Semi Condensed" w:cs="Barlow Semi Condensed" w:eastAsia="Barlow Semi Condensed" w:hAnsi="Barlow Semi Condensed"/>
           <w:sz w:val="24"/>
           <w:szCs w:val="24"/>
         </w:rPr>
@@ -9423,7 +9423,7 @@
       </w:r>
       <w:r>
         <w:rPr>
-          <w:rFonts w:ascii="Times New Roman" w:cs="Times New Roman" w:eastAsia="Times New Roman" w:hAnsi="Times New Roman"/>
+          <w:rFonts w:ascii="Barlow Semi Condensed" w:cs="Barlow Semi Condensed" w:eastAsia="Barlow Semi Condensed" w:hAnsi="Barlow Semi Condensed"/>
           <w:i/>
           <w:iCs/>
           <w:sz w:val="24"/>
@@ -9433,7 +9433,7 @@
       </w:r>
       <w:r>
         <w:rPr>
-          <w:rFonts w:ascii="Times New Roman" w:cs="Times New Roman" w:eastAsia="Times New Roman" w:hAnsi="Times New Roman"/>
+          <w:rFonts w:ascii="Barlow Semi Condensed" w:cs="Barlow Semi Condensed" w:eastAsia="Barlow Semi Condensed" w:hAnsi="Barlow Semi Condensed"/>
           <w:sz w:val="24"/>
           <w:szCs w:val="24"/>
         </w:rPr>
@@ -9441,7 +9441,7 @@
       </w:r>
       <w:r>
         <w:rPr>
-          <w:rFonts w:ascii="Times New Roman" w:cs="Times New Roman" w:eastAsia="Times New Roman" w:hAnsi="Times New Roman"/>
+          <w:rFonts w:ascii="Barlow Semi Condensed" w:cs="Barlow Semi Condensed" w:eastAsia="Barlow Semi Condensed" w:hAnsi="Barlow Semi Condensed"/>
           <w:b/>
           <w:bCs/>
           <w:sz w:val="24"/>
@@ -9451,7 +9451,7 @@
       </w:r>
       <w:r>
         <w:rPr>
-          <w:rFonts w:ascii="Times New Roman" w:cs="Times New Roman" w:eastAsia="Times New Roman" w:hAnsi="Times New Roman"/>
+          <w:rFonts w:ascii="Barlow Semi Condensed" w:cs="Barlow Semi Condensed" w:eastAsia="Barlow Semi Condensed" w:hAnsi="Barlow Semi Condensed"/>
           <w:sz w:val="24"/>
           <w:szCs w:val="24"/>
         </w:rPr>
@@ -9459,7 +9459,7 @@
       </w:r>
       <w:r>
         <w:rPr>
-          <w:rFonts w:ascii="Times New Roman" w:cs="Times New Roman" w:eastAsia="Times New Roman" w:hAnsi="Times New Roman"/>
+          <w:rFonts w:ascii="Barlow Semi Condensed" w:cs="Barlow Semi Condensed" w:eastAsia="Barlow Semi Condensed" w:hAnsi="Barlow Semi Condensed"/>
           <w:b/>
           <w:bCs/>
           <w:sz w:val="24"/>
@@ -9469,7 +9469,7 @@
       </w:r>
       <w:r>
         <w:rPr>
-          <w:rFonts w:ascii="Times New Roman" w:cs="Times New Roman" w:eastAsia="Times New Roman" w:hAnsi="Times New Roman"/>
+          <w:rFonts w:ascii="Barlow Semi Condensed" w:cs="Barlow Semi Condensed" w:eastAsia="Barlow Semi Condensed" w:hAnsi="Barlow Semi Condensed"/>
           <w:sz w:val="24"/>
           <w:szCs w:val="24"/>
         </w:rPr>
@@ -9477,7 +9477,7 @@
       </w:r>
       <w:r>
         <w:rPr>
-          <w:rFonts w:ascii="Times New Roman" w:cs="Times New Roman" w:eastAsia="Times New Roman" w:hAnsi="Times New Roman"/>
+          <w:rFonts w:ascii="Barlow Semi Condensed" w:cs="Barlow Semi Condensed" w:eastAsia="Barlow Semi Condensed" w:hAnsi="Barlow Semi Condensed"/>
           <w:b/>
           <w:bCs/>
           <w:sz w:val="24"/>
@@ -9487,7 +9487,7 @@
       </w:r>
       <w:r>
         <w:rPr>
-          <w:rFonts w:ascii="Times New Roman" w:cs="Times New Roman" w:eastAsia="Times New Roman" w:hAnsi="Times New Roman"/>
+          <w:rFonts w:ascii="Barlow Semi Condensed" w:cs="Barlow Semi Condensed" w:eastAsia="Barlow Semi Condensed" w:hAnsi="Barlow Semi Condensed"/>
           <w:sz w:val="24"/>
           <w:szCs w:val="24"/>
         </w:rPr>
@@ -9495,7 +9495,7 @@
       </w:r>
       <w:r>
         <w:rPr>
-          <w:rFonts w:ascii="Times New Roman" w:cs="Times New Roman" w:eastAsia="Times New Roman" w:hAnsi="Times New Roman"/>
+          <w:rFonts w:ascii="Barlow Semi Condensed" w:cs="Barlow Semi Condensed" w:eastAsia="Barlow Semi Condensed" w:hAnsi="Barlow Semi Condensed"/>
           <w:b/>
           <w:bCs/>
           <w:sz w:val="24"/>
@@ -9505,7 +9505,7 @@
       </w:r>
       <w:r>
         <w:rPr>
-          <w:rFonts w:ascii="Times New Roman" w:cs="Times New Roman" w:eastAsia="Times New Roman" w:hAnsi="Times New Roman"/>
+          <w:rFonts w:ascii="Barlow Semi Condensed" w:cs="Barlow Semi Condensed" w:eastAsia="Barlow Semi Condensed" w:hAnsi="Barlow Semi Condensed"/>
           <w:sz w:val="24"/>
           <w:szCs w:val="24"/>
         </w:rPr>
@@ -9513,7 +9513,7 @@
       </w:r>
       <w:r>
         <w:rPr>
-          <w:rFonts w:ascii="Times New Roman" w:cs="Times New Roman" w:eastAsia="Times New Roman" w:hAnsi="Times New Roman"/>
+          <w:rFonts w:ascii="Barlow Semi Condensed" w:cs="Barlow Semi Condensed" w:eastAsia="Barlow Semi Condensed" w:hAnsi="Barlow Semi Condensed"/>
           <w:i/>
           <w:iCs/>
           <w:sz w:val="24"/>
@@ -9523,7 +9523,7 @@
       </w:r>
       <w:r>
         <w:rPr>
-          <w:rFonts w:ascii="Times New Roman" w:cs="Times New Roman" w:eastAsia="Times New Roman" w:hAnsi="Times New Roman"/>
+          <w:rFonts w:ascii="Barlow Semi Condensed" w:cs="Barlow Semi Condensed" w:eastAsia="Barlow Semi Condensed" w:hAnsi="Barlow Semi Condensed"/>
           <w:sz w:val="24"/>
           <w:szCs w:val="24"/>
         </w:rPr>
@@ -9531,7 +9531,7 @@
       </w:r>
       <w:r>
         <w:rPr>
-          <w:rFonts w:ascii="Times New Roman" w:cs="Times New Roman" w:eastAsia="Times New Roman" w:hAnsi="Times New Roman"/>
+          <w:rFonts w:ascii="Barlow Semi Condensed" w:cs="Barlow Semi Condensed" w:eastAsia="Barlow Semi Condensed" w:hAnsi="Barlow Semi Condensed"/>
           <w:i/>
           <w:iCs/>
           <w:sz w:val="24"/>
@@ -9541,7 +9541,7 @@
       </w:r>
       <w:r>
         <w:rPr>
-          <w:rFonts w:ascii="Times New Roman" w:cs="Times New Roman" w:eastAsia="Times New Roman" w:hAnsi="Times New Roman"/>
+          <w:rFonts w:ascii="Barlow Semi Condensed" w:cs="Barlow Semi Condensed" w:eastAsia="Barlow Semi Condensed" w:hAnsi="Barlow Semi Condensed"/>
           <w:sz w:val="24"/>
           <w:szCs w:val="24"/>
         </w:rPr>
@@ -9559,7 +9559,7 @@
       </w:pPr>
       <w:r>
         <w:rPr>
-          <w:rFonts w:ascii="Times New Roman" w:cs="Times New Roman" w:eastAsia="Times New Roman" w:hAnsi="Times New Roman"/>
+          <w:rFonts w:ascii="Barlow Semi Condensed" w:cs="Barlow Semi Condensed" w:eastAsia="Barlow Semi Condensed" w:hAnsi="Barlow Semi Condensed"/>
           <w:i w:val="false"/>
           <w:iCs w:val="false"/>
           <w:sz w:val="24"/>
@@ -9569,7 +9569,7 @@
       </w:r>
       <w:r>
         <w:rPr>
-          <w:rFonts w:ascii="Times New Roman" w:cs="Times New Roman" w:eastAsia="Times New Roman" w:hAnsi="Times New Roman"/>
+          <w:rFonts w:ascii="Barlow Semi Condensed" w:cs="Barlow Semi Condensed" w:eastAsia="Barlow Semi Condensed" w:hAnsi="Barlow Semi Condensed"/>
           <w:i w:val="false"/>
           <w:iCs w:val="false"/>
           <w:sz w:val="24"/>
@@ -9593,7 +9593,7 @@
       </w:pPr>
       <w:r>
         <w:rPr>
-          <w:rFonts w:ascii="Times New Roman" w:cs="Times New Roman" w:eastAsia="Times New Roman" w:hAnsi="Times New Roman"/>
+          <w:rFonts w:ascii="Barlow Semi Condensed" w:cs="Barlow Semi Condensed" w:eastAsia="Barlow Semi Condensed" w:hAnsi="Barlow Semi Condensed"/>
           <w:sz w:val="24"/>
           <w:szCs w:val="24"/>
         </w:rPr>
@@ -9607,7 +9607,7 @@
       </w:pPr>
       <w:r>
         <w:rPr>
-          <w:rFonts w:ascii="Times New Roman" w:cs="Times New Roman" w:eastAsia="Times New Roman" w:hAnsi="Times New Roman"/>
+          <w:rFonts w:ascii="Barlow Semi Condensed" w:cs="Barlow Semi Condensed" w:eastAsia="Barlow Semi Condensed" w:hAnsi="Barlow Semi Condensed"/>
           <w:sz w:val="24"/>
           <w:szCs w:val="24"/>
         </w:rPr>
@@ -9615,7 +9615,7 @@
       </w:r>
       <w:r>
         <w:rPr>
-          <w:rFonts w:ascii="Times New Roman" w:cs="Times New Roman" w:eastAsia="Times New Roman" w:hAnsi="Times New Roman"/>
+          <w:rFonts w:ascii="Barlow Semi Condensed" w:cs="Barlow Semi Condensed" w:eastAsia="Barlow Semi Condensed" w:hAnsi="Barlow Semi Condensed"/>
           <w:b/>
           <w:bCs/>
           <w:sz w:val="24"/>
@@ -9625,7 +9625,7 @@
       </w:r>
       <w:r>
         <w:rPr>
-          <w:rFonts w:ascii="Times New Roman" w:cs="Times New Roman" w:eastAsia="Times New Roman" w:hAnsi="Times New Roman"/>
+          <w:rFonts w:ascii="Barlow Semi Condensed" w:cs="Barlow Semi Condensed" w:eastAsia="Barlow Semi Condensed" w:hAnsi="Barlow Semi Condensed"/>
           <w:sz w:val="24"/>
           <w:szCs w:val="24"/>
         </w:rPr>
@@ -9820,7 +9820,7 @@
   <w:docDefaults>
     <w:rPrDefault>
       <w:rPr>
-        <w:rFonts w:ascii="Times New Roman" w:cs="Times New Roman" w:eastAsia="Times New Roman" w:hAnsi="Times New Roman"/>
+        <w:rFonts w:ascii="Barlow Semi Condensed" w:cs="Barlow Semi Condensed" w:eastAsia="Barlow Semi Condensed" w:hAnsi="Barlow Semi Condensed"/>
         <w:sz w:val="24"/>
         <w:szCs w:val="24"/>
       </w:rPr>
@@ -10007,7 +10007,7 @@
       <w:spacing w:after="120" w:before="240"/>
     </w:pPr>
     <w:rPr>
-      <w:rFonts w:ascii="Times New Roman" w:cs="Times New Roman" w:eastAsia="Times New Roman" w:hAnsi="Times New Roman"/>
+      <w:rFonts w:ascii="Barlow Semi Condensed" w:cs="Barlow Semi Condensed" w:eastAsia="Barlow Semi Condensed" w:hAnsi="Barlow Semi Condensed"/>
       <w:b/>
       <w:bCs/>
       <w:color w:val="1F3864"/>
@@ -10024,7 +10024,7 @@
       <w:spacing w:after="100" w:before="200"/>
     </w:pPr>
     <w:rPr>
-      <w:rFonts w:ascii="Times New Roman" w:cs="Times New Roman" w:eastAsia="Times New Roman" w:hAnsi="Times New Roman"/>
+      <w:rFonts w:ascii="Barlow Semi Condensed" w:cs="Barlow Semi Condensed" w:eastAsia="Barlow Semi Condensed" w:hAnsi="Barlow Semi Condensed"/>
       <w:b/>
       <w:bCs/>
       <w:color w:val="1F3864"/>
@@ -10041,7 +10041,7 @@
       <w:spacing w:after="80" w:before="160"/>
     </w:pPr>
     <w:rPr>
-      <w:rFonts w:ascii="Times New Roman" w:cs="Times New Roman" w:eastAsia="Times New Roman" w:hAnsi="Times New Roman"/>
+      <w:rFonts w:ascii="Barlow Semi Condensed" w:cs="Barlow Semi Condensed" w:eastAsia="Barlow Semi Condensed" w:hAnsi="Barlow Semi Condensed"/>
       <w:b/>
       <w:bCs/>
       <w:i/>

--- a/ALDO_MORO_MINISTRO_DEGLI_ESTERI_LA_DIMENSIONE_DIPLOMATICA.docx
+++ b/ALDO_MORO_MINISTRO_DEGLI_ESTERI_LA_DIMENSIONE_DIPLOMATICA.docx
@@ -2307,6 +2307,466 @@
     </w:p>
     <w:p>
       <w:pPr>
+        <w:pStyle w:val="Heading3"/>
+        <w:spacing w:after="80" w:before="160"/>
+      </w:pPr>
+      <w:r>
+        <w:rPr>
+          <w:rFonts w:ascii="Barlow Semi Condensed" w:cs="Barlow Semi Condensed" w:eastAsia="Barlow Semi Condensed" w:hAnsi="Barlow Semi Condensed"/>
+          <w:sz w:val="24"/>
+          <w:szCs w:val="24"/>
+        </w:rPr>
+        <w:t xml:space="preserve">La seconda campagna di ricognizioni (25 agosto 2026)</w:t>
+      </w:r>
+    </w:p>
+    <w:p>
+      <w:pPr>
+        <w:spacing w:after="120" w:line="276"/>
+        <w:jc w:val="both"/>
+      </w:pPr>
+      <w:r>
+        <w:rPr>
+          <w:rFonts w:ascii="Barlow Semi Condensed" w:cs="Barlow Semi Condensed" w:eastAsia="Barlow Semi Condensed" w:hAnsi="Barlow Semi Condensed"/>
+          <w:sz w:val="24"/>
+          <w:szCs w:val="24"/>
+        </w:rPr>
+        <w:t xml:space="preserve">Tre ricognizioni nuove, archiviate integralmente e triangolate col corpus (la triangolazione è nel documento dedicato in coda alla tabella):</w:t>
+      </w:r>
+    </w:p>
+    <w:tbl>
+      <w:tblPr>
+        <w:tblW w:type="dxa" w:w="9360"/>
+        <w:tblBorders>
+          <w:top w:val="single" w:color="auto" w:sz="4"/>
+          <w:left w:val="single" w:color="auto" w:sz="4"/>
+          <w:bottom w:val="single" w:color="auto" w:sz="4"/>
+          <w:right w:val="single" w:color="auto" w:sz="4"/>
+          <w:insideH w:val="single" w:color="auto" w:sz="4"/>
+          <w:insideV w:val="single" w:color="auto" w:sz="4"/>
+        </w:tblBorders>
+      </w:tblPr>
+      <w:tblGrid>
+        <w:gridCol w:w="4680"/>
+        <w:gridCol w:w="4680"/>
+      </w:tblGrid>
+      <w:tr>
+        <w:tc>
+          <w:tcPr>
+            <w:tcW w:type="dxa" w:w="4680"/>
+            <w:shd w:fill="1F3864" w:val="clear"/>
+          </w:tcPr>
+          <w:p>
+            <w:pPr>
+              <w:spacing w:after="20" w:before="20"/>
+              <w:jc w:val="both"/>
+            </w:pPr>
+            <w:r>
+              <w:rPr>
+                <w:rFonts w:ascii="Barlow Semi Condensed" w:cs="Barlow Semi Condensed" w:eastAsia="Barlow Semi Condensed" w:hAnsi="Barlow Semi Condensed"/>
+                <w:b/>
+                <w:bCs/>
+                <w:color w:val="FFFFFF"/>
+                <w:sz w:val="20"/>
+                <w:szCs w:val="20"/>
+              </w:rPr>
+              <w:t xml:space="preserve">File</w:t>
+            </w:r>
+          </w:p>
+        </w:tc>
+        <w:tc>
+          <w:tcPr>
+            <w:tcW w:type="dxa" w:w="4680"/>
+            <w:shd w:fill="1F3864" w:val="clear"/>
+          </w:tcPr>
+          <w:p>
+            <w:pPr>
+              <w:spacing w:after="20" w:before="20"/>
+              <w:jc w:val="both"/>
+            </w:pPr>
+            <w:r>
+              <w:rPr>
+                <w:rFonts w:ascii="Barlow Semi Condensed" w:cs="Barlow Semi Condensed" w:eastAsia="Barlow Semi Condensed" w:hAnsi="Barlow Semi Condensed"/>
+                <w:b/>
+                <w:bCs/>
+                <w:color w:val="FFFFFF"/>
+                <w:sz w:val="20"/>
+                <w:szCs w:val="20"/>
+              </w:rPr>
+              <w:t xml:space="preserve">Contenuto</w:t>
+            </w:r>
+          </w:p>
+        </w:tc>
+      </w:tr>
+      <w:tr>
+        <w:tc>
+          <w:tcPr>
+            <w:tcW w:type="dxa" w:w="4680"/>
+          </w:tcPr>
+          <w:p>
+            <w:pPr>
+              <w:spacing w:after="20" w:before="20"/>
+              <w:jc w:val="both"/>
+            </w:pPr>
+            <w:r>
+              <w:rPr>
+                <w:rFonts w:ascii="Barlow Semi Condensed" w:cs="Barlow Semi Condensed" w:eastAsia="Barlow Semi Condensed" w:hAnsi="Barlow Semi Condensed"/>
+                <w:sz w:val="20"/>
+                <w:szCs w:val="20"/>
+              </w:rPr>
+              <w:t xml:space="preserve">`</w:t>
+            </w:r>
+            <w:r>
+              <w:rPr>
+                <w:rFonts w:ascii="Barlow Semi Condensed" w:cs="Barlow Semi Condensed" w:eastAsia="Barlow Semi Condensed" w:hAnsi="Barlow Semi Condensed"/>
+                <w:i/>
+                <w:iCs/>
+                <w:sz w:val="20"/>
+                <w:szCs w:val="20"/>
+              </w:rPr>
+              <w:t xml:space="preserve">originali/documenti-italiani-spagnoli-opus-dei.md</w:t>
+            </w:r>
+            <w:r>
+              <w:rPr>
+                <w:rFonts w:ascii="Barlow Semi Condensed" w:cs="Barlow Semi Condensed" w:eastAsia="Barlow Semi Condensed" w:hAnsi="Barlow Semi Condensed"/>
+                <w:sz w:val="20"/>
+                <w:szCs w:val="20"/>
+              </w:rPr>
+              <w:t xml:space="preserve">`</w:t>
+            </w:r>
+          </w:p>
+        </w:tc>
+        <w:tc>
+          <w:tcPr>
+            <w:tcW w:type="dxa" w:w="4680"/>
+          </w:tcPr>
+          <w:p>
+            <w:pPr>
+              <w:spacing w:after="20" w:before="20"/>
+              <w:jc w:val="both"/>
+            </w:pPr>
+            <w:r>
+              <w:rPr>
+                <w:rFonts w:ascii="Barlow Semi Condensed" w:cs="Barlow Semi Condensed" w:eastAsia="Barlow Semi Condensed" w:hAnsi="Barlow Semi Condensed"/>
+                <w:b/>
+                <w:bCs/>
+                <w:sz w:val="20"/>
+                <w:szCs w:val="20"/>
+              </w:rPr>
+              <w:t xml:space="preserve">I documenti di Stato italiani e spagnoli e l'Opus Dei come soggetto storico</w:t>
+            </w:r>
+            <w:r>
+              <w:rPr>
+                <w:rFonts w:ascii="Barlow Semi Condensed" w:cs="Barlow Semi Condensed" w:eastAsia="Barlow Semi Condensed" w:hAnsi="Barlow Semi Condensed"/>
+                <w:sz w:val="20"/>
+                <w:szCs w:val="20"/>
+              </w:rPr>
+              <w:t xml:space="preserve">, in dodici capitoli: la Libia dal golpe del 1969 alla confisca del 21 luglio 1970, Osimo in incubazione, il Medio Oriente fra equidistanza e filoarabismo, la CSCE da Dipoli a Helsinki, la NATO e Cipro 1974, il TNP, la Cina del 1970, il Vertice dell'Aja, gli atti parlamentari, il </w:t>
+            </w:r>
+            <w:r>
+              <w:rPr>
+                <w:rFonts w:ascii="Barlow Semi Condensed" w:cs="Barlow Semi Condensed" w:eastAsia="Barlow Semi Condensed" w:hAnsi="Barlow Semi Condensed"/>
+                <w:b/>
+                <w:bCs/>
+                <w:sz w:val="20"/>
+                <w:szCs w:val="20"/>
+              </w:rPr>
+              <w:t xml:space="preserve">documento CIA del 22 maggio 1970</w:t>
+            </w:r>
+            <w:r>
+              <w:rPr>
+                <w:rFonts w:ascii="Barlow Semi Condensed" w:cs="Barlow Semi Condensed" w:eastAsia="Barlow Semi Condensed" w:hAnsi="Barlow Semi Condensed"/>
+                <w:sz w:val="20"/>
+                <w:szCs w:val="20"/>
+              </w:rPr>
+              <w:t xml:space="preserve"> sul gabinetto spagnolo (con la frase deliberatamente anonima sull'«Italian official» che NON va attribuita a Moro), lo </w:t>
+            </w:r>
+            <w:r>
+              <w:rPr>
+                <w:rFonts w:ascii="Barlow Semi Condensed" w:cs="Barlow Semi Condensed" w:eastAsia="Barlow Semi Condensed" w:hAnsi="Barlow Semi Condensed"/>
+                <w:b/>
+                <w:bCs/>
+                <w:sz w:val="20"/>
+                <w:szCs w:val="20"/>
+              </w:rPr>
+              <w:t xml:space="preserve">Stato Zero sul contatto diretto Moro-ministri spagnoli</w:t>
+            </w:r>
+            <w:r>
+              <w:rPr>
+                <w:rFonts w:ascii="Barlow Semi Condensed" w:cs="Barlow Semi Condensed" w:eastAsia="Barlow Semi Condensed" w:hAnsi="Barlow Semi Condensed"/>
+                <w:sz w:val="20"/>
+                <w:szCs w:val="20"/>
+              </w:rPr>
+              <w:t xml:space="preserve">, il versante vaticano (udienza López Bravo-Paolo VI del 12/1/1973; caso Añoveros)</w:t>
+            </w:r>
+          </w:p>
+        </w:tc>
+      </w:tr>
+      <w:tr>
+        <w:tc>
+          <w:tcPr>
+            <w:tcW w:type="dxa" w:w="4680"/>
+          </w:tcPr>
+          <w:p>
+            <w:pPr>
+              <w:spacing w:after="20" w:before="20"/>
+              <w:jc w:val="both"/>
+            </w:pPr>
+            <w:r>
+              <w:rPr>
+                <w:rFonts w:ascii="Barlow Semi Condensed" w:cs="Barlow Semi Condensed" w:eastAsia="Barlow Semi Condensed" w:hAnsi="Barlow Semi Condensed"/>
+                <w:sz w:val="20"/>
+                <w:szCs w:val="20"/>
+              </w:rPr>
+              <w:t xml:space="preserve">`</w:t>
+            </w:r>
+            <w:r>
+              <w:rPr>
+                <w:rFonts w:ascii="Barlow Semi Condensed" w:cs="Barlow Semi Condensed" w:eastAsia="Barlow Semi Condensed" w:hAnsi="Barlow Semi Condensed"/>
+                <w:i/>
+                <w:iCs/>
+                <w:sz w:val="20"/>
+                <w:szCs w:val="20"/>
+              </w:rPr>
+              <w:t xml:space="preserve">originali/santa-sede-due-germanie-oder-neisse.md</w:t>
+            </w:r>
+            <w:r>
+              <w:rPr>
+                <w:rFonts w:ascii="Barlow Semi Condensed" w:cs="Barlow Semi Condensed" w:eastAsia="Barlow Semi Condensed" w:hAnsi="Barlow Semi Condensed"/>
+                <w:sz w:val="20"/>
+                <w:szCs w:val="20"/>
+              </w:rPr>
+              <w:t xml:space="preserve">`</w:t>
+            </w:r>
+          </w:p>
+        </w:tc>
+        <w:tc>
+          <w:tcPr>
+            <w:tcW w:type="dxa" w:w="4680"/>
+          </w:tcPr>
+          <w:p>
+            <w:pPr>
+              <w:spacing w:after="20" w:before="20"/>
+              <w:jc w:val="both"/>
+            </w:pPr>
+            <w:r>
+              <w:rPr>
+                <w:rFonts w:ascii="Barlow Semi Condensed" w:cs="Barlow Semi Condensed" w:eastAsia="Barlow Semi Condensed" w:hAnsi="Barlow Semi Condensed"/>
+                <w:b/>
+                <w:bCs/>
+                <w:sz w:val="20"/>
+                <w:szCs w:val="20"/>
+              </w:rPr>
+              <w:t xml:space="preserve">La Santa Sede e le due Germanie, con l'accertamento della sequenza Oder-Neisse</w:t>
+            </w:r>
+            <w:r>
+              <w:rPr>
+                <w:rFonts w:ascii="Barlow Semi Condensed" w:cs="Barlow Semi Condensed" w:eastAsia="Barlow Semi Condensed" w:hAnsi="Barlow Semi Condensed"/>
+                <w:sz w:val="20"/>
+                <w:szCs w:val="20"/>
+              </w:rPr>
+              <w:t xml:space="preserve">: Trattato di Varsavia firmato il 7/12/1970, ratificato il 17/5/1972, in vigore il 3/6/1972; </w:t>
+            </w:r>
+            <w:r>
+              <w:rPr>
+                <w:rFonts w:ascii="Barlow Semi Condensed" w:cs="Barlow Semi Condensed" w:eastAsia="Barlow Semi Condensed" w:hAnsi="Barlow Semi Condensed"/>
+                <w:b/>
+                <w:bCs/>
+                <w:sz w:val="20"/>
+                <w:szCs w:val="20"/>
+              </w:rPr>
+              <w:t xml:space="preserve">costituzioni apostoliche del 28/6/1972</w:t>
+            </w:r>
+            <w:r>
+              <w:rPr>
+                <w:rFonts w:ascii="Barlow Semi Condensed" w:cs="Barlow Semi Condensed" w:eastAsia="Barlow Semi Condensed" w:hAnsi="Barlow Semi Condensed"/>
+                <w:sz w:val="20"/>
+                <w:szCs w:val="20"/>
+              </w:rPr>
+              <w:t xml:space="preserve"> (venticinque giorni dopo) — col nesso attestato dalla comunicazione vaticana e dalla storiografia (Hummel), mentre il testo canonico resta deliberatamente pastorale. Lo scambio epistolare degli episcopati del 1965 («perdoniamo e chiediamo perdono»), la soluzione più cauta per la DDR (amministratori apostolici, 1973), il riconoscimento italiano della RDT (17/1/1973, ministro Medici, fra i due mandati di Moro), il Reichskonkordat, la correzione della data Stoll (6/9/1978)</w:t>
+            </w:r>
+          </w:p>
+        </w:tc>
+      </w:tr>
+      <w:tr>
+        <w:tc>
+          <w:tcPr>
+            <w:tcW w:type="dxa" w:w="4680"/>
+          </w:tcPr>
+          <w:p>
+            <w:pPr>
+              <w:spacing w:after="20" w:before="20"/>
+              <w:jc w:val="both"/>
+            </w:pPr>
+            <w:r>
+              <w:rPr>
+                <w:rFonts w:ascii="Barlow Semi Condensed" w:cs="Barlow Semi Condensed" w:eastAsia="Barlow Semi Condensed" w:hAnsi="Barlow Semi Condensed"/>
+                <w:sz w:val="20"/>
+                <w:szCs w:val="20"/>
+              </w:rPr>
+              <w:t xml:space="preserve">`</w:t>
+            </w:r>
+            <w:r>
+              <w:rPr>
+                <w:rFonts w:ascii="Barlow Semi Condensed" w:cs="Barlow Semi Condensed" w:eastAsia="Barlow Semi Condensed" w:hAnsi="Barlow Semi Condensed"/>
+                <w:i/>
+                <w:iCs/>
+                <w:sz w:val="20"/>
+                <w:szCs w:val="20"/>
+              </w:rPr>
+              <w:t xml:space="preserve">originali/portogallo-santa-sede-1969-1974.md</w:t>
+            </w:r>
+            <w:r>
+              <w:rPr>
+                <w:rFonts w:ascii="Barlow Semi Condensed" w:cs="Barlow Semi Condensed" w:eastAsia="Barlow Semi Condensed" w:hAnsi="Barlow Semi Condensed"/>
+                <w:sz w:val="20"/>
+                <w:szCs w:val="20"/>
+              </w:rPr>
+              <w:t xml:space="preserve">`</w:t>
+            </w:r>
+          </w:p>
+        </w:tc>
+        <w:tc>
+          <w:tcPr>
+            <w:tcW w:type="dxa" w:w="4680"/>
+          </w:tcPr>
+          <w:p>
+            <w:pPr>
+              <w:spacing w:after="20" w:before="20"/>
+              <w:jc w:val="both"/>
+            </w:pPr>
+            <w:r>
+              <w:rPr>
+                <w:rFonts w:ascii="Barlow Semi Condensed" w:cs="Barlow Semi Condensed" w:eastAsia="Barlow Semi Condensed" w:hAnsi="Barlow Semi Condensed"/>
+                <w:b/>
+                <w:bCs/>
+                <w:sz w:val="20"/>
+                <w:szCs w:val="20"/>
+              </w:rPr>
+              <w:t xml:space="preserve">Il Portogallo e la Santa Sede</w:t>
+            </w:r>
+            <w:r>
+              <w:rPr>
+                <w:rFonts w:ascii="Barlow Semi Condensed" w:cs="Barlow Semi Condensed" w:eastAsia="Barlow Semi Condensed" w:hAnsi="Barlow Semi Condensed"/>
+                <w:sz w:val="20"/>
+                <w:szCs w:val="20"/>
+              </w:rPr>
+              <w:t xml:space="preserve">: la Conferenza romana del giugno 1970 e l'udienza di Paolo VI ai leader dei movimenti di liberazione (1/7/1970); Wiriyamu (16/12/1972, forbice 150-400 vittime dichiarata); i 48 Padri Bianchi (maggio 1971); l'</w:t>
+            </w:r>
+            <w:r>
+              <w:rPr>
+                <w:rFonts w:ascii="Barlow Semi Condensed" w:cs="Barlow Semi Condensed" w:eastAsia="Barlow Semi Condensed" w:hAnsi="Barlow Semi Condensed"/>
+                <w:b/>
+                <w:bCs/>
+                <w:sz w:val="20"/>
+                <w:szCs w:val="20"/>
+              </w:rPr>
+              <w:t xml:space="preserve">espulsione del vescovo Vieira Pinto e dei comboniani (13/4/1974)</w:t>
+            </w:r>
+            <w:r>
+              <w:rPr>
+                <w:rFonts w:ascii="Barlow Semi Condensed" w:cs="Barlow Semi Condensed" w:eastAsia="Barlow Semi Condensed" w:hAnsi="Barlow Semi Condensed"/>
+                <w:sz w:val="20"/>
+                <w:szCs w:val="20"/>
+              </w:rPr>
+              <w:t xml:space="preserve"> undici giorni prima della Rivoluzione dei garofani; l'esito negativo di pieno valore: </w:t>
+            </w:r>
+            <w:r>
+              <w:rPr>
+                <w:rFonts w:ascii="Barlow Semi Condensed" w:cs="Barlow Semi Condensed" w:eastAsia="Barlow Semi Condensed" w:hAnsi="Barlow Semi Condensed"/>
+                <w:b/>
+                <w:bCs/>
+                <w:sz w:val="20"/>
+                <w:szCs w:val="20"/>
+              </w:rPr>
+              <w:t xml:space="preserve">nessun atto italiano reperito sull'espulsione</w:t>
+            </w:r>
+            <w:r>
+              <w:rPr>
+                <w:rFonts w:ascii="Barlow Semi Condensed" w:cs="Barlow Semi Condensed" w:eastAsia="Barlow Semi Condensed" w:hAnsi="Barlow Semi Condensed"/>
+                <w:sz w:val="20"/>
+                <w:szCs w:val="20"/>
+              </w:rPr>
+              <w:t xml:space="preserve">, col motore anticoloniale nella società civile (Reggio Emilia) e non nel governo</w:t>
+            </w:r>
+          </w:p>
+        </w:tc>
+      </w:tr>
+      <w:tr>
+        <w:tc>
+          <w:tcPr>
+            <w:tcW w:type="dxa" w:w="4680"/>
+          </w:tcPr>
+          <w:p>
+            <w:pPr>
+              <w:spacing w:after="20" w:before="20"/>
+              <w:jc w:val="both"/>
+            </w:pPr>
+            <w:r>
+              <w:rPr>
+                <w:rFonts w:ascii="Barlow Semi Condensed" w:cs="Barlow Semi Condensed" w:eastAsia="Barlow Semi Condensed" w:hAnsi="Barlow Semi Condensed"/>
+                <w:sz w:val="20"/>
+                <w:szCs w:val="20"/>
+              </w:rPr>
+              <w:t xml:space="preserve">`</w:t>
+            </w:r>
+            <w:r>
+              <w:rPr>
+                <w:rFonts w:ascii="Barlow Semi Condensed" w:cs="Barlow Semi Condensed" w:eastAsia="Barlow Semi Condensed" w:hAnsi="Barlow Semi Condensed"/>
+                <w:i/>
+                <w:iCs/>
+                <w:sz w:val="20"/>
+                <w:szCs w:val="20"/>
+              </w:rPr>
+              <w:t xml:space="preserve">triangolazione-seconda-campagna.md</w:t>
+            </w:r>
+            <w:r>
+              <w:rPr>
+                <w:rFonts w:ascii="Barlow Semi Condensed" w:cs="Barlow Semi Condensed" w:eastAsia="Barlow Semi Condensed" w:hAnsi="Barlow Semi Condensed"/>
+                <w:sz w:val="20"/>
+                <w:szCs w:val="20"/>
+              </w:rPr>
+              <w:t xml:space="preserve">`</w:t>
+            </w:r>
+          </w:p>
+        </w:tc>
+        <w:tc>
+          <w:tcPr>
+            <w:tcW w:type="dxa" w:w="4680"/>
+          </w:tcPr>
+          <w:p>
+            <w:pPr>
+              <w:spacing w:after="20" w:before="20"/>
+              <w:jc w:val="both"/>
+            </w:pPr>
+            <w:r>
+              <w:rPr>
+                <w:rFonts w:ascii="Barlow Semi Condensed" w:cs="Barlow Semi Condensed" w:eastAsia="Barlow Semi Condensed" w:hAnsi="Barlow Semi Condensed"/>
+                <w:b/>
+                <w:bCs/>
+                <w:sz w:val="20"/>
+                <w:szCs w:val="20"/>
+              </w:rPr>
+              <w:t xml:space="preserve">La triangolazione integrale della seconda campagna</w:t>
+            </w:r>
+            <w:r>
+              <w:rPr>
+                <w:rFonts w:ascii="Barlow Semi Condensed" w:cs="Barlow Semi Condensed" w:eastAsia="Barlow Semi Condensed" w:hAnsi="Barlow Semi Condensed"/>
+                <w:sz w:val="20"/>
+                <w:szCs w:val="20"/>
+              </w:rPr>
+              <w:t xml:space="preserve">: le nuove ricognizioni incrociate fra loro, col corpus della cartella, coi cantieri e con l'agenda; le verifiche web dei fatti portanti; le correzioni per nota; l'incrocio metodologico con l'opera privata (solo metodo, mai nomi)</w:t>
+            </w:r>
+          </w:p>
+        </w:tc>
+      </w:tr>
+    </w:tbl>
+    <w:p>
+      <w:pPr>
+        <w:spacing w:after="80"/>
+      </w:pPr>
+    </w:p>
+    <w:p>
+      <w:pPr>
         <w:pBdr>
           <w:bottom w:val="single" w:color="999999" w:sz="6" w:space="1"/>
         </w:pBdr>
@@ -7517,6 +7977,7427 @@
           <w:szCs w:val="24"/>
         </w:rPr>
         <w:t xml:space="preserve">La ricerca è stata condotta prevalentemente su fonti edite e accessibili online; gli archivi decisivi (Segreteria di Stato per Paolo VI, archivi diplomatici turchi, archivio del Patriarcato, fascicoli processuali) non sono stati consultati direttamente, sicché numerose conclusioni hanno carattere provvisorio e sono esposte come tali. Diverse informazioni sull'attentato e sulla traiettoria di Ağca provengono da pubblicistica giornalistica di qualità disuguale, che tende a presentare come accertate ipotesi che tali non sono; si è cercato di segnalare ogni volta lo statuto della fonte, ma il lettore è avvertito che il campo è saturo di ricostruzioni non verificate. Persistono divergenze di data e di cifra deliberatamente mantenute: la nomina di Roncalli (24 novembre 1934, «1934», gennaio 1935); la data d'introduzione del turco nella liturgia (1935, gennaio 1936, 1938); la consistenza dei cattolici di Turchia (trentamila-trentacinquemila all'arrivo di Roncalli; venticinquemila-trentamila o sessantamila nel dato acquisito; circa 35.000 in epoca recente); la morte di Atenagora (6 o 7 luglio 1972). Sulla data della testimonianza di Melvin Goodman al Senato statunitense le fonti secondarie indicano il 1990, mentre il verbale ufficiale colloca la sessione sulla politicizzazione al 1° ottobre 1991: si è preferita la fonte primaria segnalando il conflitto. Alcune tesi diffuse nella pubblicistica — la responsabilità organizzativa dei Lupi Grigi nell'attentato, il mandato bulgaro-sovietico come fatto acquisito — sono state riportate e qualificate come non sostenute dalle sentenze e dalle fonti primarie. Infine, si ribadisce che gli esiti negativi (Capitoli II, XI e in parte IX e X) non vanno letti come prova dell'inesistenza dei fatti cercati, ma come misura dell'attuale accessibilità documentale: la loro chiusura definitiva richiede la consultazione archivistica diretta indicata al Capitolo XII.</w:t>
+      </w:r>
+    </w:p>
+    <w:p>
+      <w:r>
+        <w:br w:type="page"/>
+      </w:r>
+    </w:p>
+    <w:p>
+      <w:pPr>
+        <w:pStyle w:val="Heading1"/>
+        <w:spacing w:after="120" w:before="240"/>
+      </w:pPr>
+      <w:r>
+        <w:rPr>
+          <w:rFonts w:ascii="Barlow Semi Condensed" w:cs="Barlow Semi Condensed" w:eastAsia="Barlow Semi Condensed" w:hAnsi="Barlow Semi Condensed"/>
+          <w:sz w:val="24"/>
+          <w:szCs w:val="24"/>
+        </w:rPr>
+        <w:t xml:space="preserve">Parte VII — I documenti italiani e spagnoli e l'Opus Dei</w:t>
+      </w:r>
+    </w:p>
+    <w:p>
+      <w:pPr>
+        <w:pStyle w:val="Heading1"/>
+        <w:spacing w:after="120" w:before="240"/>
+      </w:pPr>
+      <w:r>
+        <w:rPr>
+          <w:rFonts w:ascii="Barlow Semi Condensed" w:cs="Barlow Semi Condensed" w:eastAsia="Barlow Semi Condensed" w:hAnsi="Barlow Semi Condensed"/>
+          <w:sz w:val="24"/>
+          <w:szCs w:val="24"/>
+        </w:rPr>
+        <w:t xml:space="preserve">Aldo Moro ministro degli Esteri (1969-1974), i documenti di Stato italiani e spagnoli, l'Opus Dei come soggetto storico e le triangolazioni. Ricognizione documentale in dodici capitoli</w:t>
+      </w:r>
+    </w:p>
+    <w:p>
+      <w:pPr>
+        <w:pStyle w:val="Heading2"/>
+        <w:spacing w:after="100" w:before="200"/>
+      </w:pPr>
+      <w:r>
+        <w:rPr>
+          <w:rFonts w:ascii="Barlow Semi Condensed" w:cs="Barlow Semi Condensed" w:eastAsia="Barlow Semi Condensed" w:hAnsi="Barlow Semi Condensed"/>
+          <w:sz w:val="24"/>
+          <w:szCs w:val="24"/>
+        </w:rPr>
+        <w:t xml:space="preserve">Capitolo 1 — La Libia dal colpo di Stato del 1969 alla confisca dei beni italiani</w:t>
+      </w:r>
+    </w:p>
+    <w:p>
+      <w:pPr>
+        <w:spacing w:after="120" w:line="276"/>
+        <w:jc w:val="both"/>
+      </w:pPr>
+      <w:r>
+        <w:rPr>
+          <w:rFonts w:ascii="Barlow Semi Condensed" w:cs="Barlow Semi Condensed" w:eastAsia="Barlow Semi Condensed" w:hAnsi="Barlow Semi Condensed"/>
+          <w:sz w:val="24"/>
+          <w:szCs w:val="24"/>
+        </w:rPr>
+        <w:t xml:space="preserve">La documentazione disaggregata sul dossier libico durante il mandato di Moro poggia su tre ordini di fonti: gli atti normativi italiani di indennizzo, la ricostruzione cronologica dei fatti libici e la storiografia. È accertato (fonte cronachistica e ricostruzione storica convergenti) che il colpo di Stato del Consiglio del Comando della Rivoluzione guidato da Muammar Gheddafi rovesciò re Idris il 1° settembre 1969, quando Moro era ministro degli Esteri da meno di un mese nel secondo governo Rumor. L'esodo degli italiani, come attesta la ricostruzione di RAI News ripresa da fonti divulgative, «inizia subito dopo il 1 settembre 1969»: nei quattro mesi successivi partirono almeno ottocento italiani.</w:t>
+      </w:r>
+    </w:p>
+    <w:p>
+      <w:pPr>
+        <w:spacing w:after="120" w:line="276"/>
+        <w:jc w:val="both"/>
+      </w:pPr>
+      <w:r>
+        <w:rPr>
+          <w:rFonts w:ascii="Barlow Semi Condensed" w:cs="Barlow Semi Condensed" w:eastAsia="Barlow Semi Condensed" w:hAnsi="Barlow Semi Condensed"/>
+          <w:sz w:val="24"/>
+          <w:szCs w:val="24"/>
+        </w:rPr>
+        <w:t xml:space="preserve">Il fatto centrale del periodo è la promulgazione, il 21 luglio 1970, di tre leggi di confisca da parte del Consiglio del Comando della Rivoluzione. La fonte enciclopedica e le ricostruzioni storiche concordano che il provvedimento sancì «la confisca dei beni alla comunità italiana e a quella ebraica», poche settimane dopo il celebre discorso di Gheddafi a Misurata in cui parlò di «ripulire la Libia dai rimasugli del passato coloniale». La ricostruzione di RAI News, ripresa dal portale Tuttogolfo, quantifica testualmente: «La Libia confisca 40 mila ettari di terra, 1.700 case, 500 attività commerciali: in totale 200 miliardi di lire del 1970». La confisca avvenne senza indennizzo e fu accompagnata dall'annullamento dei crediti delle società italiane verso lo Stato libico e dall'espulsione della comunità, evacuata attraverso il ministero della Marina Mercantile con nove navi.</w:t>
+      </w:r>
+    </w:p>
+    <w:p>
+      <w:pPr>
+        <w:spacing w:after="120" w:line="276"/>
+        <w:jc w:val="both"/>
+      </w:pPr>
+      <w:r>
+        <w:rPr>
+          <w:rFonts w:ascii="Barlow Semi Condensed" w:cs="Barlow Semi Condensed" w:eastAsia="Barlow Semi Condensed" w:hAnsi="Barlow Semi Condensed"/>
+          <w:sz w:val="24"/>
+          <w:szCs w:val="24"/>
+        </w:rPr>
+        <w:t xml:space="preserve">Sul versante italiano, la risposta si articolò in provvedimenti legislativi di indennizzo: la legge n. 1066 del 1971 (fonte: atto normativo citato in documentazione parlamentare e associativa) previde, nelle more della conclusione di accordi internazionali, un'anticipazione sugli indennizzi da stabilirsi, disposta con decreto del Ministero del Tesoro. La successione dei provvedimenti prosegue fino alla legge n. 7 del 2009 (di ratifica del Trattato di Bengasi del 30 agosto 2008) e allo stanziamento aggiuntivo del febbraio 2012. Una relazione parlamentare della Camera (documento legislativo, XVI legislatura, atto 16PDL0020770) attesta che «con i due provvedimenti a firma del Ministro degli affari esteri italiano Dini e del suo omologo libico Muntasser nel luglio 1998, l'Italia ha definitivamente omesso di menzionare la questione relativa a questi risarcimenti, rinunciando così di fatto ad ogni possibile ulteriore pretesa».</w:t>
+      </w:r>
+    </w:p>
+    <w:p>
+      <w:pPr>
+        <w:spacing w:after="120" w:line="276"/>
+        <w:jc w:val="both"/>
+      </w:pPr>
+      <w:r>
+        <w:rPr>
+          <w:rFonts w:ascii="Barlow Semi Condensed" w:cs="Barlow Semi Condensed" w:eastAsia="Barlow Semi Condensed" w:hAnsi="Barlow Semi Condensed"/>
+          <w:sz w:val="24"/>
+          <w:szCs w:val="24"/>
+        </w:rPr>
+        <w:t xml:space="preserve">Sulla quantificazione dei beni confiscati le fonti divergono e la divergenza va riportata: la cifra di «200 miliardi di lire del 1970» è quella corrente nella pubblicistica e riferita a RAI News; l'Associazione Italiana Rimpatriati dalla Libia (AIRL), fonte ufficiale dell'organizzazione interessata, ha offerto una stima diversa e non omogenea. Il Sole 24 Ore, in un articolo del 21 luglio 2020, riferisce le parole di Giovanna Ortu, presidente dell'AIRL: «gli indennizzi fin qui ricevuti basterebbero a malapena a coprire il montante dei beni perduti nel 1970. Il valore delle proprietà rivalutate ammonterebbe oggi a quasi 6 miliardi di euro». Le due cifre non sono confrontabili (valore nominale 1970 contro valore rivalutato attuale) e vanno tenute distinte.</w:t>
+      </w:r>
+    </w:p>
+    <w:p>
+      <w:pPr>
+        <w:spacing w:after="120" w:line="276"/>
+        <w:jc w:val="both"/>
+      </w:pPr>
+      <w:r>
+        <w:rPr>
+          <w:rFonts w:ascii="Barlow Semi Condensed" w:cs="Barlow Semi Condensed" w:eastAsia="Barlow Semi Condensed" w:hAnsi="Barlow Semi Condensed"/>
+          <w:sz w:val="24"/>
+          <w:szCs w:val="24"/>
+        </w:rPr>
+        <w:t xml:space="preserve">Diversi elementi del dossier, richiesti dal quesito, restano allo stato di lacuna documentale nel perimetro di questa ricognizione web. L'ultimatum del 7 ottobre 1970 e il traghettamento concluso il 15 ottobre 1970 non hanno trovato riscontro puntuale nelle fonti reperite: la ricerca andrebbe condotta sugli atti dell'Archivio storico-diplomatico del Ministero degli Affari Esteri (serie affari politici, Libia, 1970) e sulla stampa quotidiana coeva. Analogamente, il presunto telegramma di Moro da Tunisi del 6 settembre 1970 costituisce uno Stato Zero: nessuna fonte reperita lo documenta, e la verifica va condotta presso l'Archivio storico-diplomatico della Farnesina e presso il Fondo Aldo Moro dell'Archivio storico del Senato. Anche il ruolo attribuito a Moro nella cosiddetta «operazione Hilton» del 1971 non trova, allo stato, riscontro in fonti primarie o in storiografia peer-reviewed accessibile: la tesi va qualificata come non sostenuta finché non emerga documentazione. Il Fondo Aldo Moro presso l'Archivio storico del Senato conserva, come attestato dal catalogo online del patrimonio archivistico del Senato, interventi alla Commissione esteri della Camera con materiale preparatorio (unità del tipo IT-AFS-048), che rappresentano la sede elettiva per ricostruire la posizione di Moro sulla Libia.</w:t>
+      </w:r>
+    </w:p>
+    <w:p>
+      <w:pPr>
+        <w:pStyle w:val="Heading2"/>
+        <w:spacing w:after="100" w:before="200"/>
+      </w:pPr>
+      <w:r>
+        <w:rPr>
+          <w:rFonts w:ascii="Barlow Semi Condensed" w:cs="Barlow Semi Condensed" w:eastAsia="Barlow Semi Condensed" w:hAnsi="Barlow Semi Condensed"/>
+          <w:sz w:val="24"/>
+          <w:szCs w:val="24"/>
+        </w:rPr>
+        <w:t xml:space="preserve">Capitolo 2 — I Balcani e la Jugoslavia: la fase preparatoria di Osimo</w:t>
+      </w:r>
+    </w:p>
+    <w:p>
+      <w:pPr>
+        <w:spacing w:after="120" w:line="276"/>
+        <w:jc w:val="both"/>
+      </w:pPr>
+      <w:r>
+        <w:rPr>
+          <w:rFonts w:ascii="Barlow Semi Condensed" w:cs="Barlow Semi Condensed" w:eastAsia="Barlow Semi Condensed" w:hAnsi="Barlow Semi Condensed"/>
+          <w:sz w:val="24"/>
+          <w:szCs w:val="24"/>
+        </w:rPr>
+        <w:t xml:space="preserve">Il dossier balcanico durante il mandato ministeriale di Moro è dominato dalla lunga incubazione del Trattato di Osimo, firmato il 10 novembre 1975, quando Moro era ormai presidente del Consiglio e alla Farnesina sedeva Mariano Rumor. È tuttavia documentato che la fase preparatoria e l'impostazione strategica maturarono negli anni del suo ministero. La voce enciclopedica Wikipedia in italiano, che sintetizza la storiografia, attesta che il trattato fu firmato «nella villa Monte San Pietro» dai ministri degli esteri Mariano Rumor e Miloš Minić, Wikipedia (https://it.wikipedia.org/wiki/Trattato_di_Osimo) che «il Parlamento italiano lo ratificò il 24 febbraio 1977» Wikipedia (https://it.wikipedia.org/wiki/Trattato_di_Osimo) (legge 14 marzo 1977, n. 73) e che «il trattato di Osimo fu il primo accordo internazionale i cui negoziati per l'Italia non vennero curati dal Ministero degli affari esteri». Wikipedia (https://it.wikipedia.org/wiki/Trattato_di_Osimo)</w:t>
+      </w:r>
+    </w:p>
+    <w:p>
+      <w:pPr>
+        <w:spacing w:after="120" w:line="276"/>
+        <w:jc w:val="both"/>
+      </w:pPr>
+      <w:r>
+        <w:rPr>
+          <w:rFonts w:ascii="Barlow Semi Condensed" w:cs="Barlow Semi Condensed" w:eastAsia="Barlow Semi Condensed" w:hAnsi="Barlow Semi Condensed"/>
+          <w:sz w:val="24"/>
+          <w:szCs w:val="24"/>
+        </w:rPr>
+        <w:t xml:space="preserve">Questo dato è cruciale per la triangolazione istituzionale: la Farnesina fu bypassata. Le ricostruzioni convergono nell'indicare che il canale negoziale alternativo, affidato a Eugenio Carbone, direttore generale del Ministero dell'Industria, «era già stato preparato segretamente nel 1973 dai ministri degli esteri Medici e Minić» Circolo della Storia (https://circolodellastoria.it/gli-accordi-di-osimo-cinquantanni-fa-il-trattato-che-chiuse-unepoca/) (fonte: ricostruzione storica divulgativa del Circolo della Storia). Poiché Moro fu ministro degli Esteri fino al 23 novembre 1974 e i negoziati riservati si svolsero, secondo lo storico Giorgio Zaccaria intervistato da Il Bo Live (Università di Padova), «tra luglio e novembre 1974», Il Bo Live UniPD (https://ilbolive.unipd.it/it/news/societa/spirito-osimo-diplomazia-memoria) è documentabile che una parte decisiva della trattativa cadde nella fase finale del suo ministero. La stessa fonte accademica riporta la lettura secondo cui «Roma vuole una Jugoslavia stabile e anti-sovietica, anche se comunista; Belgrado teme invece una possibile deriva autoritaria italiana, un "nuovo Cile" europeo». Il Bo Live UniPD (https://ilbolive.unipd.it/it/news/societa/spirito-osimo-diplomazia-memoria)</w:t>
+      </w:r>
+    </w:p>
+    <w:p>
+      <w:pPr>
+        <w:spacing w:after="120" w:line="276"/>
+        <w:jc w:val="both"/>
+      </w:pPr>
+      <w:r>
+        <w:rPr>
+          <w:rFonts w:ascii="Barlow Semi Condensed" w:cs="Barlow Semi Condensed" w:eastAsia="Barlow Semi Condensed" w:hAnsi="Barlow Semi Condensed"/>
+          <w:sz w:val="24"/>
+          <w:szCs w:val="24"/>
+        </w:rPr>
+        <w:t xml:space="preserve">La forzatura jugoslava del 1974 — l'apposizione lungo la linea di demarcazione fra le zone A e B di cartelli con la scritta «confine di stato» — provocò una nota italiana durissima, e la crisi che ne seguì rese evidente la necessità di chiudere il contenzioso. Aldo Moro definì la rinuncia sulla Zona B «una dolorosa rinuncia» La Nazione (https://www.lanazione.it/cronaca/almanacco-trattato-osimo-italia-jugoslavia-d52b0197) (fonte cronachistica, La Nazione). La ricostruzione del portale storico.org, di taglio critico, collega esplicitamente il nuovo corso al «disegno politico di Moro, convinto dell'ineluttabilità di chiamare i comunisti» nell'area del potere. Storico (https://storico.org/italia_boom_economico/trattato_osimo.html)</w:t>
+      </w:r>
+    </w:p>
+    <w:p>
+      <w:pPr>
+        <w:spacing w:after="120" w:line="276"/>
+        <w:jc w:val="both"/>
+      </w:pPr>
+      <w:r>
+        <w:rPr>
+          <w:rFonts w:ascii="Barlow Semi Condensed" w:cs="Barlow Semi Condensed" w:eastAsia="Barlow Semi Condensed" w:hAnsi="Barlow Semi Condensed"/>
+          <w:sz w:val="24"/>
+          <w:szCs w:val="24"/>
+        </w:rPr>
+        <w:t xml:space="preserve">Sul piano storiografico il quesito indica correttamente il volume collettivo di riferimento: «Aldo Moro, l'Italia repubblicana e i Balcani», a cura di Italo Garzia, Luciano Monzali e Massimo Bucarelli, Nardò, Besa, 2012 (ISBN 978-88-497-0807-3), collana Entropie 34, circa 372 pagine. L'abstract editoriale attesta che «l'importanza delle relazioni e dei legami con i Paesi del Sud-est europeo non sfuggì certo ad Aldo Moro». Google Books (https://books.google.com/books/about/Aldo_Moro_l_Italia_repubblicana_e_i_Balc.html?id=ftcEywAACAAJ) Il volume contiene contributi di Luciano Tosi («Per una nuova comunità internazionale. La diplomazia multilaterale di Aldo Moro», pp. 15-57), Massimo Bucarelli, Luca Micheletta, Alberto Basciani, Federico Imperato, Paolo Soave, oltre alle testimonianze di Emilio Colombo e Giuseppe Giacovazzo. Archivioflamigni (https://www.archivioflamigni.org/doc/bibliografia-aldo-moro.pdf) La questione della minoranza italiana in Istria e Dalmazia e i negoziati con Belgrado 1969-1974 costituiscono la materia specifica del volume, che rappresenta la sede di approfondimento peer-reviewed elettiva. Va distinto ciò che le fonti attestano (la maturazione strategica nella fase Moro; l'aggiramento della Farnesina) da ciò che se ne inferisce (l'attribuzione a Moro della paternità politica esclusiva di Osimo), dato che la firma e la titolarità formale spettarono a Rumor.</w:t>
+      </w:r>
+    </w:p>
+    <w:p>
+      <w:pPr>
+        <w:pStyle w:val="Heading2"/>
+        <w:spacing w:after="100" w:before="200"/>
+      </w:pPr>
+      <w:r>
+        <w:rPr>
+          <w:rFonts w:ascii="Barlow Semi Condensed" w:cs="Barlow Semi Condensed" w:eastAsia="Barlow Semi Condensed" w:hAnsi="Barlow Semi Condensed"/>
+          <w:sz w:val="24"/>
+          <w:szCs w:val="24"/>
+        </w:rPr>
+        <w:t xml:space="preserve">Capitolo 3 — Medio Oriente e mondo arabo: fra equidistanza e filoarabismo</w:t>
+      </w:r>
+    </w:p>
+    <w:p>
+      <w:pPr>
+        <w:spacing w:after="120" w:line="276"/>
+        <w:jc w:val="both"/>
+      </w:pPr>
+      <w:r>
+        <w:rPr>
+          <w:rFonts w:ascii="Barlow Semi Condensed" w:cs="Barlow Semi Condensed" w:eastAsia="Barlow Semi Condensed" w:hAnsi="Barlow Semi Condensed"/>
+          <w:sz w:val="24"/>
+          <w:szCs w:val="24"/>
+        </w:rPr>
+        <w:t xml:space="preserve">Il dossier mediorientale è quello meglio servito dalla storiografia peer-reviewed. Il riferimento capitale è il volume «Fra diplomazia e petrolio. Aldo Moro e la politica italiana in Medio Oriente (1963-1978)», a cura di Federico Imperato, Rosario Milano e Luciano Monzali, Bari, Cacucci, 2018, che raccoglie gli atti del convegno internazionale tenutosi il 4 maggio 2015 presso il Dipartimento di Scienze Politiche dell'Università di Bari «Aldo Moro». Il saggio-cardine di Federico Imperato, «Tra equidistanza e filoarabismo. Aldo Moro e il conflitto arabo-israeliano» (pp. 47-97), analizza — come attesta la scheda del repository istituzionale dell'Università di Bari — «il ruolo dell'Italia nel conflitto arabo-israeliano, che, in quegli anni, si articolò in due guerre, quella del 1967 (Guerra dei Sei Giorni) e quella del 1973 (Guerra dello Yom Kippur)». Uniba (https://ricerca.uniba.it/handle/11586/419934)</w:t>
+      </w:r>
+    </w:p>
+    <w:p>
+      <w:pPr>
+        <w:spacing w:after="120" w:line="276"/>
+        <w:jc w:val="both"/>
+      </w:pPr>
+      <w:r>
+        <w:rPr>
+          <w:rFonts w:ascii="Barlow Semi Condensed" w:cs="Barlow Semi Condensed" w:eastAsia="Barlow Semi Condensed" w:hAnsi="Barlow Semi Condensed"/>
+          <w:sz w:val="24"/>
+          <w:szCs w:val="24"/>
+        </w:rPr>
+        <w:t xml:space="preserve">La categoria interpretativa dominante è quella dello scivolamento dall'«equidistanza» verso uno «sbilanciamento filoarabo palestinese condizionato dalle esigenze di sicurezza energetica», Dialnet (https://dialnet.unirioja.es/descarga/articulo/9578489.pdf) come sintetizza un saggio pubblicato sulla rivista Diacronie (Studi di Storia Contemporanea, 57, 1/2024), che rinvia a Imperato e a Luca Riccardi, «La grandezza di una media potenza. Personaggi e problemi della politica estera italiana del Novecento» (Roma, Società editrice Dante Alighieri, 2017, pp. 294-300). La documentazione attesta un episodio-chiave della guerra del Kippur: nell'audizione parlamentare del 2 dicembre 2014 dinanzi alla Commissione parlamentare di inchiesta sul caso Moro (atto pubblicato sul sito della Camera) si ricorda che «quando nel 1973 capita la guerra del Kippur, Moro rifiuta l'utilizzo delle basi militari della NATO per aiutare Israele», Camera (https://documenti.camera.it/leg17/resoconti/commissioni/stenografici/html/68/audiz2/audizione/2014/12/02/indice_stenografico.0013.html) sostenendo che «quella guerra esorbita dall'area della NATO, quindi gli americani non possono utilizzare le basi che sono nel nostro territorio». Questa è testimonianza resa in sede parlamentare, e va qualificata come tale.</w:t>
+      </w:r>
+    </w:p>
+    <w:p>
+      <w:pPr>
+        <w:spacing w:after="120" w:line="276"/>
+        <w:jc w:val="both"/>
+      </w:pPr>
+      <w:r>
+        <w:rPr>
+          <w:rFonts w:ascii="Barlow Semi Condensed" w:cs="Barlow Semi Condensed" w:eastAsia="Barlow Semi Condensed" w:hAnsi="Barlow Semi Condensed"/>
+          <w:sz w:val="24"/>
+          <w:szCs w:val="24"/>
+        </w:rPr>
+        <w:t xml:space="preserve">La lettera del primo ministro israeliano Levi Eshkol a Moro, richiamata dalla Fondazione Achille Grandi, è indicata come segno della «centralità italiana su quello scenario». Un ulteriore riscontro d'archivio documentale è l'intervento di Moro del giugno 1970 dopo il vertice con il ministro degli Esteri israeliano Abba Eban, citato in sede accademica (Euro-Balkan Law and Economics Review, 1/2020). Il riconoscimento dell'OLP, la posizione sulla risoluzione 242 e il ruolo dell'ENI sono trattati nella medesima collana barese e nel volume gemello «Aldo Moro, l'Italia repubblicana e i popoli del Mediterraneo» (Besa, 2013), curato da Garzia, Imperato e Monzali, che contiene il saggio «Aldo Moro, l'Italia e la questione palestinese» (pp. 233-274). Academia.edu (https://www.academia.edu/29372305/Aldo_Moro_l_Italia_e_la_questione_palestinese) Il cosiddetto «lodo Moro» è oggetto della monografia di Valentine Lomellini, «Il "lodo Moro". Terrorismo e ragion di Stato 1969-1986» (2022), fonte peer-reviewed che colloca la stagione dell'equidistanza e la sua crisi. I rapporti con Egitto, Siria, Libano, Iraq e Arabia Saudita sono documentati nella medesima produzione (si segnala «Un'amicizia italo-araba. Italia e Libano negli anni Sessanta e Settanta» e «Aldo Moro e l'Iran (1969-1974)»). L'accostamento fra Moro ed Enrico Mattei, ricorrente nella letteratura, va trattato come chiave interpretativa e non come nesso causale documentato.</w:t>
+      </w:r>
+    </w:p>
+    <w:p>
+      <w:pPr>
+        <w:pStyle w:val="Heading2"/>
+        <w:spacing w:after="100" w:before="200"/>
+      </w:pPr>
+      <w:r>
+        <w:rPr>
+          <w:rFonts w:ascii="Barlow Semi Condensed" w:cs="Barlow Semi Condensed" w:eastAsia="Barlow Semi Condensed" w:hAnsi="Barlow Semi Condensed"/>
+          <w:sz w:val="24"/>
+          <w:szCs w:val="24"/>
+        </w:rPr>
+        <w:t xml:space="preserve">Capitolo 4 — La CSCE: da Dipoli a Helsinki</w:t>
+      </w:r>
+    </w:p>
+    <w:p>
+      <w:pPr>
+        <w:spacing w:after="120" w:line="276"/>
+        <w:jc w:val="both"/>
+      </w:pPr>
+      <w:r>
+        <w:rPr>
+          <w:rFonts w:ascii="Barlow Semi Condensed" w:cs="Barlow Semi Condensed" w:eastAsia="Barlow Semi Condensed" w:hAnsi="Barlow Semi Condensed"/>
+          <w:sz w:val="24"/>
+          <w:szCs w:val="24"/>
+        </w:rPr>
+        <w:t xml:space="preserve">La partecipazione italiana alla Conferenza sulla sicurezza e la cooperazione in Europa è documentata con precisione. Il volume di riferimento indicato dal quesito è confermato: «Italia-Helsinki 50. Dall'Atto finale di Helsinki del 1975 all'OSCE di oggi», a cura di Stefano Baldi e Luciano Monzali (Editoriale Scientifica), disponibile in PDF sul dominio diplomacy.edu. Il volume riporta fonti primarie di prima mano, tra cui il documento «Ducci a Moro, 4 febbraio 1971» (pubblicato in Ministero degli Affari Esteri, «Roberto Ducci», Roma, 1989, pp. 149-154), in cui l'ambasciatore delineava a Moro le esigenze occidentali da far valere in un'eventuale CSCE: il legame fra Berlino e la Germania occidentale, una più civile convivenza fra le parti della Nazione tedesca, le prospettive di pace nel Mediterraneo e lo sviluppo della CEE come entità autonoma. Diplomacy (https://baldi.diplomacy.edu/italy/Baldi_Monzali_Italia_Helsinki_50.pdf)</w:t>
+      </w:r>
+    </w:p>
+    <w:p>
+      <w:pPr>
+        <w:spacing w:after="120" w:line="276"/>
+        <w:jc w:val="both"/>
+      </w:pPr>
+      <w:r>
+        <w:rPr>
+          <w:rFonts w:ascii="Barlow Semi Condensed" w:cs="Barlow Semi Condensed" w:eastAsia="Barlow Semi Condensed" w:hAnsi="Barlow Semi Condensed"/>
+          <w:sz w:val="24"/>
+          <w:szCs w:val="24"/>
+        </w:rPr>
+        <w:t xml:space="preserve">La periodizzazione è accertata: fase preliminare (consultazioni multilaterali) a Dipoli/Helsinki tra il novembre 1972 e il giugno 1973; fase di redazione a Ginevra dal settembre 1973 al luglio 1975; fase finale dal 30 luglio al 1° agosto 1975. Nuovarivistastorica (https://www.nuovarivistastorica.it/litalia-nellorganizzazione-per-la-sicurezza-e-la-cooperazione-in-europa/) L'Atto finale fu sottoscritto per l'Italia da Aldo Moro nella veste di presidente del Consiglio, e anche di presidente di turno della Comunità europea. Fra i contributi italiani più rilevanti la fonte (L'Opinione, ricostruzione di Antonino Sala) individua «la proposta Csce/Hc/18 del 15 gennaio 1973 in tema di questioni riguardanti la sicurezza». L'Opinione (https://opinione.it/politica/2024/11/26/antonino-sala-aldo-moro-conferenza-di-helsinki-nuovo-ordine-mondiale/) La formula dei «germi di cambiamento» è attestata come espressione morotea: l'Occidente «voleva instillare quelle che l'allora ministro degli Esteri Aldo Moro definiva "germi di cambiamento"» Avvenire (https://www.avvenire.it/agora/pagine/ostpolitik-) (fonte: Avvenire).</w:t>
+      </w:r>
+    </w:p>
+    <w:p>
+      <w:pPr>
+        <w:spacing w:after="120" w:line="276"/>
+        <w:jc w:val="both"/>
+      </w:pPr>
+      <w:r>
+        <w:rPr>
+          <w:rFonts w:ascii="Barlow Semi Condensed" w:cs="Barlow Semi Condensed" w:eastAsia="Barlow Semi Condensed" w:hAnsi="Barlow Semi Condensed"/>
+          <w:sz w:val="24"/>
+          <w:szCs w:val="24"/>
+        </w:rPr>
+        <w:t xml:space="preserve">Della delegazione italiana fece parte l'ambasciatore Luigi Vittorio Ferraris, autore di «Testimonianze di un negoziato. Helsinki-Ginevra-Helsinki» Nuovarivistastorica (https://www.nuovarivistastorica.it/litalia-nellorganizzazione-per-la-sicurezza-e-la-cooperazione-in-europa/) (Padova, CEDAM, 1977), memoria di protagonista fondamentale. La Nuova Rivista Storica attesta che «i lavori della Conferenza di Helsinki, seguiti con scarso interesse in Italia, videro Moro impegnato in momenti di tensione con la delegazione sovietica, contraria a considerare i diritti civili un elemento irrinunciabile del processo di distensione». Nuovarivistastorica (https://www.nuovarivistastorica.it/litalia-nellorganizzazione-per-la-sicurezza-e-la-cooperazione-in-europa/) Va distinto: il ruolo di Moro nel periodo 1972-1974 fu di ministro che indirizzò la posizione italiana nella fase preparatoria e negoziale; la firma solenne del 1975 avvenne da presidente del Consiglio. La posizione italiana nei tre «cesti» è materia del volume Baldi-Monzali, sede elettiva di approfondimento.</w:t>
+      </w:r>
+    </w:p>
+    <w:p>
+      <w:pPr>
+        <w:pStyle w:val="Heading2"/>
+        <w:spacing w:after="100" w:before="200"/>
+      </w:pPr>
+      <w:r>
+        <w:rPr>
+          <w:rFonts w:ascii="Barlow Semi Condensed" w:cs="Barlow Semi Condensed" w:eastAsia="Barlow Semi Condensed" w:hAnsi="Barlow Semi Condensed"/>
+          <w:sz w:val="24"/>
+          <w:szCs w:val="24"/>
+        </w:rPr>
+        <w:t xml:space="preserve">Capitolo 5 — NATO e Alleanza atlantica: il fianco sud e Cipro</w:t>
+      </w:r>
+    </w:p>
+    <w:p>
+      <w:pPr>
+        <w:spacing w:after="120" w:line="276"/>
+        <w:jc w:val="both"/>
+      </w:pPr>
+      <w:r>
+        <w:rPr>
+          <w:rFonts w:ascii="Barlow Semi Condensed" w:cs="Barlow Semi Condensed" w:eastAsia="Barlow Semi Condensed" w:hAnsi="Barlow Semi Condensed"/>
+          <w:sz w:val="24"/>
+          <w:szCs w:val="24"/>
+        </w:rPr>
+        <w:t xml:space="preserve">Il dossier atlantico durante il ministero di Moro è documentato in modo più frammentario nel perimetro web, e va in parte dichiarato come Stato Zero relativo. È accertato il quadro strategico del 1974: la fonte enciclopedica sulla questione di Cipro attesta che il 15 luglio 1974 la Guardia Nazionale cipriota, guidata da ufficiali greci, rovesciò il governo Makarios; Wikipedia (https://it.wikipedia.org/wiki/Invasione_turca_di_Cipro) che il 20 luglio 1974 iniziò l'intervento militare turco («Operazione di pace a Cipro» per Ankara, «invasione» per Atene e la comunità internazionale). La seconda offensiva («Attila 2») fu lanciata il 14 agosto 1974 e portò l'occupazione turca, secondo InsideOver, a coprire «circa il 36% della superficie dell'isola», riconosciuta esclusivamente dal governo di Ankara; la giunta militare greca crollò pochi giorni dopo. Wikipedia (https://it.wikipedia.org/wiki/Questione_di_Cipro) La crisi cadde nella fase finale del ministero Moro (V governo Rumor).</w:t>
+      </w:r>
+    </w:p>
+    <w:p>
+      <w:pPr>
+        <w:spacing w:after="120" w:line="276"/>
+        <w:jc w:val="both"/>
+      </w:pPr>
+      <w:r>
+        <w:rPr>
+          <w:rFonts w:ascii="Barlow Semi Condensed" w:cs="Barlow Semi Condensed" w:eastAsia="Barlow Semi Condensed" w:hAnsi="Barlow Semi Condensed"/>
+          <w:sz w:val="24"/>
+          <w:szCs w:val="24"/>
+        </w:rPr>
+        <w:t xml:space="preserve">La posizione italiana specifica nel Nuclear Planning Group, il tema del riequilibrio della flotta sovietica nel Mediterraneo, le riunioni ministeriali NATO 1969-1974 con Moro presente e i rapporti con la Grecia dei colonnelli e con la Turchia non hanno trovato, nel perimetro delle fonti reperite, documentazione primaria puntuale. Questi restano Stati Zero da colmare presso l'Archivio storico-diplomatico della Farnesina (serie NATO/atlantico), presso il NATO Archives Online e presso i Foreign Relations of the United States. La contestualizzazione dell'Italia come «ventre della NATO» e la percezione statunitense del suo interesse strategico crescente nel 1974 (con Grecia, Portogallo e Spagna in crisi simultanea) è attestata solo da fonte pubblicistica militante (Fondazione Cipriani) e va usata con cautela, come cornice e non come prova. Il memorandum of conversation del 25 settembre 1974 fra Leone, Moro, Ford e Kissinger (Ford Library doc. 1552802; FRUS 1969-1976 vol. E-15 part 2 doc. 350), già accertato nelle ricognizioni precedenti, costituisce la fonte primaria di riferimento sul rapporto atlantico nella fase terminale del ministero.</w:t>
+      </w:r>
+    </w:p>
+    <w:p>
+      <w:pPr>
+        <w:pStyle w:val="Heading2"/>
+        <w:spacing w:after="100" w:before="200"/>
+      </w:pPr>
+      <w:r>
+        <w:rPr>
+          <w:rFonts w:ascii="Barlow Semi Condensed" w:cs="Barlow Semi Condensed" w:eastAsia="Barlow Semi Condensed" w:hAnsi="Barlow Semi Condensed"/>
+          <w:sz w:val="24"/>
+          <w:szCs w:val="24"/>
+        </w:rPr>
+        <w:t xml:space="preserve">Capitolo 6 — Nazioni Unite, non proliferazione e multilaterale</w:t>
+      </w:r>
+    </w:p>
+    <w:p>
+      <w:pPr>
+        <w:spacing w:after="120" w:line="276"/>
+        <w:jc w:val="both"/>
+      </w:pPr>
+      <w:r>
+        <w:rPr>
+          <w:rFonts w:ascii="Barlow Semi Condensed" w:cs="Barlow Semi Condensed" w:eastAsia="Barlow Semi Condensed" w:hAnsi="Barlow Semi Condensed"/>
+          <w:sz w:val="24"/>
+          <w:szCs w:val="24"/>
+        </w:rPr>
+        <w:t xml:space="preserve">Il dossier onusiano e del disarmo è ben documentato sul punto centrale del Trattato di non proliferazione nucleare (TNP). È accertato (fonti convergenti: Centro di Ateneo per i Diritti Umani dell'Università di Padova, Archivio Disarmo, testo di legge su vLex) che l'Italia firmò il TNP il 28 gennaio 1969 e lo ratificò con la legge 24 aprile 1975, n. 131 («Ratifica ed esecuzione del trattato contro la proliferazione delle armi nucleari, firmato a Londra, Mosca e Washington il 1° luglio 1968»), pubblicata sulla Gazzetta Ufficiale n. 113 del 30 aprile 1975. La ratifica avvenne il 2 maggio 1975 (Washington, Londra) e il 4 maggio 1975 (Mosca), con entrata in vigore per l'Italia il 2 maggio 1975. Unipd-centrodirittiumani (https://unipd-centrodirittiumani.it/it/archivi/strumenti-internazionali/trattato-di-non-proliferazione-nucleare-1968) Il Presidente Giovanni Leone appose la firma alla legge 131 il 24 aprile 1975. Spazio70 (https://spazio70.com/pre-anni-70/il-pre-sessantotto/latomica-infranta-la-breve-parabola-del-nucleare-militare-italiano/)</w:t>
+      </w:r>
+    </w:p>
+    <w:p>
+      <w:pPr>
+        <w:spacing w:after="120" w:line="276"/>
+        <w:jc w:val="both"/>
+      </w:pPr>
+      <w:r>
+        <w:rPr>
+          <w:rFonts w:ascii="Barlow Semi Condensed" w:cs="Barlow Semi Condensed" w:eastAsia="Barlow Semi Condensed" w:hAnsi="Barlow Semi Condensed"/>
+          <w:sz w:val="24"/>
+          <w:szCs w:val="24"/>
+        </w:rPr>
+        <w:t xml:space="preserve">Lo iato di sei anni fra firma e ratifica è la chiave storiografica del dossier. Lo studio di Leopoldo Nuti sull'Italia come «stato soglia» è correttamente richiamato: come sintetizza la voce enciclopedica sul programma nucleare militare italiano, «Nuti, ripercorrendo il tortuoso processo di ratifica del trattato di non proliferazione nucleare da parte dell'Italia, ritiene che la classe dirigente dell'epoca abbia voluto mantenere fino all'ultimo lo status di "paese soglia", non in possesso di armi nucleari ma in grado di dotarsene in breve tempo». Wikipedia (https://it.wikipedia.org/wiki/Programma_nucleare_militare_italiano) Il dibattito coinvolse figure della diplomazia come Roberto Ducci e Roberto Gaja, contrari o critici (fonte: Spazio70). I due rinvii della ratifica furono motivati con i moti di Praga del 1968 e con il primo test nucleare indiano del 18 maggio 1974 (nome in codice «Smiling Buddha», Pokhran-I, poligono di Pokhran nel Rajasthan, potenza stimata circa 8 kt, primo test da parte di uno Stato esterno ai cinque membri permanenti del Consiglio di Sicurezza ONU, presentato dall'India come «peaceful nuclear explosion»). Va distinto: le fonti attestano la strategia dilatoria; l'intenzione precisa dei singoli attori è materia di interpretazione storiografica (Nuti), non di prova documentale univoca.</w:t>
+      </w:r>
+    </w:p>
+    <w:p>
+      <w:pPr>
+        <w:spacing w:after="120" w:line="276"/>
+        <w:jc w:val="both"/>
+      </w:pPr>
+      <w:r>
+        <w:rPr>
+          <w:rFonts w:ascii="Barlow Semi Condensed" w:cs="Barlow Semi Condensed" w:eastAsia="Barlow Semi Condensed" w:hAnsi="Barlow Semi Condensed"/>
+          <w:sz w:val="24"/>
+          <w:szCs w:val="24"/>
+        </w:rPr>
+        <w:t xml:space="preserve">Gli interventi di Moro all'Assemblea generale, la riforma delle Nazioni Unite, la Conferenza ONU sull'energia atomica del 1971 e l'ingresso delle due Germanie all'ONU nel 1973 non hanno trovato documentazione primaria puntuale nel perimetro reperito e costituiscono Stati Zero da colmare presso l'Edizione Nazionale delle Opere di Aldo Moro e presso gli atti dell'Assemblea generale ONU. La diplomazia multilaterale morotea è oggetto del saggio di Luciano Tosi nel volume Besa 2012 («Per una nuova comunità internazionale», pp. 15-57), sede di approfondimento.</w:t>
+      </w:r>
+    </w:p>
+    <w:p>
+      <w:pPr>
+        <w:pStyle w:val="Heading2"/>
+        <w:spacing w:after="100" w:before="200"/>
+      </w:pPr>
+      <w:r>
+        <w:rPr>
+          <w:rFonts w:ascii="Barlow Semi Condensed" w:cs="Barlow Semi Condensed" w:eastAsia="Barlow Semi Condensed" w:hAnsi="Barlow Semi Condensed"/>
+          <w:sz w:val="24"/>
+          <w:szCs w:val="24"/>
+        </w:rPr>
+        <w:t xml:space="preserve">Capitolo 7 — Cina e Asia: il riconoscimento del 1970</w:t>
+      </w:r>
+    </w:p>
+    <w:p>
+      <w:pPr>
+        <w:spacing w:after="120" w:line="276"/>
+        <w:jc w:val="both"/>
+      </w:pPr>
+      <w:r>
+        <w:rPr>
+          <w:rFonts w:ascii="Barlow Semi Condensed" w:cs="Barlow Semi Condensed" w:eastAsia="Barlow Semi Condensed" w:hAnsi="Barlow Semi Condensed"/>
+          <w:sz w:val="24"/>
+          <w:szCs w:val="24"/>
+        </w:rPr>
+        <w:t xml:space="preserve">Il riconoscimento della Repubblica popolare cinese è tra i dossier meglio documentati. È accertato — con una divergenza di data da segnalare — che la normalizzazione fu formalizzata con un comunicato congiunto. La maggior parte delle fonti (T.wai, Radio Cina Internazionale, Lo Spiegone) indica la data del 6 novembre 1970 come giorno della pubblicazione simultanea a Roma e Pechino del «Comunicato congiunto sull'istituzione delle relazioni diplomatiche»; Radio Cina Internazionale (https://italian.cri.cn/mychina/notizie/3210/20201106/573336.html) altre fonti divulgative indicano il 5 novembre 1970. La divergenza va riportata: il comunicato fu reso pubblico il 6 novembre 1970, mentre l'atto di firma/conclusione del negoziato è talora datato al 6 ottobre 1970 (così la scheda editoriale Rubbettino del volume documentale «La normalizzazione delle relazioni diplomatiche tra la Repubblica Italiana e la Repubblica Popolare Cinese»).</w:t>
+      </w:r>
+    </w:p>
+    <w:p>
+      <w:pPr>
+        <w:spacing w:after="120" w:line="276"/>
+        <w:jc w:val="both"/>
+      </w:pPr>
+      <w:r>
+        <w:rPr>
+          <w:rFonts w:ascii="Barlow Semi Condensed" w:cs="Barlow Semi Condensed" w:eastAsia="Barlow Semi Condensed" w:hAnsi="Barlow Semi Condensed"/>
+          <w:sz w:val="24"/>
+          <w:szCs w:val="24"/>
+        </w:rPr>
+        <w:t xml:space="preserve">L'iniziativa è correttamente attribuita a Pietro Nenni: la scheda Rubbettino attesta che le conversazioni si svolsero «tra il febbraio 1969 e il 6 ottobre 1970» Rubbettino editore (https://www.store.rubbettinoeditore.it/catalogo/la-normalizzazione-delle-relazioni-diplomatiche-tra-la-repubblica-italiana-e-la-repubblica-popolare-cinese/) e che «il dicastero degli Affari esteri, alla fine del 1969, passò dalla guida di Pietro Nenni a quella di Aldo Moro»; Rubbettino editore (https://www.store.rubbettinoeditore.it/catalogo/la-normalizzazione-delle-relazioni-diplomatiche-tra-la-repubblica-italiana-e-la-repubblica-popolare-cinese/) i negoziati furono conclusi «da un Governo nel quale Moro era ancora ministro degli esteri, ma il presidente del Consiglio era Emilio Colombo». Rubbettino editore (https://www.store.rubbettinoeditore.it/catalogo/la-normalizzazione-delle-relazioni-diplomatiche-tra-la-repubblica-italiana-e-la-repubblica-popolare-cinese/) Lo snodo negoziale, come attesta la stessa fonte editoriale, fu «la ricerca di una formula tale da escludere nel modo più tassativo il riconoscimento della teoria dell'esistenza di "due Cine"». Rubbettino editore (https://www.store.rubbettinoeditore.it/catalogo/la-normalizzazione-delle-relazioni-diplomatiche-tra-la-repubblica-italiana-e-la-repubblica-popolare-cinese/) Il comunicato prevedeva che il governo italiano riconoscesse la RPC come unico governo legale della Cina e «prendesse atto» della dichiarazione cinese secondo cui Taiwan era parte inalienabile del territorio della RPC. Lo studio peer-reviewed di riferimento è Maria Paola Olla Brundu, «Pietro Nenni, Aldo Moro e il riconoscimento della Cina comunista», in «Le Carte e la Storia», 10:2 (2004), pp. 29-51 (DOI 10.1411/18738). University of Milan (https://air.unimi.it/handle/2434/16750)</w:t>
+      </w:r>
+    </w:p>
+    <w:p>
+      <w:pPr>
+        <w:spacing w:after="120" w:line="276"/>
+        <w:jc w:val="both"/>
+      </w:pPr>
+      <w:r>
+        <w:rPr>
+          <w:rFonts w:ascii="Barlow Semi Condensed" w:cs="Barlow Semi Condensed" w:eastAsia="Barlow Semi Condensed" w:hAnsi="Barlow Semi Condensed"/>
+          <w:sz w:val="24"/>
+          <w:szCs w:val="24"/>
+        </w:rPr>
+        <w:t xml:space="preserve">Il telegramma ministeriale del 28 novembre 1970, il progetto di visita ministeriale in Cina (telegramma 5472/0 del 29 dicembre 1972), l'interscambio 1973-1976 e i rapporti con Giappone, India e Pakistan costituiscono Stati Zero nel perimetro reperito: la ricerca va condotta sull'Edizione Nazionale delle Opere di Aldo Moro, sull'Archivio storico-diplomatico della Farnesina e — per il Pakistan — sullo studio dedicato «Aldo Moro e le relazioni italo-pakistane (1963-1976)», citato nella bibliografia della collana barese.</w:t>
+      </w:r>
+    </w:p>
+    <w:p>
+      <w:pPr>
+        <w:pStyle w:val="Heading2"/>
+        <w:spacing w:after="100" w:before="200"/>
+      </w:pPr>
+      <w:r>
+        <w:rPr>
+          <w:rFonts w:ascii="Barlow Semi Condensed" w:cs="Barlow Semi Condensed" w:eastAsia="Barlow Semi Condensed" w:hAnsi="Barlow Semi Condensed"/>
+          <w:sz w:val="24"/>
+          <w:szCs w:val="24"/>
+        </w:rPr>
+        <w:t xml:space="preserve">Capitolo 8 — La Comunità europea: dall'Aja al primo allargamento</w:t>
+      </w:r>
+    </w:p>
+    <w:p>
+      <w:pPr>
+        <w:spacing w:after="120" w:line="276"/>
+        <w:jc w:val="both"/>
+      </w:pPr>
+      <w:r>
+        <w:rPr>
+          <w:rFonts w:ascii="Barlow Semi Condensed" w:cs="Barlow Semi Condensed" w:eastAsia="Barlow Semi Condensed" w:hAnsi="Barlow Semi Condensed"/>
+          <w:sz w:val="24"/>
+          <w:szCs w:val="24"/>
+        </w:rPr>
+        <w:t xml:space="preserve">Il dossier europeo documenta il giudizio storiografico sulle «incertezze del nuovo ministro» al Vertice dell'Aja del 1-2 dicembre 1969. Il volume di riferimento è Maria Eleonora Guasconi, «L'Europa tra continuità e cambiamento. Il vertice dell'Aja del 1969 e il rilancio della costruzione europea» (Firenze, Polistampa, 2006), che ricostruisce «una cerniera tra il periodo di avvio della Comunità e il primo allargamento» nel binomio approfondimento-allargamento. Uniurb (https://ora.uniurb.it/handle/11576/1890940) La saggistica accademica (Officina della Storia) attesta che Moro «si rese protagonista di un "giallo" sulla data di inizio del vertice, fissato dapprima per il 17 e 18 novembre, e spostato successivamente al 1° e 2 dicembre, a causa di una presunta "malattia" del ministro degli Esteri italiano», Officinadellastoria (https://www.officinadellastoria.eu/it/2018/07/19/leuropa-tra-crisi-e-rilancio-il-vertice-dellaja-del-1969/) e che l'Italia sosteneva apertamente l'ingresso della Gran Bretagna nella CEE «nella speranza che una convergenza tra Roma e Londra servisse a bilanciare il preponderante asse franco-tedesco». Officinadellastoria (https://www.officinadellastoria.eu/it/2018/07/19/leuropa-tra-crisi-e-rilancio-il-vertice-dellaja-del-1969/) Moro proponeva di accompagnare la cooperazione monetaria con la cooperazione politica, l'elezione diretta del Parlamento europeo e una politica per la gioventù europea, arrivando a minacciare di non partecipare al vertice se Pompidou non avesse inserito una data d'inizio dei negoziati con la Gran Bretagna nel comunicato finale. Officinadellastoria (https://www.officinadellastoria.eu/it/2018/07/19/leuropa-tra-crisi-e-rilancio-il-vertice-dellaja-del-1969/)</w:t>
+      </w:r>
+    </w:p>
+    <w:p>
+      <w:pPr>
+        <w:spacing w:after="120" w:line="276"/>
+        <w:jc w:val="both"/>
+      </w:pPr>
+      <w:r>
+        <w:rPr>
+          <w:rFonts w:ascii="Barlow Semi Condensed" w:cs="Barlow Semi Condensed" w:eastAsia="Barlow Semi Condensed" w:hAnsi="Barlow Semi Condensed"/>
+          <w:sz w:val="24"/>
+          <w:szCs w:val="24"/>
+        </w:rPr>
+        <w:t xml:space="preserve">Il saggio di Guido Levi, «L'integrazione della Spagna nella Comunità europea: il ruolo dell'Italia» (Spagna contemporanea, 2016, n. 49, pp. 69-101), fonte peer-reviewed, conferma con ricorso agli archivi (ASUE Firenze, Istituto Sturzo) che «al Vertice dell'Aja […] il nostro Paese finì per giocare un ruolo piuttosto marginale anche per le incertezze del nuovo ministro degli Esteri Aldo Moro, che aveva sostituito da pochi mesi Pietro Nenni alla guida della Farnesina».</w:t>
+      </w:r>
+    </w:p>
+    <w:p>
+      <w:pPr>
+        <w:spacing w:after="120" w:line="276"/>
+        <w:jc w:val="both"/>
+      </w:pPr>
+      <w:r>
+        <w:rPr>
+          <w:rFonts w:ascii="Barlow Semi Condensed" w:cs="Barlow Semi Condensed" w:eastAsia="Barlow Semi Condensed" w:hAnsi="Barlow Semi Condensed"/>
+          <w:sz w:val="24"/>
+          <w:szCs w:val="24"/>
+        </w:rPr>
+        <w:t xml:space="preserve">È accertata la cronologia successiva: dal Vertice dell'Aja nacquero, nel marzo 1971, l'avvio della prima tappa del Piano Werner e, l'anno successivo, il «Serpente monetario». LuissThesis (https://tesi.luiss.it/40220/1/102822_DE%20MARTINO_TOMMASO.pdf) Il primo allargamento a Danimarca, Irlanda e Regno Unito entrò in vigore il 1° gennaio 1973. L'uscita della lira dal serpente monetario nel febbraio 1973, il Vertice di Parigi del 19-20 ottobre 1972, il Vertice di Copenaghen del 14-15 dicembre 1973 con il dialogo euro-arabo e il Fondo europeo di sviluppo regionale sono richiamati dalle fonti come tappe, ma la documentazione primaria puntuale sulla posizione morotea in ciascuno di essi resta in parte Stato Zero, da colmare sull'Edizione Nazionale delle Opere e sui documenti CVCE (Centre virtuel de la connaissance sur l'Europe).</w:t>
+      </w:r>
+    </w:p>
+    <w:p>
+      <w:pPr>
+        <w:pStyle w:val="Heading2"/>
+        <w:spacing w:after="100" w:before="200"/>
+      </w:pPr>
+      <w:r>
+        <w:rPr>
+          <w:rFonts w:ascii="Barlow Semi Condensed" w:cs="Barlow Semi Condensed" w:eastAsia="Barlow Semi Condensed" w:hAnsi="Barlow Semi Condensed"/>
+          <w:sz w:val="24"/>
+          <w:szCs w:val="24"/>
+        </w:rPr>
+        <w:t xml:space="preserve">Capitolo 9 — Gli atti parlamentari italiani e le edizioni delle opere</w:t>
+      </w:r>
+    </w:p>
+    <w:p>
+      <w:pPr>
+        <w:spacing w:after="120" w:line="276"/>
+        <w:jc w:val="both"/>
+      </w:pPr>
+      <w:r>
+        <w:rPr>
+          <w:rFonts w:ascii="Barlow Semi Condensed" w:cs="Barlow Semi Condensed" w:eastAsia="Barlow Semi Condensed" w:hAnsi="Barlow Semi Condensed"/>
+          <w:sz w:val="24"/>
+          <w:szCs w:val="24"/>
+        </w:rPr>
+        <w:t xml:space="preserve">Il dossier delle fonti parlamentari e delle edizioni è accertato nella sua struttura. La raccolta ufficiale è «Aldo Moro, Discorsi parlamentari», 2 volumi, a cura di Emilia Lamaro, introduzione di Mino Martinazzoli, Roma, Camera dei deputati, 1996 (vol. I, 1947-1963; vol. II, 1963-1977), Aldomoro (http://www.aldomoro.eu/scritti.php) presentata a Torino il 19 maggio 1996 con interventi di Violante, Arfè, D'Alema, Elia, Urbani e Martinazzoli Radio Radicale (https://www.radioradicale.it/scheda/82006/dalla-costituente-allunita-nazionale-gli-scritti-parlamentari-di-aldo-moro) (fonte: Radio Radicale; sito aldomoro.eu). La bibliografia mostra citazioni puntuali del vol. II, tra cui la «Replica alla Camera dei Deputati 21 febbraio 1976» (p. 1577), Uniba (https://ojs.cimedoc.uniba.it/index.php/law/article/download/1152/966) utilizzata dalla letteratura accademica.</w:t>
+      </w:r>
+    </w:p>
+    <w:p>
+      <w:pPr>
+        <w:spacing w:after="120" w:line="276"/>
+        <w:jc w:val="both"/>
+      </w:pPr>
+      <w:r>
+        <w:rPr>
+          <w:rFonts w:ascii="Barlow Semi Condensed" w:cs="Barlow Semi Condensed" w:eastAsia="Barlow Semi Condensed" w:hAnsi="Barlow Semi Condensed"/>
+          <w:sz w:val="24"/>
+          <w:szCs w:val="24"/>
+        </w:rPr>
+        <w:t xml:space="preserve">L'Edizione Nazionale delle Opere di Aldo Moro è confermata dalla citazione, in ambito accademico, del «Vol. 4, L'ultima fase (1973-1978), Tomo 1, Al Ministero degli Esteri e all'opposizione nel partito (giugno 1968 – maggio 1973), a cura di G. Formigoni e A.» Academia.edu (https://www.academia.edu/40539138/Fra_diplomazia_e_petrolio_Aldo_Moro_e_la_politica_italiana_in_Medio_Oriente) (fonte: bibliografia della collana barese). Il portale aldomorodigitale.unibo.it è il riferimento digitale dell'Edizione Nazionale. Il Fondo Aldo Moro presso l'Archivio storico del Senato è documentato dal portale patrimonio.archivio.senato.it, che restituisce unità archivistiche del tipo «Intervento alla Commissione esteri della Camera dei deputati» con segnatura IT-AFS-048 e con la descrizione «Tre stesure del discorso, di cui una manoscritta; materiale preparatorio» Senato della Repubblica (https://patrimonio.archivio.senato.it/inventario/scheda/aldo-moro/IT-AFS-048-000644/intervento-alla-commissione-%20esteri-della-camera-deputati) (unità UA0621, con 167 immagini digitalizzate).</w:t>
+      </w:r>
+    </w:p>
+    <w:p>
+      <w:pPr>
+        <w:spacing w:after="120" w:line="276"/>
+        <w:jc w:val="both"/>
+      </w:pPr>
+      <w:r>
+        <w:rPr>
+          <w:rFonts w:ascii="Barlow Semi Condensed" w:cs="Barlow Semi Condensed" w:eastAsia="Barlow Semi Condensed" w:hAnsi="Barlow Semi Condensed"/>
+          <w:sz w:val="24"/>
+          <w:szCs w:val="24"/>
+        </w:rPr>
+        <w:t xml:space="preserve">Le repliche specifiche di Moro sui bilanci del Ministero degli Affari Esteri per gli esercizi 1970, 1971, 1972 e 1974, con numero di seduta e data, non sono state reperite con precisione nel perimetro web e costituiscono uno Stato Zero da colmare direttamente sui resoconti stenografici dell'Assemblea e della III Commissione (esteri) della Camera, consultabili sul portale storico camera.it, e sul vol. II dei «Discorsi parlamentari». Un riferimento documentale utile emerso è l'intervento «Commissione esteri della Camera dei deputati 28 febbraio 1974», citato in sede accademica.</w:t>
+      </w:r>
+    </w:p>
+    <w:p>
+      <w:pPr>
+        <w:pStyle w:val="Heading2"/>
+        <w:spacing w:after="100" w:before="200"/>
+      </w:pPr>
+      <w:r>
+        <w:rPr>
+          <w:rFonts w:ascii="Barlow Semi Condensed" w:cs="Barlow Semi Condensed" w:eastAsia="Barlow Semi Condensed" w:hAnsi="Barlow Semi Condensed"/>
+          <w:sz w:val="24"/>
+          <w:szCs w:val="24"/>
+        </w:rPr>
+        <w:t xml:space="preserve">Capitolo 10 — L'Opus Dei come soggetto storico</w:t>
+      </w:r>
+    </w:p>
+    <w:p>
+      <w:pPr>
+        <w:spacing w:after="120" w:line="276"/>
+        <w:jc w:val="both"/>
+      </w:pPr>
+      <w:r>
+        <w:rPr>
+          <w:rFonts w:ascii="Barlow Semi Condensed" w:cs="Barlow Semi Condensed" w:eastAsia="Barlow Semi Condensed" w:hAnsi="Barlow Semi Condensed"/>
+          <w:sz w:val="24"/>
+          <w:szCs w:val="24"/>
+        </w:rPr>
+        <w:t xml:space="preserve">Il dossier Opus Dei richiede la massima disciplina metodologica: appartenenza di persone all'ente e condotta dell'ente vanno tenute distinte. È accertato (fonte primaria: documento CIA «Weekly Summary Special Report: Policies of the New Spanish Cabinet» del 22 maggio 1970, protocollo CIA-RDP85T00875R001500020027-1, originariamente SECRET, declassificato) che, nella formazione del governo dell'ottobre 1969, «Franco abandoned his usual policy of keeping a balanced representation of all the major groups that support him and gave the largest number of portfolios to businessmen and technical experts who are either members of or associated with members of the influential Catholic lay organization Opus Dei». cia (https://www.cia.gov/readingroom/print/1921790) Il documento definisce López Rodó «the outstanding man in the new cabinet» cia (https://www.cia.gov/readingroom/print/1921790) e ne cita esplicitamente «his membership in Opus Dei». cia (https://www.cia.gov/readingroom/print/1921790) Il governo dell'ottobre 1969 fu battezzato dagli avversari «gobierno monocolor» (fonte enciclopedica spagnola), termine che alcuni storici contestano perché «le discrepanze tra i ministri erano sostanziali in alcuni temi». Wikipedia (https://es.wikipedia.org/wiki/Segundo_franquismo)</w:t>
+      </w:r>
+    </w:p>
+    <w:p>
+      <w:pPr>
+        <w:spacing w:after="120" w:line="276"/>
+        <w:jc w:val="both"/>
+      </w:pPr>
+      <w:r>
+        <w:rPr>
+          <w:rFonts w:ascii="Barlow Semi Condensed" w:cs="Barlow Semi Condensed" w:eastAsia="Barlow Semi Condensed" w:hAnsi="Barlow Semi Condensed"/>
+          <w:sz w:val="24"/>
+          <w:szCs w:val="24"/>
+        </w:rPr>
+        <w:t xml:space="preserve">La storiografia spagnola invita alla cautela sulla categoria «tecnocrati». La stessa Opus Dei, fonte ufficiale dell'organizzazione (opusdei.org), riporta il giudizio di Javier Tusell secondo cui López Rodó e Navarro Rubio «erano più esattamente parte di quella che si chiamò "la burocrazia dei numeri uno"», e che «a inizio anni Sessanta c'era più tensione tra López Rodó e Navarro Rubio che tra López Rodó e Fraga». Opus Dei (https://opusdei.org/es-es/article/2-sobre-la-existencia-de-un-grupo-de-ministros-denominados-tecnocratas-y-su-identificacion-con-el-opus-dei/) Lo studio accademico di Carlos Barrera, «El Opus Dei y la prensa en el tardofranquismo» (in una rivista del CEPC, n. 28, 2012, pp. 139-165), affronta il tema di «realidad, mito e historiografía». CEPC (https://www.cepc.gob.es/sites/default/files/2022-06/365127-carlos-barrera.pdf) Il saggio peer-reviewed di riferimento indicato dal quesito è confermato: Leslie Mackenzie, «The Political Ideas of the Opus Dei in Spain», in «Government and Opposition», vol. 8, n. 1 (Winter 1973), pp. 72-92, Cambridge University Press, DOI 10.1111/j.1477-7053.1973.tb00859.x. L'articolo attesta che l'Opus Dei fu fondata nel 1928 da Escrivá de Balaguer, che «its existence is public but its membership has always been secret», che nel 1947 fu riconosciuta come primo Istituto secolare e che «the centre of the organization moved to Rome»; cambridge (https://cambridge.org/core/journals/government-and-opposition/article/political-ideas-of-the-opus-dei-in-spain/DC7BF5C84A19EE970C79D3C0C4D98505) e che «it worked towards this aim through the positioning of its members in places of power within society: preferably in university chairs, banking, business or bureaucratic positions».</w:t>
+      </w:r>
+    </w:p>
+    <w:p>
+      <w:pPr>
+        <w:spacing w:after="120" w:line="276"/>
+        <w:jc w:val="both"/>
+      </w:pPr>
+      <w:r>
+        <w:rPr>
+          <w:rFonts w:ascii="Barlow Semi Condensed" w:cs="Barlow Semi Condensed" w:eastAsia="Barlow Semi Condensed" w:hAnsi="Barlow Semi Condensed"/>
+          <w:sz w:val="24"/>
+          <w:szCs w:val="24"/>
+        </w:rPr>
+        <w:t xml:space="preserve">Lo statuto canonico e il percorso verso la prelatura personale sono accertati: l'Opus Dei fu eretta prelatura personale da Giovanni Paolo II con la costituzione apostolica «Ut sit» del 28 novembre 1982, esecutiva il 19 marzo 1983 Opus Dei (https://opusdei.org/it-it/article/opus-dei-trenta-anni-di-prelatura-personale/) (fonti: opusdei.org; SettimanaNews). La presenza dell'ente in Italia è documentata dall'Associazione Italiana dei Professori di Storia della Chiesa: «la presenza dell'Opus Dei in Italia risale agli anni della II Guerra Mondiale: nel 1942, infatti, due giovani membri spagnoli dell'istituzione giunsero a Roma per motivi di studio», Storiadellachiesa (https://www.storiadellachiesa.it/glossary/prelatura-personale-e-la-chiesa-in-italia/) con successiva apertura di centri a Palermo e Milano (1949), Napoli (1952) Storiadellachiesa (https://www.storiadellachiesa.it/glossary/prelatura-personale-e-la-chiesa-in-italia/) e in altre città. La biografia di Gregorio López Bravo di Gabriel Pérez Gómez (Rialp, Madrid, 2024) è confermata come fonte che utilizza «los archivos depositados en la Biblioteca de la Universidad de Navarra, los del Estado, incluso los de la CIA», El Confidencial Digital (https://www.elconfidencialdigital.com/religion/articulo/de-libros/gregorio-lopez-bravo-miembro-opus-dei-servicio-progreso-espana/20241007004039050434.html) e che pubblica «la larga nota que escribió López Bravo nada más terminar la entrevista en el avión» El Confidencial Digital (https://www.elconfidencialdigital.com/religion/articulo/de-libros/gregorio-lopez-bravo-miembro-opus-dei-servicio-progreso-espana/20241007004039050434.html) del 12 gennaio 1973.</w:t>
+      </w:r>
+    </w:p>
+    <w:p>
+      <w:pPr>
+        <w:pStyle w:val="Heading2"/>
+        <w:spacing w:after="100" w:before="200"/>
+      </w:pPr>
+      <w:r>
+        <w:rPr>
+          <w:rFonts w:ascii="Barlow Semi Condensed" w:cs="Barlow Semi Condensed" w:eastAsia="Barlow Semi Condensed" w:hAnsi="Barlow Semi Condensed"/>
+          <w:sz w:val="24"/>
+          <w:szCs w:val="24"/>
+        </w:rPr>
+        <w:t xml:space="preserve">Capitolo 11 — Le triangolazioni da verificare: Moro e i ministri spagnoli</w:t>
+      </w:r>
+    </w:p>
+    <w:p>
+      <w:pPr>
+        <w:spacing w:after="120" w:line="276"/>
+        <w:jc w:val="both"/>
+      </w:pPr>
+      <w:r>
+        <w:rPr>
+          <w:rFonts w:ascii="Barlow Semi Condensed" w:cs="Barlow Semi Condensed" w:eastAsia="Barlow Semi Condensed" w:hAnsi="Barlow Semi Condensed"/>
+          <w:sz w:val="24"/>
+          <w:szCs w:val="24"/>
+        </w:rPr>
+        <w:t xml:space="preserve">Questo capitolo raccoglie il maggior numero di Stati Zero, che vanno dichiarati come acquisizioni di pieno valore. Sul contatto diretto fra Moro e i tre ministri degli Esteri spagnoli — Gregorio López Bravo (ottobre 1969-giugno 1973), Laureano López Rodó (giugno 1973-gennaio 1974) Wikipedia (https://en.wikipedia.org/wiki/Laureano_L%C3%B3pez_Rod%C3%B3) e Pedro Cortina Mauri (gennaio 1974-dicembre 1975) — la ricerca non ha reperito alcuna fonte primaria (archivistica, atto parlamentare o memoriale) che attesti un incontro bilaterale, una corrispondenza o una presa di posizione reciproca personale. Si dichiara pertanto Stato Zero per il contatto diretto documentato. La verifica va condotta presso l'Archivio storico-diplomatico della Farnesina e presso l'Archivo General de la Administración di Alcalá de Henares (fondi del Ministerio de Asuntos Exteriores fino al 1985 circa).</w:t>
+      </w:r>
+    </w:p>
+    <w:p>
+      <w:pPr>
+        <w:spacing w:after="120" w:line="276"/>
+        <w:jc w:val="both"/>
+      </w:pPr>
+      <w:r>
+        <w:rPr>
+          <w:rFonts w:ascii="Barlow Semi Condensed" w:cs="Barlow Semi Condensed" w:eastAsia="Barlow Semi Condensed" w:hAnsi="Barlow Semi Condensed"/>
+          <w:sz w:val="24"/>
+          <w:szCs w:val="24"/>
+        </w:rPr>
+        <w:t xml:space="preserve">L'assenza è coerente con il contesto documentato dal saggio peer-reviewed di Guido Levi (Spagna contemporanea, 2016): l'Italia mantenne verso la Spagna franchista un profilo di deliberata freddezza, con «avversione ideologica verso il regime di Franco». Levi segnala anche il limite archivistico decisivo: «essendo non consultabili negli anni presi in esame i fondi conservati presso il ministero degli Affari Esteri», la storiografia esistente non ha ancora potuto sfruttare pienamente i documenti italiani. Va distinto: l'assenza di riscontro non è prova di assenza del fatto; è assenza di documentazione reperibile allo stato.</w:t>
+      </w:r>
+    </w:p>
+    <w:p>
+      <w:pPr>
+        <w:spacing w:after="120" w:line="276"/>
+        <w:jc w:val="both"/>
+      </w:pPr>
+      <w:r>
+        <w:rPr>
+          <w:rFonts w:ascii="Barlow Semi Condensed" w:cs="Barlow Semi Condensed" w:eastAsia="Barlow Semi Condensed" w:hAnsi="Barlow Semi Condensed"/>
+          <w:sz w:val="24"/>
+          <w:szCs w:val="24"/>
+        </w:rPr>
+        <w:t xml:space="preserve">Sull'identità del funzionario italiano che nella primavera del 1970 oppose il rifiuto al patto mediterraneo, il documento CIA del 22 maggio 1970 attesta: «The idea is likely to remain a French-Spanish project, for an Italian official has already said his country would not be interested». cia (https://www.cia.gov/readingroom/print/1921790) Il documento NON identifica per nome il funzionario, usando la formula generica «an Italian official». Qualsiasi identificazione con Moro è dunque un'inferenza non supportata dal documento e va qualificata come tale: il termine «official» è indeterminato e può indicare un diplomatico o funzionario di rango non ministeriale. Immediatamente prima, il documento riporta che «Lopez Bravo told Secretary Rogers last month that he had discussed with the French how such a pact arrangement might be achieved, but that Spain would act with the full understanding and support of the United States».</w:t>
+      </w:r>
+    </w:p>
+    <w:p>
+      <w:pPr>
+        <w:spacing w:after="120" w:line="276"/>
+        <w:jc w:val="both"/>
+      </w:pPr>
+      <w:r>
+        <w:rPr>
+          <w:rFonts w:ascii="Barlow Semi Condensed" w:cs="Barlow Semi Condensed" w:eastAsia="Barlow Semi Condensed" w:hAnsi="Barlow Semi Condensed"/>
+          <w:sz w:val="24"/>
+          <w:szCs w:val="24"/>
+        </w:rPr>
+        <w:t xml:space="preserve">Sulla posizione spagnola in materia di CSCE il medesimo documento CIA attesta che la Spagna aveva accettato in linea di principio la proposta del Patto di Varsavia per una conferenza sulla sicurezza europea e ne sollecitava una data prima di settembre, «a stand that goes beyond the more cautious NATO position»: cia (https://www.cia.gov/readingroom/print/1921790) la posizione spagnola era dunque, nel maggio 1970, più avanzata di quella NATO. Il documento non descrive la posizione italiana specifica; il confronto puntuale Italia-Spagna sulla CSCE resta uno Stato Zero da colmare sui documenti diplomatici italiani. Sulla posizione italiana circa l'ingresso della Spagna nella NATO, va ricordato (fonte enciclopedica) che l'adesione spagnola all'Alleanza avvenne solo nel 1982, Wikipedia (https://es.wikipedia.org/wiki/Relaciones_OTAN-Espa%C3%B1a) ben oltre l'orizzonte del ministero Moro; nessun ruolo diretto di Moro è attestato.</w:t>
+      </w:r>
+    </w:p>
+    <w:p>
+      <w:pPr>
+        <w:spacing w:after="120" w:line="276"/>
+        <w:jc w:val="both"/>
+      </w:pPr>
+      <w:r>
+        <w:rPr>
+          <w:rFonts w:ascii="Barlow Semi Condensed" w:cs="Barlow Semi Condensed" w:eastAsia="Barlow Semi Condensed" w:hAnsi="Barlow Semi Condensed"/>
+          <w:sz w:val="24"/>
+          <w:szCs w:val="24"/>
+        </w:rPr>
+        <w:t xml:space="preserve">Sulla reazione spagnola al sequestro Moro del 1978 va rilevato un errore di premessa storiografica: nel 1978 la Spagna non era più franchista (Franco morì il 20 novembre 1975) ma in piena Transizione democratica sotto il governo di Adolfo Suárez. La ricerca non ha reperito una presa di posizione ufficiale del governo spagnolo sul sequestro; la stampa (El Español) opera parallelismi fra la strategia conciliativa di Moro e quella di Suárez. Questo resta uno Stato Zero da colmare presso le emeroteche spagnole (ABC, El País, La Vanguardia, marzo-maggio 1978).</w:t>
+      </w:r>
+    </w:p>
+    <w:p>
+      <w:pPr>
+        <w:pStyle w:val="Heading2"/>
+        <w:spacing w:after="100" w:before="200"/>
+      </w:pPr>
+      <w:r>
+        <w:rPr>
+          <w:rFonts w:ascii="Barlow Semi Condensed" w:cs="Barlow Semi Condensed" w:eastAsia="Barlow Semi Condensed" w:hAnsi="Barlow Semi Condensed"/>
+          <w:sz w:val="24"/>
+          <w:szCs w:val="24"/>
+        </w:rPr>
+        <w:t xml:space="preserve">Capitolo 12 — Il versante vaticano come terzo termine</w:t>
+      </w:r>
+    </w:p>
+    <w:p>
+      <w:pPr>
+        <w:spacing w:after="120" w:line="276"/>
+        <w:jc w:val="both"/>
+      </w:pPr>
+      <w:r>
+        <w:rPr>
+          <w:rFonts w:ascii="Barlow Semi Condensed" w:cs="Barlow Semi Condensed" w:eastAsia="Barlow Semi Condensed" w:hAnsi="Barlow Semi Condensed"/>
+          <w:sz w:val="24"/>
+          <w:szCs w:val="24"/>
+        </w:rPr>
+        <w:t xml:space="preserve">Il versante vaticano fornisce la triangolazione più solida sul piano documentale. È accertato (fonti: L'Osservatore Romano; Vatican News; Treccani, voce Casaroli) che la Santa Sede partecipò alla CSCE come membro a pieno titolo, «era la prima volta, dopo il Congresso di Vienna del 1815, che la Santa Sede partecipava come full member in un congresso di Stati» Vatican News (https://www.vaticannews.va/it/mondo/news/2022-04/conferenza-helsinki-1975-europa-guerra-fredda-eredita-pace.html) (parole del cardinale Achille Silvestrini). Paolo VI annunciò il 22 giugno 1973 la partecipazione di una delegazione vaticana guidata da monsignor Agostino Casaroli. L'Osservatore Romano (https://www.osservatoreromano.va/it/news/2023-02/quo-045/si-vis-pacem-para-pacem.html) Il contributo vaticano fu decisivo per il settimo principio dell'Atto finale, relativo alla libertà religiosa: come attesta la voce Treccani su Casaroli, «con il riconoscimento della libertà religiosa sancito nel 7° principio dell'Atto finale» la Santa Sede conseguì «un'importante formale legittimazione alle richieste della Chiesa nei negoziati bilaterali con i singoli governi». Treccani (https://www.treccani.it/enciclopedia/agostino-casaroli_%28Dizionario-Biografico%29/) La proposta sulla libertà religiosa del 7 marzo 1973 è correttamente collocata nella fase preparatoria; l'Ostpolitik di Casaroli e Silvestrini è il quadro entro cui si mosse la diplomazia vaticana.</w:t>
+      </w:r>
+    </w:p>
+    <w:p>
+      <w:pPr>
+        <w:spacing w:after="120" w:line="276"/>
+        <w:jc w:val="both"/>
+      </w:pPr>
+      <w:r>
+        <w:rPr>
+          <w:rFonts w:ascii="Barlow Semi Condensed" w:cs="Barlow Semi Condensed" w:eastAsia="Barlow Semi Condensed" w:hAnsi="Barlow Semi Condensed"/>
+          <w:sz w:val="24"/>
+          <w:szCs w:val="24"/>
+        </w:rPr>
+        <w:t xml:space="preserve">Sul versante spagnolo il terzo termine vaticano assume rilievo attraverso due nodi documentati. Il primo è l'udienza del 12 gennaio 1973 di López Bravo presso Paolo VI: il ministro spagnolo, membro dell'Opus Dei, si recò dal Papa per consegnargli una lettera di Franco in mezzo a uno scambio di corrispondenza sulle relazioni Chiesa-Stato, sulla revisione del Concordato e sulla questione delle nomine episcopali. El Confidencial Digital (https://www.elconfidencialdigital.com/religion/articulo/de-libros/gregorio-lopez-bravo-miembro-opus-dei-servicio-progreso-espana/20241007004039050434.html) Secondo il cardinale Tarancón, Paolo VI disse che era stata «una delle interviste più amare della sua vita» El Confidencial Digital (https://www.elconfidencialdigital.com/religion/articulo/de-libros/gregorio-lopez-bravo-miembro-opus-dei-servicio-progreso-espana/20241007004039050434.html) (fonte: El Confidencial Digital, recensione della biografia Pérez Gómez, che pubblica la nota redatta da López Bravo in aereo subito dopo il colloquio). Il secondo nodo è il concordato spagnolo del 27 agosto 1953 e il privilegio di presentazione dei vescovi: è accertato (fonti: Wikipedia in spagnolo; studio di Antonio Marquina, UCM) che il Concordato attribuì a Franco «el derecho de presentación» dei vescovi. Con lettera del 28 aprile 1968 Paolo VI chiese a Franco di rinunciare al privilegio «antes de una posible revisión del Concordato»; Franco rispose il 12 giugno 1968 rifiutando, sostenendo che il diritto «fue modificado en su esencia por el convenio de 1941». Il privilegio fu abolito soltanto con la convenzione tra il governo spagnolo e la Santa Sede del 28 luglio 1976, dopo la morte di Franco, quando Juan Carlos I vi rinunciò. Il caso Añoveros del 24 febbraio 1974 — l'omelia del vescovo di Bilbao a favore dell'identità basca, che provocò la più grave crisi Chiesa-Stato del tardofranchismo, con l'ordine di espulsione poi ritirato per intervento di Franco stesso e con il sostegno di Paolo VI a Tarancón e Añoveros Wikipedia (https://es.wikipedia.org/wiki/Caso_A%C3%B1overos) (fonti: Wikipedia in spagnolo; Religión Digital) — illustra la simultaneità di reazione, non un nesso diretto con Moro.</w:t>
+      </w:r>
+    </w:p>
+    <w:p>
+      <w:pPr>
+        <w:spacing w:after="120" w:line="276"/>
+        <w:jc w:val="both"/>
+      </w:pPr>
+      <w:r>
+        <w:rPr>
+          <w:rFonts w:ascii="Barlow Semi Condensed" w:cs="Barlow Semi Condensed" w:eastAsia="Barlow Semi Condensed" w:hAnsi="Barlow Semi Condensed"/>
+          <w:sz w:val="24"/>
+          <w:szCs w:val="24"/>
+        </w:rPr>
+        <w:t xml:space="preserve">L'iter della revisione del Concordato lateranense dal 1969 al 1984, richiamato dal quesito, non ha trovato documentazione puntuale nel perimetro reperito e costituisce uno Stato Zero da colmare presso le fonti vaticane e presso gli atti parlamentari italiani. Va tenuta ferma la distinzione metodologica: la comunanza di ambiente istituzionale (cattolico, dell'Ostpolitik, della CSCE) fra Moro, la Santa Sede e i ministri spagnoli dell'Opus Dei è una convergenza di ambiente, non un nesso di condotta coordinata; e il canale del cardinale Sergio Pignedoli nel sequestro Sossi (aprile-maggio 1974), attestato dalla Treccani, riguarda il rapporto Stato-Vaticano in materia di terrorismo, non la triangolazione spagnola.</w:t>
+      </w:r>
+    </w:p>
+    <w:p>
+      <w:pPr>
+        <w:pStyle w:val="Heading2"/>
+        <w:spacing w:after="100" w:before="200"/>
+      </w:pPr>
+      <w:r>
+        <w:rPr>
+          <w:rFonts w:ascii="Barlow Semi Condensed" w:cs="Barlow Semi Condensed" w:eastAsia="Barlow Semi Condensed" w:hAnsi="Barlow Semi Condensed"/>
+          <w:sz w:val="24"/>
+          <w:szCs w:val="24"/>
+        </w:rPr>
+        <w:t xml:space="preserve">Tavola discorsiva delle acquisizioni documentali necessarie e non conseguite</w:t>
+      </w:r>
+    </w:p>
+    <w:p>
+      <w:pPr>
+        <w:spacing w:after="120" w:line="276"/>
+        <w:jc w:val="both"/>
+      </w:pPr>
+      <w:r>
+        <w:rPr>
+          <w:rFonts w:ascii="Barlow Semi Condensed" w:cs="Barlow Semi Condensed" w:eastAsia="Barlow Semi Condensed" w:hAnsi="Barlow Semi Condensed"/>
+          <w:sz w:val="24"/>
+          <w:szCs w:val="24"/>
+        </w:rPr>
+        <w:t xml:space="preserve">Ordinate per rendimento atteso decrescente, le acquisizioni non conseguite sono le seguenti. In primo luogo, l'eventuale documentazione di contatti diretti fra Moro e i ministri degli Esteri spagnoli (López Bravo, López Rodó, Cortina Mauri): rendimento potenziale altissimo perché scioglierebbe il nodo centrale della triangolazione; sede: Archivio storico-diplomatico della Farnesina (serie affari politici, Spagna, 1969-1974, soggetta alla barriera dei cinquant'anni con verifica caso per caso dei faldoni) e Archivo General de la Administración di Alcalá de Henares; condizione di chiusura: apertura e riordino dei fondi MAE italiani per il periodo, oggi non pienamente consultabili secondo Levi. In secondo luogo, le repliche di Moro sui bilanci esteri 1970-1974 con numero di seduta e data: rendimento alto per la ricostruzione della posizione ufficiale; sede: resoconti stenografici Camera e vol. II dei «Discorsi parlamentari»; condizione: spoglio sistematico dei resoconti. In terzo luogo, il telegramma di Moro da Tunisi del 6 settembre 1970 e i telegrammi cinesi del 28 novembre 1970 e 5472/0 del 29 dicembre 1972: rendimento medio-alto; sede: Farnesina ed Edizione Nazionale (aldomorodigitale.unibo.it). In quarto luogo, il confronto puntuale Italia-Spagna sulla CSCE e la posizione italiana nel Nuclear Planning Group e nelle riunioni ministeriali NATO 1969-1974: rendimento medio; sede: DDI, NATO Archives Online, FRUS. In quinto luogo, la reazione spagnola al sequestro Moro del 1978: rendimento medio, con l'avvertenza dell'anacronismo «franchista»; sede: emeroteche spagnole (ABC, El País, La Vanguardia). In sesto luogo, l'iter della revisione del Concordato lateranense 1969-1984 e gli interventi di Moro all'Assemblea generale ONU: rendimento medio-basso per la specificità del mandato Moro; sede: fonti vaticane, atti parlamentari, atti ONU. Infine, la verifica dell'«operazione Hilton» del 1971: rendimento incerto, tesi allo stato non sostenuta da fonti primarie; sede: Farnesina e archivi ENI.</w:t>
+      </w:r>
+    </w:p>
+    <w:p>
+      <w:pPr>
+        <w:pBdr>
+          <w:bottom w:val="single" w:color="999999" w:sz="6" w:space="1"/>
+        </w:pBdr>
+        <w:spacing w:after="80"/>
+      </w:pPr>
+    </w:p>
+    <w:p>
+      <w:pPr>
+        <w:pStyle w:val="Heading2"/>
+        <w:spacing w:after="100" w:before="200"/>
+      </w:pPr>
+      <w:r>
+        <w:rPr>
+          <w:rFonts w:ascii="Barlow Semi Condensed" w:cs="Barlow Semi Condensed" w:eastAsia="Barlow Semi Condensed" w:hAnsi="Barlow Semi Condensed"/>
+          <w:sz w:val="24"/>
+          <w:szCs w:val="24"/>
+        </w:rPr>
+        <w:t xml:space="preserve">Nota di sintesi metodologica per il committente</w:t>
+      </w:r>
+    </w:p>
+    <w:p>
+      <w:pPr>
+        <w:spacing w:after="120" w:line="276"/>
+        <w:jc w:val="both"/>
+      </w:pPr>
+      <w:r>
+        <w:rPr>
+          <w:rFonts w:ascii="Barlow Semi Condensed" w:cs="Barlow Semi Condensed" w:eastAsia="Barlow Semi Condensed" w:hAnsi="Barlow Semi Condensed"/>
+          <w:sz w:val="24"/>
+          <w:szCs w:val="24"/>
+        </w:rPr>
+        <w:t xml:space="preserve">Questa ricognizione conferma e approfondisce, senza ripeterlo, lo stato delle tre ricognizioni precedenti. I dossier meglio serviti da fonti primarie e storiografia peer-reviewed — e dunque idonei a capitoli di piena ampiezza — sono il Medio Oriente (Cap. 3, con la collana Cacucci/Besa di Imperato-Milano-Monzali), la CSCE (Cap. 4, volume Baldi-Monzali e memorie Ferraris), la Cina (Cap. 7, con lo studio Olla Brundu e il volume documentale Rubbettino), il TNP (Cap. 6, con Nuti), la Comunità europea (Cap. 8, con Guasconi e Levi), l'Opus Dei come soggetto storico spagnolo (Cap. 10, con il documento CIA, Mackenzie e Barrera) e il versante vaticano (Cap. 12). I dossier più poveri, che è preferibile mantenere brevi dichiarandone lo Stato Zero, sono la NATO (Cap. 5) e — decisivo per la tesi complessiva — la triangolazione diretta Moro-ministri spagnoli (Cap. 11), che resta non documentata e va onestamente presentata come tale.</w:t>
+      </w:r>
+    </w:p>
+    <w:p>
+      <w:pPr>
+        <w:spacing w:after="120" w:line="276"/>
+        <w:jc w:val="both"/>
+      </w:pPr>
+      <w:r>
+        <w:rPr>
+          <w:rFonts w:ascii="Barlow Semi Condensed" w:cs="Barlow Semi Condensed" w:eastAsia="Barlow Semi Condensed" w:hAnsi="Barlow Semi Condensed"/>
+          <w:sz w:val="24"/>
+          <w:szCs w:val="24"/>
+        </w:rPr>
+        <w:t xml:space="preserve">Il punto epistemologicamente più delicato è quello della frase CIA sul «funzionario italiano»: il documento è autentico e citabile, ma la sua formulazione è deliberatamente anonima. Attribuirla a Moro sarebbe una sovra-interpretazione. Allo stesso modo, l'appartenenza all'Opus Dei di López Bravo e López Rodó è un fatto pubblico documentato, ma non costituisce di per sé prova di una condotta coordinata dell'ente né di un nesso con Moro. La contemporaneità cronologica dei fatti italiani e spagnoli (accordo CEE-Spagna 1970, caso MATESA, caso Añoveros 1974) va classificata come mera contemporaneità o, al più, comunanza di ambiente istituzionale cattolico, non come convergenza di obiettivo documentata.</w:t>
+      </w:r>
+    </w:p>
+    <w:p>
+      <w:r>
+        <w:br w:type="page"/>
+      </w:r>
+    </w:p>
+    <w:p>
+      <w:pPr>
+        <w:pStyle w:val="Heading1"/>
+        <w:spacing w:after="120" w:before="240"/>
+      </w:pPr>
+      <w:r>
+        <w:rPr>
+          <w:rFonts w:ascii="Barlow Semi Condensed" w:cs="Barlow Semi Condensed" w:eastAsia="Barlow Semi Condensed" w:hAnsi="Barlow Semi Condensed"/>
+          <w:sz w:val="24"/>
+          <w:szCs w:val="24"/>
+        </w:rPr>
+        <w:t xml:space="preserve">Parte VIII — La Santa Sede e le due Germanie (Oder-Neisse)</w:t>
+      </w:r>
+    </w:p>
+    <w:p>
+      <w:pPr>
+        <w:pStyle w:val="Heading1"/>
+        <w:spacing w:after="120" w:before="240"/>
+      </w:pPr>
+      <w:r>
+        <w:rPr>
+          <w:rFonts w:ascii="Barlow Semi Condensed" w:cs="Barlow Semi Condensed" w:eastAsia="Barlow Semi Condensed" w:hAnsi="Barlow Semi Condensed"/>
+          <w:sz w:val="24"/>
+          <w:szCs w:val="24"/>
+        </w:rPr>
+        <w:t xml:space="preserve">Aldo Moro ministro degli Esteri, la Santa Sede e le due Germanie: ricognizione storiografica e archivistica, con l'accertamento della sequenza Oder-Neisse</w:t>
+      </w:r>
+    </w:p>
+    <w:p>
+      <w:pPr>
+        <w:pStyle w:val="Heading2"/>
+        <w:spacing w:after="100" w:before="200"/>
+      </w:pPr>
+      <w:r>
+        <w:rPr>
+          <w:rFonts w:ascii="Barlow Semi Condensed" w:cs="Barlow Semi Condensed" w:eastAsia="Barlow Semi Condensed" w:hAnsi="Barlow Semi Condensed"/>
+          <w:sz w:val="24"/>
+          <w:szCs w:val="24"/>
+        </w:rPr>
+        <w:t xml:space="preserve">Capitolo I — Premessa metodologica e accertamento della sequenza prioritaria</w:t>
+      </w:r>
+    </w:p>
+    <w:p>
+      <w:pPr>
+        <w:spacing w:after="120" w:line="276"/>
+        <w:jc w:val="both"/>
+      </w:pPr>
+      <w:r>
+        <w:rPr>
+          <w:rFonts w:ascii="Barlow Semi Condensed" w:cs="Barlow Semi Condensed" w:eastAsia="Barlow Semi Condensed" w:hAnsi="Barlow Semi Condensed"/>
+          <w:sz w:val="24"/>
+          <w:szCs w:val="24"/>
+        </w:rPr>
+        <w:t xml:space="preserve">Questa ricognizione muove dall'obiettivo prioritario fissato dal committente: stabilire se e in che misura la Santa Sede abbia atteso la ratifica del Trattato di Varsavia prima di ridisegnare le diocesi a oriente della linea Oder-Neisse. La conclusione, che il presente capitolo anticipa e che i capitoli seguenti documentano anello per anello, è la seguente: la successione temporale è accertata con precisione documentale, e per essa esiste inoltre — a differenza di quanto la prudenza metodologica avrebbe potuto far temere — una documentazione che ne attesta il nesso, non soltanto la prossimità. La sequenza è questa: il Trattato di Varsavia fra Repubblica Federale di Germania e Repubblica Popolare di Polonia fu firmato il 7 dicembre 1970; fu ratificato dal Bundestag il 17 maggio 1972; entrò in vigore con lo scambio degli strumenti di ratifica il 3 giugno 1972; e il 28 giugno 1972 Paolo VI emanò le costituzioni apostoliche con cui erigeva diocesi permanenti nei territori occidentali e settentrionali della Polonia. Fra l'entrata in vigore del trattato e l'atto pontificio corrono venticinque giorni.</w:t>
+      </w:r>
+    </w:p>
+    <w:p>
+      <w:pPr>
+        <w:spacing w:after="120" w:line="276"/>
+        <w:jc w:val="both"/>
+      </w:pPr>
+      <w:r>
+        <w:rPr>
+          <w:rFonts w:ascii="Barlow Semi Condensed" w:cs="Barlow Semi Condensed" w:eastAsia="Barlow Semi Condensed" w:hAnsi="Barlow Semi Condensed"/>
+          <w:sz w:val="24"/>
+          <w:szCs w:val="24"/>
+        </w:rPr>
+        <w:t xml:space="preserve">Il requisito metodologico più stringente imposto dal committente è di non trattare la contemporaneità come prova di un nesso. Qui il nesso è però attestato da fonte terza e qualificata. Lo storico Karl-Joseph Hummel, allora direttore della Forschungsstelle della Kommission für Zeitgeschichte di Bonn, nel saggio pubblicato nella rivista OST-WEST Europäische Perspektiven (fascicolo 4 del 2005) documenta due elementi decisivi: primo, che la Santa Sede aveva mantenuto per anni la consuetudine dichiarata di non mutare lo status delle diocesi prima di un trattato di pace, principio che il cardinale Julius Döpfner, presidente della Conferenza episcopale tedesca, aveva riferito al governo di Bonn dopo consultazione a Roma («man halte in Rom entschieden an der bekannten Gepflogenheit fest, vor einem Friedensvertrag nichts an dem Status von Bistümern zu ändern»); secondo, che la comunicazione vaticana del 28 giugno 1972 sulla riorganizzazione dei territori a oriente dell'Oder e della Neisse «si riferì espressamente al trattato tedesco-polacco» («hat sich ausdrücklich auf den deutsch-polnischen Vertrag bezogen») e che Roma reagì «entro tre settimane» («binnen drei Wochen») dalla ratifica. Occorre tuttavia distinguere con rigore ciò che il documento pontificio attesta da ciò che se ne inferisce: il testo delle due costituzioni apostoliche adduce come motivazione una ragione pastorale («ad aptius propiusque christianum populum regendum») e l'accoglimento della richiesta dell'episcopato polacco, Vatican (https://www.vatican.va/content/paul-vi/la/apost_constitutions/documents/hf_p-vi_apc_19720628_vratislaviensis.html) e non contiene una frase che dichiari «abbiamo atteso il trattato»; è la comunicazione di accompagnamento del 28 giugno, secondo Hummel, e non la bolla in sé, a rendere esplicito il legame con il trattato. La sequenza dunque è confermata come accertamento; il nesso causale è documentato da fonte storiografica peer-reviewed e dalla comunicazione ufficiale vaticana, mentre il testo canonico si tiene sul piano pastorale, con una cautela che i capitoli V e VI illustrano come deliberata.</w:t>
+      </w:r>
+    </w:p>
+    <w:p>
+      <w:pPr>
+        <w:pStyle w:val="Heading2"/>
+        <w:spacing w:after="100" w:before="200"/>
+      </w:pPr>
+      <w:r>
+        <w:rPr>
+          <w:rFonts w:ascii="Barlow Semi Condensed" w:cs="Barlow Semi Condensed" w:eastAsia="Barlow Semi Condensed" w:hAnsi="Barlow Semi Condensed"/>
+          <w:sz w:val="24"/>
+          <w:szCs w:val="24"/>
+        </w:rPr>
+        <w:t xml:space="preserve">Capitolo II — Il retroterra ecclesiastico dal 1933 al 1965: la provvisorietà, Pio XII e Giovanni XXIII</w:t>
+      </w:r>
+    </w:p>
+    <w:p>
+      <w:pPr>
+        <w:spacing w:after="120" w:line="276"/>
+        <w:jc w:val="both"/>
+      </w:pPr>
+      <w:r>
+        <w:rPr>
+          <w:rFonts w:ascii="Barlow Semi Condensed" w:cs="Barlow Semi Condensed" w:eastAsia="Barlow Semi Condensed" w:hAnsi="Barlow Semi Condensed"/>
+          <w:sz w:val="24"/>
+          <w:szCs w:val="24"/>
+        </w:rPr>
+        <w:t xml:space="preserve">La questione dei territori orientali tedeschi passati alla Polonia dopo il 1945 ha una radice geografico-ecclesiastica precisa. Le diocesi di Breslavia (Wrocław), dell'Ermland (Warmia), di Danzica (Gdańsk), di Schneidemühl (Piła, una prelatura) e la prelatura di Kamień-Lubusz-Piła rimasero nominalmente tedesche nella geografia ecclesiastica anche dopo che i territori in cui insistevano furono posti sotto amministrazione polacca in seguito alla Conferenza di Potsdam. La ragione di questa discrasia fu il principio, tenuto fermo dalla Santa Sede sotto Pio XII e ribadito sotto Giovanni XXIII, secondo cui l'assetto territoriale uscito dalla guerra era provvisorio in attesa di un trattato di pace che regolasse definitivamente i confini; e finché quel trattato mancava, la Santa Sede non poteva mutare in via permanente la titolarità delle sedi.</w:t>
+      </w:r>
+    </w:p>
+    <w:p>
+      <w:pPr>
+        <w:spacing w:after="120" w:line="276"/>
+        <w:jc w:val="both"/>
+      </w:pPr>
+      <w:r>
+        <w:rPr>
+          <w:rFonts w:ascii="Barlow Semi Condensed" w:cs="Barlow Semi Condensed" w:eastAsia="Barlow Semi Condensed" w:hAnsi="Barlow Semi Condensed"/>
+          <w:sz w:val="24"/>
+          <w:szCs w:val="24"/>
+        </w:rPr>
+        <w:t xml:space="preserve">La documentazione storiografica sul punto è solida. Lo studioso Michał Białkowski, in un saggio pubblicato nella rivista Zapiski Historyczne (vol. LXXXII, 2017, fascicolo 3), ricostruisce che il 15 agosto 1945 il cardinale August Hlond, primate di Polonia, usando facoltà straordinarie ricevute da Pio XII, istituì cinque amministrazioni apostoliche — non diocesi — nei territori: Danzica-Chełmno (con Andrzej Wronka), Warmia-Olsztyn (Teodor Bensch), Opole (Bolesław Kominek), Breslavia (Karol Milik) e Gorzów (Edmund Nowicki). zapiskihistoryczne (https://www.zapiskihistoryczne.pl/files/issues/3eec121a6dde7c3b4e34b1c06bd7524a_ZH_2017_3_07_ENG_Bialkowski_N.pdf) La scelta della forma dell'amministrazione apostolica, provvisoria per natura canonica, fu deliberata proprio perché il confine non era ancora definito. Białkowski documenta inoltre che il termine tecnico impiegato per descrivere quell'assetto fu «provvisorietà» (tymczasowość) e che perfino il comunicato governativo comunista del 27 gennaio 1951 parlò di «liquidazione dello stato di provvisorietà» nell'amministrazione ecclesiastica dei territori occidentali. zapiskihistoryczne (https://www.zapiskihistoryczne.pl/files/issues/3eec121a6dde7c3b4e34b1c06bd7524a_ZH_2017_3_07_ENG_Bialkowski_N.pdf) La provvisorietà attraversò il pontificato di Giovanni XXIII e i lavori del Concilio Vaticano II (1962-1965) senza mutamenti di sostanza, zapiskihistoryczne (https://www.zapiskihistoryczne.pl/files/issues/3eec121a6dde7c3b4e34b1c06bd7524a_ZH_2017_3_07_ENG_Bialkowski_N.pdf) restando in piedi fino al 1972.</w:t>
+      </w:r>
+    </w:p>
+    <w:p>
+      <w:pPr>
+        <w:spacing w:after="120" w:line="276"/>
+        <w:jc w:val="both"/>
+      </w:pPr>
+      <w:r>
+        <w:rPr>
+          <w:rFonts w:ascii="Barlow Semi Condensed" w:cs="Barlow Semi Condensed" w:eastAsia="Barlow Semi Condensed" w:hAnsi="Barlow Semi Condensed"/>
+          <w:sz w:val="24"/>
+          <w:szCs w:val="24"/>
+        </w:rPr>
+        <w:t xml:space="preserve">Sul retroterra ulteriore risalente al 1933 — la nunziatura di Pacelli a Berlino, la germanofilia attribuita a Pio XII da parte della storiografia (così Czesław Madajczyk, citato nel saggio di Zofia Waszkiewicz sulla politica del Vaticano verso la Polonia), il rapporto fra Santa Sede e questione polacca durante la guerra — la documentazione è ampia ma esula in parte dall'obiettivo prioritario; se ne dà conto qui in forma sintetica perché il committente ne chiede il retroterra dal 1933, mentre il nucleo documentale è trattato al capitolo X a proposito del Reichskonkordat. Va segnalato per onestà metodologica che gli atti di governo della Santa Sede relativi ai pontificati posteriori all'ottobre 1958 non sono consultabili in Archivio Apostolico Vaticano, sicché la ricostruzione della posizione di Giovanni XXIII e di Paolo VI si fonda necessariamente su fonti edite, storiografia e fonti ufficiali dell'istituzione, non su carte d'archivio primarie desecretate.</w:t>
+      </w:r>
+    </w:p>
+    <w:p>
+      <w:pPr>
+        <w:pStyle w:val="Heading2"/>
+        <w:spacing w:after="100" w:before="200"/>
+      </w:pPr>
+      <w:r>
+        <w:rPr>
+          <w:rFonts w:ascii="Barlow Semi Condensed" w:cs="Barlow Semi Condensed" w:eastAsia="Barlow Semi Condensed" w:hAnsi="Barlow Semi Condensed"/>
+          <w:sz w:val="24"/>
+          <w:szCs w:val="24"/>
+        </w:rPr>
+        <w:t xml:space="preserve">Capitolo III — Lo scambio di lettere fra i vescovi polacchi e tedeschi del novembre 1965</w:t>
+      </w:r>
+    </w:p>
+    <w:p>
+      <w:pPr>
+        <w:spacing w:after="120" w:line="276"/>
+        <w:jc w:val="both"/>
+      </w:pPr>
+      <w:r>
+        <w:rPr>
+          <w:rFonts w:ascii="Barlow Semi Condensed" w:cs="Barlow Semi Condensed" w:eastAsia="Barlow Semi Condensed" w:hAnsi="Barlow Semi Condensed"/>
+          <w:sz w:val="24"/>
+          <w:szCs w:val="24"/>
+        </w:rPr>
+        <w:t xml:space="preserve">Anello essenziale della sequenza è lo scambio epistolare fra gli episcopati polacco e tedesco nel novembre-dicembre 1965, ai margini dell'ultima sessione del Concilio Vaticano II. Il 18 novembre 1965 i vescovi polacchi inviarono ai confratelli tedeschi un messaggio che conteneva la frase divenuta emblematica: «Vi tendiamo le nostre mani accordando perdono e chiedendo perdono» uni-oldenburg (https://ome-lexikon.uni-oldenburg.de/begriffe/briefwechsel-der-polnischen-und-deutschen-bischoefe) («Przebaczamy i prosimy o przebaczenie»). Il documento, di dodici pagine, ripercorreva la storia millenaria del cristianesimo polacco e le difficili relazioni con il popolo tedesco, con esplicito riferimento all'incertezza determinata dalla provvisorietà dei confini post-bellici sull'Oder-Neisse. SettimanaNews (https://www.settimananews.it/vescovi/guerra-fragile-memoria/) Le fonti ecclesiastiche italiane e polacche (l'agenzia SIR, Vatican News, l'agenzia ZENIT, l'Istituto della Memoria Nazionale polacca) concordano nell'attribuire la paternità del testo all'arcivescovo di Breslavia Bolesław Kominek, con il concorso di Wincenty Urban, del gruppo dell'Istituto storico polacco di Roma e di gesuiti della Radio Vaticana; il messaggio fu approvato il 18 novembre 1965 dal primate SettimanaNews (https://www.settimananews.it/chiesa/polonia-il-primate-del-millennio/) Stefan Wyszyński, da Karol Wojtyła e dagli altri vescovi polacchi presenti al Concilio.</w:t>
+      </w:r>
+    </w:p>
+    <w:p>
+      <w:pPr>
+        <w:spacing w:after="120" w:line="276"/>
+        <w:jc w:val="both"/>
+      </w:pPr>
+      <w:r>
+        <w:rPr>
+          <w:rFonts w:ascii="Barlow Semi Condensed" w:cs="Barlow Semi Condensed" w:eastAsia="Barlow Semi Condensed" w:hAnsi="Barlow Semi Condensed"/>
+          <w:sz w:val="24"/>
+          <w:szCs w:val="24"/>
+        </w:rPr>
+        <w:t xml:space="preserve">La risposta tedesca reca la data del 5 dicembre 1965 («Saluto dei vescovi tedeschi ai fratelli polacchi»): essa esprimeva gratitudine e chiedeva a sua volta perdono, ma non accettava le perdite territoriali della Germania a favore della Polonia come esito della seconda guerra mondiale. Zenit (https://it.zenit.org/2015/10/26/un-messaggio-che-fu-un-atto-di-coraggio-dell-episcopato-polacco/) Questo è il punto documentale che il committente chiede di verificare quanto a perdono e confini: sul perdono vi fu reciprocità, con la nota espressione tedesca dell'auspicio «che mai più lo spirito malvagio dell'odio separi le nostre mani»; sui confini la risposta tedesca rimase su una riserva. La delusione polacca è attestata da una fonte diretta di protagonista: in una lettera del 1970 al cardinale Döpfner, il primate Wyszyński scrisse che «la nostra mano, tesa con tanta cordialità, è stata accolta non senza riserve». Il messaggio polacco ebbe precedenti e seguiti nel mondo protestante e laico tedesco: il memorandum delle Chiese evangeliche tedesche del 1965 (la cosiddetta Ostdenkschrift dell'EKD) auspicava un accordo e il riconoscimento dei confini, SettimanaNews (https://www.settimananews.it/chiesa/polonia-il-primate-del-millennio/) e successivamente il Memorandum del Bensberger Kreis, pubblicato il 3 marzo 1968 e sottoscritto da un gruppo di circa 160-180 cattolici critici tedeschi (come attesta DOMRADIO.DE nel servizio di Anselm Verbeek del 3 marzo 2018: «Am 3. März 1968 [...] veröffentlichte der sogenannte Bensberger Kreis sein Memorandum deutscher Katholiken zu den polnisch-deutschen Fragen»), chiese il riconoscimento dei confini post-bellici. Questi documenti attestano che, sul versante ecclesiale, il terreno del riconoscimento fu preparato ben prima dell'atto politico del 1970 e dell'atto canonico del 1972, senza però che ciò implichi, e le fonti non lo attestano, un coordinamento fra episcopati e cancellerie.</w:t>
+      </w:r>
+    </w:p>
+    <w:p>
+      <w:pPr>
+        <w:pStyle w:val="Heading2"/>
+        <w:spacing w:after="100" w:before="200"/>
+      </w:pPr>
+      <w:r>
+        <w:rPr>
+          <w:rFonts w:ascii="Barlow Semi Condensed" w:cs="Barlow Semi Condensed" w:eastAsia="Barlow Semi Condensed" w:hAnsi="Barlow Semi Condensed"/>
+          <w:sz w:val="24"/>
+          <w:szCs w:val="24"/>
+        </w:rPr>
+        <w:t xml:space="preserve">Capitolo IV — Il Trattato di Varsavia e la Ostpolitik di Brandt, con la posizione italiana sugli atti</w:t>
+      </w:r>
+    </w:p>
+    <w:p>
+      <w:pPr>
+        <w:spacing w:after="120" w:line="276"/>
+        <w:jc w:val="both"/>
+      </w:pPr>
+      <w:r>
+        <w:rPr>
+          <w:rFonts w:ascii="Barlow Semi Condensed" w:cs="Barlow Semi Condensed" w:eastAsia="Barlow Semi Condensed" w:hAnsi="Barlow Semi Condensed"/>
+          <w:sz w:val="24"/>
+          <w:szCs w:val="24"/>
+        </w:rPr>
+        <w:t xml:space="preserve">La Ostpolitik fu inaugurata dal governo di coalizione fra socialdemocratici e liberali guidato da Willy Brandt, con Walter Scheel agli Esteri, insediatosi il 21 ottobre 1969, poche settimane dopo l'ingresso di Aldo Moro alla Farnesina. La documentazione ufficiale tedesca (Deutscher Bundestag, Konrad-Adenauer-Stiftung, Bundeszentrale für politische Bildung) consente di fissare con precisione gli atti. Il Trattato di Mosca fu firmato il 12 agosto 1970: la Repubblica Federale riconosceva l'inviolabilità dei confini esistenti, inclusa la linea Oder-Neisse, e rinunciava a rivendicazioni territoriali; Berchet (https://liceoberchet.edu.it/ricerche/geo5d_06/csi/ostpolitik.htm) su insistenza di Scheel, Mosca accettò di ricevere un «Brief zur deutschen Einheit» (lettera sull'unità tedesca) con cui Bonn notificava che il trattato non contraddiceva l'obiettivo della riunificazione in libera autodeterminazione. Il Trattato di Varsavia fu firmato il 7 dicembre 1970 e, secondo la documentazione del Bundestag, era quasi identico a quello di Mosca, salvo che vi figurava per primo il riconoscimento della linea Oder-Neisse; la Konrad-Adenauer-Stiftung documenta che verso Varsavia il governo federale rinunciò a un «Brief zur deutschen Einheit» di accompagnamento, cosicché la Polonia interpretò il trattato come riconoscimento definitivo della frontiera. Konrad-Adenauer-Stiftung (https://www.kas.de/en/web/geschichte-der-cdu/calendar-detail/-/content/der-bundestag-ratifiziert-den-moskauer-und-den-warschauer-vertrag-und-stimmt-der-gemeinsamen-entschl) Lo stesso 7 dicembre 1970 Brandt compì a Varsavia il gesto dell'inginocchiamento davanti al monumento agli eroi del ghetto (Kniefall). L'Accordo quadripartito su Berlino fu concluso il 3 settembre 1971; il Trattato fondamentale fra le due Germanie (Grundlagenvertrag) fu firmato il 21 dicembre 1972; Berchet (https://liceoberchet.edu.it/ricerche/geo5d_06/csi/ostpolitik.htm) l'ingresso simultaneo delle due Germanie alle Nazioni Unite avvenne il 18 settembre 1973. La ratifica dei trattati orientali dal Bundestag il 17 maggio 1972 fu preceduta dal fallito voto di sfiducia costruttiva di Rainer Barzel del 24 aprile 1972 e accompagnata da una Gemeinsame Entschließung (risoluzione comune) di governo e opposizione; lo scambio degli strumenti di ratifica il 3 giugno 1972 fece entrare in vigore i trattati di Mosca e Varsavia dpa Picture-Alliance (https://www.picture-alliance.com/en/webseries/2022-05-17-50-years-ago-eastern-treaties-with-the-soviet-union-and-poland-passed-in-the-bundestag-w287155) e l'Accordo quadripartito.</w:t>
+      </w:r>
+    </w:p>
+    <w:p>
+      <w:pPr>
+        <w:spacing w:after="120" w:line="276"/>
+        <w:jc w:val="both"/>
+      </w:pPr>
+      <w:r>
+        <w:rPr>
+          <w:rFonts w:ascii="Barlow Semi Condensed" w:cs="Barlow Semi Condensed" w:eastAsia="Barlow Semi Condensed" w:hAnsi="Barlow Semi Condensed"/>
+          <w:sz w:val="24"/>
+          <w:szCs w:val="24"/>
+        </w:rPr>
+        <w:t xml:space="preserve">Sulla posizione italiana rispetto a ciascuno di questi atti la documentazione reperibile è meno ricca di quella tedesca, e il capitolo ne dichiara i limiti. Lo studio scientifico più pertinente è il volume di Laura Fasanaro, La DDR e l'Italia. Politica, commercio e ideologia nell'Europa del cambiamento (1973-1985), edito da Carocci, il cui primo capitolo si intitola «Le declinazioni della distensione in Italia e la Ostpolitik di Aldo Moro» e affronta esplicitamente «L'Italia e la questione tedesca»; il volume, recensito dalla SISSCO e dall'istituto FBK, sceglie però il 1973 come termine iniziale, lasciando in ombra il quadriennio precedente. Per il periodo 1963-1972 esiste la tesi di dottorato di Filippo Triola discussa all'Università di Bologna sulle relazioni italo-tedesche, che il committente potrà impiegare come studio specifico sulla collocazione italiana rispetto alla questione tedesca. La ricostruzione puntuale della posizione italiana su ognuno dei cinque atti della Ostpolitik richiederebbe lo spoglio dell'Archivio Storico Diplomatico della Farnesina (serie Germania) e degli Akten zur Auswärtigen Politik der Bundesrepublik Deutschland; allo stato delle fonti edite consultate, tale posizione risulta di sostanziale allineamento atlantico e comunitario ma priva di iniziativa autonoma, coerentemente con il giudizio storiografico sul ruolo marginale dell'Italia nel medesimo periodo (capitolo IX).</w:t>
+      </w:r>
+    </w:p>
+    <w:p>
+      <w:pPr>
+        <w:pStyle w:val="Heading2"/>
+        <w:spacing w:after="100" w:before="200"/>
+      </w:pPr>
+      <w:r>
+        <w:rPr>
+          <w:rFonts w:ascii="Barlow Semi Condensed" w:cs="Barlow Semi Condensed" w:eastAsia="Barlow Semi Condensed" w:hAnsi="Barlow Semi Condensed"/>
+          <w:sz w:val="24"/>
+          <w:szCs w:val="24"/>
+        </w:rPr>
+        <w:t xml:space="preserve">Capitolo V — Le costituzioni apostoliche del 28 giugno 1972: testo, pubblicazione, contenuto e sequenza</w:t>
+      </w:r>
+    </w:p>
+    <w:p>
+      <w:pPr>
+        <w:spacing w:after="120" w:line="276"/>
+        <w:jc w:val="both"/>
+      </w:pPr>
+      <w:r>
+        <w:rPr>
+          <w:rFonts w:ascii="Barlow Semi Condensed" w:cs="Barlow Semi Condensed" w:eastAsia="Barlow Semi Condensed" w:hAnsi="Barlow Semi Condensed"/>
+          <w:sz w:val="24"/>
+          <w:szCs w:val="24"/>
+        </w:rPr>
+        <w:t xml:space="preserve">L'atto pontificio con cui Paolo VI eresse le nuove diocesi non fu una sola bolla, bensì una coppia di costituzioni apostoliche emanate lo stesso giorno: Episcoporum Poloniae coetus e Vratislaviensis-Berolinensis et aliarum. Wikipedia (https://pl.wikipedia.org/wiki/Episcoporum_Poloniae_coetus) Il testo latino, consultabile sul sito ufficiale della Santa Sede e pubblicato negli Acta Apostolicae Sedis vol. LXIV (1972), n. 10, alle pagine 657- En Academic (https://en-academic.com/dic.nsf/enwiki/3499690) 658, reca il titolo «Novae in Polonia dioeceses constituuntur, nomine Opoliensis, Gorzoviensis, Sedinensis-Caminensis, Coslinensis-Colubreganae». Vatican (https://www.vatican.va/content/paul-vi/la/apost_constitutions/documents/hf_p-vi_apc_19720628_vratislaviensis.html) L'incipit dichiara la ragione pastorale: l'assemblea dei vescovi di Polonia («Episcoporum Poloniae coetus») aveva chiesto alla Sede Apostolica che alcune circoscrizioni ecclesiastiche nella parte settentrionale e occidentale della nazione fossero disposte in modo più opportuno «per reggere più adattamente e da vicino il popolo cristiano», e il Papa dichiara di accedere volentieri ai desideri. Vatican (https://www.vatican.va/content/paul-vi/la/apost_constitutions/documents/hf_p-vi_apc_19720628_vratislaviensis.html) Il dispositivo erige quattro diocesi: Opole (Opoliensis), suffraganea della metropolia di Breslavia; Gorzów (Gorzoviensis), parimenti suffraganea di Breslavia; Vatican (https://www.vatican.va/content/paul-vi/la/apost_constitutions/documents/hf_p-vi_apc_19720628_vratislaviensis.html) Szczecin-Kamień (Sedinensis-Caminensis), suffraganea di Gniezno; Koszalin-Kołobrzeg (Coslinensis-Colubregana), suffraganea di Gniezno. Il testo dispone inoltre lo smembramento di territori dall'arcidiocesi di Breslavia, dalla diocesi di Berlino (Berolinensis) e dalla prelatura di Schneidemühl; diecezjakoszalin (https://www.diecezjakoszalin.pl/bulla-episcoporum-poloniae-coetus) trasferisce la cattedrale di Warmia dalla metropolia di Breslavia a quella di Varsavia, cui resta soggetta «perpetuo»; e rende la Chiesa di Danzica (Gedanensis), fino ad allora direttamente soggetta alla Sede Apostolica, suffraganea di Gniezno. Diecezja Koszalińsko-Kołobrzeska (https://www.diecezjakoszalin.pl/bulla-episcoporum-poloniae-coetus) Alla esecuzione dell'atto il Papa delega nominativamente il cardinale Stefan Wyszyński, arcivescovo di Gniezno e Varsavia. Diecezja Koszalińsko-Kołobrzeska (https://www.diecezjakoszalin.pl/bulla-episcoporum-poloniae-coetus) La costituzione è datata «Romae, apud S. Petrum, die duodetricesimo mensis Iunii, anno Domini millesimo nongentesimo septuagesimo secundo, Pontificatus Nostri decimo» ed è firmata dal cardinale Aloisius Traglia, cancelliere di Santa Romana Chiesa, dal cardinale Carlo Confalonieri, prefetto della Sacra Congregazione per i Vescovi, e da Franciscus Tinello, reggente della Cancelleria Apostolica. Diecezja Koszalińsko-Kołobrzeska (https://www.diecezjakoszalin.pl/bulla-episcoporum-poloniae-coetus)</w:t>
+      </w:r>
+    </w:p>
+    <w:p>
+      <w:pPr>
+        <w:spacing w:after="120" w:line="276"/>
+        <w:jc w:val="both"/>
+      </w:pPr>
+      <w:r>
+        <w:rPr>
+          <w:rFonts w:ascii="Barlow Semi Condensed" w:cs="Barlow Semi Condensed" w:eastAsia="Barlow Semi Condensed" w:hAnsi="Barlow Semi Condensed"/>
+          <w:sz w:val="24"/>
+          <w:szCs w:val="24"/>
+        </w:rPr>
+        <w:t xml:space="preserve">Sulla data va segnalata una divergenza fra le fonti, come il metodo impone. Il testo primario e la quasi totalità delle fonti ecclesiastiche polacche (l'Istituto della Memoria Nazionale, l'agenzia dzieje.pl, i siti diocesani di Koszalin, Szczecin-Kamień e Zielona Góra-Gorzów) indicano il 28 giugno 1972; alcune voci enciclopediche tedesche e inglesi relative alle diocesi di Berlino e Breslavia indicano il 27 giugno 1972; En Academic (https://en-academic.com/dic.nsf/enwiki/3499690) un sito diocesano polacco reca per errore «26 VI 1972». Diecezji Zielonogórsko-Gorzowskiej (https://diecezjazg.pl/45-lat-episcoporum-poloniae-coetus/) La data del 28 giugno, corrispondente alla clausola di datazione della costituzione stessa («die duodetricesimo mensis Iunii»), è da ritenersi autorevole. Quanto al rapporto cronologico esatto richiesto dal committente, esso è dunque il seguente e va dichiarato come accertamento: ratifica del Bundestag il 17 maggio 1972; entrata in vigore per scambio degli strumenti il 3 giugno 1972; atto pontificio il 28 giugno 1972. La distanza fra entrata in vigore e atto pontificio è di venticinque giorni; quella fra ratifica e atto pontificio di quarantadue giorni. Il nesso, come si è detto al capitolo I, è attestato dalla comunicazione vaticana di accompagnamento e dalla storiografia, non dalla sola prossimità delle date né dal testo canonico, che tace la ragione politica.</w:t>
+      </w:r>
+    </w:p>
+    <w:p>
+      <w:pPr>
+        <w:pStyle w:val="Heading2"/>
+        <w:spacing w:after="100" w:before="200"/>
+      </w:pPr>
+      <w:r>
+        <w:rPr>
+          <w:rFonts w:ascii="Barlow Semi Condensed" w:cs="Barlow Semi Condensed" w:eastAsia="Barlow Semi Condensed" w:hAnsi="Barlow Semi Condensed"/>
+          <w:sz w:val="24"/>
+          <w:szCs w:val="24"/>
+        </w:rPr>
+        <w:t xml:space="preserve">Capitolo VI — Casaroli, Wyszyński, Döpfner, la Ostpolitik vaticana e le reazioni all'atto</w:t>
+      </w:r>
+    </w:p>
+    <w:p>
+      <w:pPr>
+        <w:spacing w:after="120" w:line="276"/>
+        <w:jc w:val="both"/>
+      </w:pPr>
+      <w:r>
+        <w:rPr>
+          <w:rFonts w:ascii="Barlow Semi Condensed" w:cs="Barlow Semi Condensed" w:eastAsia="Barlow Semi Condensed" w:hAnsi="Barlow Semi Condensed"/>
+          <w:sz w:val="24"/>
+          <w:szCs w:val="24"/>
+        </w:rPr>
+        <w:t xml:space="preserve">La preparazione diplomatica dell'atto del 1972 fu opera della Ostpolitik vaticana, la cui figura centrale fu Agostino Casaroli, allora segretario del Consiglio per gli Affari pubblici della Chiesa. Le fonti (la voce enciclopedica su Casaroli, la recensione del volume curato da Alberto Melloni Il filo sottile. L'Ostpolitik vaticana di Agostino Casaroli, edito dal Mulino nel 2006, pubblicata su Project MUSE) documentano che Casaroli condusse i colloqui con le autorità della Repubblica Popolare di Polonia nell'aprile e nel novembre 1971, i quali portarono, oltre alla erezione delle diocesi, alla normalizzazione dei rapporti di lavoro fra Varsavia e la Santa Sede senza ripristino di relazioni diplomatiche piene, e al ritiro del riconoscimento vaticano di Kazimierz Papée quale ambasciatore del governo polacco in esilio a Londra. Wikipedia (https://pl.wikipedia.org/wiki/Episcoporum_Poloniae_coetus) La recensione su Project MUSE osserva che l'Ostpolitik di Casaroli fu «complementare» a quella praticata da Brandt fra il 1969 e il 1974, e che nei primi anni Settanta gli interessi convergenti riguardavano Bonn (che voleva discutere i confini con l'Est), il Vaticano (che voleva sistemare i confini polacco-tedeschi e i confini diocesani) e Berlino Est (che cercava riconoscimento come Stato separato). Occorre qui distinguere, come il committente chiede, la convergenza di obiettivo documentata dalla mera contemporaneità: le fonti attestano una convergenza di obiettivi fra Ostpolitik tedesca e Ostpolitik vaticana, non una direzione comune né una subordinazione dell'una all'altra. Va inoltre registrato che sul valore complessivo dell'Ostpolitik di Casaroli la storiografia diverge apertamente: il biografo di Giovanni Paolo II George Weigel ne dà un giudizio fortemente critico, definendola eccessivamente cauta, laddove ambienti vaticani e italiani la celebrano come chiave del crollo del comunismo europeo; questa divergenza va riportata con il suo statuto di controversia interpretativa, non di dato di fatto.</w:t>
+      </w:r>
+    </w:p>
+    <w:p>
+      <w:pPr>
+        <w:spacing w:after="120" w:line="276"/>
+        <w:jc w:val="both"/>
+      </w:pPr>
+      <w:r>
+        <w:rPr>
+          <w:rFonts w:ascii="Barlow Semi Condensed" w:cs="Barlow Semi Condensed" w:eastAsia="Barlow Semi Condensed" w:hAnsi="Barlow Semi Condensed"/>
+          <w:sz w:val="24"/>
+          <w:szCs w:val="24"/>
+        </w:rPr>
+        <w:t xml:space="preserve">Il ruolo del cardinale Wyszyński e dell'episcopato polacco fu duplice: sollecitatore dell'atto e suo esecutore delegato. La ricerca storiografica pubblicata dalla rivista Church History dell'Università di Cambridge, dalla prospettiva del primate Wyszyński, colloca nel 1972 «uno spostamento significativo» nel pensiero del primate riguardo ai negoziati polacco-vaticani, «in connessione con la ratifica del trattato PRL-RFT e la possibilità di regolare finalmente lo status» delle diocesi. Cambridge Core (https://www.cambridge.org/core/journals/church-history/article/diplomatic-relations-between-poland-and-the-holy-see-and-the-vaticans-ostpolitik-from-the-perspective-of-cardinal-stefan-wyszynski-primate-of-poland-19481981/FFE51F5CC9F89D956808883C94F59F37) Il ruolo del cardinale Döpfner e dell'episcopato tedesco fu invece di riserva critica: secondo Hummel, la Conferenza episcopale tedesca non fu consultata prima della decisione e stentò ad accettare la motivazione pastorale come ragione decisiva, owep (https://www.owep.de/artikel/472-getrennte-vergangenheit-gemeinsame-zukunft-polnische-und-deutsche-katholiken-1945-1978) tanto più che Döpfner aveva in passato rassicurato Bonn, dopo consultazione a Roma, che nulla sarebbe stato mutato prima di un trattato di pace. owep (https://www.owep.de/artikel/472-getrennte-vergangenheit-gemeinsame-zukunft-polnische-und-deutsche-katholiken-1945-1978) Contestualmente la Santa Sede nominò tre Visitatori apostolici per i cattolici tedeschi espulsi (dall'arcidiocesi di Breslavia, dalla diocesi di Warmia e dalla prelatura di Schneidemühl), DOMRADIO.DE (https://www.domradio.de/artikel/bischoefe-lassen-besondere-vertriebenenseelsorge-auslaufen) misura pastorale di compensazione verso il versante tedesco, attestata dal portale Domradio della Chiesa cattolica tedesca. Le reazioni delle parti furono divergenti secondo le rispettive narrazioni nazionali, che il metodo impone di riportare senza adottarle: le fonti ecclesiastiche polacche celebrarono l'atto come «fine dello stato di provvisorietà» e normalizzazione dei rapporti giuridici fra la Repubblica Popolare e il Vaticano; Ikamien (https://ikamien.pl/artykuly/14945/) la stampa delle organizzazioni tedesche degli espulsi reagì con allarme già prima dell'atto (l'organo della Landsmannschaft Ostpreußen, Das Ostpreußenblatt, nel numero del 24 giugno 1972 titolò «Hat Bonn dem Vatikan 'grünes Licht' gegeben?», ossia «Bonn ha dato al Vaticano il 'via libera'?»). La Santa Sede, dal canto suo, curò di presentare l'atto come rispondente a necessità pastorali e non come riconoscimento politico della frontiera, sfumatura che la storiografia anglofona (il saggio «The Vatican's Ostpolitik» nella Review of Politics di Cambridge) legge come deliberata volontà di offrire «qualcosa di meno del riconoscimento formale» della linea Oder-Neisse. Cambridge Core (https://www.cambridge.org/core/journals/review-of-politics/article/abs/vaticans-ostpolitik/AC442D87BDF81829CD57653F878EB16A)</w:t>
+      </w:r>
+    </w:p>
+    <w:p>
+      <w:pPr>
+        <w:pStyle w:val="Heading2"/>
+        <w:spacing w:after="100" w:before="200"/>
+      </w:pPr>
+      <w:r>
+        <w:rPr>
+          <w:rFonts w:ascii="Barlow Semi Condensed" w:cs="Barlow Semi Condensed" w:eastAsia="Barlow Semi Condensed" w:hAnsi="Barlow Semi Condensed"/>
+          <w:sz w:val="24"/>
+          <w:szCs w:val="24"/>
+        </w:rPr>
+        <w:t xml:space="preserve">Capitolo VII — La Santa Sede e la Repubblica Democratica Tedesca</w:t>
+      </w:r>
+    </w:p>
+    <w:p>
+      <w:pPr>
+        <w:spacing w:after="120" w:line="276"/>
+        <w:jc w:val="both"/>
+      </w:pPr>
+      <w:r>
+        <w:rPr>
+          <w:rFonts w:ascii="Barlow Semi Condensed" w:cs="Barlow Semi Condensed" w:eastAsia="Barlow Semi Condensed" w:hAnsi="Barlow Semi Condensed"/>
+          <w:sz w:val="24"/>
+          <w:szCs w:val="24"/>
+        </w:rPr>
+        <w:t xml:space="preserve">Sul versante orientale tedesco la Santa Sede operò in parallelo, ma con soluzione diversa e più cauta. Le fonti (il portale Katholisch.de della Chiesa tedesca, l'edizione italiana di Wikipedia per le singole diocesi, e soprattutto i materiali dell'Archivio degli atti della Stasi, ddr-im-blick.de) attestano che il 23 luglio 1973 Paolo VI nominò amministratori apostolici «permanenter constituti» per i territori giurisdizionali che, situati nella Repubblica Democratica Tedesca, appartenevano ancora de iure a diocesi occidentali: Erfurt-Meiningen (già di Fulda e Würzburg), Magdeburgo (già di Paderborn) e Schwerin (già di Osnabrück). Questi furono costituiti come Bischöfliche Ämter (uffici vescovili) posti direttamente sotto la Santa Sede, con sospensione — non soppressione — della giurisdizione dei vescovi occidentali. Görlitz, residuo tedesco dell'antica arcidiocesi di Breslavia, era già stato elevato ad amministrazione apostolica nel 1972. Wikipedia (https://en.wikipedia.org/wiki/Archdiocese_of_Wroc%C5%82aw) La differenza rispetto alla soluzione polacca è documentalmente rilevante: nella Repubblica Democratica Tedesca la Santa Sede non eresse diocesi permanenti nel 1972-1973, ma si fermò alla figura dell'amministratore apostolico e dell'ufficio vescovile, proprio perché la questione dell'unità tedesca restava aperta e Bonn continuava a rivendicare i diritti connessi.</w:t>
+      </w:r>
+    </w:p>
+    <w:p>
+      <w:pPr>
+        <w:spacing w:after="120" w:line="276"/>
+        <w:jc w:val="both"/>
+      </w:pPr>
+      <w:r>
+        <w:rPr>
+          <w:rFonts w:ascii="Barlow Semi Condensed" w:cs="Barlow Semi Condensed" w:eastAsia="Barlow Semi Condensed" w:hAnsi="Barlow Semi Condensed"/>
+          <w:sz w:val="24"/>
+          <w:szCs w:val="24"/>
+        </w:rPr>
+        <w:t xml:space="preserve">Il ruolo di Casaroli è attestato: nel 1973, a Roma, egli incontrò Werner Lamberz, membro del Politbüro della SED, e nel giugno 1975 (il 9 giugno) si recò nella Repubblica Democratica Tedesca, dove fu ricevuto dal presidente del Consiglio dei ministri Horst Sindermann, dal ministro degli Esteri Oskar Fischer e dal segretario di Stato per le questioni ecclesiastiche Hans Seigewasser. I cardinali Alfred Bengsch e Döpfner guardarono con diffidenza all'atteggiamento accomodante del Vaticano, temendo per l'unità della Chiesa cattolica in Germania. Non vi furono relazioni diplomatiche fra la Santa Sede e il governo di Berlino Est. Nel 1976 la Berliner Ordinarienkonferenz fu trasformata in Berliner Bischofskonferenz, forum di comunicazione fra gli amministratori apostolici e i vescovi di Berlino e Dresda-Meissen. Un ulteriore progetto, auspicato dalla diplomazia della Repubblica Democratica e studiato da Casaroli, di elevare gli uffici vescovili al rango di amministrazioni apostoliche autonome, non fu attuato a causa della morte di Paolo VI, avvenuta il 6 agosto 1978, e del nuovo corso inaugurato da Giovanni Paolo II. La circoscrizione definitiva in diocesi avvenne solo dopo la riunificazione, con le bolle di Giovanni Paolo II del 27 giugno 1994 (Quo aptius per Erfurt, Cum gaudio et spe per Magdeburgo).</w:t>
+      </w:r>
+    </w:p>
+    <w:p>
+      <w:pPr>
+        <w:pStyle w:val="Heading2"/>
+        <w:spacing w:after="100" w:before="200"/>
+      </w:pPr>
+      <w:r>
+        <w:rPr>
+          <w:rFonts w:ascii="Barlow Semi Condensed" w:cs="Barlow Semi Condensed" w:eastAsia="Barlow Semi Condensed" w:hAnsi="Barlow Semi Condensed"/>
+          <w:sz w:val="24"/>
+          <w:szCs w:val="24"/>
+        </w:rPr>
+        <w:t xml:space="preserve">Capitolo VIII — Moro, la questione tedesca e il riconoscimento della Repubblica Democratica Tedesca</w:t>
+      </w:r>
+    </w:p>
+    <w:p>
+      <w:pPr>
+        <w:spacing w:after="120" w:line="276"/>
+        <w:jc w:val="both"/>
+      </w:pPr>
+      <w:r>
+        <w:rPr>
+          <w:rFonts w:ascii="Barlow Semi Condensed" w:cs="Barlow Semi Condensed" w:eastAsia="Barlow Semi Condensed" w:hAnsi="Barlow Semi Condensed"/>
+          <w:sz w:val="24"/>
+          <w:szCs w:val="24"/>
+        </w:rPr>
+        <w:t xml:space="preserve">Aldo Moro fu ministro degli Affari Esteri in due periodi (secondo la datazione del committente, 5 agosto 1969 – 26 giugno 1972 e 7 luglio 1973 – 23 novembre 1974). Le fonti registrano una lieve divergenza sulle date terminali: il sito ufficiale del Ministero degli Affari Esteri parla genericamente del periodo 1969-1974 attraverso i governi Rumor, Colombo, Andreotti; la voce inglese di Wikipedia indica maggio 1969 – luglio 1972; Wikipedia (https://en.wikipedia.org/wiki/Aldo_Moro) la ricerca condotta per questa ricognizione ha rilevato indicazioni secondo cui Moro lasciò la Farnesina il 29 luglio 1972. La divergenza va segnalata e non risolta silenziosamente; ai fini della sequenza prioritaria essa è comunque ininfluente, poiché l'atto pontificio del 28 giugno 1972 cadde nell'ultimo scorcio del primo mandato di Moro o immediatamente a ridosso della sua conclusione, e il governo in carica in quel giorno era il primo governo Andreotti.</w:t>
+      </w:r>
+    </w:p>
+    <w:p>
+      <w:pPr>
+        <w:spacing w:after="120" w:line="276"/>
+        <w:jc w:val="both"/>
+      </w:pPr>
+      <w:r>
+        <w:rPr>
+          <w:rFonts w:ascii="Barlow Semi Condensed" w:cs="Barlow Semi Condensed" w:eastAsia="Barlow Semi Condensed" w:hAnsi="Barlow Semi Condensed"/>
+          <w:sz w:val="24"/>
+          <w:szCs w:val="24"/>
+        </w:rPr>
+        <w:t xml:space="preserve">Il punto di maggiore rilievo per l'obiettivo secondo è il riconoscimento italiano della Repubblica Democratica Tedesca. Le fonti storiografiche (Laura Fasanaro; le recensioni SISSCO e FBK; la voce di Wikipedia sulla storia della Repubblica Democratica Tedesca) collocano il riconoscimento diplomatico italiano nel 1973, nel quadro della distensione e dopo la firma del Grundlagenvertrag. La data esatta risulta il 17 gennaio 1973: il Portale storico della Camera dei deputati, per la seduta di mercoledì 17 gennaio 1973 della VI Legislatura, registra che «L'Italia riconosce la Repubblica Democratica di Germania e i due Paesi stabiliscono relazioni diplomatiche». Il riconoscimento cadde dunque fra i due mandati di Moro alla Farnesina — quando il ministro degli Esteri era Giuseppe Medici nel governo Andreotti — e non durante un mandato di Moro; ciò va dichiarato con precisione, correggendo l'ipotesi che il riconoscimento fosse avvenuto sotto la sua titolarità. La stessa Fasanaro intitola un paragrafo «Dopo il riconoscimento, Moro incontra Honecker», il che attesta un incontro fra Moro e il capo di Stato della Repubblica Democratica successivo al riconoscimento e ricadente nel secondo mandato di Moro o nella sua successiva presidenza del Consiglio. Sul piano bilaterale tedesco-tedesco, le rappresentanze permanenti fra Repubblica Federale e Repubblica Democratica furono aperte il 2 maggio 1974 (Günter Gaus per Bonn, Michael Kohl per Berlino Est), dunque in data successiva al riconoscimento italiano. Sulla dottrina Hallstein e sul suo superamento, le fonti attestano che essa fu il quadro entro cui la Repubblica Federale si oppose per anni al riconoscimento della Repubblica Democratica da parte di Stati terzi, e che il suo superamento con la Ostpolitik aprì agli Stati occidentali, Italia inclusa, la via del riconoscimento; la posizione italiana specifica sulla dottrina Hallstein non è documentata nelle fonti edite qui reperite e resta da ricercare negli archivi diplomatici. Gli incontri documentati fra Moro e Walter Scheel e fra Moro e Willy Brandt non sono emersi con dettaglio di data e sede dalle fonti edite consultate e andrebbero ricostruiti tramite gli Akten zur Auswärtigen Politik der Bundesrepublik Deutschland e i Documenti Diplomatici Italiani. Quanto al rapporto fra Ostpolitik tedesca e posizione italiana nella preparazione della Conferenza per la sicurezza e la cooperazione in Europa, esso è trattato al capitolo XI.</w:t>
+      </w:r>
+    </w:p>
+    <w:p>
+      <w:pPr>
+        <w:pStyle w:val="Heading2"/>
+        <w:spacing w:after="100" w:before="200"/>
+      </w:pPr>
+      <w:r>
+        <w:rPr>
+          <w:rFonts w:ascii="Barlow Semi Condensed" w:cs="Barlow Semi Condensed" w:eastAsia="Barlow Semi Condensed" w:hAnsi="Barlow Semi Condensed"/>
+          <w:sz w:val="24"/>
+          <w:szCs w:val="24"/>
+        </w:rPr>
+        <w:t xml:space="preserve">Capitolo IX — Il Vertice dell'Aja del dicembre 1969, il ruolo tedesco, il Piano Werner e il serpente monetario</w:t>
+      </w:r>
+    </w:p>
+    <w:p>
+      <w:pPr>
+        <w:spacing w:after="120" w:line="276"/>
+        <w:jc w:val="both"/>
+      </w:pPr>
+      <w:r>
+        <w:rPr>
+          <w:rFonts w:ascii="Barlow Semi Condensed" w:cs="Barlow Semi Condensed" w:eastAsia="Barlow Semi Condensed" w:hAnsi="Barlow Semi Condensed"/>
+          <w:sz w:val="24"/>
+          <w:szCs w:val="24"/>
+        </w:rPr>
+        <w:t xml:space="preserve">Il Vertice dell'Aja si tenne il 1º e 2 dicembre 1969 nella Ridderzaal del Binnenhof. Il giudizio storiografico che il committente riprende è quello di Guido Levi, nel saggio «L'integrazione della Spagna nella Comunità europea: il ruolo dell'Italia», pubblicato in Spagna contemporanea (anno XXV, n. 49, 2016, pp. 69-102): al Vertice l'Italia «finì per giocare un ruolo piuttosto marginale anche per le incertezze del nuovo ministro degli Esteri Aldo Moro, che aveva sostituito da pochi mesi Pietro Nenni alla guida della Farnesina». Il cosiddetto «giallo» sulla data è documentato dalla fonte accademica italiana Officina della Storia, che ricostruisce come il vertice, dapprima fissato per il 17 e 18 novembre, fosse stato spostato al 1º e 2 dicembre a causa di una «presunta 'malattia'» del ministro degli Esteri italiano, spostamento che «scatenò non poche illazioni e commenti sulla stampa europea» circa le vere ragioni, legate alle difficoltà di Moro; la stessa fonte attesta che Moro ingaggiò un «braccio di ferro» con il governo francese, arrivando «addirittura a minacciare di non partecipare al vertice» se Pompidou non avesse inserito nel comunicato finale una data d'inizio dei negoziati con la Gran Bretagna. La posizione italiana era dunque a sostegno dell'ingresso britannico e tesa a bilanciare l'asse franco-tedesco; il ruolo di Brandt e della delegazione tedesca fu di primo piano nel rilancio (il Vertice varò l'obiettivo dell'unione economica e monetaria e dell'allargamento). La medesima fonte segnala che all'Aja prevalse la pratica intergovernativa, con la Commissione europea relegata a una sessione tecnica per volontà francese.</w:t>
+      </w:r>
+    </w:p>
+    <w:p>
+      <w:pPr>
+        <w:spacing w:after="120" w:line="276"/>
+        <w:jc w:val="both"/>
+      </w:pPr>
+      <w:r>
+        <w:rPr>
+          <w:rFonts w:ascii="Barlow Semi Condensed" w:cs="Barlow Semi Condensed" w:eastAsia="Barlow Semi Condensed" w:hAnsi="Barlow Semi Condensed"/>
+          <w:sz w:val="24"/>
+          <w:szCs w:val="24"/>
+        </w:rPr>
+        <w:t xml:space="preserve">Dal mandato dell'Aja discese il Piano Werner, elaborato dal comitato presieduto dal primo ministro lussemburghese Pierre Werner, presentato al Consiglio nel giugno 1970 e recepito dal Consiglio con risoluzione del 22 marzo 1971, che avviava la prima tappa dell'unione economica e monetaria da realizzarsi in dieci anni. Sul serpente monetario le fonti presentano una lieve divergenza terminologica che va riportata: la Wikipedia italiana colloca i primi provvedimenti al 21 marzo 1972, perfezionati nell'accordo di Basilea del 10 aprile 1972 ed entrati in vigore il 24 aprile 1972, con margini di fluttuazione del 2,25 per cento; BankPedia colloca l'accordo di Basilea al 24 aprile 1972; una lezione universitaria della Sapienza colloca la nascita del serpente nel marzo 1972. L'uscita della lira dal serpente è datata concordemente al 13 febbraio 1973 (BankPedia; Wikipedia italiana), in coincidenza con la seconda svalutazione del dollaro; la lira restò fuori dal sistema fino alla vigilia dell'entrata in funzione del Sistema monetario europeo nel 1979. La materia monetaria è di ambito comunitario e non tocca direttamente la questione tedesca ecclesiastica; se ne dà conto perché richiesta esplicitamente dal committente come parte del ruolo tedesco nel processo di integrazione.</w:t>
+      </w:r>
+    </w:p>
+    <w:p>
+      <w:pPr>
+        <w:pStyle w:val="Heading2"/>
+        <w:spacing w:after="100" w:before="200"/>
+      </w:pPr>
+      <w:r>
+        <w:rPr>
+          <w:rFonts w:ascii="Barlow Semi Condensed" w:cs="Barlow Semi Condensed" w:eastAsia="Barlow Semi Condensed" w:hAnsi="Barlow Semi Condensed"/>
+          <w:sz w:val="24"/>
+          <w:szCs w:val="24"/>
+        </w:rPr>
+        <w:t xml:space="preserve">Capitolo X — Il Reichskonkordat del 1933 e la sua vigenza nella Repubblica Federale, con il confronto lateranense</w:t>
+      </w:r>
+    </w:p>
+    <w:p>
+      <w:pPr>
+        <w:spacing w:after="120" w:line="276"/>
+        <w:jc w:val="both"/>
+      </w:pPr>
+      <w:r>
+        <w:rPr>
+          <w:rFonts w:ascii="Barlow Semi Condensed" w:cs="Barlow Semi Condensed" w:eastAsia="Barlow Semi Condensed" w:hAnsi="Barlow Semi Condensed"/>
+          <w:sz w:val="24"/>
+          <w:szCs w:val="24"/>
+        </w:rPr>
+        <w:t xml:space="preserve">Il Concordato fra Santa Sede e Reich germanico fu firmato il 20 luglio 1933 dal cardinale segretario di Stato Eugenio Pacelli e dal vicecancelliere Franz von Papen. La documentazione ufficiale tedesca (il servizio scientifico del Bundestag, la Konrad-Adenauer-Stiftung, i portali Katholisch.de e Domradio) attesta che il negoziato si svolse in due tornate (10-20 aprile e 29 giugno – 5 luglio 1933), con la partecipazione di Ludwig Kaas per il Zentrum, e che il testo paraphato l'8 luglio fu approvato dal gabinetto del Reich il 14 luglio; il Concordato fu pubblicato nel Reichsgesetzblatt 1933 II, p. 679, ed entrò in vigore con lo scambio degli strumenti di ratifica il 10 settembre 1933. Esso è comunemente descritto come l'unico accordo di politica estera dell'epoca nazista ancora oggi vigente. Va registrata la controversia storiografica sul significato dell'atto: la cosiddetta polemica Repgen-Scholder verte sul se il Concordato fu, secondo Konrad Repgen, un «Defensivvertrag» con cui la Chiesa cercò di proteggere i cattolici, o piuttosto uno strumento che avrebbe contribuito a consolidare il regime; questa controversia va riportata con il suo statuto di dibattito scientifico aperto.</w:t>
+      </w:r>
+    </w:p>
+    <w:p>
+      <w:pPr>
+        <w:spacing w:after="120" w:line="276"/>
+        <w:jc w:val="both"/>
+      </w:pPr>
+      <w:r>
+        <w:rPr>
+          <w:rFonts w:ascii="Barlow Semi Condensed" w:cs="Barlow Semi Condensed" w:eastAsia="Barlow Semi Condensed" w:hAnsi="Barlow Semi Condensed"/>
+          <w:sz w:val="24"/>
+          <w:szCs w:val="24"/>
+        </w:rPr>
+        <w:t xml:space="preserve">Sulla vigenza nella Repubblica Federale la fonte primaria è la sentenza della Corte costituzionale federale nota come Konkordatsurteil, in materia della legge scolastica della Bassa Sassonia (scuole confessionali). Qui si registra una divergenza di data fra le fonti, che il metodo impone di riportare: la Konrad-Adenauer-Stiftung, il portale Katholisch.de e più portali giornalistici indicano il 26 marzo 1957; alcune fonti (un documento del servizio scientifico del Bundestag, il portale Domradio in un passaggio) indicano il 23 marzo 1957; la citazione formale della sentenza è comunque BVerfGE 6, 309, procedimento 2 BvG 1/55. La Corte stabilì che il Reichskonkordat era validamente concluso e giuridicamente vincolante e continuava a valere anche oltre il crollo dello Stato nazionalsocialista, ma che la competenza in materia scolastica spettava ai Länder, i quali potevano perciò adottare anche normative in contrasto con il Concordato senza che il governo federale potesse costringerli. I concordati regionali con i Länder precedono e affiancano il Reichskonkordat: Baviera 1924, Prussia 1929, Baden 1932. katholisch.de (https://katholisch.de/artikel/54136-das-reichskonkordat-kontroversen-um-einen-teufelspakt) La Repubblica Democratica Tedesca non riconosceva il Concordato, coerentemente con la sua dottrina di non successione al Reich e con l'impianto ideologico del regime. Il confronto con il Concordato lateranense italiano — firmato l'11 febbraio 1929 e revisionato con l'Accordo di Villa Madama concluso il 18 febbraio 1984, come accertato in ricognizione anteriore — evidenzia una differenza di traiettoria: mentre in Italia il concordato fu oggetto di una revisione bilaterale integrale e consensuale, in Germania il Reichskonkordat rimase in vigore immutato nella sua cornice, con adattamenti affidati alla giurisprudenza costituzionale e ai concordati dei Länder.</w:t>
+      </w:r>
+    </w:p>
+    <w:p>
+      <w:pPr>
+        <w:pStyle w:val="Heading2"/>
+        <w:spacing w:after="100" w:before="200"/>
+      </w:pPr>
+      <w:r>
+        <w:rPr>
+          <w:rFonts w:ascii="Barlow Semi Condensed" w:cs="Barlow Semi Condensed" w:eastAsia="Barlow Semi Condensed" w:hAnsi="Barlow Semi Condensed"/>
+          <w:sz w:val="24"/>
+          <w:szCs w:val="24"/>
+        </w:rPr>
+        <w:t xml:space="preserve">Capitolo XI — La Germania, la CSCE e la firma di Helsinki del 1975</w:t>
+      </w:r>
+    </w:p>
+    <w:p>
+      <w:pPr>
+        <w:spacing w:after="120" w:line="276"/>
+        <w:jc w:val="both"/>
+      </w:pPr>
+      <w:r>
+        <w:rPr>
+          <w:rFonts w:ascii="Barlow Semi Condensed" w:cs="Barlow Semi Condensed" w:eastAsia="Barlow Semi Condensed" w:hAnsi="Barlow Semi Condensed"/>
+          <w:sz w:val="24"/>
+          <w:szCs w:val="24"/>
+        </w:rPr>
+        <w:t xml:space="preserve">La Conferenza per la sicurezza e la cooperazione in Europa si aprì nella fase multilaterale preparatoria dal novembre 1972 e nei negoziati veri e propri dal 3 luglio 1973, per concludersi con l'Atto finale firmato a Helsinki il 1º agosto 1975 da trentacinque Stati. La documentazione tedesca (Bundeszentrale für politische Bildung; Haus der Geschichte; il testo dell'Atto finale) attesta che entrambe le Germanie parteciparono alla pari e che per la Repubblica Federale firmò il cancelliere Helmut Schmidt e per la Repubblica Democratica il segretario generale Erich Honecker. Il principio III dell'Atto finale sancisce l'inviolabilità delle frontiere («Unverletzlichkeit der Grenzen»); la clausola sulla loro modificabilità per via pacifica — secondo cui le frontiere possono essere mutate solo con mezzi pacifici e per accordo — fu essenziale per la Repubblica Federale perché lasciava aperta la possibilità giuridica della riunificazione tedesca senza contraddire il riconoscimento dello status quo. Su questo punto il committente chiede se esista una lettera tedesca sull'unità nazionale allegata all'Atto finale: le fonti edite qui reperite non attestano un tale documento allegato all'Atto finale di Helsinki; il «Brief zur deutschen Einheit» fu invece allegato al Trattato di Mosca del 1970 Konrad-Adenauer-Stiftung (https://www.kas.de/en/web/geschichte-der-cdu/calendar-detail/-/content/der-bundestag-ratifiziert-den-moskauer-und-den-warschauer-vertrag-und-stimmt-der-gemeinsamen-entschl) e al Grundlagenvertrag del 1972 (capitolo IV), mentre a Helsinki lo strumento rilevante fu la clausola di modificabilità pacifica delle frontiere. Questo va dichiarato come esito parzialmente negativo: nessuna lettera tedesca allegata all'Atto finale è documentata; la funzione che il committente ipotizza fu assolta dalla clausola sulla modificabilità pacifica, non da una lettera.</w:t>
+      </w:r>
+    </w:p>
+    <w:p>
+      <w:pPr>
+        <w:spacing w:after="120" w:line="276"/>
+        <w:jc w:val="both"/>
+      </w:pPr>
+      <w:r>
+        <w:rPr>
+          <w:rFonts w:ascii="Barlow Semi Condensed" w:cs="Barlow Semi Condensed" w:eastAsia="Barlow Semi Condensed" w:hAnsi="Barlow Semi Condensed"/>
+          <w:sz w:val="24"/>
+          <w:szCs w:val="24"/>
+        </w:rPr>
+        <w:t xml:space="preserve">Per l'Italia firmò Aldo Moro, nella duplice qualità di presidente del Consiglio e di presidente di turno della Comunità europea. La fonte giornalistica qualificata (Avvenire, che cita l'intervento di Moro) riporta che Moro annunciò a Helsinki che i Nove, per le materie di competenza comunitaria, avevano esaminato le conclusioni della Conferenza e le accettavano, «di conseguenza firmerò l'Atto finale nella mia duplice qualità»; l'ambasciatore Luigi Vittorio Ferraris fu tessitore per l'Italia di quella Conferenza, come attesta una testimonianza pubblicata su Affari Internazionali. Anche la Santa Sede fu firmataria dell'Atto finale, avendo perseguito, secondo Vatican News e la recensione del volume di Melloni, l'inserimento delle clausole sui diritti umani e sulla libertà religiosa. La convergenza fra la posizione italiana, quella comunitaria e quella della Santa Sede a Helsinki è documentata come convergenza di obiettivo e comunanza di ambiente diplomatico, non come coordinamento formale fra Roma politica e Roma pontificia, che le fonti non attestano.</w:t>
+      </w:r>
+    </w:p>
+    <w:p>
+      <w:pPr>
+        <w:pStyle w:val="Heading2"/>
+        <w:spacing w:after="100" w:before="200"/>
+      </w:pPr>
+      <w:r>
+        <w:rPr>
+          <w:rFonts w:ascii="Barlow Semi Condensed" w:cs="Barlow Semi Condensed" w:eastAsia="Barlow Semi Condensed" w:hAnsi="Barlow Semi Condensed"/>
+          <w:sz w:val="24"/>
+          <w:szCs w:val="24"/>
+        </w:rPr>
+        <w:t xml:space="preserve">Capitolo XII — Il versante del terrorismo, gli archivi, gli esiti negativi e la tavola discorsiva delle acquisizioni non conseguite</w:t>
+      </w:r>
+    </w:p>
+    <w:p>
+      <w:pPr>
+        <w:spacing w:after="120" w:line="276"/>
+        <w:jc w:val="both"/>
+      </w:pPr>
+      <w:r>
+        <w:rPr>
+          <w:rFonts w:ascii="Barlow Semi Condensed" w:cs="Barlow Semi Condensed" w:eastAsia="Barlow Semi Condensed" w:hAnsi="Barlow Semi Condensed"/>
+          <w:sz w:val="24"/>
+          <w:szCs w:val="24"/>
+        </w:rPr>
+        <w:t xml:space="preserve">Questo capitolo conclusivo raccoglie tre materie che il metodo impone di trattare con cautela: il versante del terrorismo, lo stato degli archivi e la dichiarazione espressa degli esiti negativi con la tavola delle acquisizioni necessarie e non conseguite.</w:t>
+      </w:r>
+    </w:p>
+    <w:p>
+      <w:pPr>
+        <w:spacing w:after="120" w:line="276"/>
+        <w:jc w:val="both"/>
+      </w:pPr>
+      <w:r>
+        <w:rPr>
+          <w:rFonts w:ascii="Barlow Semi Condensed" w:cs="Barlow Semi Condensed" w:eastAsia="Barlow Semi Condensed" w:hAnsi="Barlow Semi Condensed"/>
+          <w:sz w:val="24"/>
+          <w:szCs w:val="24"/>
+        </w:rPr>
+        <w:t xml:space="preserve">Sul versante del terrorismo, la vicenda di Willy Peter Stoll, militante della Rote Armee Fraktion, va riportata attenendosi rigorosamente a ciò che le fonti giudiziarie e parlamentari accertino. La data della sua uccisione da parte della polizia a Düsseldorf, indicata dal committente come 11 settembre 1978, va corretta: le fonti accertano il 6 settembre 1978, come attesta la voce biografica tedesca (Willy Peter Stoll, nato a Stoccarda il 12 giugno 1950, morto a Düsseldorf il 6 settembre 1978) e la Stuttgarter Zeitung, che colloca l'episodio «am Abend des 6. September 1978» nel ristorante cinese Shanghai di Düsseldorf. La divergenza di data va dunque segnalata e risolta a favore del 6 settembre. Nei materiali attribuiti alle indagini italiane e riportati in ambito parlamentare e pubblicistico si afferma che il collaboratore di giustizia Patrizio Peci, ex membro delle Brigate Rosse, identificò Stoll come il militante della RAF che si recava in Italia per incontrare Mario Moretti e che documenti in possesso di Stoll confermerebbero i contatti fra RAF e Brigate Rosse. Occorre qualificare con precisione lo statuto di queste affermazioni: si tratta di dichiarazioni di un collaboratore riportate in sede investigativa e riprese in atti parlamentari e nella pubblicistica, non di accertamenti definitivi di sentenza; e l'appartenenza di Stoll alla RAF non costituisce, di per sé, prova di una condotta della RAF nel sequestro Moro. La documentazione parlamentare italiana (gli atti della Commissione Moro reperibili tramite l'archivio digitale Grassi) attesta l'esistenza di un filone d'indagine sui possibili contatti operativi fra Brigate Rosse e RAF nel periodo immediatamente precedente il sequestro, incluso il tema di un presunto infiltrato dei servizi tedeschi a Milano; ma le tesi circolanti nella pubblicistica su una eterodirezione del sequestro Moro, non trovando riscontro nelle fonti primarie giudiziarie, vanno qualificate come non sostenute. Il sequestro Schleyer del settembre-ottobre 1977 (Hanns Martin Schleyer, presidente della Confindustria tedesca, rapito a Colonia il 5 settembre 1977 dal commando «Siegfried Hausner» della RAF e ucciso in ottobre) costituì il precedente immediato; la linea tedesca della fermezza, gestita da un Krisenstab e culminata nel blitz di Mogadiscio del 18 ottobre 1977, è documentata dalla storiografia sul Deutscher Herbst; il sequestro Moro si colloca fra il 16 marzo e il 9 maggio 1978. Sulla cooperazione italo-tedesca in materia di terrorismo e sul ruolo del Bundeskriminalamt durante il sequestro Moro, le fonti edite qui reperite sono insufficienti a un accertamento puntuale, e la materia è dichiarata come voce aperta da approfondire negli atti della Commissione parlamentare d'inchiesta e negli archivi del Bundeskriminalamt.</w:t>
+      </w:r>
+    </w:p>
+    <w:p>
+      <w:pPr>
+        <w:spacing w:after="120" w:line="276"/>
+        <w:jc w:val="both"/>
+      </w:pPr>
+      <w:r>
+        <w:rPr>
+          <w:rFonts w:ascii="Barlow Semi Condensed" w:cs="Barlow Semi Condensed" w:eastAsia="Barlow Semi Condensed" w:hAnsi="Barlow Semi Condensed"/>
+          <w:sz w:val="24"/>
+          <w:szCs w:val="24"/>
+        </w:rPr>
+        <w:t xml:space="preserve">Sugli archivi, lo stato di accessibilità è il seguente. L'Archivio Storico Diplomatico del Ministero degli Affari Esteri italiano conserva la serie Germania e la serie Santa Sede per il periodo 1969-1975, con l'avvertenza già accertata dell'esclusione temporanea dei Telegrammi 1942-1970. Il Politisches Archiv des Auswärtigen Amts di Berlino conserva la serie Akten zur Auswärtigen Politik der Bundesrepublik Deutschland, edita per annate. Il Bundesarchiv ha sedi a Coblenza e Berlino. Le carte del cardinale Döpfner sono presso l'archivio della Conferenza episcopale tedesca e l'archivio dell'arcidiocesi di Monaco. L'Archivio Apostolico Vaticano è consultabile soltanto fino all'ottobre 1958, termine del pontificato di Pio XII: i pontificati di Giovanni XXIII, Paolo VI e Giovanni Paolo II non sono aperti, il che preclude allo stato ogni verifica archivistica primaria sull'atto del 1972 e sui negoziati di Casaroli. L'Archivio Aldo Moro è ripartito fra l'Archivio storico del Senato e l'Archivio Centrale dello Stato, con la risorsa digitale Aldo Moro Digitale dell'Università di Bologna. I resoconti stenografici della quinta e sesta legislatura sono disponibili, con l'avvertenza che la banca dati del sindacato ispettivo copre soltanto dalla settima legislatura, cioè dal 5 luglio 1976.</w:t>
+      </w:r>
+    </w:p>
+    <w:p>
+      <w:pPr>
+        <w:spacing w:after="120" w:line="276"/>
+        <w:jc w:val="both"/>
+      </w:pPr>
+      <w:r>
+        <w:rPr>
+          <w:rFonts w:ascii="Barlow Semi Condensed" w:cs="Barlow Semi Condensed" w:eastAsia="Barlow Semi Condensed" w:hAnsi="Barlow Semi Condensed"/>
+          <w:sz w:val="24"/>
+          <w:szCs w:val="24"/>
+        </w:rPr>
+        <w:t xml:space="preserve">Gli esiti negativi, che sono acquisizioni di pieno valore, si ordinano per rendimento atteso come segue. Primo e di massimo rilievo: non è stata reperita alcuna documentazione di una posizione italiana o della Farnesina sulla riorganizzazione diocesana del 1972; la ricerca andrebbe condotta nei Documenti Diplomatici Italiani, nell'Archivio Storico Diplomatico (serie Santa Sede) e nelle carte dell'Ambasciata d'Italia presso la Santa Sede, ma allo stato l'esito è negativo, ed è del resto coerente con il fatto che la materia fu trilaterale (Santa Sede, Polonia, Repubblica Federale) e priva di interesse giuridico italiano. Secondo: gli incontri documentati fra Moro e Scheel e fra Moro e Brandt, con data e sede, non sono emersi dalle fonti edite e vanno ricostruiti negli Akten zur Auswärtigen Politik e nei Documenti Diplomatici Italiani. Terzo: la citazione verbatim di Casaroli, di Hansjakob Stehle (Die Ostpolitik des Vatikans, Monaco 1975), di Andrea Riccardi e del volume Il filo sottile curato da Melloni, che attesti in modo definitivo il nesso fra ratifica e atto del 1972, non è stata ottenuta e va reperita nei rispettivi volumi e nel testo integrale della comunicazione vaticana del 28 giugno 1972 pubblicata negli Acta Apostolicae Sedis; il volume di riferimento primario in lingua polacca è la raccolta curata da Wojciech Kucharski, Droga do stabilizacji polskiej administracji kościelnej na Ziemiach Zachodnich i Północnych po II wojnie światowej (Wrocław 2013). Quarto: l'esistenza di una lettera tedesca sull'unità nazionale allegata all'Atto finale di Helsinki non è documentata e va considerata, allo stato, inesistente, essendo la funzione assolta dalla clausola di modificabilità pacifica delle frontiere. Quinto: la posizione italiana specifica sulla dottrina Hallstein e sul suo superamento resta da documentare negli archivi diplomatici. Sesto: la cooperazione italo-tedesca in materia di terrorismo durante il sequestro Moro, con il ruolo del Bundeskriminalamt e le offerte di collaborazione tedesca, resta da accertare negli atti della Commissione parlamentare d'inchiesta e negli archivi tedeschi. Ciascuna di queste acquisizioni, ove conseguita, integrerebbe la ricostruzione senza però modificare l'accertamento centrale, che resta fermo: la sequenza Oder-Neisse è confermata, e il nesso fra la ratifica del Trattato di Varsavia e l'atto pontificio del 28 giugno 1972 è attestato dalla comunicazione vaticana di accompagnamento e dalla storiografia (segnatamente Karl-Joseph Hummel), mentre il testo canonico si mantenne, per scelta deliberata, sul solo piano pastorale.</w:t>
+      </w:r>
+    </w:p>
+    <w:p>
+      <w:pPr>
+        <w:pStyle w:val="Heading2"/>
+        <w:spacing w:after="100" w:before="200"/>
+      </w:pPr>
+      <w:r>
+        <w:rPr>
+          <w:rFonts w:ascii="Barlow Semi Condensed" w:cs="Barlow Semi Condensed" w:eastAsia="Barlow Semi Condensed" w:hAnsi="Barlow Semi Condensed"/>
+          <w:sz w:val="24"/>
+          <w:szCs w:val="24"/>
+        </w:rPr>
+        <w:t xml:space="preserve">NOTA CONCLUSIVA SUL METODO E SUI LIMITI. Questa ricognizione ha privilegiato, come richiesto, le fonti in italiano e in tedesco, con impiego del polacco per il versante polacco (siti diocesani, IPN, Zapiski Historyczne), dell'inglese per la storiografia internazionale (Cambridge, Project MUSE, la controversia Weigel-Casaroli) e del latino per il testo degli atti pontifici (la costituzione apostolica pubblicata negli Acta Apostolicae Sedis LXIV, 1972). Sono state escluse, come imposto, l'enciclopedia Grokipedia e il quotidiano il Manifesto. Ove le fonti divergono su una data (l'uccisione di Stoll, la data del Konkordatsurteil, la data terminale del primo mandato di Moro, la data della bolla del 1972, la nascita del serpente monetario), la divergenza è stata riportata e, ove possibile, risolta indicando la fonte prevalente. L'accertamento centrale relativo all'obiettivo prioritario è raggiunto con sicurezza documentale; gli obiettivi ulteriori sono raggiunti in misura variabile, con dichiarazione espressa dei punti in cui la documentazione primaria d'archivio, allo stato della sua accessibilità, non consente di andare oltre l'inferenza fondata su fonti edite.</w:t>
+      </w:r>
+    </w:p>
+    <w:p>
+      <w:r>
+        <w:br w:type="page"/>
+      </w:r>
+    </w:p>
+    <w:p>
+      <w:pPr>
+        <w:pStyle w:val="Heading1"/>
+        <w:spacing w:after="120" w:before="240"/>
+      </w:pPr>
+      <w:r>
+        <w:rPr>
+          <w:rFonts w:ascii="Barlow Semi Condensed" w:cs="Barlow Semi Condensed" w:eastAsia="Barlow Semi Condensed" w:hAnsi="Barlow Semi Condensed"/>
+          <w:sz w:val="24"/>
+          <w:szCs w:val="24"/>
+        </w:rPr>
+        <w:t xml:space="preserve">Parte IX — Il Portogallo e la Santa Sede</w:t>
+      </w:r>
+    </w:p>
+    <w:p>
+      <w:pPr>
+        <w:pStyle w:val="Heading1"/>
+        <w:spacing w:after="120" w:before="240"/>
+      </w:pPr>
+      <w:r>
+        <w:rPr>
+          <w:rFonts w:ascii="Barlow Semi Condensed" w:cs="Barlow Semi Condensed" w:eastAsia="Barlow Semi Condensed" w:hAnsi="Barlow Semi Condensed"/>
+          <w:sz w:val="24"/>
+          <w:szCs w:val="24"/>
+        </w:rPr>
+        <w:t xml:space="preserve">Aldo Moro ministro degli Affari esteri, il Portogallo e la Santa Sede (1969–1974): ricerca storiografica e archivistica sulle triangolazioni</w:t>
+      </w:r>
+    </w:p>
+    <w:p>
+      <w:pPr>
+        <w:pStyle w:val="Heading2"/>
+        <w:spacing w:after="100" w:before="200"/>
+      </w:pPr>
+      <w:r>
+        <w:rPr>
+          <w:rFonts w:ascii="Barlow Semi Condensed" w:cs="Barlow Semi Condensed" w:eastAsia="Barlow Semi Condensed" w:hAnsi="Barlow Semi Condensed"/>
+          <w:sz w:val="24"/>
+          <w:szCs w:val="24"/>
+        </w:rPr>
+        <w:t xml:space="preserve">TL;DR</w:t>
+      </w:r>
+    </w:p>
+    <w:p>
+      <w:pPr>
+        <w:pStyle w:val="ListParagraph"/>
+        <w:numPr>
+          <w:ilvl w:val="0"/>
+          <w:numId w:val="1"/>
+        </w:numPr>
+        <w:spacing w:after="40"/>
+        <w:jc w:val="both"/>
+      </w:pPr>
+      <w:r>
+        <w:rPr>
+          <w:rFonts w:ascii="Barlow Semi Condensed" w:cs="Barlow Semi Condensed" w:eastAsia="Barlow Semi Condensed" w:hAnsi="Barlow Semi Condensed"/>
+          <w:sz w:val="24"/>
+          <w:szCs w:val="24"/>
+        </w:rPr>
+        <w:t xml:space="preserve">La documentazione accessibile stabilisce con certezza la contemporaneità e la comunanza d'ambiente romano fra l'azione anticoloniale della Santa Sede, la mobilitazione della società civile italiana e la vicenda coloniale portoghese, ma NON stabilisce un'azione diplomatica autonoma e documentata di Aldo Moro ministro sul dossier coloniale portoghese o sull'espulsione dei missionari del 1974.</w:t>
+      </w:r>
+    </w:p>
+    <w:p>
+      <w:pPr>
+        <w:pStyle w:val="ListParagraph"/>
+        <w:numPr>
+          <w:ilvl w:val="0"/>
+          <w:numId w:val="1"/>
+        </w:numPr>
+        <w:spacing w:after="40"/>
+        <w:jc w:val="both"/>
+      </w:pPr>
+      <w:r>
+        <w:rPr>
+          <w:rFonts w:ascii="Barlow Semi Condensed" w:cs="Barlow Semi Condensed" w:eastAsia="Barlow Semi Condensed" w:hAnsi="Barlow Semi Condensed"/>
+          <w:sz w:val="24"/>
+          <w:szCs w:val="24"/>
+        </w:rPr>
+        <w:t xml:space="preserve">Le sei lacune indicate risultano in parte colmate (Conferenza romana, decolonizzazione, CSCE, Padri Bianchi) e in parte confermate come esiti negativi di pieno valore (atti italiani sull'espulsione del 13 aprile 1974; atti parlamentari 1969–1975 non indicizzati per la V e VI legislatura), con l'indicazione precisa delle sedi archivistiche da interrogare.</w:t>
+      </w:r>
+    </w:p>
+    <w:p>
+      <w:pPr>
+        <w:pStyle w:val="ListParagraph"/>
+        <w:numPr>
+          <w:ilvl w:val="0"/>
+          <w:numId w:val="1"/>
+        </w:numPr>
+        <w:spacing w:after="40"/>
+        <w:jc w:val="both"/>
+      </w:pPr>
+      <w:r>
+        <w:rPr>
+          <w:rFonts w:ascii="Barlow Semi Condensed" w:cs="Barlow Semi Condensed" w:eastAsia="Barlow Semi Condensed" w:hAnsi="Barlow Semi Condensed"/>
+          <w:sz w:val="24"/>
+          <w:szCs w:val="24"/>
+        </w:rPr>
+        <w:t xml:space="preserve">La firma dell'Atto finale di Helsinki da parte di Moro il 1° agosto 1975, accanto al Portogallo post-rivoluzionario e alla Santa Sede rappresentata da Casaroli e Silvestrini, è l'unico punto di contatto istituzionale pienamente documentato fra i tre vertici del triangolo, ma è successiva ai mandati ministeriali e riguarda la sicurezza europea, non la questione coloniale.</w:t>
+      </w:r>
+    </w:p>
+    <w:p>
+      <w:pPr>
+        <w:pStyle w:val="Heading2"/>
+        <w:spacing w:after="100" w:before="200"/>
+      </w:pPr>
+      <w:r>
+        <w:rPr>
+          <w:rFonts w:ascii="Barlow Semi Condensed" w:cs="Barlow Semi Condensed" w:eastAsia="Barlow Semi Condensed" w:hAnsi="Barlow Semi Condensed"/>
+          <w:sz w:val="24"/>
+          <w:szCs w:val="24"/>
+        </w:rPr>
+        <w:t xml:space="preserve">Key Findings</w:t>
+      </w:r>
+    </w:p>
+    <w:p>
+      <w:pPr>
+        <w:spacing w:after="120" w:line="276"/>
+        <w:jc w:val="both"/>
+      </w:pPr>
+      <w:r>
+        <w:rPr>
+          <w:rFonts w:ascii="Barlow Semi Condensed" w:cs="Barlow Semi Condensed" w:eastAsia="Barlow Semi Condensed" w:hAnsi="Barlow Semi Condensed"/>
+          <w:sz w:val="24"/>
+          <w:szCs w:val="24"/>
+        </w:rPr>
+        <w:t xml:space="preserve">La ricognizione conferma che i motori dell'azione anticoloniale in ambito italiano furono la società civile di sinistra e gli enti locali (Reggio Emilia, con Giuseppe Soncini e il sindaco Renzo Bonazzi) e una parte della Chiesa missionaria (comboniani, Padri di Burgos, Padri Bianchi, il vescovo di Nampula Manuel Vieira Pinto), non il governo o il ministro degli Esteri. Sul versante governativo, la posizione italiana resta, allo stato delle fonti online, silente o non documentata sul dossier coloniale portoghese, coerentemente con la fedeltà atlantica dei governi a maggioranza democristiana. Gli unici punti di contatto istituzionali pienamente documentati fra Moro, il Portogallo e la Santa Sede riguardano la CSCE e sono posteriori ai mandati agli Esteri. Le lacune prioritarie (atti italiani sull'espulsione, atti parlamentari) si chiudono come esiti negativi dovuti in parte a limiti strutturali di accessibilità, con indicazione delle sedi archivistiche.</w:t>
+      </w:r>
+    </w:p>
+    <w:p>
+      <w:pPr>
+        <w:pStyle w:val="Heading2"/>
+        <w:spacing w:after="100" w:before="200"/>
+      </w:pPr>
+      <w:r>
+        <w:rPr>
+          <w:rFonts w:ascii="Barlow Semi Condensed" w:cs="Barlow Semi Condensed" w:eastAsia="Barlow Semi Condensed" w:hAnsi="Barlow Semi Condensed"/>
+          <w:sz w:val="24"/>
+          <w:szCs w:val="24"/>
+        </w:rPr>
+        <w:t xml:space="preserve">Details</w:t>
+      </w:r>
+    </w:p>
+    <w:p>
+      <w:pPr>
+        <w:pStyle w:val="Heading3"/>
+        <w:spacing w:after="80" w:before="160"/>
+      </w:pPr>
+      <w:r>
+        <w:rPr>
+          <w:rFonts w:ascii="Barlow Semi Condensed" w:cs="Barlow Semi Condensed" w:eastAsia="Barlow Semi Condensed" w:hAnsi="Barlow Semi Condensed"/>
+          <w:sz w:val="24"/>
+          <w:szCs w:val="24"/>
+        </w:rPr>
+        <w:t xml:space="preserve">Capitolo I – Il quadro cronologico e istituzionale dei mandati ministeriali di Moro</w:t>
+      </w:r>
+    </w:p>
+    <w:p>
+      <w:pPr>
+        <w:spacing w:after="120" w:line="276"/>
+        <w:jc w:val="both"/>
+      </w:pPr>
+      <w:r>
+        <w:rPr>
+          <w:rFonts w:ascii="Barlow Semi Condensed" w:cs="Barlow Semi Condensed" w:eastAsia="Barlow Semi Condensed" w:hAnsi="Barlow Semi Condensed"/>
+          <w:sz w:val="24"/>
+          <w:szCs w:val="24"/>
+        </w:rPr>
+        <w:t xml:space="preserve">La cronologia dei mandati, già accertata dalla passata ricognizione, va ricollocata nel quadro istituzionale che ne condiziona la lettura. Secondo la scheda ufficiale del Ministero degli Affari Esteri (esteri.it), Aldo Moro fu ministro degli affari esteri dal 5 agosto 1969 al 26 giugno 1972 e nuovamente dal 7 luglio 1973 al 23 novembre 1974, attraversando i governi Rumor II e III, Colombo, Andreotti I, Rumor IV e V. La stessa fonte ufficiale osserva che egli si distinse "per la risoluzione di contenziosi internazionali". Esteri (https://www.esteri.it/it/ministero/storia/ministri_esteri/aldo_moro/) La nota storico-critica di Zampieri sul portale aldomorodigitale.unibo.it precisa che dopo il novembre 1974 Moro fu presidente del Consiglio e, da luglio a dicembre 1975, presidente di turno del Consiglio europeo. Unibo (https://aldomorodigitale.unibo.it/additionalResources/142/essay/Zampieri_vol4_notastorica.pdf) La collocazione è essenziale perché delimita ciò che poteva essere condotta ministeriale di Moro in senso proprio: il triennio 1969–1972 e il periodo luglio 1973 – novembre 1974. La firma di Helsinki (agosto 1975) e i Consigli europei del 1975 cadono invece fuori dai mandati agli Esteri e vanno attribuiti a Moro presidente del Consiglio.</w:t>
+      </w:r>
+    </w:p>
+    <w:p>
+      <w:pPr>
+        <w:spacing w:after="120" w:line="276"/>
+        <w:jc w:val="both"/>
+      </w:pPr>
+      <w:r>
+        <w:rPr>
+          <w:rFonts w:ascii="Barlow Semi Condensed" w:cs="Barlow Semi Condensed" w:eastAsia="Barlow Semi Condensed" w:hAnsi="Barlow Semi Condensed"/>
+          <w:sz w:val="24"/>
+          <w:szCs w:val="24"/>
+        </w:rPr>
+        <w:t xml:space="preserve">L'ambiente istituzionale è quello di una diplomazia italiana atlantica e insieme europeista. Le fonti divulgative e accademiche concordano su una linea di continuità: firma del Trattato di non proliferazione, impegno per la distensione, sostegno al processo CSCE. Sul TNP va introdotta una precisazione cronologica: benché il Trattato fosse stato aperto alla firma il 1° luglio 1968, l'Italia lo firmò il 28 gennaio 1969 e lo ratificò con la legge 24 aprile 1975 n. 131 (Gazzetta Ufficiale n. 113 del 30 aprile 1975), come attesta la scheda dell'Archivio Disarmo IRIAD ("L'Italia, che ha firmato il 28 gennaio 1969, ha ratificato il TNP con legge 24 aprile 1975 n. 131"); l'atto italiano è dunque del 1969 e la ratifica del 1975, non del 1968. La voce di Wikipedia in inglese sintetizza che nel suo dicastero Moro "implemented a pro-Arab policy". Wikipedia (https://en.wikipedia.org/wiki/Aldo_Moro) Nessuna delle fonti ufficiali o accademiche consultate collega tuttavia il nome di Moro a una iniziativa specifica sul Portogallo coloniale nel periodo 1969–1974. Questo è un primo dato di rilievo: la letteratura celebrativa su Moro ministro (BeeMagazine, Avvenire, Nuova Rivista Storica, Affari Internazionali) ruota attorno a Helsinki, Osimo, l'Alto Adige e la politica mediterranea, e tace sul dossier coloniale portoghese. La ragione più probabile — che qui si dichiara come inferenza e non come dato documentale — è che il Portogallo fosse trattato come alleato NATO e la questione coloniale come materia di sede multilaterale (ONU) e non di rapporto bilaterale privilegiato.</w:t>
+      </w:r>
+    </w:p>
+    <w:p>
+      <w:pPr>
+        <w:spacing w:after="120" w:line="276"/>
+        <w:jc w:val="both"/>
+      </w:pPr>
+      <w:r>
+        <w:rPr>
+          <w:rFonts w:ascii="Barlow Semi Condensed" w:cs="Barlow Semi Condensed" w:eastAsia="Barlow Semi Condensed" w:hAnsi="Barlow Semi Condensed"/>
+          <w:sz w:val="24"/>
+          <w:szCs w:val="24"/>
+        </w:rPr>
+        <w:t xml:space="preserve">Il quadro istituzionale comprende anche il carattere singolare del rapporto Italia–Santa Sede, che condiziona ogni triangolazione: come ricorda la voce portoghese di Wikipedia sulle relazioni Italia–Santa Sede, il Trattato del Laterano del 1929 fa di Roma l'unico caso al mondo in cui le due missioni diplomatiche reciproche sono accreditate nella stessa città. Wikipedia (https://pt.wikipedia.org/wiki/Rela%C3%A7%C3%B5es_entre_It%C3%A1lia_e_Santa_S%C3%A9) Il ministro degli Esteri italiano operava dunque a pochi passi dalla Segreteria di Stato, in una prossimità che facilita la comunanza d'ambiente ma non prova, di per sé, il coordinamento. Questo capitolo è più breve della misura indicata perché la sua funzione è di inquadramento e perché il materiale già accertato non va ripetuto; le acquisizioni sostanziali sono distribuite nei capitoli tematici che seguono.</w:t>
+      </w:r>
+    </w:p>
+    <w:p>
+      <w:pPr>
+        <w:pStyle w:val="Heading3"/>
+        <w:spacing w:after="80" w:before="160"/>
+      </w:pPr>
+      <w:r>
+        <w:rPr>
+          <w:rFonts w:ascii="Barlow Semi Condensed" w:cs="Barlow Semi Condensed" w:eastAsia="Barlow Semi Condensed" w:hAnsi="Barlow Semi Condensed"/>
+          <w:sz w:val="24"/>
+          <w:szCs w:val="24"/>
+        </w:rPr>
+        <w:t xml:space="preserve">Capitolo II – La Conferenza romana del giugno 1970 e l'udienza pontificia: promotori, comitato italiano e posizione del governo</w:t>
+      </w:r>
+    </w:p>
+    <w:p>
+      <w:pPr>
+        <w:spacing w:after="120" w:line="276"/>
+        <w:jc w:val="both"/>
+      </w:pPr>
+      <w:r>
+        <w:rPr>
+          <w:rFonts w:ascii="Barlow Semi Condensed" w:cs="Barlow Semi Condensed" w:eastAsia="Barlow Semi Condensed" w:hAnsi="Barlow Semi Condensed"/>
+          <w:sz w:val="24"/>
+          <w:szCs w:val="24"/>
+        </w:rPr>
+        <w:t xml:space="preserve">La seconda lacuna riguarda chi promosse in Italia la Conferenza internazionale di solidarietà con i popoli delle colonie portoghesi (Roma, 27–29 giugno 1970) e quale fu la posizione del governo. Le fonti raccolte permettono di stabilire alcuni punti e di lasciarne aperti altri. La rete promotrice fu di matrice della sinistra e del movimento anticolonialista, con un ruolo documentato del Partito Comunista Italiano. Un saggio accademico di Vincenzo Russo (Università di Milano, ripubblicato su air.unimi.it) cita una fonte interna del PAIGC secondo cui "La conferenza Internazionale di Solidarietà con i popoli delle colonie portoghesi che ebbe luogo a Roma dal 27 al 29 giugno e alla cui realizzazione il nostro Partito ha lavorato senza sosta, ha rappresentato un successo politico di primo ordine". Università di Milano (https://air.unimi.it/retrieve/dfa8b9a2-2341-748b-e053-3a05fe0a3a96/Russo_ResistenzaContinua%20ST.pdf) Lo stesso saggio, citando Tornimbeni (2018), inquadra la solidarietà anticoloniale nella "dialettica tra una visione internazionalista implicita in certe municipalità di sinistra come Reggio Emilia e Bologna e la fedeltà atlantica dei governi a maggioranza DC". Università di Milano (https://air.unimi.it/retrieve/dfa8b9a2-2341-748b-e053-3a05fe0a3a96/Russo_ResistenzaContinua%20ST.pdf) Questa formula scientifica è decisiva per la triangolazione: essa segnala che l'iniziativa fu della società civile e degli enti locali di sinistra, non del governo, e che fra municipalità internazionaliste e governo democristiano vi era divergenza di orientamento, non convergenza.</w:t>
+      </w:r>
+    </w:p>
+    <w:p>
+      <w:pPr>
+        <w:spacing w:after="120" w:line="276"/>
+        <w:jc w:val="both"/>
+      </w:pPr>
+      <w:r>
+        <w:rPr>
+          <w:rFonts w:ascii="Barlow Semi Condensed" w:cs="Barlow Semi Condensed" w:eastAsia="Barlow Semi Condensed" w:hAnsi="Barlow Semi Condensed"/>
+          <w:sz w:val="24"/>
+          <w:szCs w:val="24"/>
+        </w:rPr>
+        <w:t xml:space="preserve">L'Archivio audiovisivo del movimento operaio e democratico (AAMOD) conserva le riprese della Conferenza e la conferenza stampa di Agostino Neto (patrimonio.aamod.it), a conferma della regia di ambienti legati al movimento operaio. La rivista Confronti, in un articolo del 2020 di taglio divulgativo-documentato (ripubblicato anche su Articolo21.org, giugno 2020), ricostruisce l'udienza di Paolo VI del 1° luglio 1970 a Cabral, Neto e dos Santos come "una grande vittoria politica e morale" Confronti (https://confronti.net/2020/06/i-movimenti-di-liberazione-portoghesi-e-lincontro-con-paolo-vi/) dei movimenti, riportando le parole di Cabral secondo cui "L'udienza ha provocato un grande spaesamento negli ambienti governativi e ecclesiastici portoghesi". Confronti (https://confronti.net/2020/06/i-movimenti-di-liberazione-portoghesi-e-lincontro-con-paolo-vi/) La stessa fonte conferma che la scelta di Paolo VI "causò un incidente diplomatico con il Portogallo". Confronti (https://confronti.net/2020/06/i-movimenti-di-liberazione-portoghesi-e-lincontro-con-paolo-vi/)</w:t>
+      </w:r>
+    </w:p>
+    <w:p>
+      <w:pPr>
+        <w:spacing w:after="120" w:line="276"/>
+        <w:jc w:val="both"/>
+      </w:pPr>
+      <w:r>
+        <w:rPr>
+          <w:rFonts w:ascii="Barlow Semi Condensed" w:cs="Barlow Semi Condensed" w:eastAsia="Barlow Semi Condensed" w:hAnsi="Barlow Semi Condensed"/>
+          <w:sz w:val="24"/>
+          <w:szCs w:val="24"/>
+        </w:rPr>
+        <w:t xml:space="preserve">Sul versante italiano-locale la documentazione è ricca e primaria. L'inventario dell'Archivio Giuseppe Soncini – Bruna Ganapini presso l'Istituto per i beni culturali dell'Emilia-Romagna (archivi.ibc.regione.emilia-romagna.it) contiene un fascicolo "Frelimo-Mozambico" (1965–1993) e documenta l'organizzazione della Conferenza Nazionale di Solidarietà con i popoli delle colonie portoghesi tenutasi a Reggio Emilia dal 23 al 26 marzo 1973 Regione (https://archivi.ibc.regione.emilia-romagna.it/ibc-cms/cms.find?flagfind=customXdamsTree&amp;id=IBCAS00590&amp;munu_str=0_1_1&amp;numDoc=7&amp;docStart=1&amp;backward=&amp;hierStatus=16%2C1%2C2%2C2%2C3%2Cfc1%2C0%2C1%2Cfc1%2C3%2C6de%2C6de%2C0%2C3ee%2C0%2C3%2C3ee%2C121%2C123%2C3%2C121%2C123%2C0&amp;docCount=25&amp;physDoc=289&amp;comune=Reggio+nell%EF%BF%BDEmilia) (la fonte reca anche la variante 24–25 marzo 1973 in una scheda del Fondo Zagari del Senato: la divergenza di date fra i due strumenti archivistici va segnalata). I Musei Civici di Reggio Emilia e il portale della cooperazione AICS (aics.gov.it) attestano il gemellaggio del 1970 fra l'Arcispedale Santa Maria Nuova e l'ospedale di Cabo Delgado gestito dal FRELIMO, animato da Giuseppe Soncini (militante comunista) e dal sindaco Renzo Bonazzi. Una fonte reggiana (livello9.it) qualifica l'ospedale come "posto di combattimento" Livello9 (https://www.livello9.it/amicizia-reggio-africa/arcispedale-santa-maria-nuova) nel supporto alla guerra anticolonialista. La scheda del Senato sul Fondo Mario Zagari (patrimonio.archivio.senato.it) documenta la partecipazione di un esponente socialista (Zagari) alla conferenza reggiana del 1973, segno che la mobilitazione non fu solo comunista ma coinvolse anche il PSI e ambienti cattolici, come nota il portale AICS ("non solo comunisti, ma anche socialisti e cattolici"). Oltremare (https://www.aics.gov.it/oltremare/articoli/partnership/samito-a-reggio-emilia-50-anni-dopo-viva-mocambique/)</w:t>
+      </w:r>
+    </w:p>
+    <w:p>
+      <w:pPr>
+        <w:spacing w:after="120" w:line="276"/>
+        <w:jc w:val="both"/>
+      </w:pPr>
+      <w:r>
+        <w:rPr>
+          <w:rFonts w:ascii="Barlow Semi Condensed" w:cs="Barlow Semi Condensed" w:eastAsia="Barlow Semi Condensed" w:hAnsi="Barlow Semi Condensed"/>
+          <w:sz w:val="24"/>
+          <w:szCs w:val="24"/>
+        </w:rPr>
+        <w:t xml:space="preserve">Ciò che le fonti NON stabiliscono: non risulta alcun patrocinio, autorizzazione formale o obiezione del governo italiano alla Conferenza romana del 1970; non risulta che il Portogallo abbia protestato presso il governo italiano oltre che presso la Santa Sede (il richiamo dell'ambasciatore riguarda la sede vaticana); non risulta una presa di posizione documentata di Moro o della DC sulla Conferenza. Queste assenze vanno verificate presso l'Archivio storico diplomatico della Farnesina (serie Affari politici, Portogallo) e presso gli atti della VI legislatura.</w:t>
+      </w:r>
+    </w:p>
+    <w:p>
+      <w:pPr>
+        <w:pStyle w:val="Heading3"/>
+        <w:spacing w:after="80" w:before="160"/>
+      </w:pPr>
+      <w:r>
+        <w:rPr>
+          <w:rFonts w:ascii="Barlow Semi Condensed" w:cs="Barlow Semi Condensed" w:eastAsia="Barlow Semi Condensed" w:hAnsi="Barlow Semi Condensed"/>
+          <w:sz w:val="24"/>
+          <w:szCs w:val="24"/>
+        </w:rPr>
+        <w:t xml:space="preserve">Capitolo III – Wiriyamu, la denuncia missionaria e la posizione ufficiale portoghese</w:t>
+      </w:r>
+    </w:p>
+    <w:p>
+      <w:pPr>
+        <w:spacing w:after="120" w:line="276"/>
+        <w:jc w:val="both"/>
+      </w:pPr>
+      <w:r>
+        <w:rPr>
+          <w:rFonts w:ascii="Barlow Semi Condensed" w:cs="Barlow Semi Condensed" w:eastAsia="Barlow Semi Condensed" w:hAnsi="Barlow Semi Condensed"/>
+          <w:sz w:val="24"/>
+          <w:szCs w:val="24"/>
+        </w:rPr>
+        <w:t xml:space="preserve">Il massacro di Wiriyamu (16 dicembre 1972, operazione Marosca) è già accertato; qui se ne approfondiscono la divergenza sulle vittime e lo statuto della negazione portoghese, come richiesto dai vincoli di metodo. Le stime divergono ampiamente secondo la fonte. Il sito accademico-divulgativo portoghese Guerra Colonial (guerracolonial.pt) parla di un numero "que a estimativa varia segundo as fontes entre os cento e cinquenta e os quatrocentos". Guerracolonial (https://guerracolonial.pt/1972-negar-uma-solucao-politica-para-a-guerra/wiriyamu-de-mocambique-para-o-mundo/) La Wikipedia inglese, citando la Croce Rossa e il quotidiano Expresso, indica "between 150 (according to the Red Cross) and 300 (according to a much later investigation by the Portuguese newspaper Expresso)". Wikipedia (https://it.wikipedia.org/wiki/Guerra_d'indipendenza_del_Mozambico) Wikipedia (https://en.wikipedia.org/wiki/Wiriyamu_Massacre) La Wikipedia portoghese riferisce "Pelo menos 385 pessoas". Wikipedia (https://pt.wikipedia.org/wiki/Massacre_de_Wiriyamu) Lo studio storico di Mustafah Dhada, ospitato sul portale del Centro de Documentação 25 de Abril dell'Università di Coimbra (cd25a.uc.pt), identifica "400 as dead, 177 by name and 223 as Jane and John Does". Uc (https://www.cd25a.uc.pt/storage/media/pdf/Biblioteca%20digital/Artigos/APP_Cx23-13_The%20Wiriyamu%20Massacre%20In%20Mozambique%20The%20Search%20For%20Answers.pdf) La cifra di 385 morti (circa un terzo dei 1.350 abitanti di cinque villaggi) è ripresa dal Museu do Aljube. Si riporta dunque la forbice 150–400 senza scegliere silenziosamente, come prescritto.</w:t>
+      </w:r>
+    </w:p>
+    <w:p>
+      <w:pPr>
+        <w:spacing w:after="120" w:line="276"/>
+        <w:jc w:val="both"/>
+      </w:pPr>
+      <w:r>
+        <w:rPr>
+          <w:rFonts w:ascii="Barlow Semi Condensed" w:cs="Barlow Semi Condensed" w:eastAsia="Barlow Semi Condensed" w:hAnsi="Barlow Semi Condensed"/>
+          <w:sz w:val="24"/>
+          <w:szCs w:val="24"/>
+        </w:rPr>
+        <w:t xml:space="preserve">Il primo resoconto è già accertato (padre Domingos Ferrão, primo sacerdote nero della diocesi di Beira, con il sostegno di due religiose; ruolo dei Padri di Burgos; articolo di Adrian Hastings sulla prima pagina del Times del 10 luglio 1973). L'apparato di note dell'articolo peer-reviewed di Bruno C. Reis e Pedro Aires Oliveira, "Cutting Heads or Winning Hearts", Civil Wars 14/1 (2012), precisa i riferimenti bibliografici primari: l'articolo del Times "Portuguese Massacre Reported by Priests" (10 luglio 1973, p. 1), il volume di Hastings Wiriyamu (Search Press 1974), il libro del comboniano Cesare Bertulli A Cruz e a Espada em Moçambique (Portugália 1974) e il volume di António Sousa Ribeiro Terror em Tete (1974). Taylor \&amp; Francis Online (https://www.tandfonline.com/doi/abs/10.1080/13698249.2012.654690) Il saggio di Norrie MacQueen e Pedro Aires Oliveira "Grocer Meets Butcher" (Cold War History 10/1, 2010) documenta l'impatto sulla visita londinese di Caetano.</w:t>
+      </w:r>
+    </w:p>
+    <w:p>
+      <w:pPr>
+        <w:spacing w:after="120" w:line="276"/>
+        <w:jc w:val="both"/>
+      </w:pPr>
+      <w:r>
+        <w:rPr>
+          <w:rFonts w:ascii="Barlow Semi Condensed" w:cs="Barlow Semi Condensed" w:eastAsia="Barlow Semi Condensed" w:hAnsi="Barlow Semi Condensed"/>
+          <w:sz w:val="24"/>
+          <w:szCs w:val="24"/>
+        </w:rPr>
+        <w:t xml:space="preserve">La posizione ufficiale portoghese dell'epoca fu di negazione. Come attesta la voce inglese su Hastings, l'esercito portoghese negò il massacro in un'inchiesta ufficiale; il governo commissionò poi un'indagine a Jorge Jardim, che localizzò il villaggio, ne fotografò i resti e consegnò un rapporto che ne provava l'esistenza; Caetano e i suoi ministri ne discussero il 18 agosto 1973 e decisero di nominare un'ulteriore inchiesta militare, che di nuovo sostenne l'inesistenza di Wiriyamu. Wikipedia (https://en.wikipedia.org/wiki/Adrian_Hastings) Questa posizione va riportata con il suo statuto: è la posizione di un governo che aveva interesse alla negazione, e come tale va registrata senza ometterla ma senza equipararla alle testimonianze missionarie. Va segnalato che una contro-tesi (attribuzione delle uccisioni al FRELIMO, riportata da un rapporto dell'arcivescovo di Dar es Salaam Laurean Rugambwa) Wikipedia (https://en.wikipedia.org/wiki/Wiriyamu_Massacre) circola nella pubblicistica ma non trova sostegno nella storiografia peer-reviewed, che la considera parte della macchina di negazione: va qualificata come tesi non sostenuta dalle fonti primarie. Nessuna delle fonti raccolte collega Wiriyamu a una reazione ufficiale italiana o del ministro Moro. Anche questo è un esito negativo da verificare presso la Farnesina e gli atti parlamentari.</w:t>
+      </w:r>
+    </w:p>
+    <w:p>
+      <w:pPr>
+        <w:pStyle w:val="Heading3"/>
+        <w:spacing w:after="80" w:before="160"/>
+      </w:pPr>
+      <w:r>
+        <w:rPr>
+          <w:rFonts w:ascii="Barlow Semi Condensed" w:cs="Barlow Semi Condensed" w:eastAsia="Barlow Semi Condensed" w:hAnsi="Barlow Semi Condensed"/>
+          <w:sz w:val="24"/>
+          <w:szCs w:val="24"/>
+        </w:rPr>
+        <w:t xml:space="preserve">Capitolo IV – L'espulsione del 13 aprile 1974 e la ricerca degli atti italiani</w:t>
+      </w:r>
+    </w:p>
+    <w:p>
+      <w:pPr>
+        <w:spacing w:after="120" w:line="276"/>
+        <w:jc w:val="both"/>
+      </w:pPr>
+      <w:r>
+        <w:rPr>
+          <w:rFonts w:ascii="Barlow Semi Condensed" w:cs="Barlow Semi Condensed" w:eastAsia="Barlow Semi Condensed" w:hAnsi="Barlow Semi Condensed"/>
+          <w:sz w:val="24"/>
+          <w:szCs w:val="24"/>
+        </w:rPr>
+        <w:t xml:space="preserve">Questa è la lacuna prioritaria. L'esito della ricerca è, in larga parte, un esito negativo di pieno valore documentale, che si dichiara espressamente con l'indicazione delle sedi.</w:t>
+      </w:r>
+    </w:p>
+    <w:p>
+      <w:pPr>
+        <w:spacing w:after="120" w:line="276"/>
+        <w:jc w:val="both"/>
+      </w:pPr>
+      <w:r>
+        <w:rPr>
+          <w:rFonts w:ascii="Barlow Semi Condensed" w:cs="Barlow Semi Condensed" w:eastAsia="Barlow Semi Condensed" w:hAnsi="Barlow Semi Condensed"/>
+          <w:sz w:val="24"/>
+          <w:szCs w:val="24"/>
+        </w:rPr>
+        <w:t xml:space="preserve">Sul fatto in sé la documentazione dell'istituto comboniano è abbondante e primaria. Il portale ufficiale dei Missionari Comboniani (comboni.org) conserva testimonianze dirette degli espulsi. Nell'obituario di padre Ramiro (comboni.org) padre Danilo Cimitan scrive: "Fu lui ad accogliere padre Rogério Artur de Sousa e me quando, assieme ad altri nove missionari comboniani, fummo espulsi dal Mozambico nel 1974, in seguito alla nostra presa di posizione con il documento 'Un imperativo di coscienza'". Comboni (https://www.comboni.org/fratelli/106604) La scheda di padre Rogério Artur de Sousa conferma: "faceva parte del gruppo degli 11 comboniani espulsi dal Mozambico il 13 aprile 1974 come conseguenza dell'Imperativo di Coscienza scritto dal Vescovo Manuel Vieira Pinto e dai comboniani". Comboni (https://www.comboni.org/fratelli/106111) La scheda "In Pace Christi" del superiore provinciale padre Severino Peano riporta il testo dell'ordine di espulsione trascritto nel suo diario (5 marzo 1974, Nampula: "Per decisione del governo Portoghese dovrà abbandonare lo stato del Mozambico nel più breve spazio di tempo") Comboni (https://www.comboni.org/fratelli/105544) e documenta gli interrogatori subiti dalla PIDE ("Dal 30 dicembre al 19 febbraio del '74 fu sottoposto ad interrogatorio per 50 ore e 30 minuti"). Comboni (https://www.comboni.org/fratelli/105544)</w:t>
+      </w:r>
+    </w:p>
+    <w:p>
+      <w:pPr>
+        <w:spacing w:after="120" w:line="276"/>
+        <w:jc w:val="both"/>
+      </w:pPr>
+      <w:r>
+        <w:rPr>
+          <w:rFonts w:ascii="Barlow Semi Condensed" w:cs="Barlow Semi Condensed" w:eastAsia="Barlow Semi Condensed" w:hAnsi="Barlow Semi Condensed"/>
+          <w:sz w:val="24"/>
+          <w:szCs w:val="24"/>
+        </w:rPr>
+        <w:t xml:space="preserve">La composizione del gruppo, secondo una fonte portoghese di divulgazione documentata (setemargens.com), comprendeva due portoghesi (Rogério de Sousa e Manuel Horta) e nove italiani (i padri Ernesto Calderola, Severino Peano, Gino Centis, Giovanni Zani, Vincenzo Capra, Graziano Castellari, Danilo Cimitan, Cornelio Prandina e il fratello Luigi Coronini), Sete Margens (https://setemargens.com/testemunhos-sobre-manuel-vieira-pinto-um-bispo-que-deixou-marcas-profundas-em-portugal-e-mocambique/) oltre al vescovo di Nampula Manuel Vieira Pinto, giunto a Lisbona il 14 aprile 1974, domenica di Pasqua, undici giorni prima della rivoluzione. Sul numero le fonti divergono: il volume di Giuseppe Franzelli Mondo Comboniano, citato su comboni.org, parla di "il vescovo Vieira e 13 Comboniani"; Comboni (https://www.comboni.org/fratelli/105086) la storia comboniana del Mozambico riconcilia la divergenza distinguendo undici espulsi da Nampula e due da Tete. Comboni (https://www.comboni.org/pt/contenuti/100237) Anche la data oscilla fra 12, 13 e 14 aprile nelle diverse fonti; la dicitura 13 aprile (Sabato Santo) è la più ricorrente nelle fonti comboniane. Queste divergenze vanno registrate.</w:t>
+      </w:r>
+    </w:p>
+    <w:p>
+      <w:pPr>
+        <w:spacing w:after="120" w:line="276"/>
+        <w:jc w:val="both"/>
+      </w:pPr>
+      <w:r>
+        <w:rPr>
+          <w:rFonts w:ascii="Barlow Semi Condensed" w:cs="Barlow Semi Condensed" w:eastAsia="Barlow Semi Condensed" w:hAnsi="Barlow Semi Condensed"/>
+          <w:sz w:val="24"/>
+          <w:szCs w:val="24"/>
+        </w:rPr>
+        <w:t xml:space="preserve">Quanto alla rivista Nigrizia: un articolo peer-reviewed di Eugenio Enea (Università di Messina), "The challenges of missionary activity after April 25: considerations and perspectives in Nigrizia", pubblicato in Lusitania Sacra n. 51 (2025), DOI 10.34632/lusitaniasacra.2025.16897, prolunga la sua tesi di dottorato "sobre as relações entre a Santa Sé e Portugal (1926-1974)" e "sobre a expulsão dos missionários e do bispo de Nampula na sequência da redação e circulação do documento Um imperativo de consciência", relatando "as reflexões dos combonianos no período de 1974-1976 na revista Nigrizia". Revistas Científicas da UCP (https://revistas.ucp.pt/index.php/lusitaniasacra/article/view/16897) Ciò conferma che Nigrizia diede conto dell'espulsione con posizione di solidarietà verso i missionari e di critica al colonialismo e all'Accordo missionario del 1940; il testo integrale dell'articolo di Enea è la fonte da acquisire per le citazioni puntuali delle annate 1974–1976.</w:t>
+      </w:r>
+    </w:p>
+    <w:p>
+      <w:pPr>
+        <w:spacing w:after="120" w:line="276"/>
+        <w:jc w:val="both"/>
+      </w:pPr>
+      <w:r>
+        <w:rPr>
+          <w:rFonts w:ascii="Barlow Semi Condensed" w:cs="Barlow Semi Condensed" w:eastAsia="Barlow Semi Condensed" w:hAnsi="Barlow Semi Condensed"/>
+          <w:sz w:val="24"/>
+          <w:szCs w:val="24"/>
+        </w:rPr>
+        <w:t xml:space="preserve">Sull'intervento italiano l'esito è negativo. Nessuna delle testimonianze comboniane menziona un intervento del consolato italiano a Lourenço Marques, dell'ambasciata italiana a Lisbona, della Farnesina o del ministro Moro: gli espulsi attribuiscono la loro accoglienza esclusivamente all'istituto comboniano (la provincia portoghese) e a figure ecclesiastiche. Non è stato reperito alcun atto parlamentare, nota diplomatica o dichiarazione ministeriale italiana relativi all'espulsione. Questo esito va dichiarato con le sue condizioni di chiusura: (a) la banca dati del sindacato ispettivo di Camera e Senato copre solo gli atti dalla VII legislatura (5 luglio 1976), mentre l'aprile 1974 cade nella VI legislatura, i cui atti esistono solo come PDF stenografici non indicizzati per soggetto; (b) il sito esteri.it non ospita documentazione del 1974; (c) l'archivio Moro come ministro degli Esteri indicizzato su aldomoro.eu inizia con il IV Governo Moro (novembre 1974), successivo all'evento. Le sedi da interrogare sono dunque l'Archivio storico diplomatico del Ministero degli Affari Esteri (serie Affari politici, Portogallo e Mozambico, 1974), i registri di corrispondenza del consolato di Lourenço Marques e dell'ambasciata di Lisbona, e i volumi a stampa degli Atti Parlamentari – Discussioni della VI legislatura per aprile–luglio 1974.</w:t>
+      </w:r>
+    </w:p>
+    <w:p>
+      <w:pPr>
+        <w:pStyle w:val="Heading3"/>
+        <w:spacing w:after="80" w:before="160"/>
+      </w:pPr>
+      <w:r>
+        <w:rPr>
+          <w:rFonts w:ascii="Barlow Semi Condensed" w:cs="Barlow Semi Condensed" w:eastAsia="Barlow Semi Condensed" w:hAnsi="Barlow Semi Condensed"/>
+          <w:sz w:val="24"/>
+          <w:szCs w:val="24"/>
+        </w:rPr>
+        <w:t xml:space="preserve">Capitolo V – Gli atti parlamentari italiani sul Portogallo, 1969–1975</w:t>
+      </w:r>
+    </w:p>
+    <w:p>
+      <w:pPr>
+        <w:spacing w:after="120" w:line="276"/>
+        <w:jc w:val="both"/>
+      </w:pPr>
+      <w:r>
+        <w:rPr>
+          <w:rFonts w:ascii="Barlow Semi Condensed" w:cs="Barlow Semi Condensed" w:eastAsia="Barlow Semi Condensed" w:hAnsi="Barlow Semi Condensed"/>
+          <w:sz w:val="24"/>
+          <w:szCs w:val="24"/>
+        </w:rPr>
+        <w:t xml:space="preserve">La terza lacuna chiede l'individuazione, con numero di seduta e data, delle discussioni parlamentari italiane sul Portogallo. L'esito è in gran parte negativo per ragioni strutturali di accessibilità, che qui si dichiarano. La banca dati degli atti di indirizzo e controllo (interrogazioni, interpellanze, mozioni, risoluzioni, ordini del giorno) di Camera e Senato è consultabile solo a partire dalla VII legislatura, cioè dal 5 luglio 1976, come indicato dallo stesso portale della Camera. L'intero arco 1969–1975 (V e VI legislatura) resta fuori dall'indicizzazione per soggetto: gli atti sopravvivono come resoconti stenografici digitalizzati (legislature.camera.it) non ricercabili a testo pieno per parola chiave. Ne consegue che non è possibile, con i soli strumenti online, confermare o escludere l'esistenza di specifiche interrogazioni su Wiriyamu, sull'espulsione dei comboniani o sul Portogallo coloniale, né datare l'eventuale riconoscimento italiano del nuovo governo portoghese mediante atto parlamentare.</w:t>
+      </w:r>
+    </w:p>
+    <w:p>
+      <w:pPr>
+        <w:spacing w:after="120" w:line="276"/>
+        <w:jc w:val="both"/>
+      </w:pPr>
+      <w:r>
+        <w:rPr>
+          <w:rFonts w:ascii="Barlow Semi Condensed" w:cs="Barlow Semi Condensed" w:eastAsia="Barlow Semi Condensed" w:hAnsi="Barlow Semi Condensed"/>
+          <w:sz w:val="24"/>
+          <w:szCs w:val="24"/>
+        </w:rPr>
+        <w:t xml:space="preserve">Le fonti d'archivio confermano tuttavia che la materia coloniale portoghese ebbe eco nel personale politico italiano. La scheda del Senato sul Fondo Mario Zagari (patrimonio.archivio.senato.it) reca un fascicolo "Colonie Portoghesi (Angola – Mozambico – Capo Verde)" con la relazione dattiloscritta di Zagari per la Conferenza nazionale di solidarietà di Reggio Emilia del 1973, segno che un esponente socialista di rango parlamentare fu coinvolto nel movimento anticolonialista. Ciò documenta l'impegno di singoli parlamentari, non una posizione dell'istituzione parlamentare o del governo: la distinzione fra condotta di una persona e condotta dell'istituzione, prescritta dai vincoli di metodo, va qui rigorosamente mantenuta.</w:t>
+      </w:r>
+    </w:p>
+    <w:p>
+      <w:pPr>
+        <w:spacing w:after="120" w:line="276"/>
+        <w:jc w:val="both"/>
+      </w:pPr>
+      <w:r>
+        <w:rPr>
+          <w:rFonts w:ascii="Barlow Semi Condensed" w:cs="Barlow Semi Condensed" w:eastAsia="Barlow Semi Condensed" w:hAnsi="Barlow Semi Condensed"/>
+          <w:sz w:val="24"/>
+          <w:szCs w:val="24"/>
+        </w:rPr>
+        <w:t xml:space="preserve">Per gli interventi di Aldo Moro le fonti indicate dal committente (raccolta "Aldo Moro, Discorsi parlamentari", Camera dei deputati 1996, a cura di Emilia Lamaro; Edizione Nazionale delle Opere; portale aldomorodigitale.unibo.it; Fondo Aldo Moro presso l'Archivio storico del Senato, segnature IT-AFS-048) non hanno restituito, negli strumenti online consultati, alcun discorso o intervento di Moro specificamente dedicato al Portogallo coloniale o alla rivoluzione dei garofani. L'inventario disponibile su aldomoro.eu descrive per la Sezione II, Serie 10 (Ministro degli Affari esteri) le sole sottoserie del IV e V Governo Moro (1974–1976), cioè successive ai mandati agli Esteri. Anche questo è un esito negativo da chiudere presso l'Archivio storico del Senato (Fondo Moro) e sui due volumi a stampa dei Discorsi parlamentari. Sulla posizione italiana in sede ONU sulle risoluzioni contro il colonialismo portoghese non è stata reperita documentazione puntuale online: la sede da interrogare è l'Archivio storico diplomatico della Farnesina e gli atti dell'Assemblea generale delle Nazioni Unite.</w:t>
+      </w:r>
+    </w:p>
+    <w:p>
+      <w:pPr>
+        <w:pStyle w:val="Heading3"/>
+        <w:spacing w:after="80" w:before="160"/>
+      </w:pPr>
+      <w:r>
+        <w:rPr>
+          <w:rFonts w:ascii="Barlow Semi Condensed" w:cs="Barlow Semi Condensed" w:eastAsia="Barlow Semi Condensed" w:hAnsi="Barlow Semi Condensed"/>
+          <w:sz w:val="24"/>
+          <w:szCs w:val="24"/>
+        </w:rPr>
+        <w:t xml:space="preserve">Capitolo VI – Il riconoscimento italiano del nuovo Portogallo e la missione Spínola a Roma</w:t>
+      </w:r>
+    </w:p>
+    <w:p>
+      <w:pPr>
+        <w:spacing w:after="120" w:line="276"/>
+        <w:jc w:val="both"/>
+      </w:pPr>
+      <w:r>
+        <w:rPr>
+          <w:rFonts w:ascii="Barlow Semi Condensed" w:cs="Barlow Semi Condensed" w:eastAsia="Barlow Semi Condensed" w:hAnsi="Barlow Semi Condensed"/>
+          <w:sz w:val="24"/>
+          <w:szCs w:val="24"/>
+        </w:rPr>
+        <w:t xml:space="preserve">La Rivoluzione dei garofani del 25 aprile 1974 e la cronologia oraria della resa di Caetano e della Legge n. 1 di Spínola sono già accertate. Sul riconoscimento italiano del nuovo governo la fonte più diretta è il portale ufficiale del Ministério dos Negócios Estrangeiros portoghese "Diplomacia e Revolução" (diplomaciaerevolucao.mne.gov.pt), che raccoglie le reazioni dei Paesi con cui il Portogallo aveva relazioni nel 1974 — elenco in cui figurano sia l'Italia sia la Santa Sede Mne (https://diplomaciaerevolucao.mne.gov.pt/pt/visto-de-fora) — e documenta il processo di riconoscimento del nuovo governo fra il 25 aprile e i primi di maggio 1974. Il portale, di natura di fonte ufficiale istituzionale, contiene una sezione italiana ("visto de fora/italia") con documenti diplomatici; uno di essi riferisce di una missione del governo portoghese a Roma e dell'intenzione di far compiere a Spínola "uma visita de Estado a Itália", valutando gli accordi di Lusaka come elemento "di conferma del processo di avanzata decolonizzazione". La consultazione integrale di questa serie è impedita dal blocco all'accesso automatizzato del sito, per cui i testi vanno letti direttamente presso il portale o presso l'Arquivo Histórico-Diplomático del MNE.</w:t>
+      </w:r>
+    </w:p>
+    <w:p>
+      <w:pPr>
+        <w:spacing w:after="120" w:line="276"/>
+        <w:jc w:val="both"/>
+      </w:pPr>
+      <w:r>
+        <w:rPr>
+          <w:rFonts w:ascii="Barlow Semi Condensed" w:cs="Barlow Semi Condensed" w:eastAsia="Barlow Semi Condensed" w:hAnsi="Barlow Semi Condensed"/>
+          <w:sz w:val="24"/>
+          <w:szCs w:val="24"/>
+        </w:rPr>
+        <w:t xml:space="preserve">Il quadro atlantico del riconoscimento è documentato dai Foreign Relations of the United States (history.state.gov): il memorandum del 19 giugno 1974 sull'incontro alle Azzorre fra Nixon e Spínola registra la richiesta portoghese di assistenza per "countering any moves by the Communists ... thus implanting another Cuba in the Iberian Peninsula". state (https://history.state.gov/historicaldocuments/frus1969-76ve15p2Ed2/d133) Questo colloca il riconoscimento italiano — di cui il governo Rumor V, con Moro agli Esteri fino al 23 novembre 1974, fu responsabile — nel contesto della preoccupazione occidentale per la deriva della transizione portoghese. Le fonti raccolte non consentono però di attribuire a Moro una posizione personale distinta su tale riconoscimento: l'atto va ascritto al governo italiano nel suo complesso, non al ministro in modo documentato. Nessuna fonte primaria italiana sul riconoscimento è stata reperita online; la sede di chiusura è la Farnesina.</w:t>
+      </w:r>
+    </w:p>
+    <w:p>
+      <w:pPr>
+        <w:pStyle w:val="Heading3"/>
+        <w:spacing w:after="80" w:before="160"/>
+      </w:pPr>
+      <w:r>
+        <w:rPr>
+          <w:rFonts w:ascii="Barlow Semi Condensed" w:cs="Barlow Semi Condensed" w:eastAsia="Barlow Semi Condensed" w:hAnsi="Barlow Semi Condensed"/>
+          <w:sz w:val="24"/>
+          <w:szCs w:val="24"/>
+        </w:rPr>
+        <w:t xml:space="preserve">Capitolo VII – La Santa Sede, il Portogallo e il Concordato: dall'Accordo missionario del 1940 al Protocollo del 1975</w:t>
+      </w:r>
+    </w:p>
+    <w:p>
+      <w:pPr>
+        <w:spacing w:after="120" w:line="276"/>
+        <w:jc w:val="both"/>
+      </w:pPr>
+      <w:r>
+        <w:rPr>
+          <w:rFonts w:ascii="Barlow Semi Condensed" w:cs="Barlow Semi Condensed" w:eastAsia="Barlow Semi Condensed" w:hAnsi="Barlow Semi Condensed"/>
+          <w:sz w:val="24"/>
+          <w:szCs w:val="24"/>
+        </w:rPr>
+        <w:t xml:space="preserve">Il Concordato e l'Accordo missionario fra Santa Sede e Portogallo del 7 maggio 1940 (ratificati il 30 maggio 1940), in vigore fino al 2004 con una sola revisione, sono già accertati, così come il Protocollo addizionale del 15 febbraio 1975 firmato dal cardinale Jean Villot e da Francisco Salgado Zenha, che modificò l'articolo 24 sulla rinuncia legale al divorzio adottando una formula che Salazar aveva proposto alla Santa Sede nel 1937. Il portale diplomatico portoghese (portaldiplomatico.mne.gov.pt) conferma, come fonte ufficiale, che "A 18 de maio de 2004 é assinada em Roma a nova Concordata entre Portugal e a Santa Sé que substitui a de 1940". Portal Diplomático (https://portaldiplomatico.mne.gov.pt/relacoesbilaterais/historia-diplomatica?view=article&amp;id=366%3Asanta-se&amp;catid=119%3Arelacoes-diplomaticas) La sequenza è storiograficamente significativa: il Protocollo del febbraio 1975 interviene sul divorzio pochi mesi dopo il referendum italiano sul divorzio del 12 maggio 1974 (già accertato), in un momento in cui la Santa Sede riconfigurava i propri rapporti concordatari sia con l'Italia sia con il Portogallo post-rivoluzionario. La contemporaneità dei due dossier concordatari (revisione lateranense poi conclusa con l'Accordo di Villa Madama del 18 febbraio 1984; revisione dell'articolo 24 con il Portogallo nel 1975) è una comunanza d'ambiente giuridico-diplomatico presso la Segreteria di Stato, non una prova di nesso causale fra i due: la distinzione va mantenuta.</w:t>
+      </w:r>
+    </w:p>
+    <w:p>
+      <w:pPr>
+        <w:spacing w:after="120" w:line="276"/>
+        <w:jc w:val="both"/>
+      </w:pPr>
+      <w:r>
+        <w:rPr>
+          <w:rFonts w:ascii="Barlow Semi Condensed" w:cs="Barlow Semi Condensed" w:eastAsia="Barlow Semi Condensed" w:hAnsi="Barlow Semi Condensed"/>
+          <w:sz w:val="24"/>
+          <w:szCs w:val="24"/>
+        </w:rPr>
+        <w:t xml:space="preserve">L'Accordo missionario del 1940 è il retroterra giuridico dell'espulsione del 1974: esso legava la missione cattolica nelle colonie alla cornice dello Stato portoghese, ed è precisamente questo legame che il documento "Imperativo di Coscienza" e la successiva riflessione comboniana su Nigrizia (Enea 2025) misero in crisi. Qui la triangolazione è documentabile come convergenza di obiettivo fra una parte della Chiesa missionaria e i movimenti di liberazione, ma NON come azione della Santa Sede in quanto istituzione: l'udienza di Paolo VI del 1970 fu un gesto pontificio, mentre l'espulsione del 1974 colpì missionari e un vescovo la cui posizione anticoloniale non era necessariamente la posizione ufficiale dell'intera gerarchia portoghese. Sul richiamo dell'ambasciatore portoghese presso la Santa Sede nel luglio 1970 (già accertato come fatto) non è stato reperito online l'inventario archivistico che ne isoli la documentazione: la sede è l'Arquivo Histórico-Diplomático del MNE e il fondo dell'ambasciata di Portogallo presso la Santa Sede, oltre agli archivi vaticani.</w:t>
+      </w:r>
+    </w:p>
+    <w:p>
+      <w:pPr>
+        <w:pStyle w:val="Heading3"/>
+        <w:spacing w:after="80" w:before="160"/>
+      </w:pPr>
+      <w:r>
+        <w:rPr>
+          <w:rFonts w:ascii="Barlow Semi Condensed" w:cs="Barlow Semi Condensed" w:eastAsia="Barlow Semi Condensed" w:hAnsi="Barlow Semi Condensed"/>
+          <w:sz w:val="24"/>
+          <w:szCs w:val="24"/>
+        </w:rPr>
+        <w:t xml:space="preserve">Capitolo VIII – Paolo VI, i Padri Bianchi, la nunziatura e la Ostpolitik di Casaroli</w:t>
+      </w:r>
+    </w:p>
+    <w:p>
+      <w:pPr>
+        <w:spacing w:after="120" w:line="276"/>
+        <w:jc w:val="both"/>
+      </w:pPr>
+      <w:r>
+        <w:rPr>
+          <w:rFonts w:ascii="Barlow Semi Condensed" w:cs="Barlow Semi Condensed" w:eastAsia="Barlow Semi Condensed" w:hAnsi="Barlow Semi Condensed"/>
+          <w:sz w:val="24"/>
+          <w:szCs w:val="24"/>
+        </w:rPr>
+        <w:t xml:space="preserve">Le posizioni pubbliche di Paolo VI sul colonialismo oltre l'udienza del 1970 sono documentabili nel magistero. La lettera apostolica Africae terrarum del 29 ottobre 1967 (testo ufficiale su vatican.va) e l'enciclica Populorum progressio del 26 marzo 1967 costituiscono la cornice dottrinale. Nel discorso al Parlamento dell'Uganda del 1° agosto 1969 (vatican.va) Paolo VI dichiarò: "Né colonialismo, né neocolonialismo, ma aiuto ed impulso alla gente africana, affinché essa sappia esprimere ... le strutture politiche, sociali, economiche, culturali, proporzionate ai suoi bisogni". Si tratta di prese di posizione generali sul principio di autodeterminazione, non di condanne nominative del Portogallo: la distinzione fra magistero generale e atto diplomatico mirato va mantenuta. L'udienza del 1970 resta l'unico gesto pontificio a impatto diplomatico diretto sul Portogallo, come attesta l'incidente diplomatico che ne seguì.</w:t>
+      </w:r>
+    </w:p>
+    <w:p>
+      <w:pPr>
+        <w:spacing w:after="120" w:line="276"/>
+        <w:jc w:val="both"/>
+      </w:pPr>
+      <w:r>
+        <w:rPr>
+          <w:rFonts w:ascii="Barlow Semi Condensed" w:cs="Barlow Semi Condensed" w:eastAsia="Barlow Semi Condensed" w:hAnsi="Barlow Semi Condensed"/>
+          <w:sz w:val="24"/>
+          <w:szCs w:val="24"/>
+        </w:rPr>
+        <w:t xml:space="preserve">Sul caso dei Padri Bianchi (Missionari d'Africa) che nel 1971 lasciarono il Mozambico in protesta contro la connivenza della Chiesa con il regime coloniale, la ricognizione ha ora reperito il dato preciso: nel maggio 1971 furono quarantotto Padri Bianchi a lasciare le diocesi di Beira e Tete, per non essere — secondo la formulazione riportata da Encyclopedia.com nella voce "Mozambique, The Catholic Church in" — "accomplices of an official support which even the bishops … seem to give to a regime that shrewdly uses the Church to consolidate and perpetuate in Africa an anachronistic situation". La monografia primaria è Francis Nolan, "The Departure of the Missionaries of Africa (The White Fathers) from Mozambique in 1971", Roma, Society of the Missionaries of Africa – History series n. 17, 2017, 148 p. (disponibile su peresblancs.org e mafrome.org). È notevole che padre Adrian Hastings, autore della denuncia di Wiriyamu, appartenesse proprio ai Missionari d'Africa (Padri Bianchi), come attesta la fonte portoghese SBS Português: ciò lega il ritiro del 1971 e la denuncia del 1973 al medesimo ambiente missionario, configurando una convergenza di obiettivo documentata all'interno di un istituto religioso determinato — non della Santa Sede come istituzione.</w:t>
+      </w:r>
+    </w:p>
+    <w:p>
+      <w:pPr>
+        <w:spacing w:after="120" w:line="276"/>
+        <w:jc w:val="both"/>
+      </w:pPr>
+      <w:r>
+        <w:rPr>
+          <w:rFonts w:ascii="Barlow Semi Condensed" w:cs="Barlow Semi Condensed" w:eastAsia="Barlow Semi Condensed" w:hAnsi="Barlow Semi Condensed"/>
+          <w:sz w:val="24"/>
+          <w:szCs w:val="24"/>
+        </w:rPr>
+        <w:t xml:space="preserve">Sul ruolo del cardinale patriarca di Lisbona Manuel Gonçalves Cerejeira e del successore António Ribeiro (dal 1971), e sul nunzio apostolico a Lisbona 1969–1975, non è stata reperita documentazione online puntuale: sedi da interrogare sono gli archivi vaticani e la storiografia ecclesiastica portoghese (la tesi di Enea sul rapporto Santa Sede–Portogallo 1926–1974 è la fonte accademica più pertinente). Sul rapporto fra la Ostpolitik di Agostino Casaroli e la questione portoghese: le fonti collegano Casaroli alla CSCE (di cui al capitolo X), non alla decolonizzazione portoghese. Vatican News e Avvenire, come fonti ufficiali e divulgative, documentano il ruolo di Casaroli e di Achille Silvestrini a Helsinki; nessuna fonte lega la Ostpolitik al dossier coloniale portoghese. Trattare i due ambiti come connessi sarebbe una mera contemporaneità: qui si dichiara l'assenza di nesso documentato.</w:t>
+      </w:r>
+    </w:p>
+    <w:p>
+      <w:pPr>
+        <w:pStyle w:val="Heading3"/>
+        <w:spacing w:after="80" w:before="160"/>
+      </w:pPr>
+      <w:r>
+        <w:rPr>
+          <w:rFonts w:ascii="Barlow Semi Condensed" w:cs="Barlow Semi Condensed" w:eastAsia="Barlow Semi Condensed" w:hAnsi="Barlow Semi Condensed"/>
+          <w:sz w:val="24"/>
+          <w:szCs w:val="24"/>
+        </w:rPr>
+        <w:t xml:space="preserve">Capitolo IX – La decolonizzazione: Algeri, Lusaka, Alvor, Timor e la posizione italiana</w:t>
+      </w:r>
+    </w:p>
+    <w:p>
+      <w:pPr>
+        <w:spacing w:after="120" w:line="276"/>
+        <w:jc w:val="both"/>
+      </w:pPr>
+      <w:r>
+        <w:rPr>
+          <w:rFonts w:ascii="Barlow Semi Condensed" w:cs="Barlow Semi Condensed" w:eastAsia="Barlow Semi Condensed" w:hAnsi="Barlow Semi Condensed"/>
+          <w:sz w:val="24"/>
+          <w:szCs w:val="24"/>
+        </w:rPr>
+        <w:t xml:space="preserve">Gli accordi di decolonizzazione sono documentati nelle loro date e nei loro firmatari. Gli accordi di Algeri del 26 agosto 1974 riconobbero l'indipendenza della Guinea-Bissau; l'accordo di Lusaka del 7 settembre 1974 (fonte: Wikipedia inglese, Diário do Governo) sancì il riconoscimento portoghese dell'indipendenza del Mozambico e il trasferimento dei poteri al FRELIMO, fissando l'indipendenza al 25 giugno 1975; Wikipedia (https://en.wikipedia.org/wiki/Lusaka_Accord) l'accordo di Alvor del 15 gennaio 1975 (firmato alle 12:45, ratificato il 28 gennaio 1975) stabilì l'indipendenza dell'Angola per l'11 novembre 1975 con un governo di transizione fra Portogallo, MPLA, FNLA e UNITA. Wikipedia (https://en.wikipedia.org/wiki/Alvor_Agreement) Il saggio peer-reviewed di Fernando Tavares Pimenta su Storicamente (2016) analizza in dettaglio l'accordo di Lusaka, notando che esso "servì appena a sanzionare a livello internazionale la consegna del Mozambico al Frelimo". Storicamente (https://storicamente.org/pimenta-indipendenza-mozambico-decolonizzazione)</w:t>
+      </w:r>
+    </w:p>
+    <w:p>
+      <w:pPr>
+        <w:spacing w:after="120" w:line="276"/>
+        <w:jc w:val="both"/>
+      </w:pPr>
+      <w:r>
+        <w:rPr>
+          <w:rFonts w:ascii="Barlow Semi Condensed" w:cs="Barlow Semi Condensed" w:eastAsia="Barlow Semi Condensed" w:hAnsi="Barlow Semi Condensed"/>
+          <w:sz w:val="24"/>
+          <w:szCs w:val="24"/>
+        </w:rPr>
+        <w:t xml:space="preserve">La posizione italiana su ciascun accordo non è documentabile nelle fonti raccolte se non indirettamente. La delegazione reggiana (sindaco Bonazzi e Soncini) rappresentò lo Stato italiano alla cerimonia dell'indipendenza del Mozambico il 25 giugno 1975, secondo i Musei Civici di Reggio Emilia: dettaglio che segnala come la rappresentanza italiana a un evento decisivo della decolonizzazione portoghese fu affidata a una municipalità di sinistra e non a un'alta rappresentanza governativa — un fatto che va registrato ma che non prova una scelta politica del governo Moro. Sulla posizione italiana ad Algeri, Lusaka e Alvor non è stata reperita documentazione: la sede è la Farnesina.</w:t>
+      </w:r>
+    </w:p>
+    <w:p>
+      <w:pPr>
+        <w:spacing w:after="120" w:line="276"/>
+        <w:jc w:val="both"/>
+      </w:pPr>
+      <w:r>
+        <w:rPr>
+          <w:rFonts w:ascii="Barlow Semi Condensed" w:cs="Barlow Semi Condensed" w:eastAsia="Barlow Semi Condensed" w:hAnsi="Barlow Semi Condensed"/>
+          <w:sz w:val="24"/>
+          <w:szCs w:val="24"/>
+        </w:rPr>
+        <w:t xml:space="preserve">Sulla questione di Timor Est e l'invasione indonesiana del dicembre 1975 la ricognizione non ha potuto completare la ricerca per esaurimento del budget di interrogazione; le fonti raccolte (Wikipedia sulla Rivoluzione dei garofani) confermano solo che "La colonia di Timor dichiarò l'indipendenza, ma venne invasa cinque giorni dopo dall'Indonesia". Wikipedia (https://it.wikipedia.org/wiki/Rivoluzione_dei_garofani) La posizione italiana e la sede ONU vanno chiuse presso gli atti dell'Assemblea generale e la Farnesina. Questo capitolo è più breve perché il materiale online sulla posizione italiana ai singoli accordi è risultato insufficiente, e se ne dichiara la ragione.</w:t>
+      </w:r>
+    </w:p>
+    <w:p>
+      <w:pPr>
+        <w:pStyle w:val="Heading3"/>
+        <w:spacing w:after="80" w:before="160"/>
+      </w:pPr>
+      <w:r>
+        <w:rPr>
+          <w:rFonts w:ascii="Barlow Semi Condensed" w:cs="Barlow Semi Condensed" w:eastAsia="Barlow Semi Condensed" w:hAnsi="Barlow Semi Condensed"/>
+          <w:sz w:val="24"/>
+          <w:szCs w:val="24"/>
+        </w:rPr>
+        <w:t xml:space="preserve">Capitolo X – Il Portogallo, la CSCE e l'Atto finale di Helsinki; la crisi atlantica del 1975</w:t>
+      </w:r>
+    </w:p>
+    <w:p>
+      <w:pPr>
+        <w:spacing w:after="120" w:line="276"/>
+        <w:jc w:val="both"/>
+      </w:pPr>
+      <w:r>
+        <w:rPr>
+          <w:rFonts w:ascii="Barlow Semi Condensed" w:cs="Barlow Semi Condensed" w:eastAsia="Barlow Semi Condensed" w:hAnsi="Barlow Semi Condensed"/>
+          <w:sz w:val="24"/>
+          <w:szCs w:val="24"/>
+        </w:rPr>
+        <w:t xml:space="preserve">La partecipazione portoghese alla CSCE attraversò le fasi di Dipoli/Helsinki (fase preliminare, novembre 1972 – giugno 1973), Ginevra (settembre 1973 – luglio 1975) e la cerimonia finale di Helsinki (30 luglio – 1° agosto 1975), come ricostruisce la Nuova Rivista Storica. Il mutamento della delegazione portoghese dopo il 25 aprile 1974 — dal regime dell'Estado Novo al Portogallo democratico — non è documentato nel dettaglio dalle fonti raccolte, e va chiuso presso l'Arquivo Histórico-Diplomático del MNE.</w:t>
+      </w:r>
+    </w:p>
+    <w:p>
+      <w:pPr>
+        <w:spacing w:after="120" w:line="276"/>
+        <w:jc w:val="both"/>
+      </w:pPr>
+      <w:r>
+        <w:rPr>
+          <w:rFonts w:ascii="Barlow Semi Condensed" w:cs="Barlow Semi Condensed" w:eastAsia="Barlow Semi Condensed" w:hAnsi="Barlow Semi Condensed"/>
+          <w:sz w:val="24"/>
+          <w:szCs w:val="24"/>
+        </w:rPr>
+        <w:t xml:space="preserve">La firma dell'Atto finale il 1° agosto 1975 da parte del Portogallo e da parte di Moro per l'Italia è pienamente documentata. Fonti ufficiali e accademiche (Nuova Rivista Storica; Vatican News; Avvenire; Notizie Geopolitiche) attestano che Moro firmò "nella sua duplice qualità" di presidente del Consiglio italiano e presidente di turno della Comunità europea, BeeMagazine (https://beemagazine.it/moro-1975-quando-litalia-era-davvero-battistrada-delleuropa/) e che egli, "sfidando l'insofferenza di Kissinger", ottenne il coinvolgimento formale della Comunità europea nella firma. Avvenire (https://www.avvenire.it/agora/cultura/ripartire-dallo-spirito-di-helsinki-per-costruire-la-pace_93849) Ad Helsinki, il 30 luglio 1975, Moro tenne un discorso in cui affermò, secondo la Nuova Rivista Storica, che l'Atto finale "non cristallizzava la realtà politica europea" ma riaffermava "il diritto di autodecisione e di autodeterminazione". Nuovarivistastorica (https://www.nuovarivistastorica.it/litalia-nellorganizzazione-per-la-sicurezza-e-la-cooperazione-in-europa/) La Santa Sede fu rappresentata da monsignor Agostino Casaroli e monsignor Achille Silvestrini, che ottennero l'inclusione del principio della libertà religiosa (Vatican News). Qui la triangolazione è documentabile come comunanza di ambiente istituzionale e simultaneità di firma fra i tre vertici — Italia di Moro, Portogallo, Santa Sede — ma riguarda la sicurezza europea e non la questione coloniale, ed è successiva ai mandati di Moro agli Esteri.</w:t>
+      </w:r>
+    </w:p>
+    <w:p>
+      <w:pPr>
+        <w:spacing w:after="120" w:line="276"/>
+        <w:jc w:val="both"/>
+      </w:pPr>
+      <w:r>
+        <w:rPr>
+          <w:rFonts w:ascii="Barlow Semi Condensed" w:cs="Barlow Semi Condensed" w:eastAsia="Barlow Semi Condensed" w:hAnsi="Barlow Semi Condensed"/>
+          <w:sz w:val="24"/>
+          <w:szCs w:val="24"/>
+        </w:rPr>
+        <w:t xml:space="preserve">La crisi atlantica del 1975 riguardò la presenza di forze comuniste nel governo di un Paese NATO. Le fonti raccolte documentano la preoccupazione statunitense (FRUS, memorandum Nixon–Spínola del giugno 1974) e il quadro NATO, ma non restituiscono una posizione italiana o di Moro puntualmente documentata sulla questione portoghese in sede NATO e comunitaria nel 1975, né gli atti dei Consigli europei del 1975 in materia portoghese. Il Consiglio europeo di Roma dell'1–2 dicembre 1975, presieduto da Moro, è citato dalle fonti divulgative (BeeMagazine) come momento culminante della presidenza italiana, senza però documentazione specifica sul Portogallo. Queste acquisizioni vanno chiuse presso gli archivi della NATO, del Consiglio europeo e della Farnesina.</w:t>
+      </w:r>
+    </w:p>
+    <w:p>
+      <w:pPr>
+        <w:pStyle w:val="Heading3"/>
+        <w:spacing w:after="80" w:before="160"/>
+      </w:pPr>
+      <w:r>
+        <w:rPr>
+          <w:rFonts w:ascii="Barlow Semi Condensed" w:cs="Barlow Semi Condensed" w:eastAsia="Barlow Semi Condensed" w:hAnsi="Barlow Semi Condensed"/>
+          <w:sz w:val="24"/>
+          <w:szCs w:val="24"/>
+        </w:rPr>
+        <w:t xml:space="preserve">Capitolo XI – Gli archivi portoghesi e italiani e gli esiti negativi</w:t>
+      </w:r>
+    </w:p>
+    <w:p>
+      <w:pPr>
+        <w:spacing w:after="120" w:line="276"/>
+        <w:jc w:val="both"/>
+      </w:pPr>
+      <w:r>
+        <w:rPr>
+          <w:rFonts w:ascii="Barlow Semi Condensed" w:cs="Barlow Semi Condensed" w:eastAsia="Barlow Semi Condensed" w:hAnsi="Barlow Semi Condensed"/>
+          <w:sz w:val="24"/>
+          <w:szCs w:val="24"/>
+        </w:rPr>
+        <w:t xml:space="preserve">Come richiesto, gli esiti negativi sono raccolti in un capitolo proprio, insieme allo stato di accessibilità degli archivi. L'Arquivo Nacional da Torre do Tombo (antt.dglab.gov.pt) conserva il fondo PIDE-DGS, il fondo Arquivo Oliveira Salazar (AOS), il fondo Negócios Estrangeiros e altri; l'accesso è libero ai maggiori di sedici anni con iscrizione alla piattaforma CRAV, mentre la documentazione PIDE/DGS è soggetta a regolamento proprio. Dglab (https://antt.dglab.gov.pt/servicos/leitura-e-referencia/) La piattaforma digitale è Digitarq (nuova versione lanciata nel 2025). Il portale EHRI (portal.ehri-project.eu) descrive le collezioni. L'Arquivo Histórico-Diplomático del MNE, la Fundação Mário Soares e il Centro de Documentação 25 de Abril di Coimbra (cd25a.uc.pt, che ospita gli studi di Dhada su Wiriyamu) completano il quadro. Il portale MNE "Diplomacia e Revolução" contiene una serie italiana sul riconoscimento del 1974, ma il suo accesso automatizzato è bloccato: va consultato manualmente. Non è stato reperito online un inventario che isoli la corrispondenza dell'ambasciata portoghese a Roma o presso la Santa Sede per il 1969–1975, né la documentazione del richiamo dell'ambasciatore del luglio 1970: queste restano acquisizioni da conseguire presso l'AHD-MNE e gli archivi vaticani.</w:t>
+      </w:r>
+    </w:p>
+    <w:p>
+      <w:pPr>
+        <w:spacing w:after="120" w:line="276"/>
+        <w:jc w:val="both"/>
+      </w:pPr>
+      <w:r>
+        <w:rPr>
+          <w:rFonts w:ascii="Barlow Semi Condensed" w:cs="Barlow Semi Condensed" w:eastAsia="Barlow Semi Condensed" w:hAnsi="Barlow Semi Condensed"/>
+          <w:sz w:val="24"/>
+          <w:szCs w:val="24"/>
+        </w:rPr>
+        <w:t xml:space="preserve">Sul versante italiano gli esiti negativi principali sono: (1) l'assenza, negli strumenti online, di qualsiasi atto italiano — parlamentare, ministeriale, consolare — sull'espulsione del 13 aprile 1974; (2) l'impossibilità di ricerca per soggetto negli atti parlamentari della V e VI legislatura (1969–1976), non indicizzati a testo pieno; (3) l'assenza di interventi di Moro sul Portogallo coloniale negli strumenti online relativi ai Discorsi parlamentari e al Fondo Moro; (4) l'assenza di documentazione italiana sul riconoscimento del nuovo Portogallo, sugli accordi di decolonizzazione e su Timor. Ciascuno di questi esiti è di pieno valore conoscitivo e indica dove la ricerca andrebbe condotta: Archivio storico diplomatico della Farnesina; Archivio storico del Senato (Fondo Moro, IT-AFS-048); Archivio Comboniano di Roma e redazione storica di Nigrizia; archivi della NATO e del Consiglio europeo.</w:t>
+      </w:r>
+    </w:p>
+    <w:p>
+      <w:pPr>
+        <w:spacing w:after="120" w:line="276"/>
+        <w:jc w:val="both"/>
+      </w:pPr>
+      <w:r>
+        <w:rPr>
+          <w:rFonts w:ascii="Barlow Semi Condensed" w:cs="Barlow Semi Condensed" w:eastAsia="Barlow Semi Condensed" w:hAnsi="Barlow Semi Condensed"/>
+          <w:sz w:val="24"/>
+          <w:szCs w:val="24"/>
+        </w:rPr>
+        <w:t xml:space="preserve">Sul dossier Aginter Press si dichiara lo Stato Zero prescritto dai vincoli di metodo: la ricognizione non ha prodotto, entro il proprio budget, fonti primarie o studi peer-reviewed che ne documentino un ruolo nelle vicende qui trattate. La materia non viene perciò trattata per rassegna generica, e la tesi circolante nella pubblicistica va considerata, allo stato, non sostenuta dalle fonti primarie. Analogamente, le enciclopedie e le testate escluse dal committente non sono state utilizzate; ove una voce enciclopedica collaborativa esclusa contenesse cifre su Wiriyamu, queste non sono state recepite come fonte, essendo comunque disponibili le stime della Croce Rossa, di Expresso e di Dhada.</w:t>
+      </w:r>
+    </w:p>
+    <w:p>
+      <w:pPr>
+        <w:pStyle w:val="Heading3"/>
+        <w:spacing w:after="80" w:before="160"/>
+      </w:pPr>
+      <w:r>
+        <w:rPr>
+          <w:rFonts w:ascii="Barlow Semi Condensed" w:cs="Barlow Semi Condensed" w:eastAsia="Barlow Semi Condensed" w:hAnsi="Barlow Semi Condensed"/>
+          <w:sz w:val="24"/>
+          <w:szCs w:val="24"/>
+        </w:rPr>
+        <w:t xml:space="preserve">Capitolo XII – Le triangolazioni e la tavola discorsiva delle acquisizioni non conseguite</w:t>
+      </w:r>
+    </w:p>
+    <w:p>
+      <w:pPr>
+        <w:spacing w:after="120" w:line="276"/>
+        <w:jc w:val="both"/>
+      </w:pPr>
+      <w:r>
+        <w:rPr>
+          <w:rFonts w:ascii="Barlow Semi Condensed" w:cs="Barlow Semi Condensed" w:eastAsia="Barlow Semi Condensed" w:hAnsi="Barlow Semi Condensed"/>
+          <w:sz w:val="24"/>
+          <w:szCs w:val="24"/>
+        </w:rPr>
+        <w:t xml:space="preserve">Si distinguono, come prescritto, quattro gradi di relazione fra l'azione diplomatica di Moro, l'azione della Santa Sede e la vicenda portoghese. Primo, la convergenza di obiettivo documentata: essa sussiste fra una parte della Chiesa missionaria (comboniani, Padri di Burgos, il vescovo Vieira Pinto, i quarantotto Padri Bianchi che lasciarono Beira e Tete nel maggio 1971) e i movimenti di liberazione, come attestano l'udienza di Paolo VI del 1970, la denuncia di Wiriyamu del 1973 e il documento "Imperativo di Coscienza" del 1974; ma questa convergenza NON coinvolge in modo documentato Moro né il governo italiano, e va attribuita a soggetti ecclesiali determinati, non alla Santa Sede come istituzione monolitica. Secondo, la simultaneità di reazione a un medesimo evento: essa è visibile nella firma dell'Atto finale di Helsinki del 1° agosto 1975, dove Moro, il Portogallo democratico e la Santa Sede di Casaroli e Silvestrini agirono nel medesimo consesso — ma su materia di sicurezza europea, non coloniale, e fuori dai mandati di Moro agli Esteri. Terzo, la comunanza di ambiente istituzionale: il rapporto ravvicinato Roma–Vaticano e la contemporaneità dei dossier concordatari (Protocollo portoghese del 1975; revisione lateranense verso Villa Madama 1984) collocano l'azione italiana e quella vaticana nel medesimo spazio, senza provarne il coordinamento. Quarto, la mera contemporaneità cronologica, che non stabilisce nulla: essa comprende la coincidenza fra il referendum italiano sul divorzio (maggio 1974) e il Protocollo portoghese sull'articolo 24 (febbraio 1975), e la coincidenza fra la Ostpolitik di Casaroli e la questione coloniale portoghese. Nessun documento raccolto trasforma queste contemporaneità in nessi causali, e si è evitato di trattarle come prove.</w:t>
+      </w:r>
+    </w:p>
+    <w:p>
+      <w:pPr>
+        <w:spacing w:after="120" w:line="276"/>
+        <w:jc w:val="both"/>
+      </w:pPr>
+      <w:r>
+        <w:rPr>
+          <w:rFonts w:ascii="Barlow Semi Condensed" w:cs="Barlow Semi Condensed" w:eastAsia="Barlow Semi Condensed" w:hAnsi="Barlow Semi Condensed"/>
+          <w:sz w:val="24"/>
+          <w:szCs w:val="24"/>
+        </w:rPr>
+        <w:t xml:space="preserve">La conclusione storiografica è netta: le fonti accessibili documentano un triangolo Roma–Vaticano–Lisbona in cui i due vertici attivi sulla questione coloniale furono la società civile italiana di sinistra (con enti locali come Reggio Emilia) e una parte della Chiesa missionaria, mentre il vertice governativo italiano — e con esso Moro ministro — resta, allo stato della documentazione online, silente o non documentato sul dossier coloniale, coerentemente con la "fedeltà atlantica dei governi a maggioranza DC" segnalata dalla storiografia (Tornimbeni; Russo). Ciò non equivale a provare un'inerzia deliberata: equivale a constatare un'assenza di fonti, da colmare in archivio.</w:t>
+      </w:r>
+    </w:p>
+    <w:p>
+      <w:pPr>
+        <w:spacing w:after="120" w:line="276"/>
+        <w:jc w:val="both"/>
+      </w:pPr>
+      <w:r>
+        <w:rPr>
+          <w:rFonts w:ascii="Barlow Semi Condensed" w:cs="Barlow Semi Condensed" w:eastAsia="Barlow Semi Condensed" w:hAnsi="Barlow Semi Condensed"/>
+          <w:sz w:val="24"/>
+          <w:szCs w:val="24"/>
+        </w:rPr>
+        <w:t xml:space="preserve">La tavola discorsiva delle acquisizioni necessarie e non conseguite, ordinate per rendimento atteso, è la seguente. Al primo posto, per rendimento atteso massimo, gli atti italiani sull'espulsione del 13 aprile 1974: da conseguire presso l'Archivio storico diplomatico della Farnesina (serie Affari politici, Portogallo/Mozambico 1974) e i registri del consolato di Lourenço Marques e dell'ambasciata di Lisbona; condizione di chiusura: reperimento di eventuali note verbali o telegrammi, o attestazione formale della loro assenza. Al secondo posto, gli atti parlamentari della VI legislatura su Portogallo, Wiriyamu ed espulsione: da conseguire sui volumi a stampa degli Atti Parlamentari – Discussioni (Camera e Senato) e sugli indici delle interrogazioni/interpellanze 1974; condizione di chiusura: spoglio manuale, non essendo la banca dati elettronica estesa a prima del luglio 1976. Al terzo posto, gli interventi di Moro sul Portogallo: da conseguire sulla raccolta "Aldo Moro, Discorsi parlamentari" (1996) e sul Fondo Moro dell'Archivio storico del Senato (IT-AFS-048). Al quarto posto, la posizione ufficiale portoghese e le reazioni italiane al 25 aprile 1974: da conseguire sul portale MNE "Diplomacia e Revolução" (serie italiana) e all'AHD-MNE, con consultazione manuale per l'accesso bloccato. Al quinto posto, la copertura di Nigrizia 1974–1976: da conseguire acquisendo il testo integrale dell'articolo di Eugenio Enea in Lusitania Sacra n. 51 (2025) e le annate di Nigrizia presso l'Archivio Comboniano di Roma. Al sesto posto, il richiamo dell'ambasciatore portoghese presso la Santa Sede (luglio 1970), la partenza dei Padri Bianchi del maggio 1971 (con la monografia di Francis Nolan, 2017, come punto di partenza) e i ruoli di Cerejeira, Ribeiro e del nunzio a Lisbona: da conseguire presso l'AHD-MNE, gli archivi vaticani e l'archivio dei Missionari d'Africa. Al settimo posto, la posizione italiana su Algeri, Lusaka, Alvor, Timor e in sede NATO/CEE nel 1975: da conseguire alla Farnesina, negli archivi NATO e del Consiglio europeo, e negli atti ONU. Ciascuna di queste acquisizioni, ove conseguita, potrebbe trasformare uno degli attuali esiti negativi in dato positivo; fino ad allora, la ricostruzione qui offerta va letta come un bilancio rigoroso di ciò che le fonti accessibili attestano e di ciò che esse, con pari valore conoscitivo, tacciono.</w:t>
+      </w:r>
+    </w:p>
+    <w:p>
+      <w:pPr>
+        <w:pStyle w:val="Heading2"/>
+        <w:spacing w:after="100" w:before="200"/>
+      </w:pPr>
+      <w:r>
+        <w:rPr>
+          <w:rFonts w:ascii="Barlow Semi Condensed" w:cs="Barlow Semi Condensed" w:eastAsia="Barlow Semi Condensed" w:hAnsi="Barlow Semi Condensed"/>
+          <w:sz w:val="24"/>
+          <w:szCs w:val="24"/>
+        </w:rPr>
+        <w:t xml:space="preserve">Recommendations</w:t>
+      </w:r>
+    </w:p>
+    <w:p>
+      <w:pPr>
+        <w:spacing w:after="120" w:line="276"/>
+        <w:jc w:val="both"/>
+      </w:pPr>
+      <w:r>
+        <w:rPr>
+          <w:rFonts w:ascii="Barlow Semi Condensed" w:cs="Barlow Semi Condensed" w:eastAsia="Barlow Semi Condensed" w:hAnsi="Barlow Semi Condensed"/>
+          <w:sz w:val="24"/>
+          <w:szCs w:val="24"/>
+        </w:rPr>
+        <w:t xml:space="preserve">Si raccomanda, in fase primaria, di aprire due fronti d'archivio prioritari: l'Archivio storico diplomatico della Farnesina per le serie Affari politici Portogallo e Mozambico 1974, e l'Archivio Comboniano di Roma per le testimonianze degli espulsi e le annate di Nigrizia; la soglia che modificherebbe le conclusioni è il reperimento di una qualsiasi nota consolare o diplomatica italiana sull'espulsione del 13 aprile 1974. In fase secondaria, lo spoglio manuale degli Atti Parlamentari della VI legislatura (aprile–luglio 1974) e del Fondo Moro del Senato (IT-AFS-048); il benchmark che riorienterebbe la ricerca è l'individuazione di una interrogazione, interpellanza o intervento di Moro sul Portogallo. In fase terziaria, la consultazione diretta del portale MNE "Diplomacia e Revolução" e dell'AHD-MNE per la corrispondenza Roma–Lisbona–Vaticano, l'acquisizione integrale dell'articolo di Enea (2025) e della monografia di Nolan (2017). Ogni conclusione sulle triangolazioni va sospesa fino a che questi fronti non siano esauriti: allo stato, va affermato solo ciò che i documenti attestano, e cioè che l'iniziativa anticoloniale in ambito italiano fu della società civile e di parte della Chiesa missionaria, non del governo Moro.</w:t>
+      </w:r>
+    </w:p>
+    <w:p>
+      <w:pPr>
+        <w:pStyle w:val="Heading2"/>
+        <w:spacing w:after="100" w:before="200"/>
+      </w:pPr>
+      <w:r>
+        <w:rPr>
+          <w:rFonts w:ascii="Barlow Semi Condensed" w:cs="Barlow Semi Condensed" w:eastAsia="Barlow Semi Condensed" w:hAnsi="Barlow Semi Condensed"/>
+          <w:sz w:val="24"/>
+          <w:szCs w:val="24"/>
+        </w:rPr>
+        <w:t xml:space="preserve">Caveats</w:t>
+      </w:r>
+    </w:p>
+    <w:p>
+      <w:pPr>
+        <w:spacing w:after="120" w:line="276"/>
+        <w:jc w:val="both"/>
+      </w:pPr>
+      <w:r>
+        <w:rPr>
+          <w:rFonts w:ascii="Barlow Semi Condensed" w:cs="Barlow Semi Condensed" w:eastAsia="Barlow Semi Condensed" w:hAnsi="Barlow Semi Condensed"/>
+          <w:sz w:val="24"/>
+          <w:szCs w:val="24"/>
+        </w:rPr>
+        <w:t xml:space="preserve">Molte fonti qui utilizzate sono divulgative o istituzionali online e non sostituiscono la consultazione archivistica; le stime delle vittime di Wiriyamu divergono (150–400) e sono state riportate senza sceglierne una; la posizione ufficiale portoghese di negazione è riportata con il suo statuto di posizione interessata; gli esiti negativi derivano in parte da limiti di accessibilità (banca dati parlamentare posteriore al 1976; blocchi all'accesso automatizzato di alcuni portali) e non equivalgono a prova di inesistenza; le date e i numeri dell'espulsione dei comboniani (11 vs 13; 12/13/14 aprile) e della conferenza reggiana del 1973 (23–26 vs 24–25 marzo) divergono fra le fonti e sono state segnalate come tali; sui viventi si sono riportati solo fatti pubblici documentati, senza inferenze associative; il dossier Aginter Press è dichiarato Stato Zero; le fonti escluse dal committente (l'enciclopedia collaborativa Grokipedia e il quotidiano il Manifesto) non sono state utilizzate come fonti citate.</w:t>
+      </w:r>
+    </w:p>
+    <w:p>
+      <w:r>
+        <w:br w:type="page"/>
+      </w:r>
+    </w:p>
+    <w:p>
+      <w:pPr>
+        <w:pStyle w:val="Heading1"/>
+        <w:spacing w:after="120" w:before="240"/>
+      </w:pPr>
+      <w:r>
+        <w:rPr>
+          <w:rFonts w:ascii="Barlow Semi Condensed" w:cs="Barlow Semi Condensed" w:eastAsia="Barlow Semi Condensed" w:hAnsi="Barlow Semi Condensed"/>
+          <w:sz w:val="24"/>
+          <w:szCs w:val="24"/>
+        </w:rPr>
+        <w:t xml:space="preserve">Parte X — La triangolazione della seconda campagna</w:t>
+      </w:r>
+    </w:p>
+    <w:p>
+      <w:pPr>
+        <w:pStyle w:val="Heading1"/>
+        <w:spacing w:after="120" w:before="240"/>
+      </w:pPr>
+      <w:r>
+        <w:rPr>
+          <w:rFonts w:ascii="Barlow Semi Condensed" w:cs="Barlow Semi Condensed" w:eastAsia="Barlow Semi Condensed" w:hAnsi="Barlow Semi Condensed"/>
+          <w:sz w:val="24"/>
+          <w:szCs w:val="24"/>
+        </w:rPr>
+        <w:t xml:space="preserve">La triangolazione della seconda campagna</w:t>
+      </w:r>
+    </w:p>
+    <w:p>
+      <w:pPr>
+        <w:pStyle w:val="Heading2"/>
+        <w:spacing w:after="100" w:before="200"/>
+      </w:pPr>
+      <w:r>
+        <w:rPr>
+          <w:rFonts w:ascii="Barlow Semi Condensed" w:cs="Barlow Semi Condensed" w:eastAsia="Barlow Semi Condensed" w:hAnsi="Barlow Semi Condensed"/>
+          <w:sz w:val="24"/>
+          <w:szCs w:val="24"/>
+        </w:rPr>
+        <w:t xml:space="preserve">Le tre nuove ricognizioni della Farnesina, incrociate fra loro, col corpus e con la quadriga investigativa</w:t>
+      </w:r>
+    </w:p>
+    <w:p>
+      <w:pPr>
+        <w:pBdr>
+          <w:left w:val="single" w:color="1F3864" w:sz="18" w:space="8"/>
+        </w:pBdr>
+        <w:spacing w:after="80" w:before="80"/>
+        <w:ind w:left="360" w:right="360"/>
+        <w:jc w:val="both"/>
+      </w:pPr>
+      <w:r>
+        <w:rPr>
+          <w:rFonts w:ascii="Barlow Semi Condensed" w:cs="Barlow Semi Condensed" w:eastAsia="Barlow Semi Condensed" w:hAnsi="Barlow Semi Condensed"/>
+          <w:b/>
+          <w:bCs/>
+          <w:i w:val="false"/>
+          <w:iCs w:val="false"/>
+          <w:sz w:val="24"/>
+          <w:szCs w:val="24"/>
+        </w:rPr>
+        <w:t xml:space="preserve">Statuto di questo documento.</w:t>
+      </w:r>
+      <w:r>
+        <w:rPr>
+          <w:rFonts w:ascii="Barlow Semi Condensed" w:cs="Barlow Semi Condensed" w:eastAsia="Barlow Semi Condensed" w:hAnsi="Barlow Semi Condensed"/>
+          <w:i w:val="false"/>
+          <w:iCs w:val="false"/>
+          <w:sz w:val="24"/>
+          <w:szCs w:val="24"/>
+        </w:rPr>
+        <w:t xml:space="preserve"> Le tre ricognizioni pervenute il 25 agosto 2026 — </w:t>
+      </w:r>
+      <w:r>
+        <w:rPr>
+          <w:rFonts w:ascii="Barlow Semi Condensed" w:cs="Barlow Semi Condensed" w:eastAsia="Barlow Semi Condensed" w:hAnsi="Barlow Semi Condensed"/>
+          <w:i w:val="false"/>
+          <w:iCs w:val="false"/>
+          <w:sz w:val="24"/>
+          <w:szCs w:val="24"/>
+        </w:rPr>
+        <w:t xml:space="preserve">I documenti di Stato italiani e spagnoli e l'Opus Dei come soggetto storico</w:t>
+      </w:r>
+      <w:r>
+        <w:rPr>
+          <w:rFonts w:ascii="Barlow Semi Condensed" w:cs="Barlow Semi Condensed" w:eastAsia="Barlow Semi Condensed" w:hAnsi="Barlow Semi Condensed"/>
+          <w:i w:val="false"/>
+          <w:iCs w:val="false"/>
+          <w:sz w:val="24"/>
+          <w:szCs w:val="24"/>
+        </w:rPr>
+        <w:t xml:space="preserve">, </w:t>
+      </w:r>
+      <w:r>
+        <w:rPr>
+          <w:rFonts w:ascii="Barlow Semi Condensed" w:cs="Barlow Semi Condensed" w:eastAsia="Barlow Semi Condensed" w:hAnsi="Barlow Semi Condensed"/>
+          <w:i w:val="false"/>
+          <w:iCs w:val="false"/>
+          <w:sz w:val="24"/>
+          <w:szCs w:val="24"/>
+        </w:rPr>
+        <w:t xml:space="preserve">La Santa Sede e le due Germanie con l'accertamento della sequenza Oder-Neisse</w:t>
+      </w:r>
+      <w:r>
+        <w:rPr>
+          <w:rFonts w:ascii="Barlow Semi Condensed" w:cs="Barlow Semi Condensed" w:eastAsia="Barlow Semi Condensed" w:hAnsi="Barlow Semi Condensed"/>
+          <w:i w:val="false"/>
+          <w:iCs w:val="false"/>
+          <w:sz w:val="24"/>
+          <w:szCs w:val="24"/>
+        </w:rPr>
+        <w:t xml:space="preserve">, </w:t>
+      </w:r>
+      <w:r>
+        <w:rPr>
+          <w:rFonts w:ascii="Barlow Semi Condensed" w:cs="Barlow Semi Condensed" w:eastAsia="Barlow Semi Condensed" w:hAnsi="Barlow Semi Condensed"/>
+          <w:i w:val="false"/>
+          <w:iCs w:val="false"/>
+          <w:sz w:val="24"/>
+          <w:szCs w:val="24"/>
+        </w:rPr>
+        <w:t xml:space="preserve">Il Portogallo e la Santa Sede</w:t>
+      </w:r>
+      <w:r>
+        <w:rPr>
+          <w:rFonts w:ascii="Barlow Semi Condensed" w:cs="Barlow Semi Condensed" w:eastAsia="Barlow Semi Condensed" w:hAnsi="Barlow Semi Condensed"/>
+          <w:i w:val="false"/>
+          <w:iCs w:val="false"/>
+          <w:sz w:val="24"/>
+          <w:szCs w:val="24"/>
+        </w:rPr>
+        <w:t xml:space="preserve"> — sono state archiviate integralmente in `</w:t>
+      </w:r>
+      <w:r>
+        <w:rPr>
+          <w:rFonts w:ascii="Barlow Semi Condensed" w:cs="Barlow Semi Condensed" w:eastAsia="Barlow Semi Condensed" w:hAnsi="Barlow Semi Condensed"/>
+          <w:i w:val="false"/>
+          <w:iCs w:val="false"/>
+          <w:sz w:val="24"/>
+          <w:szCs w:val="24"/>
+        </w:rPr>
+        <w:t xml:space="preserve">originali/</w:t>
+      </w:r>
+      <w:r>
+        <w:rPr>
+          <w:rFonts w:ascii="Barlow Semi Condensed" w:cs="Barlow Semi Condensed" w:eastAsia="Barlow Semi Condensed" w:hAnsi="Barlow Semi Condensed"/>
+          <w:i w:val="false"/>
+          <w:iCs w:val="false"/>
+          <w:sz w:val="24"/>
+          <w:szCs w:val="24"/>
+        </w:rPr>
+        <w:t xml:space="preserve">` e poi </w:t>
+      </w:r>
+      <w:r>
+        <w:rPr>
+          <w:rFonts w:ascii="Barlow Semi Condensed" w:cs="Barlow Semi Condensed" w:eastAsia="Barlow Semi Condensed" w:hAnsi="Barlow Semi Condensed"/>
+          <w:b/>
+          <w:bCs/>
+          <w:i w:val="false"/>
+          <w:iCs w:val="false"/>
+          <w:sz w:val="24"/>
+          <w:szCs w:val="24"/>
+        </w:rPr>
+        <w:t xml:space="preserve">triangolate in sei letture incrociate</w:t>
+      </w:r>
+      <w:r>
+        <w:rPr>
+          <w:rFonts w:ascii="Barlow Semi Condensed" w:cs="Barlow Semi Condensed" w:eastAsia="Barlow Semi Condensed" w:hAnsi="Barlow Semi Condensed"/>
+          <w:i w:val="false"/>
+          <w:iCs w:val="false"/>
+          <w:sz w:val="24"/>
+          <w:szCs w:val="24"/>
+        </w:rPr>
+        <w:t xml:space="preserve">: ciascuna contro il corpus della cartella, tutte e tre fra loro, e l'insieme contro i cantieri e l'agenda della quadriga investigativa. Questo documento è il verbale di quelle letture. Vi si distingue ciò che entra nel corpus come acquisizione, ciò che il corpus corregge ai documenti nuovi e ciò che i documenti nuovi correggono al corpus, ciò che resta divergente e va riportato senza sceglierlo, e ciò che resta Stato Zero. Vale la disciplina di tutta l'opera: nessuna persona indicata come responsabile di reato oltre il giudicato definitivo; l'appartenenza a un'organizzazione non è prova di una condotta dell'organizzazione; la contemporaneità non è prova di nesso; </w:t>
+      </w:r>
+      <w:r>
+        <w:rPr>
+          <w:rFonts w:ascii="Barlow Semi Condensed" w:cs="Barlow Semi Condensed" w:eastAsia="Barlow Semi Condensed" w:hAnsi="Barlow Semi Condensed"/>
+          <w:b/>
+          <w:bCs/>
+          <w:i w:val="false"/>
+          <w:iCs w:val="false"/>
+          <w:sz w:val="24"/>
+          <w:szCs w:val="24"/>
+        </w:rPr>
+        <w:t xml:space="preserve">l'esito negativo è un'acquisizione di pieno valore</w:t>
+      </w:r>
+      <w:r>
+        <w:rPr>
+          <w:rFonts w:ascii="Barlow Semi Condensed" w:cs="Barlow Semi Condensed" w:eastAsia="Barlow Semi Condensed" w:hAnsi="Barlow Semi Condensed"/>
+          <w:i w:val="false"/>
+          <w:iCs w:val="false"/>
+          <w:sz w:val="24"/>
+          <w:szCs w:val="24"/>
+        </w:rPr>
+        <w:t xml:space="preserve">, e come tale è registrato qui accanto a quelli positivi.</w:t>
+      </w:r>
+    </w:p>
+    <w:p>
+      <w:pPr>
+        <w:pBdr>
+          <w:bottom w:val="single" w:color="999999" w:sz="6" w:space="1"/>
+        </w:pBdr>
+        <w:spacing w:after="80"/>
+      </w:pPr>
+    </w:p>
+    <w:p>
+      <w:pPr>
+        <w:pStyle w:val="Heading2"/>
+        <w:spacing w:after="100" w:before="200"/>
+      </w:pPr>
+      <w:r>
+        <w:rPr>
+          <w:rFonts w:ascii="Barlow Semi Condensed" w:cs="Barlow Semi Condensed" w:eastAsia="Barlow Semi Condensed" w:hAnsi="Barlow Semi Condensed"/>
+          <w:sz w:val="24"/>
+          <w:szCs w:val="24"/>
+        </w:rPr>
+        <w:t xml:space="preserve">I. Le acquisizioni nuove</w:t>
+      </w:r>
+    </w:p>
+    <w:p>
+      <w:pPr>
+        <w:spacing w:after="120" w:line="276"/>
+        <w:jc w:val="both"/>
+      </w:pPr>
+      <w:r>
+        <w:rPr>
+          <w:rFonts w:ascii="Barlow Semi Condensed" w:cs="Barlow Semi Condensed" w:eastAsia="Barlow Semi Condensed" w:hAnsi="Barlow Semi Condensed"/>
+          <w:b/>
+          <w:bCs/>
+          <w:sz w:val="24"/>
+          <w:szCs w:val="24"/>
+        </w:rPr>
+        <w:t xml:space="preserve">Il documento CIA del 22 maggio 1970.</w:t>
+      </w:r>
+      <w:r>
+        <w:rPr>
+          <w:rFonts w:ascii="Barlow Semi Condensed" w:cs="Barlow Semi Condensed" w:eastAsia="Barlow Semi Condensed" w:hAnsi="Barlow Semi Condensed"/>
+          <w:sz w:val="24"/>
+          <w:szCs w:val="24"/>
+        </w:rPr>
+        <w:t xml:space="preserve"> Entra nel corpus una fonte primaria che non possedeva: il </w:t>
+      </w:r>
+      <w:r>
+        <w:rPr>
+          <w:rFonts w:ascii="Barlow Semi Condensed" w:cs="Barlow Semi Condensed" w:eastAsia="Barlow Semi Condensed" w:hAnsi="Barlow Semi Condensed"/>
+          <w:i/>
+          <w:iCs/>
+          <w:sz w:val="24"/>
+          <w:szCs w:val="24"/>
+        </w:rPr>
+        <w:t xml:space="preserve">Weekly Summary Special Report: Policies of the New Spanish Cabinet</w:t>
+      </w:r>
+      <w:r>
+        <w:rPr>
+          <w:rFonts w:ascii="Barlow Semi Condensed" w:cs="Barlow Semi Condensed" w:eastAsia="Barlow Semi Condensed" w:hAnsi="Barlow Semi Condensed"/>
+          <w:sz w:val="24"/>
+          <w:szCs w:val="24"/>
+        </w:rPr>
+        <w:t xml:space="preserve"> (protocollo CIA-RDP85T00875R001500020027-1, originariamente SECRET, declassificato), che attesta la composizione del governo spagnolo dell'ottobre 1969 con prevalenza di tecnici «members of or associated with members of» l'organizzazione confessionale. Vale integra la regola di ferro: l'appartenenza di singoli ministri a un ente è </w:t>
+      </w:r>
+      <w:r>
+        <w:rPr>
+          <w:rFonts w:ascii="Barlow Semi Condensed" w:cs="Barlow Semi Condensed" w:eastAsia="Barlow Semi Condensed" w:hAnsi="Barlow Semi Condensed"/>
+          <w:b/>
+          <w:bCs/>
+          <w:sz w:val="24"/>
+          <w:szCs w:val="24"/>
+        </w:rPr>
+        <w:t xml:space="preserve">fatto pubblico documentato</w:t>
+      </w:r>
+      <w:r>
+        <w:rPr>
+          <w:rFonts w:ascii="Barlow Semi Condensed" w:cs="Barlow Semi Condensed" w:eastAsia="Barlow Semi Condensed" w:hAnsi="Barlow Semi Condensed"/>
+          <w:sz w:val="24"/>
+          <w:szCs w:val="24"/>
+        </w:rPr>
+        <w:t xml:space="preserve">, non prova di una condotta dell'ente.</w:t>
+      </w:r>
+    </w:p>
+    <w:p>
+      <w:pPr>
+        <w:spacing w:after="120" w:line="276"/>
+        <w:jc w:val="both"/>
+      </w:pPr>
+      <w:r>
+        <w:rPr>
+          <w:rFonts w:ascii="Barlow Semi Condensed" w:cs="Barlow Semi Condensed" w:eastAsia="Barlow Semi Condensed" w:hAnsi="Barlow Semi Condensed"/>
+          <w:sz w:val="24"/>
+          <w:szCs w:val="24"/>
+        </w:rPr>
+        <w:t xml:space="preserve">Il medesimo documento contiene la frase su cui la ricognizione stessa impone la massima cautela — «an Italian official has already said his country would not be interested» al progetto franco-spagnolo di patto mediterraneo. </w:t>
+      </w:r>
+      <w:r>
+        <w:rPr>
+          <w:rFonts w:ascii="Barlow Semi Condensed" w:cs="Barlow Semi Condensed" w:eastAsia="Barlow Semi Condensed" w:hAnsi="Barlow Semi Condensed"/>
+          <w:b/>
+          <w:bCs/>
+          <w:sz w:val="24"/>
+          <w:szCs w:val="24"/>
+        </w:rPr>
+        <w:t xml:space="preserve">Il documento non fa nomi</w:t>
+      </w:r>
+      <w:r>
+        <w:rPr>
+          <w:rFonts w:ascii="Barlow Semi Condensed" w:cs="Barlow Semi Condensed" w:eastAsia="Barlow Semi Condensed" w:hAnsi="Barlow Semi Condensed"/>
+          <w:sz w:val="24"/>
+          <w:szCs w:val="24"/>
+        </w:rPr>
+        <w:t xml:space="preserve">: ogni identificazione del funzionario con Moro è inferenza non sostenuta, e il termine </w:t>
+      </w:r>
+      <w:r>
+        <w:rPr>
+          <w:rFonts w:ascii="Barlow Semi Condensed" w:cs="Barlow Semi Condensed" w:eastAsia="Barlow Semi Condensed" w:hAnsi="Barlow Semi Condensed"/>
+          <w:i/>
+          <w:iCs/>
+          <w:sz w:val="24"/>
+          <w:szCs w:val="24"/>
+        </w:rPr>
+        <w:t xml:space="preserve">official</w:t>
+      </w:r>
+      <w:r>
+        <w:rPr>
+          <w:rFonts w:ascii="Barlow Semi Condensed" w:cs="Barlow Semi Condensed" w:eastAsia="Barlow Semi Condensed" w:hAnsi="Barlow Semi Condensed"/>
+          <w:sz w:val="24"/>
+          <w:szCs w:val="24"/>
+        </w:rPr>
+        <w:t xml:space="preserve"> è indeterminato. È il punto epistemologicamente più delicato dell'intera campagna, ed è acquisito qui nella sola forma in cui è acquisibile: come frase anonima di un documento autentico.</w:t>
+      </w:r>
+    </w:p>
+    <w:p>
+      <w:pPr>
+        <w:spacing w:after="120" w:line="276"/>
+        <w:jc w:val="both"/>
+      </w:pPr>
+      <w:r>
+        <w:rPr>
+          <w:rFonts w:ascii="Barlow Semi Condensed" w:cs="Barlow Semi Condensed" w:eastAsia="Barlow Semi Condensed" w:hAnsi="Barlow Semi Condensed"/>
+          <w:b/>
+          <w:bCs/>
+          <w:sz w:val="24"/>
+          <w:szCs w:val="24"/>
+        </w:rPr>
+        <w:t xml:space="preserve">La sequenza Oder-Neisse.</w:t>
+      </w:r>
+      <w:r>
+        <w:rPr>
+          <w:rFonts w:ascii="Barlow Semi Condensed" w:cs="Barlow Semi Condensed" w:eastAsia="Barlow Semi Condensed" w:hAnsi="Barlow Semi Condensed"/>
+          <w:sz w:val="24"/>
+          <w:szCs w:val="24"/>
+        </w:rPr>
+        <w:t xml:space="preserve"> Entra per intero, ed è l'acquisizione di maggior peso: Trattato di Varsavia firmato il </w:t>
+      </w:r>
+      <w:r>
+        <w:rPr>
+          <w:rFonts w:ascii="Barlow Semi Condensed" w:cs="Barlow Semi Condensed" w:eastAsia="Barlow Semi Condensed" w:hAnsi="Barlow Semi Condensed"/>
+          <w:b/>
+          <w:bCs/>
+          <w:sz w:val="24"/>
+          <w:szCs w:val="24"/>
+        </w:rPr>
+        <w:t xml:space="preserve">7 dicembre 1970</w:t>
+      </w:r>
+      <w:r>
+        <w:rPr>
+          <w:rFonts w:ascii="Barlow Semi Condensed" w:cs="Barlow Semi Condensed" w:eastAsia="Barlow Semi Condensed" w:hAnsi="Barlow Semi Condensed"/>
+          <w:sz w:val="24"/>
+          <w:szCs w:val="24"/>
+        </w:rPr>
+        <w:t xml:space="preserve">; leggi di autorizzazione alla ratifica approvate dal Bundestag il </w:t>
+      </w:r>
+      <w:r>
+        <w:rPr>
+          <w:rFonts w:ascii="Barlow Semi Condensed" w:cs="Barlow Semi Condensed" w:eastAsia="Barlow Semi Condensed" w:hAnsi="Barlow Semi Condensed"/>
+          <w:b/>
+          <w:bCs/>
+          <w:sz w:val="24"/>
+          <w:szCs w:val="24"/>
+        </w:rPr>
+        <w:t xml:space="preserve">17 maggio 1972</w:t>
+      </w:r>
+      <w:r>
+        <w:rPr>
+          <w:rFonts w:ascii="Barlow Semi Condensed" w:cs="Barlow Semi Condensed" w:eastAsia="Barlow Semi Condensed" w:hAnsi="Barlow Semi Condensed"/>
+          <w:sz w:val="24"/>
+          <w:szCs w:val="24"/>
+        </w:rPr>
+        <w:t xml:space="preserve"> e dal Bundesrat il 19 maggio (la formula corrente «il Bundestag ratificò» è imprecisa: si veda l'apparato F-1); entrata in vigore con lo scambio degli strumenti il </w:t>
+      </w:r>
+      <w:r>
+        <w:rPr>
+          <w:rFonts w:ascii="Barlow Semi Condensed" w:cs="Barlow Semi Condensed" w:eastAsia="Barlow Semi Condensed" w:hAnsi="Barlow Semi Condensed"/>
+          <w:b/>
+          <w:bCs/>
+          <w:sz w:val="24"/>
+          <w:szCs w:val="24"/>
+        </w:rPr>
+        <w:t xml:space="preserve">3 giugno 1972</w:t>
+      </w:r>
+      <w:r>
+        <w:rPr>
+          <w:rFonts w:ascii="Barlow Semi Condensed" w:cs="Barlow Semi Condensed" w:eastAsia="Barlow Semi Condensed" w:hAnsi="Barlow Semi Condensed"/>
+          <w:sz w:val="24"/>
+          <w:szCs w:val="24"/>
+        </w:rPr>
+        <w:t xml:space="preserve">; costituzioni apostoliche </w:t>
+      </w:r>
+      <w:r>
+        <w:rPr>
+          <w:rFonts w:ascii="Barlow Semi Condensed" w:cs="Barlow Semi Condensed" w:eastAsia="Barlow Semi Condensed" w:hAnsi="Barlow Semi Condensed"/>
+          <w:i/>
+          <w:iCs/>
+          <w:sz w:val="24"/>
+          <w:szCs w:val="24"/>
+        </w:rPr>
+        <w:t xml:space="preserve">Episcoporum Poloniae coetus</w:t>
+      </w:r>
+      <w:r>
+        <w:rPr>
+          <w:rFonts w:ascii="Barlow Semi Condensed" w:cs="Barlow Semi Condensed" w:eastAsia="Barlow Semi Condensed" w:hAnsi="Barlow Semi Condensed"/>
+          <w:sz w:val="24"/>
+          <w:szCs w:val="24"/>
+        </w:rPr>
+        <w:t xml:space="preserve"> e </w:t>
+      </w:r>
+      <w:r>
+        <w:rPr>
+          <w:rFonts w:ascii="Barlow Semi Condensed" w:cs="Barlow Semi Condensed" w:eastAsia="Barlow Semi Condensed" w:hAnsi="Barlow Semi Condensed"/>
+          <w:i/>
+          <w:iCs/>
+          <w:sz w:val="24"/>
+          <w:szCs w:val="24"/>
+        </w:rPr>
+        <w:t xml:space="preserve">Vratislaviensis-Berolinensis et aliarum</w:t>
+      </w:r>
+      <w:r>
+        <w:rPr>
+          <w:rFonts w:ascii="Barlow Semi Condensed" w:cs="Barlow Semi Condensed" w:eastAsia="Barlow Semi Condensed" w:hAnsi="Barlow Semi Condensed"/>
+          <w:sz w:val="24"/>
+          <w:szCs w:val="24"/>
+        </w:rPr>
+        <w:t xml:space="preserve"> del </w:t>
+      </w:r>
+      <w:r>
+        <w:rPr>
+          <w:rFonts w:ascii="Barlow Semi Condensed" w:cs="Barlow Semi Condensed" w:eastAsia="Barlow Semi Condensed" w:hAnsi="Barlow Semi Condensed"/>
+          <w:b/>
+          <w:bCs/>
+          <w:sz w:val="24"/>
+          <w:szCs w:val="24"/>
+        </w:rPr>
+        <w:t xml:space="preserve">28 giugno 1972</w:t>
+      </w:r>
+      <w:r>
+        <w:rPr>
+          <w:rFonts w:ascii="Barlow Semi Condensed" w:cs="Barlow Semi Condensed" w:eastAsia="Barlow Semi Condensed" w:hAnsi="Barlow Semi Condensed"/>
+          <w:sz w:val="24"/>
+          <w:szCs w:val="24"/>
+        </w:rPr>
+        <w:t xml:space="preserve">, venticinque giorni dopo. Il corpus conosceva la firma del trattato fra gli atti della Ostpolitik; non conosceva né la catena ratifica-vigore-atto pontificio né il versante ecclesiastico. Il nesso non è dedotto dalla prossimità delle date: è attestato dalla comunicazione vaticana di accompagnamento e dalla storiografia (Karl-Joseph Hummel), mentre </w:t>
+      </w:r>
+      <w:r>
+        <w:rPr>
+          <w:rFonts w:ascii="Barlow Semi Condensed" w:cs="Barlow Semi Condensed" w:eastAsia="Barlow Semi Condensed" w:hAnsi="Barlow Semi Condensed"/>
+          <w:b/>
+          <w:bCs/>
+          <w:sz w:val="24"/>
+          <w:szCs w:val="24"/>
+        </w:rPr>
+        <w:t xml:space="preserve">il testo canonico tace la ragione politica e adduce solo quella pastorale</w:t>
+      </w:r>
+      <w:r>
+        <w:rPr>
+          <w:rFonts w:ascii="Barlow Semi Condensed" w:cs="Barlow Semi Condensed" w:eastAsia="Barlow Semi Condensed" w:hAnsi="Barlow Semi Condensed"/>
+          <w:sz w:val="24"/>
+          <w:szCs w:val="24"/>
+        </w:rPr>
+        <w:t xml:space="preserve"> — distinzione che va conservata in ogni ripresa.</w:t>
+      </w:r>
+    </w:p>
+    <w:p>
+      <w:pPr>
+        <w:spacing w:after="120" w:line="276"/>
+        <w:jc w:val="both"/>
+      </w:pPr>
+      <w:r>
+        <w:rPr>
+          <w:rFonts w:ascii="Barlow Semi Condensed" w:cs="Barlow Semi Condensed" w:eastAsia="Barlow Semi Condensed" w:hAnsi="Barlow Semi Condensed"/>
+          <w:b/>
+          <w:bCs/>
+          <w:sz w:val="24"/>
+          <w:szCs w:val="24"/>
+        </w:rPr>
+        <w:t xml:space="preserve">La soluzione differenziata per la Repubblica Democratica Tedesca.</w:t>
+      </w:r>
+      <w:r>
+        <w:rPr>
+          <w:rFonts w:ascii="Barlow Semi Condensed" w:cs="Barlow Semi Condensed" w:eastAsia="Barlow Semi Condensed" w:hAnsi="Barlow Semi Condensed"/>
+          <w:sz w:val="24"/>
+          <w:szCs w:val="24"/>
+        </w:rPr>
+        <w:t xml:space="preserve"> Il 23 luglio 1973 Paolo VI nominò amministratori apostolici </w:t>
+      </w:r>
+      <w:r>
+        <w:rPr>
+          <w:rFonts w:ascii="Barlow Semi Condensed" w:cs="Barlow Semi Condensed" w:eastAsia="Barlow Semi Condensed" w:hAnsi="Barlow Semi Condensed"/>
+          <w:i/>
+          <w:iCs/>
+          <w:sz w:val="24"/>
+          <w:szCs w:val="24"/>
+        </w:rPr>
+        <w:t xml:space="preserve">permanenter constituti</w:t>
+      </w:r>
+      <w:r>
+        <w:rPr>
+          <w:rFonts w:ascii="Barlow Semi Condensed" w:cs="Barlow Semi Condensed" w:eastAsia="Barlow Semi Condensed" w:hAnsi="Barlow Semi Condensed"/>
+          <w:sz w:val="24"/>
+          <w:szCs w:val="24"/>
+        </w:rPr>
+        <w:t xml:space="preserve"> per Erfurt-Meiningen, Magdeburgo e Schwerin, costituiti come </w:t>
+      </w:r>
+      <w:r>
+        <w:rPr>
+          <w:rFonts w:ascii="Barlow Semi Condensed" w:cs="Barlow Semi Condensed" w:eastAsia="Barlow Semi Condensed" w:hAnsi="Barlow Semi Condensed"/>
+          <w:i/>
+          <w:iCs/>
+          <w:sz w:val="24"/>
+          <w:szCs w:val="24"/>
+        </w:rPr>
+        <w:t xml:space="preserve">Bischöfliche Ämter</w:t>
+      </w:r>
+      <w:r>
+        <w:rPr>
+          <w:rFonts w:ascii="Barlow Semi Condensed" w:cs="Barlow Semi Condensed" w:eastAsia="Barlow Semi Condensed" w:hAnsi="Barlow Semi Condensed"/>
+          <w:sz w:val="24"/>
+          <w:szCs w:val="24"/>
+        </w:rPr>
+        <w:t xml:space="preserve"> direttamente soggetti alla Santa Sede con </w:t>
+      </w:r>
+      <w:r>
+        <w:rPr>
+          <w:rFonts w:ascii="Barlow Semi Condensed" w:cs="Barlow Semi Condensed" w:eastAsia="Barlow Semi Condensed" w:hAnsi="Barlow Semi Condensed"/>
+          <w:b/>
+          <w:bCs/>
+          <w:sz w:val="24"/>
+          <w:szCs w:val="24"/>
+        </w:rPr>
+        <w:t xml:space="preserve">sospensione, non soppressione</w:t>
+      </w:r>
+      <w:r>
+        <w:rPr>
+          <w:rFonts w:ascii="Barlow Semi Condensed" w:cs="Barlow Semi Condensed" w:eastAsia="Barlow Semi Condensed" w:hAnsi="Barlow Semi Condensed"/>
+          <w:sz w:val="24"/>
+          <w:szCs w:val="24"/>
+        </w:rPr>
+        <w:t xml:space="preserve">, della giurisdizione dei vescovi occidentali: nella RDT non furono erette diocesi permanenti come in Polonia, perché la questione dell'unità tedesca restava aperta. La circoscrizione definitiva arrivò solo dopo la riunificazione, con le bolle del 27 giugno 1994.</w:t>
+      </w:r>
+    </w:p>
+    <w:p>
+      <w:pPr>
+        <w:spacing w:after="120" w:line="276"/>
+        <w:jc w:val="both"/>
+      </w:pPr>
+      <w:r>
+        <w:rPr>
+          <w:rFonts w:ascii="Barlow Semi Condensed" w:cs="Barlow Semi Condensed" w:eastAsia="Barlow Semi Condensed" w:hAnsi="Barlow Semi Condensed"/>
+          <w:b/>
+          <w:bCs/>
+          <w:sz w:val="24"/>
+          <w:szCs w:val="24"/>
+        </w:rPr>
+        <w:t xml:space="preserve">Il dossier balcanico.</w:t>
+      </w:r>
+      <w:r>
+        <w:rPr>
+          <w:rFonts w:ascii="Barlow Semi Condensed" w:cs="Barlow Semi Condensed" w:eastAsia="Barlow Semi Condensed" w:hAnsi="Barlow Semi Condensed"/>
+          <w:sz w:val="24"/>
+          <w:szCs w:val="24"/>
+        </w:rPr>
+        <w:t xml:space="preserve"> Il corpus non aveva un capitolo sulla Jugoslavia. Acquisisce ora che i negoziati riservati di Osimo si svolsero fra luglio e novembre 1974 — nella fase finale del ministero di Moro — attraverso un canale </w:t>
+      </w:r>
+      <w:r>
+        <w:rPr>
+          <w:rFonts w:ascii="Barlow Semi Condensed" w:cs="Barlow Semi Condensed" w:eastAsia="Barlow Semi Condensed" w:hAnsi="Barlow Semi Condensed"/>
+          <w:b/>
+          <w:bCs/>
+          <w:sz w:val="24"/>
+          <w:szCs w:val="24"/>
+        </w:rPr>
+        <w:t xml:space="preserve">esterno alla Farnesina</w:t>
+      </w:r>
+      <w:r>
+        <w:rPr>
+          <w:rFonts w:ascii="Barlow Semi Condensed" w:cs="Barlow Semi Condensed" w:eastAsia="Barlow Semi Condensed" w:hAnsi="Barlow Semi Condensed"/>
+          <w:sz w:val="24"/>
+          <w:szCs w:val="24"/>
+        </w:rPr>
+        <w:t xml:space="preserve">, e che Osimo fu «il primo accordo internazionale i cui negoziati per l'Italia non vennero curati dal Ministero degli affari esteri». La maturazione strategica in fase Moro va tenuta distinta dalla paternità politica: firma e titolarità formale (10 novembre 1975) spettarono a Rumor.</w:t>
+      </w:r>
+    </w:p>
+    <w:p>
+      <w:pPr>
+        <w:spacing w:after="120" w:line="276"/>
+        <w:jc w:val="both"/>
+      </w:pPr>
+      <w:r>
+        <w:rPr>
+          <w:rFonts w:ascii="Barlow Semi Condensed" w:cs="Barlow Semi Condensed" w:eastAsia="Barlow Semi Condensed" w:hAnsi="Barlow Semi Condensed"/>
+          <w:b/>
+          <w:bCs/>
+          <w:sz w:val="24"/>
+          <w:szCs w:val="24"/>
+        </w:rPr>
+        <w:t xml:space="preserve">Il versante portoghese, per intero.</w:t>
+      </w:r>
+      <w:r>
+        <w:rPr>
+          <w:rFonts w:ascii="Barlow Semi Condensed" w:cs="Barlow Semi Condensed" w:eastAsia="Barlow Semi Condensed" w:hAnsi="Barlow Semi Condensed"/>
+          <w:sz w:val="24"/>
+          <w:szCs w:val="24"/>
+        </w:rPr>
+        <w:t xml:space="preserve"> L'udienza di Paolo VI del </w:t>
+      </w:r>
+      <w:r>
+        <w:rPr>
+          <w:rFonts w:ascii="Barlow Semi Condensed" w:cs="Barlow Semi Condensed" w:eastAsia="Barlow Semi Condensed" w:hAnsi="Barlow Semi Condensed"/>
+          <w:b/>
+          <w:bCs/>
+          <w:sz w:val="24"/>
+          <w:szCs w:val="24"/>
+        </w:rPr>
+        <w:t xml:space="preserve">1° luglio 1970</w:t>
+      </w:r>
+      <w:r>
+        <w:rPr>
+          <w:rFonts w:ascii="Barlow Semi Condensed" w:cs="Barlow Semi Condensed" w:eastAsia="Barlow Semi Condensed" w:hAnsi="Barlow Semi Condensed"/>
+          <w:sz w:val="24"/>
+          <w:szCs w:val="24"/>
+        </w:rPr>
+        <w:t xml:space="preserve"> ai tre leader dei movimenti di liberazione, con l'incidente diplomatico e il richiamo dell'ambasciatore portoghese presso la Santa Sede — atto pontificio a impatto diplomatico diretto, distinto dal magistero generale. La </w:t>
+      </w:r>
+      <w:r>
+        <w:rPr>
+          <w:rFonts w:ascii="Barlow Semi Condensed" w:cs="Barlow Semi Condensed" w:eastAsia="Barlow Semi Condensed" w:hAnsi="Barlow Semi Condensed"/>
+          <w:b/>
+          <w:bCs/>
+          <w:sz w:val="24"/>
+          <w:szCs w:val="24"/>
+        </w:rPr>
+        <w:t xml:space="preserve">Conferenza romana del 27-29 giugno 1970</w:t>
+      </w:r>
+      <w:r>
+        <w:rPr>
+          <w:rFonts w:ascii="Barlow Semi Condensed" w:cs="Barlow Semi Condensed" w:eastAsia="Barlow Semi Condensed" w:hAnsi="Barlow Semi Condensed"/>
+          <w:sz w:val="24"/>
+          <w:szCs w:val="24"/>
+        </w:rPr>
+        <w:t xml:space="preserve">, promossa dalla sinistra e dal movimento anticolonialista, </w:t>
+      </w:r>
+      <w:r>
+        <w:rPr>
+          <w:rFonts w:ascii="Barlow Semi Condensed" w:cs="Barlow Semi Condensed" w:eastAsia="Barlow Semi Condensed" w:hAnsi="Barlow Semi Condensed"/>
+          <w:b/>
+          <w:bCs/>
+          <w:sz w:val="24"/>
+          <w:szCs w:val="24"/>
+        </w:rPr>
+        <w:t xml:space="preserve">senza patrocinio né obiezione del governo italiano</w:t>
+      </w:r>
+      <w:r>
+        <w:rPr>
+          <w:rFonts w:ascii="Barlow Semi Condensed" w:cs="Barlow Semi Condensed" w:eastAsia="Barlow Semi Condensed" w:hAnsi="Barlow Semi Condensed"/>
+          <w:sz w:val="24"/>
+          <w:szCs w:val="24"/>
+        </w:rPr>
+        <w:t xml:space="preserve">. Il ruolo di Reggio Emilia: il gemellaggio ospedaliero del 1970, la Conferenza nazionale del marzo 1973, e la delegazione reggiana che rappresentò lo Stato italiano alla cerimonia dell'indipendenza del Mozambico il 25 giugno 1975. </w:t>
+      </w:r>
+      <w:r>
+        <w:rPr>
+          <w:rFonts w:ascii="Barlow Semi Condensed" w:cs="Barlow Semi Condensed" w:eastAsia="Barlow Semi Condensed" w:hAnsi="Barlow Semi Condensed"/>
+          <w:b/>
+          <w:bCs/>
+          <w:sz w:val="24"/>
+          <w:szCs w:val="24"/>
+        </w:rPr>
+        <w:t xml:space="preserve">Wiriyamu</w:t>
+      </w:r>
+      <w:r>
+        <w:rPr>
+          <w:rFonts w:ascii="Barlow Semi Condensed" w:cs="Barlow Semi Condensed" w:eastAsia="Barlow Semi Condensed" w:hAnsi="Barlow Semi Condensed"/>
+          <w:sz w:val="24"/>
+          <w:szCs w:val="24"/>
+        </w:rPr>
+        <w:t xml:space="preserve"> (16 dicembre 1972) con la denuncia missionaria e l'articolo sul </w:t>
+      </w:r>
+      <w:r>
+        <w:rPr>
+          <w:rFonts w:ascii="Barlow Semi Condensed" w:cs="Barlow Semi Condensed" w:eastAsia="Barlow Semi Condensed" w:hAnsi="Barlow Semi Condensed"/>
+          <w:i/>
+          <w:iCs/>
+          <w:sz w:val="24"/>
+          <w:szCs w:val="24"/>
+        </w:rPr>
+        <w:t xml:space="preserve">Times</w:t>
+      </w:r>
+      <w:r>
+        <w:rPr>
+          <w:rFonts w:ascii="Barlow Semi Condensed" w:cs="Barlow Semi Condensed" w:eastAsia="Barlow Semi Condensed" w:hAnsi="Barlow Semi Condensed"/>
+          <w:sz w:val="24"/>
+          <w:szCs w:val="24"/>
+        </w:rPr>
+        <w:t xml:space="preserve"> del 10 luglio 1973. I </w:t>
+      </w:r>
+      <w:r>
+        <w:rPr>
+          <w:rFonts w:ascii="Barlow Semi Condensed" w:cs="Barlow Semi Condensed" w:eastAsia="Barlow Semi Condensed" w:hAnsi="Barlow Semi Condensed"/>
+          <w:b/>
+          <w:bCs/>
+          <w:sz w:val="24"/>
+          <w:szCs w:val="24"/>
+        </w:rPr>
+        <w:t xml:space="preserve">Padri Bianchi</w:t>
+      </w:r>
+      <w:r>
+        <w:rPr>
+          <w:rFonts w:ascii="Barlow Semi Condensed" w:cs="Barlow Semi Condensed" w:eastAsia="Barlow Semi Condensed" w:hAnsi="Barlow Semi Condensed"/>
+          <w:sz w:val="24"/>
+          <w:szCs w:val="24"/>
+        </w:rPr>
+        <w:t xml:space="preserve"> che nel maggio 1971 lasciarono Beira e Tete — quarantotto secondo una singola fonte enciclopedica, cifra che diverge da quella della congregazione stessa e va citata con la sua provenienza —, e il fatto che l'autore della denuncia di Wiriyamu appartenesse al medesimo istituto — il che lega ritiro e denuncia a un ambiente missionario determinato, </w:t>
+      </w:r>
+      <w:r>
+        <w:rPr>
+          <w:rFonts w:ascii="Barlow Semi Condensed" w:cs="Barlow Semi Condensed" w:eastAsia="Barlow Semi Condensed" w:hAnsi="Barlow Semi Condensed"/>
+          <w:b/>
+          <w:bCs/>
+          <w:sz w:val="24"/>
+          <w:szCs w:val="24"/>
+        </w:rPr>
+        <w:t xml:space="preserve">non alla Santa Sede come istituzione monolitica</w:t>
+      </w:r>
+      <w:r>
+        <w:rPr>
+          <w:rFonts w:ascii="Barlow Semi Condensed" w:cs="Barlow Semi Condensed" w:eastAsia="Barlow Semi Condensed" w:hAnsi="Barlow Semi Condensed"/>
+          <w:sz w:val="24"/>
+          <w:szCs w:val="24"/>
+        </w:rPr>
+        <w:t xml:space="preserve">. L'</w:t>
+      </w:r>
+      <w:r>
+        <w:rPr>
+          <w:rFonts w:ascii="Barlow Semi Condensed" w:cs="Barlow Semi Condensed" w:eastAsia="Barlow Semi Condensed" w:hAnsi="Barlow Semi Condensed"/>
+          <w:b/>
+          <w:bCs/>
+          <w:sz w:val="24"/>
+          <w:szCs w:val="24"/>
+        </w:rPr>
+        <w:t xml:space="preserve">espulsione dell'aprile 1974</w:t>
+      </w:r>
+      <w:r>
+        <w:rPr>
+          <w:rFonts w:ascii="Barlow Semi Condensed" w:cs="Barlow Semi Condensed" w:eastAsia="Barlow Semi Condensed" w:hAnsi="Barlow Semi Condensed"/>
+          <w:sz w:val="24"/>
+          <w:szCs w:val="24"/>
+        </w:rPr>
+        <w:t xml:space="preserve"> del vescovo di Nampula e dei comboniani — la data oscilla fra il 10 e il 14 aprile secondo le fonti, si veda l'apparato F-3 — con i nomi degli undici, il testo dell'ordine trascritto in un diario e gli interrogatori della polizia politica: i nominati sono </w:t>
+      </w:r>
+      <w:r>
+        <w:rPr>
+          <w:rFonts w:ascii="Barlow Semi Condensed" w:cs="Barlow Semi Condensed" w:eastAsia="Barlow Semi Condensed" w:hAnsi="Barlow Semi Condensed"/>
+          <w:b/>
+          <w:bCs/>
+          <w:sz w:val="24"/>
+          <w:szCs w:val="24"/>
+        </w:rPr>
+        <w:t xml:space="preserve">destinatari di un provvedimento</w:t>
+      </w:r>
+      <w:r>
+        <w:rPr>
+          <w:rFonts w:ascii="Barlow Semi Condensed" w:cs="Barlow Semi Condensed" w:eastAsia="Barlow Semi Condensed" w:hAnsi="Barlow Semi Condensed"/>
+          <w:sz w:val="24"/>
+          <w:szCs w:val="24"/>
+        </w:rPr>
+        <w:t xml:space="preserve">, non indicati come responsabili di alcunché.</w:t>
+      </w:r>
+    </w:p>
+    <w:p>
+      <w:pPr>
+        <w:spacing w:after="120" w:line="276"/>
+        <w:jc w:val="both"/>
+      </w:pPr>
+      <w:r>
+        <w:rPr>
+          <w:rFonts w:ascii="Barlow Semi Condensed" w:cs="Barlow Semi Condensed" w:eastAsia="Barlow Semi Condensed" w:hAnsi="Barlow Semi Condensed"/>
+          <w:b/>
+          <w:bCs/>
+          <w:sz w:val="24"/>
+          <w:szCs w:val="24"/>
+        </w:rPr>
+        <w:t xml:space="preserve">Il canale Pignedoli.</w:t>
+      </w:r>
+      <w:r>
+        <w:rPr>
+          <w:rFonts w:ascii="Barlow Semi Condensed" w:cs="Barlow Semi Condensed" w:eastAsia="Barlow Semi Condensed" w:hAnsi="Barlow Semi Condensed"/>
+          <w:sz w:val="24"/>
+          <w:szCs w:val="24"/>
+        </w:rPr>
+        <w:t xml:space="preserve"> Acquisizione di un solo documento su tre: il canale del cardinale Sergio Pignedoli nel sequestro Sossi (aprile-maggio 1974), qualificato come rapporto Stato-Vaticano in materia di terrorismo e non come elemento di triangolazione spagnola. Nessun riscontro incrociato interno è possibile; nessuna contraddizione emerge.</w:t>
+      </w:r>
+    </w:p>
+    <w:p>
+      <w:pPr>
+        <w:pBdr>
+          <w:bottom w:val="single" w:color="999999" w:sz="6" w:space="1"/>
+        </w:pBdr>
+        <w:spacing w:after="80"/>
+      </w:pPr>
+    </w:p>
+    <w:p>
+      <w:pPr>
+        <w:pStyle w:val="Heading2"/>
+        <w:spacing w:after="100" w:before="200"/>
+      </w:pPr>
+      <w:r>
+        <w:rPr>
+          <w:rFonts w:ascii="Barlow Semi Condensed" w:cs="Barlow Semi Condensed" w:eastAsia="Barlow Semi Condensed" w:hAnsi="Barlow Semi Condensed"/>
+          <w:sz w:val="24"/>
+          <w:szCs w:val="24"/>
+        </w:rPr>
+        <w:t xml:space="preserve">II. Le correzioni, nei due sensi</w:t>
+      </w:r>
+    </w:p>
+    <w:p>
+      <w:pPr>
+        <w:spacing w:after="120" w:line="276"/>
+        <w:jc w:val="both"/>
+      </w:pPr>
+      <w:r>
+        <w:rPr>
+          <w:rFonts w:ascii="Barlow Semi Condensed" w:cs="Barlow Semi Condensed" w:eastAsia="Barlow Semi Condensed" w:hAnsi="Barlow Semi Condensed"/>
+          <w:sz w:val="24"/>
+          <w:szCs w:val="24"/>
+        </w:rPr>
+        <w:t xml:space="preserve">La triangolazione non è servita solo a incamerare. In sei punti ha corretto, e </w:t>
+      </w:r>
+      <w:r>
+        <w:rPr>
+          <w:rFonts w:ascii="Barlow Semi Condensed" w:cs="Barlow Semi Condensed" w:eastAsia="Barlow Semi Condensed" w:hAnsi="Barlow Semi Condensed"/>
+          <w:b/>
+          <w:bCs/>
+          <w:sz w:val="24"/>
+          <w:szCs w:val="24"/>
+        </w:rPr>
+        <w:t xml:space="preserve">due volte la correzione è andata dal corpus verso i documenti nuovi</w:t>
+      </w:r>
+      <w:r>
+        <w:rPr>
+          <w:rFonts w:ascii="Barlow Semi Condensed" w:cs="Barlow Semi Condensed" w:eastAsia="Barlow Semi Condensed" w:hAnsi="Barlow Semi Condensed"/>
+          <w:sz w:val="24"/>
+          <w:szCs w:val="24"/>
+        </w:rPr>
+        <w:t xml:space="preserve">: è il segno che il corpus, dove è stato costruito bene, regge.</w:t>
+      </w:r>
+    </w:p>
+    <w:p>
+      <w:pPr>
+        <w:spacing w:after="120" w:line="276"/>
+        <w:jc w:val="both"/>
+      </w:pPr>
+      <w:r>
+        <w:rPr>
+          <w:rFonts w:ascii="Barlow Semi Condensed" w:cs="Barlow Semi Condensed" w:eastAsia="Barlow Semi Condensed" w:hAnsi="Barlow Semi Condensed"/>
+          <w:b/>
+          <w:bCs/>
+          <w:sz w:val="24"/>
+          <w:szCs w:val="24"/>
+        </w:rPr>
+        <w:t xml:space="preserve">Il corpus corregge — Libia, ottobre 1970.</w:t>
+      </w:r>
+      <w:r>
+        <w:rPr>
+          <w:rFonts w:ascii="Barlow Semi Condensed" w:cs="Barlow Semi Condensed" w:eastAsia="Barlow Semi Condensed" w:hAnsi="Barlow Semi Condensed"/>
+          <w:sz w:val="24"/>
+          <w:szCs w:val="24"/>
+        </w:rPr>
+        <w:t xml:space="preserve"> La ricognizione nuova dichiara di non aver trovato riscontro sull'ultimatum e sul traghettamento. Il corpus il riscontro lo aveva già: il traghettamento di oltre diciassettemila italiani finì il </w:t>
+      </w:r>
+      <w:r>
+        <w:rPr>
+          <w:rFonts w:ascii="Barlow Semi Condensed" w:cs="Barlow Semi Condensed" w:eastAsia="Barlow Semi Condensed" w:hAnsi="Barlow Semi Condensed"/>
+          <w:b/>
+          <w:bCs/>
+          <w:sz w:val="24"/>
+          <w:szCs w:val="24"/>
+        </w:rPr>
+        <w:t xml:space="preserve">15 ottobre 1970</w:t>
+      </w:r>
+      <w:r>
+        <w:rPr>
+          <w:rFonts w:ascii="Barlow Semi Condensed" w:cs="Barlow Semi Condensed" w:eastAsia="Barlow Semi Condensed" w:hAnsi="Barlow Semi Condensed"/>
+          <w:sz w:val="24"/>
+          <w:szCs w:val="24"/>
+        </w:rPr>
+        <w:t xml:space="preserve">, otto giorni dopo l'ultimatum del 7 ottobre, data poi celebrata dal regime libico come «Giornata della vendetta». La lacuna dichiarata è colmabile con materiale già acquisito.</w:t>
+      </w:r>
+    </w:p>
+    <w:p>
+      <w:pPr>
+        <w:spacing w:after="120" w:line="276"/>
+        <w:jc w:val="both"/>
+      </w:pPr>
+      <w:r>
+        <w:rPr>
+          <w:rFonts w:ascii="Barlow Semi Condensed" w:cs="Barlow Semi Condensed" w:eastAsia="Barlow Semi Condensed" w:hAnsi="Barlow Semi Condensed"/>
+          <w:b/>
+          <w:bCs/>
+          <w:sz w:val="24"/>
+          <w:szCs w:val="24"/>
+        </w:rPr>
+        <w:t xml:space="preserve">Il corpus corregge — l'incontro Moro-Brandt.</w:t>
+      </w:r>
+      <w:r>
+        <w:rPr>
+          <w:rFonts w:ascii="Barlow Semi Condensed" w:cs="Barlow Semi Condensed" w:eastAsia="Barlow Semi Condensed" w:hAnsi="Barlow Semi Condensed"/>
+          <w:sz w:val="24"/>
+          <w:szCs w:val="24"/>
+        </w:rPr>
+        <w:t xml:space="preserve"> La ricognizione nuova registra fra i propri esiti negativi che gli incontri Moro-Brandt «non sono emersi dalle fonti edite». Il corpus documenta invece, sulla cronologia ufficiale della fondazione intitolata al cancelliere, un </w:t>
+      </w:r>
+      <w:r>
+        <w:rPr>
+          <w:rFonts w:ascii="Barlow Semi Condensed" w:cs="Barlow Semi Condensed" w:eastAsia="Barlow Semi Condensed" w:hAnsi="Barlow Semi Condensed"/>
+          <w:b/>
+          <w:bCs/>
+          <w:sz w:val="24"/>
+          <w:szCs w:val="24"/>
+        </w:rPr>
+        <w:t xml:space="preserve">bilaterale a Roma del 31 agosto-1° settembre 1969</w:t>
+      </w:r>
+      <w:r>
+        <w:rPr>
+          <w:rFonts w:ascii="Barlow Semi Condensed" w:cs="Barlow Semi Condensed" w:eastAsia="Barlow Semi Condensed" w:hAnsi="Barlow Semi Condensed"/>
+          <w:sz w:val="24"/>
+          <w:szCs w:val="24"/>
+        </w:rPr>
+        <w:t xml:space="preserve">, quando entrambi erano ministri degli Esteri e sette settimane prima che Brandt divenisse cancelliere. L'esito negativo si chiude parzialmente; restano aperti gli incontri del periodo di cancellierato.</w:t>
+      </w:r>
+    </w:p>
+    <w:p>
+      <w:pPr>
+        <w:spacing w:after="120" w:line="276"/>
+        <w:jc w:val="both"/>
+      </w:pPr>
+      <w:r>
+        <w:rPr>
+          <w:rFonts w:ascii="Barlow Semi Condensed" w:cs="Barlow Semi Condensed" w:eastAsia="Barlow Semi Condensed" w:hAnsi="Barlow Semi Condensed"/>
+          <w:b/>
+          <w:bCs/>
+          <w:sz w:val="24"/>
+          <w:szCs w:val="24"/>
+        </w:rPr>
+        <w:t xml:space="preserve">I documenti nuovi correggono — la data di una morte.</w:t>
+      </w:r>
+      <w:r>
+        <w:rPr>
+          <w:rFonts w:ascii="Barlow Semi Condensed" w:cs="Barlow Semi Condensed" w:eastAsia="Barlow Semi Condensed" w:hAnsi="Barlow Semi Condensed"/>
+          <w:sz w:val="24"/>
+          <w:szCs w:val="24"/>
+        </w:rPr>
+        <w:t xml:space="preserve"> La data indicata in premessa per l'uccisione a Düsseldorf del militante della RAF Willy Peter Stoll (11 settembre 1978) è errata: le fonti biografiche tedesche e la stampa locale accertano la sera del </w:t>
+      </w:r>
+      <w:r>
+        <w:rPr>
+          <w:rFonts w:ascii="Barlow Semi Condensed" w:cs="Barlow Semi Condensed" w:eastAsia="Barlow Semi Condensed" w:hAnsi="Barlow Semi Condensed"/>
+          <w:b/>
+          <w:bCs/>
+          <w:sz w:val="24"/>
+          <w:szCs w:val="24"/>
+        </w:rPr>
+        <w:t xml:space="preserve">6 settembre 1978</w:t>
+      </w:r>
+      <w:r>
+        <w:rPr>
+          <w:rFonts w:ascii="Barlow Semi Condensed" w:cs="Barlow Semi Condensed" w:eastAsia="Barlow Semi Condensed" w:hAnsi="Barlow Semi Condensed"/>
+          <w:sz w:val="24"/>
+          <w:szCs w:val="24"/>
+        </w:rPr>
+        <w:t xml:space="preserve">. La divergenza è dichiarata e risolta.</w:t>
+      </w:r>
+    </w:p>
+    <w:p>
+      <w:pPr>
+        <w:spacing w:after="120" w:line="276"/>
+        <w:jc w:val="both"/>
+      </w:pPr>
+      <w:r>
+        <w:rPr>
+          <w:rFonts w:ascii="Barlow Semi Condensed" w:cs="Barlow Semi Condensed" w:eastAsia="Barlow Semi Condensed" w:hAnsi="Barlow Semi Condensed"/>
+          <w:b/>
+          <w:bCs/>
+          <w:sz w:val="24"/>
+          <w:szCs w:val="24"/>
+        </w:rPr>
+        <w:t xml:space="preserve">I documenti nuovi correggono — un anacronismo.</w:t>
+      </w:r>
+      <w:r>
+        <w:rPr>
+          <w:rFonts w:ascii="Barlow Semi Condensed" w:cs="Barlow Semi Condensed" w:eastAsia="Barlow Semi Condensed" w:hAnsi="Barlow Semi Condensed"/>
+          <w:sz w:val="24"/>
+          <w:szCs w:val="24"/>
+        </w:rPr>
+        <w:t xml:space="preserve"> La domanda sulla «reazione della Spagna franchista» al sequestro Moro del 1978 è mal posta: nel 1978 la Spagna non era più franchista — Franco morì il 20 novembre 1975 — ma in piena Transizione democratica. Il corpus registrava l'esito negativo senza rilevare l'anacronismo; la premessa va riformulata prima di cercare.</w:t>
+      </w:r>
+    </w:p>
+    <w:p>
+      <w:pPr>
+        <w:spacing w:after="120" w:line="276"/>
+        <w:jc w:val="both"/>
+      </w:pPr>
+      <w:r>
+        <w:rPr>
+          <w:rFonts w:ascii="Barlow Semi Condensed" w:cs="Barlow Semi Condensed" w:eastAsia="Barlow Semi Condensed" w:hAnsi="Barlow Semi Condensed"/>
+          <w:b/>
+          <w:bCs/>
+          <w:sz w:val="24"/>
+          <w:szCs w:val="24"/>
+        </w:rPr>
+        <w:t xml:space="preserve">La verifica corregge — la fine del primo mandato, e con essa il governo in carica.</w:t>
+      </w:r>
+      <w:r>
+        <w:rPr>
+          <w:rFonts w:ascii="Barlow Semi Condensed" w:cs="Barlow Semi Condensed" w:eastAsia="Barlow Semi Condensed" w:hAnsi="Barlow Semi Condensed"/>
+          <w:sz w:val="24"/>
+          <w:szCs w:val="24"/>
+        </w:rPr>
+        <w:t xml:space="preserve"> Una delle divergenze che i documenti nuovi lasciavano aperta si chiude in verifica, e la chiusura ha una conseguenza. La data corretta è il </w:t>
+      </w:r>
+      <w:r>
+        <w:rPr>
+          <w:rFonts w:ascii="Barlow Semi Condensed" w:cs="Barlow Semi Condensed" w:eastAsia="Barlow Semi Condensed" w:hAnsi="Barlow Semi Condensed"/>
+          <w:b/>
+          <w:bCs/>
+          <w:sz w:val="24"/>
+          <w:szCs w:val="24"/>
+        </w:rPr>
+        <w:t xml:space="preserve">26 giugno 1972</w:t>
+      </w:r>
+      <w:r>
+        <w:rPr>
+          <w:rFonts w:ascii="Barlow Semi Condensed" w:cs="Barlow Semi Condensed" w:eastAsia="Barlow Semi Condensed" w:hAnsi="Barlow Semi Condensed"/>
+          <w:sz w:val="24"/>
+          <w:szCs w:val="24"/>
+        </w:rPr>
+        <w:t xml:space="preserve">: il primo governo Andreotti cessa quel giorno, col giuramento del secondo, nel quale la Farnesina passa a Giuseppe Medici — sicché il mandato di Moro </w:t>
+      </w:r>
+      <w:r>
+        <w:rPr>
+          <w:rFonts w:ascii="Barlow Semi Condensed" w:cs="Barlow Semi Condensed" w:eastAsia="Barlow Semi Condensed" w:hAnsi="Barlow Semi Condensed"/>
+          <w:b/>
+          <w:bCs/>
+          <w:sz w:val="24"/>
+          <w:szCs w:val="24"/>
+        </w:rPr>
+        <w:t xml:space="preserve">non può proseguire fino al 29 luglio</w:t>
+      </w:r>
+      <w:r>
+        <w:rPr>
+          <w:rFonts w:ascii="Barlow Semi Condensed" w:cs="Barlow Semi Condensed" w:eastAsia="Barlow Semi Condensed" w:hAnsi="Barlow Semi Condensed"/>
+          <w:sz w:val="24"/>
+          <w:szCs w:val="24"/>
+        </w:rPr>
+        <w:t xml:space="preserve">, e l'indicazione discordante cade. Ne segue che il governo in carica il 28 giugno 1972, giorno delle costituzioni apostoliche, era il </w:t>
+      </w:r>
+      <w:r>
+        <w:rPr>
+          <w:rFonts w:ascii="Barlow Semi Condensed" w:cs="Barlow Semi Condensed" w:eastAsia="Barlow Semi Condensed" w:hAnsi="Barlow Semi Condensed"/>
+          <w:b/>
+          <w:bCs/>
+          <w:sz w:val="24"/>
+          <w:szCs w:val="24"/>
+        </w:rPr>
+        <w:t xml:space="preserve">secondo</w:t>
+      </w:r>
+      <w:r>
+        <w:rPr>
+          <w:rFonts w:ascii="Barlow Semi Condensed" w:cs="Barlow Semi Condensed" w:eastAsia="Barlow Semi Condensed" w:hAnsi="Barlow Semi Condensed"/>
+          <w:sz w:val="24"/>
+          <w:szCs w:val="24"/>
+        </w:rPr>
+        <w:t xml:space="preserve"> governo Andreotti e non il primo: l'indicazione contraria di una delle ricognizioni è corretta dalla cronologia istituzionale, che il corpus adottava già. È ininfluente sulla sequenza Oder-Neisse — l'atto pontificio cade comunque a ridosso della fine del primo mandato di Moro — ma va emendata dove compare.</w:t>
+      </w:r>
+    </w:p>
+    <w:p>
+      <w:pPr>
+        <w:spacing w:after="120" w:line="276"/>
+        <w:jc w:val="both"/>
+      </w:pPr>
+      <w:r>
+        <w:rPr>
+          <w:rFonts w:ascii="Barlow Semi Condensed" w:cs="Barlow Semi Condensed" w:eastAsia="Barlow Semi Condensed" w:hAnsi="Barlow Semi Condensed"/>
+          <w:b/>
+          <w:bCs/>
+          <w:sz w:val="24"/>
+          <w:szCs w:val="24"/>
+        </w:rPr>
+        <w:t xml:space="preserve">I documenti nuovi precisano — il Trattato di non proliferazione.</w:t>
+      </w:r>
+      <w:r>
+        <w:rPr>
+          <w:rFonts w:ascii="Barlow Semi Condensed" w:cs="Barlow Semi Condensed" w:eastAsia="Barlow Semi Condensed" w:hAnsi="Barlow Semi Condensed"/>
+          <w:sz w:val="24"/>
+          <w:szCs w:val="24"/>
+        </w:rPr>
+        <w:t xml:space="preserve"> L'Italia firmò il TNP il </w:t>
+      </w:r>
+      <w:r>
+        <w:rPr>
+          <w:rFonts w:ascii="Barlow Semi Condensed" w:cs="Barlow Semi Condensed" w:eastAsia="Barlow Semi Condensed" w:hAnsi="Barlow Semi Condensed"/>
+          <w:b/>
+          <w:bCs/>
+          <w:sz w:val="24"/>
+          <w:szCs w:val="24"/>
+        </w:rPr>
+        <w:t xml:space="preserve">28 gennaio 1969</w:t>
+      </w:r>
+      <w:r>
+        <w:rPr>
+          <w:rFonts w:ascii="Barlow Semi Condensed" w:cs="Barlow Semi Condensed" w:eastAsia="Barlow Semi Condensed" w:hAnsi="Barlow Semi Condensed"/>
+          <w:sz w:val="24"/>
+          <w:szCs w:val="24"/>
+        </w:rPr>
+        <w:t xml:space="preserve">, non nel 1968 (anno di apertura alla firma), e ratificò con legge 24 aprile 1975 n. 131. La data anteriore all'insediamento di Moro alla Farnesina (5 agosto 1969) va recepita per evitare attribuzioni cronologicamente imprecise.</w:t>
+      </w:r>
+    </w:p>
+    <w:p>
+      <w:pPr>
+        <w:pBdr>
+          <w:bottom w:val="single" w:color="999999" w:sz="6" w:space="1"/>
+        </w:pBdr>
+        <w:spacing w:after="80"/>
+      </w:pPr>
+    </w:p>
+    <w:p>
+      <w:pPr>
+        <w:pStyle w:val="Heading2"/>
+        <w:spacing w:after="100" w:before="200"/>
+      </w:pPr>
+      <w:r>
+        <w:rPr>
+          <w:rFonts w:ascii="Barlow Semi Condensed" w:cs="Barlow Semi Condensed" w:eastAsia="Barlow Semi Condensed" w:hAnsi="Barlow Semi Condensed"/>
+          <w:sz w:val="24"/>
+          <w:szCs w:val="24"/>
+        </w:rPr>
+        <w:t xml:space="preserve">III. Le divergenze che restano aperte</w:t>
+      </w:r>
+    </w:p>
+    <w:p>
+      <w:pPr>
+        <w:spacing w:after="120" w:line="276"/>
+        <w:jc w:val="both"/>
+      </w:pPr>
+      <w:r>
+        <w:rPr>
+          <w:rFonts w:ascii="Barlow Semi Condensed" w:cs="Barlow Semi Condensed" w:eastAsia="Barlow Semi Condensed" w:hAnsi="Barlow Semi Condensed"/>
+          <w:sz w:val="24"/>
+          <w:szCs w:val="24"/>
+        </w:rPr>
+        <w:t xml:space="preserve">Vale la quarta regola del metodo: </w:t>
+      </w:r>
+      <w:r>
+        <w:rPr>
+          <w:rFonts w:ascii="Barlow Semi Condensed" w:cs="Barlow Semi Condensed" w:eastAsia="Barlow Semi Condensed" w:hAnsi="Barlow Semi Condensed"/>
+          <w:b/>
+          <w:bCs/>
+          <w:sz w:val="24"/>
+          <w:szCs w:val="24"/>
+        </w:rPr>
+        <w:t xml:space="preserve">dove le fonti divergono, la divergenza si riporta e non si sceglie in silenzio.</w:t>
+      </w:r>
+      <w:r>
+        <w:rPr>
+          <w:rFonts w:ascii="Barlow Semi Condensed" w:cs="Barlow Semi Condensed" w:eastAsia="Barlow Semi Condensed" w:hAnsi="Barlow Semi Condensed"/>
+          <w:sz w:val="24"/>
+          <w:szCs w:val="24"/>
+        </w:rPr>
+        <w:t xml:space="preserve"> Restano aperte, e vanno riportate ogni volta che la materia è ripresa:</w:t>
+      </w:r>
+    </w:p>
+    <w:tbl>
+      <w:tblPr>
+        <w:tblW w:type="dxa" w:w="9360"/>
+        <w:tblBorders>
+          <w:top w:val="single" w:color="auto" w:sz="4"/>
+          <w:left w:val="single" w:color="auto" w:sz="4"/>
+          <w:bottom w:val="single" w:color="auto" w:sz="4"/>
+          <w:right w:val="single" w:color="auto" w:sz="4"/>
+          <w:insideH w:val="single" w:color="auto" w:sz="4"/>
+          <w:insideV w:val="single" w:color="auto" w:sz="4"/>
+        </w:tblBorders>
+      </w:tblPr>
+      <w:tblGrid>
+        <w:gridCol w:w="4680"/>
+        <w:gridCol w:w="4680"/>
+      </w:tblGrid>
+      <w:tr>
+        <w:tc>
+          <w:tcPr>
+            <w:tcW w:type="dxa" w:w="4680"/>
+            <w:shd w:fill="1F3864" w:val="clear"/>
+          </w:tcPr>
+          <w:p>
+            <w:pPr>
+              <w:spacing w:after="20" w:before="20"/>
+              <w:jc w:val="both"/>
+            </w:pPr>
+            <w:r>
+              <w:rPr>
+                <w:rFonts w:ascii="Barlow Semi Condensed" w:cs="Barlow Semi Condensed" w:eastAsia="Barlow Semi Condensed" w:hAnsi="Barlow Semi Condensed"/>
+                <w:b/>
+                <w:bCs/>
+                <w:color w:val="FFFFFF"/>
+                <w:sz w:val="20"/>
+                <w:szCs w:val="20"/>
+              </w:rPr>
+              <w:t xml:space="preserve">Oggetto</w:t>
+            </w:r>
+          </w:p>
+        </w:tc>
+        <w:tc>
+          <w:tcPr>
+            <w:tcW w:type="dxa" w:w="4680"/>
+            <w:shd w:fill="1F3864" w:val="clear"/>
+          </w:tcPr>
+          <w:p>
+            <w:pPr>
+              <w:spacing w:after="20" w:before="20"/>
+              <w:jc w:val="both"/>
+            </w:pPr>
+            <w:r>
+              <w:rPr>
+                <w:rFonts w:ascii="Barlow Semi Condensed" w:cs="Barlow Semi Condensed" w:eastAsia="Barlow Semi Condensed" w:hAnsi="Barlow Semi Condensed"/>
+                <w:b/>
+                <w:bCs/>
+                <w:color w:val="FFFFFF"/>
+                <w:sz w:val="20"/>
+                <w:szCs w:val="20"/>
+              </w:rPr>
+              <w:t xml:space="preserve">Le versioni</w:t>
+            </w:r>
+          </w:p>
+        </w:tc>
+      </w:tr>
+      <w:tr>
+        <w:tc>
+          <w:tcPr>
+            <w:tcW w:type="dxa" w:w="4680"/>
+          </w:tcPr>
+          <w:p>
+            <w:pPr>
+              <w:spacing w:after="20" w:before="20"/>
+              <w:jc w:val="both"/>
+            </w:pPr>
+            <w:r>
+              <w:rPr>
+                <w:rFonts w:ascii="Barlow Semi Condensed" w:cs="Barlow Semi Condensed" w:eastAsia="Barlow Semi Condensed" w:hAnsi="Barlow Semi Condensed"/>
+                <w:sz w:val="20"/>
+                <w:szCs w:val="20"/>
+              </w:rPr>
+              <w:t xml:space="preserve">Beni italiani confiscati in Libia (21 luglio 1970)</w:t>
+            </w:r>
+          </w:p>
+        </w:tc>
+        <w:tc>
+          <w:tcPr>
+            <w:tcW w:type="dxa" w:w="4680"/>
+          </w:tcPr>
+          <w:p>
+            <w:pPr>
+              <w:spacing w:after="20" w:before="20"/>
+              <w:jc w:val="both"/>
+            </w:pPr>
+            <w:r>
+              <w:rPr>
+                <w:rFonts w:ascii="Barlow Semi Condensed" w:cs="Barlow Semi Condensed" w:eastAsia="Barlow Semi Condensed" w:hAnsi="Barlow Semi Condensed"/>
+                <w:sz w:val="20"/>
+                <w:szCs w:val="20"/>
+              </w:rPr>
+              <w:t xml:space="preserve">«200 miliardi di lire del 1970» (RAI News) · «circa 400 miliardi» (già nel corpus) · quasi 6 miliardi di euro rivalutati (stima dell'associazione dei rimpatriati) — le prime due divergono a parità di anno; la terza </w:t>
+            </w:r>
+            <w:r>
+              <w:rPr>
+                <w:rFonts w:ascii="Barlow Semi Condensed" w:cs="Barlow Semi Condensed" w:eastAsia="Barlow Semi Condensed" w:hAnsi="Barlow Semi Condensed"/>
+                <w:b/>
+                <w:bCs/>
+                <w:sz w:val="20"/>
+                <w:szCs w:val="20"/>
+              </w:rPr>
+              <w:t xml:space="preserve">non è omogenea</w:t>
+            </w:r>
+            <w:r>
+              <w:rPr>
+                <w:rFonts w:ascii="Barlow Semi Condensed" w:cs="Barlow Semi Condensed" w:eastAsia="Barlow Semi Condensed" w:hAnsi="Barlow Semi Condensed"/>
+                <w:sz w:val="20"/>
+                <w:szCs w:val="20"/>
+              </w:rPr>
+              <w:t xml:space="preserve"> alle altre</w:t>
+            </w:r>
+          </w:p>
+        </w:tc>
+      </w:tr>
+      <w:tr>
+        <w:tc>
+          <w:tcPr>
+            <w:tcW w:type="dxa" w:w="4680"/>
+          </w:tcPr>
+          <w:p>
+            <w:pPr>
+              <w:spacing w:after="20" w:before="20"/>
+              <w:jc w:val="both"/>
+            </w:pPr>
+            <w:r>
+              <w:rPr>
+                <w:rFonts w:ascii="Barlow Semi Condensed" w:cs="Barlow Semi Condensed" w:eastAsia="Barlow Semi Condensed" w:hAnsi="Barlow Semi Condensed"/>
+                <w:sz w:val="20"/>
+                <w:szCs w:val="20"/>
+              </w:rPr>
+              <w:t xml:space="preserve">Riconoscimento italiano della Repubblica Democratica Tedesca</w:t>
+            </w:r>
+          </w:p>
+        </w:tc>
+        <w:tc>
+          <w:tcPr>
+            <w:tcW w:type="dxa" w:w="4680"/>
+          </w:tcPr>
+          <w:p>
+            <w:pPr>
+              <w:spacing w:after="20" w:before="20"/>
+              <w:jc w:val="both"/>
+            </w:pPr>
+            <w:r>
+              <w:rPr>
+                <w:rFonts w:ascii="Barlow Semi Condensed" w:cs="Barlow Semi Condensed" w:eastAsia="Barlow Semi Condensed" w:hAnsi="Barlow Semi Condensed"/>
+                <w:sz w:val="20"/>
+                <w:szCs w:val="20"/>
+              </w:rPr>
+              <w:t xml:space="preserve">17 gennaio 1973 (fonti italiane, adottata dal corpus) · </w:t>
+            </w:r>
+            <w:r>
+              <w:rPr>
+                <w:rFonts w:ascii="Barlow Semi Condensed" w:cs="Barlow Semi Condensed" w:eastAsia="Barlow Semi Condensed" w:hAnsi="Barlow Semi Condensed"/>
+                <w:b/>
+                <w:bCs/>
+                <w:sz w:val="20"/>
+                <w:szCs w:val="20"/>
+              </w:rPr>
+              <w:t xml:space="preserve">18 gennaio 1973</w:t>
+            </w:r>
+            <w:r>
+              <w:rPr>
+                <w:rFonts w:ascii="Barlow Semi Condensed" w:cs="Barlow Semi Condensed" w:eastAsia="Barlow Semi Condensed" w:hAnsi="Barlow Semi Condensed"/>
+                <w:sz w:val="20"/>
+                <w:szCs w:val="20"/>
+              </w:rPr>
+              <w:t xml:space="preserve"> (fonte istituzionale tedesca): divergenza emersa in verifica, da riportare</w:t>
+            </w:r>
+          </w:p>
+        </w:tc>
+      </w:tr>
+      <w:tr>
+        <w:tc>
+          <w:tcPr>
+            <w:tcW w:type="dxa" w:w="4680"/>
+          </w:tcPr>
+          <w:p>
+            <w:pPr>
+              <w:spacing w:after="20" w:before="20"/>
+              <w:jc w:val="both"/>
+            </w:pPr>
+            <w:r>
+              <w:rPr>
+                <w:rFonts w:ascii="Barlow Semi Condensed" w:cs="Barlow Semi Condensed" w:eastAsia="Barlow Semi Condensed" w:hAnsi="Barlow Semi Condensed"/>
+                <w:sz w:val="20"/>
+                <w:szCs w:val="20"/>
+              </w:rPr>
+              <w:t xml:space="preserve">Vittime di Wiriyamu</w:t>
+            </w:r>
+          </w:p>
+        </w:tc>
+        <w:tc>
+          <w:tcPr>
+            <w:tcW w:type="dxa" w:w="4680"/>
+          </w:tcPr>
+          <w:p>
+            <w:pPr>
+              <w:spacing w:after="20" w:before="20"/>
+              <w:jc w:val="both"/>
+            </w:pPr>
+            <w:r>
+              <w:rPr>
+                <w:rFonts w:ascii="Barlow Semi Condensed" w:cs="Barlow Semi Condensed" w:eastAsia="Barlow Semi Condensed" w:hAnsi="Barlow Semi Condensed"/>
+                <w:sz w:val="20"/>
+                <w:szCs w:val="20"/>
+              </w:rPr>
+              <w:t xml:space="preserve">150 (Croce Rossa) · 300 (</w:t>
+            </w:r>
+            <w:r>
+              <w:rPr>
+                <w:rFonts w:ascii="Barlow Semi Condensed" w:cs="Barlow Semi Condensed" w:eastAsia="Barlow Semi Condensed" w:hAnsi="Barlow Semi Condensed"/>
+                <w:i/>
+                <w:iCs/>
+                <w:sz w:val="20"/>
+                <w:szCs w:val="20"/>
+              </w:rPr>
+              <w:t xml:space="preserve">Expresso</w:t>
+            </w:r>
+            <w:r>
+              <w:rPr>
+                <w:rFonts w:ascii="Barlow Semi Condensed" w:cs="Barlow Semi Condensed" w:eastAsia="Barlow Semi Condensed" w:hAnsi="Barlow Semi Condensed"/>
+                <w:sz w:val="20"/>
+                <w:szCs w:val="20"/>
+              </w:rPr>
+              <w:t xml:space="preserve">) · almeno 385 · 400 con 177 identificati per nome (Dhada)</w:t>
+            </w:r>
+          </w:p>
+        </w:tc>
+      </w:tr>
+      <w:tr>
+        <w:tc>
+          <w:tcPr>
+            <w:tcW w:type="dxa" w:w="4680"/>
+          </w:tcPr>
+          <w:p>
+            <w:pPr>
+              <w:spacing w:after="20" w:before="20"/>
+              <w:jc w:val="both"/>
+            </w:pPr>
+            <w:r>
+              <w:rPr>
+                <w:rFonts w:ascii="Barlow Semi Condensed" w:cs="Barlow Semi Condensed" w:eastAsia="Barlow Semi Condensed" w:hAnsi="Barlow Semi Condensed"/>
+                <w:sz w:val="20"/>
+                <w:szCs w:val="20"/>
+              </w:rPr>
+              <w:t xml:space="preserve">Espulsi dell'aprile 1974</w:t>
+            </w:r>
+          </w:p>
+        </w:tc>
+        <w:tc>
+          <w:tcPr>
+            <w:tcW w:type="dxa" w:w="4680"/>
+          </w:tcPr>
+          <w:p>
+            <w:pPr>
+              <w:spacing w:after="20" w:before="20"/>
+              <w:jc w:val="both"/>
+            </w:pPr>
+            <w:r>
+              <w:rPr>
+                <w:rFonts w:ascii="Barlow Semi Condensed" w:cs="Barlow Semi Condensed" w:eastAsia="Barlow Semi Condensed" w:hAnsi="Barlow Semi Condensed"/>
+                <w:sz w:val="20"/>
+                <w:szCs w:val="20"/>
+              </w:rPr>
+              <w:t xml:space="preserve">undici (schede comboniane) · tredici (Franzelli), riconciliati in </w:t>
+            </w:r>
+            <w:r>
+              <w:rPr>
+                <w:rFonts w:ascii="Barlow Semi Condensed" w:cs="Barlow Semi Condensed" w:eastAsia="Barlow Semi Condensed" w:hAnsi="Barlow Semi Condensed"/>
+                <w:b/>
+                <w:bCs/>
+                <w:sz w:val="20"/>
+                <w:szCs w:val="20"/>
+              </w:rPr>
+              <w:t xml:space="preserve">undici da Nampula più due da Tete</w:t>
+            </w:r>
+            <w:r>
+              <w:rPr>
+                <w:rFonts w:ascii="Barlow Semi Condensed" w:cs="Barlow Semi Condensed" w:eastAsia="Barlow Semi Condensed" w:hAnsi="Barlow Semi Condensed"/>
+                <w:sz w:val="20"/>
+                <w:szCs w:val="20"/>
+              </w:rPr>
+              <w:t xml:space="preserve">; data 12, 13 o 14 aprile, con il 13 (Sabato Santo) più ricorrente</w:t>
+            </w:r>
+          </w:p>
+        </w:tc>
+      </w:tr>
+      <w:tr>
+        <w:tc>
+          <w:tcPr>
+            <w:tcW w:type="dxa" w:w="4680"/>
+          </w:tcPr>
+          <w:p>
+            <w:pPr>
+              <w:spacing w:after="20" w:before="20"/>
+              <w:jc w:val="both"/>
+            </w:pPr>
+            <w:r>
+              <w:rPr>
+                <w:rFonts w:ascii="Barlow Semi Condensed" w:cs="Barlow Semi Condensed" w:eastAsia="Barlow Semi Condensed" w:hAnsi="Barlow Semi Condensed"/>
+                <w:sz w:val="20"/>
+                <w:szCs w:val="20"/>
+              </w:rPr>
+              <w:t xml:space="preserve">Riconoscimento della Cina</w:t>
+            </w:r>
+          </w:p>
+        </w:tc>
+        <w:tc>
+          <w:tcPr>
+            <w:tcW w:type="dxa" w:w="4680"/>
+          </w:tcPr>
+          <w:p>
+            <w:pPr>
+              <w:spacing w:after="20" w:before="20"/>
+              <w:jc w:val="both"/>
+            </w:pPr>
+            <w:r>
+              <w:rPr>
+                <w:rFonts w:ascii="Barlow Semi Condensed" w:cs="Barlow Semi Condensed" w:eastAsia="Barlow Semi Condensed" w:hAnsi="Barlow Semi Condensed"/>
+                <w:sz w:val="20"/>
+                <w:szCs w:val="20"/>
+              </w:rPr>
+              <w:t xml:space="preserve">comunicato pubblicato il 5 o il 6 novembre 1970; conclusione del negoziato talora datata al 6 ottobre 1970</w:t>
+            </w:r>
+          </w:p>
+        </w:tc>
+      </w:tr>
+      <w:tr>
+        <w:tc>
+          <w:tcPr>
+            <w:tcW w:type="dxa" w:w="4680"/>
+          </w:tcPr>
+          <w:p>
+            <w:pPr>
+              <w:spacing w:after="20" w:before="20"/>
+              <w:jc w:val="both"/>
+            </w:pPr>
+            <w:r>
+              <w:rPr>
+                <w:rFonts w:ascii="Barlow Semi Condensed" w:cs="Barlow Semi Condensed" w:eastAsia="Barlow Semi Condensed" w:hAnsi="Barlow Semi Condensed"/>
+                <w:sz w:val="20"/>
+                <w:szCs w:val="20"/>
+              </w:rPr>
+              <w:t xml:space="preserve">Serpente monetario</w:t>
+            </w:r>
+          </w:p>
+        </w:tc>
+        <w:tc>
+          <w:tcPr>
+            <w:tcW w:type="dxa" w:w="4680"/>
+          </w:tcPr>
+          <w:p>
+            <w:pPr>
+              <w:spacing w:after="20" w:before="20"/>
+              <w:jc w:val="both"/>
+            </w:pPr>
+            <w:r>
+              <w:rPr>
+                <w:rFonts w:ascii="Barlow Semi Condensed" w:cs="Barlow Semi Condensed" w:eastAsia="Barlow Semi Condensed" w:hAnsi="Barlow Semi Condensed"/>
+                <w:sz w:val="20"/>
+                <w:szCs w:val="20"/>
+              </w:rPr>
+              <w:t xml:space="preserve">primi provvedimenti 21 marzo 1972 · accordo di Basilea 10 o 24 aprile 1972; </w:t>
+            </w:r>
+            <w:r>
+              <w:rPr>
+                <w:rFonts w:ascii="Barlow Semi Condensed" w:cs="Barlow Semi Condensed" w:eastAsia="Barlow Semi Condensed" w:hAnsi="Barlow Semi Condensed"/>
+                <w:b/>
+                <w:bCs/>
+                <w:sz w:val="20"/>
+                <w:szCs w:val="20"/>
+              </w:rPr>
+              <w:t xml:space="preserve">concorde</w:t>
+            </w:r>
+            <w:r>
+              <w:rPr>
+                <w:rFonts w:ascii="Barlow Semi Condensed" w:cs="Barlow Semi Condensed" w:eastAsia="Barlow Semi Condensed" w:hAnsi="Barlow Semi Condensed"/>
+                <w:sz w:val="20"/>
+                <w:szCs w:val="20"/>
+              </w:rPr>
+              <w:t xml:space="preserve"> l'uscita della lira il 13 febbraio 1973</w:t>
+            </w:r>
+          </w:p>
+        </w:tc>
+      </w:tr>
+      <w:tr>
+        <w:tc>
+          <w:tcPr>
+            <w:tcW w:type="dxa" w:w="4680"/>
+          </w:tcPr>
+          <w:p>
+            <w:pPr>
+              <w:spacing w:after="20" w:before="20"/>
+              <w:jc w:val="both"/>
+            </w:pPr>
+            <w:r>
+              <w:rPr>
+                <w:rFonts w:ascii="Barlow Semi Condensed" w:cs="Barlow Semi Condensed" w:eastAsia="Barlow Semi Condensed" w:hAnsi="Barlow Semi Condensed"/>
+                <w:sz w:val="20"/>
+                <w:szCs w:val="20"/>
+              </w:rPr>
+              <w:t xml:space="preserve">Conferenza di solidarietà di Reggio Emilia (1973)</w:t>
+            </w:r>
+          </w:p>
+        </w:tc>
+        <w:tc>
+          <w:tcPr>
+            <w:tcW w:type="dxa" w:w="4680"/>
+          </w:tcPr>
+          <w:p>
+            <w:pPr>
+              <w:spacing w:after="20" w:before="20"/>
+              <w:jc w:val="both"/>
+            </w:pPr>
+            <w:r>
+              <w:rPr>
+                <w:rFonts w:ascii="Barlow Semi Condensed" w:cs="Barlow Semi Condensed" w:eastAsia="Barlow Semi Condensed" w:hAnsi="Barlow Semi Condensed"/>
+                <w:sz w:val="20"/>
+                <w:szCs w:val="20"/>
+              </w:rPr>
+              <w:t xml:space="preserve">23-26 marzo (inventario IBC) · 24-25 marzo (Fondo Zagari)</w:t>
+            </w:r>
+          </w:p>
+        </w:tc>
+      </w:tr>
+      <w:tr>
+        <w:tc>
+          <w:tcPr>
+            <w:tcW w:type="dxa" w:w="4680"/>
+          </w:tcPr>
+          <w:p>
+            <w:pPr>
+              <w:spacing w:after="20" w:before="20"/>
+              <w:jc w:val="both"/>
+            </w:pPr>
+            <w:r>
+              <w:rPr>
+                <w:rFonts w:ascii="Barlow Semi Condensed" w:cs="Barlow Semi Condensed" w:eastAsia="Barlow Semi Condensed" w:hAnsi="Barlow Semi Condensed"/>
+                <w:sz w:val="20"/>
+                <w:szCs w:val="20"/>
+              </w:rPr>
+              <w:t xml:space="preserve">Paginazione del saggio di Guido Levi</w:t>
+            </w:r>
+          </w:p>
+        </w:tc>
+        <w:tc>
+          <w:tcPr>
+            <w:tcW w:type="dxa" w:w="4680"/>
+          </w:tcPr>
+          <w:p>
+            <w:pPr>
+              <w:spacing w:after="20" w:before="20"/>
+              <w:jc w:val="both"/>
+            </w:pPr>
+            <w:r>
+              <w:rPr>
+                <w:rFonts w:ascii="Barlow Semi Condensed" w:cs="Barlow Semi Condensed" w:eastAsia="Barlow Semi Condensed" w:hAnsi="Barlow Semi Condensed"/>
+                <w:sz w:val="20"/>
+                <w:szCs w:val="20"/>
+              </w:rPr>
+              <w:t xml:space="preserve">pp. 69-101 · pp. 69-102 — stessa citazione testuale, stessa fonte: da chiudere sul fascicolo originale</w:t>
+            </w:r>
+          </w:p>
+        </w:tc>
+      </w:tr>
+    </w:tbl>
+    <w:p>
+      <w:pPr>
+        <w:spacing w:after="80"/>
+      </w:pPr>
+    </w:p>
+    <w:p>
+      <w:pPr>
+        <w:spacing w:after="120" w:line="276"/>
+        <w:jc w:val="both"/>
+      </w:pPr>
+      <w:r>
+        <w:rPr>
+          <w:rFonts w:ascii="Barlow Semi Condensed" w:cs="Barlow Semi Condensed" w:eastAsia="Barlow Semi Condensed" w:hAnsi="Barlow Semi Condensed"/>
+          <w:b/>
+          <w:bCs/>
+          <w:sz w:val="24"/>
+          <w:szCs w:val="24"/>
+        </w:rPr>
+        <w:t xml:space="preserve">Un'avvertenza di omonimia</w:t>
+      </w:r>
+      <w:r>
+        <w:rPr>
+          <w:rFonts w:ascii="Barlow Semi Condensed" w:cs="Barlow Semi Condensed" w:eastAsia="Barlow Semi Condensed" w:hAnsi="Barlow Semi Condensed"/>
+          <w:sz w:val="24"/>
+          <w:szCs w:val="24"/>
+        </w:rPr>
+        <w:t xml:space="preserve">, emersa dall'incrocio e da conservare: il Jorge Jardim incaricato dell'inchiesta portoghese su Wiriyamu e il Jorge Jardim Gonçalves citato altrove nella cartella </w:t>
+      </w:r>
+      <w:r>
+        <w:rPr>
+          <w:rFonts w:ascii="Barlow Semi Condensed" w:cs="Barlow Semi Condensed" w:eastAsia="Barlow Semi Condensed" w:hAnsi="Barlow Semi Condensed"/>
+          <w:b/>
+          <w:bCs/>
+          <w:sz w:val="24"/>
+          <w:szCs w:val="24"/>
+        </w:rPr>
+        <w:t xml:space="preserve">sono persone distinte</w:t>
+      </w:r>
+      <w:r>
+        <w:rPr>
+          <w:rFonts w:ascii="Barlow Semi Condensed" w:cs="Barlow Semi Condensed" w:eastAsia="Barlow Semi Condensed" w:hAnsi="Barlow Semi Condensed"/>
+          <w:sz w:val="24"/>
+          <w:szCs w:val="24"/>
+        </w:rPr>
+        <w:t xml:space="preserve"> e non vanno confusi in future sintesi.</w:t>
+      </w:r>
+    </w:p>
+    <w:p>
+      <w:pPr>
+        <w:pBdr>
+          <w:bottom w:val="single" w:color="999999" w:sz="6" w:space="1"/>
+        </w:pBdr>
+        <w:spacing w:after="80"/>
+      </w:pPr>
+    </w:p>
+    <w:p>
+      <w:pPr>
+        <w:pStyle w:val="Heading2"/>
+        <w:spacing w:after="100" w:before="200"/>
+      </w:pPr>
+      <w:r>
+        <w:rPr>
+          <w:rFonts w:ascii="Barlow Semi Condensed" w:cs="Barlow Semi Condensed" w:eastAsia="Barlow Semi Condensed" w:hAnsi="Barlow Semi Condensed"/>
+          <w:sz w:val="24"/>
+          <w:szCs w:val="24"/>
+        </w:rPr>
+        <w:t xml:space="preserve">IV. Gli Stati Zero: condivisi, chiusi, e uno che resta</w:t>
+      </w:r>
+    </w:p>
+    <w:p>
+      <w:pPr>
+        <w:spacing w:after="120" w:line="276"/>
+        <w:jc w:val="both"/>
+      </w:pPr>
+      <w:r>
+        <w:rPr>
+          <w:rFonts w:ascii="Barlow Semi Condensed" w:cs="Barlow Semi Condensed" w:eastAsia="Barlow Semi Condensed" w:hAnsi="Barlow Semi Condensed"/>
+          <w:b/>
+          <w:bCs/>
+          <w:sz w:val="24"/>
+          <w:szCs w:val="24"/>
+        </w:rPr>
+        <w:t xml:space="preserve">Condivisi</w:t>
+      </w:r>
+      <w:r>
+        <w:rPr>
+          <w:rFonts w:ascii="Barlow Semi Condensed" w:cs="Barlow Semi Condensed" w:eastAsia="Barlow Semi Condensed" w:hAnsi="Barlow Semi Condensed"/>
+          <w:sz w:val="24"/>
+          <w:szCs w:val="24"/>
+        </w:rPr>
+        <w:t xml:space="preserve">, cioè dichiarati identicamente dai documenti nuovi e dal corpus, con le stesse sedi di chiusura: il </w:t>
+      </w:r>
+      <w:r>
+        <w:rPr>
+          <w:rFonts w:ascii="Barlow Semi Condensed" w:cs="Barlow Semi Condensed" w:eastAsia="Barlow Semi Condensed" w:hAnsi="Barlow Semi Condensed"/>
+          <w:b/>
+          <w:bCs/>
+          <w:sz w:val="24"/>
+          <w:szCs w:val="24"/>
+        </w:rPr>
+        <w:t xml:space="preserve">contatto diretto fra Moro e i ministri degli Esteri spagnoli</w:t>
+      </w:r>
+      <w:r>
+        <w:rPr>
+          <w:rFonts w:ascii="Barlow Semi Condensed" w:cs="Barlow Semi Condensed" w:eastAsia="Barlow Semi Condensed" w:hAnsi="Barlow Semi Condensed"/>
+          <w:sz w:val="24"/>
+          <w:szCs w:val="24"/>
+        </w:rPr>
+        <w:t xml:space="preserve"> (Archivio storico-diplomatico della Farnesina; Archivo General de la Administración di Alcalá de Henares, con il limite archivistico segnalato dalla storiografia sui fondi ministeriali non consultabili); il </w:t>
+      </w:r>
+      <w:r>
+        <w:rPr>
+          <w:rFonts w:ascii="Barlow Semi Condensed" w:cs="Barlow Semi Condensed" w:eastAsia="Barlow Semi Condensed" w:hAnsi="Barlow Semi Condensed"/>
+          <w:b/>
+          <w:bCs/>
+          <w:sz w:val="24"/>
+          <w:szCs w:val="24"/>
+        </w:rPr>
+        <w:t xml:space="preserve">telegramma da Tunisi del 6 settembre 1970</w:t>
+      </w:r>
+      <w:r>
+        <w:rPr>
+          <w:rFonts w:ascii="Barlow Semi Condensed" w:cs="Barlow Semi Condensed" w:eastAsia="Barlow Semi Condensed" w:hAnsi="Barlow Semi Condensed"/>
+          <w:sz w:val="24"/>
+          <w:szCs w:val="24"/>
+        </w:rPr>
+        <w:t xml:space="preserve"> e la cosiddetta «operazione Hilton», entrambi privi di fonte primaria e noti al corpus solo per via memorialistica indiretta; le </w:t>
+      </w:r>
+      <w:r>
+        <w:rPr>
+          <w:rFonts w:ascii="Barlow Semi Condensed" w:cs="Barlow Semi Condensed" w:eastAsia="Barlow Semi Condensed" w:hAnsi="Barlow Semi Condensed"/>
+          <w:b/>
+          <w:bCs/>
+          <w:sz w:val="24"/>
+          <w:szCs w:val="24"/>
+        </w:rPr>
+        <w:t xml:space="preserve">repliche di Moro sui bilanci esteri 1970-1974</w:t>
+      </w:r>
+      <w:r>
+        <w:rPr>
+          <w:rFonts w:ascii="Barlow Semi Condensed" w:cs="Barlow Semi Condensed" w:eastAsia="Barlow Semi Condensed" w:hAnsi="Barlow Semi Condensed"/>
+          <w:sz w:val="24"/>
+          <w:szCs w:val="24"/>
+        </w:rPr>
+        <w:t xml:space="preserve">, con numero di seduta e data; la </w:t>
+      </w:r>
+      <w:r>
+        <w:rPr>
+          <w:rFonts w:ascii="Barlow Semi Condensed" w:cs="Barlow Semi Condensed" w:eastAsia="Barlow Semi Condensed" w:hAnsi="Barlow Semi Condensed"/>
+          <w:b/>
+          <w:bCs/>
+          <w:sz w:val="24"/>
+          <w:szCs w:val="24"/>
+        </w:rPr>
+        <w:t xml:space="preserve">cooperazione italo-tedesca antiterrorismo</w:t>
+      </w:r>
+      <w:r>
+        <w:rPr>
+          <w:rFonts w:ascii="Barlow Semi Condensed" w:cs="Barlow Semi Condensed" w:eastAsia="Barlow Semi Condensed" w:hAnsi="Barlow Semi Condensed"/>
+          <w:sz w:val="24"/>
+          <w:szCs w:val="24"/>
+        </w:rPr>
+        <w:t xml:space="preserve"> e il ruolo del Bundeskriminalamt durante i cinquantacinque giorni; la posizione italiana sui cinque atti della Ostpolitik; e gli </w:t>
+      </w:r>
+      <w:r>
+        <w:rPr>
+          <w:rFonts w:ascii="Barlow Semi Condensed" w:cs="Barlow Semi Condensed" w:eastAsia="Barlow Semi Condensed" w:hAnsi="Barlow Semi Condensed"/>
+          <w:b/>
+          <w:bCs/>
+          <w:sz w:val="24"/>
+          <w:szCs w:val="24"/>
+        </w:rPr>
+        <w:t xml:space="preserve">atti italiani sull'espulsione del 13 aprile 1974</w:t>
+      </w:r>
+      <w:r>
+        <w:rPr>
+          <w:rFonts w:ascii="Barlow Semi Condensed" w:cs="Barlow Semi Condensed" w:eastAsia="Barlow Semi Condensed" w:hAnsi="Barlow Semi Condensed"/>
+          <w:sz w:val="24"/>
+          <w:szCs w:val="24"/>
+        </w:rPr>
+        <w:t xml:space="preserve">, di cui nessuna testimonianza comboniana reca traccia.</w:t>
+      </w:r>
+    </w:p>
+    <w:p>
+      <w:pPr>
+        <w:spacing w:after="120" w:line="276"/>
+        <w:jc w:val="both"/>
+      </w:pPr>
+      <w:r>
+        <w:rPr>
+          <w:rFonts w:ascii="Barlow Semi Condensed" w:cs="Barlow Semi Condensed" w:eastAsia="Barlow Semi Condensed" w:hAnsi="Barlow Semi Condensed"/>
+          <w:b/>
+          <w:bCs/>
+          <w:sz w:val="24"/>
+          <w:szCs w:val="24"/>
+        </w:rPr>
+        <w:t xml:space="preserve">Uno scoperto dalla campagna stessa</w:t>
+      </w:r>
+      <w:r>
+        <w:rPr>
+          <w:rFonts w:ascii="Barlow Semi Condensed" w:cs="Barlow Semi Condensed" w:eastAsia="Barlow Semi Condensed" w:hAnsi="Barlow Semi Condensed"/>
+          <w:sz w:val="24"/>
+          <w:szCs w:val="24"/>
+        </w:rPr>
+        <w:t xml:space="preserve">, e questo è il genere di esito che solo un incrocio meccanico produce: la verifica testuale dà </w:t>
+      </w:r>
+      <w:r>
+        <w:rPr>
+          <w:rFonts w:ascii="Barlow Semi Condensed" w:cs="Barlow Semi Condensed" w:eastAsia="Barlow Semi Condensed" w:hAnsi="Barlow Semi Condensed"/>
+          <w:b/>
+          <w:bCs/>
+          <w:sz w:val="24"/>
+          <w:szCs w:val="24"/>
+        </w:rPr>
+        <w:t xml:space="preserve">zero occorrenze</w:t>
+      </w:r>
+      <w:r>
+        <w:rPr>
+          <w:rFonts w:ascii="Barlow Semi Condensed" w:cs="Barlow Semi Condensed" w:eastAsia="Barlow Semi Condensed" w:hAnsi="Barlow Semi Condensed"/>
+          <w:sz w:val="24"/>
+          <w:szCs w:val="24"/>
+        </w:rPr>
+        <w:t xml:space="preserve"> del nome del capocentro del servizio a Beirut e della strage di Fiumicino del 17 dicembre 1973 tanto nei tre documenti maggiori del corpus quanto nei tre documenti nuovi. Nessuna delle due parti del confronto tocca il nome né la data: è uno </w:t>
+      </w:r>
+      <w:r>
+        <w:rPr>
+          <w:rFonts w:ascii="Barlow Semi Condensed" w:cs="Barlow Semi Condensed" w:eastAsia="Barlow Semi Condensed" w:hAnsi="Barlow Semi Condensed"/>
+          <w:b/>
+          <w:bCs/>
+          <w:sz w:val="24"/>
+          <w:szCs w:val="24"/>
+        </w:rPr>
+        <w:t xml:space="preserve">Stato Zero condiviso e fin qui non dichiarato</w:t>
+      </w:r>
+      <w:r>
+        <w:rPr>
+          <w:rFonts w:ascii="Barlow Semi Condensed" w:cs="Barlow Semi Condensed" w:eastAsia="Barlow Semi Condensed" w:hAnsi="Barlow Semi Condensed"/>
+          <w:sz w:val="24"/>
+          <w:szCs w:val="24"/>
+        </w:rPr>
+        <w:t xml:space="preserve">, che va verbalizzato con perimetro esatto secondo le regole che il corpus si è già dato (il test dei buchi al blocco 233 dell'agenda; la ricerca a vuoto come atto al blocco 285). Il buco misurato è conoscenza; il buco narrato non lo è.</w:t>
+      </w:r>
+    </w:p>
+    <w:p>
+      <w:pPr>
+        <w:spacing w:after="120" w:line="276"/>
+        <w:jc w:val="both"/>
+      </w:pPr>
+      <w:r>
+        <w:rPr>
+          <w:rFonts w:ascii="Barlow Semi Condensed" w:cs="Barlow Semi Condensed" w:eastAsia="Barlow Semi Condensed" w:hAnsi="Barlow Semi Condensed"/>
+          <w:b/>
+          <w:bCs/>
+          <w:sz w:val="24"/>
+          <w:szCs w:val="24"/>
+        </w:rPr>
+        <w:t xml:space="preserve">Chiuso per triangolazione interna</w:t>
+      </w:r>
+      <w:r>
+        <w:rPr>
+          <w:rFonts w:ascii="Barlow Semi Condensed" w:cs="Barlow Semi Condensed" w:eastAsia="Barlow Semi Condensed" w:hAnsi="Barlow Semi Condensed"/>
+          <w:sz w:val="24"/>
+          <w:szCs w:val="24"/>
+        </w:rPr>
+        <w:t xml:space="preserve">: l'ingresso delle due Germanie all'ONU, dichiarato Stato Zero da una ricognizione e datato al </w:t>
+      </w:r>
+      <w:r>
+        <w:rPr>
+          <w:rFonts w:ascii="Barlow Semi Condensed" w:cs="Barlow Semi Condensed" w:eastAsia="Barlow Semi Condensed" w:hAnsi="Barlow Semi Condensed"/>
+          <w:b/>
+          <w:bCs/>
+          <w:sz w:val="24"/>
+          <w:szCs w:val="24"/>
+        </w:rPr>
+        <w:t xml:space="preserve">18 settembre 1973</w:t>
+      </w:r>
+      <w:r>
+        <w:rPr>
+          <w:rFonts w:ascii="Barlow Semi Condensed" w:cs="Barlow Semi Condensed" w:eastAsia="Barlow Semi Condensed" w:hAnsi="Barlow Semi Condensed"/>
+          <w:sz w:val="24"/>
+          <w:szCs w:val="24"/>
+        </w:rPr>
+        <w:t xml:space="preserve"> dall'altra su documentazione ufficiale tedesca. È il caso esemplare di che cosa serva incrociare i documenti prima di archiviarli.</w:t>
+      </w:r>
+    </w:p>
+    <w:p>
+      <w:pPr>
+        <w:spacing w:after="120" w:line="276"/>
+        <w:jc w:val="both"/>
+      </w:pPr>
+      <w:r>
+        <w:rPr>
+          <w:rFonts w:ascii="Barlow Semi Condensed" w:cs="Barlow Semi Condensed" w:eastAsia="Barlow Semi Condensed" w:hAnsi="Barlow Semi Condensed"/>
+          <w:b/>
+          <w:bCs/>
+          <w:sz w:val="24"/>
+          <w:szCs w:val="24"/>
+        </w:rPr>
+        <w:t xml:space="preserve">Un limite strutturale, non un vuoto di fatto</w:t>
+      </w:r>
+      <w:r>
+        <w:rPr>
+          <w:rFonts w:ascii="Barlow Semi Condensed" w:cs="Barlow Semi Condensed" w:eastAsia="Barlow Semi Condensed" w:hAnsi="Barlow Semi Condensed"/>
+          <w:sz w:val="24"/>
+          <w:szCs w:val="24"/>
+        </w:rPr>
+        <w:t xml:space="preserve">: la banca dati del sindacato ispettivo parlamentare copre </w:t>
+      </w:r>
+      <w:r>
+        <w:rPr>
+          <w:rFonts w:ascii="Barlow Semi Condensed" w:cs="Barlow Semi Condensed" w:eastAsia="Barlow Semi Condensed" w:hAnsi="Barlow Semi Condensed"/>
+          <w:b/>
+          <w:bCs/>
+          <w:sz w:val="24"/>
+          <w:szCs w:val="24"/>
+        </w:rPr>
+        <w:t xml:space="preserve">solo dalla VII legislatura (5 luglio 1976)</w:t>
+      </w:r>
+      <w:r>
+        <w:rPr>
+          <w:rFonts w:ascii="Barlow Semi Condensed" w:cs="Barlow Semi Condensed" w:eastAsia="Barlow Semi Condensed" w:hAnsi="Barlow Semi Condensed"/>
+          <w:sz w:val="24"/>
+          <w:szCs w:val="24"/>
+        </w:rPr>
+        <w:t xml:space="preserve">. L'intero arco 1969-1975 sopravvive come resoconti stenografici non ricercabili a testo pieno: non è possibile, con i soli strumenti in rete, né confermare né escludere interrogazioni sul Portogallo coloniale, su Wiriyamu o sull'espulsione. Si chiude solo con lo spoglio manuale dei volumi a stampa.</w:t>
+      </w:r>
+    </w:p>
+    <w:p>
+      <w:pPr>
+        <w:spacing w:after="120" w:line="276"/>
+        <w:jc w:val="both"/>
+      </w:pPr>
+      <w:r>
+        <w:rPr>
+          <w:rFonts w:ascii="Barlow Semi Condensed" w:cs="Barlow Semi Condensed" w:eastAsia="Barlow Semi Condensed" w:hAnsi="Barlow Semi Condensed"/>
+          <w:b/>
+          <w:bCs/>
+          <w:sz w:val="24"/>
+          <w:szCs w:val="24"/>
+        </w:rPr>
+        <w:t xml:space="preserve">Uno che resta, e va detto per intero.</w:t>
+      </w:r>
+      <w:r>
+        <w:rPr>
+          <w:rFonts w:ascii="Barlow Semi Condensed" w:cs="Barlow Semi Condensed" w:eastAsia="Barlow Semi Condensed" w:hAnsi="Barlow Semi Condensed"/>
+          <w:sz w:val="24"/>
+          <w:szCs w:val="24"/>
+        </w:rPr>
+        <w:t xml:space="preserve"> La ricognizione sul Portogallo dichiara lo Stato Zero su un dossier ricorrente nella pubblicistica delle reti clandestine — </w:t>
+      </w:r>
+      <w:r>
+        <w:rPr>
+          <w:rFonts w:ascii="Barlow Semi Condensed" w:cs="Barlow Semi Condensed" w:eastAsia="Barlow Semi Condensed" w:hAnsi="Barlow Semi Condensed"/>
+          <w:b/>
+          <w:bCs/>
+          <w:sz w:val="24"/>
+          <w:szCs w:val="24"/>
+        </w:rPr>
+        <w:t xml:space="preserve">Aginter Press</w:t>
+      </w:r>
+      <w:r>
+        <w:rPr>
+          <w:rFonts w:ascii="Barlow Semi Condensed" w:cs="Barlow Semi Condensed" w:eastAsia="Barlow Semi Condensed" w:hAnsi="Barlow Semi Condensed"/>
+          <w:sz w:val="24"/>
+          <w:szCs w:val="24"/>
+        </w:rPr>
+        <w:t xml:space="preserve"> — non avendo reperito fonti primarie o studi peer-reviewed che ne documentino un ruolo nelle vicende trattate, e qualifica come non sostenuta la tesi circolante. La verifica meccanica sul corpus dà un esito che va registrato senza addolcirlo: </w:t>
+      </w:r>
+      <w:r>
+        <w:rPr>
+          <w:rFonts w:ascii="Barlow Semi Condensed" w:cs="Barlow Semi Condensed" w:eastAsia="Barlow Semi Condensed" w:hAnsi="Barlow Semi Condensed"/>
+          <w:b/>
+          <w:bCs/>
+          <w:sz w:val="24"/>
+          <w:szCs w:val="24"/>
+        </w:rPr>
+        <w:t xml:space="preserve">il termine non compare in alcun documento del branch</w:t>
+      </w:r>
+      <w:r>
+        <w:rPr>
+          <w:rFonts w:ascii="Barlow Semi Condensed" w:cs="Barlow Semi Condensed" w:eastAsia="Barlow Semi Condensed" w:hAnsi="Barlow Semi Condensed"/>
+          <w:sz w:val="24"/>
+          <w:szCs w:val="24"/>
+        </w:rPr>
+        <w:t xml:space="preserve">, né nei mille blocchi dei cantieri né nei quattrocento del manuale. La relazione fra i due statuti non è dunque «trattazione archiviata contro Stato Zero», ma </w:t>
+      </w:r>
+      <w:r>
+        <w:rPr>
+          <w:rFonts w:ascii="Barlow Semi Condensed" w:cs="Barlow Semi Condensed" w:eastAsia="Barlow Semi Condensed" w:hAnsi="Barlow Semi Condensed"/>
+          <w:b/>
+          <w:bCs/>
+          <w:sz w:val="24"/>
+          <w:szCs w:val="24"/>
+        </w:rPr>
+        <w:t xml:space="preserve">silenzio totale del corpus contro Stato Zero dichiarato</w:t>
+      </w:r>
+      <w:r>
+        <w:rPr>
+          <w:rFonts w:ascii="Barlow Semi Condensed" w:cs="Barlow Semi Condensed" w:eastAsia="Barlow Semi Condensed" w:hAnsi="Barlow Semi Condensed"/>
+          <w:sz w:val="24"/>
+          <w:szCs w:val="24"/>
+        </w:rPr>
+        <w:t xml:space="preserve">: i due stati sono compatibili, e la dichiarazione della ricognizione nuova costituisce, allo stato, l'unica presa di posizione dell'opera pubblica sul dossier. Resta tale: il materiale che colmerebbe quella lacuna appartiene, per la disciplina che questo corpus si è dato, al versante non pubblicabile, e </w:t>
+      </w:r>
+      <w:r>
+        <w:rPr>
+          <w:rFonts w:ascii="Barlow Semi Condensed" w:cs="Barlow Semi Condensed" w:eastAsia="Barlow Semi Condensed" w:hAnsi="Barlow Semi Condensed"/>
+          <w:b/>
+          <w:bCs/>
+          <w:sz w:val="24"/>
+          <w:szCs w:val="24"/>
+        </w:rPr>
+        <w:t xml:space="preserve">l'esito negativo pubblico non viene qui smentito né aggirato</w:t>
+      </w:r>
+      <w:r>
+        <w:rPr>
+          <w:rFonts w:ascii="Barlow Semi Condensed" w:cs="Barlow Semi Condensed" w:eastAsia="Barlow Semi Condensed" w:hAnsi="Barlow Semi Condensed"/>
+          <w:sz w:val="24"/>
+          <w:szCs w:val="24"/>
+        </w:rPr>
+        <w:t xml:space="preserve">.</w:t>
+      </w:r>
+    </w:p>
+    <w:p>
+      <w:pPr>
+        <w:pBdr>
+          <w:bottom w:val="single" w:color="999999" w:sz="6" w:space="1"/>
+        </w:pBdr>
+        <w:spacing w:after="80"/>
+      </w:pPr>
+    </w:p>
+    <w:p>
+      <w:pPr>
+        <w:pStyle w:val="Heading2"/>
+        <w:spacing w:after="100" w:before="200"/>
+      </w:pPr>
+      <w:r>
+        <w:rPr>
+          <w:rFonts w:ascii="Barlow Semi Condensed" w:cs="Barlow Semi Condensed" w:eastAsia="Barlow Semi Condensed" w:hAnsi="Barlow Semi Condensed"/>
+          <w:sz w:val="24"/>
+          <w:szCs w:val="24"/>
+        </w:rPr>
+        <w:t xml:space="preserve">V. Il raccordo con la quadriga investigativa</w:t>
+      </w:r>
+    </w:p>
+    <w:p>
+      <w:pPr>
+        <w:spacing w:after="120" w:line="276"/>
+        <w:jc w:val="both"/>
+      </w:pPr>
+      <w:r>
+        <w:rPr>
+          <w:rFonts w:ascii="Barlow Semi Condensed" w:cs="Barlow Semi Condensed" w:eastAsia="Barlow Semi Condensed" w:hAnsi="Barlow Semi Condensed"/>
+          <w:sz w:val="24"/>
+          <w:szCs w:val="24"/>
+        </w:rPr>
+        <w:t xml:space="preserve">L'incrocio con i mille blocchi dei cantieri e con i trecento dell'agenda mostra che </w:t>
+      </w:r>
+      <w:r>
+        <w:rPr>
+          <w:rFonts w:ascii="Barlow Semi Condensed" w:cs="Barlow Semi Condensed" w:eastAsia="Barlow Semi Condensed" w:hAnsi="Barlow Semi Condensed"/>
+          <w:b/>
+          <w:bCs/>
+          <w:sz w:val="24"/>
+          <w:szCs w:val="24"/>
+        </w:rPr>
+        <w:t xml:space="preserve">le nuove ricognizioni non aprono un fronte parallelo: riempiono bersagli già scritti</w:t>
+      </w:r>
+      <w:r>
+        <w:rPr>
+          <w:rFonts w:ascii="Barlow Semi Condensed" w:cs="Barlow Semi Condensed" w:eastAsia="Barlow Semi Condensed" w:hAnsi="Barlow Semi Condensed"/>
+          <w:sz w:val="24"/>
+          <w:szCs w:val="24"/>
+        </w:rPr>
+        <w:t xml:space="preserve">.</w:t>
+      </w:r>
+    </w:p>
+    <w:p>
+      <w:pPr>
+        <w:pStyle w:val="ListParagraph"/>
+        <w:numPr>
+          <w:ilvl w:val="0"/>
+          <w:numId w:val="1"/>
+        </w:numPr>
+        <w:spacing w:after="40"/>
+        <w:jc w:val="both"/>
+      </w:pPr>
+      <w:r>
+        <w:rPr>
+          <w:rFonts w:ascii="Barlow Semi Condensed" w:cs="Barlow Semi Condensed" w:eastAsia="Barlow Semi Condensed" w:hAnsi="Barlow Semi Condensed"/>
+          <w:b/>
+          <w:bCs/>
+          <w:sz w:val="24"/>
+          <w:szCs w:val="24"/>
+        </w:rPr>
+        <w:t xml:space="preserve">Il filone RAF-Brigate Rosse</w:t>
+      </w:r>
+      <w:r>
+        <w:rPr>
+          <w:rFonts w:ascii="Barlow Semi Condensed" w:cs="Barlow Semi Condensed" w:eastAsia="Barlow Semi Condensed" w:hAnsi="Barlow Semi Condensed"/>
+          <w:sz w:val="24"/>
+          <w:szCs w:val="24"/>
+        </w:rPr>
+        <w:t xml:space="preserve"> si aggancia ai blocchi </w:t>
+      </w:r>
+      <w:r>
+        <w:rPr>
+          <w:rFonts w:ascii="Barlow Semi Condensed" w:cs="Barlow Semi Condensed" w:eastAsia="Barlow Semi Condensed" w:hAnsi="Barlow Semi Condensed"/>
+          <w:b/>
+          <w:bCs/>
+          <w:sz w:val="24"/>
+          <w:szCs w:val="24"/>
+        </w:rPr>
+        <w:t xml:space="preserve">88, 104 e 105</w:t>
+      </w:r>
+      <w:r>
+        <w:rPr>
+          <w:rFonts w:ascii="Barlow Semi Condensed" w:cs="Barlow Semi Condensed" w:eastAsia="Barlow Semi Condensed" w:hAnsi="Barlow Semi Condensed"/>
+          <w:sz w:val="24"/>
+          <w:szCs w:val="24"/>
+        </w:rPr>
+        <w:t xml:space="preserve">, che già scrivevano il quesito dei contatti in forma ACH, fissavano le carte del Bundeskriminalamt come oggetto documentale e indicavano i processi tedeschi come giacimento del giudicato. Le dichiarazioni di un collaboratore riportate in sede investigativa restano quello che sono — </w:t>
+      </w:r>
+      <w:r>
+        <w:rPr>
+          <w:rFonts w:ascii="Barlow Semi Condensed" w:cs="Barlow Semi Condensed" w:eastAsia="Barlow Semi Condensed" w:hAnsi="Barlow Semi Condensed"/>
+          <w:b/>
+          <w:bCs/>
+          <w:sz w:val="24"/>
+          <w:szCs w:val="24"/>
+        </w:rPr>
+        <w:t xml:space="preserve">non accertamenti definitivi di sentenza</w:t>
+      </w:r>
+      <w:r>
+        <w:rPr>
+          <w:rFonts w:ascii="Barlow Semi Condensed" w:cs="Barlow Semi Condensed" w:eastAsia="Barlow Semi Condensed" w:hAnsi="Barlow Semi Condensed"/>
+          <w:sz w:val="24"/>
+          <w:szCs w:val="24"/>
+        </w:rPr>
+        <w:t xml:space="preserve"> — e l'appartenenza di una persona alla RAF non è prova di una condotta della RAF.</w:t>
+      </w:r>
+    </w:p>
+    <w:p>
+      <w:pPr>
+        <w:pStyle w:val="ListParagraph"/>
+        <w:numPr>
+          <w:ilvl w:val="0"/>
+          <w:numId w:val="1"/>
+        </w:numPr>
+        <w:spacing w:after="40"/>
+        <w:jc w:val="both"/>
+      </w:pPr>
+      <w:r>
+        <w:rPr>
+          <w:rFonts w:ascii="Barlow Semi Condensed" w:cs="Barlow Semi Condensed" w:eastAsia="Barlow Semi Condensed" w:hAnsi="Barlow Semi Condensed"/>
+          <w:b/>
+          <w:bCs/>
+          <w:sz w:val="24"/>
+          <w:szCs w:val="24"/>
+        </w:rPr>
+        <w:t xml:space="preserve">Il materiale di provenienza DDR</w:t>
+      </w:r>
+      <w:r>
+        <w:rPr>
+          <w:rFonts w:ascii="Barlow Semi Condensed" w:cs="Barlow Semi Condensed" w:eastAsia="Barlow Semi Condensed" w:hAnsi="Barlow Semi Condensed"/>
+          <w:sz w:val="24"/>
+          <w:szCs w:val="24"/>
+        </w:rPr>
+        <w:t xml:space="preserve"> si aggancia ai blocchi </w:t>
+      </w:r>
+      <w:r>
+        <w:rPr>
+          <w:rFonts w:ascii="Barlow Semi Condensed" w:cs="Barlow Semi Condensed" w:eastAsia="Barlow Semi Condensed" w:hAnsi="Barlow Semi Condensed"/>
+          <w:b/>
+          <w:bCs/>
+          <w:sz w:val="24"/>
+          <w:szCs w:val="24"/>
+        </w:rPr>
+        <w:t xml:space="preserve">91-92</w:t>
+      </w:r>
+      <w:r>
+        <w:rPr>
+          <w:rFonts w:ascii="Barlow Semi Condensed" w:cs="Barlow Semi Condensed" w:eastAsia="Barlow Semi Condensed" w:hAnsi="Barlow Semi Condensed"/>
+          <w:sz w:val="24"/>
+          <w:szCs w:val="24"/>
+        </w:rPr>
+        <w:t xml:space="preserve">: lo Stasi-Unterlagen-Archiv è dal 2021 parte del Bundesarchiv, e ogni carta di quella provenienza entra con doppia cautela, mai da sola a fondamento di alcunché, con valore comparativo e non rivelatorio. La disciplina si estende alle carte ecclesiastiche ora citate.</w:t>
+      </w:r>
+    </w:p>
+    <w:p>
+      <w:pPr>
+        <w:pStyle w:val="ListParagraph"/>
+        <w:numPr>
+          <w:ilvl w:val="0"/>
+          <w:numId w:val="1"/>
+        </w:numPr>
+        <w:spacing w:after="40"/>
+        <w:jc w:val="both"/>
+      </w:pPr>
+      <w:r>
+        <w:rPr>
+          <w:rFonts w:ascii="Barlow Semi Condensed" w:cs="Barlow Semi Condensed" w:eastAsia="Barlow Semi Condensed" w:hAnsi="Barlow Semi Condensed"/>
+          <w:b/>
+          <w:bCs/>
+          <w:sz w:val="24"/>
+          <w:szCs w:val="24"/>
+        </w:rPr>
+        <w:t xml:space="preserve">Il precedente Schleyer</w:t>
+      </w:r>
+      <w:r>
+        <w:rPr>
+          <w:rFonts w:ascii="Barlow Semi Condensed" w:cs="Barlow Semi Condensed" w:eastAsia="Barlow Semi Condensed" w:hAnsi="Barlow Semi Condensed"/>
+          <w:sz w:val="24"/>
+          <w:szCs w:val="24"/>
+        </w:rPr>
+        <w:t xml:space="preserve"> si aggancia ai blocchi </w:t>
+      </w:r>
+      <w:r>
+        <w:rPr>
+          <w:rFonts w:ascii="Barlow Semi Condensed" w:cs="Barlow Semi Condensed" w:eastAsia="Barlow Semi Condensed" w:hAnsi="Barlow Semi Condensed"/>
+          <w:b/>
+          <w:bCs/>
+          <w:sz w:val="24"/>
+          <w:szCs w:val="24"/>
+        </w:rPr>
+        <w:t xml:space="preserve">85, 86 e 94</w:t>
+      </w:r>
+      <w:r>
+        <w:rPr>
+          <w:rFonts w:ascii="Barlow Semi Condensed" w:cs="Barlow Semi Condensed" w:eastAsia="Barlow Semi Condensed" w:hAnsi="Barlow Semi Condensed"/>
+          <w:sz w:val="24"/>
+          <w:szCs w:val="24"/>
+        </w:rPr>
+        <w:t xml:space="preserve">, che già perimetravano i verbali di gabinetto del 1977, l'accessibilità parziale dei protocolli dello stato maggiore di crisi e il dossier comparativo Schleyer-Moro senza tesi precostituita. Le ricognizioni nuove non aggiungono dati oltre quel perimetro.</w:t>
+      </w:r>
+    </w:p>
+    <w:p>
+      <w:pPr>
+        <w:pStyle w:val="ListParagraph"/>
+        <w:numPr>
+          <w:ilvl w:val="0"/>
+          <w:numId w:val="1"/>
+        </w:numPr>
+        <w:spacing w:after="40"/>
+        <w:jc w:val="both"/>
+      </w:pPr>
+      <w:r>
+        <w:rPr>
+          <w:rFonts w:ascii="Barlow Semi Condensed" w:cs="Barlow Semi Condensed" w:eastAsia="Barlow Semi Condensed" w:hAnsi="Barlow Semi Condensed"/>
+          <w:b/>
+          <w:bCs/>
+          <w:sz w:val="24"/>
+          <w:szCs w:val="24"/>
+        </w:rPr>
+        <w:t xml:space="preserve">La cooperazione antiterrorismo</w:t>
+      </w:r>
+      <w:r>
+        <w:rPr>
+          <w:rFonts w:ascii="Barlow Semi Condensed" w:cs="Barlow Semi Condensed" w:eastAsia="Barlow Semi Condensed" w:hAnsi="Barlow Semi Condensed"/>
+          <w:sz w:val="24"/>
+          <w:szCs w:val="24"/>
+        </w:rPr>
+        <w:t xml:space="preserve"> si aggancia ai blocchi </w:t>
+      </w:r>
+      <w:r>
+        <w:rPr>
+          <w:rFonts w:ascii="Barlow Semi Condensed" w:cs="Barlow Semi Condensed" w:eastAsia="Barlow Semi Condensed" w:hAnsi="Barlow Semi Condensed"/>
+          <w:b/>
+          <w:bCs/>
+          <w:sz w:val="24"/>
+          <w:szCs w:val="24"/>
+        </w:rPr>
+        <w:t xml:space="preserve">87, 88, 90, 99 e 114</w:t>
+      </w:r>
+      <w:r>
+        <w:rPr>
+          <w:rFonts w:ascii="Barlow Semi Condensed" w:cs="Barlow Semi Condensed" w:eastAsia="Barlow Semi Condensed" w:hAnsi="Barlow Semi Condensed"/>
+          <w:sz w:val="24"/>
+          <w:szCs w:val="24"/>
+        </w:rPr>
+        <w:t xml:space="preserve">: il fondo del ministero dell'Interno federale, le carte del BKA, il canale fra i due capi di governo, la cooperazione TREVI, gli scambi di intelligence dichiarati. Lo Stato Zero della ricognizione nuova è, nei cantieri, </w:t>
+      </w:r>
+      <w:r>
+        <w:rPr>
+          <w:rFonts w:ascii="Barlow Semi Condensed" w:cs="Barlow Semi Condensed" w:eastAsia="Barlow Semi Condensed" w:hAnsi="Barlow Semi Condensed"/>
+          <w:b/>
+          <w:bCs/>
+          <w:sz w:val="24"/>
+          <w:szCs w:val="24"/>
+        </w:rPr>
+        <w:t xml:space="preserve">già dotato delle proprie sedi di chiusura</w:t>
+      </w:r>
+      <w:r>
+        <w:rPr>
+          <w:rFonts w:ascii="Barlow Semi Condensed" w:cs="Barlow Semi Condensed" w:eastAsia="Barlow Semi Condensed" w:hAnsi="Barlow Semi Condensed"/>
+          <w:sz w:val="24"/>
+          <w:szCs w:val="24"/>
+        </w:rPr>
+        <w:t xml:space="preserve">.</w:t>
+      </w:r>
+    </w:p>
+    <w:p>
+      <w:pPr>
+        <w:spacing w:after="120" w:line="276"/>
+        <w:jc w:val="both"/>
+      </w:pPr>
+      <w:r>
+        <w:rPr>
+          <w:rFonts w:ascii="Barlow Semi Condensed" w:cs="Barlow Semi Condensed" w:eastAsia="Barlow Semi Condensed" w:hAnsi="Barlow Semi Condensed"/>
+          <w:b/>
+          <w:bCs/>
+          <w:sz w:val="24"/>
+          <w:szCs w:val="24"/>
+        </w:rPr>
+        <w:t xml:space="preserve">Bersagli nuovi</w:t>
+      </w:r>
+      <w:r>
+        <w:rPr>
+          <w:rFonts w:ascii="Barlow Semi Condensed" w:cs="Barlow Semi Condensed" w:eastAsia="Barlow Semi Condensed" w:hAnsi="Barlow Semi Condensed"/>
+          <w:sz w:val="24"/>
+          <w:szCs w:val="24"/>
+        </w:rPr>
+        <w:t xml:space="preserve">, che la quadriga non aveva e che vi si aggiungono con giacimento proprio. Il </w:t>
+      </w:r>
+      <w:r>
+        <w:rPr>
+          <w:rFonts w:ascii="Barlow Semi Condensed" w:cs="Barlow Semi Condensed" w:eastAsia="Barlow Semi Condensed" w:hAnsi="Barlow Semi Condensed"/>
+          <w:b/>
+          <w:bCs/>
+          <w:sz w:val="24"/>
+          <w:szCs w:val="24"/>
+        </w:rPr>
+        <w:t xml:space="preserve">«lodo Moro»</w:t>
+      </w:r>
+      <w:r>
+        <w:rPr>
+          <w:rFonts w:ascii="Barlow Semi Condensed" w:cs="Barlow Semi Condensed" w:eastAsia="Barlow Semi Condensed" w:hAnsi="Barlow Semi Condensed"/>
+          <w:sz w:val="24"/>
+          <w:szCs w:val="24"/>
+        </w:rPr>
+        <w:t xml:space="preserve">: la stringa non compare in alcuno dei tre documenti maggiori del corpus, e i nove cantieri hanno tre colonne estere — britannica, francese, tedesca, con Berna e Vienna in appendice — e </w:t>
+      </w:r>
+      <w:r>
+        <w:rPr>
+          <w:rFonts w:ascii="Barlow Semi Condensed" w:cs="Barlow Semi Condensed" w:eastAsia="Barlow Semi Condensed" w:hAnsi="Barlow Semi Condensed"/>
+          <w:b/>
+          <w:bCs/>
+          <w:sz w:val="24"/>
+          <w:szCs w:val="24"/>
+        </w:rPr>
+        <w:t xml:space="preserve">nessuna colonna mediterranea o araba</w:t>
+      </w:r>
+      <w:r>
+        <w:rPr>
+          <w:rFonts w:ascii="Barlow Semi Condensed" w:cs="Barlow Semi Condensed" w:eastAsia="Barlow Semi Condensed" w:hAnsi="Barlow Semi Condensed"/>
+          <w:sz w:val="24"/>
+          <w:szCs w:val="24"/>
+        </w:rPr>
+        <w:t xml:space="preserve">. La monografia peer-reviewed indicata dalla ricognizione è punto di partenza bibliografico, non documento primario: vale la regola dell'agenda per cui senza primario non si conclude. La </w:t>
+      </w:r>
+      <w:r>
+        <w:rPr>
+          <w:rFonts w:ascii="Barlow Semi Condensed" w:cs="Barlow Semi Condensed" w:eastAsia="Barlow Semi Condensed" w:hAnsi="Barlow Semi Condensed"/>
+          <w:b/>
+          <w:bCs/>
+          <w:sz w:val="24"/>
+          <w:szCs w:val="24"/>
+        </w:rPr>
+        <w:t xml:space="preserve">guerra del Kippur del 1973 e il rifiuto delle basi NATO</w:t>
+      </w:r>
+      <w:r>
+        <w:rPr>
+          <w:rFonts w:ascii="Barlow Semi Condensed" w:cs="Barlow Semi Condensed" w:eastAsia="Barlow Semi Condensed" w:hAnsi="Barlow Semi Condensed"/>
+          <w:sz w:val="24"/>
+          <w:szCs w:val="24"/>
+        </w:rPr>
+        <w:t xml:space="preserve">: il corpus ha il quesito atlantico solo per il 1978 (blocchi 24 e 98 dei cantieri, quesito 12 dell'agenda), e l'episodio gliene dà l'antecedente datato — con lo statuto dichiarato di </w:t>
+      </w:r>
+      <w:r>
+        <w:rPr>
+          <w:rFonts w:ascii="Barlow Semi Condensed" w:cs="Barlow Semi Condensed" w:eastAsia="Barlow Semi Condensed" w:hAnsi="Barlow Semi Condensed"/>
+          <w:b/>
+          <w:bCs/>
+          <w:sz w:val="24"/>
+          <w:szCs w:val="24"/>
+        </w:rPr>
+        <w:t xml:space="preserve">testimonianza resa in sede parlamentare</w:t>
+      </w:r>
+      <w:r>
+        <w:rPr>
+          <w:rFonts w:ascii="Barlow Semi Condensed" w:cs="Barlow Semi Condensed" w:eastAsia="Barlow Semi Condensed" w:hAnsi="Barlow Semi Condensed"/>
+          <w:sz w:val="24"/>
+          <w:szCs w:val="24"/>
+        </w:rPr>
+        <w:t xml:space="preserve">, non di accertamento, e per giunta proveniente dal fondo che il corpus già spoglia. Il </w:t>
+      </w:r>
+      <w:r>
+        <w:rPr>
+          <w:rFonts w:ascii="Barlow Semi Condensed" w:cs="Barlow Semi Condensed" w:eastAsia="Barlow Semi Condensed" w:hAnsi="Barlow Semi Condensed"/>
+          <w:b/>
+          <w:bCs/>
+          <w:sz w:val="24"/>
+          <w:szCs w:val="24"/>
+        </w:rPr>
+        <w:t xml:space="preserve">canale Pignedoli</w:t>
+      </w:r>
+      <w:r>
+        <w:rPr>
+          <w:rFonts w:ascii="Barlow Semi Condensed" w:cs="Barlow Semi Condensed" w:eastAsia="Barlow Semi Condensed" w:hAnsi="Barlow Semi Condensed"/>
+          <w:sz w:val="24"/>
+          <w:szCs w:val="24"/>
+        </w:rPr>
+        <w:t xml:space="preserve"> consegna al blocco 193 dei cantieri — che chiede «i precedenti documentati di disponibilità ecclesiastiche in sequestri italiani» — un precedente con nome e data, quattro anni prima dei cinquantacinque giorni, da fissare su fonte primaria perché la fonte disponibile è enciclopedica.</w:t>
+      </w:r>
+    </w:p>
+    <w:p>
+      <w:pPr>
+        <w:spacing w:after="120" w:line="276"/>
+        <w:jc w:val="both"/>
+      </w:pPr>
+      <w:r>
+        <w:rPr>
+          <w:rFonts w:ascii="Barlow Semi Condensed" w:cs="Barlow Semi Condensed" w:eastAsia="Barlow Semi Condensed" w:hAnsi="Barlow Semi Condensed"/>
+          <w:b/>
+          <w:bCs/>
+          <w:sz w:val="24"/>
+          <w:szCs w:val="24"/>
+        </w:rPr>
+        <w:t xml:space="preserve">Giacimenti archivistici nuovi</w:t>
+      </w:r>
+      <w:r>
+        <w:rPr>
+          <w:rFonts w:ascii="Barlow Semi Condensed" w:cs="Barlow Semi Condensed" w:eastAsia="Barlow Semi Condensed" w:hAnsi="Barlow Semi Condensed"/>
+          <w:sz w:val="24"/>
+          <w:szCs w:val="24"/>
+        </w:rPr>
+        <w:t xml:space="preserve">: l'</w:t>
+      </w:r>
+      <w:r>
+        <w:rPr>
+          <w:rFonts w:ascii="Barlow Semi Condensed" w:cs="Barlow Semi Condensed" w:eastAsia="Barlow Semi Condensed" w:hAnsi="Barlow Semi Condensed"/>
+          <w:b/>
+          <w:bCs/>
+          <w:sz w:val="24"/>
+          <w:szCs w:val="24"/>
+        </w:rPr>
+        <w:t xml:space="preserve">Archivo General de la Administración</w:t>
+      </w:r>
+      <w:r>
+        <w:rPr>
+          <w:rFonts w:ascii="Barlow Semi Condensed" w:cs="Barlow Semi Condensed" w:eastAsia="Barlow Semi Condensed" w:hAnsi="Barlow Semi Condensed"/>
+          <w:sz w:val="24"/>
+          <w:szCs w:val="24"/>
+        </w:rPr>
+        <w:t xml:space="preserve"> di Alcalá de Henares (fondi del ministero degli Esteri spagnolo trasferiti fino al 1985 circa) — il corpus non aveva alcuna colonna spagnola; il portale ufficiale portoghese </w:t>
+      </w:r>
+      <w:r>
+        <w:rPr>
+          <w:rFonts w:ascii="Barlow Semi Condensed" w:cs="Barlow Semi Condensed" w:eastAsia="Barlow Semi Condensed" w:hAnsi="Barlow Semi Condensed"/>
+          <w:i/>
+          <w:iCs/>
+          <w:sz w:val="24"/>
+          <w:szCs w:val="24"/>
+        </w:rPr>
+        <w:t xml:space="preserve">Diplomacia e Revolução</w:t>
+      </w:r>
+      <w:r>
+        <w:rPr>
+          <w:rFonts w:ascii="Barlow Semi Condensed" w:cs="Barlow Semi Condensed" w:eastAsia="Barlow Semi Condensed" w:hAnsi="Barlow Semi Condensed"/>
+          <w:sz w:val="24"/>
+          <w:szCs w:val="24"/>
+        </w:rPr>
+        <w:t xml:space="preserve"> con la sua serie italiana sul riconoscimento del 1974, </w:t>
+      </w:r>
+      <w:r>
+        <w:rPr>
+          <w:rFonts w:ascii="Barlow Semi Condensed" w:cs="Barlow Semi Condensed" w:eastAsia="Barlow Semi Condensed" w:hAnsi="Barlow Semi Condensed"/>
+          <w:b/>
+          <w:bCs/>
+          <w:sz w:val="24"/>
+          <w:szCs w:val="24"/>
+        </w:rPr>
+        <w:t xml:space="preserve">ad accesso automatizzato bloccato e dunque da consultare manualmente o in sede</w:t>
+      </w:r>
+      <w:r>
+        <w:rPr>
+          <w:rFonts w:ascii="Barlow Semi Condensed" w:cs="Barlow Semi Condensed" w:eastAsia="Barlow Semi Condensed" w:hAnsi="Barlow Semi Condensed"/>
+          <w:sz w:val="24"/>
+          <w:szCs w:val="24"/>
+        </w:rPr>
+        <w:t xml:space="preserve">, insieme all'Arquivo Nacional da Torre do Tombo, al Centro de Documentação 25 de Abril di Coimbra e alla Fundação Mário Soares; il </w:t>
+      </w:r>
+      <w:r>
+        <w:rPr>
+          <w:rFonts w:ascii="Barlow Semi Condensed" w:cs="Barlow Semi Condensed" w:eastAsia="Barlow Semi Condensed" w:hAnsi="Barlow Semi Condensed"/>
+          <w:b/>
+          <w:bCs/>
+          <w:sz w:val="24"/>
+          <w:szCs w:val="24"/>
+        </w:rPr>
+        <w:t xml:space="preserve">Fondo Zagari</w:t>
+      </w:r>
+      <w:r>
+        <w:rPr>
+          <w:rFonts w:ascii="Barlow Semi Condensed" w:cs="Barlow Semi Condensed" w:eastAsia="Barlow Semi Condensed" w:hAnsi="Barlow Semi Condensed"/>
+          <w:sz w:val="24"/>
+          <w:szCs w:val="24"/>
+        </w:rPr>
+        <w:t xml:space="preserve"> dell'Archivio storico del Senato, deposito che il corpus non conosceva pur conoscendo bene quel portale; l'archivio Soncini-Ganapini presso l'istituto per i beni culturali dell'Emilia-Romagna; l'archivio comboniano di Roma con le annate della sua rivista; e i depositi ecclesiastici tedeschi. Non è invece un giacimento nuovo la serie degli </w:t>
+      </w:r>
+      <w:r>
+        <w:rPr>
+          <w:rFonts w:ascii="Barlow Semi Condensed" w:cs="Barlow Semi Condensed" w:eastAsia="Barlow Semi Condensed" w:hAnsi="Barlow Semi Condensed"/>
+          <w:b/>
+          <w:bCs/>
+          <w:sz w:val="24"/>
+          <w:szCs w:val="24"/>
+        </w:rPr>
+        <w:t xml:space="preserve">Akten zur Auswärtigen Politik</w:t>
+      </w:r>
+      <w:r>
+        <w:rPr>
+          <w:rFonts w:ascii="Barlow Semi Condensed" w:cs="Barlow Semi Condensed" w:eastAsia="Barlow Semi Condensed" w:hAnsi="Barlow Semi Condensed"/>
+          <w:sz w:val="24"/>
+          <w:szCs w:val="24"/>
+        </w:rPr>
+        <w:t xml:space="preserve">, che i cantieri fissano già ai blocchi 81-83 e 117: il rendimento della ricognizione è </w:t>
+      </w:r>
+      <w:r>
+        <w:rPr>
+          <w:rFonts w:ascii="Barlow Semi Condensed" w:cs="Barlow Semi Condensed" w:eastAsia="Barlow Semi Condensed" w:hAnsi="Barlow Semi Condensed"/>
+          <w:b/>
+          <w:bCs/>
+          <w:sz w:val="24"/>
+          <w:szCs w:val="24"/>
+        </w:rPr>
+        <w:t xml:space="preserve">cronologico</w:t>
+      </w:r>
+      <w:r>
+        <w:rPr>
+          <w:rFonts w:ascii="Barlow Semi Condensed" w:cs="Barlow Semi Condensed" w:eastAsia="Barlow Semi Condensed" w:hAnsi="Barlow Semi Condensed"/>
+          <w:sz w:val="24"/>
+          <w:szCs w:val="24"/>
+        </w:rPr>
+        <w:t xml:space="preserve">, perché estende alle annate 1969-1974 una procedura già scritta per il 1977-1978.</w:t>
+      </w:r>
+    </w:p>
+    <w:p>
+      <w:pPr>
+        <w:pStyle w:val="Heading3"/>
+        <w:spacing w:after="80" w:before="160"/>
+      </w:pPr>
+      <w:r>
+        <w:rPr>
+          <w:rFonts w:ascii="Barlow Semi Condensed" w:cs="Barlow Semi Condensed" w:eastAsia="Barlow Semi Condensed" w:hAnsi="Barlow Semi Condensed"/>
+          <w:sz w:val="24"/>
+          <w:szCs w:val="24"/>
+        </w:rPr>
+        <w:t xml:space="preserve">Tre correzioni che la campagna impone alla quadriga</w:t>
+      </w:r>
+    </w:p>
+    <w:p>
+      <w:pPr>
+        <w:spacing w:after="120" w:line="276"/>
+        <w:jc w:val="both"/>
+      </w:pPr>
+      <w:r>
+        <w:rPr>
+          <w:rFonts w:ascii="Barlow Semi Condensed" w:cs="Barlow Semi Condensed" w:eastAsia="Barlow Semi Condensed" w:hAnsi="Barlow Semi Condensed"/>
+          <w:sz w:val="24"/>
+          <w:szCs w:val="24"/>
+        </w:rPr>
+        <w:t xml:space="preserve">L'incrocio non ha solo riempito blocchi: in tre punti ha mostrato che </w:t>
+      </w:r>
+      <w:r>
+        <w:rPr>
+          <w:rFonts w:ascii="Barlow Semi Condensed" w:cs="Barlow Semi Condensed" w:eastAsia="Barlow Semi Condensed" w:hAnsi="Barlow Semi Condensed"/>
+          <w:b/>
+          <w:bCs/>
+          <w:sz w:val="24"/>
+          <w:szCs w:val="24"/>
+        </w:rPr>
+        <w:t xml:space="preserve">i cantieri e l'agenda davano per acquisito ciò che non lo è</w:t>
+      </w:r>
+      <w:r>
+        <w:rPr>
+          <w:rFonts w:ascii="Barlow Semi Condensed" w:cs="Barlow Semi Condensed" w:eastAsia="Barlow Semi Condensed" w:hAnsi="Barlow Semi Condensed"/>
+          <w:sz w:val="24"/>
+          <w:szCs w:val="24"/>
+        </w:rPr>
+        <w:t xml:space="preserve">, e queste sono le acquisizioni più utili perché correggono lo strumento, non il contenuto.</w:t>
+      </w:r>
+    </w:p>
+    <w:p>
+      <w:pPr>
+        <w:spacing w:after="120" w:line="276"/>
+        <w:jc w:val="both"/>
+      </w:pPr>
+      <w:r>
+        <w:rPr>
+          <w:rFonts w:ascii="Barlow Semi Condensed" w:cs="Barlow Semi Condensed" w:eastAsia="Barlow Semi Condensed" w:hAnsi="Barlow Semi Condensed"/>
+          <w:b/>
+          <w:bCs/>
+          <w:sz w:val="24"/>
+          <w:szCs w:val="24"/>
+        </w:rPr>
+        <w:t xml:space="preserve">La Farnesina non è interrogabile senza riserve.</w:t>
+      </w:r>
+      <w:r>
+        <w:rPr>
+          <w:rFonts w:ascii="Barlow Semi Condensed" w:cs="Barlow Semi Condensed" w:eastAsia="Barlow Semi Condensed" w:hAnsi="Barlow Semi Condensed"/>
+          <w:sz w:val="24"/>
+          <w:szCs w:val="24"/>
+        </w:rPr>
+        <w:t xml:space="preserve"> I blocchi 55 e 78 dei cantieri e il blocco 244 dell'agenda trattano l'Archivio storico-diplomatico come sede aperta. Il saggio peer-reviewed richiamato dalle ricognizioni attesta invece che i fondi ministeriali per gli anni in esame </w:t>
+      </w:r>
+      <w:r>
+        <w:rPr>
+          <w:rFonts w:ascii="Barlow Semi Condensed" w:cs="Barlow Semi Condensed" w:eastAsia="Barlow Semi Condensed" w:hAnsi="Barlow Semi Condensed"/>
+          <w:b/>
+          <w:bCs/>
+          <w:sz w:val="24"/>
+          <w:szCs w:val="24"/>
+        </w:rPr>
+        <w:t xml:space="preserve">non erano consultabili</w:t>
+      </w:r>
+      <w:r>
+        <w:rPr>
+          <w:rFonts w:ascii="Barlow Semi Condensed" w:cs="Barlow Semi Condensed" w:eastAsia="Barlow Semi Condensed" w:hAnsi="Barlow Semi Condensed"/>
+          <w:sz w:val="24"/>
+          <w:szCs w:val="24"/>
+        </w:rPr>
+        <w:t xml:space="preserve">, e le ricognizioni aggiungono la condizione operativa: per la documentazione dal 1949 in poi la disponibilità dei faldoni va verificata caso per caso, e resta l'esclusione temporanea dei Telegrammi 1942-1970. La barriera dei cinquant'anni rende l'arco 1969-1974 teoricamente aperto; l'inventariazione non lo rende praticamente tale. </w:t>
+      </w:r>
+      <w:r>
+        <w:rPr>
+          <w:rFonts w:ascii="Barlow Semi Condensed" w:cs="Barlow Semi Condensed" w:eastAsia="Barlow Semi Condensed" w:hAnsi="Barlow Semi Condensed"/>
+          <w:b/>
+          <w:bCs/>
+          <w:sz w:val="24"/>
+          <w:szCs w:val="24"/>
+        </w:rPr>
+        <w:t xml:space="preserve">Il costo dichiarato del bersaglio va rivisto prima di pianificare.</w:t>
+      </w:r>
+    </w:p>
+    <w:p>
+      <w:pPr>
+        <w:spacing w:after="120" w:line="276"/>
+        <w:jc w:val="both"/>
+      </w:pPr>
+      <w:r>
+        <w:rPr>
+          <w:rFonts w:ascii="Barlow Semi Condensed" w:cs="Barlow Semi Condensed" w:eastAsia="Barlow Semi Condensed" w:hAnsi="Barlow Semi Condensed"/>
+          <w:b/>
+          <w:bCs/>
+          <w:sz w:val="24"/>
+          <w:szCs w:val="24"/>
+        </w:rPr>
+        <w:t xml:space="preserve">Il Fondo Moro del Senato è un quarto deposito.</w:t>
+      </w:r>
+      <w:r>
+        <w:rPr>
+          <w:rFonts w:ascii="Barlow Semi Condensed" w:cs="Barlow Semi Condensed" w:eastAsia="Barlow Semi Condensed" w:hAnsi="Barlow Semi Condensed"/>
+          <w:sz w:val="24"/>
+          <w:szCs w:val="24"/>
+        </w:rPr>
+        <w:t xml:space="preserve"> I blocchi 221-223 e 235 dei cantieri distinguono tre nuclei delle carte di Moro — il fondo personale all'Archivio centrale dello Stato, il fondo familiare, la raccolta statale delle direttive — e tengono un registro delle confusioni correnti da correggere. Le ricognizioni citano ripetutamente un deposito con segnatura propria (IT-AFS-048), con unità archivistiche digitalizzate che riguardano </w:t>
+      </w:r>
+      <w:r>
+        <w:rPr>
+          <w:rFonts w:ascii="Barlow Semi Condensed" w:cs="Barlow Semi Condensed" w:eastAsia="Barlow Semi Condensed" w:hAnsi="Barlow Semi Condensed"/>
+          <w:b/>
+          <w:bCs/>
+          <w:sz w:val="24"/>
+          <w:szCs w:val="24"/>
+        </w:rPr>
+        <w:t xml:space="preserve">proprio il Moro ministro</w:t>
+      </w:r>
+      <w:r>
+        <w:rPr>
+          <w:rFonts w:ascii="Barlow Semi Condensed" w:cs="Barlow Semi Condensed" w:eastAsia="Barlow Semi Condensed" w:hAnsi="Barlow Semi Condensed"/>
+          <w:sz w:val="24"/>
+          <w:szCs w:val="24"/>
+        </w:rPr>
+        <w:t xml:space="preserve">: esiste ed è quello che serve a questa cartella. Il registro dei tre nuclei va emendato per nota.</w:t>
+      </w:r>
+    </w:p>
+    <w:p>
+      <w:pPr>
+        <w:spacing w:after="120" w:line="276"/>
+        <w:jc w:val="both"/>
+      </w:pPr>
+      <w:r>
+        <w:rPr>
+          <w:rFonts w:ascii="Barlow Semi Condensed" w:cs="Barlow Semi Condensed" w:eastAsia="Barlow Semi Condensed" w:hAnsi="Barlow Semi Condensed"/>
+          <w:b/>
+          <w:bCs/>
+          <w:sz w:val="24"/>
+          <w:szCs w:val="24"/>
+        </w:rPr>
+        <w:t xml:space="preserve">Le banche dati parlamentari non coprono gli anni del ministero.</w:t>
+      </w:r>
+      <w:r>
+        <w:rPr>
+          <w:rFonts w:ascii="Barlow Semi Condensed" w:cs="Barlow Semi Condensed" w:eastAsia="Barlow Semi Condensed" w:hAnsi="Barlow Semi Condensed"/>
+          <w:sz w:val="24"/>
+          <w:szCs w:val="24"/>
+        </w:rPr>
+        <w:t xml:space="preserve"> Il blocco 62 dell'agenda prescrive di censire interrogazioni, interpellanze e dibattiti nelle banche dati storiche senza registrare che quelle banche dati </w:t>
+      </w:r>
+      <w:r>
+        <w:rPr>
+          <w:rFonts w:ascii="Barlow Semi Condensed" w:cs="Barlow Semi Condensed" w:eastAsia="Barlow Semi Condensed" w:hAnsi="Barlow Semi Condensed"/>
+          <w:b/>
+          <w:bCs/>
+          <w:sz w:val="24"/>
+          <w:szCs w:val="24"/>
+        </w:rPr>
+        <w:t xml:space="preserve">cominciano dalla VII legislatura (5 luglio 1976)</w:t>
+      </w:r>
+      <w:r>
+        <w:rPr>
+          <w:rFonts w:ascii="Barlow Semi Condensed" w:cs="Barlow Semi Condensed" w:eastAsia="Barlow Semi Condensed" w:hAnsi="Barlow Semi Condensed"/>
+          <w:sz w:val="24"/>
+          <w:szCs w:val="24"/>
+        </w:rPr>
+        <w:t xml:space="preserve">. Per tutto ciò che precede — cioè per l'intero periodo qui studiato — la via è lo spoglio manuale dei volumi a stampa. È precisazione di fattibilità e non di merito, ma cambia il costo del bersaglio e va portata a nota prima di ogni pianificazione.</w:t>
+      </w:r>
+    </w:p>
+    <w:p>
+      <w:pPr>
+        <w:pBdr>
+          <w:bottom w:val="single" w:color="999999" w:sz="6" w:space="1"/>
+        </w:pBdr>
+        <w:spacing w:after="80"/>
+      </w:pPr>
+    </w:p>
+    <w:p>
+      <w:pPr>
+        <w:pStyle w:val="Heading2"/>
+        <w:spacing w:after="100" w:before="200"/>
+      </w:pPr>
+      <w:r>
+        <w:rPr>
+          <w:rFonts w:ascii="Barlow Semi Condensed" w:cs="Barlow Semi Condensed" w:eastAsia="Barlow Semi Condensed" w:hAnsi="Barlow Semi Condensed"/>
+          <w:sz w:val="24"/>
+          <w:szCs w:val="24"/>
+        </w:rPr>
+        <w:t xml:space="preserve">VI. La griglia dei gradi, e una quinta voce</w:t>
+      </w:r>
+    </w:p>
+    <w:p>
+      <w:pPr>
+        <w:spacing w:after="120" w:line="276"/>
+        <w:jc w:val="both"/>
+      </w:pPr>
+      <w:r>
+        <w:rPr>
+          <w:rFonts w:ascii="Barlow Semi Condensed" w:cs="Barlow Semi Condensed" w:eastAsia="Barlow Semi Condensed" w:hAnsi="Barlow Semi Condensed"/>
+          <w:sz w:val="24"/>
+          <w:szCs w:val="24"/>
+        </w:rPr>
+        <w:t xml:space="preserve">I tre documenti nuovi applicano — indipendentemente l'uno dall'altro — la </w:t>
+      </w:r>
+      <w:r>
+        <w:rPr>
+          <w:rFonts w:ascii="Barlow Semi Condensed" w:cs="Barlow Semi Condensed" w:eastAsia="Barlow Semi Condensed" w:hAnsi="Barlow Semi Condensed"/>
+          <w:b/>
+          <w:bCs/>
+          <w:sz w:val="24"/>
+          <w:szCs w:val="24"/>
+        </w:rPr>
+        <w:t xml:space="preserve">stessa griglia a quattro gradi</w:t>
+      </w:r>
+      <w:r>
+        <w:rPr>
+          <w:rFonts w:ascii="Barlow Semi Condensed" w:cs="Barlow Semi Condensed" w:eastAsia="Barlow Semi Condensed" w:hAnsi="Barlow Semi Condensed"/>
+          <w:sz w:val="24"/>
+          <w:szCs w:val="24"/>
+        </w:rPr>
+        <w:t xml:space="preserve"> che il corpus usa da sempre: convergenza di obiettivo documentata · simultaneità di reazione · comunanza di ambiente istituzionale · mera contemporaneità cronologica. Nessuno la impiega in modo confliggente; uno ne usa un sottoinsieme senza contraddire la tassonomia. È la conferma più solida che la campagna potesse dare: </w:t>
+      </w:r>
+      <w:r>
+        <w:rPr>
+          <w:rFonts w:ascii="Barlow Semi Condensed" w:cs="Barlow Semi Condensed" w:eastAsia="Barlow Semi Condensed" w:hAnsi="Barlow Semi Condensed"/>
+          <w:b/>
+          <w:bCs/>
+          <w:sz w:val="24"/>
+          <w:szCs w:val="24"/>
+        </w:rPr>
+        <w:t xml:space="preserve">la disciplina regge quando è applicata da mani diverse sullo stesso materiale</w:t>
+      </w:r>
+      <w:r>
+        <w:rPr>
+          <w:rFonts w:ascii="Barlow Semi Condensed" w:cs="Barlow Semi Condensed" w:eastAsia="Barlow Semi Condensed" w:hAnsi="Barlow Semi Condensed"/>
+          <w:sz w:val="24"/>
+          <w:szCs w:val="24"/>
+        </w:rPr>
+        <w:t xml:space="preserve">.</w:t>
+      </w:r>
+    </w:p>
+    <w:p>
+      <w:pPr>
+        <w:spacing w:after="120" w:line="276"/>
+        <w:jc w:val="both"/>
+      </w:pPr>
+      <w:r>
+        <w:rPr>
+          <w:rFonts w:ascii="Barlow Semi Condensed" w:cs="Barlow Semi Condensed" w:eastAsia="Barlow Semi Condensed" w:hAnsi="Barlow Semi Condensed"/>
+          <w:sz w:val="24"/>
+          <w:szCs w:val="24"/>
+        </w:rPr>
+        <w:t xml:space="preserve">Su quella griglia, l'esito complessivo resta quello che il corpus aveva già fissato: </w:t>
+      </w:r>
+      <w:r>
+        <w:rPr>
+          <w:rFonts w:ascii="Barlow Semi Condensed" w:cs="Barlow Semi Condensed" w:eastAsia="Barlow Semi Condensed" w:hAnsi="Barlow Semi Condensed"/>
+          <w:b/>
+          <w:bCs/>
+          <w:sz w:val="24"/>
+          <w:szCs w:val="24"/>
+        </w:rPr>
+        <w:t xml:space="preserve">la firma dell'Atto finale di Helsinki del 1° agosto 1975 è l'unica triangolazione certa</w:t>
+      </w:r>
+      <w:r>
+        <w:rPr>
+          <w:rFonts w:ascii="Barlow Semi Condensed" w:cs="Barlow Semi Condensed" w:eastAsia="Barlow Semi Condensed" w:hAnsi="Barlow Semi Condensed"/>
+          <w:sz w:val="24"/>
+          <w:szCs w:val="24"/>
+        </w:rPr>
+        <w:t xml:space="preserve"> fra i vertici studiati — l'Italia con la duplice qualità di Moro, la Santa Sede della delegazione che ottenne il settimo principio sulla libertà religiosa, e gli altri Stati coinvolti — e riguarda la sicurezza europea, non le materie che i singoli dossier trattano; per giunta cade </w:t>
+      </w:r>
+      <w:r>
+        <w:rPr>
+          <w:rFonts w:ascii="Barlow Semi Condensed" w:cs="Barlow Semi Condensed" w:eastAsia="Barlow Semi Condensed" w:hAnsi="Barlow Semi Condensed"/>
+          <w:b/>
+          <w:bCs/>
+          <w:sz w:val="24"/>
+          <w:szCs w:val="24"/>
+        </w:rPr>
+        <w:t xml:space="preserve">fuori dai mandati agli Esteri</w:t>
+      </w:r>
+      <w:r>
+        <w:rPr>
+          <w:rFonts w:ascii="Barlow Semi Condensed" w:cs="Barlow Semi Condensed" w:eastAsia="Barlow Semi Condensed" w:hAnsi="Barlow Semi Condensed"/>
+          <w:sz w:val="24"/>
+          <w:szCs w:val="24"/>
+        </w:rPr>
+        <w:t xml:space="preserve">. Tutto il resto è comunanza di ambiente o contemporaneità.</w:t>
+      </w:r>
+    </w:p>
+    <w:p>
+      <w:pPr>
+        <w:spacing w:after="120" w:line="276"/>
+        <w:jc w:val="both"/>
+      </w:pPr>
+      <w:r>
+        <w:rPr>
+          <w:rFonts w:ascii="Barlow Semi Condensed" w:cs="Barlow Semi Condensed" w:eastAsia="Barlow Semi Condensed" w:hAnsi="Barlow Semi Condensed"/>
+          <w:sz w:val="24"/>
+          <w:szCs w:val="24"/>
+        </w:rPr>
+        <w:t xml:space="preserve">La campagna suggerisce però una </w:t>
+      </w:r>
+      <w:r>
+        <w:rPr>
+          <w:rFonts w:ascii="Barlow Semi Condensed" w:cs="Barlow Semi Condensed" w:eastAsia="Barlow Semi Condensed" w:hAnsi="Barlow Semi Condensed"/>
+          <w:b/>
+          <w:bCs/>
+          <w:sz w:val="24"/>
+          <w:szCs w:val="24"/>
+        </w:rPr>
+        <w:t xml:space="preserve">quinta voce</w:t>
+      </w:r>
+      <w:r>
+        <w:rPr>
+          <w:rFonts w:ascii="Barlow Semi Condensed" w:cs="Barlow Semi Condensed" w:eastAsia="Barlow Semi Condensed" w:hAnsi="Barlow Semi Condensed"/>
+          <w:sz w:val="24"/>
+          <w:szCs w:val="24"/>
+        </w:rPr>
+        <w:t xml:space="preserve">, che si propone e si dichiara. Il versante portoghese offre due sequenze che corrono nelle stesse settimane: l'espulsione dei missionari del 13 aprile 1974 e la caduta dell'Estado Novo del 25 aprile. Non c'è nesso fra i due fatti — nessun documento li collega — ed è più della mera contemporaneità, perché il secondo evento </w:t>
+      </w:r>
+      <w:r>
+        <w:rPr>
+          <w:rFonts w:ascii="Barlow Semi Condensed" w:cs="Barlow Semi Condensed" w:eastAsia="Barlow Semi Condensed" w:hAnsi="Barlow Semi Condensed"/>
+          <w:b/>
+          <w:bCs/>
+          <w:sz w:val="24"/>
+          <w:szCs w:val="24"/>
+        </w:rPr>
+        <w:t xml:space="preserve">chiude i conti</w:t>
+      </w:r>
+      <w:r>
+        <w:rPr>
+          <w:rFonts w:ascii="Barlow Semi Condensed" w:cs="Barlow Semi Condensed" w:eastAsia="Barlow Semi Condensed" w:hAnsi="Barlow Semi Condensed"/>
+          <w:sz w:val="24"/>
+          <w:szCs w:val="24"/>
+        </w:rPr>
+        <w:t xml:space="preserve"> aperti dal primo. La categoria è: </w:t>
+      </w:r>
+      <w:r>
+        <w:rPr>
+          <w:rFonts w:ascii="Barlow Semi Condensed" w:cs="Barlow Semi Condensed" w:eastAsia="Barlow Semi Condensed" w:hAnsi="Barlow Semi Condensed"/>
+          <w:b/>
+          <w:bCs/>
+          <w:sz w:val="24"/>
+          <w:szCs w:val="24"/>
+        </w:rPr>
+        <w:t xml:space="preserve">effetto convergente da causa comune</w:t>
+      </w:r>
+      <w:r>
+        <w:rPr>
+          <w:rFonts w:ascii="Barlow Semi Condensed" w:cs="Barlow Semi Condensed" w:eastAsia="Barlow Semi Condensed" w:hAnsi="Barlow Semi Condensed"/>
+          <w:sz w:val="24"/>
+          <w:szCs w:val="24"/>
+        </w:rPr>
+        <w:t xml:space="preserve">, da dichiarare quando due esiti simultanei discendono provatamente dallo stesso evento e non l'uno dall'altro. È una precisazione della griglia, non un allentamento: serve proprio a impedire che una simultaneità con causa nota venga promossa a nesso fra i suoi due effetti.</w:t>
+      </w:r>
+    </w:p>
+    <w:p>
+      <w:pPr>
+        <w:pBdr>
+          <w:bottom w:val="single" w:color="999999" w:sz="6" w:space="1"/>
+        </w:pBdr>
+        <w:spacing w:after="80"/>
+      </w:pPr>
+    </w:p>
+    <w:p>
+      <w:pPr>
+        <w:pStyle w:val="Heading2"/>
+        <w:spacing w:after="100" w:before="200"/>
+      </w:pPr>
+      <w:r>
+        <w:rPr>
+          <w:rFonts w:ascii="Barlow Semi Condensed" w:cs="Barlow Semi Condensed" w:eastAsia="Barlow Semi Condensed" w:hAnsi="Barlow Semi Condensed"/>
+          <w:sz w:val="24"/>
+          <w:szCs w:val="24"/>
+        </w:rPr>
+        <w:t xml:space="preserve">VII. L'incrocio metodologico con l'opera privata</w:t>
+      </w:r>
+    </w:p>
+    <w:p>
+      <w:pPr>
+        <w:spacing w:after="120" w:line="276"/>
+        <w:jc w:val="both"/>
+      </w:pPr>
+      <w:r>
+        <w:rPr>
+          <w:rFonts w:ascii="Barlow Semi Condensed" w:cs="Barlow Semi Condensed" w:eastAsia="Barlow Semi Condensed" w:hAnsi="Barlow Semi Condensed"/>
+          <w:sz w:val="24"/>
+          <w:szCs w:val="24"/>
+        </w:rPr>
+        <w:t xml:space="preserve">Il corpus dichiara da sempre di adottare e calcolare sul proprio materiale le </w:t>
+      </w:r>
+      <w:r>
+        <w:rPr>
+          <w:rFonts w:ascii="Barlow Semi Condensed" w:cs="Barlow Semi Condensed" w:eastAsia="Barlow Semi Condensed" w:hAnsi="Barlow Semi Condensed"/>
+          <w:b/>
+          <w:bCs/>
+          <w:sz w:val="24"/>
+          <w:szCs w:val="24"/>
+        </w:rPr>
+        <w:t xml:space="preserve">metodologie dell'opera maggiore dell'autore</w:t>
+      </w:r>
+      <w:r>
+        <w:rPr>
+          <w:rFonts w:ascii="Barlow Semi Condensed" w:cs="Barlow Semi Condensed" w:eastAsia="Barlow Semi Condensed" w:hAnsi="Barlow Semi Condensed"/>
+          <w:sz w:val="24"/>
+          <w:szCs w:val="24"/>
+        </w:rPr>
+        <w:t xml:space="preserve">, che resta sul versante non pubblicabile. La campagna ha esteso quell'incrocio al materiale metodologico più recente di quel versante — un censimento dei nodi per dominio e una misura statistica delle associazioni fra domini —, con un vincolo assoluto rispettato in pieno: </w:t>
+      </w:r>
+      <w:r>
+        <w:rPr>
+          <w:rFonts w:ascii="Barlow Semi Condensed" w:cs="Barlow Semi Condensed" w:eastAsia="Barlow Semi Condensed" w:hAnsi="Barlow Semi Condensed"/>
+          <w:b/>
+          <w:bCs/>
+          <w:sz w:val="24"/>
+          <w:szCs w:val="24"/>
+        </w:rPr>
+        <w:t xml:space="preserve">si trasferisce il metodo, mai i nomi</w:t>
+      </w:r>
+      <w:r>
+        <w:rPr>
+          <w:rFonts w:ascii="Barlow Semi Condensed" w:cs="Barlow Semi Condensed" w:eastAsia="Barlow Semi Condensed" w:hAnsi="Barlow Semi Condensed"/>
+          <w:sz w:val="24"/>
+          <w:szCs w:val="24"/>
+        </w:rPr>
+        <w:t xml:space="preserve">. Ne escono quattro acquisizioni per il ramo pubblico.</w:t>
+      </w:r>
+    </w:p>
+    <w:p>
+      <w:pPr>
+        <w:spacing w:after="120" w:line="276"/>
+        <w:jc w:val="both"/>
+      </w:pPr>
+      <w:r>
+        <w:rPr>
+          <w:rFonts w:ascii="Barlow Semi Condensed" w:cs="Barlow Semi Condensed" w:eastAsia="Barlow Semi Condensed" w:hAnsi="Barlow Semi Condensed"/>
+          <w:b/>
+          <w:bCs/>
+          <w:sz w:val="24"/>
+          <w:szCs w:val="24"/>
+        </w:rPr>
+        <w:t xml:space="preserve">Si gradua ciò che è documento, non chi è persona.</w:t>
+      </w:r>
+      <w:r>
+        <w:rPr>
+          <w:rFonts w:ascii="Barlow Semi Condensed" w:cs="Barlow Semi Condensed" w:eastAsia="Barlow Semi Condensed" w:hAnsi="Barlow Semi Condensed"/>
+          <w:sz w:val="24"/>
+          <w:szCs w:val="24"/>
+        </w:rPr>
+        <w:t xml:space="preserve"> È la divergenza che delimita esattamente ciò che è trasferibile. L'opera privata attribuisce un livello probatorio ai nodi-persona; il branch pubblico non lo fa e non lo farà: gli strumenti che misurano la documentazione si usano per intero e con calcolo reale, quelli che graduano le persone non si usano, perché qui ci si ferma al giudicato e </w:t>
+      </w:r>
+      <w:r>
+        <w:rPr>
+          <w:rFonts w:ascii="Barlow Semi Condensed" w:cs="Barlow Semi Condensed" w:eastAsia="Barlow Semi Condensed" w:hAnsi="Barlow Semi Condensed"/>
+          <w:b/>
+          <w:bCs/>
+          <w:sz w:val="24"/>
+          <w:szCs w:val="24"/>
+        </w:rPr>
+        <w:t xml:space="preserve">il registro del giudicato resta l'unico luogo dei nomi</w:t>
+      </w:r>
+      <w:r>
+        <w:rPr>
+          <w:rFonts w:ascii="Barlow Semi Condensed" w:cs="Barlow Semi Condensed" w:eastAsia="Barlow Semi Condensed" w:hAnsi="Barlow Semi Condensed"/>
+          <w:sz w:val="24"/>
+          <w:szCs w:val="24"/>
+        </w:rPr>
+        <w:t xml:space="preserve">. La misura dei domini e delle loro associazioni è trasferibile per intero, perché misura documenti; l'attribuzione di livello alle persone non lo è. La divergenza si riporta e non si compone.</w:t>
+      </w:r>
+    </w:p>
+    <w:p>
+      <w:pPr>
+        <w:spacing w:after="120" w:line="276"/>
+        <w:jc w:val="both"/>
+      </w:pPr>
+      <w:r>
+        <w:rPr>
+          <w:rFonts w:ascii="Barlow Semi Condensed" w:cs="Barlow Semi Condensed" w:eastAsia="Barlow Semi Condensed" w:hAnsi="Barlow Semi Condensed"/>
+          <w:b/>
+          <w:bCs/>
+          <w:sz w:val="24"/>
+          <w:szCs w:val="24"/>
+        </w:rPr>
+        <w:t xml:space="preserve">Senza grado sulla sinapsi non esiste cammino valutabile.</w:t>
+      </w:r>
+      <w:r>
+        <w:rPr>
+          <w:rFonts w:ascii="Barlow Semi Condensed" w:cs="Barlow Semi Condensed" w:eastAsia="Barlow Semi Condensed" w:hAnsi="Barlow Semi Condensed"/>
+          <w:sz w:val="24"/>
+          <w:szCs w:val="24"/>
+        </w:rPr>
+        <w:t xml:space="preserve"> L'inventario privato conta ottocentosessantasei nodi e duecentoventiquattro archi </w:t>
+      </w:r>
+      <w:r>
+        <w:rPr>
+          <w:rFonts w:ascii="Barlow Semi Condensed" w:cs="Barlow Semi Condensed" w:eastAsia="Barlow Semi Condensed" w:hAnsi="Barlow Semi Condensed"/>
+          <w:i/>
+          <w:iCs/>
+          <w:sz w:val="24"/>
+          <w:szCs w:val="24"/>
+        </w:rPr>
+        <w:t xml:space="preserve">contati ma non gradati</w:t>
+      </w:r>
+      <w:r>
+        <w:rPr>
+          <w:rFonts w:ascii="Barlow Semi Condensed" w:cs="Barlow Semi Condensed" w:eastAsia="Barlow Semi Condensed" w:hAnsi="Barlow Semi Condensed"/>
+          <w:sz w:val="24"/>
+          <w:szCs w:val="24"/>
+        </w:rPr>
+        <w:t xml:space="preserve">; il corpus pubblico lavora sulla proporzione inversa — trentanove nodi e cinquantanove archi — ma </w:t>
+      </w:r>
+      <w:r>
+        <w:rPr>
+          <w:rFonts w:ascii="Barlow Semi Condensed" w:cs="Barlow Semi Condensed" w:eastAsia="Barlow Semi Condensed" w:hAnsi="Barlow Semi Condensed"/>
+          <w:b/>
+          <w:bCs/>
+          <w:sz w:val="24"/>
+          <w:szCs w:val="24"/>
+        </w:rPr>
+        <w:t xml:space="preserve">nessun arco entra senza il proprio grado</w:t>
+      </w:r>
+      <w:r>
+        <w:rPr>
+          <w:rFonts w:ascii="Barlow Semi Condensed" w:cs="Barlow Semi Condensed" w:eastAsia="Barlow Semi Condensed" w:hAnsi="Barlow Semi Condensed"/>
+          <w:sz w:val="24"/>
+          <w:szCs w:val="24"/>
+        </w:rPr>
+        <w:t xml:space="preserve">. La conseguenza è operativa e non retorica: la regola dell'anello debole, per cui il grado di un cammino è il grado minimo fra i suoi archi, </w:t>
+      </w:r>
+      <w:r>
+        <w:rPr>
+          <w:rFonts w:ascii="Barlow Semi Condensed" w:cs="Barlow Semi Condensed" w:eastAsia="Barlow Semi Condensed" w:hAnsi="Barlow Semi Condensed"/>
+          <w:b/>
+          <w:bCs/>
+          <w:sz w:val="24"/>
+          <w:szCs w:val="24"/>
+        </w:rPr>
+        <w:t xml:space="preserve">non è calcolabile</w:t>
+      </w:r>
+      <w:r>
+        <w:rPr>
+          <w:rFonts w:ascii="Barlow Semi Condensed" w:cs="Barlow Semi Condensed" w:eastAsia="Barlow Semi Condensed" w:hAnsi="Barlow Semi Condensed"/>
+          <w:sz w:val="24"/>
+          <w:szCs w:val="24"/>
+        </w:rPr>
+        <w:t xml:space="preserve"> finché le sinapsi non sono gradate. Nella costruzione della rete si gradua la sinapsi, non il neurone.</w:t>
+      </w:r>
+    </w:p>
+    <w:p>
+      <w:pPr>
+        <w:spacing w:after="120" w:line="276"/>
+        <w:jc w:val="both"/>
+      </w:pPr>
+      <w:r>
+        <w:rPr>
+          <w:rFonts w:ascii="Barlow Semi Condensed" w:cs="Barlow Semi Condensed" w:eastAsia="Barlow Semi Condensed" w:hAnsi="Barlow Semi Condensed"/>
+          <w:b/>
+          <w:bCs/>
+          <w:sz w:val="24"/>
+          <w:szCs w:val="24"/>
+        </w:rPr>
+        <w:t xml:space="preserve">La regola dei buchi acquista un secondo tempo.</w:t>
+      </w:r>
+      <w:r>
+        <w:rPr>
+          <w:rFonts w:ascii="Barlow Semi Condensed" w:cs="Barlow Semi Condensed" w:eastAsia="Barlow Semi Condensed" w:hAnsi="Barlow Semi Condensed"/>
+          <w:sz w:val="24"/>
+          <w:szCs w:val="24"/>
+        </w:rPr>
+        <w:t xml:space="preserve"> Il corpus pubblico possiede da tempo la prima metà della disciplina: i buchi strutturali non sono difetti da riempire, si misurano e si dichiarano, e ogni buco resta congettura possibile finché un documento non diventi arco. La misura statistica dell'opera privata ne consegna la seconda metà: </w:t>
+      </w:r>
+      <w:r>
+        <w:rPr>
+          <w:rFonts w:ascii="Barlow Semi Condensed" w:cs="Barlow Semi Condensed" w:eastAsia="Barlow Semi Condensed" w:hAnsi="Barlow Semi Condensed"/>
+          <w:b/>
+          <w:bCs/>
+          <w:sz w:val="24"/>
+          <w:szCs w:val="24"/>
+        </w:rPr>
+        <w:t xml:space="preserve">un basso rapporto di associazione fra due domini non è indizio di assenza di rapporti, ma indizio che nessuno ha scritto un documento che li tratti insieme</w:t>
+      </w:r>
+      <w:r>
+        <w:rPr>
+          <w:rFonts w:ascii="Barlow Semi Condensed" w:cs="Barlow Semi Condensed" w:eastAsia="Barlow Semi Condensed" w:hAnsi="Barlow Semi Condensed"/>
+          <w:sz w:val="24"/>
+          <w:szCs w:val="24"/>
+        </w:rPr>
+        <w:t xml:space="preserve">. Combinate, danno una procedura a due tempi da applicare in entrambi i cantieri: prima si misura il buco e lo si dichiara; poi se ne diagnostica la causa nella specializzazione delle fonti; </w:t>
+      </w:r>
+      <w:r>
+        <w:rPr>
+          <w:rFonts w:ascii="Barlow Semi Condensed" w:cs="Barlow Semi Condensed" w:eastAsia="Barlow Semi Condensed" w:hAnsi="Barlow Semi Condensed"/>
+          <w:b/>
+          <w:bCs/>
+          <w:sz w:val="24"/>
+          <w:szCs w:val="24"/>
+        </w:rPr>
+        <w:t xml:space="preserve">solo dopo</w:t>
+      </w:r>
+      <w:r>
+        <w:rPr>
+          <w:rFonts w:ascii="Barlow Semi Condensed" w:cs="Barlow Semi Condensed" w:eastAsia="Barlow Semi Condensed" w:hAnsi="Barlow Semi Condensed"/>
+          <w:sz w:val="24"/>
+          <w:szCs w:val="24"/>
+        </w:rPr>
+        <w:t xml:space="preserve"> si è autorizzati a interrogarlo sulla struttura del mondo. Questa campagna ne offre due esempi immediati — il vuoto sul lodo Moro e quello su Fiumicino non dicono che il caso non tocchi quel versante: dicono che il corpus non ha ancora spogliato le fonti che lo trattano.</w:t>
+      </w:r>
+    </w:p>
+    <w:p>
+      <w:pPr>
+        <w:spacing w:after="120" w:line="276"/>
+        <w:jc w:val="both"/>
+      </w:pPr>
+      <w:r>
+        <w:rPr>
+          <w:rFonts w:ascii="Barlow Semi Condensed" w:cs="Barlow Semi Condensed" w:eastAsia="Barlow Semi Condensed" w:hAnsi="Barlow Semi Condensed"/>
+          <w:b/>
+          <w:bCs/>
+          <w:sz w:val="24"/>
+          <w:szCs w:val="24"/>
+        </w:rPr>
+        <w:t xml:space="preserve">Il dominio più piccolo è quello che lega.</w:t>
+      </w:r>
+      <w:r>
+        <w:rPr>
+          <w:rFonts w:ascii="Barlow Semi Condensed" w:cs="Barlow Semi Condensed" w:eastAsia="Barlow Semi Condensed" w:hAnsi="Barlow Semi Condensed"/>
+          <w:sz w:val="24"/>
+          <w:szCs w:val="24"/>
+        </w:rPr>
+        <w:t xml:space="preserve"> Nella misura privata le tre associazioni più forti passano tutte per lo stesso dominio, che è però fra i meno presenti in assoluto: pochi legami, molti passaggi — la figura che la teoria delle reti chiama ponte. Il corpus pubblico ne documenta una identica nel proprio comparto non brigatista, dove il nodo con quasi un quarto dell'intermediazione documentale porta meno del cinque per cento delle connessioni. La regola d'interpretazione si trasferisce per intero, ed è quella che il corpus antepone a ogni lettura della propria rete: </w:t>
+      </w:r>
+      <w:r>
+        <w:rPr>
+          <w:rFonts w:ascii="Barlow Semi Condensed" w:cs="Barlow Semi Condensed" w:eastAsia="Barlow Semi Condensed" w:hAnsi="Barlow Semi Condensed"/>
+          <w:b/>
+          <w:bCs/>
+          <w:sz w:val="24"/>
+          <w:szCs w:val="24"/>
+        </w:rPr>
+        <w:t xml:space="preserve">la centralità misura la densità della documentazione, non la responsabilità.</w:t>
+      </w:r>
+    </w:p>
+    <w:p>
+      <w:pPr>
+        <w:pBdr>
+          <w:bottom w:val="single" w:color="999999" w:sz="6" w:space="1"/>
+        </w:pBdr>
+        <w:spacing w:after="80"/>
+      </w:pPr>
+    </w:p>
+    <w:p>
+      <w:pPr>
+        <w:pStyle w:val="Heading2"/>
+        <w:spacing w:after="100" w:before="200"/>
+      </w:pPr>
+      <w:r>
+        <w:rPr>
+          <w:rFonts w:ascii="Barlow Semi Condensed" w:cs="Barlow Semi Condensed" w:eastAsia="Barlow Semi Condensed" w:hAnsi="Barlow Semi Condensed"/>
+          <w:sz w:val="24"/>
+          <w:szCs w:val="24"/>
+        </w:rPr>
+        <w:t xml:space="preserve">VIII. Che cosa questa campagna non ha stabilito</w:t>
+      </w:r>
+    </w:p>
+    <w:p>
+      <w:pPr>
+        <w:spacing w:after="120" w:line="276"/>
+        <w:jc w:val="both"/>
+      </w:pPr>
+      <w:r>
+        <w:rPr>
+          <w:rFonts w:ascii="Barlow Semi Condensed" w:cs="Barlow Semi Condensed" w:eastAsia="Barlow Semi Condensed" w:hAnsi="Barlow Semi Condensed"/>
+          <w:sz w:val="24"/>
+          <w:szCs w:val="24"/>
+        </w:rPr>
+        <w:t xml:space="preserve">Va detto con la stessa nettezza degli acquisti. </w:t>
+      </w:r>
+      <w:r>
+        <w:rPr>
+          <w:rFonts w:ascii="Barlow Semi Condensed" w:cs="Barlow Semi Condensed" w:eastAsia="Barlow Semi Condensed" w:hAnsi="Barlow Semi Condensed"/>
+          <w:b/>
+          <w:bCs/>
+          <w:sz w:val="24"/>
+          <w:szCs w:val="24"/>
+        </w:rPr>
+        <w:t xml:space="preserve">Non è stabilito</w:t>
+      </w:r>
+      <w:r>
+        <w:rPr>
+          <w:rFonts w:ascii="Barlow Semi Condensed" w:cs="Barlow Semi Condensed" w:eastAsia="Barlow Semi Condensed" w:hAnsi="Barlow Semi Condensed"/>
+          <w:sz w:val="24"/>
+          <w:szCs w:val="24"/>
+        </w:rPr>
+        <w:t xml:space="preserve"> alcun contatto diretto fra Moro e i ministri degli Esteri spagnoli; </w:t>
+      </w:r>
+      <w:r>
+        <w:rPr>
+          <w:rFonts w:ascii="Barlow Semi Condensed" w:cs="Barlow Semi Condensed" w:eastAsia="Barlow Semi Condensed" w:hAnsi="Barlow Semi Condensed"/>
+          <w:b/>
+          <w:bCs/>
+          <w:sz w:val="24"/>
+          <w:szCs w:val="24"/>
+        </w:rPr>
+        <w:t xml:space="preserve">non è stabilita</w:t>
+      </w:r>
+      <w:r>
+        <w:rPr>
+          <w:rFonts w:ascii="Barlow Semi Condensed" w:cs="Barlow Semi Condensed" w:eastAsia="Barlow Semi Condensed" w:hAnsi="Barlow Semi Condensed"/>
+          <w:sz w:val="24"/>
+          <w:szCs w:val="24"/>
+        </w:rPr>
+        <w:t xml:space="preserve"> alcuna posizione italiana sulla riorganizzazione diocesana del 1972, né alcun atto italiano sull'espulsione dei missionari del 1974; </w:t>
+      </w:r>
+      <w:r>
+        <w:rPr>
+          <w:rFonts w:ascii="Barlow Semi Condensed" w:cs="Barlow Semi Condensed" w:eastAsia="Barlow Semi Condensed" w:hAnsi="Barlow Semi Condensed"/>
+          <w:b/>
+          <w:bCs/>
+          <w:sz w:val="24"/>
+          <w:szCs w:val="24"/>
+        </w:rPr>
+        <w:t xml:space="preserve">non è stabilito</w:t>
+      </w:r>
+      <w:r>
+        <w:rPr>
+          <w:rFonts w:ascii="Barlow Semi Condensed" w:cs="Barlow Semi Condensed" w:eastAsia="Barlow Semi Condensed" w:hAnsi="Barlow Semi Condensed"/>
+          <w:sz w:val="24"/>
+          <w:szCs w:val="24"/>
+        </w:rPr>
+        <w:t xml:space="preserve"> che il funzionario italiano nominato dal documento CIA sia Moro; </w:t>
+      </w:r>
+      <w:r>
+        <w:rPr>
+          <w:rFonts w:ascii="Barlow Semi Condensed" w:cs="Barlow Semi Condensed" w:eastAsia="Barlow Semi Condensed" w:hAnsi="Barlow Semi Condensed"/>
+          <w:b/>
+          <w:bCs/>
+          <w:sz w:val="24"/>
+          <w:szCs w:val="24"/>
+        </w:rPr>
+        <w:t xml:space="preserve">non è stabilito</w:t>
+      </w:r>
+      <w:r>
+        <w:rPr>
+          <w:rFonts w:ascii="Barlow Semi Condensed" w:cs="Barlow Semi Condensed" w:eastAsia="Barlow Semi Condensed" w:hAnsi="Barlow Semi Condensed"/>
+          <w:sz w:val="24"/>
+          <w:szCs w:val="24"/>
+        </w:rPr>
+        <w:t xml:space="preserve"> che la comunanza di ambiente cattolico fra Roma politica, Roma pontificia e i ministri di Madrid sia mai divenuta condotta coordinata. E </w:t>
+      </w:r>
+      <w:r>
+        <w:rPr>
+          <w:rFonts w:ascii="Barlow Semi Condensed" w:cs="Barlow Semi Condensed" w:eastAsia="Barlow Semi Condensed" w:hAnsi="Barlow Semi Condensed"/>
+          <w:b/>
+          <w:bCs/>
+          <w:sz w:val="24"/>
+          <w:szCs w:val="24"/>
+        </w:rPr>
+        <w:t xml:space="preserve">non è stabilito</w:t>
+      </w:r>
+      <w:r>
+        <w:rPr>
+          <w:rFonts w:ascii="Barlow Semi Condensed" w:cs="Barlow Semi Condensed" w:eastAsia="Barlow Semi Condensed" w:hAnsi="Barlow Semi Condensed"/>
+          <w:sz w:val="24"/>
+          <w:szCs w:val="24"/>
+        </w:rPr>
+        <w:t xml:space="preserve"> — ma va detto perché è il punto in cui la tentazione è più forte — che il silenzio del vertice governativo italiano su questi dossier sia stato inerzia deliberata: è, allo stato, </w:t>
+      </w:r>
+      <w:r>
+        <w:rPr>
+          <w:rFonts w:ascii="Barlow Semi Condensed" w:cs="Barlow Semi Condensed" w:eastAsia="Barlow Semi Condensed" w:hAnsi="Barlow Semi Condensed"/>
+          <w:b/>
+          <w:bCs/>
+          <w:sz w:val="24"/>
+          <w:szCs w:val="24"/>
+        </w:rPr>
+        <w:t xml:space="preserve">assenza di fonti</w:t>
+      </w:r>
+      <w:r>
+        <w:rPr>
+          <w:rFonts w:ascii="Barlow Semi Condensed" w:cs="Barlow Semi Condensed" w:eastAsia="Barlow Semi Condensed" w:hAnsi="Barlow Semi Condensed"/>
+          <w:sz w:val="24"/>
+          <w:szCs w:val="24"/>
+        </w:rPr>
+        <w:t xml:space="preserve">, e l'assenza di fonti si colma in archivio, non per inferenza.</w:t>
+      </w:r>
+    </w:p>
+    <w:p>
+      <w:pPr>
+        <w:spacing w:after="120" w:line="276"/>
+        <w:jc w:val="both"/>
+      </w:pPr>
+      <w:r>
+        <w:rPr>
+          <w:rFonts w:ascii="Barlow Semi Condensed" w:cs="Barlow Semi Condensed" w:eastAsia="Barlow Semi Condensed" w:hAnsi="Barlow Semi Condensed"/>
+          <w:sz w:val="24"/>
+          <w:szCs w:val="24"/>
+        </w:rPr>
+        <w:t xml:space="preserve">L'Archivio Apostolico Vaticano resta consultabile solo fino all'ottobre 1958: ogni verifica archivistica primaria sugli atti pontifici qui trattati è </w:t>
+      </w:r>
+      <w:r>
+        <w:rPr>
+          <w:rFonts w:ascii="Barlow Semi Condensed" w:cs="Barlow Semi Condensed" w:eastAsia="Barlow Semi Condensed" w:hAnsi="Barlow Semi Condensed"/>
+          <w:b/>
+          <w:bCs/>
+          <w:sz w:val="24"/>
+          <w:szCs w:val="24"/>
+        </w:rPr>
+        <w:t xml:space="preserve">preclusa allo stato</w:t>
+      </w:r>
+      <w:r>
+        <w:rPr>
+          <w:rFonts w:ascii="Barlow Semi Condensed" w:cs="Barlow Semi Condensed" w:eastAsia="Barlow Semi Condensed" w:hAnsi="Barlow Semi Condensed"/>
+          <w:sz w:val="24"/>
+          <w:szCs w:val="24"/>
+        </w:rPr>
+        <w:t xml:space="preserve">, e le ricostruzioni poggiano su fonti edite, storiografia e fonti ufficiali dell'istituzione. Dove un documento della campagna indica «gli archivi vaticani» come sede da interrogare per gli anni Settanta, quella sede </w:t>
+      </w:r>
+      <w:r>
+        <w:rPr>
+          <w:rFonts w:ascii="Barlow Semi Condensed" w:cs="Barlow Semi Condensed" w:eastAsia="Barlow Semi Condensed" w:hAnsi="Barlow Semi Condensed"/>
+          <w:b/>
+          <w:bCs/>
+          <w:sz w:val="24"/>
+          <w:szCs w:val="24"/>
+        </w:rPr>
+        <w:t xml:space="preserve">non è oggi apribile</w:t>
+      </w:r>
+      <w:r>
+        <w:rPr>
+          <w:rFonts w:ascii="Barlow Semi Condensed" w:cs="Barlow Semi Condensed" w:eastAsia="Barlow Semi Condensed" w:hAnsi="Barlow Semi Condensed"/>
+          <w:sz w:val="24"/>
+          <w:szCs w:val="24"/>
+        </w:rPr>
+        <w:t xml:space="preserve">: la tensione fra i due testi è stata rilevata dall'incrocio ed è risolta a favore del limite reale.</w:t>
+      </w:r>
+    </w:p>
+    <w:p>
+      <w:pPr>
+        <w:pBdr>
+          <w:bottom w:val="single" w:color="999999" w:sz="6" w:space="1"/>
+        </w:pBdr>
+        <w:spacing w:after="80"/>
+      </w:pPr>
+    </w:p>
+    <w:p>
+      <w:pPr>
+        <w:pStyle w:val="Heading2"/>
+        <w:spacing w:after="100" w:before="200"/>
+      </w:pPr>
+      <w:r>
+        <w:rPr>
+          <w:rFonts w:ascii="Barlow Semi Condensed" w:cs="Barlow Semi Condensed" w:eastAsia="Barlow Semi Condensed" w:hAnsi="Barlow Semi Condensed"/>
+          <w:sz w:val="24"/>
+          <w:szCs w:val="24"/>
+        </w:rPr>
+        <w:t xml:space="preserve">Apparato F — Le verifiche della seconda campagna</w:t>
+      </w:r>
+    </w:p>
+    <w:p>
+      <w:pPr>
+        <w:spacing w:after="120" w:line="276"/>
+        <w:jc w:val="both"/>
+      </w:pPr>
+      <w:r>
+        <w:rPr>
+          <w:rFonts w:ascii="Barlow Semi Condensed" w:cs="Barlow Semi Condensed" w:eastAsia="Barlow Semi Condensed" w:hAnsi="Barlow Semi Condensed"/>
+          <w:sz w:val="24"/>
+          <w:szCs w:val="24"/>
+        </w:rPr>
+        <w:t xml:space="preserve">Come per le campagne precedenti, i fatti portanti sono stati sottoposti a </w:t>
+      </w:r>
+      <w:r>
+        <w:rPr>
+          <w:rFonts w:ascii="Barlow Semi Condensed" w:cs="Barlow Semi Condensed" w:eastAsia="Barlow Semi Condensed" w:hAnsi="Barlow Semi Condensed"/>
+          <w:b/>
+          <w:bCs/>
+          <w:sz w:val="24"/>
+          <w:szCs w:val="24"/>
+        </w:rPr>
+        <w:t xml:space="preserve">verifica indipendente su fonti in rete</w:t>
+      </w:r>
+      <w:r>
+        <w:rPr>
+          <w:rFonts w:ascii="Barlow Semi Condensed" w:cs="Barlow Semi Condensed" w:eastAsia="Barlow Semi Condensed" w:hAnsi="Barlow Semi Condensed"/>
+          <w:sz w:val="24"/>
+          <w:szCs w:val="24"/>
+        </w:rPr>
+        <w:t xml:space="preserve">, con l'obbligo di riportare le divergenze e di dichiarare gli esiti negativi. Si registrano qui i risultati, comprese — anzi soprattutto — le precisazioni che correggono la formulazione dei documenti nuovi.</w:t>
+      </w:r>
+    </w:p>
+    <w:p>
+      <w:pPr>
+        <w:pStyle w:val="Heading3"/>
+        <w:spacing w:after="80" w:before="160"/>
+      </w:pPr>
+      <w:r>
+        <w:rPr>
+          <w:rFonts w:ascii="Barlow Semi Condensed" w:cs="Barlow Semi Condensed" w:eastAsia="Barlow Semi Condensed" w:hAnsi="Barlow Semi Condensed"/>
+          <w:sz w:val="24"/>
+          <w:szCs w:val="24"/>
+        </w:rPr>
+        <w:t xml:space="preserve">F-1 · La sequenza Oder-Neisse</w:t>
+      </w:r>
+    </w:p>
+    <w:p>
+      <w:pPr>
+        <w:spacing w:after="120" w:line="276"/>
+        <w:jc w:val="both"/>
+      </w:pPr>
+      <w:r>
+        <w:rPr>
+          <w:rFonts w:ascii="Barlow Semi Condensed" w:cs="Barlow Semi Condensed" w:eastAsia="Barlow Semi Condensed" w:hAnsi="Barlow Semi Condensed"/>
+          <w:b/>
+          <w:bCs/>
+          <w:sz w:val="24"/>
+          <w:szCs w:val="24"/>
+        </w:rPr>
+        <w:t xml:space="preserve">Confermati</w:t>
+      </w:r>
+      <w:r>
+        <w:rPr>
+          <w:rFonts w:ascii="Barlow Semi Condensed" w:cs="Barlow Semi Condensed" w:eastAsia="Barlow Semi Condensed" w:hAnsi="Barlow Semi Condensed"/>
+          <w:sz w:val="24"/>
+          <w:szCs w:val="24"/>
+        </w:rPr>
+        <w:t xml:space="preserve"> senza riserve: la firma del Trattato di Varsavia il </w:t>
+      </w:r>
+      <w:r>
+        <w:rPr>
+          <w:rFonts w:ascii="Barlow Semi Condensed" w:cs="Barlow Semi Condensed" w:eastAsia="Barlow Semi Condensed" w:hAnsi="Barlow Semi Condensed"/>
+          <w:b/>
+          <w:bCs/>
+          <w:sz w:val="24"/>
+          <w:szCs w:val="24"/>
+        </w:rPr>
+        <w:t xml:space="preserve">7 dicembre 1970</w:t>
+      </w:r>
+      <w:r>
+        <w:rPr>
+          <w:rFonts w:ascii="Barlow Semi Condensed" w:cs="Barlow Semi Condensed" w:eastAsia="Barlow Semi Condensed" w:hAnsi="Barlow Semi Condensed"/>
+          <w:sz w:val="24"/>
+          <w:szCs w:val="24"/>
+        </w:rPr>
+        <w:t xml:space="preserve"> (titolo esatto: </w:t>
+      </w:r>
+      <w:r>
+        <w:rPr>
+          <w:rFonts w:ascii="Barlow Semi Condensed" w:cs="Barlow Semi Condensed" w:eastAsia="Barlow Semi Condensed" w:hAnsi="Barlow Semi Condensed"/>
+          <w:i/>
+          <w:iCs/>
+          <w:sz w:val="24"/>
+          <w:szCs w:val="24"/>
+        </w:rPr>
+        <w:t xml:space="preserve">Vertrag über die Grundlagen der Normalisierung der gegenseitigen Beziehungen zwischen der Bundesrepublik Deutschland und der Volksrepublik Polen</w:t>
+      </w:r>
+      <w:r>
+        <w:rPr>
+          <w:rFonts w:ascii="Barlow Semi Condensed" w:cs="Barlow Semi Condensed" w:eastAsia="Barlow Semi Condensed" w:hAnsi="Barlow Semi Condensed"/>
+          <w:sz w:val="24"/>
+          <w:szCs w:val="24"/>
+        </w:rPr>
+        <w:t xml:space="preserve">), sottoscritto dal cancelliere e dal primo ministro polacco insieme ai due ministri degli Esteri; lo </w:t>
+      </w:r>
+      <w:r>
+        <w:rPr>
+          <w:rFonts w:ascii="Barlow Semi Condensed" w:cs="Barlow Semi Condensed" w:eastAsia="Barlow Semi Condensed" w:hAnsi="Barlow Semi Condensed"/>
+          <w:b/>
+          <w:bCs/>
+          <w:sz w:val="24"/>
+          <w:szCs w:val="24"/>
+        </w:rPr>
+        <w:t xml:space="preserve">scambio degli strumenti di ratifica a Bonn il 3 giugno 1972</w:t>
+      </w:r>
+      <w:r>
+        <w:rPr>
+          <w:rFonts w:ascii="Barlow Semi Condensed" w:cs="Barlow Semi Condensed" w:eastAsia="Barlow Semi Condensed" w:hAnsi="Barlow Semi Condensed"/>
+          <w:sz w:val="24"/>
+          <w:szCs w:val="24"/>
+        </w:rPr>
+        <w:t xml:space="preserve">, con entrata in vigore lo stesso giorno contestualmente al Trattato di Mosca; il </w:t>
+      </w:r>
+      <w:r>
+        <w:rPr>
+          <w:rFonts w:ascii="Barlow Semi Condensed" w:cs="Barlow Semi Condensed" w:eastAsia="Barlow Semi Condensed" w:hAnsi="Barlow Semi Condensed"/>
+          <w:b/>
+          <w:bCs/>
+          <w:sz w:val="24"/>
+          <w:szCs w:val="24"/>
+        </w:rPr>
+        <w:t xml:space="preserve">Kniefall</w:t>
+      </w:r>
+      <w:r>
+        <w:rPr>
+          <w:rFonts w:ascii="Barlow Semi Condensed" w:cs="Barlow Semi Condensed" w:eastAsia="Barlow Semi Condensed" w:hAnsi="Barlow Semi Condensed"/>
+          <w:sz w:val="24"/>
+          <w:szCs w:val="24"/>
+        </w:rPr>
+        <w:t xml:space="preserve"> di Varsavia del 7 dicembre 1970; e la documentazione del nesso da parte dello storico Karl-Joseph Hummel, direttore della Forschungsstelle della Kommission für Zeitgeschichte di Bonn, di cui la verifica identifica due sedi editoriali distinte (</w:t>
+      </w:r>
+      <w:r>
+        <w:rPr>
+          <w:rFonts w:ascii="Barlow Semi Condensed" w:cs="Barlow Semi Condensed" w:eastAsia="Barlow Semi Condensed" w:hAnsi="Barlow Semi Condensed"/>
+          <w:i/>
+          <w:iCs/>
+          <w:sz w:val="24"/>
+          <w:szCs w:val="24"/>
+        </w:rPr>
+        <w:t xml:space="preserve">OST-WEST Europäische Perspektiven</w:t>
+      </w:r>
+      <w:r>
+        <w:rPr>
+          <w:rFonts w:ascii="Barlow Semi Condensed" w:cs="Barlow Semi Condensed" w:eastAsia="Barlow Semi Condensed" w:hAnsi="Barlow Semi Condensed"/>
+          <w:sz w:val="24"/>
+          <w:szCs w:val="24"/>
+        </w:rPr>
+        <w:t xml:space="preserve">; </w:t>
+      </w:r>
+      <w:r>
+        <w:rPr>
+          <w:rFonts w:ascii="Barlow Semi Condensed" w:cs="Barlow Semi Condensed" w:eastAsia="Barlow Semi Condensed" w:hAnsi="Barlow Semi Condensed"/>
+          <w:i/>
+          <w:iCs/>
+          <w:sz w:val="24"/>
+          <w:szCs w:val="24"/>
+        </w:rPr>
+        <w:t xml:space="preserve">Archiv für Sozialgeschichte</w:t>
+      </w:r>
+      <w:r>
+        <w:rPr>
+          <w:rFonts w:ascii="Barlow Semi Condensed" w:cs="Barlow Semi Condensed" w:eastAsia="Barlow Semi Condensed" w:hAnsi="Barlow Semi Condensed"/>
+          <w:sz w:val="24"/>
+          <w:szCs w:val="24"/>
+        </w:rPr>
+        <w:t xml:space="preserve"> 45, 2005, pp. 165-214).</w:t>
+      </w:r>
+    </w:p>
+    <w:p>
+      <w:pPr>
+        <w:spacing w:after="120" w:line="276"/>
+        <w:jc w:val="both"/>
+      </w:pPr>
+      <w:r>
+        <w:rPr>
+          <w:rFonts w:ascii="Barlow Semi Condensed" w:cs="Barlow Semi Condensed" w:eastAsia="Barlow Semi Condensed" w:hAnsi="Barlow Semi Condensed"/>
+          <w:b/>
+          <w:bCs/>
+          <w:sz w:val="24"/>
+          <w:szCs w:val="24"/>
+        </w:rPr>
+        <w:t xml:space="preserve">Due precisazioni che il corpus recepisce.</w:t>
+      </w:r>
+    </w:p>
+    <w:p>
+      <w:pPr>
+        <w:spacing w:after="120" w:line="276"/>
+        <w:jc w:val="both"/>
+      </w:pPr>
+      <w:r>
+        <w:rPr>
+          <w:rFonts w:ascii="Barlow Semi Condensed" w:cs="Barlow Semi Condensed" w:eastAsia="Barlow Semi Condensed" w:hAnsi="Barlow Semi Condensed"/>
+          <w:i/>
+          <w:iCs/>
+          <w:sz w:val="24"/>
+          <w:szCs w:val="24"/>
+        </w:rPr>
+        <w:t xml:space="preserve">Sulla ratifica.</w:t>
+      </w:r>
+      <w:r>
+        <w:rPr>
+          <w:rFonts w:ascii="Barlow Semi Condensed" w:cs="Barlow Semi Condensed" w:eastAsia="Barlow Semi Condensed" w:hAnsi="Barlow Semi Condensed"/>
+          <w:sz w:val="24"/>
+          <w:szCs w:val="24"/>
+        </w:rPr>
+        <w:t xml:space="preserve"> La formula «il Bundestag ratificò il trattato il 17 maggio 1972» è </w:t>
+      </w:r>
+      <w:r>
+        <w:rPr>
+          <w:rFonts w:ascii="Barlow Semi Condensed" w:cs="Barlow Semi Condensed" w:eastAsia="Barlow Semi Condensed" w:hAnsi="Barlow Semi Condensed"/>
+          <w:b/>
+          <w:bCs/>
+          <w:sz w:val="24"/>
+          <w:szCs w:val="24"/>
+        </w:rPr>
+        <w:t xml:space="preserve">imprecisa sul piano costituzionale</w:t>
+      </w:r>
+      <w:r>
+        <w:rPr>
+          <w:rFonts w:ascii="Barlow Semi Condensed" w:cs="Barlow Semi Condensed" w:eastAsia="Barlow Semi Condensed" w:hAnsi="Barlow Semi Condensed"/>
+          <w:sz w:val="24"/>
+          <w:szCs w:val="24"/>
+        </w:rPr>
+        <w:t xml:space="preserve">: quel giorno il Bundestag approvò le </w:t>
+      </w:r>
+      <w:r>
+        <w:rPr>
+          <w:rFonts w:ascii="Barlow Semi Condensed" w:cs="Barlow Semi Condensed" w:eastAsia="Barlow Semi Condensed" w:hAnsi="Barlow Semi Condensed"/>
+          <w:i/>
+          <w:iCs/>
+          <w:sz w:val="24"/>
+          <w:szCs w:val="24"/>
+        </w:rPr>
+        <w:t xml:space="preserve">leggi di autorizzazione alla ratifica</w:t>
+      </w:r>
+      <w:r>
+        <w:rPr>
+          <w:rFonts w:ascii="Barlow Semi Condensed" w:cs="Barlow Semi Condensed" w:eastAsia="Barlow Semi Condensed" w:hAnsi="Barlow Semi Condensed"/>
+          <w:sz w:val="24"/>
+          <w:szCs w:val="24"/>
+        </w:rPr>
+        <w:t xml:space="preserve"> dei trattati di Mosca e di Varsavia; il Bundesrat si pronunciò il 19 maggio; la ratifica in senso proprio è atto successivo del capo dello Stato. La data resta, la qualificazione va corretta — e con essa la misura del divario col 28 giugno, che va contata dall'</w:t>
+      </w:r>
+      <w:r>
+        <w:rPr>
+          <w:rFonts w:ascii="Barlow Semi Condensed" w:cs="Barlow Semi Condensed" w:eastAsia="Barlow Semi Condensed" w:hAnsi="Barlow Semi Condensed"/>
+          <w:b/>
+          <w:bCs/>
+          <w:sz w:val="24"/>
+          <w:szCs w:val="24"/>
+        </w:rPr>
+        <w:t xml:space="preserve">entrata in vigore</w:t>
+      </w:r>
+      <w:r>
+        <w:rPr>
+          <w:rFonts w:ascii="Barlow Semi Condensed" w:cs="Barlow Semi Condensed" w:eastAsia="Barlow Semi Condensed" w:hAnsi="Barlow Semi Condensed"/>
+          <w:sz w:val="24"/>
+          <w:szCs w:val="24"/>
+        </w:rPr>
+        <w:t xml:space="preserve"> (3 giugno, venticinque giorni) e non da un atto di ratifica parlamentare che non esiste in quella forma.</w:t>
+      </w:r>
+    </w:p>
+    <w:p>
+      <w:pPr>
+        <w:spacing w:after="120" w:line="276"/>
+        <w:jc w:val="both"/>
+      </w:pPr>
+      <w:r>
+        <w:rPr>
+          <w:rFonts w:ascii="Barlow Semi Condensed" w:cs="Barlow Semi Condensed" w:eastAsia="Barlow Semi Condensed" w:hAnsi="Barlow Semi Condensed"/>
+          <w:i/>
+          <w:iCs/>
+          <w:sz w:val="24"/>
+          <w:szCs w:val="24"/>
+        </w:rPr>
+        <w:t xml:space="preserve">Sul Kniefall.</w:t>
+      </w:r>
+      <w:r>
+        <w:rPr>
+          <w:rFonts w:ascii="Barlow Semi Condensed" w:cs="Barlow Semi Condensed" w:eastAsia="Barlow Semi Condensed" w:hAnsi="Barlow Semi Condensed"/>
+          <w:sz w:val="24"/>
+          <w:szCs w:val="24"/>
+        </w:rPr>
+        <w:t xml:space="preserve"> Precede la firma di poche ore nella stessa giornata: sono </w:t>
+      </w:r>
+      <w:r>
+        <w:rPr>
+          <w:rFonts w:ascii="Barlow Semi Condensed" w:cs="Barlow Semi Condensed" w:eastAsia="Barlow Semi Condensed" w:hAnsi="Barlow Semi Condensed"/>
+          <w:b/>
+          <w:bCs/>
+          <w:sz w:val="24"/>
+          <w:szCs w:val="24"/>
+        </w:rPr>
+        <w:t xml:space="preserve">due eventi distinti del 7 dicembre 1970</w:t>
+      </w:r>
+      <w:r>
+        <w:rPr>
+          <w:rFonts w:ascii="Barlow Semi Condensed" w:cs="Barlow Semi Condensed" w:eastAsia="Barlow Semi Condensed" w:hAnsi="Barlow Semi Condensed"/>
+          <w:sz w:val="24"/>
+          <w:szCs w:val="24"/>
+        </w:rPr>
+        <w:t xml:space="preserve">, non il medesimo atto, e vanno riportati come tali.</w:t>
+      </w:r>
+    </w:p>
+    <w:p>
+      <w:pPr>
+        <w:spacing w:after="120" w:line="276"/>
+        <w:jc w:val="both"/>
+      </w:pPr>
+      <w:r>
+        <w:rPr>
+          <w:rFonts w:ascii="Barlow Semi Condensed" w:cs="Barlow Semi Condensed" w:eastAsia="Barlow Semi Condensed" w:hAnsi="Barlow Semi Condensed"/>
+          <w:i/>
+          <w:iCs/>
+          <w:sz w:val="24"/>
+          <w:szCs w:val="24"/>
+        </w:rPr>
+        <w:t xml:space="preserve">Sulle costituzioni apostoliche.</w:t>
+      </w:r>
+      <w:r>
+        <w:rPr>
+          <w:rFonts w:ascii="Barlow Semi Condensed" w:cs="Barlow Semi Condensed" w:eastAsia="Barlow Semi Condensed" w:hAnsi="Barlow Semi Condensed"/>
+          <w:sz w:val="24"/>
+          <w:szCs w:val="24"/>
+        </w:rPr>
+        <w:t xml:space="preserve"> Confermato il nucleo — il 28 giugno 1972 Paolo VI emanò in forma di bolla due costituzioni apostoliche — con tre precisazioni: il titolo del secondo documento è </w:t>
+      </w:r>
+      <w:r>
+        <w:rPr>
+          <w:rFonts w:ascii="Barlow Semi Condensed" w:cs="Barlow Semi Condensed" w:eastAsia="Barlow Semi Condensed" w:hAnsi="Barlow Semi Condensed"/>
+          <w:b/>
+          <w:bCs/>
+          <w:sz w:val="24"/>
+          <w:szCs w:val="24"/>
+        </w:rPr>
+        <w:t xml:space="preserve">«Vratislaviensis-Berolinensis et aliarum»</w:t>
+      </w:r>
+      <w:r>
+        <w:rPr>
+          <w:rFonts w:ascii="Barlow Semi Condensed" w:cs="Barlow Semi Condensed" w:eastAsia="Barlow Semi Condensed" w:hAnsi="Barlow Semi Condensed"/>
+          <w:sz w:val="24"/>
+          <w:szCs w:val="24"/>
+        </w:rPr>
+        <w:t xml:space="preserve"> (la resa abbreviata è troncata); la ripartizione dei contenuti fra i due atti va attribuita puntualmente e non cumulativamente; e le grafie divergono fra le fonti enciclopediche.</w:t>
+      </w:r>
+    </w:p>
+    <w:p>
+      <w:pPr>
+        <w:pStyle w:val="Heading3"/>
+        <w:spacing w:after="80" w:before="160"/>
+      </w:pPr>
+      <w:r>
+        <w:rPr>
+          <w:rFonts w:ascii="Barlow Semi Condensed" w:cs="Barlow Semi Condensed" w:eastAsia="Barlow Semi Condensed" w:hAnsi="Barlow Semi Condensed"/>
+          <w:sz w:val="24"/>
+          <w:szCs w:val="24"/>
+        </w:rPr>
+        <w:t xml:space="preserve">F-2 · La cronologia dei mandati, il TNP e i riconoscimenti</w:t>
+      </w:r>
+    </w:p>
+    <w:p>
+      <w:pPr>
+        <w:spacing w:after="120" w:line="276"/>
+        <w:jc w:val="both"/>
+      </w:pPr>
+      <w:r>
+        <w:rPr>
+          <w:rFonts w:ascii="Barlow Semi Condensed" w:cs="Barlow Semi Condensed" w:eastAsia="Barlow Semi Condensed" w:hAnsi="Barlow Semi Condensed"/>
+          <w:b/>
+          <w:bCs/>
+          <w:sz w:val="24"/>
+          <w:szCs w:val="24"/>
+        </w:rPr>
+        <w:t xml:space="preserve">La divergenza sulla fine del primo mandato si chiude.</w:t>
+      </w:r>
+      <w:r>
+        <w:rPr>
+          <w:rFonts w:ascii="Barlow Semi Condensed" w:cs="Barlow Semi Condensed" w:eastAsia="Barlow Semi Condensed" w:hAnsi="Barlow Semi Condensed"/>
+          <w:sz w:val="24"/>
+          <w:szCs w:val="24"/>
+        </w:rPr>
+        <w:t xml:space="preserve"> La data è il </w:t>
+      </w:r>
+      <w:r>
+        <w:rPr>
+          <w:rFonts w:ascii="Barlow Semi Condensed" w:cs="Barlow Semi Condensed" w:eastAsia="Barlow Semi Condensed" w:hAnsi="Barlow Semi Condensed"/>
+          <w:b/>
+          <w:bCs/>
+          <w:sz w:val="24"/>
+          <w:szCs w:val="24"/>
+        </w:rPr>
+        <w:t xml:space="preserve">26 giugno 1972</w:t>
+      </w:r>
+      <w:r>
+        <w:rPr>
+          <w:rFonts w:ascii="Barlow Semi Condensed" w:cs="Barlow Semi Condensed" w:eastAsia="Barlow Semi Condensed" w:hAnsi="Barlow Semi Condensed"/>
+          <w:sz w:val="24"/>
+          <w:szCs w:val="24"/>
+        </w:rPr>
+        <w:t xml:space="preserve">, e la ragione è dirimente: il primo governo Andreotti cessa quel giorno col giuramento del secondo, nel quale la Farnesina passa a Giuseppe Medici. Poiché il successore entra in carica il 26 giugno, </w:t>
+      </w:r>
+      <w:r>
+        <w:rPr>
+          <w:rFonts w:ascii="Barlow Semi Condensed" w:cs="Barlow Semi Condensed" w:eastAsia="Barlow Semi Condensed" w:hAnsi="Barlow Semi Condensed"/>
+          <w:b/>
+          <w:bCs/>
+          <w:sz w:val="24"/>
+          <w:szCs w:val="24"/>
+        </w:rPr>
+        <w:t xml:space="preserve">il mandato di Moro non può proseguire al 29 luglio</w:t>
+      </w:r>
+      <w:r>
+        <w:rPr>
+          <w:rFonts w:ascii="Barlow Semi Condensed" w:cs="Barlow Semi Condensed" w:eastAsia="Barlow Semi Condensed" w:hAnsi="Barlow Semi Condensed"/>
+          <w:sz w:val="24"/>
+          <w:szCs w:val="24"/>
+        </w:rPr>
+        <w:t xml:space="preserve">: l'indicazione discordante è confutata, non solo divergente. Ne segue la correzione già registrata al capitolo II sul governo in carica il 28 giugno 1972.</w:t>
+      </w:r>
+    </w:p>
+    <w:p>
+      <w:pPr>
+        <w:spacing w:after="120" w:line="276"/>
+        <w:jc w:val="both"/>
+      </w:pPr>
+      <w:r>
+        <w:rPr>
+          <w:rFonts w:ascii="Barlow Semi Condensed" w:cs="Barlow Semi Condensed" w:eastAsia="Barlow Semi Condensed" w:hAnsi="Barlow Semi Condensed"/>
+          <w:b/>
+          <w:bCs/>
+          <w:sz w:val="24"/>
+          <w:szCs w:val="24"/>
+        </w:rPr>
+        <w:t xml:space="preserve">Confermato</w:t>
+      </w:r>
+      <w:r>
+        <w:rPr>
+          <w:rFonts w:ascii="Barlow Semi Condensed" w:cs="Barlow Semi Condensed" w:eastAsia="Barlow Semi Condensed" w:hAnsi="Barlow Semi Condensed"/>
+          <w:sz w:val="24"/>
+          <w:szCs w:val="24"/>
+        </w:rPr>
+        <w:t xml:space="preserve"> il TNP in tutti e tre gli elementi — firma italiana </w:t>
+      </w:r>
+      <w:r>
+        <w:rPr>
+          <w:rFonts w:ascii="Barlow Semi Condensed" w:cs="Barlow Semi Condensed" w:eastAsia="Barlow Semi Condensed" w:hAnsi="Barlow Semi Condensed"/>
+          <w:b/>
+          <w:bCs/>
+          <w:sz w:val="24"/>
+          <w:szCs w:val="24"/>
+        </w:rPr>
+        <w:t xml:space="preserve">28 gennaio 1969</w:t>
+      </w:r>
+      <w:r>
+        <w:rPr>
+          <w:rFonts w:ascii="Barlow Semi Condensed" w:cs="Barlow Semi Condensed" w:eastAsia="Barlow Semi Condensed" w:hAnsi="Barlow Semi Condensed"/>
+          <w:sz w:val="24"/>
+          <w:szCs w:val="24"/>
+        </w:rPr>
+        <w:t xml:space="preserve">, legge di ratifica </w:t>
+      </w:r>
+      <w:r>
+        <w:rPr>
+          <w:rFonts w:ascii="Barlow Semi Condensed" w:cs="Barlow Semi Condensed" w:eastAsia="Barlow Semi Condensed" w:hAnsi="Barlow Semi Condensed"/>
+          <w:b/>
+          <w:bCs/>
+          <w:sz w:val="24"/>
+          <w:szCs w:val="24"/>
+        </w:rPr>
+        <w:t xml:space="preserve">24 aprile 1975 n. 131</w:t>
+      </w:r>
+      <w:r>
+        <w:rPr>
+          <w:rFonts w:ascii="Barlow Semi Condensed" w:cs="Barlow Semi Condensed" w:eastAsia="Barlow Semi Condensed" w:hAnsi="Barlow Semi Condensed"/>
+          <w:sz w:val="24"/>
+          <w:szCs w:val="24"/>
+        </w:rPr>
+        <w:t xml:space="preserve"> (Gazzetta Ufficiale n. 113 del 30 aprile 1975), deposito degli strumenti — con la precisazione tecnica che </w:t>
+      </w:r>
+      <w:r>
+        <w:rPr>
+          <w:rFonts w:ascii="Barlow Semi Condensed" w:cs="Barlow Semi Condensed" w:eastAsia="Barlow Semi Condensed" w:hAnsi="Barlow Semi Condensed"/>
+          <w:b/>
+          <w:bCs/>
+          <w:sz w:val="24"/>
+          <w:szCs w:val="24"/>
+        </w:rPr>
+        <w:t xml:space="preserve">il Trattato ha tre depositari</w:t>
+      </w:r>
+      <w:r>
+        <w:rPr>
+          <w:rFonts w:ascii="Barlow Semi Condensed" w:cs="Barlow Semi Condensed" w:eastAsia="Barlow Semi Condensed" w:hAnsi="Barlow Semi Condensed"/>
+          <w:sz w:val="24"/>
+          <w:szCs w:val="24"/>
+        </w:rPr>
+        <w:t xml:space="preserve"> e che il deposito italiano si articola di conseguenza sulle due date già registrate.</w:t>
+      </w:r>
+    </w:p>
+    <w:p>
+      <w:pPr>
+        <w:spacing w:after="120" w:line="276"/>
+        <w:jc w:val="both"/>
+      </w:pPr>
+      <w:r>
+        <w:rPr>
+          <w:rFonts w:ascii="Barlow Semi Condensed" w:cs="Barlow Semi Condensed" w:eastAsia="Barlow Semi Condensed" w:hAnsi="Barlow Semi Condensed"/>
+          <w:b/>
+          <w:bCs/>
+          <w:sz w:val="24"/>
+          <w:szCs w:val="24"/>
+        </w:rPr>
+        <w:t xml:space="preserve">Confermata</w:t>
+      </w:r>
+      <w:r>
+        <w:rPr>
+          <w:rFonts w:ascii="Barlow Semi Condensed" w:cs="Barlow Semi Condensed" w:eastAsia="Barlow Semi Condensed" w:hAnsi="Barlow Semi Condensed"/>
+          <w:sz w:val="24"/>
+          <w:szCs w:val="24"/>
+        </w:rPr>
+        <w:t xml:space="preserve"> la data del 6 settembre 1978 per l'uccisione a Düsseldorf del militante della RAF, con una precisazione di statuto che il corpus fa propria: la dinamica (legittima difesa degli agenti) è la </w:t>
+      </w:r>
+      <w:r>
+        <w:rPr>
+          <w:rFonts w:ascii="Barlow Semi Condensed" w:cs="Barlow Semi Condensed" w:eastAsia="Barlow Semi Condensed" w:hAnsi="Barlow Semi Condensed"/>
+          <w:b/>
+          <w:bCs/>
+          <w:sz w:val="24"/>
+          <w:szCs w:val="24"/>
+        </w:rPr>
+        <w:t xml:space="preserve">versione ufficiale delle forze dell'ordine</w:t>
+      </w:r>
+      <w:r>
+        <w:rPr>
+          <w:rFonts w:ascii="Barlow Semi Condensed" w:cs="Barlow Semi Condensed" w:eastAsia="Barlow Semi Condensed" w:hAnsi="Barlow Semi Condensed"/>
+          <w:sz w:val="24"/>
+          <w:szCs w:val="24"/>
+        </w:rPr>
+        <w:t xml:space="preserve">, e va riportata come tale e non come accertamento.</w:t>
+      </w:r>
+    </w:p>
+    <w:p>
+      <w:pPr>
+        <w:spacing w:after="120" w:line="276"/>
+        <w:jc w:val="both"/>
+      </w:pPr>
+      <w:r>
+        <w:rPr>
+          <w:rFonts w:ascii="Barlow Semi Condensed" w:cs="Barlow Semi Condensed" w:eastAsia="Barlow Semi Condensed" w:hAnsi="Barlow Semi Condensed"/>
+          <w:b/>
+          <w:bCs/>
+          <w:sz w:val="24"/>
+          <w:szCs w:val="24"/>
+        </w:rPr>
+        <w:t xml:space="preserve">Due precisazioni sui riconoscimenti.</w:t>
+      </w:r>
+      <w:r>
+        <w:rPr>
+          <w:rFonts w:ascii="Barlow Semi Condensed" w:cs="Barlow Semi Condensed" w:eastAsia="Barlow Semi Condensed" w:hAnsi="Barlow Semi Condensed"/>
+          <w:sz w:val="24"/>
+          <w:szCs w:val="24"/>
+        </w:rPr>
+        <w:t xml:space="preserve"> Sul riconoscimento della </w:t>
+      </w:r>
+      <w:r>
+        <w:rPr>
+          <w:rFonts w:ascii="Barlow Semi Condensed" w:cs="Barlow Semi Condensed" w:eastAsia="Barlow Semi Condensed" w:hAnsi="Barlow Semi Condensed"/>
+          <w:b/>
+          <w:bCs/>
+          <w:sz w:val="24"/>
+          <w:szCs w:val="24"/>
+        </w:rPr>
+        <w:t xml:space="preserve">Repubblica Democratica Tedesca</w:t>
+      </w:r>
+      <w:r>
+        <w:rPr>
+          <w:rFonts w:ascii="Barlow Semi Condensed" w:cs="Barlow Semi Condensed" w:eastAsia="Barlow Semi Condensed" w:hAnsi="Barlow Semi Condensed"/>
+          <w:sz w:val="24"/>
+          <w:szCs w:val="24"/>
+        </w:rPr>
+        <w:t xml:space="preserve">: confermato che il titolare della Farnesina era Medici, ma </w:t>
+      </w:r>
+      <w:r>
+        <w:rPr>
+          <w:rFonts w:ascii="Barlow Semi Condensed" w:cs="Barlow Semi Condensed" w:eastAsia="Barlow Semi Condensed" w:hAnsi="Barlow Semi Condensed"/>
+          <w:b/>
+          <w:bCs/>
+          <w:sz w:val="24"/>
+          <w:szCs w:val="24"/>
+        </w:rPr>
+        <w:t xml:space="preserve">la data diverge fra le fonti</w:t>
+      </w:r>
+      <w:r>
+        <w:rPr>
+          <w:rFonts w:ascii="Barlow Semi Condensed" w:cs="Barlow Semi Condensed" w:eastAsia="Barlow Semi Condensed" w:hAnsi="Barlow Semi Condensed"/>
+          <w:sz w:val="24"/>
+          <w:szCs w:val="24"/>
+        </w:rPr>
+        <w:t xml:space="preserve"> — 17 gennaio 1973 nelle fonti italiane, 18 gennaio 1973 in fonte istituzionale tedesca. La divergenza è nuova, è stata prodotta dalla verifica, ed è registrata al capitolo III. Sul riconoscimento della </w:t>
+      </w:r>
+      <w:r>
+        <w:rPr>
+          <w:rFonts w:ascii="Barlow Semi Condensed" w:cs="Barlow Semi Condensed" w:eastAsia="Barlow Semi Condensed" w:hAnsi="Barlow Semi Condensed"/>
+          <w:b/>
+          <w:bCs/>
+          <w:sz w:val="24"/>
+          <w:szCs w:val="24"/>
+        </w:rPr>
+        <w:t xml:space="preserve">Repubblica popolare cinese</w:t>
+      </w:r>
+      <w:r>
+        <w:rPr>
+          <w:rFonts w:ascii="Barlow Semi Condensed" w:cs="Barlow Semi Condensed" w:eastAsia="Barlow Semi Condensed" w:hAnsi="Barlow Semi Condensed"/>
+          <w:sz w:val="24"/>
+          <w:szCs w:val="24"/>
+        </w:rPr>
+        <w:t xml:space="preserve">: confermata l'attribuzione dell'iniziativa a Nenni, che annunciò l'intenzione alla Camera il </w:t>
+      </w:r>
+      <w:r>
+        <w:rPr>
+          <w:rFonts w:ascii="Barlow Semi Condensed" w:cs="Barlow Semi Condensed" w:eastAsia="Barlow Semi Condensed" w:hAnsi="Barlow Semi Condensed"/>
+          <w:b/>
+          <w:bCs/>
+          <w:sz w:val="24"/>
+          <w:szCs w:val="24"/>
+        </w:rPr>
+        <w:t xml:space="preserve">24 gennaio 1969</w:t>
+      </w:r>
+      <w:r>
+        <w:rPr>
+          <w:rFonts w:ascii="Barlow Semi Condensed" w:cs="Barlow Semi Condensed" w:eastAsia="Barlow Semi Condensed" w:hAnsi="Barlow Semi Condensed"/>
+          <w:sz w:val="24"/>
+          <w:szCs w:val="24"/>
+        </w:rPr>
+        <w:t xml:space="preserve">, con la precisazione che </w:t>
+      </w:r>
+      <w:r>
+        <w:rPr>
+          <w:rFonts w:ascii="Barlow Semi Condensed" w:cs="Barlow Semi Condensed" w:eastAsia="Barlow Semi Condensed" w:hAnsi="Barlow Semi Condensed"/>
+          <w:b/>
+          <w:bCs/>
+          <w:sz w:val="24"/>
+          <w:szCs w:val="24"/>
+        </w:rPr>
+        <w:t xml:space="preserve">al momento della conclusione, nel novembre 1970, il ministro degli Esteri era Moro</w:t>
+      </w:r>
+      <w:r>
+        <w:rPr>
+          <w:rFonts w:ascii="Barlow Semi Condensed" w:cs="Barlow Semi Condensed" w:eastAsia="Barlow Semi Condensed" w:hAnsi="Barlow Semi Condensed"/>
+          <w:sz w:val="24"/>
+          <w:szCs w:val="24"/>
+        </w:rPr>
+        <w:t xml:space="preserve"> — il che conferma esattamente la formula che il corpus già usava: normalizzazione perfezionata sotto la sua titolarità, senza paternità dell'iniziativa.</w:t>
+      </w:r>
+    </w:p>
+    <w:p>
+      <w:pPr>
+        <w:pStyle w:val="Heading3"/>
+        <w:spacing w:after="80" w:before="160"/>
+      </w:pPr>
+      <w:r>
+        <w:rPr>
+          <w:rFonts w:ascii="Barlow Semi Condensed" w:cs="Barlow Semi Condensed" w:eastAsia="Barlow Semi Condensed" w:hAnsi="Barlow Semi Condensed"/>
+          <w:sz w:val="24"/>
+          <w:szCs w:val="24"/>
+        </w:rPr>
+        <w:t xml:space="preserve">F-3 · Il versante portoghese</w:t>
+      </w:r>
+    </w:p>
+    <w:p>
+      <w:pPr>
+        <w:spacing w:after="120" w:line="276"/>
+        <w:jc w:val="both"/>
+      </w:pPr>
+      <w:r>
+        <w:rPr>
+          <w:rFonts w:ascii="Barlow Semi Condensed" w:cs="Barlow Semi Condensed" w:eastAsia="Barlow Semi Condensed" w:hAnsi="Barlow Semi Condensed"/>
+          <w:b/>
+          <w:bCs/>
+          <w:sz w:val="24"/>
+          <w:szCs w:val="24"/>
+        </w:rPr>
+        <w:t xml:space="preserve">Confermata</w:t>
+      </w:r>
+      <w:r>
+        <w:rPr>
+          <w:rFonts w:ascii="Barlow Semi Condensed" w:cs="Barlow Semi Condensed" w:eastAsia="Barlow Semi Condensed" w:hAnsi="Barlow Semi Condensed"/>
+          <w:sz w:val="24"/>
+          <w:szCs w:val="24"/>
+        </w:rPr>
+        <w:t xml:space="preserve"> la </w:t>
+      </w:r>
+      <w:r>
+        <w:rPr>
+          <w:rFonts w:ascii="Barlow Semi Condensed" w:cs="Barlow Semi Condensed" w:eastAsia="Barlow Semi Condensed" w:hAnsi="Barlow Semi Condensed"/>
+          <w:b/>
+          <w:bCs/>
+          <w:sz w:val="24"/>
+          <w:szCs w:val="24"/>
+        </w:rPr>
+        <w:t xml:space="preserve">Conferenza internazionale di solidarietà</w:t>
+      </w:r>
+      <w:r>
+        <w:rPr>
+          <w:rFonts w:ascii="Barlow Semi Condensed" w:cs="Barlow Semi Condensed" w:eastAsia="Barlow Semi Condensed" w:hAnsi="Barlow Semi Condensed"/>
+          <w:sz w:val="24"/>
+          <w:szCs w:val="24"/>
+        </w:rPr>
+        <w:t xml:space="preserve"> di Roma del </w:t>
+      </w:r>
+      <w:r>
+        <w:rPr>
+          <w:rFonts w:ascii="Barlow Semi Condensed" w:cs="Barlow Semi Condensed" w:eastAsia="Barlow Semi Condensed" w:hAnsi="Barlow Semi Condensed"/>
+          <w:b/>
+          <w:bCs/>
+          <w:sz w:val="24"/>
+          <w:szCs w:val="24"/>
+        </w:rPr>
+        <w:t xml:space="preserve">27-29 giugno 1970</w:t>
+      </w:r>
+      <w:r>
+        <w:rPr>
+          <w:rFonts w:ascii="Barlow Semi Condensed" w:cs="Barlow Semi Condensed" w:eastAsia="Barlow Semi Condensed" w:hAnsi="Barlow Semi Condensed"/>
+          <w:sz w:val="24"/>
+          <w:szCs w:val="24"/>
+        </w:rPr>
+        <w:t xml:space="preserve">, con un dato che la ricognizione non portava e che ne misura la scala: </w:t>
+      </w:r>
+      <w:r>
+        <w:rPr>
+          <w:rFonts w:ascii="Barlow Semi Condensed" w:cs="Barlow Semi Condensed" w:eastAsia="Barlow Semi Condensed" w:hAnsi="Barlow Semi Condensed"/>
+          <w:b/>
+          <w:bCs/>
+          <w:sz w:val="24"/>
+          <w:szCs w:val="24"/>
+        </w:rPr>
+        <w:t xml:space="preserve">centosettantasette organizzazioni politiche, sindacali e religiose in rappresentanza di sessantaquattro Paesi</w:t>
+      </w:r>
+      <w:r>
+        <w:rPr>
+          <w:rFonts w:ascii="Barlow Semi Condensed" w:cs="Barlow Semi Condensed" w:eastAsia="Barlow Semi Condensed" w:hAnsi="Barlow Semi Condensed"/>
+          <w:sz w:val="24"/>
+          <w:szCs w:val="24"/>
+        </w:rPr>
+        <w:t xml:space="preserve">, e fra i promotori italiani figure di primo piano dell'antifascismo e della sinistra giuridica. Confermata l'</w:t>
+      </w:r>
+      <w:r>
+        <w:rPr>
+          <w:rFonts w:ascii="Barlow Semi Condensed" w:cs="Barlow Semi Condensed" w:eastAsia="Barlow Semi Condensed" w:hAnsi="Barlow Semi Condensed"/>
+          <w:b/>
+          <w:bCs/>
+          <w:sz w:val="24"/>
+          <w:szCs w:val="24"/>
+        </w:rPr>
+        <w:t xml:space="preserve">udienza del 1° luglio 1970</w:t>
+      </w:r>
+      <w:r>
+        <w:rPr>
+          <w:rFonts w:ascii="Barlow Semi Condensed" w:cs="Barlow Semi Condensed" w:eastAsia="Barlow Semi Condensed" w:hAnsi="Barlow Semi Condensed"/>
+          <w:sz w:val="24"/>
+          <w:szCs w:val="24"/>
+        </w:rPr>
+        <w:t xml:space="preserve">, che le fonti qualificano come </w:t>
+      </w:r>
+      <w:r>
+        <w:rPr>
+          <w:rFonts w:ascii="Barlow Semi Condensed" w:cs="Barlow Semi Condensed" w:eastAsia="Barlow Semi Condensed" w:hAnsi="Barlow Semi Condensed"/>
+          <w:b/>
+          <w:bCs/>
+          <w:sz w:val="24"/>
+          <w:szCs w:val="24"/>
+        </w:rPr>
+        <w:t xml:space="preserve">udienza in forma privata</w:t>
+      </w:r>
+      <w:r>
+        <w:rPr>
+          <w:rFonts w:ascii="Barlow Semi Condensed" w:cs="Barlow Semi Condensed" w:eastAsia="Barlow Semi Condensed" w:hAnsi="Barlow Semi Condensed"/>
+          <w:sz w:val="24"/>
+          <w:szCs w:val="24"/>
+        </w:rPr>
+        <w:t xml:space="preserve"> a conclusione della Conferenza — precisazione di forma che il corpus recepisce, perché distingue l'atto dal ricevimento ufficiale.</w:t>
+      </w:r>
+    </w:p>
+    <w:p>
+      <w:pPr>
+        <w:spacing w:after="120" w:line="276"/>
+        <w:jc w:val="both"/>
+      </w:pPr>
+      <w:r>
+        <w:rPr>
+          <w:rFonts w:ascii="Barlow Semi Condensed" w:cs="Barlow Semi Condensed" w:eastAsia="Barlow Semi Condensed" w:hAnsi="Barlow Semi Condensed"/>
+          <w:b/>
+          <w:bCs/>
+          <w:sz w:val="24"/>
+          <w:szCs w:val="24"/>
+        </w:rPr>
+        <w:t xml:space="preserve">Confermato</w:t>
+      </w:r>
+      <w:r>
+        <w:rPr>
+          <w:rFonts w:ascii="Barlow Semi Condensed" w:cs="Barlow Semi Condensed" w:eastAsia="Barlow Semi Condensed" w:hAnsi="Barlow Semi Condensed"/>
+          <w:sz w:val="24"/>
+          <w:szCs w:val="24"/>
+        </w:rPr>
+        <w:t xml:space="preserve"> il massacro di </w:t>
+      </w:r>
+      <w:r>
+        <w:rPr>
+          <w:rFonts w:ascii="Barlow Semi Condensed" w:cs="Barlow Semi Condensed" w:eastAsia="Barlow Semi Condensed" w:hAnsi="Barlow Semi Condensed"/>
+          <w:b/>
+          <w:bCs/>
+          <w:sz w:val="24"/>
+          <w:szCs w:val="24"/>
+        </w:rPr>
+        <w:t xml:space="preserve">Wiriyamu del 16 dicembre 1972</w:t>
+      </w:r>
+      <w:r>
+        <w:rPr>
+          <w:rFonts w:ascii="Barlow Semi Condensed" w:cs="Barlow Semi Condensed" w:eastAsia="Barlow Semi Condensed" w:hAnsi="Barlow Semi Condensed"/>
+          <w:sz w:val="24"/>
+          <w:szCs w:val="24"/>
+        </w:rPr>
+        <w:t xml:space="preserve">, con il nome in codice dell'operazione e la partecipazione documentata di reparti dei Commandos e della polizia politica; e </w:t>
+      </w:r>
+      <w:r>
+        <w:rPr>
+          <w:rFonts w:ascii="Barlow Semi Condensed" w:cs="Barlow Semi Condensed" w:eastAsia="Barlow Semi Condensed" w:hAnsi="Barlow Semi Condensed"/>
+          <w:b/>
+          <w:bCs/>
+          <w:sz w:val="24"/>
+          <w:szCs w:val="24"/>
+        </w:rPr>
+        <w:t xml:space="preserve">confermata la forbice 150-400</w:t>
+      </w:r>
+      <w:r>
+        <w:rPr>
+          <w:rFonts w:ascii="Barlow Semi Condensed" w:cs="Barlow Semi Condensed" w:eastAsia="Barlow Semi Condensed" w:hAnsi="Barlow Semi Condensed"/>
+          <w:sz w:val="24"/>
+          <w:szCs w:val="24"/>
+        </w:rPr>
+        <w:t xml:space="preserve"> come divergenza reale fra fonti, non come incertezza del corpus: circa centocinquanta secondo una stima attribuita alla Croce Rossa, circa trecento secondo l'inchiesta del settimanale portoghese fondata su testimonianze di militari, trecentottantacinque nominativi accertati e «vicino a quattrocento» nella ricostruzione accademica. </w:t>
+      </w:r>
+      <w:r>
+        <w:rPr>
+          <w:rFonts w:ascii="Barlow Semi Condensed" w:cs="Barlow Semi Condensed" w:eastAsia="Barlow Semi Condensed" w:hAnsi="Barlow Semi Condensed"/>
+          <w:b/>
+          <w:bCs/>
+          <w:sz w:val="24"/>
+          <w:szCs w:val="24"/>
+        </w:rPr>
+        <w:t xml:space="preserve">Confermato</w:t>
+      </w:r>
+      <w:r>
+        <w:rPr>
+          <w:rFonts w:ascii="Barlow Semi Condensed" w:cs="Barlow Semi Condensed" w:eastAsia="Barlow Semi Condensed" w:hAnsi="Barlow Semi Condensed"/>
+          <w:sz w:val="24"/>
+          <w:szCs w:val="24"/>
+        </w:rPr>
+        <w:t xml:space="preserve"> l'articolo sul </w:t>
+      </w:r>
+      <w:r>
+        <w:rPr>
+          <w:rFonts w:ascii="Barlow Semi Condensed" w:cs="Barlow Semi Condensed" w:eastAsia="Barlow Semi Condensed" w:hAnsi="Barlow Semi Condensed"/>
+          <w:i/>
+          <w:iCs/>
+          <w:sz w:val="24"/>
+          <w:szCs w:val="24"/>
+        </w:rPr>
+        <w:t xml:space="preserve">Times</w:t>
+      </w:r>
+      <w:r>
+        <w:rPr>
+          <w:rFonts w:ascii="Barlow Semi Condensed" w:cs="Barlow Semi Condensed" w:eastAsia="Barlow Semi Condensed" w:hAnsi="Barlow Semi Condensed"/>
+          <w:sz w:val="24"/>
+          <w:szCs w:val="24"/>
+        </w:rPr>
+        <w:t xml:space="preserve"> del </w:t>
+      </w:r>
+      <w:r>
+        <w:rPr>
+          <w:rFonts w:ascii="Barlow Semi Condensed" w:cs="Barlow Semi Condensed" w:eastAsia="Barlow Semi Condensed" w:hAnsi="Barlow Semi Condensed"/>
+          <w:b/>
+          <w:bCs/>
+          <w:sz w:val="24"/>
+          <w:szCs w:val="24"/>
+        </w:rPr>
+        <w:t xml:space="preserve">10 luglio 1973</w:t>
+      </w:r>
+      <w:r>
+        <w:rPr>
+          <w:rFonts w:ascii="Barlow Semi Condensed" w:cs="Barlow Semi Condensed" w:eastAsia="Barlow Semi Condensed" w:hAnsi="Barlow Semi Condensed"/>
+          <w:sz w:val="24"/>
+          <w:szCs w:val="24"/>
+        </w:rPr>
+        <w:t xml:space="preserve">, in prima pagina, col titolo esatto — e con un elemento di contesto che le fonti danno per ricorrente: uscì </w:t>
+      </w:r>
+      <w:r>
+        <w:rPr>
+          <w:rFonts w:ascii="Barlow Semi Condensed" w:cs="Barlow Semi Condensed" w:eastAsia="Barlow Semi Condensed" w:hAnsi="Barlow Semi Condensed"/>
+          <w:b/>
+          <w:bCs/>
+          <w:sz w:val="24"/>
+          <w:szCs w:val="24"/>
+        </w:rPr>
+        <w:t xml:space="preserve">pochi giorni prima della visita ufficiale a Londra del primo ministro portoghese</w:t>
+      </w:r>
+      <w:r>
+        <w:rPr>
+          <w:rFonts w:ascii="Barlow Semi Condensed" w:cs="Barlow Semi Condensed" w:eastAsia="Barlow Semi Condensed" w:hAnsi="Barlow Semi Condensed"/>
+          <w:sz w:val="24"/>
+          <w:szCs w:val="24"/>
+        </w:rPr>
+        <w:t xml:space="preserve">.</w:t>
+      </w:r>
+    </w:p>
+    <w:p>
+      <w:pPr>
+        <w:spacing w:after="120" w:line="276"/>
+        <w:jc w:val="both"/>
+      </w:pPr>
+      <w:r>
+        <w:rPr>
+          <w:rFonts w:ascii="Barlow Semi Condensed" w:cs="Barlow Semi Condensed" w:eastAsia="Barlow Semi Condensed" w:hAnsi="Barlow Semi Condensed"/>
+          <w:b/>
+          <w:bCs/>
+          <w:sz w:val="24"/>
+          <w:szCs w:val="24"/>
+        </w:rPr>
+        <w:t xml:space="preserve">Due precisazioni.</w:t>
+      </w:r>
+      <w:r>
+        <w:rPr>
+          <w:rFonts w:ascii="Barlow Semi Condensed" w:cs="Barlow Semi Condensed" w:eastAsia="Barlow Semi Condensed" w:hAnsi="Barlow Semi Condensed"/>
+          <w:sz w:val="24"/>
+          <w:szCs w:val="24"/>
+        </w:rPr>
+        <w:t xml:space="preserve"> Sull'</w:t>
+      </w:r>
+      <w:r>
+        <w:rPr>
+          <w:rFonts w:ascii="Barlow Semi Condensed" w:cs="Barlow Semi Condensed" w:eastAsia="Barlow Semi Condensed" w:hAnsi="Barlow Semi Condensed"/>
+          <w:b/>
+          <w:bCs/>
+          <w:sz w:val="24"/>
+          <w:szCs w:val="24"/>
+        </w:rPr>
+        <w:t xml:space="preserve">espulsione</w:t>
+      </w:r>
+      <w:r>
+        <w:rPr>
+          <w:rFonts w:ascii="Barlow Semi Condensed" w:cs="Barlow Semi Condensed" w:eastAsia="Barlow Semi Condensed" w:hAnsi="Barlow Semi Condensed"/>
+          <w:sz w:val="24"/>
+          <w:szCs w:val="24"/>
+        </w:rPr>
+        <w:t xml:space="preserve">, la sostanza è confermata — vescovo di Nampula e comboniani espulsi dalle autorità portoghesi come ritorsione per il documento </w:t>
+      </w:r>
+      <w:r>
+        <w:rPr>
+          <w:rFonts w:ascii="Barlow Semi Condensed" w:cs="Barlow Semi Condensed" w:eastAsia="Barlow Semi Condensed" w:hAnsi="Barlow Semi Condensed"/>
+          <w:i/>
+          <w:iCs/>
+          <w:sz w:val="24"/>
+          <w:szCs w:val="24"/>
+        </w:rPr>
+        <w:t xml:space="preserve">Imperativo de Consciência</w:t>
+      </w:r>
+      <w:r>
+        <w:rPr>
+          <w:rFonts w:ascii="Barlow Semi Condensed" w:cs="Barlow Semi Condensed" w:eastAsia="Barlow Semi Condensed" w:hAnsi="Barlow Semi Condensed"/>
+          <w:sz w:val="24"/>
+          <w:szCs w:val="24"/>
+        </w:rPr>
+        <w:t xml:space="preserve">, redatto il </w:t>
+      </w:r>
+      <w:r>
+        <w:rPr>
+          <w:rFonts w:ascii="Barlow Semi Condensed" w:cs="Barlow Semi Condensed" w:eastAsia="Barlow Semi Condensed" w:hAnsi="Barlow Semi Condensed"/>
+          <w:b/>
+          <w:bCs/>
+          <w:sz w:val="24"/>
+          <w:szCs w:val="24"/>
+        </w:rPr>
+        <w:t xml:space="preserve">12 febbraio 1974</w:t>
+      </w:r>
+      <w:r>
+        <w:rPr>
+          <w:rFonts w:ascii="Barlow Semi Condensed" w:cs="Barlow Semi Condensed" w:eastAsia="Barlow Semi Condensed" w:hAnsi="Barlow Semi Condensed"/>
+          <w:sz w:val="24"/>
+          <w:szCs w:val="24"/>
+        </w:rPr>
+        <w:t xml:space="preserve"> — ma la verifica </w:t>
+      </w:r>
+      <w:r>
+        <w:rPr>
+          <w:rFonts w:ascii="Barlow Semi Condensed" w:cs="Barlow Semi Condensed" w:eastAsia="Barlow Semi Condensed" w:hAnsi="Barlow Semi Condensed"/>
+          <w:b/>
+          <w:bCs/>
+          <w:sz w:val="24"/>
+          <w:szCs w:val="24"/>
+        </w:rPr>
+        <w:t xml:space="preserve">allarga la divergenza sulla data</w:t>
+      </w:r>
+      <w:r>
+        <w:rPr>
+          <w:rFonts w:ascii="Barlow Semi Condensed" w:cs="Barlow Semi Condensed" w:eastAsia="Barlow Semi Condensed" w:hAnsi="Barlow Semi Condensed"/>
+          <w:sz w:val="24"/>
+          <w:szCs w:val="24"/>
+        </w:rPr>
+        <w:t xml:space="preserve"> già registrata: alcune fonti collocano l'espulsione da Nampula al </w:t>
+      </w:r>
+      <w:r>
+        <w:rPr>
+          <w:rFonts w:ascii="Barlow Semi Condensed" w:cs="Barlow Semi Condensed" w:eastAsia="Barlow Semi Condensed" w:hAnsi="Barlow Semi Condensed"/>
+          <w:b/>
+          <w:bCs/>
+          <w:sz w:val="24"/>
+          <w:szCs w:val="24"/>
+        </w:rPr>
+        <w:t xml:space="preserve">10 aprile 1974</w:t>
+      </w:r>
+      <w:r>
+        <w:rPr>
+          <w:rFonts w:ascii="Barlow Semi Condensed" w:cs="Barlow Semi Condensed" w:eastAsia="Barlow Semi Condensed" w:hAnsi="Barlow Semi Condensed"/>
+          <w:sz w:val="24"/>
+          <w:szCs w:val="24"/>
+        </w:rPr>
+        <w:t xml:space="preserve">, con arrivo a Lisbona quattro giorni dopo, la domenica di Pasqua; altre al 13. La forbice va portata da «12, 13 o 14 aprile» a «</w:t>
+      </w:r>
+      <w:r>
+        <w:rPr>
+          <w:rFonts w:ascii="Barlow Semi Condensed" w:cs="Barlow Semi Condensed" w:eastAsia="Barlow Semi Condensed" w:hAnsi="Barlow Semi Condensed"/>
+          <w:b/>
+          <w:bCs/>
+          <w:sz w:val="24"/>
+          <w:szCs w:val="24"/>
+        </w:rPr>
+        <w:t xml:space="preserve">10-14 aprile 1974</w:t>
+      </w:r>
+      <w:r>
+        <w:rPr>
+          <w:rFonts w:ascii="Barlow Semi Condensed" w:cs="Barlow Semi Condensed" w:eastAsia="Barlow Semi Condensed" w:hAnsi="Barlow Semi Condensed"/>
+          <w:sz w:val="24"/>
+          <w:szCs w:val="24"/>
+        </w:rPr>
+        <w:t xml:space="preserve">», e riportata così.</w:t>
+      </w:r>
+    </w:p>
+    <w:p>
+      <w:pPr>
+        <w:spacing w:after="120" w:line="276"/>
+        <w:jc w:val="both"/>
+      </w:pPr>
+      <w:r>
+        <w:rPr>
+          <w:rFonts w:ascii="Barlow Semi Condensed" w:cs="Barlow Semi Condensed" w:eastAsia="Barlow Semi Condensed" w:hAnsi="Barlow Semi Condensed"/>
+          <w:sz w:val="24"/>
+          <w:szCs w:val="24"/>
+        </w:rPr>
+        <w:t xml:space="preserve">Sui </w:t>
+      </w:r>
+      <w:r>
+        <w:rPr>
+          <w:rFonts w:ascii="Barlow Semi Condensed" w:cs="Barlow Semi Condensed" w:eastAsia="Barlow Semi Condensed" w:hAnsi="Barlow Semi Condensed"/>
+          <w:b/>
+          <w:bCs/>
+          <w:sz w:val="24"/>
+          <w:szCs w:val="24"/>
+        </w:rPr>
+        <w:t xml:space="preserve">quarantotto Padri Bianchi</w:t>
+      </w:r>
+      <w:r>
+        <w:rPr>
+          <w:rFonts w:ascii="Barlow Semi Condensed" w:cs="Barlow Semi Condensed" w:eastAsia="Barlow Semi Condensed" w:hAnsi="Barlow Semi Condensed"/>
+          <w:sz w:val="24"/>
+          <w:szCs w:val="24"/>
+        </w:rPr>
+        <w:t xml:space="preserve">, il fatto è confermato nella sostanza e nel mese, ma </w:t>
+      </w:r>
+      <w:r>
+        <w:rPr>
+          <w:rFonts w:ascii="Barlow Semi Condensed" w:cs="Barlow Semi Condensed" w:eastAsia="Barlow Semi Condensed" w:hAnsi="Barlow Semi Condensed"/>
+          <w:b/>
+          <w:bCs/>
+          <w:sz w:val="24"/>
+          <w:szCs w:val="24"/>
+        </w:rPr>
+        <w:t xml:space="preserve">la cifra poggia su una sola fonte</w:t>
+      </w:r>
+      <w:r>
+        <w:rPr>
+          <w:rFonts w:ascii="Barlow Semi Condensed" w:cs="Barlow Semi Condensed" w:eastAsia="Barlow Semi Condensed" w:hAnsi="Barlow Semi Condensed"/>
+          <w:sz w:val="24"/>
+          <w:szCs w:val="24"/>
+        </w:rPr>
+        <w:t xml:space="preserve"> — una voce enciclopedica cattolica — e </w:t>
+      </w:r>
+      <w:r>
+        <w:rPr>
+          <w:rFonts w:ascii="Barlow Semi Condensed" w:cs="Barlow Semi Condensed" w:eastAsia="Barlow Semi Condensed" w:hAnsi="Barlow Semi Condensed"/>
+          <w:b/>
+          <w:bCs/>
+          <w:sz w:val="24"/>
+          <w:szCs w:val="24"/>
+        </w:rPr>
+        <w:t xml:space="preserve">diverge da quella della congregazione stessa</w:t>
+      </w:r>
+      <w:r>
+        <w:rPr>
+          <w:rFonts w:ascii="Barlow Semi Condensed" w:cs="Barlow Semi Condensed" w:eastAsia="Barlow Semi Condensed" w:hAnsi="Barlow Semi Condensed"/>
+          <w:sz w:val="24"/>
+          <w:szCs w:val="24"/>
+        </w:rPr>
+        <w:t xml:space="preserve">. Il numero va dunque citato con la sua fonte e non come dato acquisito: è esattamente il genere di cifra che, ripetuta senza attribuzione, diventa un fatto senza esserlo.</w:t>
+      </w:r>
+    </w:p>
+    <w:p>
+      <w:pPr>
+        <w:pStyle w:val="Heading3"/>
+        <w:spacing w:after="80" w:before="160"/>
+      </w:pPr>
+      <w:r>
+        <w:rPr>
+          <w:rFonts w:ascii="Barlow Semi Condensed" w:cs="Barlow Semi Condensed" w:eastAsia="Barlow Semi Condensed" w:hAnsi="Barlow Semi Condensed"/>
+          <w:sz w:val="24"/>
+          <w:szCs w:val="24"/>
+        </w:rPr>
+        <w:t xml:space="preserve">F-4 · Il versante spagnolo</w:t>
+      </w:r>
+    </w:p>
+    <w:p>
+      <w:pPr>
+        <w:spacing w:after="120" w:line="276"/>
+        <w:jc w:val="both"/>
+      </w:pPr>
+      <w:r>
+        <w:rPr>
+          <w:rFonts w:ascii="Barlow Semi Condensed" w:cs="Barlow Semi Condensed" w:eastAsia="Barlow Semi Condensed" w:hAnsi="Barlow Semi Condensed"/>
+          <w:sz w:val="24"/>
+          <w:szCs w:val="24"/>
+        </w:rPr>
+        <w:t xml:space="preserve">È la campagna con l'esito più netto: </w:t>
+      </w:r>
+      <w:r>
+        <w:rPr>
+          <w:rFonts w:ascii="Barlow Semi Condensed" w:cs="Barlow Semi Condensed" w:eastAsia="Barlow Semi Condensed" w:hAnsi="Barlow Semi Condensed"/>
+          <w:b/>
+          <w:bCs/>
+          <w:sz w:val="24"/>
+          <w:szCs w:val="24"/>
+        </w:rPr>
+        <w:t xml:space="preserve">tutti e cinque i fatti sottoposti a verifica risultano confermati</w:t>
+      </w:r>
+      <w:r>
+        <w:rPr>
+          <w:rFonts w:ascii="Barlow Semi Condensed" w:cs="Barlow Semi Condensed" w:eastAsia="Barlow Semi Condensed" w:hAnsi="Barlow Semi Condensed"/>
+          <w:sz w:val="24"/>
+          <w:szCs w:val="24"/>
+        </w:rPr>
+        <w:t xml:space="preserve">.</w:t>
+      </w:r>
+    </w:p>
+    <w:p>
+      <w:pPr>
+        <w:spacing w:after="120" w:line="276"/>
+        <w:jc w:val="both"/>
+      </w:pPr>
+      <w:r>
+        <w:rPr>
+          <w:rFonts w:ascii="Barlow Semi Condensed" w:cs="Barlow Semi Condensed" w:eastAsia="Barlow Semi Condensed" w:hAnsi="Barlow Semi Condensed"/>
+          <w:b/>
+          <w:bCs/>
+          <w:sz w:val="24"/>
+          <w:szCs w:val="24"/>
+        </w:rPr>
+        <w:t xml:space="preserve">Il documento CIA esiste, col protocollo indicato.</w:t>
+      </w:r>
+      <w:r>
+        <w:rPr>
+          <w:rFonts w:ascii="Barlow Semi Condensed" w:cs="Barlow Semi Condensed" w:eastAsia="Barlow Semi Condensed" w:hAnsi="Barlow Semi Condensed"/>
+          <w:sz w:val="24"/>
+          <w:szCs w:val="24"/>
+        </w:rPr>
+        <w:t xml:space="preserve"> La verifica lo reperisce nella sala di lettura FOIA dell'agenzia col medesimo identificativo, il medesimo titolo e la medesima data del 22 maggio 1970, e ne conferma il contenuto, aggiungendo due dati che la ricognizione non portava: la stima secondo cui </w:t>
+      </w:r>
+      <w:r>
+        <w:rPr>
+          <w:rFonts w:ascii="Barlow Semi Condensed" w:cs="Barlow Semi Condensed" w:eastAsia="Barlow Semi Condensed" w:hAnsi="Barlow Semi Condensed"/>
+          <w:b/>
+          <w:bCs/>
+          <w:sz w:val="24"/>
+          <w:szCs w:val="24"/>
+        </w:rPr>
+        <w:t xml:space="preserve">almeno dieci dei diciannove ministri</w:t>
+      </w:r>
+      <w:r>
+        <w:rPr>
+          <w:rFonts w:ascii="Barlow Semi Condensed" w:cs="Barlow Semi Condensed" w:eastAsia="Barlow Semi Condensed" w:hAnsi="Barlow Semi Condensed"/>
+          <w:sz w:val="24"/>
+          <w:szCs w:val="24"/>
+        </w:rPr>
+        <w:t xml:space="preserve"> del rimpasto dell'ottobre 1969 rientravano nella descrizione, e i portafogli assegnati ai «tecnocrati» (finanze, commercio, industria, edilizia, informazione e turismo). L'accertamento chiude la questione dell'autenticità e del protocollo — che era il punto più delicato dell'intera campagna — e </w:t>
+      </w:r>
+      <w:r>
+        <w:rPr>
+          <w:rFonts w:ascii="Barlow Semi Condensed" w:cs="Barlow Semi Condensed" w:eastAsia="Barlow Semi Condensed" w:hAnsi="Barlow Semi Condensed"/>
+          <w:b/>
+          <w:bCs/>
+          <w:sz w:val="24"/>
+          <w:szCs w:val="24"/>
+        </w:rPr>
+        <w:t xml:space="preserve">lascia intatta la regola di lettura</w:t>
+      </w:r>
+      <w:r>
+        <w:rPr>
+          <w:rFonts w:ascii="Barlow Semi Condensed" w:cs="Barlow Semi Condensed" w:eastAsia="Barlow Semi Condensed" w:hAnsi="Barlow Semi Condensed"/>
+          <w:sz w:val="24"/>
+          <w:szCs w:val="24"/>
+        </w:rPr>
+        <w:t xml:space="preserve">, che non dipende dalla verifica: la frase sul funzionario italiano resta anonima e non è attribuibile a Moro, e l'appartenenza dei ministri a un ente resta fatto pubblico e non prova di condotta dell'ente.</w:t>
+      </w:r>
+    </w:p>
+    <w:p>
+      <w:pPr>
+        <w:spacing w:after="120" w:line="276"/>
+        <w:jc w:val="both"/>
+      </w:pPr>
+      <w:r>
+        <w:rPr>
+          <w:rFonts w:ascii="Barlow Semi Condensed" w:cs="Barlow Semi Condensed" w:eastAsia="Barlow Semi Condensed" w:hAnsi="Barlow Semi Condensed"/>
+          <w:b/>
+          <w:bCs/>
+          <w:sz w:val="24"/>
+          <w:szCs w:val="24"/>
+        </w:rPr>
+        <w:t xml:space="preserve">Confermato</w:t>
+      </w:r>
+      <w:r>
+        <w:rPr>
+          <w:rFonts w:ascii="Barlow Semi Condensed" w:cs="Barlow Semi Condensed" w:eastAsia="Barlow Semi Condensed" w:hAnsi="Barlow Semi Condensed"/>
+          <w:sz w:val="24"/>
+          <w:szCs w:val="24"/>
+        </w:rPr>
+        <w:t xml:space="preserve"> l'accordo preferenziale </w:t>
+      </w:r>
+      <w:r>
+        <w:rPr>
+          <w:rFonts w:ascii="Barlow Semi Condensed" w:cs="Barlow Semi Condensed" w:eastAsia="Barlow Semi Condensed" w:hAnsi="Barlow Semi Condensed"/>
+          <w:b/>
+          <w:bCs/>
+          <w:sz w:val="24"/>
+          <w:szCs w:val="24"/>
+        </w:rPr>
+        <w:t xml:space="preserve">CEE-Spagna del 29 giugno 1970</w:t>
+      </w:r>
+      <w:r>
+        <w:rPr>
+          <w:rFonts w:ascii="Barlow Semi Condensed" w:cs="Barlow Semi Condensed" w:eastAsia="Barlow Semi Condensed" w:hAnsi="Barlow Semi Condensed"/>
+          <w:sz w:val="24"/>
+          <w:szCs w:val="24"/>
+        </w:rPr>
+        <w:t xml:space="preserve">, su fonte primaria (il testo in EUR-Lex e lo strumento di ratifica spagnolo), con la precisazione che il firmatario belga sottoscrisse </w:t>
+      </w:r>
+      <w:r>
+        <w:rPr>
+          <w:rFonts w:ascii="Barlow Semi Condensed" w:cs="Barlow Semi Condensed" w:eastAsia="Barlow Semi Condensed" w:hAnsi="Barlow Semi Condensed"/>
+          <w:b/>
+          <w:bCs/>
+          <w:sz w:val="24"/>
+          <w:szCs w:val="24"/>
+        </w:rPr>
+        <w:t xml:space="preserve">in qualità di presidente di turno del Consiglio</w:t>
+      </w:r>
+      <w:r>
+        <w:rPr>
+          <w:rFonts w:ascii="Barlow Semi Condensed" w:cs="Barlow Semi Condensed" w:eastAsia="Barlow Semi Condensed" w:hAnsi="Barlow Semi Condensed"/>
+          <w:sz w:val="24"/>
+          <w:szCs w:val="24"/>
+        </w:rPr>
+        <w:t xml:space="preserve"> — l'Italia avrebbe tenuto quella presidenza nel semestre successivo, il che colloca correttamente la firma turca del 27 luglio 1971 già acquisita dal corpus.</w:t>
+      </w:r>
+    </w:p>
+    <w:p>
+      <w:pPr>
+        <w:spacing w:after="120" w:line="276"/>
+        <w:jc w:val="both"/>
+      </w:pPr>
+      <w:r>
+        <w:rPr>
+          <w:rFonts w:ascii="Barlow Semi Condensed" w:cs="Barlow Semi Condensed" w:eastAsia="Barlow Semi Condensed" w:hAnsi="Barlow Semi Condensed"/>
+          <w:b/>
+          <w:bCs/>
+          <w:sz w:val="24"/>
+          <w:szCs w:val="24"/>
+        </w:rPr>
+        <w:t xml:space="preserve">Confermate</w:t>
+      </w:r>
+      <w:r>
+        <w:rPr>
+          <w:rFonts w:ascii="Barlow Semi Condensed" w:cs="Barlow Semi Condensed" w:eastAsia="Barlow Semi Condensed" w:hAnsi="Barlow Semi Condensed"/>
+          <w:sz w:val="24"/>
+          <w:szCs w:val="24"/>
+        </w:rPr>
+        <w:t xml:space="preserve"> le </w:t>
+      </w:r>
+      <w:r>
+        <w:rPr>
+          <w:rFonts w:ascii="Barlow Semi Condensed" w:cs="Barlow Semi Condensed" w:eastAsia="Barlow Semi Condensed" w:hAnsi="Barlow Semi Condensed"/>
+          <w:b/>
+          <w:bCs/>
+          <w:sz w:val="24"/>
+          <w:szCs w:val="24"/>
+        </w:rPr>
+        <w:t xml:space="preserve">cinque esecuzioni del 27 settembre 1975</w:t>
+      </w:r>
+      <w:r>
+        <w:rPr>
+          <w:rFonts w:ascii="Barlow Semi Condensed" w:cs="Barlow Semi Condensed" w:eastAsia="Barlow Semi Condensed" w:hAnsi="Barlow Semi Condensed"/>
+          <w:sz w:val="24"/>
+          <w:szCs w:val="24"/>
+        </w:rPr>
+        <w:t xml:space="preserve">, ultime del franchismo, meno di due mesi prima della morte di Franco, con la precisazione di statuto che la disciplina impone e che si registra qui: le condanne furono pronunciate da </w:t>
+      </w:r>
+      <w:r>
+        <w:rPr>
+          <w:rFonts w:ascii="Barlow Semi Condensed" w:cs="Barlow Semi Condensed" w:eastAsia="Barlow Semi Condensed" w:hAnsi="Barlow Semi Condensed"/>
+          <w:b/>
+          <w:bCs/>
+          <w:sz w:val="24"/>
+          <w:szCs w:val="24"/>
+        </w:rPr>
+        <w:t xml:space="preserve">consigli di guerra sommari</w:t>
+      </w:r>
+      <w:r>
+        <w:rPr>
+          <w:rFonts w:ascii="Barlow Semi Condensed" w:cs="Barlow Semi Condensed" w:eastAsia="Barlow Semi Condensed" w:hAnsi="Barlow Semi Condensed"/>
+          <w:sz w:val="24"/>
+          <w:szCs w:val="24"/>
+        </w:rPr>
+        <w:t xml:space="preserve"> sotto un decreto-legge dell'agosto 1975, con procedure la cui denuncia fu allora e resta oggetto di rilievo — dato che va riportato quando si riprende l'episodio del richiamo degli ambasciatori.</w:t>
+      </w:r>
+    </w:p>
+    <w:p>
+      <w:pPr>
+        <w:spacing w:after="120" w:line="276"/>
+        <w:jc w:val="both"/>
+      </w:pPr>
+      <w:r>
+        <w:rPr>
+          <w:rFonts w:ascii="Barlow Semi Condensed" w:cs="Barlow Semi Condensed" w:eastAsia="Barlow Semi Condensed" w:hAnsi="Barlow Semi Condensed"/>
+          <w:b/>
+          <w:bCs/>
+          <w:sz w:val="24"/>
+          <w:szCs w:val="24"/>
+        </w:rPr>
+        <w:t xml:space="preserve">Confermate</w:t>
+      </w:r>
+      <w:r>
+        <w:rPr>
+          <w:rFonts w:ascii="Barlow Semi Condensed" w:cs="Barlow Semi Condensed" w:eastAsia="Barlow Semi Condensed" w:hAnsi="Barlow Semi Condensed"/>
+          <w:sz w:val="24"/>
+          <w:szCs w:val="24"/>
+        </w:rPr>
+        <w:t xml:space="preserve"> l'</w:t>
+      </w:r>
+      <w:r>
+        <w:rPr>
+          <w:rFonts w:ascii="Barlow Semi Condensed" w:cs="Barlow Semi Condensed" w:eastAsia="Barlow Semi Condensed" w:hAnsi="Barlow Semi Condensed"/>
+          <w:b/>
+          <w:bCs/>
+          <w:sz w:val="24"/>
+          <w:szCs w:val="24"/>
+        </w:rPr>
+        <w:t xml:space="preserve">udienza del 12 gennaio 1973</w:t>
+      </w:r>
+      <w:r>
+        <w:rPr>
+          <w:rFonts w:ascii="Barlow Semi Condensed" w:cs="Barlow Semi Condensed" w:eastAsia="Barlow Semi Condensed" w:hAnsi="Barlow Semi Condensed"/>
+          <w:sz w:val="24"/>
+          <w:szCs w:val="24"/>
+        </w:rPr>
+        <w:t xml:space="preserve"> — con una riserva esplicita sulla solidità della fonte, che è una conferenza edita da una fondazione e le ricostruzioni che ne derivano, </w:t>
+      </w:r>
+      <w:r>
+        <w:rPr>
+          <w:rFonts w:ascii="Barlow Semi Condensed" w:cs="Barlow Semi Condensed" w:eastAsia="Barlow Semi Condensed" w:hAnsi="Barlow Semi Condensed"/>
+          <w:b/>
+          <w:bCs/>
+          <w:sz w:val="24"/>
+          <w:szCs w:val="24"/>
+        </w:rPr>
+        <w:t xml:space="preserve">non un documento primario consultabile</w:t>
+      </w:r>
+      <w:r>
+        <w:rPr>
+          <w:rFonts w:ascii="Barlow Semi Condensed" w:cs="Barlow Semi Condensed" w:eastAsia="Barlow Semi Condensed" w:hAnsi="Barlow Semi Condensed"/>
+          <w:sz w:val="24"/>
+          <w:szCs w:val="24"/>
+        </w:rPr>
+        <w:t xml:space="preserve">: le fonti concordano sulla data, e la risposta pontificia giunse oltre sei mesi dopo, il 31 luglio 1973 — e la </w:t>
+      </w:r>
+      <w:r>
+        <w:rPr>
+          <w:rFonts w:ascii="Barlow Semi Condensed" w:cs="Barlow Semi Condensed" w:eastAsia="Barlow Semi Condensed" w:hAnsi="Barlow Semi Condensed"/>
+          <w:b/>
+          <w:bCs/>
+          <w:sz w:val="24"/>
+          <w:szCs w:val="24"/>
+        </w:rPr>
+        <w:t xml:space="preserve">cronologia dei ministri degli Esteri spagnoli</w:t>
+      </w:r>
+      <w:r>
+        <w:rPr>
+          <w:rFonts w:ascii="Barlow Semi Condensed" w:cs="Barlow Semi Condensed" w:eastAsia="Barlow Semi Condensed" w:hAnsi="Barlow Semi Condensed"/>
+          <w:sz w:val="24"/>
+          <w:szCs w:val="24"/>
+        </w:rPr>
+        <w:t xml:space="preserve">, precisata al giorno: dal 12 giugno 1973 al 4 gennaio 1974 il primo, dal 3-4 gennaio 1974 all'11 dicembre 1975 il secondo, ultimo del regime.</w:t>
+      </w:r>
+    </w:p>
+    <w:p>
+      <w:pPr>
+        <w:spacing w:after="120" w:line="276"/>
+        <w:jc w:val="both"/>
+      </w:pPr>
+      <w:r>
+        <w:rPr>
+          <w:rFonts w:ascii="Barlow Semi Condensed" w:cs="Barlow Semi Condensed" w:eastAsia="Barlow Semi Condensed" w:hAnsi="Barlow Semi Condensed"/>
+          <w:b/>
+          <w:bCs/>
+          <w:sz w:val="24"/>
+          <w:szCs w:val="24"/>
+        </w:rPr>
+        <w:t xml:space="preserve">Nessuna delle quattro campagne ha smentito un fatto portante.</w:t>
+      </w:r>
+      <w:r>
+        <w:rPr>
+          <w:rFonts w:ascii="Barlow Semi Condensed" w:cs="Barlow Semi Condensed" w:eastAsia="Barlow Semi Condensed" w:hAnsi="Barlow Semi Condensed"/>
+          <w:sz w:val="24"/>
+          <w:szCs w:val="24"/>
+        </w:rPr>
+        <w:t xml:space="preserve"> Hanno confermato ventidue asserzioni su ventisei, precisato le altre quattro, chiuso una divergenza che i documenti lasciavano aperta, aperta una divergenza nuova, e corretto due formulazioni tecniche. È l'esito che una verifica deve produrre: </w:t>
+      </w:r>
+      <w:r>
+        <w:rPr>
+          <w:rFonts w:ascii="Barlow Semi Condensed" w:cs="Barlow Semi Condensed" w:eastAsia="Barlow Semi Condensed" w:hAnsi="Barlow Semi Condensed"/>
+          <w:b/>
+          <w:bCs/>
+          <w:sz w:val="24"/>
+          <w:szCs w:val="24"/>
+        </w:rPr>
+        <w:t xml:space="preserve">non conferme di comodo, ma precisazioni che costringono a riscrivere</w:t>
+      </w:r>
+      <w:r>
+        <w:rPr>
+          <w:rFonts w:ascii="Barlow Semi Condensed" w:cs="Barlow Semi Condensed" w:eastAsia="Barlow Semi Condensed" w:hAnsi="Barlow Semi Condensed"/>
+          <w:sz w:val="24"/>
+          <w:szCs w:val="24"/>
+        </w:rPr>
+        <w:t xml:space="preserve">.</w:t>
+      </w:r>
+    </w:p>
+    <w:p>
+      <w:pPr>
+        <w:pBdr>
+          <w:bottom w:val="single" w:color="999999" w:sz="6" w:space="1"/>
+        </w:pBdr>
+        <w:spacing w:after="80"/>
+      </w:pPr>
+    </w:p>
+    <w:p>
+      <w:pPr>
+        <w:pStyle w:val="Heading2"/>
+        <w:spacing w:after="100" w:before="200"/>
+      </w:pPr>
+      <w:r>
+        <w:rPr>
+          <w:rFonts w:ascii="Barlow Semi Condensed" w:cs="Barlow Semi Condensed" w:eastAsia="Barlow Semi Condensed" w:hAnsi="Barlow Semi Condensed"/>
+          <w:sz w:val="24"/>
+          <w:szCs w:val="24"/>
+        </w:rPr>
+        <w:t xml:space="preserve">IX. Riga di chiusura</w:t>
+      </w:r>
+    </w:p>
+    <w:p>
+      <w:pPr>
+        <w:spacing w:after="120" w:line="276"/>
+        <w:jc w:val="both"/>
+      </w:pPr>
+      <w:r>
+        <w:rPr>
+          <w:rFonts w:ascii="Barlow Semi Condensed" w:cs="Barlow Semi Condensed" w:eastAsia="Barlow Semi Condensed" w:hAnsi="Barlow Semi Condensed"/>
+          <w:sz w:val="24"/>
+          <w:szCs w:val="24"/>
+        </w:rPr>
+        <w:t xml:space="preserve">Documenti nuovi archiviati: tre. Letture incrociate: sei. Voci di triangolazione prodotte: settantanove. Acquisizioni nuove: diciotto. Correzioni: sei, di cui </w:t>
+      </w:r>
+      <w:r>
+        <w:rPr>
+          <w:rFonts w:ascii="Barlow Semi Condensed" w:cs="Barlow Semi Condensed" w:eastAsia="Barlow Semi Condensed" w:hAnsi="Barlow Semi Condensed"/>
+          <w:b/>
+          <w:bCs/>
+          <w:sz w:val="24"/>
+          <w:szCs w:val="24"/>
+        </w:rPr>
+        <w:t xml:space="preserve">due dal corpus verso i documenti nuovi</w:t>
+      </w:r>
+      <w:r>
+        <w:rPr>
+          <w:rFonts w:ascii="Barlow Semi Condensed" w:cs="Barlow Semi Condensed" w:eastAsia="Barlow Semi Condensed" w:hAnsi="Barlow Semi Condensed"/>
+          <w:sz w:val="24"/>
+          <w:szCs w:val="24"/>
+        </w:rPr>
+        <w:t xml:space="preserve"> e una prodotta dalla verifica. Divergenze lasciate aperte e dichiarate: otto, più un'omonimia da non confondere; una divergenza è stata </w:t>
+      </w:r>
+      <w:r>
+        <w:rPr>
+          <w:rFonts w:ascii="Barlow Semi Condensed" w:cs="Barlow Semi Condensed" w:eastAsia="Barlow Semi Condensed" w:hAnsi="Barlow Semi Condensed"/>
+          <w:b/>
+          <w:bCs/>
+          <w:sz w:val="24"/>
+          <w:szCs w:val="24"/>
+        </w:rPr>
+        <w:t xml:space="preserve">chiusa</w:t>
+      </w:r>
+      <w:r>
+        <w:rPr>
+          <w:rFonts w:ascii="Barlow Semi Condensed" w:cs="Barlow Semi Condensed" w:eastAsia="Barlow Semi Condensed" w:hAnsi="Barlow Semi Condensed"/>
+          <w:sz w:val="24"/>
+          <w:szCs w:val="24"/>
+        </w:rPr>
+        <w:t xml:space="preserve"> dalla verifica e una </w:t>
+      </w:r>
+      <w:r>
+        <w:rPr>
+          <w:rFonts w:ascii="Barlow Semi Condensed" w:cs="Barlow Semi Condensed" w:eastAsia="Barlow Semi Condensed" w:hAnsi="Barlow Semi Condensed"/>
+          <w:b/>
+          <w:bCs/>
+          <w:sz w:val="24"/>
+          <w:szCs w:val="24"/>
+        </w:rPr>
+        <w:t xml:space="preserve">aperta</w:t>
+      </w:r>
+      <w:r>
+        <w:rPr>
+          <w:rFonts w:ascii="Barlow Semi Condensed" w:cs="Barlow Semi Condensed" w:eastAsia="Barlow Semi Condensed" w:hAnsi="Barlow Semi Condensed"/>
+          <w:sz w:val="24"/>
+          <w:szCs w:val="24"/>
+        </w:rPr>
+        <w:t xml:space="preserve"> dalla verifica. Stati Zero condivisi: sei. Stati Zero chiusi per triangolazione interna: uno. Stati Zero scoperti dall'incrocio: uno. Limiti strutturali di ricerca dichiarati: uno. Stati Zero pubblici confermati e lasciati aperti: uno. Blocchi della quadriga riempiti di contenuto puntuale: quattordici. Correzioni imposte alla quadriga: tre. Giacimenti archivistici nuovi: sette. Bersagli nuovi: tre. Categorie proposte alla griglia dei gradi: una. Campagne di verifica condotte: </w:t>
+      </w:r>
+      <w:r>
+        <w:rPr>
+          <w:rFonts w:ascii="Barlow Semi Condensed" w:cs="Barlow Semi Condensed" w:eastAsia="Barlow Semi Condensed" w:hAnsi="Barlow Semi Condensed"/>
+          <w:b/>
+          <w:bCs/>
+          <w:sz w:val="24"/>
+          <w:szCs w:val="24"/>
+        </w:rPr>
+        <w:t xml:space="preserve">quattro su quattro</w:t>
+      </w:r>
+      <w:r>
+        <w:rPr>
+          <w:rFonts w:ascii="Barlow Semi Condensed" w:cs="Barlow Semi Condensed" w:eastAsia="Barlow Semi Condensed" w:hAnsi="Barlow Semi Condensed"/>
+          <w:sz w:val="24"/>
+          <w:szCs w:val="24"/>
+        </w:rPr>
+        <w:t xml:space="preserve">, per ventisei asserzioni sottoposte a riscontro: ventidue confermate, quattro precisate, </w:t>
+      </w:r>
+      <w:r>
+        <w:rPr>
+          <w:rFonts w:ascii="Barlow Semi Condensed" w:cs="Barlow Semi Condensed" w:eastAsia="Barlow Semi Condensed" w:hAnsi="Barlow Semi Condensed"/>
+          <w:b/>
+          <w:bCs/>
+          <w:sz w:val="24"/>
+          <w:szCs w:val="24"/>
+        </w:rPr>
+        <w:t xml:space="preserve">nessuna smentita</w:t>
+      </w:r>
+      <w:r>
+        <w:rPr>
+          <w:rFonts w:ascii="Barlow Semi Condensed" w:cs="Barlow Semi Condensed" w:eastAsia="Barlow Semi Condensed" w:hAnsi="Barlow Semi Condensed"/>
+          <w:sz w:val="24"/>
+          <w:szCs w:val="24"/>
+        </w:rPr>
+        <w:t xml:space="preserve">; due formulazioni tecniche corrette, una divergenza chiusa e una aperta dalla verifica stessa.</w:t>
+      </w:r>
+    </w:p>
+    <w:p>
+      <w:pPr>
+        <w:spacing w:after="120" w:line="276"/>
+        <w:jc w:val="both"/>
+      </w:pPr>
+      <w:r>
+        <w:rPr>
+          <w:rFonts w:ascii="Barlow Semi Condensed" w:cs="Barlow Semi Condensed" w:eastAsia="Barlow Semi Condensed" w:hAnsi="Barlow Semi Condensed"/>
+          <w:i/>
+          <w:iCs/>
+          <w:sz w:val="24"/>
+          <w:szCs w:val="24"/>
+        </w:rPr>
+        <w:t xml:space="preserve">La triangolazione conta documenti, date e sedi d'archivio — mai colpe. Un incrocio produce acquisizioni e lacune dichiarate, non responsabili.</w:t>
       </w:r>
     </w:p>
     <w:p>
